--- a/新泰週報20260419[2616]B4F.docx
+++ b/新泰週報20260419[2616]B4F.docx
@@ -1,6 +1,6 @@
 
 <file path=word/document.xml><?xml version="1.0" encoding="utf-8"?>
-<w:document xmlns:wpc="http://schemas.microsoft.com/office/word/2010/wordprocessingCanvas" xmlns:mc="http://schemas.openxmlformats.org/markup-compatibility/2006" xmlns:o="urn:schemas-microsoft-com:office:office" xmlns:r="http://schemas.openxmlformats.org/officeDocument/2006/relationships" xmlns:m="http://schemas.openxmlformats.org/officeDocument/2006/math" xmlns:v="urn:schemas-microsoft-com:vml" xmlns:wp14="http://schemas.microsoft.com/office/word/2010/wordprocessingDrawing" xmlns:wp="http://schemas.openxmlformats.org/drawingml/2006/wordprocessingDrawing" xmlns:w10="urn:schemas-microsoft-com:office:word" xmlns:w="http://schemas.openxmlformats.org/wordprocessingml/2006/main" xmlns:w14="http://schemas.microsoft.com/office/word/2010/wordml" xmlns:w15="http://schemas.microsoft.com/office/word/2012/wordml" xmlns:wpg="http://schemas.microsoft.com/office/word/2010/wordprocessingGroup" xmlns:wpi="http://schemas.microsoft.com/office/word/2010/wordprocessingInk" xmlns:wne="http://schemas.microsoft.com/office/word/2006/wordml" xmlns:wps="http://schemas.microsoft.com/office/word/2010/wordprocessingShape" mc:Ignorable="w14 w15 wp14">
+<w:document xmlns:wpc="http://schemas.microsoft.com/office/word/2010/wordprocessingCanvas" xmlns:cx="http://schemas.microsoft.com/office/drawing/2014/chartex" xmlns:cx1="http://schemas.microsoft.com/office/drawing/2015/9/8/chartex" xmlns:cx2="http://schemas.microsoft.com/office/drawing/2015/10/21/chartex" xmlns:cx3="http://schemas.microsoft.com/office/drawing/2016/5/9/chartex" xmlns:cx4="http://schemas.microsoft.com/office/drawing/2016/5/10/chartex" xmlns:cx5="http://schemas.microsoft.com/office/drawing/2016/5/11/chartex" xmlns:cx6="http://schemas.microsoft.com/office/drawing/2016/5/12/chartex" xmlns:cx7="http://schemas.microsoft.com/office/drawing/2016/5/13/chartex" xmlns:cx8="http://schemas.microsoft.com/office/drawing/2016/5/14/chartex" xmlns:mc="http://schemas.openxmlformats.org/markup-compatibility/2006" xmlns:aink="http://schemas.microsoft.com/office/drawing/2016/ink" xmlns:am3d="http://schemas.microsoft.com/office/drawing/2017/model3d" xmlns:o="urn:schemas-microsoft-com:office:office" xmlns:oel="http://schemas.microsoft.com/office/2019/extlst" xmlns:r="http://schemas.openxmlformats.org/officeDocument/2006/relationships" xmlns:m="http://schemas.openxmlformats.org/officeDocument/2006/math" xmlns:v="urn:schemas-microsoft-com:vml" xmlns:wp14="http://schemas.microsoft.com/office/word/2010/wordprocessingDrawing" xmlns:wp="http://schemas.openxmlformats.org/drawingml/2006/wordprocessingDrawing" xmlns:w10="urn:schemas-microsoft-com:office:word" xmlns:w="http://schemas.openxmlformats.org/wordprocessingml/2006/main" xmlns:w14="http://schemas.microsoft.com/office/word/2010/wordml" xmlns:w15="http://schemas.microsoft.com/office/word/2012/wordml" xmlns:w16cex="http://schemas.microsoft.com/office/word/2018/wordml/cex" xmlns:w16cid="http://schemas.microsoft.com/office/word/2016/wordml/cid" xmlns:w16="http://schemas.microsoft.com/office/word/2018/wordml" xmlns:w16sdtdh="http://schemas.microsoft.com/office/word/2020/wordml/sdtdatahash" xmlns:w16se="http://schemas.microsoft.com/office/word/2015/wordml/symex" xmlns:wpg="http://schemas.microsoft.com/office/word/2010/wordprocessingGroup" xmlns:wpi="http://schemas.microsoft.com/office/word/2010/wordprocessingInk" xmlns:wne="http://schemas.microsoft.com/office/word/2006/wordml" xmlns:wps="http://schemas.microsoft.com/office/word/2010/wordprocessingShape" mc:Ignorable="w14 w15 w16se w16cid w16 w16cex w16sdtdh wp14">
   <w:body>
     <w:p>
       <w:pPr>
@@ -114,7 +114,7 @@
           <w:sz w:val="20"/>
           <w:szCs w:val="20"/>
         </w:rPr>
-        <w:instrText>5</w:instrText>
+        <w:instrText>6</w:instrText>
       </w:r>
       <w:r>
         <w:rPr>
@@ -153,7 +153,7 @@
           <w:sz w:val="20"/>
           <w:szCs w:val="20"/>
         </w:rPr>
-        <w:t>615</w:t>
+        <w:t>616</w:t>
       </w:r>
       <w:bookmarkEnd w:id="0"/>
       <w:r>
@@ -332,7 +332,16 @@
           <w:sz w:val="20"/>
           <w:szCs w:val="20"/>
         </w:rPr>
-        <w:instrText>12</w:instrText>
+        <w:instrText>1</w:instrText>
+      </w:r>
+      <w:r>
+        <w:rPr>
+          <w:rFonts w:ascii="Barlow Condensed Medium" w:hAnsi="Barlow Condensed Medium" w:cs="Tahoma" w:hint="eastAsia"/>
+          <w:color w:val="404040" w:themeColor="text1" w:themeTint="BF"/>
+          <w:sz w:val="20"/>
+          <w:szCs w:val="20"/>
+        </w:rPr>
+        <w:instrText>9</w:instrText>
       </w:r>
       <w:r>
         <w:rPr>
@@ -361,7 +370,7 @@
           <w:sz w:val="20"/>
           <w:szCs w:val="20"/>
         </w:rPr>
-        <w:t>12</w:t>
+        <w:t>19</w:t>
       </w:r>
       <w:bookmarkEnd w:id="3"/>
       <w:r>
@@ -1617,7 +1626,47 @@
                 <w:sz w:val="26"/>
                 <w:szCs w:val="26"/>
               </w:rPr>
-              <w:t>點召開定期長執會和小會，請長執預備心出席。</w:t>
+              <w:t>點召開</w:t>
+            </w:r>
+            <w:proofErr w:type="gramStart"/>
+            <w:r>
+              <w:rPr>
+                <w:rFonts w:ascii="Barlow Condensed Medium" w:eastAsia="標楷體" w:hAnsi="Barlow Condensed Medium" w:cs="Segoe UI Symbol" w:hint="eastAsia"/>
+                <w:w w:val="90"/>
+                <w:sz w:val="26"/>
+                <w:szCs w:val="26"/>
+              </w:rPr>
+              <w:t>定期長執會</w:t>
+            </w:r>
+            <w:proofErr w:type="gramEnd"/>
+            <w:r>
+              <w:rPr>
+                <w:rFonts w:ascii="Barlow Condensed Medium" w:eastAsia="標楷體" w:hAnsi="Barlow Condensed Medium" w:cs="Segoe UI Symbol" w:hint="eastAsia"/>
+                <w:w w:val="90"/>
+                <w:sz w:val="26"/>
+                <w:szCs w:val="26"/>
+              </w:rPr>
+              <w:t>和小會，</w:t>
+            </w:r>
+            <w:proofErr w:type="gramStart"/>
+            <w:r>
+              <w:rPr>
+                <w:rFonts w:ascii="Barlow Condensed Medium" w:eastAsia="標楷體" w:hAnsi="Barlow Condensed Medium" w:cs="Segoe UI Symbol" w:hint="eastAsia"/>
+                <w:w w:val="90"/>
+                <w:sz w:val="26"/>
+                <w:szCs w:val="26"/>
+              </w:rPr>
+              <w:t>請長執預備</w:t>
+            </w:r>
+            <w:proofErr w:type="gramEnd"/>
+            <w:r>
+              <w:rPr>
+                <w:rFonts w:ascii="Barlow Condensed Medium" w:eastAsia="標楷體" w:hAnsi="Barlow Condensed Medium" w:cs="Segoe UI Symbol" w:hint="eastAsia"/>
+                <w:w w:val="90"/>
+                <w:sz w:val="26"/>
+                <w:szCs w:val="26"/>
+              </w:rPr>
+              <w:t>心出席。</w:t>
             </w:r>
           </w:p>
         </w:tc>
@@ -1766,6 +1815,7 @@
         </w:rPr>
         <w:t>§</w:t>
       </w:r>
+      <w:proofErr w:type="gramStart"/>
       <w:r>
         <w:rPr>
           <w:rFonts w:ascii="Barlow Condensed Medium" w:eastAsia="華康正顏楷體W9" w:hAnsi="Barlow Condensed Medium" w:cstheme="minorHAnsi"/>
@@ -1773,6 +1823,7 @@
         </w:rPr>
         <w:t>公禱事項</w:t>
       </w:r>
+      <w:proofErr w:type="gramEnd"/>
     </w:p>
     <w:tbl>
       <w:tblPr>
@@ -1915,7 +1966,27 @@
                 <w:sz w:val="26"/>
                 <w:szCs w:val="26"/>
               </w:rPr>
-              <w:t>、人權和生態永續，願　神公義的國度降臨</w:t>
+              <w:t xml:space="preserve">、人權和生態永續，願　</w:t>
+            </w:r>
+            <w:proofErr w:type="gramStart"/>
+            <w:r>
+              <w:rPr>
+                <w:rFonts w:ascii="Barlow Condensed Medium" w:eastAsia="標楷體" w:hAnsi="Barlow Condensed Medium" w:cstheme="minorHAnsi" w:hint="eastAsia"/>
+                <w:w w:val="90"/>
+                <w:sz w:val="26"/>
+                <w:szCs w:val="26"/>
+              </w:rPr>
+              <w:t>神公義</w:t>
+            </w:r>
+            <w:proofErr w:type="gramEnd"/>
+            <w:r>
+              <w:rPr>
+                <w:rFonts w:ascii="Barlow Condensed Medium" w:eastAsia="標楷體" w:hAnsi="Barlow Condensed Medium" w:cstheme="minorHAnsi" w:hint="eastAsia"/>
+                <w:w w:val="90"/>
+                <w:sz w:val="26"/>
+                <w:szCs w:val="26"/>
+              </w:rPr>
+              <w:t>的國度降臨</w:t>
             </w:r>
             <w:r>
               <w:rPr>
@@ -2015,8 +2086,19 @@
                 <w:sz w:val="26"/>
                 <w:szCs w:val="26"/>
               </w:rPr>
-              <w:t>年全民為守護台灣更同心、更團結，求真相除詐騙，以及求真　神棄偶像</w:t>
-            </w:r>
+              <w:t xml:space="preserve">年全民為守護台灣更同心、更團結，求真相除詐騙，以及求真　</w:t>
+            </w:r>
+            <w:proofErr w:type="gramStart"/>
+            <w:r>
+              <w:rPr>
+                <w:rFonts w:ascii="Barlow Condensed Medium" w:eastAsia="標楷體" w:hAnsi="Barlow Condensed Medium" w:cstheme="minorHAnsi" w:hint="eastAsia"/>
+                <w:w w:val="90"/>
+                <w:sz w:val="26"/>
+                <w:szCs w:val="26"/>
+              </w:rPr>
+              <w:t>神棄偶像</w:t>
+            </w:r>
+            <w:proofErr w:type="gramEnd"/>
             <w:r>
               <w:rPr>
                 <w:rFonts w:ascii="Barlow Condensed Medium" w:eastAsia="標楷體" w:hAnsi="Barlow Condensed Medium" w:cstheme="minorHAnsi"/>
@@ -2133,8 +2215,19 @@
                 <w:sz w:val="26"/>
                 <w:szCs w:val="26"/>
               </w:rPr>
-              <w:t>事工代禱</w:t>
-            </w:r>
+              <w:t>事</w:t>
+            </w:r>
+            <w:proofErr w:type="gramStart"/>
+            <w:r>
+              <w:rPr>
+                <w:rFonts w:ascii="Barlow Condensed Medium" w:eastAsia="標楷體" w:hAnsi="Barlow Condensed Medium" w:cs="Segoe UI Symbol"/>
+                <w:w w:val="90"/>
+                <w:sz w:val="26"/>
+                <w:szCs w:val="26"/>
+              </w:rPr>
+              <w:t>工代禱</w:t>
+            </w:r>
+            <w:proofErr w:type="gramEnd"/>
             <w:r>
               <w:rPr>
                 <w:rFonts w:ascii="Barlow Condensed Medium" w:eastAsia="標楷體" w:hAnsi="Barlow Condensed Medium" w:cstheme="minorHAnsi"/>
@@ -2251,7 +2344,27 @@
                 <w:sz w:val="26"/>
                 <w:szCs w:val="26"/>
               </w:rPr>
-              <w:t>和家庭代禱。</w:t>
+              <w:t>和</w:t>
+            </w:r>
+            <w:proofErr w:type="gramStart"/>
+            <w:r>
+              <w:rPr>
+                <w:rFonts w:ascii="Barlow Condensed Medium" w:eastAsia="標楷體" w:hAnsi="Barlow Condensed Medium" w:cstheme="minorHAnsi"/>
+                <w:w w:val="90"/>
+                <w:sz w:val="26"/>
+                <w:szCs w:val="26"/>
+              </w:rPr>
+              <w:t>家庭代禱</w:t>
+            </w:r>
+            <w:proofErr w:type="gramEnd"/>
+            <w:r>
+              <w:rPr>
+                <w:rFonts w:ascii="Barlow Condensed Medium" w:eastAsia="標楷體" w:hAnsi="Barlow Condensed Medium" w:cstheme="minorHAnsi"/>
+                <w:w w:val="90"/>
+                <w:sz w:val="26"/>
+                <w:szCs w:val="26"/>
+              </w:rPr>
+              <w:t>。</w:t>
             </w:r>
           </w:p>
         </w:tc>
@@ -2413,8 +2526,9 @@
                 <w:sz w:val="26"/>
                 <w:szCs w:val="26"/>
               </w:rPr>
-              <w:t>兄姊</w:t>
-            </w:r>
+              <w:t>兄</w:t>
+            </w:r>
+            <w:proofErr w:type="gramStart"/>
             <w:r>
               <w:rPr>
                 <w:rFonts w:ascii="Barlow Condensed Medium" w:eastAsia="華康中黑體" w:hAnsi="Barlow Condensed Medium" w:cs="Segoe UI Symbol"/>
@@ -2422,8 +2536,9 @@
                 <w:sz w:val="26"/>
                 <w:szCs w:val="26"/>
               </w:rPr>
-              <w:t>利用代禱卡</w:t>
-            </w:r>
+              <w:t>姊</w:t>
+            </w:r>
+            <w:proofErr w:type="gramEnd"/>
             <w:r>
               <w:rPr>
                 <w:rFonts w:ascii="Barlow Condensed Medium" w:eastAsia="華康中黑體" w:hAnsi="Barlow Condensed Medium" w:cs="Segoe UI Symbol"/>
@@ -2431,8 +2546,9 @@
                 <w:sz w:val="26"/>
                 <w:szCs w:val="26"/>
               </w:rPr>
-              <w:t>(</w:t>
-            </w:r>
+              <w:t>利用</w:t>
+            </w:r>
+            <w:proofErr w:type="gramStart"/>
             <w:r>
               <w:rPr>
                 <w:rFonts w:ascii="Barlow Condensed Medium" w:eastAsia="華康中黑體" w:hAnsi="Barlow Condensed Medium" w:cs="Segoe UI Symbol"/>
@@ -2440,8 +2556,9 @@
                 <w:sz w:val="26"/>
                 <w:szCs w:val="26"/>
               </w:rPr>
-              <w:t>於招待桌上</w:t>
-            </w:r>
+              <w:t>代禱卡</w:t>
+            </w:r>
+            <w:proofErr w:type="gramEnd"/>
             <w:r>
               <w:rPr>
                 <w:rFonts w:ascii="Barlow Condensed Medium" w:eastAsia="華康中黑體" w:hAnsi="Barlow Condensed Medium" w:cs="Segoe UI Symbol"/>
@@ -2449,7 +2566,7 @@
                 <w:sz w:val="26"/>
                 <w:szCs w:val="26"/>
               </w:rPr>
-              <w:t>)</w:t>
+              <w:t>(</w:t>
             </w:r>
             <w:r>
               <w:rPr>
@@ -2458,7 +2575,36 @@
                 <w:sz w:val="26"/>
                 <w:szCs w:val="26"/>
               </w:rPr>
-              <w:t>投代禱信箱。</w:t>
+              <w:t>於招待桌上</w:t>
+            </w:r>
+            <w:r>
+              <w:rPr>
+                <w:rFonts w:ascii="Barlow Condensed Medium" w:eastAsia="華康中黑體" w:hAnsi="Barlow Condensed Medium" w:cs="Segoe UI Symbol"/>
+                <w:w w:val="90"/>
+                <w:sz w:val="26"/>
+                <w:szCs w:val="26"/>
+              </w:rPr>
+              <w:t>)</w:t>
+            </w:r>
+            <w:proofErr w:type="gramStart"/>
+            <w:r>
+              <w:rPr>
+                <w:rFonts w:ascii="Barlow Condensed Medium" w:eastAsia="華康中黑體" w:hAnsi="Barlow Condensed Medium" w:cs="Segoe UI Symbol"/>
+                <w:w w:val="90"/>
+                <w:sz w:val="26"/>
+                <w:szCs w:val="26"/>
+              </w:rPr>
+              <w:t>投代禱</w:t>
+            </w:r>
+            <w:proofErr w:type="gramEnd"/>
+            <w:r>
+              <w:rPr>
+                <w:rFonts w:ascii="Barlow Condensed Medium" w:eastAsia="華康中黑體" w:hAnsi="Barlow Condensed Medium" w:cs="Segoe UI Symbol"/>
+                <w:w w:val="90"/>
+                <w:sz w:val="26"/>
+                <w:szCs w:val="26"/>
+              </w:rPr>
+              <w:t>信箱。</w:t>
             </w:r>
           </w:p>
         </w:tc>
@@ -2537,8 +2683,9 @@
                 <w:sz w:val="26"/>
                 <w:szCs w:val="26"/>
               </w:rPr>
-              <w:t>王聖</w:t>
-            </w:r>
+              <w:t>王</w:t>
+            </w:r>
+            <w:proofErr w:type="gramStart"/>
             <w:r>
               <w:rPr>
                 <w:rFonts w:ascii="Barlow Condensed Medium" w:eastAsia="標楷體" w:hAnsi="Barlow Condensed Medium" w:cstheme="minorHAnsi" w:hint="eastAsia"/>
@@ -2546,7 +2693,7 @@
                 <w:sz w:val="26"/>
                 <w:szCs w:val="26"/>
               </w:rPr>
-              <w:t>崴</w:t>
+              <w:t>聖</w:t>
             </w:r>
             <w:r>
               <w:rPr>
@@ -2555,8 +2702,18 @@
                 <w:sz w:val="26"/>
                 <w:szCs w:val="26"/>
               </w:rPr>
+              <w:t>崴</w:t>
+            </w:r>
+            <w:r>
+              <w:rPr>
+                <w:rFonts w:ascii="Barlow Condensed Medium" w:eastAsia="標楷體" w:hAnsi="Barlow Condensed Medium" w:cstheme="minorHAnsi" w:hint="eastAsia"/>
+                <w:w w:val="90"/>
+                <w:sz w:val="26"/>
+                <w:szCs w:val="26"/>
+              </w:rPr>
               <w:t>。</w:t>
             </w:r>
+            <w:proofErr w:type="gramEnd"/>
           </w:p>
         </w:tc>
       </w:tr>
@@ -2818,7 +2975,7 @@
           <w:sz w:val="26"/>
           <w:szCs w:val="26"/>
         </w:rPr>
-        <w:t>免驚冥間的驚惶</w:t>
+        <w:t>基督是咱家庭的主</w:t>
       </w:r>
       <w:r>
         <w:rPr>
@@ -2833,9 +2990,15 @@
     </w:p>
     <w:p>
       <w:pPr>
+        <w:pStyle w:val="a8"/>
+        <w:numPr>
+          <w:ilvl w:val="0"/>
+          <w:numId w:val="17"/>
+        </w:numPr>
         <w:kinsoku w:val="0"/>
         <w:snapToGrid w:val="0"/>
         <w:spacing w:line="300" w:lineRule="exact"/>
+        <w:ind w:leftChars="0"/>
         <w:rPr>
           <w:rFonts w:ascii="Barlow Condensed Medium" w:eastAsia="標楷體" w:hAnsi="Barlow Condensed Medium" w:cs="Arial"/>
           <w:bCs/>
@@ -2854,14 +3017,16 @@
           <w:sz w:val="26"/>
           <w:szCs w:val="26"/>
         </w:rPr>
-        <w:t>耶和華，咱的倚靠，咱的山寨。</w:t>
+        <w:t>基督是咱家庭的主，</w:t>
       </w:r>
     </w:p>
     <w:p>
       <w:pPr>
+        <w:pStyle w:val="a8"/>
         <w:kinsoku w:val="0"/>
         <w:snapToGrid w:val="0"/>
         <w:spacing w:line="300" w:lineRule="exact"/>
+        <w:ind w:leftChars="0" w:left="180"/>
         <w:rPr>
           <w:rFonts w:ascii="Barlow Condensed Medium" w:eastAsia="標楷體" w:hAnsi="Barlow Condensed Medium" w:cs="Arial"/>
           <w:bCs/>
@@ -2871,6 +3036,7 @@
           <w:szCs w:val="26"/>
         </w:rPr>
       </w:pPr>
+      <w:proofErr w:type="gramStart"/>
       <w:r>
         <w:rPr>
           <w:rFonts w:ascii="Barlow Condensed Medium" w:eastAsia="標楷體" w:hAnsi="Barlow Condensed Medium" w:cs="Arial" w:hint="eastAsia"/>
@@ -2880,14 +3046,28 @@
           <w:sz w:val="26"/>
           <w:szCs w:val="26"/>
         </w:rPr>
-        <w:t>冥時雖有驚惶，日時也有攻擊。</w:t>
+        <w:t>男婦老幼</w:t>
+      </w:r>
+      <w:proofErr w:type="gramEnd"/>
+      <w:r>
+        <w:rPr>
+          <w:rFonts w:ascii="Barlow Condensed Medium" w:eastAsia="標楷體" w:hAnsi="Barlow Condensed Medium" w:cs="Arial" w:hint="eastAsia"/>
+          <w:bCs/>
+          <w:w w:val="72"/>
+          <w:kern w:val="0"/>
+          <w:sz w:val="26"/>
+          <w:szCs w:val="26"/>
+        </w:rPr>
+        <w:t>向這標語，</w:t>
       </w:r>
     </w:p>
     <w:p>
       <w:pPr>
+        <w:pStyle w:val="a8"/>
         <w:kinsoku w:val="0"/>
         <w:snapToGrid w:val="0"/>
         <w:spacing w:line="300" w:lineRule="exact"/>
+        <w:ind w:leftChars="0" w:left="180"/>
         <w:rPr>
           <w:rFonts w:ascii="Barlow Condensed Medium" w:eastAsia="標楷體" w:hAnsi="Barlow Condensed Medium" w:cs="Arial"/>
           <w:bCs/>
@@ -2906,14 +3086,38 @@
           <w:sz w:val="26"/>
           <w:szCs w:val="26"/>
         </w:rPr>
-        <w:t>耶和華的確用翅股保守你，因為你全心愛祂，倚靠祂。</w:t>
+        <w:t>或是飲食抑是</w:t>
+      </w:r>
+      <w:r>
+        <w:rPr>
+          <w:rFonts w:ascii="Barlow Condensed Medium" w:eastAsia="標楷體" w:hAnsi="Barlow Condensed Medium" w:cs="Arial" w:hint="eastAsia"/>
+          <w:bCs/>
+          <w:w w:val="72"/>
+          <w:kern w:val="0"/>
+          <w:sz w:val="26"/>
+          <w:szCs w:val="26"/>
+        </w:rPr>
+        <w:t>講</w:t>
+      </w:r>
+      <w:r>
+        <w:rPr>
+          <w:rFonts w:ascii="Barlow Condensed Medium" w:eastAsia="標楷體" w:hAnsi="Barlow Condensed Medium" w:cs="Arial" w:hint="eastAsia"/>
+          <w:bCs/>
+          <w:w w:val="72"/>
+          <w:kern w:val="0"/>
+          <w:sz w:val="26"/>
+          <w:szCs w:val="26"/>
+        </w:rPr>
+        <w:t>話，</w:t>
       </w:r>
     </w:p>
     <w:p>
       <w:pPr>
+        <w:pStyle w:val="a8"/>
         <w:kinsoku w:val="0"/>
         <w:snapToGrid w:val="0"/>
         <w:spacing w:line="300" w:lineRule="exact"/>
+        <w:ind w:leftChars="0" w:left="180"/>
         <w:rPr>
           <w:rFonts w:ascii="Barlow Condensed Medium" w:eastAsia="標楷體" w:hAnsi="Barlow Condensed Medium" w:cs="Arial"/>
           <w:bCs/>
@@ -2932,14 +3136,20 @@
           <w:sz w:val="26"/>
           <w:szCs w:val="26"/>
         </w:rPr>
-        <w:t>咱在世間，有時遇到艱難，倚靠主來贏過試探。</w:t>
+        <w:t>或是做工抑是交陪。</w:t>
       </w:r>
     </w:p>
     <w:p>
       <w:pPr>
+        <w:pStyle w:val="a8"/>
+        <w:numPr>
+          <w:ilvl w:val="0"/>
+          <w:numId w:val="17"/>
+        </w:numPr>
         <w:kinsoku w:val="0"/>
         <w:snapToGrid w:val="0"/>
         <w:spacing w:line="300" w:lineRule="exact"/>
+        <w:ind w:leftChars="0"/>
         <w:rPr>
           <w:rFonts w:ascii="Barlow Condensed Medium" w:eastAsia="標楷體" w:hAnsi="Barlow Condensed Medium" w:cs="Arial"/>
           <w:bCs/>
@@ -2958,14 +3168,16 @@
           <w:sz w:val="26"/>
           <w:szCs w:val="26"/>
         </w:rPr>
-        <w:t>不可浪費性命，在憂愁操煩，倚靠上帝聖名，就得氣力、平安。</w:t>
+        <w:t>基督是咱家庭的主，</w:t>
       </w:r>
     </w:p>
     <w:p>
       <w:pPr>
+        <w:pStyle w:val="a8"/>
         <w:kinsoku w:val="0"/>
         <w:snapToGrid w:val="0"/>
         <w:spacing w:line="300" w:lineRule="exact"/>
+        <w:ind w:leftChars="0" w:left="180"/>
         <w:rPr>
           <w:rFonts w:ascii="Barlow Condensed Medium" w:eastAsia="標楷體" w:hAnsi="Barlow Condensed Medium" w:cs="Arial"/>
           <w:bCs/>
@@ -2984,14 +3196,40 @@
           <w:sz w:val="26"/>
           <w:szCs w:val="26"/>
         </w:rPr>
-        <w:t>咱免驚暗冥的瘟疫，也免驚日時災害。因為主做咱的盾牌，也做咱隱密所在。</w:t>
+        <w:t>選擇</w:t>
+      </w:r>
+      <w:proofErr w:type="gramStart"/>
+      <w:r>
+        <w:rPr>
+          <w:rFonts w:ascii="Barlow Condensed Medium" w:eastAsia="標楷體" w:hAnsi="Barlow Condensed Medium" w:cs="Arial" w:hint="eastAsia"/>
+          <w:bCs/>
+          <w:w w:val="72"/>
+          <w:kern w:val="0"/>
+          <w:sz w:val="26"/>
+          <w:szCs w:val="26"/>
+        </w:rPr>
+        <w:t>同信結做</w:t>
+      </w:r>
+      <w:proofErr w:type="gramEnd"/>
+      <w:r>
+        <w:rPr>
+          <w:rFonts w:ascii="Barlow Condensed Medium" w:eastAsia="標楷體" w:hAnsi="Barlow Condensed Medium" w:cs="Arial" w:hint="eastAsia"/>
+          <w:bCs/>
+          <w:w w:val="72"/>
+          <w:kern w:val="0"/>
+          <w:sz w:val="26"/>
+          <w:szCs w:val="26"/>
+        </w:rPr>
+        <w:t>夫婦，</w:t>
       </w:r>
     </w:p>
     <w:p>
       <w:pPr>
+        <w:pStyle w:val="a8"/>
         <w:kinsoku w:val="0"/>
         <w:snapToGrid w:val="0"/>
         <w:spacing w:line="300" w:lineRule="exact"/>
+        <w:ind w:leftChars="0" w:left="180"/>
         <w:rPr>
           <w:rFonts w:ascii="Barlow Condensed Medium" w:eastAsia="標楷體" w:hAnsi="Barlow Condensed Medium" w:cs="Arial"/>
           <w:bCs/>
@@ -3010,14 +3248,16 @@
           <w:sz w:val="26"/>
           <w:szCs w:val="26"/>
         </w:rPr>
-        <w:t>耶和華，咱的倚靠，咱的山寨。</w:t>
+        <w:t>誠實相愛順服同情，</w:t>
       </w:r>
     </w:p>
     <w:p>
       <w:pPr>
+        <w:pStyle w:val="a8"/>
         <w:kinsoku w:val="0"/>
         <w:snapToGrid w:val="0"/>
         <w:spacing w:line="300" w:lineRule="exact"/>
+        <w:ind w:leftChars="0" w:left="180"/>
         <w:rPr>
           <w:rFonts w:ascii="Barlow Condensed Medium" w:eastAsia="標楷體" w:hAnsi="Barlow Condensed Medium" w:cs="Arial"/>
           <w:bCs/>
@@ -3036,18 +3276,25 @@
           <w:sz w:val="26"/>
           <w:szCs w:val="26"/>
         </w:rPr>
-        <w:t>冥時雖有驚惶，日時也有攻擊。</w:t>
+        <w:t>才能建設美滿家庭。</w:t>
       </w:r>
     </w:p>
     <w:p>
       <w:pPr>
+        <w:pStyle w:val="a8"/>
+        <w:numPr>
+          <w:ilvl w:val="0"/>
+          <w:numId w:val="17"/>
+        </w:numPr>
         <w:kinsoku w:val="0"/>
         <w:snapToGrid w:val="0"/>
         <w:spacing w:line="300" w:lineRule="exact"/>
+        <w:ind w:leftChars="0"/>
         <w:rPr>
           <w:rFonts w:ascii="Barlow Condensed Medium" w:eastAsia="標楷體" w:hAnsi="Barlow Condensed Medium" w:cs="Arial"/>
           <w:bCs/>
-          <w:w w:val="70"/>
+          <w:w w:val="72"/>
+          <w:kern w:val="0"/>
           <w:sz w:val="26"/>
           <w:szCs w:val="26"/>
         </w:rPr>
@@ -3061,8 +3308,476 @@
           <w:sz w:val="26"/>
           <w:szCs w:val="26"/>
         </w:rPr>
-        <w:t>耶和華的確用翅股保守你，因為你全心愛祂，倚靠祂。</w:t>
-      </w:r>
+        <w:t>基督是咱家庭的主，</w:t>
+      </w:r>
+    </w:p>
+    <w:p>
+      <w:pPr>
+        <w:pStyle w:val="a8"/>
+        <w:kinsoku w:val="0"/>
+        <w:snapToGrid w:val="0"/>
+        <w:spacing w:line="300" w:lineRule="exact"/>
+        <w:ind w:leftChars="0" w:left="180"/>
+        <w:rPr>
+          <w:rFonts w:ascii="Barlow Condensed Medium" w:eastAsia="標楷體" w:hAnsi="Barlow Condensed Medium" w:cs="Arial"/>
+          <w:bCs/>
+          <w:w w:val="72"/>
+          <w:kern w:val="0"/>
+          <w:sz w:val="26"/>
+          <w:szCs w:val="26"/>
+        </w:rPr>
+      </w:pPr>
+      <w:r>
+        <w:rPr>
+          <w:rFonts w:ascii="Barlow Condensed Medium" w:eastAsia="標楷體" w:hAnsi="Barlow Condensed Medium" w:cs="Arial" w:hint="eastAsia"/>
+          <w:bCs/>
+          <w:w w:val="72"/>
+          <w:kern w:val="0"/>
+          <w:sz w:val="26"/>
+          <w:szCs w:val="26"/>
+        </w:rPr>
+        <w:t>所有</w:t>
+      </w:r>
+      <w:proofErr w:type="gramStart"/>
+      <w:r>
+        <w:rPr>
+          <w:rFonts w:ascii="Barlow Condensed Medium" w:eastAsia="標楷體" w:hAnsi="Barlow Condensed Medium" w:cs="Arial" w:hint="eastAsia"/>
+          <w:bCs/>
+          <w:w w:val="72"/>
+          <w:kern w:val="0"/>
+          <w:sz w:val="26"/>
+          <w:szCs w:val="26"/>
+        </w:rPr>
+        <w:t>子兒天父</w:t>
+      </w:r>
+      <w:proofErr w:type="gramEnd"/>
+      <w:r>
+        <w:rPr>
+          <w:rFonts w:ascii="Barlow Condensed Medium" w:eastAsia="標楷體" w:hAnsi="Barlow Condensed Medium" w:cs="Arial" w:hint="eastAsia"/>
+          <w:bCs/>
+          <w:w w:val="72"/>
+          <w:kern w:val="0"/>
+          <w:sz w:val="26"/>
+          <w:szCs w:val="26"/>
+        </w:rPr>
+        <w:t>賞賜，</w:t>
+      </w:r>
+    </w:p>
+    <w:p>
+      <w:pPr>
+        <w:pStyle w:val="a8"/>
+        <w:kinsoku w:val="0"/>
+        <w:snapToGrid w:val="0"/>
+        <w:spacing w:line="300" w:lineRule="exact"/>
+        <w:ind w:leftChars="0" w:left="180"/>
+        <w:rPr>
+          <w:rFonts w:ascii="Barlow Condensed Medium" w:eastAsia="標楷體" w:hAnsi="Barlow Condensed Medium" w:cs="Arial"/>
+          <w:bCs/>
+          <w:w w:val="72"/>
+          <w:kern w:val="0"/>
+          <w:sz w:val="26"/>
+          <w:szCs w:val="26"/>
+        </w:rPr>
+      </w:pPr>
+      <w:r>
+        <w:rPr>
+          <w:rFonts w:ascii="Barlow Condensed Medium" w:eastAsia="標楷體" w:hAnsi="Barlow Condensed Medium" w:cs="Arial" w:hint="eastAsia"/>
+          <w:bCs/>
+          <w:w w:val="72"/>
+          <w:kern w:val="0"/>
+          <w:sz w:val="26"/>
+          <w:szCs w:val="26"/>
+        </w:rPr>
+        <w:t>細</w:t>
+      </w:r>
+      <w:proofErr w:type="gramStart"/>
+      <w:r>
+        <w:rPr>
+          <w:rFonts w:ascii="Barlow Condensed Medium" w:eastAsia="標楷體" w:hAnsi="Barlow Condensed Medium" w:cs="Arial" w:hint="eastAsia"/>
+          <w:bCs/>
+          <w:w w:val="72"/>
+          <w:kern w:val="0"/>
+          <w:sz w:val="26"/>
+          <w:szCs w:val="26"/>
+        </w:rPr>
+        <w:t>漢導</w:t>
+      </w:r>
+      <w:r>
+        <w:rPr>
+          <w:rFonts w:ascii="新細明體-ExtB" w:eastAsia="新細明體-ExtB" w:hAnsi="新細明體-ExtB" w:cs="新細明體-ExtB" w:hint="eastAsia"/>
+          <w:bCs/>
+          <w:w w:val="72"/>
+          <w:kern w:val="0"/>
+          <w:szCs w:val="24"/>
+        </w:rPr>
+        <w:t/>
+      </w:r>
+      <w:proofErr w:type="gramEnd"/>
+      <w:r>
+        <w:rPr>
+          <w:rFonts w:ascii="新細明體-ExtB" w:eastAsia="新細明體-ExtB" w:hAnsi="新細明體-ExtB" w:cs="新細明體-ExtB" w:hint="eastAsia"/>
+          <w:bCs/>
+          <w:w w:val="72"/>
+          <w:kern w:val="0"/>
+          <w:szCs w:val="24"/>
+        </w:rPr>
+        <w:t/>
+      </w:r>
+      <w:r>
+        <w:rPr>
+          <w:rFonts w:ascii="Barlow Condensed Medium" w:eastAsia="標楷體" w:hAnsi="Barlow Condensed Medium" w:cs="Arial" w:hint="eastAsia"/>
+          <w:bCs/>
+          <w:w w:val="72"/>
+          <w:kern w:val="0"/>
+          <w:sz w:val="26"/>
+          <w:szCs w:val="26"/>
+        </w:rPr>
+        <w:t>親近天父，</w:t>
+      </w:r>
+    </w:p>
+    <w:p>
+      <w:pPr>
+        <w:pStyle w:val="a8"/>
+        <w:kinsoku w:val="0"/>
+        <w:snapToGrid w:val="0"/>
+        <w:spacing w:line="300" w:lineRule="exact"/>
+        <w:ind w:leftChars="0" w:left="180"/>
+        <w:rPr>
+          <w:rFonts w:ascii="Barlow Condensed Medium" w:eastAsia="標楷體" w:hAnsi="Barlow Condensed Medium" w:cs="Arial"/>
+          <w:bCs/>
+          <w:w w:val="72"/>
+          <w:kern w:val="0"/>
+          <w:sz w:val="26"/>
+          <w:szCs w:val="26"/>
+        </w:rPr>
+      </w:pPr>
+      <w:r>
+        <w:rPr>
+          <w:rFonts w:ascii="Barlow Condensed Medium" w:eastAsia="標楷體" w:hAnsi="Barlow Condensed Medium" w:cs="Arial" w:hint="eastAsia"/>
+          <w:bCs/>
+          <w:w w:val="72"/>
+          <w:kern w:val="0"/>
+          <w:sz w:val="26"/>
+          <w:szCs w:val="26"/>
+        </w:rPr>
+        <w:t>信心</w:t>
+      </w:r>
+      <w:proofErr w:type="gramStart"/>
+      <w:r>
+        <w:rPr>
+          <w:rFonts w:ascii="Barlow Condensed Medium" w:eastAsia="標楷體" w:hAnsi="Barlow Condensed Medium" w:cs="Arial" w:hint="eastAsia"/>
+          <w:bCs/>
+          <w:w w:val="72"/>
+          <w:kern w:val="0"/>
+          <w:sz w:val="26"/>
+          <w:szCs w:val="26"/>
+        </w:rPr>
+        <w:t>堅固續到後裔</w:t>
+      </w:r>
+      <w:proofErr w:type="gramEnd"/>
+      <w:r>
+        <w:rPr>
+          <w:rFonts w:ascii="Barlow Condensed Medium" w:eastAsia="標楷體" w:hAnsi="Barlow Condensed Medium" w:cs="Arial" w:hint="eastAsia"/>
+          <w:bCs/>
+          <w:w w:val="72"/>
+          <w:kern w:val="0"/>
+          <w:sz w:val="26"/>
+          <w:szCs w:val="26"/>
+        </w:rPr>
+        <w:t>。</w:t>
+      </w:r>
+    </w:p>
+    <w:p>
+      <w:pPr>
+        <w:pStyle w:val="a8"/>
+        <w:numPr>
+          <w:ilvl w:val="0"/>
+          <w:numId w:val="17"/>
+        </w:numPr>
+        <w:kinsoku w:val="0"/>
+        <w:snapToGrid w:val="0"/>
+        <w:spacing w:line="300" w:lineRule="exact"/>
+        <w:ind w:leftChars="0"/>
+        <w:rPr>
+          <w:rFonts w:ascii="Barlow Condensed Medium" w:eastAsia="標楷體" w:hAnsi="Barlow Condensed Medium" w:cs="Arial"/>
+          <w:bCs/>
+          <w:w w:val="70"/>
+          <w:sz w:val="26"/>
+          <w:szCs w:val="26"/>
+        </w:rPr>
+      </w:pPr>
+      <w:bookmarkStart w:id="6" w:name="_Hlk227079785"/>
+      <w:r>
+        <w:rPr>
+          <w:rFonts w:ascii="Barlow Condensed Medium" w:eastAsia="標楷體" w:hAnsi="Barlow Condensed Medium" w:cs="Arial" w:hint="eastAsia"/>
+          <w:bCs/>
+          <w:w w:val="72"/>
+          <w:kern w:val="0"/>
+          <w:sz w:val="26"/>
+          <w:szCs w:val="26"/>
+        </w:rPr>
+        <w:t>基督是咱家庭的主，</w:t>
+      </w:r>
+    </w:p>
+    <w:p>
+      <w:pPr>
+        <w:pStyle w:val="a8"/>
+        <w:kinsoku w:val="0"/>
+        <w:snapToGrid w:val="0"/>
+        <w:spacing w:line="300" w:lineRule="exact"/>
+        <w:ind w:leftChars="0" w:left="180"/>
+        <w:rPr>
+          <w:rFonts w:ascii="Barlow Condensed Medium" w:eastAsia="標楷體" w:hAnsi="Barlow Condensed Medium" w:cs="Arial"/>
+          <w:bCs/>
+          <w:w w:val="72"/>
+          <w:kern w:val="0"/>
+          <w:sz w:val="26"/>
+          <w:szCs w:val="26"/>
+        </w:rPr>
+      </w:pPr>
+      <w:r>
+        <w:rPr>
+          <w:rFonts w:ascii="Barlow Condensed Medium" w:eastAsia="標楷體" w:hAnsi="Barlow Condensed Medium" w:cs="Arial" w:hint="eastAsia"/>
+          <w:bCs/>
+          <w:w w:val="72"/>
+          <w:kern w:val="0"/>
+          <w:sz w:val="26"/>
+          <w:szCs w:val="26"/>
+        </w:rPr>
+        <w:t>致意引導全家歸主，</w:t>
+      </w:r>
+    </w:p>
+    <w:p>
+      <w:pPr>
+        <w:pStyle w:val="a8"/>
+        <w:kinsoku w:val="0"/>
+        <w:snapToGrid w:val="0"/>
+        <w:spacing w:line="300" w:lineRule="exact"/>
+        <w:ind w:leftChars="0" w:left="180"/>
+        <w:rPr>
+          <w:rFonts w:ascii="Barlow Condensed Medium" w:eastAsia="標楷體" w:hAnsi="Barlow Condensed Medium" w:cs="Arial"/>
+          <w:bCs/>
+          <w:w w:val="72"/>
+          <w:kern w:val="0"/>
+          <w:sz w:val="26"/>
+          <w:szCs w:val="26"/>
+        </w:rPr>
+      </w:pPr>
+      <w:r>
+        <w:rPr>
+          <w:rFonts w:ascii="Barlow Condensed Medium" w:eastAsia="標楷體" w:hAnsi="Barlow Condensed Medium" w:cs="Arial" w:hint="eastAsia"/>
+          <w:bCs/>
+          <w:w w:val="72"/>
+          <w:kern w:val="0"/>
+          <w:sz w:val="26"/>
+          <w:szCs w:val="26"/>
+        </w:rPr>
+        <w:t>早晚實行家庭禮拜，</w:t>
+      </w:r>
+    </w:p>
+    <w:p>
+      <w:pPr>
+        <w:pStyle w:val="a8"/>
+        <w:kinsoku w:val="0"/>
+        <w:snapToGrid w:val="0"/>
+        <w:spacing w:line="300" w:lineRule="exact"/>
+        <w:ind w:leftChars="0" w:left="180"/>
+        <w:rPr>
+          <w:rFonts w:ascii="Barlow Condensed Medium" w:eastAsia="標楷體" w:hAnsi="Barlow Condensed Medium" w:cs="Arial"/>
+          <w:bCs/>
+          <w:w w:val="72"/>
+          <w:kern w:val="0"/>
+          <w:sz w:val="26"/>
+          <w:szCs w:val="26"/>
+        </w:rPr>
+      </w:pPr>
+      <w:r>
+        <w:rPr>
+          <w:rFonts w:ascii="Barlow Condensed Medium" w:eastAsia="標楷體" w:hAnsi="Barlow Condensed Medium" w:cs="Arial" w:hint="eastAsia"/>
+          <w:bCs/>
+          <w:w w:val="72"/>
+          <w:kern w:val="0"/>
+          <w:sz w:val="26"/>
+          <w:szCs w:val="26"/>
+        </w:rPr>
+        <w:t>尊主命令誠心服事。</w:t>
+      </w:r>
+      <w:bookmarkEnd w:id="6"/>
+    </w:p>
+    <w:p>
+      <w:pPr>
+        <w:pStyle w:val="a8"/>
+        <w:numPr>
+          <w:ilvl w:val="0"/>
+          <w:numId w:val="17"/>
+        </w:numPr>
+        <w:kinsoku w:val="0"/>
+        <w:snapToGrid w:val="0"/>
+        <w:spacing w:line="300" w:lineRule="exact"/>
+        <w:ind w:leftChars="0"/>
+        <w:rPr>
+          <w:rFonts w:ascii="Barlow Condensed Medium" w:eastAsia="標楷體" w:hAnsi="Barlow Condensed Medium" w:cs="Arial"/>
+          <w:bCs/>
+          <w:w w:val="70"/>
+          <w:sz w:val="26"/>
+          <w:szCs w:val="26"/>
+        </w:rPr>
+      </w:pPr>
+      <w:r>
+        <w:rPr>
+          <w:rFonts w:ascii="Barlow Condensed Medium" w:eastAsia="標楷體" w:hAnsi="Barlow Condensed Medium" w:cs="Arial" w:hint="eastAsia"/>
+          <w:bCs/>
+          <w:w w:val="72"/>
+          <w:kern w:val="0"/>
+          <w:sz w:val="26"/>
+          <w:szCs w:val="26"/>
+        </w:rPr>
+        <w:t>基督同在家庭和諧</w:t>
+      </w:r>
+      <w:r>
+        <w:rPr>
+          <w:rFonts w:ascii="Barlow Condensed Medium" w:eastAsia="標楷體" w:hAnsi="Barlow Condensed Medium" w:cs="Arial" w:hint="eastAsia"/>
+          <w:bCs/>
+          <w:w w:val="72"/>
+          <w:kern w:val="0"/>
+          <w:sz w:val="26"/>
+          <w:szCs w:val="26"/>
+        </w:rPr>
+        <w:t>，</w:t>
+      </w:r>
+    </w:p>
+    <w:p>
+      <w:pPr>
+        <w:pStyle w:val="a8"/>
+        <w:kinsoku w:val="0"/>
+        <w:snapToGrid w:val="0"/>
+        <w:spacing w:line="300" w:lineRule="exact"/>
+        <w:ind w:leftChars="0" w:left="180"/>
+        <w:rPr>
+          <w:rFonts w:ascii="Barlow Condensed Medium" w:eastAsia="標楷體" w:hAnsi="Barlow Condensed Medium" w:cs="Arial"/>
+          <w:bCs/>
+          <w:w w:val="72"/>
+          <w:kern w:val="0"/>
+          <w:sz w:val="26"/>
+          <w:szCs w:val="26"/>
+        </w:rPr>
+      </w:pPr>
+      <w:r>
+        <w:rPr>
+          <w:rFonts w:ascii="Barlow Condensed Medium" w:eastAsia="標楷體" w:hAnsi="Barlow Condensed Medium" w:cs="Arial" w:hint="eastAsia"/>
+          <w:bCs/>
+          <w:w w:val="72"/>
+          <w:kern w:val="0"/>
+          <w:sz w:val="26"/>
+          <w:szCs w:val="26"/>
+        </w:rPr>
+        <w:t>喜樂充滿各人心內</w:t>
+      </w:r>
+      <w:r>
+        <w:rPr>
+          <w:rFonts w:ascii="Barlow Condensed Medium" w:eastAsia="標楷體" w:hAnsi="Barlow Condensed Medium" w:cs="Arial" w:hint="eastAsia"/>
+          <w:bCs/>
+          <w:w w:val="72"/>
+          <w:kern w:val="0"/>
+          <w:sz w:val="26"/>
+          <w:szCs w:val="26"/>
+        </w:rPr>
+        <w:t>，</w:t>
+      </w:r>
+    </w:p>
+    <w:p>
+      <w:pPr>
+        <w:pStyle w:val="a8"/>
+        <w:kinsoku w:val="0"/>
+        <w:snapToGrid w:val="0"/>
+        <w:spacing w:line="300" w:lineRule="exact"/>
+        <w:ind w:leftChars="0" w:left="180"/>
+        <w:rPr>
+          <w:rFonts w:ascii="Barlow Condensed Medium" w:eastAsia="標楷體" w:hAnsi="Barlow Condensed Medium" w:cs="Arial"/>
+          <w:bCs/>
+          <w:w w:val="72"/>
+          <w:kern w:val="0"/>
+          <w:sz w:val="26"/>
+          <w:szCs w:val="26"/>
+        </w:rPr>
+      </w:pPr>
+      <w:r>
+        <w:rPr>
+          <w:rFonts w:ascii="Barlow Condensed Medium" w:eastAsia="標楷體" w:hAnsi="Barlow Condensed Medium" w:cs="Arial" w:hint="eastAsia"/>
+          <w:bCs/>
+          <w:w w:val="72"/>
+          <w:kern w:val="0"/>
+          <w:sz w:val="26"/>
+          <w:szCs w:val="26"/>
+        </w:rPr>
+        <w:t>在主相愛真正幸福</w:t>
+      </w:r>
+      <w:r>
+        <w:rPr>
+          <w:rFonts w:ascii="Barlow Condensed Medium" w:eastAsia="標楷體" w:hAnsi="Barlow Condensed Medium" w:cs="Arial" w:hint="eastAsia"/>
+          <w:bCs/>
+          <w:w w:val="72"/>
+          <w:kern w:val="0"/>
+          <w:sz w:val="26"/>
+          <w:szCs w:val="26"/>
+        </w:rPr>
+        <w:t>，</w:t>
+      </w:r>
+    </w:p>
+    <w:p>
+      <w:pPr>
+        <w:pStyle w:val="a8"/>
+        <w:kinsoku w:val="0"/>
+        <w:snapToGrid w:val="0"/>
+        <w:spacing w:line="300" w:lineRule="exact"/>
+        <w:ind w:leftChars="0" w:left="180"/>
+        <w:rPr>
+          <w:rFonts w:ascii="Barlow Condensed Medium" w:eastAsia="標楷體" w:hAnsi="Barlow Condensed Medium" w:cs="Arial"/>
+          <w:bCs/>
+          <w:w w:val="72"/>
+          <w:kern w:val="0"/>
+          <w:sz w:val="26"/>
+          <w:szCs w:val="26"/>
+        </w:rPr>
+      </w:pPr>
+      <w:r>
+        <w:rPr>
+          <w:rFonts w:ascii="Barlow Condensed Medium" w:eastAsia="標楷體" w:hAnsi="Barlow Condensed Medium" w:cs="Arial" w:hint="eastAsia"/>
+          <w:bCs/>
+          <w:w w:val="72"/>
+          <w:kern w:val="0"/>
+          <w:sz w:val="26"/>
+          <w:szCs w:val="26"/>
+        </w:rPr>
+        <w:t>地上家庭變做天國</w:t>
+      </w:r>
+      <w:r>
+        <w:rPr>
+          <w:rFonts w:ascii="Barlow Condensed Medium" w:eastAsia="標楷體" w:hAnsi="Barlow Condensed Medium" w:cs="Arial" w:hint="eastAsia"/>
+          <w:bCs/>
+          <w:w w:val="72"/>
+          <w:kern w:val="0"/>
+          <w:sz w:val="26"/>
+          <w:szCs w:val="26"/>
+        </w:rPr>
+        <w:t>。</w:t>
+      </w:r>
+    </w:p>
+    <w:p>
+      <w:pPr>
+        <w:pStyle w:val="a8"/>
+        <w:kinsoku w:val="0"/>
+        <w:snapToGrid w:val="0"/>
+        <w:spacing w:line="300" w:lineRule="exact"/>
+        <w:ind w:leftChars="0" w:left="180"/>
+        <w:rPr>
+          <w:rFonts w:ascii="Barlow Condensed Medium" w:eastAsia="標楷體" w:hAnsi="Barlow Condensed Medium" w:cs="Arial"/>
+          <w:bCs/>
+          <w:w w:val="70"/>
+          <w:sz w:val="26"/>
+          <w:szCs w:val="26"/>
+        </w:rPr>
+      </w:pPr>
       <w:r>
         <w:rPr>
           <w:rFonts w:ascii="標楷體" w:eastAsia="標楷體" w:hAnsi="標楷體"/>
@@ -3211,7 +3926,47 @@
                                   <w:w w:val="90"/>
                                   <w:szCs w:val="24"/>
                                 </w:rPr>
-                                <w:t>我們因信主耶穌基督而蒙　神國福音的恩典，成為基督的肢體，並按主的命令彼此相愛。因此我們奉獻自己成為基督的教會的事奉者，用彼此事奉、彼此順服、彼此成全，和彼此學習的心，效法基督成為服事人的僕人。將服事會眾的事看為優先，以服事會眾來服事　神。使我們與我們得救的身分相稱。</w:t>
+                                <w:t>我們因信主耶穌基督而蒙　神國福音的恩典，成為基督的肢體，並按主的命令彼此相愛。因此我們奉獻自己成為基督的教會的</w:t>
+                              </w:r>
+                              <w:proofErr w:type="gramStart"/>
+                              <w:r>
+                                <w:rPr>
+                                  <w:rFonts w:ascii="文鼎粗魏碑" w:eastAsia="文鼎粗魏碑" w:cstheme="minorHAnsi" w:hint="eastAsia"/>
+                                  <w:color w:val="0D0D0D" w:themeColor="text1" w:themeTint="F2"/>
+                                  <w:w w:val="90"/>
+                                  <w:szCs w:val="24"/>
+                                </w:rPr>
+                                <w:t>事奉者</w:t>
+                              </w:r>
+                              <w:proofErr w:type="gramEnd"/>
+                              <w:r>
+                                <w:rPr>
+                                  <w:rFonts w:ascii="文鼎粗魏碑" w:eastAsia="文鼎粗魏碑" w:cstheme="minorHAnsi" w:hint="eastAsia"/>
+                                  <w:color w:val="0D0D0D" w:themeColor="text1" w:themeTint="F2"/>
+                                  <w:w w:val="90"/>
+                                  <w:szCs w:val="24"/>
+                                </w:rPr>
+                                <w:t>，用彼此事奉、彼此順服、彼此成全，和彼此學習的心，效法基督成為服事人的僕人。將服事會眾的事看為優先，以服事</w:t>
+                              </w:r>
+                              <w:proofErr w:type="gramStart"/>
+                              <w:r>
+                                <w:rPr>
+                                  <w:rFonts w:ascii="文鼎粗魏碑" w:eastAsia="文鼎粗魏碑" w:cstheme="minorHAnsi" w:hint="eastAsia"/>
+                                  <w:color w:val="0D0D0D" w:themeColor="text1" w:themeTint="F2"/>
+                                  <w:w w:val="90"/>
+                                  <w:szCs w:val="24"/>
+                                </w:rPr>
+                                <w:t>會眾來服事</w:t>
+                              </w:r>
+                              <w:proofErr w:type="gramEnd"/>
+                              <w:r>
+                                <w:rPr>
+                                  <w:rFonts w:ascii="文鼎粗魏碑" w:eastAsia="文鼎粗魏碑" w:cstheme="minorHAnsi" w:hint="eastAsia"/>
+                                  <w:color w:val="0D0D0D" w:themeColor="text1" w:themeTint="F2"/>
+                                  <w:w w:val="90"/>
+                                  <w:szCs w:val="24"/>
+                                </w:rPr>
+                                <w:t xml:space="preserve">　神。使我們與我們得救的身分相稱。</w:t>
                               </w:r>
                             </w:p>
                           </w:txbxContent>
@@ -3237,7 +3992,7 @@
           </mc:Choice>
           <mc:Fallback>
             <w:pict>
-              <v:group w14:anchorId="789743EB" id="群組 21" o:spid="_x0000_s1026" style="position:absolute;margin-left:538.15pt;margin-top:28.9pt;width:134.65pt;height:261.65pt;z-index:251664384;mso-position-horizontal-relative:page;mso-position-vertical-relative:page;mso-width-relative:margin;mso-height-relative:margin" coordsize="17094,33223" o:gfxdata="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">
+              <v:group w14:anchorId="789743EB" id="群組 21" o:spid="_x0000_s1026" style="position:absolute;margin-left:538.15pt;margin-top:28.9pt;width:134.65pt;height:261.65pt;z-index:251664384;mso-position-horizontal-relative:page;mso-position-vertical-relative:page;mso-width-relative:margin;mso-height-relative:margin" coordsize="17094,33223" o:gfxdata="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">
                 <v:shapetype id="_x0000_t75" coordsize="21600,21600" o:spt="75" o:preferrelative="t" path="m@4@5l@4@11@9@11@9@5xe" filled="f" stroked="f">
                   <v:stroke joinstyle="miter"/>
                   <v:formulas>
@@ -3257,11 +4012,10 @@
                   <v:path o:extrusionok="f" gradientshapeok="t" o:connecttype="rect"/>
                   <o:lock v:ext="edit" aspectratio="t"/>
                 </v:shapetype>
-                <v:shape id="圖片 18" o:spid="_x0000_s1027" type="#_x0000_t75" style="position:absolute;left:-8065;top:8065;width:33223;height:17094;rotation:90;visibility:visible;mso-wrap-style:square" o:gfxdata="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">
+                <v:shape id="圖片 18" o:spid="_x0000_s1027" type="#_x0000_t75" style="position:absolute;left:-8065;top:8065;width:33223;height:17094;rotation:90;visibility:visible;mso-wrap-style:square" o:gfxdata="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">
                   <v:imagedata r:id="rId9" o:title=""/>
-                  <v:path arrowok="t"/>
                 </v:shape>
-                <v:roundrect id="圓角矩形 7" o:spid="_x0000_s1028" style="position:absolute;left:1666;top:2875;width:14086;height:28296;visibility:visible;mso-wrap-style:square;v-text-anchor:top" arcsize="3131f" o:gfxdata="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" filled="f" stroked="f" strokeweight="2.5pt">
+                <v:roundrect id="圓角矩形 7" o:spid="_x0000_s1028" style="position:absolute;left:1666;top:2875;width:14086;height:28296;visibility:visible;mso-wrap-style:square;v-text-anchor:top" arcsize="3131f" o:gfxdata="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" filled="f" stroked="f" strokeweight="2.5pt">
                   <v:stroke joinstyle="miter"/>
                   <v:textbox style="layout-flow:vertical-ideographic" inset="1mm,1mm,1mm,1mm">
                     <w:txbxContent>
@@ -3306,7 +4060,47 @@
                             <w:w w:val="90"/>
                             <w:szCs w:val="24"/>
                           </w:rPr>
-                          <w:t>我們因信主耶穌基督而蒙　神國福音的恩典，成為基督的肢體，並按主的命令彼此相愛。因此我們奉獻自己成為基督的教會的事奉者，用彼此事奉、彼此順服、彼此成全，和彼此學習的心，效法基督成為服事人的僕人。將服事會眾的事看為優先，以服事會眾來服事　神。使我們與我們得救的身分相稱。</w:t>
+                          <w:t>我們因信主耶穌基督而蒙　神國福音的恩典，成為基督的肢體，並按主的命令彼此相愛。因此我們奉獻自己成為基督的教會的</w:t>
+                        </w:r>
+                        <w:proofErr w:type="gramStart"/>
+                        <w:r>
+                          <w:rPr>
+                            <w:rFonts w:ascii="文鼎粗魏碑" w:eastAsia="文鼎粗魏碑" w:cstheme="minorHAnsi" w:hint="eastAsia"/>
+                            <w:color w:val="0D0D0D" w:themeColor="text1" w:themeTint="F2"/>
+                            <w:w w:val="90"/>
+                            <w:szCs w:val="24"/>
+                          </w:rPr>
+                          <w:t>事奉者</w:t>
+                        </w:r>
+                        <w:proofErr w:type="gramEnd"/>
+                        <w:r>
+                          <w:rPr>
+                            <w:rFonts w:ascii="文鼎粗魏碑" w:eastAsia="文鼎粗魏碑" w:cstheme="minorHAnsi" w:hint="eastAsia"/>
+                            <w:color w:val="0D0D0D" w:themeColor="text1" w:themeTint="F2"/>
+                            <w:w w:val="90"/>
+                            <w:szCs w:val="24"/>
+                          </w:rPr>
+                          <w:t>，用彼此事奉、彼此順服、彼此成全，和彼此學習的心，效法基督成為服事人的僕人。將服事會眾的事看為優先，以服事</w:t>
+                        </w:r>
+                        <w:proofErr w:type="gramStart"/>
+                        <w:r>
+                          <w:rPr>
+                            <w:rFonts w:ascii="文鼎粗魏碑" w:eastAsia="文鼎粗魏碑" w:cstheme="minorHAnsi" w:hint="eastAsia"/>
+                            <w:color w:val="0D0D0D" w:themeColor="text1" w:themeTint="F2"/>
+                            <w:w w:val="90"/>
+                            <w:szCs w:val="24"/>
+                          </w:rPr>
+                          <w:t>會眾來服事</w:t>
+                        </w:r>
+                        <w:proofErr w:type="gramEnd"/>
+                        <w:r>
+                          <w:rPr>
+                            <w:rFonts w:ascii="文鼎粗魏碑" w:eastAsia="文鼎粗魏碑" w:cstheme="minorHAnsi" w:hint="eastAsia"/>
+                            <w:color w:val="0D0D0D" w:themeColor="text1" w:themeTint="F2"/>
+                            <w:w w:val="90"/>
+                            <w:szCs w:val="24"/>
+                          </w:rPr>
+                          <w:t xml:space="preserve">　神。使我們與我們得救的身分相稱。</w:t>
                         </w:r>
                       </w:p>
                     </w:txbxContent>
@@ -3323,7 +4117,7 @@
           <w:noProof/>
         </w:rPr>
         <w:drawing>
-          <wp:anchor distT="0" distB="0" distL="114300" distR="114300" simplePos="0" relativeHeight="251660288" behindDoc="0" locked="0" layoutInCell="1" allowOverlap="1" wp14:anchorId="0030E694" wp14:editId="2F0F94C5">
+          <wp:anchor distT="0" distB="0" distL="114300" distR="114300" simplePos="0" relativeHeight="251660288" behindDoc="0" locked="0" layoutInCell="1" allowOverlap="1" wp14:anchorId="0030E694" wp14:editId="2AABDBC0">
             <wp:simplePos x="0" y="0"/>
             <wp:positionH relativeFrom="column">
               <wp:posOffset>2160905</wp:posOffset>
@@ -3529,6 +4323,7 @@
                                 </w:rPr>
                                 <w:t>聚會時間表</w:t>
                               </w:r>
+                              <w:proofErr w:type="gramStart"/>
                               <w:r>
                                 <w:rPr>
                                   <w:rFonts w:ascii="Barlow Condensed Medium" w:eastAsia="華康正顏楷體W9" w:hAnsi="Barlow Condensed Medium" w:cstheme="minorHAnsi" w:hint="eastAsia"/>
@@ -3538,6 +4333,7 @@
                                 </w:rPr>
                                 <w:t>》</w:t>
                               </w:r>
+                              <w:proofErr w:type="gramEnd"/>
                             </w:p>
                             <w:tbl>
                               <w:tblPr>
@@ -4311,6 +5107,7 @@
                                         <w:szCs w:val="26"/>
                                       </w:rPr>
                                     </w:pPr>
+                                    <w:proofErr w:type="gramStart"/>
                                     <w:r>
                                       <w:rPr>
                                         <w:rFonts w:ascii="Barlow Condensed Medium" w:eastAsia="標楷體" w:hAnsi="Barlow Condensed Medium" w:hint="eastAsia"/>
@@ -4321,6 +5118,7 @@
                                       </w:rPr>
                                       <w:t>拿細耳</w:t>
                                     </w:r>
+                                    <w:proofErr w:type="gramEnd"/>
                                     <w:r>
                                       <w:rPr>
                                         <w:rFonts w:ascii="Barlow Condensed Medium" w:eastAsia="標楷體" w:hAnsi="Barlow Condensed Medium" w:hint="eastAsia"/>
@@ -4474,6 +5272,7 @@
                                         <w:szCs w:val="26"/>
                                       </w:rPr>
                                     </w:pPr>
+                                    <w:proofErr w:type="gramStart"/>
                                     <w:r>
                                       <w:rPr>
                                         <w:rFonts w:ascii="Barlow Condensed Medium" w:eastAsia="標楷體" w:hAnsi="Barlow Condensed Medium" w:hint="eastAsia"/>
@@ -4484,6 +5283,7 @@
                                       </w:rPr>
                                       <w:t>社青小組</w:t>
                                     </w:r>
+                                    <w:proofErr w:type="gramEnd"/>
                                   </w:p>
                                 </w:tc>
                                 <w:tc>
@@ -4677,6 +5477,7 @@
                                         <w:szCs w:val="26"/>
                                       </w:rPr>
                                     </w:pPr>
+                                    <w:proofErr w:type="gramStart"/>
                                     <w:r>
                                       <w:rPr>
                                         <w:rFonts w:ascii="Barlow Condensed Medium" w:eastAsia="標楷體" w:hAnsi="Barlow Condensed Medium"/>
@@ -4687,6 +5488,7 @@
                                       </w:rPr>
                                       <w:t>明憲家</w:t>
                                     </w:r>
+                                    <w:proofErr w:type="gramEnd"/>
                                   </w:p>
                                 </w:tc>
                               </w:tr>
@@ -5265,12 +6067,12 @@
           </mc:Choice>
           <mc:Fallback>
             <w:pict>
-              <v:group w14:anchorId="5DF93223" id="群組 24" o:spid="_x0000_s1029" style="position:absolute;margin-left:533.85pt;margin-top:298.55pt;width:140.3pt;height:259.35pt;z-index:251662336;mso-position-horizontal-relative:page;mso-position-vertical-relative:page;mso-width-relative:margin;mso-height-relative:margin" coordsize="17818,32941" o:gfxdata="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">
+              <v:group w14:anchorId="5DF93223" id="群組 24" o:spid="_x0000_s1029" style="position:absolute;margin-left:533.85pt;margin-top:298.55pt;width:140.3pt;height:259.35pt;z-index:251662336;mso-position-horizontal-relative:page;mso-position-vertical-relative:page;mso-width-relative:margin;mso-height-relative:margin" coordsize="17818,32941" o:gfxdata="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">
                 <v:shapetype id="_x0000_t202" coordsize="21600,21600" o:spt="202" path="m,l,21600r21600,l21600,xe">
                   <v:stroke joinstyle="miter"/>
                   <v:path gradientshapeok="t" o:connecttype="rect"/>
                 </v:shapetype>
-                <v:shape id="_x0000_s1030" type="#_x0000_t202" style="position:absolute;left:351;top:293;width:17279;height:32590;visibility:visible;mso-wrap-style:square;v-text-anchor:top" o:gfxdata="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" stroked="f">
+                <v:shape id="_x0000_s1030" type="#_x0000_t202" style="position:absolute;left:351;top:293;width:17279;height:32590;visibility:visible;mso-wrap-style:square;v-text-anchor:top" o:gfxdata="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" stroked="f">
                   <v:textbox inset="0,0,0,0">
                     <w:txbxContent>
                       <w:p>
@@ -5287,6 +6089,7 @@
                           </w:rPr>
                           <w:t>聚會時間表</w:t>
                         </w:r>
+                        <w:proofErr w:type="gramStart"/>
                         <w:r>
                           <w:rPr>
                             <w:rFonts w:ascii="Barlow Condensed Medium" w:eastAsia="華康正顏楷體W9" w:hAnsi="Barlow Condensed Medium" w:cstheme="minorHAnsi" w:hint="eastAsia"/>
@@ -5296,6 +6099,7 @@
                           </w:rPr>
                           <w:t>》</w:t>
                         </w:r>
+                        <w:proofErr w:type="gramEnd"/>
                       </w:p>
                       <w:tbl>
                         <w:tblPr>
@@ -6069,6 +6873,7 @@
                                   <w:szCs w:val="26"/>
                                 </w:rPr>
                               </w:pPr>
+                              <w:proofErr w:type="gramStart"/>
                               <w:r>
                                 <w:rPr>
                                   <w:rFonts w:ascii="Barlow Condensed Medium" w:eastAsia="標楷體" w:hAnsi="Barlow Condensed Medium" w:hint="eastAsia"/>
@@ -6079,6 +6884,7 @@
                                 </w:rPr>
                                 <w:t>拿細耳</w:t>
                               </w:r>
+                              <w:proofErr w:type="gramEnd"/>
                               <w:r>
                                 <w:rPr>
                                   <w:rFonts w:ascii="Barlow Condensed Medium" w:eastAsia="標楷體" w:hAnsi="Barlow Condensed Medium" w:hint="eastAsia"/>
@@ -6232,6 +7038,7 @@
                                   <w:szCs w:val="26"/>
                                 </w:rPr>
                               </w:pPr>
+                              <w:proofErr w:type="gramStart"/>
                               <w:r>
                                 <w:rPr>
                                   <w:rFonts w:ascii="Barlow Condensed Medium" w:eastAsia="標楷體" w:hAnsi="Barlow Condensed Medium" w:hint="eastAsia"/>
@@ -6242,6 +7049,7 @@
                                 </w:rPr>
                                 <w:t>社青小組</w:t>
                               </w:r>
+                              <w:proofErr w:type="gramEnd"/>
                             </w:p>
                           </w:tc>
                           <w:tc>
@@ -6435,6 +7243,7 @@
                                   <w:szCs w:val="26"/>
                                 </w:rPr>
                               </w:pPr>
+                              <w:proofErr w:type="gramStart"/>
                               <w:r>
                                 <w:rPr>
                                   <w:rFonts w:ascii="Barlow Condensed Medium" w:eastAsia="標楷體" w:hAnsi="Barlow Condensed Medium"/>
@@ -6445,6 +7254,7 @@
                                 </w:rPr>
                                 <w:t>明憲家</w:t>
                               </w:r>
+                              <w:proofErr w:type="gramEnd"/>
                             </w:p>
                           </w:tc>
                         </w:tr>
@@ -6960,7 +7770,7 @@
                     </w:txbxContent>
                   </v:textbox>
                 </v:shape>
-                <v:roundrect id="圓角矩形 5" o:spid="_x0000_s1031" style="position:absolute;width:17818;height:32941;visibility:visible;mso-wrap-style:square;v-text-anchor:middle" arcsize="2169f" o:gfxdata="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" filled="f" strokecolor="#5a5a5a [2109]" strokeweight="2.5pt">
+                <v:roundrect id="圓角矩形 5" o:spid="_x0000_s1031" style="position:absolute;width:17818;height:32941;visibility:visible;mso-wrap-style:square;v-text-anchor:middle" arcsize="2169f" o:gfxdata="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" filled="f" strokecolor="#5a5a5a [2109]" strokeweight="2.5pt">
                   <v:stroke joinstyle="miter"/>
                 </v:roundrect>
                 <w10:wrap anchorx="page" anchory="page"/>
@@ -7175,7 +7985,7 @@
                                   <w:color w:val="000000"/>
                                   <w:w w:val="90"/>
                                 </w:rPr>
-                                <w:t>19</w:t>
+                                <w:t>26</w:t>
                               </w:r>
                               <w:r>
                                 <w:rPr>
@@ -7300,7 +8110,7 @@
                                         <w:sz w:val="26"/>
                                         <w:szCs w:val="26"/>
                                       </w:rPr>
-                                      <w:t>呼求神不受痛苦</w:t>
+                                      <w:t>最先回歸的人</w:t>
                                     </w:r>
                                   </w:p>
                                 </w:tc>
@@ -7393,7 +8203,7 @@
                                         <w:sz w:val="26"/>
                                         <w:szCs w:val="26"/>
                                       </w:rPr>
-                                      <w:t>女婿入家譜</w:t>
+                                      <w:t>勇士的數目</w:t>
                                     </w:r>
                                   </w:p>
                                 </w:tc>
@@ -7496,6 +8306,7 @@
                                         <w:szCs w:val="26"/>
                                       </w:rPr>
                                     </w:pPr>
+                                    <w:proofErr w:type="gramStart"/>
                                     <w:r>
                                       <w:rPr>
                                         <w:rFonts w:ascii="Barlow Condensed Medium" w:eastAsia="華康儷楷書" w:hAnsi="Barlow Condensed Medium" w:cs="華康儷楷書" w:hint="eastAsia"/>
@@ -7506,6 +8317,7 @@
                                       </w:rPr>
                                       <w:t>代上</w:t>
                                     </w:r>
+                                    <w:proofErr w:type="gramEnd"/>
                                     <w:r>
                                       <w:rPr>
                                         <w:rFonts w:ascii="Barlow Condensed Medium" w:eastAsia="華康儷楷書" w:hAnsi="Barlow Condensed Medium" w:cs="華康儷楷書"/>
@@ -7514,7 +8326,7 @@
                                         <w:sz w:val="26"/>
                                         <w:szCs w:val="26"/>
                                       </w:rPr>
-                                      <w:t>2:34-41</w:t>
+                                      <w:t>7:1-7</w:t>
                                     </w:r>
                                   </w:p>
                                 </w:tc>
@@ -7624,7 +8436,7 @@
                                         <w:sz w:val="26"/>
                                         <w:szCs w:val="26"/>
                                       </w:rPr>
-                                      <w:t>弗</w:t>
+                                      <w:t>來</w:t>
                                     </w:r>
                                     <w:r>
                                       <w:rPr>
@@ -7634,7 +8446,7 @@
                                         <w:sz w:val="26"/>
                                         <w:szCs w:val="26"/>
                                       </w:rPr>
-                                      <w:t>2:18-19</w:t>
+                                      <w:t>13:6</w:t>
                                     </w:r>
                                   </w:p>
                                 </w:tc>
@@ -7716,7 +8528,7 @@
                                         <w:sz w:val="26"/>
                                         <w:szCs w:val="26"/>
                                       </w:rPr>
-                                      <w:t>使徒信經</w:t>
+                                      <w:t>十誡</w:t>
                                     </w:r>
                                   </w:p>
                                 </w:tc>
@@ -7745,6 +8557,7 @@
                                         <w:szCs w:val="26"/>
                                       </w:rPr>
                                     </w:pPr>
+                                    <w:proofErr w:type="gramStart"/>
                                     <w:r>
                                       <w:rPr>
                                         <w:rFonts w:ascii="Barlow Condensed Medium" w:eastAsia="華康中黑體" w:hAnsi="Barlow Condensed Medium" w:hint="eastAsia"/>
@@ -7754,6 +8567,7 @@
                                       </w:rPr>
                                       <w:t>啟應</w:t>
                                     </w:r>
+                                    <w:proofErr w:type="gramEnd"/>
                                     <w:r>
                                       <w:rPr>
                                         <w:rFonts w:ascii="Barlow Condensed Medium" w:eastAsia="華康中黑體" w:hAnsi="Barlow Condensed Medium" w:hint="eastAsia"/>
@@ -7796,7 +8610,7 @@
                                         <w:sz w:val="26"/>
                                         <w:szCs w:val="26"/>
                                       </w:rPr>
-                                      <w:t>28</w:t>
+                                      <w:t>21</w:t>
                                     </w:r>
                                   </w:p>
                                 </w:tc>
@@ -7906,7 +8720,7 @@
                                         <w:sz w:val="26"/>
                                         <w:szCs w:val="26"/>
                                       </w:rPr>
-                                      <w:t>35,281,499</w:t>
+                                      <w:t>41,305,507</w:t>
                                     </w:r>
                                   </w:p>
                                 </w:tc>
@@ -7979,8 +8793,8 @@
           </mc:Choice>
           <mc:Fallback>
             <w:pict>
-              <v:group w14:anchorId="0AB0FEB2" id="群組 19" o:spid="_x0000_s1032" style="position:absolute;left:0;text-align:left;margin-left:534.4pt;margin-top:567.3pt;width:140.6pt;height:130.1pt;z-index:251651072;mso-position-horizontal-relative:page;mso-position-vertical-relative:page;mso-width-relative:margin;mso-height-relative:margin" coordorigin="108" coordsize="17868,16510" o:gfxdata="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">
-                <v:shape id="_x0000_s1033" type="#_x0000_t202" style="position:absolute;left:317;top:444;width:17634;height:15621;visibility:visible;mso-wrap-style:square;v-text-anchor:top" o:gfxdata="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" stroked="f">
+              <v:group w14:anchorId="0AB0FEB2" id="群組 19" o:spid="_x0000_s1032" style="position:absolute;left:0;text-align:left;margin-left:534.4pt;margin-top:567.3pt;width:140.6pt;height:130.1pt;z-index:251651072;mso-position-horizontal-relative:page;mso-position-vertical-relative:page;mso-width-relative:margin;mso-height-relative:margin" coordorigin="108" coordsize="17868,16510" o:gfxdata="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">
+                <v:shape id="_x0000_s1033" type="#_x0000_t202" style="position:absolute;left:317;top:444;width:17634;height:15621;visibility:visible;mso-wrap-style:square;v-text-anchor:top" o:gfxdata="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" stroked="f">
                   <v:textbox inset="0,0,0,0">
                     <w:txbxContent>
                       <w:p>
@@ -8087,7 +8901,7 @@
                             <w:color w:val="000000"/>
                             <w:w w:val="90"/>
                           </w:rPr>
-                          <w:t>19</w:t>
+                          <w:t>26</w:t>
                         </w:r>
                         <w:r>
                           <w:rPr>
@@ -8212,7 +9026,7 @@
                                   <w:sz w:val="26"/>
                                   <w:szCs w:val="26"/>
                                 </w:rPr>
-                                <w:t>呼求神不受痛苦</w:t>
+                                <w:t>最先回歸的人</w:t>
                               </w:r>
                             </w:p>
                           </w:tc>
@@ -8305,7 +9119,7 @@
                                   <w:sz w:val="26"/>
                                   <w:szCs w:val="26"/>
                                 </w:rPr>
-                                <w:t>女婿入家譜</w:t>
+                                <w:t>勇士的數目</w:t>
                               </w:r>
                             </w:p>
                           </w:tc>
@@ -8408,6 +9222,7 @@
                                   <w:szCs w:val="26"/>
                                 </w:rPr>
                               </w:pPr>
+                              <w:proofErr w:type="gramStart"/>
                               <w:r>
                                 <w:rPr>
                                   <w:rFonts w:ascii="Barlow Condensed Medium" w:eastAsia="華康儷楷書" w:hAnsi="Barlow Condensed Medium" w:cs="華康儷楷書" w:hint="eastAsia"/>
@@ -8418,6 +9233,7 @@
                                 </w:rPr>
                                 <w:t>代上</w:t>
                               </w:r>
+                              <w:proofErr w:type="gramEnd"/>
                               <w:r>
                                 <w:rPr>
                                   <w:rFonts w:ascii="Barlow Condensed Medium" w:eastAsia="華康儷楷書" w:hAnsi="Barlow Condensed Medium" w:cs="華康儷楷書"/>
@@ -8426,7 +9242,7 @@
                                   <w:sz w:val="26"/>
                                   <w:szCs w:val="26"/>
                                 </w:rPr>
-                                <w:t>2:34-41</w:t>
+                                <w:t>7:1-7</w:t>
                               </w:r>
                             </w:p>
                           </w:tc>
@@ -8536,7 +9352,7 @@
                                   <w:sz w:val="26"/>
                                   <w:szCs w:val="26"/>
                                 </w:rPr>
-                                <w:t>弗</w:t>
+                                <w:t>來</w:t>
                               </w:r>
                               <w:r>
                                 <w:rPr>
@@ -8546,7 +9362,7 @@
                                   <w:sz w:val="26"/>
                                   <w:szCs w:val="26"/>
                                 </w:rPr>
-                                <w:t>2:18-19</w:t>
+                                <w:t>13:6</w:t>
                               </w:r>
                             </w:p>
                           </w:tc>
@@ -8628,7 +9444,7 @@
                                   <w:sz w:val="26"/>
                                   <w:szCs w:val="26"/>
                                 </w:rPr>
-                                <w:t>使徒信經</w:t>
+                                <w:t>十誡</w:t>
                               </w:r>
                             </w:p>
                           </w:tc>
@@ -8657,6 +9473,7 @@
                                   <w:szCs w:val="26"/>
                                 </w:rPr>
                               </w:pPr>
+                              <w:proofErr w:type="gramStart"/>
                               <w:r>
                                 <w:rPr>
                                   <w:rFonts w:ascii="Barlow Condensed Medium" w:eastAsia="華康中黑體" w:hAnsi="Barlow Condensed Medium" w:hint="eastAsia"/>
@@ -8666,6 +9483,7 @@
                                 </w:rPr>
                                 <w:t>啟應</w:t>
                               </w:r>
+                              <w:proofErr w:type="gramEnd"/>
                               <w:r>
                                 <w:rPr>
                                   <w:rFonts w:ascii="Barlow Condensed Medium" w:eastAsia="華康中黑體" w:hAnsi="Barlow Condensed Medium" w:hint="eastAsia"/>
@@ -8708,7 +9526,7 @@
                                   <w:sz w:val="26"/>
                                   <w:szCs w:val="26"/>
                                 </w:rPr>
-                                <w:t>28</w:t>
+                                <w:t>21</w:t>
                               </w:r>
                             </w:p>
                           </w:tc>
@@ -8818,7 +9636,7 @@
                                   <w:sz w:val="26"/>
                                   <w:szCs w:val="26"/>
                                 </w:rPr>
-                                <w:t>35,281,499</w:t>
+                                <w:t>41,305,507</w:t>
                               </w:r>
                             </w:p>
                           </w:tc>
@@ -8828,7 +9646,7 @@
                     </w:txbxContent>
                   </v:textbox>
                 </v:shape>
-                <v:roundrect id="圓角矩形 25" o:spid="_x0000_s1034" style="position:absolute;left:108;width:17869;height:16510;visibility:visible;mso-wrap-style:square;v-text-anchor:middle" arcsize="4542f" o:gfxdata="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" filled="f" strokecolor="#5a5a5a [2109]" strokeweight="2.5pt">
+                <v:roundrect id="圓角矩形 25" o:spid="_x0000_s1034" style="position:absolute;left:108;width:17869;height:16510;visibility:visible;mso-wrap-style:square;v-text-anchor:middle" arcsize="4542f" o:gfxdata="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" filled="f" strokecolor="#5a5a5a [2109]" strokeweight="2.5pt">
                   <v:stroke joinstyle="miter"/>
                 </v:roundrect>
                 <w10:wrap anchorx="page" anchory="page"/>
@@ -8996,7 +9814,7 @@
           </mc:Choice>
           <mc:Fallback>
             <w:pict>
-              <v:shape w14:anchorId="76BD7DFF" id="文字方塊 2" o:spid="_x0000_s1035" type="#_x0000_t202" style="position:absolute;margin-left:31.4pt;margin-top:-54.1pt;width:109.8pt;height:110.6pt;z-index:251667456;visibility:visible;mso-wrap-style:square;mso-width-percent:0;mso-height-percent:200;mso-wrap-distance-left:9pt;mso-wrap-distance-top:3.6pt;mso-wrap-distance-right:9pt;mso-wrap-distance-bottom:3.6pt;mso-position-horizontal:absolute;mso-position-horizontal-relative:text;mso-position-vertical:absolute;mso-position-vertical-relative:text;mso-width-percent:0;mso-height-percent:200;mso-width-relative:margin;mso-height-relative:margin;v-text-anchor:top" o:gfxdata="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" filled="f" stroked="f">
+              <v:shape w14:anchorId="76BD7DFF" id="文字方塊 2" o:spid="_x0000_s1035" type="#_x0000_t202" style="position:absolute;margin-left:31.4pt;margin-top:-54.1pt;width:109.8pt;height:110.6pt;z-index:251667456;visibility:visible;mso-wrap-style:square;mso-width-percent:0;mso-height-percent:200;mso-wrap-distance-left:9pt;mso-wrap-distance-top:3.6pt;mso-wrap-distance-right:9pt;mso-wrap-distance-bottom:3.6pt;mso-position-horizontal:absolute;mso-position-horizontal-relative:text;mso-position-vertical:absolute;mso-position-vertical-relative:text;mso-width-percent:0;mso-height-percent:200;mso-width-relative:margin;mso-height-relative:margin;v-text-anchor:top" o:gfxdata="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" filled="f" stroked="f">
                 <v:textbox style="mso-fit-shape-to-text:t" inset="1mm,1mm,1mm,1mm">
                   <w:txbxContent>
                     <w:p>
@@ -9195,7 +10013,7 @@
           </mc:Choice>
           <mc:Fallback>
             <w:pict>
-              <v:roundrect w14:anchorId="4775AEF3" id="圓角矩形 12" o:spid="_x0000_s1036" style="position:absolute;margin-left:-.9pt;margin-top:16.35pt;width:49.3pt;height:15.45pt;z-index:251646976;visibility:visible;mso-wrap-style:square;mso-width-percent:0;mso-height-percent:0;mso-wrap-distance-left:9pt;mso-wrap-distance-top:0;mso-wrap-distance-right:9pt;mso-wrap-distance-bottom:0;mso-position-horizontal:absolute;mso-position-horizontal-relative:text;mso-position-vertical:absolute;mso-position-vertical-relative:text;mso-width-percent:0;mso-height-percent:0;mso-width-relative:margin;mso-height-relative:margin;v-text-anchor:middle" arcsize="10923f" o:gfxdata="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" fillcolor="#5a5a5a [2109]" stroked="f" strokeweight="1pt">
+              <v:roundrect w14:anchorId="4775AEF3" id="圓角矩形 12" o:spid="_x0000_s1036" style="position:absolute;margin-left:-.9pt;margin-top:16.35pt;width:49.3pt;height:15.45pt;z-index:251646976;visibility:visible;mso-wrap-style:square;mso-width-percent:0;mso-height-percent:0;mso-wrap-distance-left:9pt;mso-wrap-distance-top:0;mso-wrap-distance-right:9pt;mso-wrap-distance-bottom:0;mso-position-horizontal:absolute;mso-position-horizontal-relative:text;mso-position-vertical:absolute;mso-position-vertical-relative:text;mso-width-percent:0;mso-height-percent:0;mso-width-relative:margin;mso-height-relative:margin;v-text-anchor:middle" arcsize="10923f" o:gfxdata="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" fillcolor="#5a5a5a [2109]" stroked="f" strokeweight="1pt">
                 <v:stroke joinstyle="miter"/>
                 <v:textbox inset=".5mm,0,.5mm,0">
                   <w:txbxContent>
@@ -9335,7 +10153,7 @@
           </mc:Choice>
           <mc:Fallback>
             <w:pict>
-              <v:roundrect w14:anchorId="196DC3BF" id="圓角矩形 14" o:spid="_x0000_s1037" style="position:absolute;margin-left:-1.25pt;margin-top:16.7pt;width:83.6pt;height:15.3pt;z-index:251648000;visibility:visible;mso-wrap-style:square;mso-width-percent:0;mso-height-percent:0;mso-wrap-distance-left:9pt;mso-wrap-distance-top:0;mso-wrap-distance-right:9pt;mso-wrap-distance-bottom:0;mso-position-horizontal:absolute;mso-position-horizontal-relative:text;mso-position-vertical:absolute;mso-position-vertical-relative:text;mso-width-percent:0;mso-height-percent:0;mso-width-relative:margin;mso-height-relative:margin;v-text-anchor:middle" arcsize="10923f" o:gfxdata="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" fillcolor="#5a5a5a [2109]" stroked="f" strokeweight="1pt">
+              <v:roundrect w14:anchorId="196DC3BF" id="圓角矩形 14" o:spid="_x0000_s1037" style="position:absolute;margin-left:-1.25pt;margin-top:16.7pt;width:83.6pt;height:15.3pt;z-index:251648000;visibility:visible;mso-wrap-style:square;mso-width-percent:0;mso-height-percent:0;mso-wrap-distance-left:9pt;mso-wrap-distance-top:0;mso-wrap-distance-right:9pt;mso-wrap-distance-bottom:0;mso-position-horizontal:absolute;mso-position-horizontal-relative:text;mso-position-vertical:absolute;mso-position-vertical-relative:text;mso-width-percent:0;mso-height-percent:0;mso-width-relative:margin;mso-height-relative:margin;v-text-anchor:middle" arcsize="10923f" o:gfxdata="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" fillcolor="#5a5a5a [2109]" stroked="f" strokeweight="1pt">
                 <v:stroke joinstyle="miter"/>
                 <v:textbox inset=".5mm,0,.5mm,0">
                   <w:txbxContent>
@@ -9531,7 +10349,7 @@
           </mc:Choice>
           <mc:Fallback>
             <w:pict>
-              <v:roundrect w14:anchorId="1A4DC044" id="圓角矩形 9" o:spid="_x0000_s1038" style="position:absolute;margin-left:-.6pt;margin-top:16.6pt;width:30.35pt;height:15.3pt;z-index:251649024;visibility:visible;mso-wrap-style:square;mso-width-percent:0;mso-height-percent:0;mso-wrap-distance-left:9pt;mso-wrap-distance-top:0;mso-wrap-distance-right:9pt;mso-wrap-distance-bottom:0;mso-position-horizontal:absolute;mso-position-horizontal-relative:text;mso-position-vertical:absolute;mso-position-vertical-relative:text;mso-width-percent:0;mso-height-percent:0;mso-width-relative:margin;mso-height-relative:margin;v-text-anchor:middle" arcsize="10923f" o:gfxdata="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" fillcolor="#5a5a5a [2109]" stroked="f" strokeweight="1pt">
+              <v:roundrect w14:anchorId="1A4DC044" id="圓角矩形 9" o:spid="_x0000_s1038" style="position:absolute;margin-left:-.6pt;margin-top:16.6pt;width:30.35pt;height:15.3pt;z-index:251649024;visibility:visible;mso-wrap-style:square;mso-width-percent:0;mso-height-percent:0;mso-wrap-distance-left:9pt;mso-wrap-distance-top:0;mso-wrap-distance-right:9pt;mso-wrap-distance-bottom:0;mso-position-horizontal:absolute;mso-position-horizontal-relative:text;mso-position-vertical:absolute;mso-position-vertical-relative:text;mso-width-percent:0;mso-height-percent:0;mso-width-relative:margin;mso-height-relative:margin;v-text-anchor:middle" arcsize="10923f" o:gfxdata="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" fillcolor="#5a5a5a [2109]" stroked="f" strokeweight="1pt">
                 <v:stroke joinstyle="miter"/>
                 <v:textbox inset=".5mm,0,.5mm,0">
                   <w:txbxContent>
@@ -9795,7 +10613,7 @@
           </mc:Choice>
           <mc:Fallback>
             <w:pict>
-              <v:roundrect w14:anchorId="03BFD3A3" id="圓角矩形 13" o:spid="_x0000_s1039" style="position:absolute;margin-left:-.4pt;margin-top:16.65pt;width:49.3pt;height:15.3pt;z-index:251650048;visibility:visible;mso-wrap-style:square;mso-width-percent:0;mso-height-percent:0;mso-wrap-distance-left:9pt;mso-wrap-distance-top:0;mso-wrap-distance-right:9pt;mso-wrap-distance-bottom:0;mso-position-horizontal:absolute;mso-position-horizontal-relative:text;mso-position-vertical:absolute;mso-position-vertical-relative:text;mso-width-percent:0;mso-height-percent:0;mso-width-relative:margin;mso-height-relative:margin;v-text-anchor:middle" arcsize="10923f" o:gfxdata="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" fillcolor="#5a5a5a [2109]" stroked="f" strokeweight="1pt">
+              <v:roundrect w14:anchorId="03BFD3A3" id="圓角矩形 13" o:spid="_x0000_s1039" style="position:absolute;margin-left:-.4pt;margin-top:16.65pt;width:49.3pt;height:15.3pt;z-index:251650048;visibility:visible;mso-wrap-style:square;mso-width-percent:0;mso-height-percent:0;mso-wrap-distance-left:9pt;mso-wrap-distance-top:0;mso-wrap-distance-right:9pt;mso-wrap-distance-bottom:0;mso-position-horizontal:absolute;mso-position-horizontal-relative:text;mso-position-vertical:absolute;mso-position-vertical-relative:text;mso-width-percent:0;mso-height-percent:0;mso-width-relative:margin;mso-height-relative:margin;v-text-anchor:middle" arcsize="10923f" o:gfxdata="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" fillcolor="#5a5a5a [2109]" stroked="f" strokeweight="1pt">
                 <v:stroke joinstyle="miter"/>
                 <v:textbox inset=".5mm,0,.5mm,0">
                   <w:txbxContent>
@@ -9832,6 +10650,7 @@
         </w:rPr>
         <w:t xml:space="preserve">       </w:t>
       </w:r>
+      <w:proofErr w:type="gramStart"/>
       <w:r>
         <w:rPr>
           <w:rFonts w:ascii="Barlow Condensed Medium" w:eastAsia="華康中圓體" w:hAnsi="Barlow Condensed Medium"/>
@@ -9839,6 +10658,7 @@
         </w:rPr>
         <w:t>主堂</w:t>
       </w:r>
+      <w:proofErr w:type="gramEnd"/>
       <w:r>
         <w:rPr>
           <w:rFonts w:ascii="Barlow Condensed Medium" w:eastAsia="華康中圓體" w:hAnsi="Barlow Condensed Medium"/>
@@ -9982,6 +10802,7 @@
                                 <w:sz w:val="22"/>
                               </w:rPr>
                             </w:pPr>
+                            <w:proofErr w:type="gramStart"/>
                             <w:r>
                               <w:rPr>
                                 <w:rFonts w:ascii="Barlow Condensed Medium" w:eastAsia="華康儷中黑" w:hAnsi="Barlow Condensed Medium"/>
@@ -9989,6 +10810,7 @@
                               </w:rPr>
                               <w:t>教會臉書</w:t>
                             </w:r>
+                            <w:proofErr w:type="gramEnd"/>
                             <w:r>
                               <w:rPr>
                                 <w:rFonts w:ascii="Barlow Condensed Medium" w:eastAsia="華康儷中黑" w:hAnsi="Barlow Condensed Medium"/>
@@ -10031,7 +10853,7 @@
           </mc:Choice>
           <mc:Fallback>
             <w:pict>
-              <v:shape w14:anchorId="77C1E33A" id="_x0000_s1040" type="#_x0000_t202" style="position:absolute;margin-left:107.25pt;margin-top:6.2pt;width:125.55pt;height:16.3pt;z-index:251666432;visibility:visible;mso-wrap-style:square;mso-width-percent:0;mso-height-percent:0;mso-wrap-distance-left:9pt;mso-wrap-distance-top:3.6pt;mso-wrap-distance-right:9pt;mso-wrap-distance-bottom:3.6pt;mso-position-horizontal:absolute;mso-position-horizontal-relative:text;mso-position-vertical:absolute;mso-position-vertical-relative:text;mso-width-percent:0;mso-height-percent:0;mso-width-relative:margin;mso-height-relative:margin;v-text-anchor:top" o:gfxdata="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" filled="f" stroked="f">
+              <v:shape w14:anchorId="77C1E33A" id="_x0000_s1040" type="#_x0000_t202" style="position:absolute;margin-left:107.25pt;margin-top:6.2pt;width:125.55pt;height:16.3pt;z-index:251666432;visibility:visible;mso-wrap-style:square;mso-width-percent:0;mso-height-percent:0;mso-wrap-distance-left:9pt;mso-wrap-distance-top:3.6pt;mso-wrap-distance-right:9pt;mso-wrap-distance-bottom:3.6pt;mso-position-horizontal:absolute;mso-position-horizontal-relative:text;mso-position-vertical:absolute;mso-position-vertical-relative:text;mso-width-percent:0;mso-height-percent:0;mso-width-relative:margin;mso-height-relative:margin;v-text-anchor:top" o:gfxdata="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" filled="f" stroked="f">
                 <v:textbox inset="0,0,0,0">
                   <w:txbxContent>
                     <w:p>
@@ -10042,6 +10864,7 @@
                           <w:sz w:val="22"/>
                         </w:rPr>
                       </w:pPr>
+                      <w:proofErr w:type="gramStart"/>
                       <w:r>
                         <w:rPr>
                           <w:rFonts w:ascii="Barlow Condensed Medium" w:eastAsia="華康儷中黑" w:hAnsi="Barlow Condensed Medium"/>
@@ -10049,6 +10872,7 @@
                         </w:rPr>
                         <w:t>教會臉書</w:t>
                       </w:r>
+                      <w:proofErr w:type="gramEnd"/>
                       <w:r>
                         <w:rPr>
                           <w:rFonts w:ascii="Barlow Condensed Medium" w:eastAsia="華康儷中黑" w:hAnsi="Barlow Condensed Medium"/>
@@ -10311,7 +11135,7 @@
                 <w:sz w:val="20"/>
                 <w:szCs w:val="20"/>
               </w:rPr>
-              <w:t>張昭立</w:t>
+              <w:t>黃阿絹</w:t>
             </w:r>
             <w:r>
               <w:rPr>
@@ -10319,7 +11143,7 @@
                 <w:sz w:val="20"/>
                 <w:szCs w:val="20"/>
               </w:rPr>
-              <w:t xml:space="preserve"> 執事</w:t>
+              <w:t xml:space="preserve"> 長老</w:t>
             </w:r>
           </w:p>
         </w:tc>
@@ -10379,7 +11203,7 @@
                 <w:sz w:val="20"/>
                 <w:szCs w:val="20"/>
               </w:rPr>
-              <w:t>李靜儀</w:t>
+              <w:t>張麗君</w:t>
             </w:r>
             <w:r>
               <w:rPr>
@@ -10387,7 +11211,15 @@
                 <w:sz w:val="20"/>
                 <w:szCs w:val="20"/>
               </w:rPr>
-              <w:t xml:space="preserve"> 師母</w:t>
+              <w:t xml:space="preserve"> </w:t>
+            </w:r>
+            <w:r>
+              <w:rPr>
+                <w:rFonts w:ascii="標楷體" w:eastAsia="標楷體" w:hAnsi="標楷體" w:hint="eastAsia"/>
+                <w:sz w:val="20"/>
+                <w:szCs w:val="20"/>
+              </w:rPr>
+              <w:t>長老</w:t>
             </w:r>
           </w:p>
         </w:tc>
@@ -10954,7 +11786,15 @@
                                       <w:color w:val="FFFFFF"/>
                                       <w:w w:val="66"/>
                                     </w:rPr>
-                                    <w:t>恭候　神的話</w:t>
+                                    <w:t xml:space="preserve">恭候　</w:t>
+                                  </w:r>
+                                  <w:r>
+                                    <w:rPr>
+                                      <w:rFonts w:ascii="華康儷中黑" w:eastAsia="華康儷中黑" w:hAnsi="Calibri" w:cs="Arial" w:hint="eastAsia"/>
+                                      <w:color w:val="FFFFFF"/>
+                                      <w:w w:val="66"/>
+                                    </w:rPr>
+                                    <w:t>神的話</w:t>
                                   </w:r>
                                 </w:p>
                               </w:txbxContent>
@@ -10979,7 +11819,7 @@
                 </mc:Choice>
                 <mc:Fallback>
                   <w:pict>
-                    <v:rect w14:anchorId="343BC9BA" id="矩形 8" o:spid="_x0000_s1041" style="position:absolute;left:0;text-align:left;margin-left:-.7pt;margin-top:2.7pt;width:18.75pt;height:92.3pt;z-index:251663360;visibility:visible;mso-wrap-style:square;mso-width-percent:0;mso-height-percent:0;mso-wrap-distance-left:9pt;mso-wrap-distance-top:0;mso-wrap-distance-right:9pt;mso-wrap-distance-bottom:0;mso-position-horizontal:absolute;mso-position-horizontal-relative:text;mso-position-vertical:absolute;mso-position-vertical-relative:text;mso-width-percent:0;mso-height-percent:0;mso-width-relative:margin;mso-height-relative:margin;v-text-anchor:middle" o:gfxdata="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" fillcolor="#5a5a5a [2109]" stroked="f" strokeweight="1pt">
+                    <v:rect w14:anchorId="343BC9BA" id="矩形 8" o:spid="_x0000_s1041" style="position:absolute;left:0;text-align:left;margin-left:-.7pt;margin-top:2.7pt;width:18.75pt;height:92.3pt;z-index:251663360;visibility:visible;mso-wrap-style:square;mso-width-percent:0;mso-height-percent:0;mso-wrap-distance-left:9pt;mso-wrap-distance-top:0;mso-wrap-distance-right:9pt;mso-wrap-distance-bottom:0;mso-position-horizontal:absolute;mso-position-horizontal-relative:text;mso-position-vertical:absolute;mso-position-vertical-relative:text;mso-width-percent:0;mso-height-percent:0;mso-width-relative:margin;mso-height-relative:margin;v-text-anchor:middle" o:gfxdata="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" fillcolor="#5a5a5a [2109]" stroked="f" strokeweight="1pt">
                       <v:textbox style="layout-flow:vertical-ideographic" inset="1mm,1mm,1mm,1mm">
                         <w:txbxContent>
                           <w:p>
@@ -10999,7 +11839,15 @@
                                 <w:color w:val="FFFFFF"/>
                                 <w:w w:val="66"/>
                               </w:rPr>
-                              <w:t>恭候　神的話</w:t>
+                              <w:t xml:space="preserve">恭候　</w:t>
+                            </w:r>
+                            <w:r>
+                              <w:rPr>
+                                <w:rFonts w:ascii="華康儷中黑" w:eastAsia="華康儷中黑" w:hAnsi="Calibri" w:cs="Arial" w:hint="eastAsia"/>
+                                <w:color w:val="FFFFFF"/>
+                                <w:w w:val="66"/>
+                              </w:rPr>
+                              <w:t>神的話</w:t>
                             </w:r>
                           </w:p>
                         </w:txbxContent>
@@ -11037,6 +11885,7 @@
                 <w:szCs w:val="20"/>
               </w:rPr>
             </w:pPr>
+            <w:proofErr w:type="gramStart"/>
             <w:r>
               <w:rPr>
                 <w:rFonts w:eastAsia="華康儷中黑" w:cstheme="minorHAnsi"/>
@@ -11047,6 +11896,7 @@
               </w:rPr>
               <w:t>序樂</w:t>
             </w:r>
+            <w:proofErr w:type="gramEnd"/>
           </w:p>
         </w:tc>
         <w:tc>
@@ -11182,6 +12032,7 @@
                 <w:szCs w:val="20"/>
               </w:rPr>
             </w:pPr>
+            <w:proofErr w:type="gramStart"/>
             <w:r>
               <w:rPr>
                 <w:rFonts w:eastAsia="華康儷中黑" w:cstheme="minorHAnsi"/>
@@ -11192,6 +12043,7 @@
               </w:rPr>
               <w:t>宣召</w:t>
             </w:r>
+            <w:proofErr w:type="gramEnd"/>
           </w:p>
         </w:tc>
         <w:tc>
@@ -11384,7 +12236,7 @@
                 <w:sz w:val="20"/>
                 <w:szCs w:val="20"/>
               </w:rPr>
-              <w:t>21B</w:t>
+              <w:t>35</w:t>
             </w:r>
             <w:r>
               <w:rPr>
@@ -11549,7 +12401,7 @@
                 <w:sz w:val="20"/>
                 <w:szCs w:val="20"/>
               </w:rPr>
-              <w:t>新的誡命</w:t>
+              <w:t>使徒信經</w:t>
             </w:r>
           </w:p>
         </w:tc>
@@ -11647,6 +12499,7 @@
                 <w:szCs w:val="20"/>
               </w:rPr>
             </w:pPr>
+            <w:proofErr w:type="gramStart"/>
             <w:r>
               <w:rPr>
                 <w:rFonts w:eastAsia="華康儷中黑" w:cstheme="minorHAnsi"/>
@@ -11657,6 +12510,7 @@
               </w:rPr>
               <w:t>啟應文</w:t>
             </w:r>
+            <w:proofErr w:type="gramEnd"/>
           </w:p>
         </w:tc>
         <w:tc>
@@ -11704,7 +12558,7 @@
                 <w:sz w:val="20"/>
                 <w:szCs w:val="20"/>
               </w:rPr>
-              <w:t>27</w:t>
+              <w:t>28</w:t>
             </w:r>
             <w:r>
               <w:rPr>
@@ -12041,7 +12895,7 @@
                 </mc:Choice>
                 <mc:Fallback>
                   <w:pict>
-                    <v:rect w14:anchorId="363672F5" id="矩形 10" o:spid="_x0000_s1042" style="position:absolute;left:0;text-align:left;margin-left:-.7pt;margin-top:12.9pt;width:19.25pt;height:42.9pt;z-index:251659264;visibility:visible;mso-wrap-style:square;mso-width-percent:0;mso-height-percent:0;mso-wrap-distance-left:9pt;mso-wrap-distance-top:0;mso-wrap-distance-right:9pt;mso-wrap-distance-bottom:0;mso-position-horizontal:absolute;mso-position-horizontal-relative:text;mso-position-vertical:absolute;mso-position-vertical-relative:text;mso-width-percent:0;mso-height-percent:0;mso-width-relative:margin;mso-height-relative:margin;v-text-anchor:middle" o:gfxdata="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" fillcolor="#5a5a5a [2109]" stroked="f" strokeweight="1pt">
+                    <v:rect w14:anchorId="363672F5" id="矩形 10" o:spid="_x0000_s1042" style="position:absolute;left:0;text-align:left;margin-left:-.7pt;margin-top:12.9pt;width:19.25pt;height:42.9pt;z-index:251659264;visibility:visible;mso-wrap-style:square;mso-width-percent:0;mso-height-percent:0;mso-wrap-distance-left:9pt;mso-wrap-distance-top:0;mso-wrap-distance-right:9pt;mso-wrap-distance-bottom:0;mso-position-horizontal:absolute;mso-position-horizontal-relative:text;mso-position-vertical:absolute;mso-position-vertical-relative:text;mso-width-percent:0;mso-height-percent:0;mso-width-relative:margin;mso-height-relative:margin;v-text-anchor:middle" o:gfxdata="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" fillcolor="#5a5a5a [2109]" stroked="f" strokeweight="1pt">
                       <v:textbox style="layout-flow:vertical-ideographic" inset="1mm,1mm,1mm,1mm">
                         <w:txbxContent>
                           <w:p>
@@ -12148,7 +13002,7 @@
                 <w:sz w:val="20"/>
                 <w:szCs w:val="20"/>
               </w:rPr>
-              <w:t>免驚冥間的驚惶</w:t>
+              <w:t>基督是咱家庭的主</w:t>
             </w:r>
           </w:p>
         </w:tc>
@@ -12204,7 +13058,8 @@
       <w:tblGrid>
         <w:gridCol w:w="636"/>
         <w:gridCol w:w="1127"/>
-        <w:gridCol w:w="3179"/>
+        <w:gridCol w:w="2830"/>
+        <w:gridCol w:w="349"/>
         <w:gridCol w:w="895"/>
       </w:tblGrid>
       <w:tr>
@@ -12277,6 +13132,7 @@
         <w:tc>
           <w:tcPr>
             <w:tcW w:w="3179" w:type="dxa"/>
+            <w:gridSpan w:val="2"/>
             <w:tcBorders>
               <w:top w:val="nil"/>
               <w:left w:val="nil"/>
@@ -12308,7 +13164,67 @@
                 <w:sz w:val="20"/>
                 <w:szCs w:val="20"/>
               </w:rPr>
-              <w:t>列王記下卷</w:t>
+              <w:t>歷</w:t>
+            </w:r>
+            <w:r>
+              <w:rPr>
+                <w:rFonts w:ascii="Bahnschrift SemiBold Condensed" w:eastAsia="標楷體" w:hAnsi="Bahnschrift SemiBold Condensed" w:cs="Calibri" w:hint="eastAsia"/>
+                <w:color w:val="000000"/>
+                <w:w w:val="110"/>
+                <w:sz w:val="20"/>
+                <w:szCs w:val="20"/>
+              </w:rPr>
+              <w:t>代</w:t>
+            </w:r>
+            <w:r>
+              <w:rPr>
+                <w:rFonts w:ascii="Bahnschrift SemiBold Condensed" w:eastAsia="標楷體" w:hAnsi="Bahnschrift SemiBold Condensed" w:cs="Calibri" w:hint="eastAsia"/>
+                <w:color w:val="000000"/>
+                <w:w w:val="110"/>
+                <w:sz w:val="20"/>
+                <w:szCs w:val="20"/>
+              </w:rPr>
+              <w:t>志</w:t>
+            </w:r>
+            <w:r>
+              <w:rPr>
+                <w:rFonts w:ascii="Bahnschrift SemiBold Condensed" w:eastAsia="標楷體" w:hAnsi="Bahnschrift SemiBold Condensed" w:cs="Calibri" w:hint="eastAsia"/>
+                <w:color w:val="000000"/>
+                <w:w w:val="110"/>
+                <w:sz w:val="20"/>
+                <w:szCs w:val="20"/>
+              </w:rPr>
+              <w:t>上</w:t>
+            </w:r>
+            <w:r>
+              <w:rPr>
+                <w:rFonts w:ascii="Bahnschrift SemiBold Condensed" w:eastAsia="標楷體" w:hAnsi="Bahnschrift SemiBold Condensed" w:cs="Calibri" w:hint="eastAsia"/>
+                <w:color w:val="000000"/>
+                <w:w w:val="110"/>
+                <w:sz w:val="20"/>
+                <w:szCs w:val="20"/>
+              </w:rPr>
+              <w:t>卷</w:t>
+            </w:r>
+            <w:r>
+              <w:rPr>
+                <w:rFonts w:ascii="Bahnschrift SemiBold Condensed" w:eastAsia="標楷體" w:hAnsi="Bahnschrift SemiBold Condensed" w:cs="Calibri" w:hint="eastAsia"/>
+                <w:color w:val="000000"/>
+                <w:w w:val="110"/>
+                <w:sz w:val="20"/>
+                <w:szCs w:val="20"/>
+              </w:rPr>
+              <w:t>2</w:t>
+            </w:r>
+            <w:r>
+              <w:rPr>
+                <w:rFonts w:ascii="Bahnschrift SemiBold Condensed" w:eastAsia="標楷體" w:hAnsi="Bahnschrift SemiBold Condensed" w:cs="Calibri" w:hint="eastAsia"/>
+                <w:color w:val="000000"/>
+                <w:w w:val="110"/>
+                <w:sz w:val="20"/>
+                <w:szCs w:val="20"/>
+              </w:rPr>
+              <w:t>章</w:t>
             </w:r>
             <w:r>
               <w:rPr>
@@ -12318,37 +13234,7 @@
                 <w:sz w:val="20"/>
                 <w:szCs w:val="20"/>
               </w:rPr>
-              <w:t>19</w:t>
-            </w:r>
-            <w:r>
-              <w:rPr>
-                <w:rFonts w:ascii="Bahnschrift SemiBold Condensed" w:eastAsia="標楷體" w:hAnsi="Bahnschrift SemiBold Condensed" w:cs="Calibri" w:hint="eastAsia"/>
-                <w:color w:val="000000"/>
-                <w:w w:val="110"/>
-                <w:sz w:val="20"/>
-                <w:szCs w:val="20"/>
-              </w:rPr>
-              <w:t>章</w:t>
-            </w:r>
-            <w:r>
-              <w:rPr>
-                <w:rFonts w:ascii="Bahnschrift SemiBold Condensed" w:eastAsia="標楷體" w:hAnsi="Bahnschrift SemiBold Condensed" w:cs="Calibri"/>
-                <w:color w:val="000000"/>
-                <w:w w:val="110"/>
-                <w:sz w:val="20"/>
-                <w:szCs w:val="20"/>
-              </w:rPr>
-              <w:t>2-7,15-19</w:t>
-            </w:r>
-            <w:r>
-              <w:rPr>
-                <w:rFonts w:ascii="Bahnschrift SemiBold Condensed" w:eastAsia="標楷體" w:hAnsi="Bahnschrift SemiBold Condensed" w:cs="Calibri"/>
-                <w:color w:val="000000"/>
-                <w:w w:val="110"/>
-                <w:sz w:val="20"/>
-                <w:szCs w:val="20"/>
-              </w:rPr>
-              <w:t>,32-37</w:t>
+              <w:t>34-41</w:t>
             </w:r>
             <w:r>
               <w:rPr>
@@ -12471,6 +13357,7 @@
         <w:tc>
           <w:tcPr>
             <w:tcW w:w="3179" w:type="dxa"/>
+            <w:gridSpan w:val="2"/>
             <w:tcBorders>
               <w:top w:val="dotted" w:sz="8" w:space="0" w:color="auto"/>
               <w:left w:val="nil"/>
@@ -12504,7 +13391,7 @@
                 <w:sz w:val="20"/>
                 <w:szCs w:val="20"/>
               </w:rPr>
-              <w:t>攻心為上</w:t>
+              <w:t>女婿入家譜</w:t>
             </w:r>
           </w:p>
         </w:tc>
@@ -12617,6 +13504,7 @@
         <w:tc>
           <w:tcPr>
             <w:tcW w:w="3179" w:type="dxa"/>
+            <w:gridSpan w:val="2"/>
             <w:tcBorders>
               <w:top w:val="dotted" w:sz="8" w:space="0" w:color="auto"/>
               <w:left w:val="nil"/>
@@ -12821,7 +13709,7 @@
                 </mc:Choice>
                 <mc:Fallback>
                   <w:pict>
-                    <v:rect w14:anchorId="4D37C684" id="矩形 11" o:spid="_x0000_s1043" style="position:absolute;left:0;text-align:left;margin-left:-.7pt;margin-top:1.65pt;width:19.25pt;height:111.25pt;z-index:251656192;visibility:visible;mso-wrap-style:square;mso-width-percent:0;mso-height-percent:0;mso-wrap-distance-left:9pt;mso-wrap-distance-top:0;mso-wrap-distance-right:9pt;mso-wrap-distance-bottom:0;mso-position-horizontal:absolute;mso-position-horizontal-relative:text;mso-position-vertical:absolute;mso-position-vertical-relative:text;mso-width-percent:0;mso-height-percent:0;mso-width-relative:margin;mso-height-relative:margin;v-text-anchor:middle" o:gfxdata="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" fillcolor="#5a5a5a [2109]" stroked="f" strokeweight="1pt">
+                    <v:rect w14:anchorId="4D37C684" id="矩形 11" o:spid="_x0000_s1043" style="position:absolute;left:0;text-align:left;margin-left:-.7pt;margin-top:1.65pt;width:19.25pt;height:111.25pt;z-index:251656192;visibility:visible;mso-wrap-style:square;mso-width-percent:0;mso-height-percent:0;mso-wrap-distance-left:9pt;mso-wrap-distance-top:0;mso-wrap-distance-right:9pt;mso-wrap-distance-bottom:0;mso-position-horizontal:absolute;mso-position-horizontal-relative:text;mso-position-vertical:absolute;mso-position-vertical-relative:text;mso-width-percent:0;mso-height-percent:0;mso-width-relative:margin;mso-height-relative:margin;v-text-anchor:middle" o:gfxdata="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" fillcolor="#5a5a5a [2109]" stroked="f" strokeweight="1pt">
                       <v:textbox style="layout-flow:vertical-ideographic" inset="1mm,1mm,1mm,1mm">
                         <w:txbxContent>
                           <w:p>
@@ -12912,6 +13800,7 @@
         <w:tc>
           <w:tcPr>
             <w:tcW w:w="3179" w:type="dxa"/>
+            <w:gridSpan w:val="2"/>
             <w:tcBorders>
               <w:top w:val="dotted" w:sz="8" w:space="0" w:color="auto"/>
               <w:left w:val="nil"/>
@@ -12953,7 +13842,7 @@
                 <w:sz w:val="20"/>
                 <w:szCs w:val="20"/>
               </w:rPr>
-              <w:t>279</w:t>
+              <w:t>281</w:t>
             </w:r>
             <w:r>
               <w:rPr>
@@ -13006,211 +13895,6 @@
           </w:p>
         </w:tc>
       </w:tr>
-    </w:tbl>
-    <w:tbl>
-      <w:tblPr>
-        <w:tblStyle w:val="11"/>
-        <w:tblW w:w="5835" w:type="dxa"/>
-        <w:tblInd w:w="57" w:type="dxa"/>
-        <w:tblLayout w:type="fixed"/>
-        <w:tblLook w:val="04A0" w:firstRow="1" w:lastRow="0" w:firstColumn="1" w:lastColumn="0" w:noHBand="0" w:noVBand="1"/>
-      </w:tblPr>
-      <w:tblGrid>
-        <w:gridCol w:w="567"/>
-        <w:gridCol w:w="1134"/>
-        <w:gridCol w:w="3239"/>
-        <w:gridCol w:w="895"/>
-      </w:tblGrid>
-      <w:tr>
-        <w:tc>
-          <w:tcPr>
-            <w:tcW w:w="567" w:type="dxa"/>
-            <w:tcBorders>
-              <w:top w:val="nil"/>
-              <w:left w:val="nil"/>
-              <w:bottom w:val="nil"/>
-              <w:right w:val="nil"/>
-            </w:tcBorders>
-            <w:tcMar>
-              <w:top w:w="0" w:type="dxa"/>
-              <w:left w:w="57" w:type="dxa"/>
-              <w:bottom w:w="0" w:type="dxa"/>
-              <w:right w:w="57" w:type="dxa"/>
-            </w:tcMar>
-          </w:tcPr>
-          <w:p>
-            <w:pPr>
-              <w:snapToGrid w:val="0"/>
-              <w:jc w:val="right"/>
-              <w:rPr>
-                <w:rFonts w:eastAsia="華康儷中黑" w:cstheme="minorHAnsi"/>
-                <w:color w:val="000000" w:themeColor="text1"/>
-                <w:w w:val="125"/>
-                <w:sz w:val="18"/>
-                <w:szCs w:val="18"/>
-              </w:rPr>
-            </w:pPr>
-          </w:p>
-        </w:tc>
-        <w:tc>
-          <w:tcPr>
-            <w:tcW w:w="1134" w:type="dxa"/>
-            <w:tcBorders>
-              <w:top w:val="nil"/>
-              <w:left w:val="nil"/>
-              <w:bottom w:val="nil"/>
-              <w:right w:val="nil"/>
-            </w:tcBorders>
-            <w:tcMar>
-              <w:top w:w="0" w:type="dxa"/>
-              <w:left w:w="57" w:type="dxa"/>
-              <w:bottom w:w="0" w:type="dxa"/>
-              <w:right w:w="57" w:type="dxa"/>
-            </w:tcMar>
-            <w:hideMark/>
-          </w:tcPr>
-          <w:p>
-            <w:pPr>
-              <w:snapToGrid w:val="0"/>
-              <w:jc w:val="distribute"/>
-              <w:rPr>
-                <w:rFonts w:eastAsia="華康儷中黑" w:cstheme="minorHAnsi"/>
-                <w:color w:val="000000" w:themeColor="text1"/>
-                <w:w w:val="125"/>
-                <w:sz w:val="20"/>
-                <w:szCs w:val="20"/>
-              </w:rPr>
-            </w:pPr>
-            <w:r>
-              <w:rPr>
-                <w:rFonts w:eastAsia="華康儷中黑" w:cstheme="minorHAnsi" w:hint="eastAsia"/>
-                <w:color w:val="000000" w:themeColor="text1"/>
-                <w:w w:val="125"/>
-                <w:sz w:val="20"/>
-                <w:szCs w:val="20"/>
-              </w:rPr>
-              <w:t>聖餐</w:t>
-            </w:r>
-          </w:p>
-        </w:tc>
-        <w:tc>
-          <w:tcPr>
-            <w:tcW w:w="3239" w:type="dxa"/>
-            <w:tcBorders>
-              <w:top w:val="dotted" w:sz="8" w:space="0" w:color="auto"/>
-              <w:left w:val="nil"/>
-              <w:bottom w:val="dotted" w:sz="8" w:space="0" w:color="auto"/>
-              <w:right w:val="nil"/>
-            </w:tcBorders>
-            <w:tcMar>
-              <w:top w:w="0" w:type="dxa"/>
-              <w:left w:w="57" w:type="dxa"/>
-              <w:bottom w:w="0" w:type="dxa"/>
-              <w:right w:w="57" w:type="dxa"/>
-            </w:tcMar>
-            <w:hideMark/>
-          </w:tcPr>
-          <w:p>
-            <w:pPr>
-              <w:snapToGrid w:val="0"/>
-              <w:jc w:val="center"/>
-              <w:rPr>
-                <w:rFonts w:ascii="Bahnschrift SemiBold Condensed" w:eastAsia="標楷體" w:hAnsi="Bahnschrift SemiBold Condensed" w:cstheme="minorHAnsi"/>
-                <w:color w:val="000000" w:themeColor="text1"/>
-                <w:w w:val="125"/>
-                <w:sz w:val="20"/>
-                <w:szCs w:val="20"/>
-              </w:rPr>
-            </w:pPr>
-            <w:r>
-              <w:rPr>
-                <w:rFonts w:ascii="Bahnschrift SemiBold Condensed" w:eastAsia="標楷體" w:hAnsi="Bahnschrift SemiBold Condensed" w:cstheme="minorHAnsi" w:hint="eastAsia"/>
-                <w:color w:val="000000" w:themeColor="text1"/>
-                <w:w w:val="125"/>
-                <w:sz w:val="20"/>
-                <w:szCs w:val="20"/>
-              </w:rPr>
-              <w:t>聖詩</w:t>
-            </w:r>
-            <w:r>
-              <w:rPr>
-                <w:rFonts w:ascii="Bahnschrift SemiBold Condensed" w:eastAsia="標楷體" w:hAnsi="Bahnschrift SemiBold Condensed" w:cstheme="minorHAnsi"/>
-                <w:color w:val="000000" w:themeColor="text1"/>
-                <w:w w:val="125"/>
-                <w:sz w:val="20"/>
-                <w:szCs w:val="20"/>
-              </w:rPr>
-              <w:t>219</w:t>
-            </w:r>
-            <w:r>
-              <w:rPr>
-                <w:rFonts w:ascii="Bahnschrift SemiBold Condensed" w:eastAsia="標楷體" w:hAnsi="Bahnschrift SemiBold Condensed" w:cstheme="minorHAnsi" w:hint="eastAsia"/>
-                <w:color w:val="000000" w:themeColor="text1"/>
-                <w:w w:val="125"/>
-                <w:sz w:val="20"/>
-                <w:szCs w:val="20"/>
-              </w:rPr>
-              <w:t>首</w:t>
-            </w:r>
-          </w:p>
-        </w:tc>
-        <w:tc>
-          <w:tcPr>
-            <w:tcW w:w="895" w:type="dxa"/>
-            <w:tcBorders>
-              <w:top w:val="nil"/>
-              <w:left w:val="nil"/>
-              <w:bottom w:val="nil"/>
-              <w:right w:val="nil"/>
-            </w:tcBorders>
-            <w:tcMar>
-              <w:top w:w="0" w:type="dxa"/>
-              <w:left w:w="57" w:type="dxa"/>
-              <w:bottom w:w="0" w:type="dxa"/>
-              <w:right w:w="57" w:type="dxa"/>
-            </w:tcMar>
-            <w:hideMark/>
-          </w:tcPr>
-          <w:p>
-            <w:pPr>
-              <w:snapToGrid w:val="0"/>
-              <w:jc w:val="distribute"/>
-              <w:rPr>
-                <w:rFonts w:ascii="Bahnschrift SemiBold Condensed" w:eastAsia="標楷體" w:hAnsi="Bahnschrift SemiBold Condensed" w:cstheme="minorHAnsi"/>
-                <w:color w:val="000000" w:themeColor="text1"/>
-                <w:w w:val="125"/>
-                <w:sz w:val="20"/>
-                <w:szCs w:val="20"/>
-              </w:rPr>
-            </w:pPr>
-            <w:r>
-              <w:rPr>
-                <w:rFonts w:ascii="Bahnschrift SemiBold Condensed" w:eastAsia="標楷體" w:hAnsi="Bahnschrift SemiBold Condensed" w:cstheme="minorHAnsi" w:hint="eastAsia"/>
-                <w:color w:val="000000" w:themeColor="text1"/>
-                <w:w w:val="125"/>
-                <w:sz w:val="20"/>
-                <w:szCs w:val="20"/>
-              </w:rPr>
-              <w:t>主禮</w:t>
-            </w:r>
-          </w:p>
-        </w:tc>
-      </w:tr>
-    </w:tbl>
-    <w:tbl>
-      <w:tblPr>
-        <w:tblStyle w:val="a3"/>
-        <w:tblW w:w="5837" w:type="dxa"/>
-        <w:tblLayout w:type="fixed"/>
-        <w:tblLook w:val="04A0" w:firstRow="1" w:lastRow="0" w:firstColumn="1" w:lastColumn="0" w:noHBand="0" w:noVBand="1"/>
-      </w:tblPr>
-      <w:tblGrid>
-        <w:gridCol w:w="636"/>
-        <w:gridCol w:w="1127"/>
-        <w:gridCol w:w="2830"/>
-        <w:gridCol w:w="349"/>
-        <w:gridCol w:w="895"/>
-      </w:tblGrid>
       <w:tr>
         <w:tc>
           <w:tcPr>
@@ -13413,7 +14097,7 @@
                 <w:sz w:val="20"/>
                 <w:szCs w:val="20"/>
               </w:rPr>
-              <w:t>林美惠</w:t>
+              <w:t>蕭國鎮</w:t>
             </w:r>
             <w:r>
               <w:rPr>
@@ -13435,7 +14119,7 @@
                 <w:sz w:val="20"/>
                 <w:szCs w:val="20"/>
               </w:rPr>
-              <w:t>蕭國鎮</w:t>
+              <w:t>張昭立</w:t>
             </w:r>
           </w:p>
         </w:tc>
@@ -13765,6 +14449,7 @@
                 <w:szCs w:val="20"/>
               </w:rPr>
             </w:pPr>
+            <w:proofErr w:type="gramStart"/>
             <w:r>
               <w:rPr>
                 <w:rFonts w:eastAsia="華康儷中黑" w:cstheme="minorHAnsi" w:hint="eastAsia"/>
@@ -13775,6 +14460,7 @@
               </w:rPr>
               <w:t>公禱</w:t>
             </w:r>
+            <w:proofErr w:type="gramEnd"/>
           </w:p>
         </w:tc>
         <w:tc>
@@ -13910,6 +14596,7 @@
                 <w:szCs w:val="20"/>
               </w:rPr>
             </w:pPr>
+            <w:proofErr w:type="gramStart"/>
             <w:r>
               <w:rPr>
                 <w:rFonts w:eastAsia="華康儷中黑" w:cstheme="minorHAnsi"/>
@@ -13920,6 +14607,7 @@
               </w:rPr>
               <w:t>頌榮</w:t>
             </w:r>
+            <w:proofErr w:type="gramEnd"/>
           </w:p>
         </w:tc>
         <w:tc>
@@ -13967,7 +14655,7 @@
                 <w:sz w:val="20"/>
                 <w:szCs w:val="20"/>
               </w:rPr>
-              <w:t>516</w:t>
+              <w:t>499</w:t>
             </w:r>
             <w:r>
               <w:rPr>
@@ -14142,6 +14830,7 @@
               </w:rPr>
               <w:t xml:space="preserve">: </w:t>
             </w:r>
+            <w:proofErr w:type="gramStart"/>
             <w:r>
               <w:rPr>
                 <w:rFonts w:ascii="Bahnschrift SemiBold Condensed" w:eastAsia="標楷體" w:hAnsi="Bahnschrift SemiBold Condensed" w:cstheme="minorHAnsi" w:hint="eastAsia"/>
@@ -14151,6 +14840,7 @@
               </w:rPr>
               <w:t>阿們頌</w:t>
             </w:r>
+            <w:proofErr w:type="gramEnd"/>
           </w:p>
         </w:tc>
         <w:tc>
@@ -14247,6 +14937,7 @@
                 <w:szCs w:val="20"/>
               </w:rPr>
             </w:pPr>
+            <w:proofErr w:type="gramStart"/>
             <w:r>
               <w:rPr>
                 <w:rFonts w:eastAsia="華康儷中黑" w:cstheme="minorHAnsi" w:hint="eastAsia"/>
@@ -14257,6 +14948,7 @@
               </w:rPr>
               <w:t>殿樂</w:t>
             </w:r>
+            <w:proofErr w:type="gramEnd"/>
           </w:p>
         </w:tc>
         <w:tc>
@@ -14781,7 +15473,7 @@
           </mc:Choice>
           <mc:Fallback>
             <w:pict>
-              <v:line w14:anchorId="07F07BB2" id="直線接點 2" o:spid="_x0000_s1026" style="position:absolute;z-index:251653120;visibility:visible;mso-wrap-style:square;mso-height-percent:0;mso-wrap-distance-left:9pt;mso-wrap-distance-top:0;mso-wrap-distance-right:9pt;mso-wrap-distance-bottom:0;mso-position-horizontal:absolute;mso-position-horizontal-relative:page;mso-position-vertical:absolute;mso-position-vertical-relative:page;mso-height-percent:0;mso-height-relative:margin" from="687.75pt,19.85pt" to="687.75pt,709.8pt" o:gfxdata="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" strokecolor="black [3213]" strokeweight=".5pt">
+              <v:line w14:anchorId="7F7F0FB8" id="直線接點 2" o:spid="_x0000_s1026" style="position:absolute;z-index:251653120;visibility:visible;mso-wrap-style:square;mso-height-percent:0;mso-wrap-distance-left:9pt;mso-wrap-distance-top:0;mso-wrap-distance-right:9pt;mso-wrap-distance-bottom:0;mso-position-horizontal:absolute;mso-position-horizontal-relative:page;mso-position-vertical:absolute;mso-position-vertical-relative:page;mso-height-percent:0;mso-height-relative:margin" from="687.75pt,19.85pt" to="687.75pt,709.8pt" o:gfxdata="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" strokecolor="black [3213]" strokeweight=".5pt">
                 <v:stroke dashstyle="3 1" joinstyle="miter"/>
                 <w10:wrap anchorx="page" anchory="page"/>
               </v:line>
@@ -14811,22 +15503,40 @@
           <w:color w:val="000000"/>
           <w:szCs w:val="24"/>
         </w:rPr>
-        <w:t>馬太福音</w:t>
-      </w:r>
+        <w:t>以</w:t>
+      </w:r>
+      <w:proofErr w:type="gramStart"/>
       <w:r>
         <w:rPr>
           <w:rFonts w:ascii="Barlow Condensed Medium" w:eastAsia="華康中黑體" w:hAnsi="Barlow Condensed Medium" w:cs="Calibri" w:hint="eastAsia"/>
           <w:color w:val="000000"/>
           <w:szCs w:val="24"/>
         </w:rPr>
-        <w:t>6</w:t>
-      </w:r>
+        <w:t>弗</w:t>
+      </w:r>
+      <w:proofErr w:type="gramEnd"/>
       <w:r>
         <w:rPr>
           <w:rFonts w:ascii="Barlow Condensed Medium" w:eastAsia="華康中黑體" w:hAnsi="Barlow Condensed Medium" w:cs="Calibri" w:hint="eastAsia"/>
           <w:color w:val="000000"/>
           <w:szCs w:val="24"/>
         </w:rPr>
+        <w:t>所書</w:t>
+      </w:r>
+      <w:r>
+        <w:rPr>
+          <w:rFonts w:ascii="Barlow Condensed Medium" w:eastAsia="華康中黑體" w:hAnsi="Barlow Condensed Medium" w:cs="Calibri" w:hint="eastAsia"/>
+          <w:color w:val="000000"/>
+          <w:szCs w:val="24"/>
+        </w:rPr>
+        <w:t>2</w:t>
+      </w:r>
+      <w:r>
+        <w:rPr>
+          <w:rFonts w:ascii="Barlow Condensed Medium" w:eastAsia="華康中黑體" w:hAnsi="Barlow Condensed Medium" w:cs="Calibri" w:hint="eastAsia"/>
+          <w:color w:val="000000"/>
+          <w:szCs w:val="24"/>
+        </w:rPr>
         <w:t>章</w:t>
       </w:r>
       <w:r>
@@ -14835,7 +15545,7 @@
           <w:color w:val="000000"/>
           <w:szCs w:val="24"/>
         </w:rPr>
-        <w:t>20-21</w:t>
+        <w:t>18-19</w:t>
       </w:r>
       <w:r>
         <w:rPr>
@@ -14918,7 +15628,116 @@
           <w:sz w:val="26"/>
           <w:szCs w:val="26"/>
         </w:rPr>
-        <w:t>獨獨為著家己積聚財寶佇天裡；蟲及銹無拍歹，也無賊挖孔偷提的所在。因為恁的財寶佇遐，恁的心也欲佇遐</w:t>
+        <w:t>因為對伊咱二旁</w:t>
+      </w:r>
+      <w:proofErr w:type="gramStart"/>
+      <w:r>
+        <w:rPr>
+          <w:rFonts w:ascii="標楷體" w:eastAsia="標楷體" w:hAnsi="標楷體" w:cs="Arial" w:hint="eastAsia"/>
+          <w:w w:val="80"/>
+          <w:sz w:val="26"/>
+          <w:szCs w:val="26"/>
+        </w:rPr>
+        <w:t>佇</w:t>
+      </w:r>
+      <w:proofErr w:type="gramEnd"/>
+      <w:r>
+        <w:rPr>
+          <w:rFonts w:ascii="標楷體" w:eastAsia="標楷體" w:hAnsi="標楷體" w:cs="Arial" w:hint="eastAsia"/>
+          <w:w w:val="80"/>
+          <w:sz w:val="26"/>
+          <w:szCs w:val="26"/>
+        </w:rPr>
+        <w:t>一個神，得著</w:t>
+      </w:r>
+      <w:proofErr w:type="gramStart"/>
+      <w:r>
+        <w:rPr>
+          <w:rFonts w:ascii="標楷體" w:eastAsia="標楷體" w:hAnsi="標楷體" w:cs="Arial" w:hint="eastAsia"/>
+          <w:w w:val="80"/>
+          <w:sz w:val="26"/>
+          <w:szCs w:val="26"/>
+        </w:rPr>
+        <w:t>親近父</w:t>
+      </w:r>
+      <w:proofErr w:type="gramEnd"/>
+      <w:r>
+        <w:rPr>
+          <w:rFonts w:ascii="標楷體" w:eastAsia="標楷體" w:hAnsi="標楷體" w:cs="Arial" w:hint="eastAsia"/>
+          <w:w w:val="80"/>
+          <w:sz w:val="26"/>
+          <w:szCs w:val="26"/>
+        </w:rPr>
+        <w:t>。</w:t>
+      </w:r>
+      <w:r>
+        <w:rPr>
+          <w:rFonts w:ascii="標楷體" w:eastAsia="標楷體" w:hAnsi="標楷體" w:cs="Arial" w:hint="eastAsia"/>
+          <w:w w:val="80"/>
+          <w:sz w:val="26"/>
+          <w:szCs w:val="26"/>
+        </w:rPr>
+        <w:t>按呢，</w:t>
+      </w:r>
+      <w:proofErr w:type="gramStart"/>
+      <w:r>
+        <w:rPr>
+          <w:rFonts w:ascii="標楷體" w:eastAsia="標楷體" w:hAnsi="標楷體" w:cs="Arial" w:hint="eastAsia"/>
+          <w:w w:val="80"/>
+          <w:sz w:val="26"/>
+          <w:szCs w:val="26"/>
+        </w:rPr>
+        <w:t>恁無閣</w:t>
+      </w:r>
+      <w:proofErr w:type="gramEnd"/>
+      <w:r>
+        <w:rPr>
+          <w:rFonts w:ascii="標楷體" w:eastAsia="標楷體" w:hAnsi="標楷體" w:cs="Arial" w:hint="eastAsia"/>
+          <w:w w:val="80"/>
+          <w:sz w:val="26"/>
+          <w:szCs w:val="26"/>
+        </w:rPr>
+        <w:t>做外面</w:t>
+      </w:r>
+      <w:proofErr w:type="gramStart"/>
+      <w:r>
+        <w:rPr>
+          <w:rFonts w:ascii="標楷體" w:eastAsia="標楷體" w:hAnsi="標楷體" w:cs="Arial" w:hint="eastAsia"/>
+          <w:w w:val="80"/>
+          <w:sz w:val="26"/>
+          <w:szCs w:val="26"/>
+        </w:rPr>
+        <w:t>人寄腳的</w:t>
+      </w:r>
+      <w:proofErr w:type="gramEnd"/>
+      <w:r>
+        <w:rPr>
+          <w:rFonts w:ascii="標楷體" w:eastAsia="標楷體" w:hAnsi="標楷體" w:cs="Arial" w:hint="eastAsia"/>
+          <w:w w:val="80"/>
+          <w:sz w:val="26"/>
+          <w:szCs w:val="26"/>
+        </w:rPr>
+        <w:t>，就是及諸</w:t>
+      </w:r>
+      <w:proofErr w:type="gramStart"/>
+      <w:r>
+        <w:rPr>
+          <w:rFonts w:ascii="標楷體" w:eastAsia="標楷體" w:hAnsi="標楷體" w:cs="Arial" w:hint="eastAsia"/>
+          <w:w w:val="80"/>
+          <w:sz w:val="26"/>
+          <w:szCs w:val="26"/>
+        </w:rPr>
+        <w:t>個聖徒像國</w:t>
+      </w:r>
+      <w:proofErr w:type="gramEnd"/>
+      <w:r>
+        <w:rPr>
+          <w:rFonts w:ascii="標楷體" w:eastAsia="標楷體" w:hAnsi="標楷體" w:cs="Arial" w:hint="eastAsia"/>
+          <w:w w:val="80"/>
+          <w:sz w:val="26"/>
+          <w:szCs w:val="26"/>
+        </w:rPr>
+        <w:t>，做上帝家內的人</w:t>
       </w:r>
       <w:r>
         <w:rPr>
@@ -15008,7 +15827,51 @@
           <w:sz w:val="26"/>
           <w:szCs w:val="26"/>
         </w:rPr>
-        <w:t>只要積儹財寶在天上、天上沒有蟲子咬、不能鏽壞、也沒有賊挖窟窿來偷．因為你的財寶在那裡、你的心也在那裡</w:t>
+        <w:t>因為我們兩下藉著他被一個聖靈所感、得以進到父面前。這樣、你們不再作外人、和</w:t>
+      </w:r>
+      <w:proofErr w:type="gramStart"/>
+      <w:r>
+        <w:rPr>
+          <w:rFonts w:ascii="Calibri" w:eastAsia="華康中黑體" w:hAnsi="Calibri" w:cs="Calibri" w:hint="eastAsia"/>
+          <w:color w:val="000000"/>
+          <w:w w:val="80"/>
+          <w:sz w:val="26"/>
+          <w:szCs w:val="26"/>
+        </w:rPr>
+        <w:t>客旅</w:t>
+      </w:r>
+      <w:proofErr w:type="gramEnd"/>
+      <w:r>
+        <w:rPr>
+          <w:rFonts w:ascii="Calibri" w:eastAsia="華康中黑體" w:hAnsi="Calibri" w:cs="Calibri" w:hint="eastAsia"/>
+          <w:color w:val="000000"/>
+          <w:w w:val="80"/>
+          <w:sz w:val="26"/>
+          <w:szCs w:val="26"/>
+        </w:rPr>
+        <w:t>、是與</w:t>
+      </w:r>
+      <w:proofErr w:type="gramStart"/>
+      <w:r>
+        <w:rPr>
+          <w:rFonts w:ascii="Calibri" w:eastAsia="華康中黑體" w:hAnsi="Calibri" w:cs="Calibri" w:hint="eastAsia"/>
+          <w:color w:val="000000"/>
+          <w:w w:val="80"/>
+          <w:sz w:val="26"/>
+          <w:szCs w:val="26"/>
+        </w:rPr>
+        <w:t>聖徒同國</w:t>
+      </w:r>
+      <w:proofErr w:type="gramEnd"/>
+      <w:r>
+        <w:rPr>
+          <w:rFonts w:ascii="Calibri" w:eastAsia="華康中黑體" w:hAnsi="Calibri" w:cs="Calibri" w:hint="eastAsia"/>
+          <w:color w:val="000000"/>
+          <w:w w:val="80"/>
+          <w:sz w:val="26"/>
+          <w:szCs w:val="26"/>
+        </w:rPr>
+        <w:t>、是　神家裡的人了</w:t>
       </w:r>
       <w:r>
         <w:rPr>
@@ -15138,6 +16001,7 @@
                 <w:w w:val="80"/>
               </w:rPr>
             </w:pPr>
+            <w:proofErr w:type="gramStart"/>
             <w:r>
               <w:rPr>
                 <w:rFonts w:ascii="Barlow Condensed Medium" w:eastAsia="華康中黑體" w:hAnsi="Barlow Condensed Medium" w:cstheme="minorHAnsi"/>
@@ -15145,6 +16009,7 @@
               </w:rPr>
               <w:t>主日事奉</w:t>
             </w:r>
+            <w:proofErr w:type="gramEnd"/>
           </w:p>
         </w:tc>
         <w:tc>
@@ -15175,8 +16040,17 @@
                 <w:rFonts w:ascii="Barlow Condensed Medium" w:eastAsia="華康中黑體" w:hAnsi="Barlow Condensed Medium" w:cstheme="minorHAnsi"/>
                 <w:w w:val="66"/>
               </w:rPr>
-              <w:t>本週</w:t>
-            </w:r>
+              <w:t>本</w:t>
+            </w:r>
+            <w:proofErr w:type="gramStart"/>
+            <w:r>
+              <w:rPr>
+                <w:rFonts w:ascii="Barlow Condensed Medium" w:eastAsia="華康中黑體" w:hAnsi="Barlow Condensed Medium" w:cstheme="minorHAnsi"/>
+                <w:w w:val="66"/>
+              </w:rPr>
+              <w:t>週</w:t>
+            </w:r>
+            <w:proofErr w:type="gramEnd"/>
             <w:r>
               <w:rPr>
                 <w:rFonts w:ascii="Barlow Condensed Medium" w:eastAsia="華康儷中黑" w:hAnsi="Barlow Condensed Medium" w:cstheme="minorHAnsi"/>
@@ -15247,7 +16121,7 @@
                 <w:noProof/>
                 <w:w w:val="80"/>
               </w:rPr>
-              <w:t>12</w:t>
+              <w:t>19</w:t>
             </w:r>
             <w:r>
               <w:rPr>
@@ -15286,8 +16160,17 @@
                 <w:rFonts w:ascii="Barlow Condensed Medium" w:eastAsia="華康中黑體" w:hAnsi="Barlow Condensed Medium" w:cstheme="minorHAnsi"/>
                 <w:w w:val="66"/>
               </w:rPr>
-              <w:t>下週</w:t>
-            </w:r>
+              <w:t>下</w:t>
+            </w:r>
+            <w:proofErr w:type="gramStart"/>
+            <w:r>
+              <w:rPr>
+                <w:rFonts w:ascii="Barlow Condensed Medium" w:eastAsia="華康中黑體" w:hAnsi="Barlow Condensed Medium" w:cstheme="minorHAnsi"/>
+                <w:w w:val="66"/>
+              </w:rPr>
+              <w:t>週</w:t>
+            </w:r>
+            <w:proofErr w:type="gramEnd"/>
             <w:r>
               <w:rPr>
                 <w:rFonts w:ascii="Barlow Condensed Medium" w:eastAsia="華康儷中黑" w:hAnsi="Barlow Condensed Medium" w:cstheme="minorHAnsi"/>
@@ -15358,7 +16241,7 @@
                 <w:noProof/>
                 <w:w w:val="80"/>
               </w:rPr>
-              <w:t>19</w:t>
+              <w:t>26</w:t>
             </w:r>
             <w:r>
               <w:rPr>
@@ -15498,6 +16381,7 @@
               <w:top w:val="single" w:sz="4" w:space="0" w:color="auto"/>
               <w:bottom w:val="single" w:sz="4" w:space="0" w:color="auto"/>
             </w:tcBorders>
+            <w:shd w:val="clear" w:color="auto" w:fill="auto"/>
             <w:tcMar>
               <w:left w:w="57" w:type="dxa"/>
               <w:right w:w="57" w:type="dxa"/>
@@ -15516,7 +16400,7 @@
               <w:rPr>
                 <w:rFonts w:ascii="標楷體" w:eastAsia="標楷體" w:hAnsi="標楷體" w:hint="eastAsia"/>
               </w:rPr>
-              <w:t>--</w:t>
+              <w:t>王昌裕</w:t>
             </w:r>
           </w:p>
         </w:tc>
@@ -15669,7 +16553,7 @@
                 <w:noProof/>
                 <w:w w:val="75"/>
               </w:rPr>
-              <w:t>5</w:t>
+              <w:t>12</w:t>
             </w:r>
             <w:r>
               <w:rPr>
@@ -15733,6 +16617,7 @@
                 <w:szCs w:val="28"/>
               </w:rPr>
             </w:pPr>
+            <w:proofErr w:type="gramStart"/>
             <w:r>
               <w:rPr>
                 <w:rFonts w:ascii="Barlow Condensed Medium" w:eastAsia="華康正顏楷體W9" w:hAnsi="Barlow Condensed Medium" w:cstheme="minorHAnsi"/>
@@ -15742,6 +16627,7 @@
               </w:rPr>
               <w:t>月值月長執</w:t>
             </w:r>
+            <w:proofErr w:type="gramEnd"/>
             <w:r>
               <w:rPr>
                 <w:rFonts w:ascii="Barlow Condensed Medium" w:eastAsia="標楷體" w:hAnsi="Barlow Condensed Medium" w:cstheme="minorHAnsi"/>
@@ -15796,35 +16682,6 @@
         <w:tc>
           <w:tcPr>
             <w:tcW w:w="1000" w:type="dxa"/>
-            <w:tcBorders>
-              <w:top w:val="single" w:sz="4" w:space="0" w:color="auto"/>
-              <w:bottom w:val="single" w:sz="4" w:space="0" w:color="auto"/>
-            </w:tcBorders>
-            <w:tcMar>
-              <w:left w:w="57" w:type="dxa"/>
-              <w:right w:w="57" w:type="dxa"/>
-            </w:tcMar>
-            <w:vAlign w:val="center"/>
-          </w:tcPr>
-          <w:p>
-            <w:pPr>
-              <w:snapToGrid w:val="0"/>
-              <w:jc w:val="center"/>
-              <w:rPr>
-                <w:rFonts w:ascii="標楷體" w:eastAsia="標楷體" w:hAnsi="標楷體" w:cs="華康儷楷書"/>
-              </w:rPr>
-            </w:pPr>
-            <w:r>
-              <w:rPr>
-                <w:rFonts w:ascii="標楷體" w:eastAsia="標楷體" w:hAnsi="標楷體" w:hint="eastAsia"/>
-              </w:rPr>
-              <w:t>王昌裕</w:t>
-            </w:r>
-          </w:p>
-        </w:tc>
-        <w:tc>
-          <w:tcPr>
-            <w:tcW w:w="1001" w:type="dxa"/>
             <w:tcBorders>
               <w:top w:val="single" w:sz="4" w:space="0" w:color="auto"/>
               <w:bottom w:val="single" w:sz="4" w:space="0" w:color="auto"/>
@@ -15842,6 +16699,37 @@
               <w:snapToGrid w:val="0"/>
               <w:jc w:val="center"/>
               <w:rPr>
+                <w:rFonts w:ascii="標楷體" w:eastAsia="標楷體" w:hAnsi="標楷體" w:cs="華康儷楷書"/>
+              </w:rPr>
+            </w:pPr>
+            <w:r>
+              <w:rPr>
+                <w:rFonts w:ascii="標楷體" w:eastAsia="標楷體" w:hAnsi="標楷體" w:hint="eastAsia"/>
+              </w:rPr>
+              <w:t>王昌裕</w:t>
+            </w:r>
+          </w:p>
+        </w:tc>
+        <w:tc>
+          <w:tcPr>
+            <w:tcW w:w="1001" w:type="dxa"/>
+            <w:tcBorders>
+              <w:top w:val="single" w:sz="4" w:space="0" w:color="auto"/>
+              <w:left w:val="single" w:sz="2" w:space="0" w:color="auto"/>
+              <w:bottom w:val="single" w:sz="4" w:space="0" w:color="auto"/>
+            </w:tcBorders>
+            <w:shd w:val="clear" w:color="auto" w:fill="auto"/>
+            <w:tcMar>
+              <w:left w:w="57" w:type="dxa"/>
+              <w:right w:w="57" w:type="dxa"/>
+            </w:tcMar>
+            <w:vAlign w:val="center"/>
+          </w:tcPr>
+          <w:p>
+            <w:pPr>
+              <w:snapToGrid w:val="0"/>
+              <w:jc w:val="center"/>
+              <w:rPr>
                 <w:rFonts w:ascii="Barlow Condensed Medium" w:eastAsia="標楷體" w:hAnsi="Barlow Condensed Medium" w:cs="華康儷楷書"/>
               </w:rPr>
             </w:pPr>
@@ -15972,7 +16860,7 @@
                 <w:noProof/>
                 <w:w w:val="75"/>
               </w:rPr>
-              <w:t>5</w:t>
+              <w:t>12</w:t>
             </w:r>
             <w:r>
               <w:rPr>
@@ -16073,6 +16961,7 @@
               <w:top w:val="single" w:sz="4" w:space="0" w:color="auto"/>
               <w:bottom w:val="single" w:sz="4" w:space="0" w:color="auto"/>
             </w:tcBorders>
+            <w:shd w:val="clear" w:color="auto" w:fill="auto"/>
             <w:tcMar>
               <w:left w:w="57" w:type="dxa"/>
               <w:right w:w="57" w:type="dxa"/>
@@ -16092,7 +16981,7 @@
                 <w:rFonts w:ascii="標楷體" w:eastAsia="標楷體" w:hAnsi="標楷體" w:cstheme="majorBidi" w:hint="eastAsia"/>
                 <w:szCs w:val="24"/>
               </w:rPr>
-              <w:t>張昭立</w:t>
+              <w:t>黃阿絹</w:t>
             </w:r>
           </w:p>
         </w:tc>
@@ -16120,10 +17009,10 @@
             </w:pPr>
             <w:r>
               <w:rPr>
-                <w:rFonts w:ascii="標楷體" w:eastAsia="標楷體" w:hAnsi="標楷體" w:cstheme="majorBidi" w:hint="eastAsia"/>
+                <w:rFonts w:ascii="標楷體" w:eastAsia="標楷體" w:hAnsi="標楷體" w:hint="eastAsia"/>
                 <w:szCs w:val="24"/>
               </w:rPr>
-              <w:t>黃阿絹</w:t>
+              <w:t>黃聖耀</w:t>
             </w:r>
           </w:p>
         </w:tc>
@@ -16253,7 +17142,7 @@
                 <w:noProof/>
                 <w:w w:val="75"/>
               </w:rPr>
-              <w:t>5</w:t>
+              <w:t>12</w:t>
             </w:r>
             <w:r>
               <w:rPr>
@@ -16350,36 +17239,6 @@
         <w:tc>
           <w:tcPr>
             <w:tcW w:w="1000" w:type="dxa"/>
-            <w:tcBorders>
-              <w:top w:val="single" w:sz="4" w:space="0" w:color="auto"/>
-              <w:bottom w:val="single" w:sz="4" w:space="0" w:color="auto"/>
-            </w:tcBorders>
-            <w:tcMar>
-              <w:left w:w="57" w:type="dxa"/>
-              <w:right w:w="57" w:type="dxa"/>
-            </w:tcMar>
-            <w:vAlign w:val="center"/>
-          </w:tcPr>
-          <w:p>
-            <w:pPr>
-              <w:snapToGrid w:val="0"/>
-              <w:jc w:val="center"/>
-              <w:rPr>
-                <w:rFonts w:ascii="標楷體" w:eastAsia="標楷體" w:hAnsi="標楷體" w:cs="華康儷楷書"/>
-              </w:rPr>
-            </w:pPr>
-            <w:r>
-              <w:rPr>
-                <w:rFonts w:ascii="標楷體" w:eastAsia="標楷體" w:hAnsi="標楷體" w:hint="eastAsia"/>
-                <w:szCs w:val="24"/>
-              </w:rPr>
-              <w:t>李靜儀</w:t>
-            </w:r>
-          </w:p>
-        </w:tc>
-        <w:tc>
-          <w:tcPr>
-            <w:tcW w:w="1001" w:type="dxa"/>
             <w:tcBorders>
               <w:top w:val="single" w:sz="4" w:space="0" w:color="auto"/>
               <w:bottom w:val="single" w:sz="4" w:space="0" w:color="auto"/>
@@ -16410,6 +17269,38 @@
         </w:tc>
         <w:tc>
           <w:tcPr>
+            <w:tcW w:w="1001" w:type="dxa"/>
+            <w:tcBorders>
+              <w:top w:val="single" w:sz="4" w:space="0" w:color="auto"/>
+              <w:left w:val="single" w:sz="2" w:space="0" w:color="auto"/>
+              <w:bottom w:val="single" w:sz="4" w:space="0" w:color="auto"/>
+            </w:tcBorders>
+            <w:shd w:val="clear" w:color="auto" w:fill="auto"/>
+            <w:tcMar>
+              <w:left w:w="57" w:type="dxa"/>
+              <w:right w:w="57" w:type="dxa"/>
+            </w:tcMar>
+            <w:vAlign w:val="center"/>
+          </w:tcPr>
+          <w:p>
+            <w:pPr>
+              <w:snapToGrid w:val="0"/>
+              <w:jc w:val="center"/>
+              <w:rPr>
+                <w:rFonts w:ascii="標楷體" w:eastAsia="標楷體" w:hAnsi="標楷體" w:cs="華康儷楷書"/>
+              </w:rPr>
+            </w:pPr>
+            <w:r>
+              <w:rPr>
+                <w:rFonts w:ascii="標楷體" w:eastAsia="標楷體" w:hAnsi="標楷體" w:hint="eastAsia"/>
+                <w:szCs w:val="24"/>
+              </w:rPr>
+              <w:t>莊舒媛</w:t>
+            </w:r>
+          </w:p>
+        </w:tc>
+        <w:tc>
+          <w:tcPr>
             <w:tcW w:w="1135" w:type="dxa"/>
             <w:tcBorders>
               <w:top w:val="single" w:sz="4" w:space="0" w:color="auto"/>
@@ -16526,7 +17417,7 @@
                 <w:noProof/>
                 <w:w w:val="75"/>
               </w:rPr>
-              <w:t>5</w:t>
+              <w:t>12</w:t>
             </w:r>
             <w:r>
               <w:rPr>
@@ -16628,6 +17519,7 @@
               <w:top w:val="single" w:sz="4" w:space="0" w:color="auto"/>
               <w:bottom w:val="single" w:sz="4" w:space="0" w:color="auto"/>
             </w:tcBorders>
+            <w:shd w:val="clear" w:color="auto" w:fill="auto"/>
             <w:tcMar>
               <w:left w:w="57" w:type="dxa"/>
               <w:right w:w="57" w:type="dxa"/>
@@ -16644,10 +17536,10 @@
             </w:pPr>
             <w:r>
               <w:rPr>
-                <w:rFonts w:ascii="標楷體" w:eastAsia="標楷體" w:hAnsi="標楷體" w:cstheme="majorBidi" w:hint="eastAsia"/>
+                <w:rFonts w:ascii="標楷體" w:eastAsia="標楷體" w:hAnsi="標楷體" w:hint="eastAsia"/>
                 <w:szCs w:val="24"/>
               </w:rPr>
-              <w:t>蔡憲逸</w:t>
+              <w:t>周艶林</w:t>
             </w:r>
           </w:p>
         </w:tc>
@@ -16678,7 +17570,7 @@
                 <w:rFonts w:ascii="標楷體" w:eastAsia="標楷體" w:hAnsi="標楷體" w:hint="eastAsia"/>
                 <w:szCs w:val="24"/>
               </w:rPr>
-              <w:t>周艶林</w:t>
+              <w:t>周艶貳</w:t>
             </w:r>
           </w:p>
         </w:tc>
@@ -16807,7 +17699,7 @@
                 <w:noProof/>
                 <w:w w:val="75"/>
               </w:rPr>
-              <w:t>5</w:t>
+              <w:t>12</w:t>
             </w:r>
             <w:r>
               <w:rPr>
@@ -16894,6 +17786,7 @@
                 <w:w w:val="80"/>
               </w:rPr>
             </w:pPr>
+            <w:proofErr w:type="gramStart"/>
             <w:r>
               <w:rPr>
                 <w:rFonts w:ascii="Barlow Condensed Medium" w:eastAsia="華康中黑體" w:hAnsi="Barlow Condensed Medium" w:cstheme="minorHAnsi"/>
@@ -16901,42 +17794,12 @@
               </w:rPr>
               <w:t>司獻</w:t>
             </w:r>
+            <w:proofErr w:type="gramEnd"/>
           </w:p>
         </w:tc>
         <w:tc>
           <w:tcPr>
             <w:tcW w:w="1000" w:type="dxa"/>
-            <w:tcBorders>
-              <w:top w:val="single" w:sz="4" w:space="0" w:color="auto"/>
-              <w:bottom w:val="single" w:sz="4" w:space="0" w:color="auto"/>
-            </w:tcBorders>
-            <w:tcMar>
-              <w:left w:w="57" w:type="dxa"/>
-              <w:right w:w="57" w:type="dxa"/>
-            </w:tcMar>
-            <w:vAlign w:val="center"/>
-          </w:tcPr>
-          <w:p>
-            <w:pPr>
-              <w:snapToGrid w:val="0"/>
-              <w:jc w:val="center"/>
-              <w:rPr>
-                <w:rFonts w:ascii="標楷體" w:eastAsia="標楷體" w:hAnsi="標楷體" w:cs="華康儷楷書"/>
-                <w:sz w:val="22"/>
-              </w:rPr>
-            </w:pPr>
-            <w:r>
-              <w:rPr>
-                <w:rFonts w:ascii="標楷體" w:eastAsia="標楷體" w:hAnsi="標楷體" w:cstheme="majorBidi" w:hint="eastAsia"/>
-                <w:szCs w:val="24"/>
-              </w:rPr>
-              <w:t>林美惠</w:t>
-            </w:r>
-          </w:p>
-        </w:tc>
-        <w:tc>
-          <w:tcPr>
-            <w:tcW w:w="1001" w:type="dxa"/>
             <w:tcBorders>
               <w:top w:val="single" w:sz="4" w:space="0" w:color="auto"/>
               <w:bottom w:val="single" w:sz="4" w:space="0" w:color="auto"/>
@@ -16955,7 +17818,7 @@
               <w:jc w:val="center"/>
               <w:rPr>
                 <w:rFonts w:ascii="標楷體" w:eastAsia="標楷體" w:hAnsi="標楷體" w:cs="華康儷楷書"/>
-                <w:szCs w:val="24"/>
+                <w:sz w:val="22"/>
               </w:rPr>
             </w:pPr>
             <w:r>
@@ -16964,6 +17827,39 @@
                 <w:szCs w:val="24"/>
               </w:rPr>
               <w:t>蕭國鎮</w:t>
+            </w:r>
+          </w:p>
+        </w:tc>
+        <w:tc>
+          <w:tcPr>
+            <w:tcW w:w="1001" w:type="dxa"/>
+            <w:tcBorders>
+              <w:top w:val="single" w:sz="4" w:space="0" w:color="auto"/>
+              <w:left w:val="single" w:sz="2" w:space="0" w:color="auto"/>
+              <w:bottom w:val="single" w:sz="4" w:space="0" w:color="auto"/>
+            </w:tcBorders>
+            <w:shd w:val="clear" w:color="auto" w:fill="auto"/>
+            <w:tcMar>
+              <w:left w:w="57" w:type="dxa"/>
+              <w:right w:w="57" w:type="dxa"/>
+            </w:tcMar>
+            <w:vAlign w:val="center"/>
+          </w:tcPr>
+          <w:p>
+            <w:pPr>
+              <w:snapToGrid w:val="0"/>
+              <w:jc w:val="center"/>
+              <w:rPr>
+                <w:rFonts w:ascii="標楷體" w:eastAsia="標楷體" w:hAnsi="標楷體" w:cs="華康儷楷書"/>
+                <w:szCs w:val="24"/>
+              </w:rPr>
+            </w:pPr>
+            <w:r>
+              <w:rPr>
+                <w:rFonts w:ascii="標楷體" w:eastAsia="標楷體" w:hAnsi="標楷體" w:cstheme="majorBidi" w:hint="eastAsia"/>
+                <w:szCs w:val="24"/>
+              </w:rPr>
+              <w:t>張昭立</w:t>
             </w:r>
           </w:p>
         </w:tc>
@@ -17085,7 +17981,7 @@
                 <w:noProof/>
                 <w:w w:val="75"/>
               </w:rPr>
-              <w:t>5</w:t>
+              <w:t>12</w:t>
             </w:r>
             <w:r>
               <w:rPr>
@@ -17121,14 +18017,7 @@
                 <w:rFonts w:ascii="Barlow Condensed Medium" w:eastAsia="標楷體" w:hAnsi="Barlow Condensed Medium" w:cstheme="minorHAnsi" w:hint="eastAsia"/>
                 <w:w w:val="80"/>
               </w:rPr>
-              <w:t>1</w:t>
-            </w:r>
-            <w:r>
-              <w:rPr>
-                <w:rFonts w:ascii="Barlow Condensed Medium" w:eastAsia="標楷體" w:hAnsi="Barlow Condensed Medium" w:cstheme="minorHAnsi" w:hint="eastAsia"/>
-                <w:w w:val="80"/>
-              </w:rPr>
-              <w:t>8</w:t>
+              <w:t>18</w:t>
             </w:r>
           </w:p>
         </w:tc>
@@ -17188,6 +18077,7 @@
               <w:top w:val="single" w:sz="4" w:space="0" w:color="auto"/>
               <w:bottom w:val="single" w:sz="4" w:space="0" w:color="auto"/>
             </w:tcBorders>
+            <w:shd w:val="clear" w:color="auto" w:fill="auto"/>
             <w:tcMar>
               <w:left w:w="57" w:type="dxa"/>
               <w:right w:w="57" w:type="dxa"/>
@@ -17208,7 +18098,7 @@
                 <w:rFonts w:ascii="標楷體" w:eastAsia="標楷體" w:hAnsi="標楷體" w:cstheme="majorBidi" w:hint="eastAsia"/>
                 <w:szCs w:val="24"/>
               </w:rPr>
-              <w:t>蕭國鎮</w:t>
+              <w:t>張昭立</w:t>
             </w:r>
           </w:p>
         </w:tc>
@@ -17240,7 +18130,7 @@
                 <w:rFonts w:ascii="標楷體" w:eastAsia="標楷體" w:hAnsi="標楷體" w:cstheme="majorBidi" w:hint="eastAsia"/>
                 <w:szCs w:val="24"/>
               </w:rPr>
-              <w:t>張昭立</w:t>
+              <w:t>黃阿絹</w:t>
             </w:r>
           </w:p>
         </w:tc>
@@ -17362,7 +18252,7 @@
                 <w:noProof/>
                 <w:w w:val="75"/>
               </w:rPr>
-              <w:t>5</w:t>
+              <w:t>12</w:t>
             </w:r>
             <w:r>
               <w:rPr>
@@ -17465,6 +18355,7 @@
               <w:top w:val="single" w:sz="4" w:space="0" w:color="auto"/>
               <w:bottom w:val="single" w:sz="4" w:space="0" w:color="auto"/>
             </w:tcBorders>
+            <w:shd w:val="clear" w:color="auto" w:fill="auto"/>
             <w:tcMar>
               <w:left w:w="57" w:type="dxa"/>
               <w:right w:w="57" w:type="dxa"/>
@@ -17486,7 +18377,7 @@
                 <w:szCs w:val="24"/>
                 <w:lang w:eastAsia="zh-HK"/>
               </w:rPr>
-              <w:t>宋素珠</w:t>
+              <w:t>卓滿惠</w:t>
             </w:r>
           </w:p>
         </w:tc>
@@ -17519,7 +18410,7 @@
                 <w:szCs w:val="24"/>
                 <w:lang w:eastAsia="zh-HK"/>
               </w:rPr>
-              <w:t>卓滿惠</w:t>
+              <w:t>黃明憲</w:t>
             </w:r>
           </w:p>
         </w:tc>
@@ -17647,6 +18538,7 @@
               <w:top w:val="single" w:sz="4" w:space="0" w:color="auto"/>
               <w:bottom w:val="single" w:sz="4" w:space="0" w:color="auto"/>
             </w:tcBorders>
+            <w:shd w:val="clear" w:color="auto" w:fill="auto"/>
             <w:tcMar>
               <w:left w:w="57" w:type="dxa"/>
               <w:right w:w="57" w:type="dxa"/>
@@ -17668,7 +18560,7 @@
                 <w:szCs w:val="24"/>
                 <w:lang w:eastAsia="zh-HK"/>
               </w:rPr>
-              <w:t>黃麗卿</w:t>
+              <w:t>張淑敏</w:t>
             </w:r>
           </w:p>
         </w:tc>
@@ -17701,7 +18593,7 @@
                 <w:szCs w:val="24"/>
                 <w:lang w:eastAsia="zh-HK"/>
               </w:rPr>
-              <w:t>張淑敏</w:t>
+              <w:t>邱惠玉</w:t>
             </w:r>
           </w:p>
         </w:tc>
@@ -17923,13 +18815,855 @@
             <w:tcW w:w="1000" w:type="dxa"/>
             <w:tcBorders>
               <w:top w:val="single" w:sz="4" w:space="0" w:color="auto"/>
-              <w:left w:val="single" w:sz="4" w:space="0" w:color="auto"/>
+              <w:bottom w:val="single" w:sz="4" w:space="0" w:color="auto"/>
+            </w:tcBorders>
+            <w:shd w:val="clear" w:color="auto" w:fill="auto"/>
+            <w:tcMar>
+              <w:left w:w="57" w:type="dxa"/>
+              <w:right w:w="57" w:type="dxa"/>
+            </w:tcMar>
+            <w:vAlign w:val="center"/>
+          </w:tcPr>
+          <w:p>
+            <w:pPr>
+              <w:snapToGrid w:val="0"/>
+              <w:jc w:val="center"/>
+              <w:rPr>
+                <w:rFonts w:ascii="標楷體" w:eastAsia="標楷體" w:hAnsi="標楷體" w:cs="華康儷楷書"/>
+                <w:w w:val="90"/>
+                <w:szCs w:val="24"/>
+              </w:rPr>
+            </w:pPr>
+            <w:r>
+              <w:rPr>
+                <w:rFonts w:ascii="標楷體" w:eastAsia="標楷體" w:hAnsi="標楷體" w:cstheme="majorBidi" w:hint="eastAsia"/>
+                <w:szCs w:val="24"/>
+                <w:lang w:eastAsia="zh-HK"/>
+              </w:rPr>
+              <w:t>盧輝昌</w:t>
+            </w:r>
+          </w:p>
+        </w:tc>
+        <w:tc>
+          <w:tcPr>
+            <w:tcW w:w="1001" w:type="dxa"/>
+            <w:tcBorders>
+              <w:top w:val="single" w:sz="4" w:space="0" w:color="auto"/>
+              <w:bottom w:val="single" w:sz="4" w:space="0" w:color="auto"/>
+              <w:right w:val="single" w:sz="4" w:space="0" w:color="auto"/>
+            </w:tcBorders>
+            <w:shd w:val="clear" w:color="auto" w:fill="auto"/>
+            <w:tcMar>
+              <w:left w:w="57" w:type="dxa"/>
+              <w:right w:w="57" w:type="dxa"/>
+            </w:tcMar>
+            <w:vAlign w:val="center"/>
+          </w:tcPr>
+          <w:p>
+            <w:pPr>
+              <w:snapToGrid w:val="0"/>
+              <w:jc w:val="center"/>
+              <w:rPr>
+                <w:rFonts w:ascii="標楷體" w:eastAsia="標楷體" w:hAnsi="標楷體" w:cs="華康儷楷書"/>
+                <w:szCs w:val="24"/>
+              </w:rPr>
+            </w:pPr>
+            <w:r>
+              <w:rPr>
+                <w:rFonts w:ascii="標楷體" w:eastAsia="標楷體" w:hAnsi="標楷體" w:cstheme="majorBidi" w:hint="eastAsia"/>
+                <w:szCs w:val="24"/>
+                <w:lang w:eastAsia="zh-HK"/>
+              </w:rPr>
+              <w:t>胡瑞榮</w:t>
+            </w:r>
+          </w:p>
+        </w:tc>
+        <w:tc>
+          <w:tcPr>
+            <w:tcW w:w="1135" w:type="dxa"/>
+            <w:tcBorders>
+              <w:top w:val="single" w:sz="4" w:space="0" w:color="auto"/>
+              <w:left w:val="double" w:sz="12" w:space="0" w:color="auto"/>
               <w:bottom w:val="single" w:sz="4" w:space="0" w:color="auto"/>
             </w:tcBorders>
             <w:tcMar>
               <w:left w:w="57" w:type="dxa"/>
               <w:right w:w="57" w:type="dxa"/>
             </w:tcMar>
+          </w:tcPr>
+          <w:p>
+            <w:pPr>
+              <w:snapToGrid w:val="0"/>
+              <w:jc w:val="distribute"/>
+              <w:rPr>
+                <w:rFonts w:ascii="標楷體" w:eastAsia="標楷體" w:hAnsi="標楷體" w:cs="華康儷楷書"/>
+                <w:w w:val="80"/>
+              </w:rPr>
+            </w:pPr>
+            <w:proofErr w:type="gramStart"/>
+            <w:r>
+              <w:rPr>
+                <w:rFonts w:ascii="標楷體" w:eastAsia="標楷體" w:hAnsi="標楷體" w:cs="華康儷楷書" w:hint="eastAsia"/>
+                <w:w w:val="80"/>
+              </w:rPr>
+              <w:t>拿細耳</w:t>
+            </w:r>
+            <w:proofErr w:type="gramEnd"/>
+            <w:r>
+              <w:rPr>
+                <w:rFonts w:ascii="標楷體" w:eastAsia="標楷體" w:hAnsi="標楷體" w:cs="華康儷楷書" w:hint="eastAsia"/>
+                <w:w w:val="80"/>
+              </w:rPr>
+              <w:t>小組</w:t>
+            </w:r>
+          </w:p>
+        </w:tc>
+        <w:tc>
+          <w:tcPr>
+            <w:tcW w:w="560" w:type="dxa"/>
+            <w:tcMar>
+              <w:left w:w="57" w:type="dxa"/>
+              <w:right w:w="57" w:type="dxa"/>
+            </w:tcMar>
+          </w:tcPr>
+          <w:p>
+            <w:pPr>
+              <w:snapToGrid w:val="0"/>
+              <w:jc w:val="center"/>
+              <w:rPr>
+                <w:rFonts w:ascii="Barlow Condensed Medium" w:eastAsia="標楷體" w:hAnsi="Barlow Condensed Medium" w:cstheme="minorHAnsi"/>
+                <w:w w:val="80"/>
+              </w:rPr>
+            </w:pPr>
+            <w:r>
+              <w:rPr>
+                <w:rFonts w:ascii="Barlow Condensed Medium" w:eastAsia="華康儷中黑" w:hAnsi="Barlow Condensed Medium" w:cstheme="minorHAnsi"/>
+                <w:w w:val="75"/>
+              </w:rPr>
+              <w:fldChar w:fldCharType="begin"/>
+            </w:r>
+            <w:r>
+              <w:rPr>
+                <w:rFonts w:ascii="Barlow Condensed Medium" w:eastAsia="華康儷中黑" w:hAnsi="Barlow Condensed Medium" w:cstheme="minorHAnsi"/>
+                <w:w w:val="75"/>
+              </w:rPr>
+              <w:instrText xml:space="preserve"> =IF(pub_day&lt;6, IF(pub_mon=1, 12, pub_mon-1), pub_mon) \* MERGEFORMAT  \* MERGEFORMAT </w:instrText>
+            </w:r>
+            <w:r>
+              <w:rPr>
+                <w:rFonts w:ascii="Barlow Condensed Medium" w:eastAsia="華康儷中黑" w:hAnsi="Barlow Condensed Medium" w:cstheme="minorHAnsi"/>
+                <w:w w:val="75"/>
+              </w:rPr>
+              <w:fldChar w:fldCharType="separate"/>
+            </w:r>
+            <w:r>
+              <w:rPr>
+                <w:rFonts w:ascii="Barlow Condensed Medium" w:eastAsia="華康儷中黑" w:hAnsi="Barlow Condensed Medium" w:cstheme="minorHAnsi"/>
+                <w:noProof/>
+                <w:w w:val="75"/>
+              </w:rPr>
+              <w:t>4</w:t>
+            </w:r>
+            <w:r>
+              <w:rPr>
+                <w:rFonts w:ascii="Barlow Condensed Medium" w:eastAsia="華康儷中黑" w:hAnsi="Barlow Condensed Medium" w:cstheme="minorHAnsi"/>
+                <w:w w:val="75"/>
+              </w:rPr>
+              <w:fldChar w:fldCharType="end"/>
+            </w:r>
+            <w:r>
+              <w:rPr>
+                <w:rFonts w:ascii="Barlow Condensed Medium" w:eastAsia="華康儷中黑" w:hAnsi="Barlow Condensed Medium" w:cstheme="minorHAnsi"/>
+                <w:w w:val="75"/>
+              </w:rPr>
+              <w:t>/</w:t>
+            </w:r>
+            <w:r>
+              <w:rPr>
+                <w:rFonts w:ascii="Barlow Condensed Medium" w:eastAsia="華康儷中黑" w:hAnsi="Barlow Condensed Medium" w:cstheme="minorHAnsi"/>
+                <w:w w:val="75"/>
+              </w:rPr>
+              <w:fldChar w:fldCharType="begin"/>
+            </w:r>
+            <w:r>
+              <w:rPr>
+                <w:rFonts w:ascii="Barlow Condensed Medium" w:eastAsia="華康儷中黑" w:hAnsi="Barlow Condensed Medium" w:cstheme="minorHAnsi"/>
+                <w:w w:val="75"/>
+              </w:rPr>
+              <w:instrText xml:space="preserve"> =IF(pub_day&lt;6, last_mon_days, 0)+pub_day-5 \* MERGEFORMAT </w:instrText>
+            </w:r>
+            <w:r>
+              <w:rPr>
+                <w:rFonts w:ascii="Barlow Condensed Medium" w:eastAsia="華康儷中黑" w:hAnsi="Barlow Condensed Medium" w:cstheme="minorHAnsi"/>
+                <w:w w:val="75"/>
+              </w:rPr>
+              <w:fldChar w:fldCharType="separate"/>
+            </w:r>
+            <w:r>
+              <w:rPr>
+                <w:rFonts w:ascii="Barlow Condensed Medium" w:eastAsia="華康儷中黑" w:hAnsi="Barlow Condensed Medium" w:cstheme="minorHAnsi"/>
+                <w:noProof/>
+                <w:w w:val="75"/>
+              </w:rPr>
+              <w:t>14</w:t>
+            </w:r>
+            <w:r>
+              <w:rPr>
+                <w:rFonts w:ascii="Barlow Condensed Medium" w:eastAsia="華康儷中黑" w:hAnsi="Barlow Condensed Medium" w:cstheme="minorHAnsi"/>
+                <w:w w:val="75"/>
+              </w:rPr>
+              <w:fldChar w:fldCharType="end"/>
+            </w:r>
+          </w:p>
+        </w:tc>
+        <w:tc>
+          <w:tcPr>
+            <w:tcW w:w="532" w:type="dxa"/>
+            <w:tcBorders>
+              <w:right w:val="double" w:sz="12" w:space="0" w:color="auto"/>
+            </w:tcBorders>
+            <w:tcMar>
+              <w:left w:w="57" w:type="dxa"/>
+              <w:right w:w="57" w:type="dxa"/>
+            </w:tcMar>
+          </w:tcPr>
+          <w:p>
+            <w:pPr>
+              <w:snapToGrid w:val="0"/>
+              <w:jc w:val="center"/>
+              <w:rPr>
+                <w:rFonts w:ascii="Barlow Condensed Medium" w:eastAsia="標楷體" w:hAnsi="Barlow Condensed Medium" w:cstheme="minorHAnsi"/>
+                <w:w w:val="80"/>
+              </w:rPr>
+            </w:pPr>
+            <w:r>
+              <w:rPr>
+                <w:rFonts w:ascii="Barlow Condensed Medium" w:eastAsia="標楷體" w:hAnsi="Barlow Condensed Medium" w:cstheme="minorHAnsi" w:hint="eastAsia"/>
+                <w:w w:val="80"/>
+              </w:rPr>
+              <w:t>4</w:t>
+            </w:r>
+          </w:p>
+        </w:tc>
+        <w:tc>
+          <w:tcPr>
+            <w:tcW w:w="541" w:type="dxa"/>
+            <w:vMerge/>
+            <w:tcBorders>
+              <w:left w:val="double" w:sz="12" w:space="0" w:color="auto"/>
+            </w:tcBorders>
+            <w:tcMar>
+              <w:left w:w="57" w:type="dxa"/>
+              <w:right w:w="57" w:type="dxa"/>
+            </w:tcMar>
+            <w:textDirection w:val="tbRlV"/>
+          </w:tcPr>
+          <w:p>
+            <w:pPr>
+              <w:snapToGrid w:val="0"/>
+              <w:rPr>
+                <w:rFonts w:ascii="Barlow Condensed Medium" w:eastAsia="標楷體" w:hAnsi="Barlow Condensed Medium" w:cstheme="minorHAnsi"/>
+                <w:b/>
+                <w:w w:val="80"/>
+              </w:rPr>
+            </w:pPr>
+          </w:p>
+        </w:tc>
+      </w:tr>
+      <w:tr>
+        <w:trPr>
+          <w:trHeight w:hRule="exact" w:val="312"/>
+        </w:trPr>
+        <w:tc>
+          <w:tcPr>
+            <w:tcW w:w="937" w:type="dxa"/>
+            <w:vMerge w:val="restart"/>
+            <w:tcMar>
+              <w:left w:w="57" w:type="dxa"/>
+              <w:right w:w="57" w:type="dxa"/>
+            </w:tcMar>
+            <w:vAlign w:val="center"/>
+          </w:tcPr>
+          <w:p>
+            <w:pPr>
+              <w:snapToGrid w:val="0"/>
+              <w:jc w:val="distribute"/>
+              <w:rPr>
+                <w:rFonts w:ascii="Barlow Condensed Medium" w:eastAsia="華康中黑體" w:hAnsi="Barlow Condensed Medium" w:cstheme="minorHAnsi"/>
+                <w:w w:val="80"/>
+              </w:rPr>
+            </w:pPr>
+            <w:r>
+              <w:rPr>
+                <w:rFonts w:ascii="Barlow Condensed Medium" w:eastAsia="華康中黑體" w:hAnsi="Barlow Condensed Medium" w:cstheme="minorHAnsi"/>
+                <w:w w:val="80"/>
+              </w:rPr>
+              <w:t>主日學</w:t>
+            </w:r>
+          </w:p>
+        </w:tc>
+        <w:tc>
+          <w:tcPr>
+            <w:tcW w:w="1000" w:type="dxa"/>
+            <w:tcBorders>
+              <w:top w:val="single" w:sz="4" w:space="0" w:color="auto"/>
+              <w:bottom w:val="single" w:sz="4" w:space="0" w:color="auto"/>
+            </w:tcBorders>
+            <w:shd w:val="clear" w:color="auto" w:fill="auto"/>
+            <w:tcMar>
+              <w:left w:w="57" w:type="dxa"/>
+              <w:right w:w="57" w:type="dxa"/>
+            </w:tcMar>
+            <w:vAlign w:val="center"/>
+          </w:tcPr>
+          <w:p>
+            <w:pPr>
+              <w:snapToGrid w:val="0"/>
+              <w:jc w:val="center"/>
+              <w:rPr>
+                <w:rFonts w:ascii="標楷體" w:eastAsia="標楷體" w:hAnsi="標楷體" w:cs="華康儷楷書"/>
+                <w:szCs w:val="24"/>
+              </w:rPr>
+            </w:pPr>
+            <w:r>
+              <w:rPr>
+                <w:rFonts w:ascii="標楷體" w:eastAsia="標楷體" w:hAnsi="標楷體" w:cstheme="majorBidi" w:hint="eastAsia"/>
+                <w:szCs w:val="24"/>
+              </w:rPr>
+              <w:t>劉容榕</w:t>
+            </w:r>
+          </w:p>
+        </w:tc>
+        <w:tc>
+          <w:tcPr>
+            <w:tcW w:w="1001" w:type="dxa"/>
+            <w:tcBorders>
+              <w:top w:val="single" w:sz="4" w:space="0" w:color="auto"/>
+              <w:bottom w:val="single" w:sz="4" w:space="0" w:color="auto"/>
+              <w:right w:val="single" w:sz="4" w:space="0" w:color="auto"/>
+            </w:tcBorders>
+            <w:shd w:val="clear" w:color="auto" w:fill="auto"/>
+            <w:tcMar>
+              <w:left w:w="57" w:type="dxa"/>
+              <w:right w:w="57" w:type="dxa"/>
+            </w:tcMar>
+            <w:vAlign w:val="center"/>
+          </w:tcPr>
+          <w:p>
+            <w:pPr>
+              <w:snapToGrid w:val="0"/>
+              <w:jc w:val="center"/>
+              <w:rPr>
+                <w:rFonts w:ascii="標楷體" w:eastAsia="標楷體" w:hAnsi="標楷體" w:cs="華康儷楷書"/>
+                <w:szCs w:val="24"/>
+              </w:rPr>
+            </w:pPr>
+            <w:r>
+              <w:rPr>
+                <w:rFonts w:ascii="標楷體" w:eastAsia="標楷體" w:hAnsi="標楷體" w:cstheme="majorBidi" w:hint="eastAsia"/>
+                <w:szCs w:val="24"/>
+              </w:rPr>
+              <w:t>葉文蒂</w:t>
+            </w:r>
+          </w:p>
+        </w:tc>
+        <w:tc>
+          <w:tcPr>
+            <w:tcW w:w="1135" w:type="dxa"/>
+            <w:tcBorders>
+              <w:top w:val="single" w:sz="4" w:space="0" w:color="auto"/>
+              <w:left w:val="double" w:sz="12" w:space="0" w:color="auto"/>
+              <w:bottom w:val="single" w:sz="4" w:space="0" w:color="auto"/>
+            </w:tcBorders>
+            <w:tcMar>
+              <w:left w:w="57" w:type="dxa"/>
+              <w:right w:w="57" w:type="dxa"/>
+            </w:tcMar>
+          </w:tcPr>
+          <w:p>
+            <w:pPr>
+              <w:snapToGrid w:val="0"/>
+              <w:jc w:val="distribute"/>
+              <w:rPr>
+                <w:rFonts w:ascii="標楷體" w:eastAsia="標楷體" w:hAnsi="標楷體" w:cs="華康儷楷書"/>
+                <w:w w:val="80"/>
+              </w:rPr>
+            </w:pPr>
+            <w:r>
+              <w:rPr>
+                <w:rFonts w:ascii="標楷體" w:eastAsia="標楷體" w:hAnsi="標楷體" w:cs="華康儷楷書"/>
+                <w:w w:val="80"/>
+              </w:rPr>
+              <w:t>喜樂小組</w:t>
+            </w:r>
+          </w:p>
+        </w:tc>
+        <w:tc>
+          <w:tcPr>
+            <w:tcW w:w="560" w:type="dxa"/>
+            <w:tcMar>
+              <w:left w:w="57" w:type="dxa"/>
+              <w:right w:w="57" w:type="dxa"/>
+            </w:tcMar>
+          </w:tcPr>
+          <w:p>
+            <w:pPr>
+              <w:snapToGrid w:val="0"/>
+              <w:jc w:val="center"/>
+              <w:rPr>
+                <w:rFonts w:ascii="Barlow Condensed Medium" w:eastAsia="標楷體" w:hAnsi="Barlow Condensed Medium" w:cstheme="minorHAnsi"/>
+                <w:w w:val="80"/>
+              </w:rPr>
+            </w:pPr>
+            <w:r>
+              <w:rPr>
+                <w:rFonts w:ascii="Barlow Condensed Medium" w:eastAsia="華康儷中黑" w:hAnsi="Barlow Condensed Medium" w:cstheme="minorHAnsi"/>
+                <w:w w:val="75"/>
+              </w:rPr>
+              <w:fldChar w:fldCharType="begin"/>
+            </w:r>
+            <w:r>
+              <w:rPr>
+                <w:rFonts w:ascii="Barlow Condensed Medium" w:eastAsia="華康儷中黑" w:hAnsi="Barlow Condensed Medium" w:cstheme="minorHAnsi"/>
+                <w:w w:val="75"/>
+              </w:rPr>
+              <w:instrText xml:space="preserve"> =IF(pub_day&lt;3, IF(pub_mon=1, 12, pub_mon-1), pub_mon) \* MERGEFORMAT  \* MERGEFORMAT </w:instrText>
+            </w:r>
+            <w:r>
+              <w:rPr>
+                <w:rFonts w:ascii="Barlow Condensed Medium" w:eastAsia="華康儷中黑" w:hAnsi="Barlow Condensed Medium" w:cstheme="minorHAnsi"/>
+                <w:w w:val="75"/>
+              </w:rPr>
+              <w:fldChar w:fldCharType="separate"/>
+            </w:r>
+            <w:r>
+              <w:rPr>
+                <w:rFonts w:ascii="Barlow Condensed Medium" w:eastAsia="華康儷中黑" w:hAnsi="Barlow Condensed Medium" w:cstheme="minorHAnsi"/>
+                <w:noProof/>
+                <w:w w:val="75"/>
+              </w:rPr>
+              <w:t>4</w:t>
+            </w:r>
+            <w:r>
+              <w:rPr>
+                <w:rFonts w:ascii="Barlow Condensed Medium" w:eastAsia="華康儷中黑" w:hAnsi="Barlow Condensed Medium" w:cstheme="minorHAnsi"/>
+                <w:w w:val="75"/>
+              </w:rPr>
+              <w:fldChar w:fldCharType="end"/>
+            </w:r>
+            <w:r>
+              <w:rPr>
+                <w:rFonts w:ascii="Barlow Condensed Medium" w:eastAsia="華康儷中黑" w:hAnsi="Barlow Condensed Medium" w:cstheme="minorHAnsi"/>
+                <w:w w:val="75"/>
+              </w:rPr>
+              <w:t>/</w:t>
+            </w:r>
+            <w:r>
+              <w:rPr>
+                <w:rFonts w:ascii="Barlow Condensed Medium" w:eastAsia="華康儷中黑" w:hAnsi="Barlow Condensed Medium" w:cstheme="minorHAnsi"/>
+                <w:w w:val="75"/>
+              </w:rPr>
+              <w:fldChar w:fldCharType="begin"/>
+            </w:r>
+            <w:r>
+              <w:rPr>
+                <w:rFonts w:ascii="Barlow Condensed Medium" w:eastAsia="華康儷中黑" w:hAnsi="Barlow Condensed Medium" w:cstheme="minorHAnsi"/>
+                <w:w w:val="75"/>
+              </w:rPr>
+              <w:instrText xml:space="preserve"> =IF(pub_day&lt;4, last_mon_days, 0)+pub_day-3 \* MERGEFORMAT </w:instrText>
+            </w:r>
+            <w:r>
+              <w:rPr>
+                <w:rFonts w:ascii="Barlow Condensed Medium" w:eastAsia="華康儷中黑" w:hAnsi="Barlow Condensed Medium" w:cstheme="minorHAnsi"/>
+                <w:w w:val="75"/>
+              </w:rPr>
+              <w:fldChar w:fldCharType="separate"/>
+            </w:r>
+            <w:r>
+              <w:rPr>
+                <w:rFonts w:ascii="Barlow Condensed Medium" w:eastAsia="華康儷中黑" w:hAnsi="Barlow Condensed Medium" w:cstheme="minorHAnsi"/>
+                <w:noProof/>
+                <w:w w:val="75"/>
+              </w:rPr>
+              <w:t>16</w:t>
+            </w:r>
+            <w:r>
+              <w:rPr>
+                <w:rFonts w:ascii="Barlow Condensed Medium" w:eastAsia="華康儷中黑" w:hAnsi="Barlow Condensed Medium" w:cstheme="minorHAnsi"/>
+                <w:w w:val="75"/>
+              </w:rPr>
+              <w:fldChar w:fldCharType="end"/>
+            </w:r>
+          </w:p>
+        </w:tc>
+        <w:tc>
+          <w:tcPr>
+            <w:tcW w:w="532" w:type="dxa"/>
+            <w:tcBorders>
+              <w:right w:val="double" w:sz="12" w:space="0" w:color="auto"/>
+            </w:tcBorders>
+            <w:tcMar>
+              <w:left w:w="57" w:type="dxa"/>
+              <w:right w:w="57" w:type="dxa"/>
+            </w:tcMar>
+          </w:tcPr>
+          <w:p>
+            <w:pPr>
+              <w:snapToGrid w:val="0"/>
+              <w:jc w:val="center"/>
+              <w:rPr>
+                <w:rFonts w:ascii="Barlow Condensed Medium" w:eastAsia="標楷體" w:hAnsi="Barlow Condensed Medium" w:cstheme="minorHAnsi"/>
+                <w:w w:val="80"/>
+              </w:rPr>
+            </w:pPr>
+            <w:r>
+              <w:rPr>
+                <w:rFonts w:ascii="Barlow Condensed Medium" w:eastAsia="標楷體" w:hAnsi="Barlow Condensed Medium" w:cstheme="minorHAnsi" w:hint="eastAsia"/>
+                <w:w w:val="80"/>
+              </w:rPr>
+              <w:t>5</w:t>
+            </w:r>
+          </w:p>
+        </w:tc>
+        <w:tc>
+          <w:tcPr>
+            <w:tcW w:w="541" w:type="dxa"/>
+            <w:vMerge/>
+            <w:tcBorders>
+              <w:left w:val="double" w:sz="12" w:space="0" w:color="auto"/>
+            </w:tcBorders>
+            <w:tcMar>
+              <w:left w:w="57" w:type="dxa"/>
+              <w:right w:w="57" w:type="dxa"/>
+            </w:tcMar>
+          </w:tcPr>
+          <w:p>
+            <w:pPr>
+              <w:jc w:val="center"/>
+              <w:rPr>
+                <w:rFonts w:ascii="Barlow Condensed Medium" w:eastAsia="標楷體" w:hAnsi="Barlow Condensed Medium" w:cstheme="minorHAnsi"/>
+                <w:w w:val="80"/>
+              </w:rPr>
+            </w:pPr>
+          </w:p>
+        </w:tc>
+      </w:tr>
+      <w:tr>
+        <w:trPr>
+          <w:trHeight w:hRule="exact" w:val="312"/>
+        </w:trPr>
+        <w:tc>
+          <w:tcPr>
+            <w:tcW w:w="937" w:type="dxa"/>
+            <w:vMerge/>
+            <w:tcMar>
+              <w:left w:w="57" w:type="dxa"/>
+              <w:right w:w="57" w:type="dxa"/>
+            </w:tcMar>
+          </w:tcPr>
+          <w:p>
+            <w:pPr>
+              <w:snapToGrid w:val="0"/>
+              <w:jc w:val="distribute"/>
+              <w:rPr>
+                <w:rFonts w:ascii="Barlow Condensed Medium" w:eastAsia="華康中黑體" w:hAnsi="Barlow Condensed Medium" w:cstheme="minorHAnsi"/>
+                <w:w w:val="80"/>
+              </w:rPr>
+            </w:pPr>
+          </w:p>
+        </w:tc>
+        <w:tc>
+          <w:tcPr>
+            <w:tcW w:w="1000" w:type="dxa"/>
+            <w:tcBorders>
+              <w:top w:val="single" w:sz="4" w:space="0" w:color="auto"/>
+              <w:bottom w:val="single" w:sz="4" w:space="0" w:color="auto"/>
+            </w:tcBorders>
+            <w:shd w:val="clear" w:color="auto" w:fill="auto"/>
+            <w:tcMar>
+              <w:left w:w="57" w:type="dxa"/>
+              <w:right w:w="57" w:type="dxa"/>
+            </w:tcMar>
+            <w:vAlign w:val="center"/>
+          </w:tcPr>
+          <w:p>
+            <w:pPr>
+              <w:snapToGrid w:val="0"/>
+              <w:jc w:val="center"/>
+              <w:rPr>
+                <w:rFonts w:ascii="標楷體" w:eastAsia="標楷體" w:hAnsi="標楷體" w:cs="華康儷楷書"/>
+                <w:szCs w:val="24"/>
+              </w:rPr>
+            </w:pPr>
+            <w:proofErr w:type="gramStart"/>
+            <w:r>
+              <w:rPr>
+                <w:rFonts w:ascii="標楷體" w:eastAsia="標楷體" w:hAnsi="標楷體" w:cstheme="majorBidi" w:hint="eastAsia"/>
+                <w:szCs w:val="24"/>
+              </w:rPr>
+              <w:t>楊竣傑</w:t>
+            </w:r>
+            <w:proofErr w:type="gramEnd"/>
+          </w:p>
+        </w:tc>
+        <w:tc>
+          <w:tcPr>
+            <w:tcW w:w="1001" w:type="dxa"/>
+            <w:tcBorders>
+              <w:top w:val="single" w:sz="4" w:space="0" w:color="auto"/>
+              <w:bottom w:val="single" w:sz="4" w:space="0" w:color="auto"/>
+              <w:right w:val="single" w:sz="4" w:space="0" w:color="auto"/>
+            </w:tcBorders>
+            <w:shd w:val="clear" w:color="auto" w:fill="auto"/>
+            <w:tcMar>
+              <w:left w:w="57" w:type="dxa"/>
+              <w:right w:w="57" w:type="dxa"/>
+            </w:tcMar>
+            <w:vAlign w:val="center"/>
+          </w:tcPr>
+          <w:p>
+            <w:pPr>
+              <w:snapToGrid w:val="0"/>
+              <w:jc w:val="center"/>
+              <w:rPr>
+                <w:rFonts w:ascii="標楷體" w:eastAsia="標楷體" w:hAnsi="標楷體" w:cs="華康儷楷書"/>
+                <w:szCs w:val="24"/>
+              </w:rPr>
+            </w:pPr>
+            <w:r>
+              <w:rPr>
+                <w:rFonts w:ascii="標楷體" w:eastAsia="標楷體" w:hAnsi="標楷體" w:cstheme="majorBidi" w:hint="eastAsia"/>
+                <w:szCs w:val="24"/>
+              </w:rPr>
+              <w:t>卓滿惠</w:t>
+            </w:r>
+          </w:p>
+        </w:tc>
+        <w:tc>
+          <w:tcPr>
+            <w:tcW w:w="1135" w:type="dxa"/>
+            <w:tcBorders>
+              <w:top w:val="single" w:sz="4" w:space="0" w:color="auto"/>
+              <w:left w:val="double" w:sz="12" w:space="0" w:color="auto"/>
+              <w:bottom w:val="single" w:sz="4" w:space="0" w:color="auto"/>
+            </w:tcBorders>
+            <w:tcMar>
+              <w:left w:w="57" w:type="dxa"/>
+              <w:right w:w="57" w:type="dxa"/>
+            </w:tcMar>
+          </w:tcPr>
+          <w:p>
+            <w:pPr>
+              <w:snapToGrid w:val="0"/>
+              <w:jc w:val="center"/>
+              <w:rPr>
+                <w:rFonts w:ascii="標楷體" w:eastAsia="標楷體" w:hAnsi="標楷體" w:cs="華康儷楷書"/>
+                <w:w w:val="80"/>
+                <w:highlight w:val="yellow"/>
+              </w:rPr>
+            </w:pPr>
+            <w:r>
+              <w:rPr>
+                <w:rFonts w:ascii="Barlow Condensed Medium" w:eastAsia="標楷體" w:hAnsi="Barlow Condensed Medium" w:cstheme="minorHAnsi" w:hint="eastAsia"/>
+                <w:w w:val="80"/>
+              </w:rPr>
+              <w:t>--</w:t>
+            </w:r>
+          </w:p>
+        </w:tc>
+        <w:tc>
+          <w:tcPr>
+            <w:tcW w:w="560" w:type="dxa"/>
+            <w:tcMar>
+              <w:left w:w="57" w:type="dxa"/>
+              <w:right w:w="57" w:type="dxa"/>
+            </w:tcMar>
+          </w:tcPr>
+          <w:p>
+            <w:pPr>
+              <w:snapToGrid w:val="0"/>
+              <w:jc w:val="center"/>
+              <w:rPr>
+                <w:rFonts w:ascii="Barlow Condensed Medium" w:eastAsia="標楷體" w:hAnsi="Barlow Condensed Medium" w:cstheme="minorHAnsi"/>
+                <w:w w:val="80"/>
+              </w:rPr>
+            </w:pPr>
+            <w:r>
+              <w:rPr>
+                <w:rFonts w:ascii="Barlow Condensed Medium" w:eastAsia="華康儷中黑" w:hAnsi="Barlow Condensed Medium" w:cstheme="minorHAnsi"/>
+                <w:w w:val="75"/>
+              </w:rPr>
+              <w:fldChar w:fldCharType="begin"/>
+            </w:r>
+            <w:r>
+              <w:rPr>
+                <w:rFonts w:ascii="Barlow Condensed Medium" w:eastAsia="華康儷中黑" w:hAnsi="Barlow Condensed Medium" w:cstheme="minorHAnsi"/>
+                <w:w w:val="75"/>
+              </w:rPr>
+              <w:instrText xml:space="preserve"> =IF(pub_day&lt;4, IF(pub_mon=1, 12, pub_mon-1), pub_mon) \* MERGEFORMAT  \* MERGEFORMAT </w:instrText>
+            </w:r>
+            <w:r>
+              <w:rPr>
+                <w:rFonts w:ascii="Barlow Condensed Medium" w:eastAsia="華康儷中黑" w:hAnsi="Barlow Condensed Medium" w:cstheme="minorHAnsi"/>
+                <w:w w:val="75"/>
+              </w:rPr>
+              <w:fldChar w:fldCharType="separate"/>
+            </w:r>
+            <w:r>
+              <w:rPr>
+                <w:rFonts w:ascii="Barlow Condensed Medium" w:eastAsia="華康儷中黑" w:hAnsi="Barlow Condensed Medium" w:cstheme="minorHAnsi"/>
+                <w:noProof/>
+                <w:w w:val="75"/>
+              </w:rPr>
+              <w:t>4</w:t>
+            </w:r>
+            <w:r>
+              <w:rPr>
+                <w:rFonts w:ascii="Barlow Condensed Medium" w:eastAsia="華康儷中黑" w:hAnsi="Barlow Condensed Medium" w:cstheme="minorHAnsi"/>
+                <w:w w:val="75"/>
+              </w:rPr>
+              <w:fldChar w:fldCharType="end"/>
+            </w:r>
+            <w:r>
+              <w:rPr>
+                <w:rFonts w:ascii="Barlow Condensed Medium" w:eastAsia="華康儷中黑" w:hAnsi="Barlow Condensed Medium" w:cstheme="minorHAnsi"/>
+                <w:w w:val="75"/>
+              </w:rPr>
+              <w:t>/</w:t>
+            </w:r>
+            <w:r>
+              <w:rPr>
+                <w:rFonts w:ascii="Barlow Condensed Medium" w:eastAsia="華康儷中黑" w:hAnsi="Barlow Condensed Medium" w:cstheme="minorHAnsi"/>
+                <w:w w:val="75"/>
+              </w:rPr>
+              <w:fldChar w:fldCharType="begin"/>
+            </w:r>
+            <w:r>
+              <w:rPr>
+                <w:rFonts w:ascii="Barlow Condensed Medium" w:eastAsia="華康儷中黑" w:hAnsi="Barlow Condensed Medium" w:cstheme="minorHAnsi"/>
+                <w:w w:val="75"/>
+              </w:rPr>
+              <w:instrText xml:space="preserve"> =IF(pub_day&lt;4, last_mon_days, 0)+pub_day-3 \* MERGEFORMAT </w:instrText>
+            </w:r>
+            <w:r>
+              <w:rPr>
+                <w:rFonts w:ascii="Barlow Condensed Medium" w:eastAsia="華康儷中黑" w:hAnsi="Barlow Condensed Medium" w:cstheme="minorHAnsi"/>
+                <w:w w:val="75"/>
+              </w:rPr>
+              <w:fldChar w:fldCharType="separate"/>
+            </w:r>
+            <w:r>
+              <w:rPr>
+                <w:rFonts w:ascii="Barlow Condensed Medium" w:eastAsia="華康儷中黑" w:hAnsi="Barlow Condensed Medium" w:cstheme="minorHAnsi"/>
+                <w:noProof/>
+                <w:w w:val="75"/>
+              </w:rPr>
+              <w:t>16</w:t>
+            </w:r>
+            <w:r>
+              <w:rPr>
+                <w:rFonts w:ascii="Barlow Condensed Medium" w:eastAsia="華康儷中黑" w:hAnsi="Barlow Condensed Medium" w:cstheme="minorHAnsi"/>
+                <w:w w:val="75"/>
+              </w:rPr>
+              <w:fldChar w:fldCharType="end"/>
+            </w:r>
+          </w:p>
+        </w:tc>
+        <w:tc>
+          <w:tcPr>
+            <w:tcW w:w="532" w:type="dxa"/>
+            <w:tcBorders>
+              <w:right w:val="double" w:sz="12" w:space="0" w:color="auto"/>
+            </w:tcBorders>
+            <w:tcMar>
+              <w:left w:w="57" w:type="dxa"/>
+              <w:right w:w="57" w:type="dxa"/>
+            </w:tcMar>
+          </w:tcPr>
+          <w:p>
+            <w:pPr>
+              <w:snapToGrid w:val="0"/>
+              <w:jc w:val="center"/>
+              <w:rPr>
+                <w:rFonts w:ascii="Barlow Condensed Medium" w:eastAsia="標楷體" w:hAnsi="Barlow Condensed Medium" w:cstheme="minorHAnsi"/>
+                <w:w w:val="80"/>
+              </w:rPr>
+            </w:pPr>
+            <w:r>
+              <w:rPr>
+                <w:rFonts w:ascii="Barlow Condensed Medium" w:eastAsia="標楷體" w:hAnsi="Barlow Condensed Medium" w:cstheme="minorHAnsi" w:hint="eastAsia"/>
+                <w:w w:val="80"/>
+              </w:rPr>
+              <w:t>--</w:t>
+            </w:r>
+          </w:p>
+        </w:tc>
+        <w:tc>
+          <w:tcPr>
+            <w:tcW w:w="541" w:type="dxa"/>
+            <w:vMerge/>
+            <w:tcBorders>
+              <w:left w:val="double" w:sz="12" w:space="0" w:color="auto"/>
+            </w:tcBorders>
+            <w:tcMar>
+              <w:left w:w="57" w:type="dxa"/>
+              <w:right w:w="57" w:type="dxa"/>
+            </w:tcMar>
+          </w:tcPr>
+          <w:p>
+            <w:pPr>
+              <w:jc w:val="center"/>
+              <w:rPr>
+                <w:rFonts w:ascii="Barlow Condensed Medium" w:eastAsia="標楷體" w:hAnsi="Barlow Condensed Medium" w:cstheme="minorHAnsi"/>
+                <w:w w:val="80"/>
+              </w:rPr>
+            </w:pPr>
+          </w:p>
+        </w:tc>
+      </w:tr>
+      <w:tr>
+        <w:trPr>
+          <w:trHeight w:hRule="exact" w:val="312"/>
+        </w:trPr>
+        <w:tc>
+          <w:tcPr>
+            <w:tcW w:w="937" w:type="dxa"/>
+            <w:tcMar>
+              <w:left w:w="57" w:type="dxa"/>
+              <w:right w:w="57" w:type="dxa"/>
+            </w:tcMar>
+            <w:vAlign w:val="center"/>
+          </w:tcPr>
+          <w:p>
+            <w:pPr>
+              <w:snapToGrid w:val="0"/>
+              <w:jc w:val="distribute"/>
+              <w:rPr>
+                <w:rFonts w:ascii="Barlow Condensed Medium" w:eastAsia="華康中黑體" w:hAnsi="Barlow Condensed Medium" w:cstheme="minorHAnsi"/>
+                <w:w w:val="80"/>
+              </w:rPr>
+            </w:pPr>
+            <w:r>
+              <w:rPr>
+                <w:rFonts w:ascii="Barlow Condensed Medium" w:eastAsia="華康中黑體" w:hAnsi="Barlow Condensed Medium" w:cstheme="minorHAnsi"/>
+                <w:w w:val="80"/>
+              </w:rPr>
+              <w:t>獻詩</w:t>
+            </w:r>
+          </w:p>
+        </w:tc>
+        <w:tc>
+          <w:tcPr>
+            <w:tcW w:w="1000" w:type="dxa"/>
+            <w:tcBorders>
+              <w:top w:val="single" w:sz="4" w:space="0" w:color="auto"/>
+              <w:bottom w:val="single" w:sz="4" w:space="0" w:color="auto"/>
+            </w:tcBorders>
+            <w:shd w:val="clear" w:color="auto" w:fill="auto"/>
+            <w:tcMar>
+              <w:left w:w="57" w:type="dxa"/>
+              <w:right w:w="57" w:type="dxa"/>
+            </w:tcMar>
             <w:vAlign w:val="center"/>
           </w:tcPr>
           <w:p>
@@ -17946,9 +19680,588 @@
               <w:rPr>
                 <w:rFonts w:ascii="標楷體" w:eastAsia="標楷體" w:hAnsi="標楷體" w:hint="eastAsia"/>
                 <w:szCs w:val="24"/>
-                <w:lang w:eastAsia="zh-HK"/>
-              </w:rPr>
-              <w:t>胡瑞榮</w:t>
+              </w:rPr>
+              <w:t>聖歌隊</w:t>
+            </w:r>
+          </w:p>
+        </w:tc>
+        <w:tc>
+          <w:tcPr>
+            <w:tcW w:w="1001" w:type="dxa"/>
+            <w:tcBorders>
+              <w:top w:val="single" w:sz="4" w:space="0" w:color="auto"/>
+              <w:bottom w:val="single" w:sz="4" w:space="0" w:color="000000"/>
+              <w:right w:val="single" w:sz="4" w:space="0" w:color="000000"/>
+            </w:tcBorders>
+            <w:shd w:val="clear" w:color="auto" w:fill="auto"/>
+            <w:tcMar>
+              <w:left w:w="57" w:type="dxa"/>
+              <w:right w:w="57" w:type="dxa"/>
+            </w:tcMar>
+            <w:vAlign w:val="center"/>
+          </w:tcPr>
+          <w:p>
+            <w:pPr>
+              <w:snapToGrid w:val="0"/>
+              <w:jc w:val="center"/>
+              <w:rPr>
+                <w:rFonts w:ascii="標楷體" w:eastAsia="標楷體" w:hAnsi="標楷體" w:cs="華康儷楷書"/>
+                <w:w w:val="90"/>
+                <w:sz w:val="22"/>
+              </w:rPr>
+            </w:pPr>
+            <w:r>
+              <w:rPr>
+                <w:rFonts w:ascii="標楷體" w:eastAsia="標楷體" w:hAnsi="標楷體" w:hint="eastAsia"/>
+                <w:szCs w:val="24"/>
+              </w:rPr>
+              <w:t>聖歌隊</w:t>
+            </w:r>
+          </w:p>
+        </w:tc>
+        <w:tc>
+          <w:tcPr>
+            <w:tcW w:w="1135" w:type="dxa"/>
+            <w:tcBorders>
+              <w:top w:val="single" w:sz="4" w:space="0" w:color="auto"/>
+              <w:left w:val="double" w:sz="12" w:space="0" w:color="auto"/>
+              <w:bottom w:val="single" w:sz="4" w:space="0" w:color="auto"/>
+            </w:tcBorders>
+            <w:tcMar>
+              <w:left w:w="57" w:type="dxa"/>
+              <w:right w:w="57" w:type="dxa"/>
+            </w:tcMar>
+          </w:tcPr>
+          <w:p>
+            <w:pPr>
+              <w:snapToGrid w:val="0"/>
+              <w:jc w:val="distribute"/>
+              <w:rPr>
+                <w:rFonts w:ascii="標楷體" w:eastAsia="標楷體" w:hAnsi="標楷體" w:cs="華康儷楷書"/>
+                <w:w w:val="80"/>
+              </w:rPr>
+            </w:pPr>
+            <w:r>
+              <w:rPr>
+                <w:rFonts w:ascii="標楷體" w:eastAsia="標楷體" w:hAnsi="標楷體" w:cs="華康儷楷書"/>
+                <w:w w:val="80"/>
+              </w:rPr>
+              <w:t>松年團契</w:t>
+            </w:r>
+          </w:p>
+        </w:tc>
+        <w:tc>
+          <w:tcPr>
+            <w:tcW w:w="560" w:type="dxa"/>
+            <w:tcMar>
+              <w:left w:w="57" w:type="dxa"/>
+              <w:right w:w="57" w:type="dxa"/>
+            </w:tcMar>
+          </w:tcPr>
+          <w:p>
+            <w:pPr>
+              <w:snapToGrid w:val="0"/>
+              <w:jc w:val="center"/>
+              <w:rPr>
+                <w:rFonts w:ascii="Barlow Condensed Medium" w:eastAsia="標楷體" w:hAnsi="Barlow Condensed Medium" w:cstheme="minorHAnsi"/>
+                <w:w w:val="80"/>
+              </w:rPr>
+            </w:pPr>
+            <w:r>
+              <w:rPr>
+                <w:rFonts w:ascii="Barlow Condensed Medium" w:eastAsia="華康儷中黑" w:hAnsi="Barlow Condensed Medium" w:cstheme="minorHAnsi"/>
+                <w:w w:val="75"/>
+              </w:rPr>
+              <w:fldChar w:fldCharType="begin"/>
+            </w:r>
+            <w:r>
+              <w:rPr>
+                <w:rFonts w:ascii="Barlow Condensed Medium" w:eastAsia="華康儷中黑" w:hAnsi="Barlow Condensed Medium" w:cstheme="minorHAnsi"/>
+                <w:w w:val="75"/>
+              </w:rPr>
+              <w:instrText xml:space="preserve"> =IF(pub_day&lt;4, IF(pub_mon=1, 12, pub_mon-1), pub_mon) \* MERGEFORMAT  \* MERGEFORMAT </w:instrText>
+            </w:r>
+            <w:r>
+              <w:rPr>
+                <w:rFonts w:ascii="Barlow Condensed Medium" w:eastAsia="華康儷中黑" w:hAnsi="Barlow Condensed Medium" w:cstheme="minorHAnsi"/>
+                <w:w w:val="75"/>
+              </w:rPr>
+              <w:fldChar w:fldCharType="separate"/>
+            </w:r>
+            <w:r>
+              <w:rPr>
+                <w:rFonts w:ascii="Barlow Condensed Medium" w:eastAsia="華康儷中黑" w:hAnsi="Barlow Condensed Medium" w:cstheme="minorHAnsi"/>
+                <w:noProof/>
+                <w:w w:val="75"/>
+              </w:rPr>
+              <w:t>4</w:t>
+            </w:r>
+            <w:r>
+              <w:rPr>
+                <w:rFonts w:ascii="Barlow Condensed Medium" w:eastAsia="華康儷中黑" w:hAnsi="Barlow Condensed Medium" w:cstheme="minorHAnsi"/>
+                <w:w w:val="75"/>
+              </w:rPr>
+              <w:fldChar w:fldCharType="end"/>
+            </w:r>
+            <w:r>
+              <w:rPr>
+                <w:rFonts w:ascii="Barlow Condensed Medium" w:eastAsia="華康儷中黑" w:hAnsi="Barlow Condensed Medium" w:cstheme="minorHAnsi"/>
+                <w:w w:val="75"/>
+              </w:rPr>
+              <w:t>/</w:t>
+            </w:r>
+            <w:r>
+              <w:rPr>
+                <w:rFonts w:ascii="Barlow Condensed Medium" w:eastAsia="華康儷中黑" w:hAnsi="Barlow Condensed Medium" w:cstheme="minorHAnsi"/>
+                <w:w w:val="75"/>
+              </w:rPr>
+              <w:fldChar w:fldCharType="begin"/>
+            </w:r>
+            <w:r>
+              <w:rPr>
+                <w:rFonts w:ascii="Barlow Condensed Medium" w:eastAsia="華康儷中黑" w:hAnsi="Barlow Condensed Medium" w:cstheme="minorHAnsi"/>
+                <w:w w:val="75"/>
+              </w:rPr>
+              <w:instrText xml:space="preserve"> =IF(pub_day&lt;4, last_mon_days, 0)+pub_day-3 \* MERGEFORMAT </w:instrText>
+            </w:r>
+            <w:r>
+              <w:rPr>
+                <w:rFonts w:ascii="Barlow Condensed Medium" w:eastAsia="華康儷中黑" w:hAnsi="Barlow Condensed Medium" w:cstheme="minorHAnsi"/>
+                <w:w w:val="75"/>
+              </w:rPr>
+              <w:fldChar w:fldCharType="separate"/>
+            </w:r>
+            <w:r>
+              <w:rPr>
+                <w:rFonts w:ascii="Barlow Condensed Medium" w:eastAsia="華康儷中黑" w:hAnsi="Barlow Condensed Medium" w:cstheme="minorHAnsi"/>
+                <w:noProof/>
+                <w:w w:val="75"/>
+              </w:rPr>
+              <w:t>16</w:t>
+            </w:r>
+            <w:r>
+              <w:rPr>
+                <w:rFonts w:ascii="Barlow Condensed Medium" w:eastAsia="華康儷中黑" w:hAnsi="Barlow Condensed Medium" w:cstheme="minorHAnsi"/>
+                <w:w w:val="75"/>
+              </w:rPr>
+              <w:fldChar w:fldCharType="end"/>
+            </w:r>
+          </w:p>
+        </w:tc>
+        <w:tc>
+          <w:tcPr>
+            <w:tcW w:w="532" w:type="dxa"/>
+            <w:tcBorders>
+              <w:right w:val="double" w:sz="12" w:space="0" w:color="auto"/>
+            </w:tcBorders>
+            <w:tcMar>
+              <w:left w:w="57" w:type="dxa"/>
+              <w:right w:w="57" w:type="dxa"/>
+            </w:tcMar>
+          </w:tcPr>
+          <w:p>
+            <w:pPr>
+              <w:snapToGrid w:val="0"/>
+              <w:jc w:val="center"/>
+              <w:rPr>
+                <w:rFonts w:ascii="Barlow Condensed Medium" w:eastAsia="標楷體" w:hAnsi="Barlow Condensed Medium" w:cstheme="minorHAnsi"/>
+                <w:w w:val="80"/>
+              </w:rPr>
+            </w:pPr>
+            <w:r>
+              <w:rPr>
+                <w:rFonts w:ascii="Barlow Condensed Medium" w:eastAsia="標楷體" w:hAnsi="Barlow Condensed Medium" w:cstheme="minorHAnsi" w:hint="eastAsia"/>
+                <w:w w:val="80"/>
+              </w:rPr>
+              <w:t>13</w:t>
+            </w:r>
+          </w:p>
+        </w:tc>
+        <w:tc>
+          <w:tcPr>
+            <w:tcW w:w="541" w:type="dxa"/>
+            <w:vMerge/>
+            <w:tcBorders>
+              <w:left w:val="double" w:sz="12" w:space="0" w:color="auto"/>
+            </w:tcBorders>
+            <w:tcMar>
+              <w:left w:w="57" w:type="dxa"/>
+              <w:right w:w="57" w:type="dxa"/>
+            </w:tcMar>
+          </w:tcPr>
+          <w:p>
+            <w:pPr>
+              <w:jc w:val="center"/>
+              <w:rPr>
+                <w:rFonts w:ascii="Barlow Condensed Medium" w:eastAsia="標楷體" w:hAnsi="Barlow Condensed Medium" w:cstheme="minorHAnsi"/>
+                <w:w w:val="80"/>
+              </w:rPr>
+            </w:pPr>
+          </w:p>
+        </w:tc>
+      </w:tr>
+      <w:tr>
+        <w:trPr>
+          <w:trHeight w:hRule="exact" w:val="312"/>
+        </w:trPr>
+        <w:tc>
+          <w:tcPr>
+            <w:tcW w:w="937" w:type="dxa"/>
+            <w:tcBorders>
+              <w:bottom w:val="single" w:sz="4" w:space="0" w:color="auto"/>
+            </w:tcBorders>
+            <w:tcMar>
+              <w:left w:w="57" w:type="dxa"/>
+              <w:right w:w="57" w:type="dxa"/>
+            </w:tcMar>
+          </w:tcPr>
+          <w:p>
+            <w:pPr>
+              <w:snapToGrid w:val="0"/>
+              <w:jc w:val="distribute"/>
+              <w:rPr>
+                <w:rFonts w:ascii="Barlow Condensed Medium" w:eastAsia="華康中黑體" w:hAnsi="Barlow Condensed Medium" w:cstheme="minorHAnsi"/>
+                <w:w w:val="80"/>
+              </w:rPr>
+            </w:pPr>
+            <w:r>
+              <w:rPr>
+                <w:rFonts w:ascii="Barlow Condensed Medium" w:eastAsia="華康中黑體" w:hAnsi="Barlow Condensed Medium" w:cstheme="minorHAnsi"/>
+                <w:w w:val="80"/>
+              </w:rPr>
+              <w:t>獻花</w:t>
+            </w:r>
+          </w:p>
+        </w:tc>
+        <w:tc>
+          <w:tcPr>
+            <w:tcW w:w="1000" w:type="dxa"/>
+            <w:tcBorders>
+              <w:top w:val="single" w:sz="4" w:space="0" w:color="auto"/>
+              <w:bottom w:val="single" w:sz="4" w:space="0" w:color="auto"/>
+            </w:tcBorders>
+            <w:shd w:val="clear" w:color="auto" w:fill="auto"/>
+            <w:tcMar>
+              <w:left w:w="57" w:type="dxa"/>
+              <w:right w:w="57" w:type="dxa"/>
+            </w:tcMar>
+            <w:vAlign w:val="center"/>
+          </w:tcPr>
+          <w:p>
+            <w:pPr>
+              <w:snapToGrid w:val="0"/>
+              <w:jc w:val="center"/>
+              <w:rPr>
+                <w:rFonts w:ascii="標楷體" w:eastAsia="標楷體" w:hAnsi="標楷體" w:cs="華康儷楷書"/>
+                <w:szCs w:val="24"/>
+              </w:rPr>
+            </w:pPr>
+            <w:r>
+              <w:rPr>
+                <w:rFonts w:ascii="標楷體" w:eastAsia="標楷體" w:hAnsi="標楷體" w:cstheme="majorBidi" w:hint="eastAsia"/>
+                <w:szCs w:val="24"/>
+              </w:rPr>
+              <w:t>鄭盈</w:t>
+            </w:r>
+            <w:proofErr w:type="gramStart"/>
+            <w:r>
+              <w:rPr>
+                <w:rFonts w:ascii="標楷體" w:eastAsia="標楷體" w:hAnsi="標楷體" w:cstheme="majorBidi" w:hint="eastAsia"/>
+                <w:szCs w:val="24"/>
+              </w:rPr>
+              <w:t>盈</w:t>
+            </w:r>
+            <w:proofErr w:type="gramEnd"/>
+          </w:p>
+        </w:tc>
+        <w:tc>
+          <w:tcPr>
+            <w:tcW w:w="1001" w:type="dxa"/>
+            <w:tcBorders>
+              <w:top w:val="single" w:sz="4" w:space="0" w:color="000000"/>
+              <w:bottom w:val="single" w:sz="4" w:space="0" w:color="000000"/>
+              <w:right w:val="single" w:sz="4" w:space="0" w:color="000000"/>
+            </w:tcBorders>
+            <w:shd w:val="clear" w:color="auto" w:fill="auto"/>
+            <w:tcMar>
+              <w:left w:w="57" w:type="dxa"/>
+              <w:right w:w="57" w:type="dxa"/>
+            </w:tcMar>
+            <w:vAlign w:val="center"/>
+          </w:tcPr>
+          <w:p>
+            <w:pPr>
+              <w:snapToGrid w:val="0"/>
+              <w:jc w:val="center"/>
+              <w:rPr>
+                <w:rFonts w:ascii="標楷體" w:eastAsia="標楷體" w:hAnsi="標楷體" w:cs="華康儷楷書"/>
+                <w:szCs w:val="24"/>
+              </w:rPr>
+            </w:pPr>
+            <w:r>
+              <w:rPr>
+                <w:rFonts w:ascii="標楷體" w:eastAsia="標楷體" w:hAnsi="標楷體" w:cstheme="majorBidi" w:hint="eastAsia"/>
+                <w:szCs w:val="24"/>
+              </w:rPr>
+              <w:t>孫翠</w:t>
+            </w:r>
+            <w:proofErr w:type="gramStart"/>
+            <w:r>
+              <w:rPr>
+                <w:rFonts w:ascii="標楷體" w:eastAsia="標楷體" w:hAnsi="標楷體" w:cstheme="majorBidi" w:hint="eastAsia"/>
+                <w:szCs w:val="24"/>
+              </w:rPr>
+              <w:t>璘</w:t>
+            </w:r>
+            <w:proofErr w:type="gramEnd"/>
+          </w:p>
+        </w:tc>
+        <w:tc>
+          <w:tcPr>
+            <w:tcW w:w="1135" w:type="dxa"/>
+            <w:tcBorders>
+              <w:top w:val="single" w:sz="4" w:space="0" w:color="auto"/>
+              <w:left w:val="double" w:sz="12" w:space="0" w:color="auto"/>
+              <w:bottom w:val="single" w:sz="4" w:space="0" w:color="auto"/>
+            </w:tcBorders>
+            <w:tcMar>
+              <w:left w:w="57" w:type="dxa"/>
+              <w:right w:w="57" w:type="dxa"/>
+            </w:tcMar>
+          </w:tcPr>
+          <w:p>
+            <w:pPr>
+              <w:snapToGrid w:val="0"/>
+              <w:jc w:val="distribute"/>
+              <w:rPr>
+                <w:rFonts w:ascii="Barlow Condensed Medium" w:eastAsia="標楷體" w:hAnsi="Barlow Condensed Medium" w:cstheme="minorHAnsi"/>
+                <w:w w:val="80"/>
+              </w:rPr>
+            </w:pPr>
+            <w:r>
+              <w:rPr>
+                <w:rFonts w:ascii="標楷體" w:eastAsia="標楷體" w:hAnsi="標楷體" w:cs="華康儷楷書"/>
+                <w:w w:val="80"/>
+              </w:rPr>
+              <w:t>婦女團契</w:t>
+            </w:r>
+          </w:p>
+        </w:tc>
+        <w:tc>
+          <w:tcPr>
+            <w:tcW w:w="560" w:type="dxa"/>
+            <w:tcMar>
+              <w:left w:w="57" w:type="dxa"/>
+              <w:right w:w="57" w:type="dxa"/>
+            </w:tcMar>
+          </w:tcPr>
+          <w:p>
+            <w:pPr>
+              <w:snapToGrid w:val="0"/>
+              <w:jc w:val="center"/>
+              <w:rPr>
+                <w:rFonts w:ascii="Barlow Condensed Medium" w:eastAsia="標楷體" w:hAnsi="Barlow Condensed Medium" w:cstheme="minorHAnsi"/>
+                <w:w w:val="80"/>
+              </w:rPr>
+            </w:pPr>
+            <w:r>
+              <w:rPr>
+                <w:rFonts w:ascii="Barlow Condensed Medium" w:eastAsia="華康儷中黑" w:hAnsi="Barlow Condensed Medium" w:cstheme="minorHAnsi"/>
+                <w:w w:val="75"/>
+              </w:rPr>
+              <w:fldChar w:fldCharType="begin"/>
+            </w:r>
+            <w:r>
+              <w:rPr>
+                <w:rFonts w:ascii="Barlow Condensed Medium" w:eastAsia="華康儷中黑" w:hAnsi="Barlow Condensed Medium" w:cstheme="minorHAnsi"/>
+                <w:w w:val="75"/>
+              </w:rPr>
+              <w:instrText xml:space="preserve"> =IF(pub_day&lt;9, IF(pub_mon=1, 12, pub_mon-1), pub_mon) \* MERGEFORMAT </w:instrText>
+            </w:r>
+            <w:r>
+              <w:rPr>
+                <w:rFonts w:ascii="Barlow Condensed Medium" w:eastAsia="華康儷中黑" w:hAnsi="Barlow Condensed Medium" w:cstheme="minorHAnsi"/>
+                <w:w w:val="75"/>
+              </w:rPr>
+              <w:fldChar w:fldCharType="separate"/>
+            </w:r>
+            <w:r>
+              <w:rPr>
+                <w:rFonts w:ascii="Barlow Condensed Medium" w:eastAsia="華康儷中黑" w:hAnsi="Barlow Condensed Medium" w:cstheme="minorHAnsi"/>
+                <w:noProof/>
+                <w:w w:val="75"/>
+              </w:rPr>
+              <w:t>4</w:t>
+            </w:r>
+            <w:r>
+              <w:rPr>
+                <w:rFonts w:ascii="Barlow Condensed Medium" w:eastAsia="華康儷中黑" w:hAnsi="Barlow Condensed Medium" w:cstheme="minorHAnsi"/>
+                <w:w w:val="75"/>
+              </w:rPr>
+              <w:fldChar w:fldCharType="end"/>
+            </w:r>
+            <w:r>
+              <w:rPr>
+                <w:rFonts w:ascii="Barlow Condensed Medium" w:eastAsia="華康儷中黑" w:hAnsi="Barlow Condensed Medium" w:cstheme="minorHAnsi"/>
+                <w:w w:val="75"/>
+              </w:rPr>
+              <w:t>/</w:t>
+            </w:r>
+            <w:r>
+              <w:rPr>
+                <w:rFonts w:ascii="Barlow Condensed Medium" w:eastAsia="華康儷中黑" w:hAnsi="Barlow Condensed Medium" w:cstheme="minorHAnsi"/>
+                <w:w w:val="75"/>
+              </w:rPr>
+              <w:fldChar w:fldCharType="begin"/>
+            </w:r>
+            <w:r>
+              <w:rPr>
+                <w:rFonts w:ascii="Barlow Condensed Medium" w:eastAsia="華康儷中黑" w:hAnsi="Barlow Condensed Medium" w:cstheme="minorHAnsi"/>
+                <w:w w:val="75"/>
+              </w:rPr>
+              <w:instrText xml:space="preserve"> =IF(pub_day&lt;9, last_mon_days, 0)+pub_day-8  \* MERGEFORMAT </w:instrText>
+            </w:r>
+            <w:r>
+              <w:rPr>
+                <w:rFonts w:ascii="Barlow Condensed Medium" w:eastAsia="華康儷中黑" w:hAnsi="Barlow Condensed Medium" w:cstheme="minorHAnsi"/>
+                <w:w w:val="75"/>
+              </w:rPr>
+              <w:fldChar w:fldCharType="separate"/>
+            </w:r>
+            <w:r>
+              <w:rPr>
+                <w:rFonts w:ascii="Barlow Condensed Medium" w:eastAsia="華康儷中黑" w:hAnsi="Barlow Condensed Medium" w:cstheme="minorHAnsi"/>
+                <w:noProof/>
+                <w:w w:val="75"/>
+              </w:rPr>
+              <w:t>11</w:t>
+            </w:r>
+            <w:r>
+              <w:rPr>
+                <w:rFonts w:ascii="Barlow Condensed Medium" w:eastAsia="華康儷中黑" w:hAnsi="Barlow Condensed Medium" w:cstheme="minorHAnsi"/>
+                <w:w w:val="75"/>
+              </w:rPr>
+              <w:fldChar w:fldCharType="end"/>
+            </w:r>
+          </w:p>
+        </w:tc>
+        <w:tc>
+          <w:tcPr>
+            <w:tcW w:w="532" w:type="dxa"/>
+            <w:tcBorders>
+              <w:right w:val="double" w:sz="12" w:space="0" w:color="auto"/>
+            </w:tcBorders>
+            <w:tcMar>
+              <w:left w:w="57" w:type="dxa"/>
+              <w:right w:w="57" w:type="dxa"/>
+            </w:tcMar>
+          </w:tcPr>
+          <w:p>
+            <w:pPr>
+              <w:snapToGrid w:val="0"/>
+              <w:jc w:val="center"/>
+              <w:rPr>
+                <w:rFonts w:ascii="Barlow Condensed Medium" w:eastAsia="標楷體" w:hAnsi="Barlow Condensed Medium" w:cstheme="minorHAnsi"/>
+                <w:w w:val="80"/>
+              </w:rPr>
+            </w:pPr>
+            <w:r>
+              <w:rPr>
+                <w:rFonts w:ascii="Barlow Condensed Medium" w:eastAsia="標楷體" w:hAnsi="Barlow Condensed Medium" w:cstheme="minorHAnsi" w:hint="eastAsia"/>
+                <w:w w:val="80"/>
+              </w:rPr>
+              <w:t>--</w:t>
+            </w:r>
+          </w:p>
+        </w:tc>
+        <w:tc>
+          <w:tcPr>
+            <w:tcW w:w="541" w:type="dxa"/>
+            <w:vMerge/>
+            <w:tcBorders>
+              <w:left w:val="double" w:sz="12" w:space="0" w:color="auto"/>
+            </w:tcBorders>
+            <w:tcMar>
+              <w:left w:w="57" w:type="dxa"/>
+              <w:right w:w="57" w:type="dxa"/>
+            </w:tcMar>
+          </w:tcPr>
+          <w:p>
+            <w:pPr>
+              <w:jc w:val="center"/>
+              <w:rPr>
+                <w:rFonts w:ascii="Barlow Condensed Medium" w:eastAsia="標楷體" w:hAnsi="Barlow Condensed Medium" w:cstheme="minorHAnsi"/>
+                <w:w w:val="80"/>
+              </w:rPr>
+            </w:pPr>
+          </w:p>
+        </w:tc>
+      </w:tr>
+      <w:tr>
+        <w:trPr>
+          <w:trHeight w:hRule="exact" w:val="312"/>
+        </w:trPr>
+        <w:tc>
+          <w:tcPr>
+            <w:tcW w:w="937" w:type="dxa"/>
+            <w:vMerge w:val="restart"/>
+            <w:tcBorders>
+              <w:top w:val="single" w:sz="4" w:space="0" w:color="auto"/>
+            </w:tcBorders>
+            <w:tcMar>
+              <w:left w:w="57" w:type="dxa"/>
+              <w:right w:w="57" w:type="dxa"/>
+            </w:tcMar>
+            <w:vAlign w:val="center"/>
+          </w:tcPr>
+          <w:p>
+            <w:pPr>
+              <w:snapToGrid w:val="0"/>
+              <w:jc w:val="distribute"/>
+              <w:rPr>
+                <w:rFonts w:ascii="Barlow Condensed Medium" w:eastAsia="華康中黑體" w:hAnsi="Barlow Condensed Medium" w:cstheme="minorHAnsi"/>
+                <w:w w:val="80"/>
+              </w:rPr>
+            </w:pPr>
+            <w:r>
+              <w:rPr>
+                <w:rFonts w:ascii="Barlow Condensed Medium" w:eastAsia="華康中黑體" w:hAnsi="Barlow Condensed Medium" w:cstheme="minorHAnsi"/>
+                <w:w w:val="80"/>
+              </w:rPr>
+              <w:t>音控</w:t>
+            </w:r>
+          </w:p>
+        </w:tc>
+        <w:tc>
+          <w:tcPr>
+            <w:tcW w:w="1000" w:type="dxa"/>
+            <w:tcBorders>
+              <w:top w:val="single" w:sz="4" w:space="0" w:color="auto"/>
+              <w:bottom w:val="single" w:sz="4" w:space="0" w:color="auto"/>
+            </w:tcBorders>
+            <w:shd w:val="clear" w:color="auto" w:fill="auto"/>
+            <w:tcMar>
+              <w:left w:w="57" w:type="dxa"/>
+              <w:right w:w="57" w:type="dxa"/>
+            </w:tcMar>
+            <w:vAlign w:val="center"/>
+          </w:tcPr>
+          <w:p>
+            <w:pPr>
+              <w:snapToGrid w:val="0"/>
+              <w:jc w:val="center"/>
+              <w:rPr>
+                <w:rFonts w:ascii="標楷體" w:eastAsia="標楷體" w:hAnsi="標楷體" w:cs="華康儷楷書"/>
+                <w:w w:val="90"/>
+                <w:szCs w:val="24"/>
+              </w:rPr>
+            </w:pPr>
+            <w:r>
+              <w:rPr>
+                <w:rFonts w:ascii="標楷體" w:eastAsia="標楷體" w:hAnsi="標楷體" w:cstheme="majorBidi" w:hint="eastAsia"/>
+                <w:szCs w:val="24"/>
+              </w:rPr>
+              <w:t>蕭國鎮</w:t>
             </w:r>
           </w:p>
         </w:tc>
@@ -17972,6 +20285,7 @@
               <w:jc w:val="center"/>
               <w:rPr>
                 <w:rFonts w:ascii="標楷體" w:eastAsia="標楷體" w:hAnsi="標楷體" w:cs="華康儷楷書"/>
+                <w:w w:val="90"/>
                 <w:szCs w:val="24"/>
               </w:rPr>
             </w:pPr>
@@ -17979,9 +20293,8 @@
               <w:rPr>
                 <w:rFonts w:ascii="標楷體" w:eastAsia="標楷體" w:hAnsi="標楷體" w:cstheme="majorBidi" w:hint="eastAsia"/>
                 <w:szCs w:val="24"/>
-                <w:lang w:eastAsia="zh-HK"/>
-              </w:rPr>
-              <w:t>盧輝昌</w:t>
+              </w:rPr>
+              <w:t>張昭立</w:t>
             </w:r>
           </w:p>
         </w:tc>
@@ -18001,24 +20314,27 @@
           <w:p>
             <w:pPr>
               <w:snapToGrid w:val="0"/>
-              <w:jc w:val="distribute"/>
-              <w:rPr>
-                <w:rFonts w:ascii="標楷體" w:eastAsia="標楷體" w:hAnsi="標楷體" w:cs="華康儷楷書"/>
+              <w:jc w:val="center"/>
+              <w:rPr>
+                <w:rFonts w:ascii="Barlow Condensed Medium" w:eastAsia="標楷體" w:hAnsi="Barlow Condensed Medium" w:cstheme="minorHAnsi"/>
                 <w:w w:val="80"/>
               </w:rPr>
             </w:pPr>
             <w:r>
               <w:rPr>
-                <w:rFonts w:ascii="標楷體" w:eastAsia="標楷體" w:hAnsi="標楷體" w:cs="華康儷楷書" w:hint="eastAsia"/>
+                <w:rFonts w:ascii="Barlow Condensed Medium" w:eastAsia="標楷體" w:hAnsi="Barlow Condensed Medium" w:cstheme="minorHAnsi" w:hint="eastAsia"/>
                 <w:w w:val="80"/>
               </w:rPr>
-              <w:t>拿細耳小組</w:t>
+              <w:t>--</w:t>
             </w:r>
           </w:p>
         </w:tc>
         <w:tc>
           <w:tcPr>
             <w:tcW w:w="560" w:type="dxa"/>
+            <w:tcBorders>
+              <w:bottom w:val="single" w:sz="4" w:space="0" w:color="auto"/>
+            </w:tcBorders>
             <w:tcMar>
               <w:left w:w="57" w:type="dxa"/>
               <w:right w:w="57" w:type="dxa"/>
@@ -18045,7 +20361,7 @@
                 <w:rFonts w:ascii="Barlow Condensed Medium" w:eastAsia="華康儷中黑" w:hAnsi="Barlow Condensed Medium" w:cstheme="minorHAnsi"/>
                 <w:w w:val="75"/>
               </w:rPr>
-              <w:instrText xml:space="preserve"> =IF(pub_day&lt;6, IF(pub_mon=1, 12, pub_mon-1), pub_mon) \* MERGEFORMAT  \* MERGEFORMAT </w:instrText>
+              <w:instrText xml:space="preserve"> =IF(pub_day&lt;9, IF(pub_mon=1, 12, pub_mon-1), pub_mon) \* MERGEFORMAT </w:instrText>
             </w:r>
             <w:r>
               <w:rPr>
@@ -18088,7 +20404,7 @@
                 <w:rFonts w:ascii="Barlow Condensed Medium" w:eastAsia="華康儷中黑" w:hAnsi="Barlow Condensed Medium" w:cstheme="minorHAnsi"/>
                 <w:w w:val="75"/>
               </w:rPr>
-              <w:instrText xml:space="preserve"> =IF(pub_day&lt;6, last_mon_days, 0)+pub_day-5 \* MERGEFORMAT </w:instrText>
+              <w:instrText xml:space="preserve"> =IF(pub_day&lt;9, last_mon_days, 0)+pub_day-8  \* MERGEFORMAT </w:instrText>
             </w:r>
             <w:r>
               <w:rPr>
@@ -18103,7 +20419,7 @@
                 <w:noProof/>
                 <w:w w:val="75"/>
               </w:rPr>
-              <w:t>7</w:t>
+              <w:t>11</w:t>
             </w:r>
             <w:r>
               <w:rPr>
@@ -18139,7 +20455,7 @@
                 <w:rFonts w:ascii="Barlow Condensed Medium" w:eastAsia="標楷體" w:hAnsi="Barlow Condensed Medium" w:cstheme="minorHAnsi" w:hint="eastAsia"/>
                 <w:w w:val="80"/>
               </w:rPr>
-              <w:t>4</w:t>
+              <w:t>--</w:t>
             </w:r>
           </w:p>
         </w:tc>
@@ -18154,14 +20470,12 @@
               <w:left w:w="57" w:type="dxa"/>
               <w:right w:w="57" w:type="dxa"/>
             </w:tcMar>
-            <w:textDirection w:val="tbRlV"/>
-          </w:tcPr>
-          <w:p>
-            <w:pPr>
-              <w:snapToGrid w:val="0"/>
+          </w:tcPr>
+          <w:p>
+            <w:pPr>
+              <w:jc w:val="center"/>
               <w:rPr>
                 <w:rFonts w:ascii="Barlow Condensed Medium" w:eastAsia="標楷體" w:hAnsi="Barlow Condensed Medium" w:cstheme="minorHAnsi"/>
-                <w:b/>
                 <w:w w:val="80"/>
               </w:rPr>
             </w:pPr>
@@ -18175,12 +20489,14 @@
         <w:tc>
           <w:tcPr>
             <w:tcW w:w="937" w:type="dxa"/>
-            <w:vMerge w:val="restart"/>
+            <w:vMerge/>
+            <w:tcBorders>
+              <w:bottom w:val="single" w:sz="4" w:space="0" w:color="auto"/>
+            </w:tcBorders>
             <w:tcMar>
               <w:left w:w="57" w:type="dxa"/>
               <w:right w:w="57" w:type="dxa"/>
             </w:tcMar>
-            <w:vAlign w:val="center"/>
           </w:tcPr>
           <w:p>
             <w:pPr>
@@ -18191,21 +20507,12 @@
                 <w:w w:val="80"/>
               </w:rPr>
             </w:pPr>
-            <w:r>
-              <w:rPr>
-                <w:rFonts w:ascii="Barlow Condensed Medium" w:eastAsia="華康中黑體" w:hAnsi="Barlow Condensed Medium" w:cstheme="minorHAnsi"/>
-                <w:w w:val="80"/>
-              </w:rPr>
-              <w:t>主日學</w:t>
-            </w:r>
           </w:p>
         </w:tc>
         <w:tc>
           <w:tcPr>
             <w:tcW w:w="1000" w:type="dxa"/>
             <w:tcBorders>
-              <w:top w:val="single" w:sz="4" w:space="0" w:color="auto"/>
-              <w:left w:val="single" w:sz="4" w:space="0" w:color="auto"/>
               <w:bottom w:val="single" w:sz="4" w:space="0" w:color="auto"/>
             </w:tcBorders>
             <w:tcMar>
@@ -18225,10 +20532,9 @@
             </w:pPr>
             <w:r>
               <w:rPr>
-                <w:rFonts w:ascii="標楷體" w:eastAsia="標楷體" w:hAnsi="標楷體" w:cs="華康儷楷書" w:hint="eastAsia"/>
-                <w:szCs w:val="24"/>
-              </w:rPr>
-              <w:t>張麗君</w:t>
+                <w:rFonts w:ascii="標楷體" w:eastAsia="標楷體" w:hAnsi="標楷體" w:hint="eastAsia"/>
+              </w:rPr>
+              <w:t>林金城</w:t>
             </w:r>
           </w:p>
         </w:tc>
@@ -18236,10 +20542,8 @@
           <w:tcPr>
             <w:tcW w:w="1001" w:type="dxa"/>
             <w:tcBorders>
-              <w:top w:val="single" w:sz="4" w:space="0" w:color="auto"/>
               <w:bottom w:val="single" w:sz="4" w:space="0" w:color="auto"/>
             </w:tcBorders>
-            <w:shd w:val="clear" w:color="auto" w:fill="auto"/>
             <w:tcMar>
               <w:left w:w="57" w:type="dxa"/>
               <w:right w:w="57" w:type="dxa"/>
@@ -18260,7 +20564,7 @@
                 <w:rFonts w:ascii="標楷體" w:eastAsia="標楷體" w:hAnsi="標楷體" w:cstheme="majorBidi" w:hint="eastAsia"/>
                 <w:szCs w:val="24"/>
               </w:rPr>
-              <w:t>劉容榕</w:t>
+              <w:t>黃彥彬</w:t>
             </w:r>
           </w:p>
         </w:tc>
@@ -18282,1383 +20586,6 @@
               <w:snapToGrid w:val="0"/>
               <w:jc w:val="distribute"/>
               <w:rPr>
-                <w:rFonts w:ascii="標楷體" w:eastAsia="標楷體" w:hAnsi="標楷體" w:cs="華康儷楷書"/>
-                <w:w w:val="80"/>
-              </w:rPr>
-            </w:pPr>
-            <w:r>
-              <w:rPr>
-                <w:rFonts w:ascii="標楷體" w:eastAsia="標楷體" w:hAnsi="標楷體" w:cs="華康儷楷書"/>
-                <w:w w:val="80"/>
-              </w:rPr>
-              <w:t>喜樂小組</w:t>
-            </w:r>
-          </w:p>
-        </w:tc>
-        <w:tc>
-          <w:tcPr>
-            <w:tcW w:w="560" w:type="dxa"/>
-            <w:tcMar>
-              <w:left w:w="57" w:type="dxa"/>
-              <w:right w:w="57" w:type="dxa"/>
-            </w:tcMar>
-          </w:tcPr>
-          <w:p>
-            <w:pPr>
-              <w:snapToGrid w:val="0"/>
-              <w:jc w:val="center"/>
-              <w:rPr>
-                <w:rFonts w:ascii="Barlow Condensed Medium" w:eastAsia="標楷體" w:hAnsi="Barlow Condensed Medium" w:cstheme="minorHAnsi"/>
-                <w:w w:val="80"/>
-              </w:rPr>
-            </w:pPr>
-            <w:r>
-              <w:rPr>
-                <w:rFonts w:ascii="Barlow Condensed Medium" w:eastAsia="華康儷中黑" w:hAnsi="Barlow Condensed Medium" w:cstheme="minorHAnsi"/>
-                <w:w w:val="75"/>
-              </w:rPr>
-              <w:fldChar w:fldCharType="begin"/>
-            </w:r>
-            <w:r>
-              <w:rPr>
-                <w:rFonts w:ascii="Barlow Condensed Medium" w:eastAsia="華康儷中黑" w:hAnsi="Barlow Condensed Medium" w:cstheme="minorHAnsi"/>
-                <w:w w:val="75"/>
-              </w:rPr>
-              <w:instrText xml:space="preserve"> =IF(pub_day&lt;3, IF(pub_mon=1, 12, pub_mon-1), pub_mon) \* MERGEFORMAT  \* MERGEFORMAT </w:instrText>
-            </w:r>
-            <w:r>
-              <w:rPr>
-                <w:rFonts w:ascii="Barlow Condensed Medium" w:eastAsia="華康儷中黑" w:hAnsi="Barlow Condensed Medium" w:cstheme="minorHAnsi"/>
-                <w:w w:val="75"/>
-              </w:rPr>
-              <w:fldChar w:fldCharType="separate"/>
-            </w:r>
-            <w:r>
-              <w:rPr>
-                <w:rFonts w:ascii="Barlow Condensed Medium" w:eastAsia="華康儷中黑" w:hAnsi="Barlow Condensed Medium" w:cstheme="minorHAnsi"/>
-                <w:noProof/>
-                <w:w w:val="75"/>
-              </w:rPr>
-              <w:t>4</w:t>
-            </w:r>
-            <w:r>
-              <w:rPr>
-                <w:rFonts w:ascii="Barlow Condensed Medium" w:eastAsia="華康儷中黑" w:hAnsi="Barlow Condensed Medium" w:cstheme="minorHAnsi"/>
-                <w:w w:val="75"/>
-              </w:rPr>
-              <w:fldChar w:fldCharType="end"/>
-            </w:r>
-            <w:r>
-              <w:rPr>
-                <w:rFonts w:ascii="Barlow Condensed Medium" w:eastAsia="華康儷中黑" w:hAnsi="Barlow Condensed Medium" w:cstheme="minorHAnsi"/>
-                <w:w w:val="75"/>
-              </w:rPr>
-              <w:t>/</w:t>
-            </w:r>
-            <w:r>
-              <w:rPr>
-                <w:rFonts w:ascii="Barlow Condensed Medium" w:eastAsia="華康儷中黑" w:hAnsi="Barlow Condensed Medium" w:cstheme="minorHAnsi"/>
-                <w:w w:val="75"/>
-              </w:rPr>
-              <w:fldChar w:fldCharType="begin"/>
-            </w:r>
-            <w:r>
-              <w:rPr>
-                <w:rFonts w:ascii="Barlow Condensed Medium" w:eastAsia="華康儷中黑" w:hAnsi="Barlow Condensed Medium" w:cstheme="minorHAnsi"/>
-                <w:w w:val="75"/>
-              </w:rPr>
-              <w:instrText xml:space="preserve"> =IF(pub_day&lt;4, last_mon_days, 0)+pub_day-3 \* MERGEFORMAT </w:instrText>
-            </w:r>
-            <w:r>
-              <w:rPr>
-                <w:rFonts w:ascii="Barlow Condensed Medium" w:eastAsia="華康儷中黑" w:hAnsi="Barlow Condensed Medium" w:cstheme="minorHAnsi"/>
-                <w:w w:val="75"/>
-              </w:rPr>
-              <w:fldChar w:fldCharType="separate"/>
-            </w:r>
-            <w:r>
-              <w:rPr>
-                <w:rFonts w:ascii="Barlow Condensed Medium" w:eastAsia="華康儷中黑" w:hAnsi="Barlow Condensed Medium" w:cstheme="minorHAnsi"/>
-                <w:noProof/>
-                <w:w w:val="75"/>
-              </w:rPr>
-              <w:t>9</w:t>
-            </w:r>
-            <w:r>
-              <w:rPr>
-                <w:rFonts w:ascii="Barlow Condensed Medium" w:eastAsia="華康儷中黑" w:hAnsi="Barlow Condensed Medium" w:cstheme="minorHAnsi"/>
-                <w:w w:val="75"/>
-              </w:rPr>
-              <w:fldChar w:fldCharType="end"/>
-            </w:r>
-          </w:p>
-        </w:tc>
-        <w:tc>
-          <w:tcPr>
-            <w:tcW w:w="532" w:type="dxa"/>
-            <w:tcBorders>
-              <w:right w:val="double" w:sz="12" w:space="0" w:color="auto"/>
-            </w:tcBorders>
-            <w:tcMar>
-              <w:left w:w="57" w:type="dxa"/>
-              <w:right w:w="57" w:type="dxa"/>
-            </w:tcMar>
-          </w:tcPr>
-          <w:p>
-            <w:pPr>
-              <w:snapToGrid w:val="0"/>
-              <w:jc w:val="center"/>
-              <w:rPr>
-                <w:rFonts w:ascii="Barlow Condensed Medium" w:eastAsia="標楷體" w:hAnsi="Barlow Condensed Medium" w:cstheme="minorHAnsi"/>
-                <w:w w:val="80"/>
-              </w:rPr>
-            </w:pPr>
-            <w:r>
-              <w:rPr>
-                <w:rFonts w:ascii="Barlow Condensed Medium" w:eastAsia="標楷體" w:hAnsi="Barlow Condensed Medium" w:cstheme="minorHAnsi" w:hint="eastAsia"/>
-                <w:w w:val="80"/>
-              </w:rPr>
-              <w:t>5</w:t>
-            </w:r>
-          </w:p>
-        </w:tc>
-        <w:tc>
-          <w:tcPr>
-            <w:tcW w:w="541" w:type="dxa"/>
-            <w:vMerge/>
-            <w:tcBorders>
-              <w:left w:val="double" w:sz="12" w:space="0" w:color="auto"/>
-            </w:tcBorders>
-            <w:tcMar>
-              <w:left w:w="57" w:type="dxa"/>
-              <w:right w:w="57" w:type="dxa"/>
-            </w:tcMar>
-          </w:tcPr>
-          <w:p>
-            <w:pPr>
-              <w:jc w:val="center"/>
-              <w:rPr>
-                <w:rFonts w:ascii="Barlow Condensed Medium" w:eastAsia="標楷體" w:hAnsi="Barlow Condensed Medium" w:cstheme="minorHAnsi"/>
-                <w:w w:val="80"/>
-              </w:rPr>
-            </w:pPr>
-          </w:p>
-        </w:tc>
-      </w:tr>
-      <w:tr>
-        <w:trPr>
-          <w:trHeight w:hRule="exact" w:val="312"/>
-        </w:trPr>
-        <w:tc>
-          <w:tcPr>
-            <w:tcW w:w="937" w:type="dxa"/>
-            <w:vMerge/>
-            <w:tcMar>
-              <w:left w:w="57" w:type="dxa"/>
-              <w:right w:w="57" w:type="dxa"/>
-            </w:tcMar>
-          </w:tcPr>
-          <w:p>
-            <w:pPr>
-              <w:snapToGrid w:val="0"/>
-              <w:jc w:val="distribute"/>
-              <w:rPr>
-                <w:rFonts w:ascii="Barlow Condensed Medium" w:eastAsia="華康中黑體" w:hAnsi="Barlow Condensed Medium" w:cstheme="minorHAnsi"/>
-                <w:w w:val="80"/>
-              </w:rPr>
-            </w:pPr>
-          </w:p>
-        </w:tc>
-        <w:tc>
-          <w:tcPr>
-            <w:tcW w:w="1000" w:type="dxa"/>
-            <w:tcBorders>
-              <w:top w:val="single" w:sz="4" w:space="0" w:color="auto"/>
-              <w:left w:val="single" w:sz="4" w:space="0" w:color="auto"/>
-              <w:bottom w:val="single" w:sz="4" w:space="0" w:color="auto"/>
-            </w:tcBorders>
-            <w:tcMar>
-              <w:left w:w="57" w:type="dxa"/>
-              <w:right w:w="57" w:type="dxa"/>
-            </w:tcMar>
-            <w:vAlign w:val="center"/>
-          </w:tcPr>
-          <w:p>
-            <w:pPr>
-              <w:snapToGrid w:val="0"/>
-              <w:jc w:val="center"/>
-              <w:rPr>
-                <w:rFonts w:ascii="標楷體" w:eastAsia="標楷體" w:hAnsi="標楷體" w:cs="華康儷楷書"/>
-                <w:szCs w:val="24"/>
-              </w:rPr>
-            </w:pPr>
-            <w:r>
-              <w:rPr>
-                <w:rFonts w:ascii="標楷體" w:eastAsia="標楷體" w:hAnsi="標楷體" w:cs="華康儷楷書" w:hint="eastAsia"/>
-                <w:szCs w:val="24"/>
-              </w:rPr>
-              <w:t>張思婗</w:t>
-            </w:r>
-          </w:p>
-        </w:tc>
-        <w:tc>
-          <w:tcPr>
-            <w:tcW w:w="1001" w:type="dxa"/>
-            <w:tcBorders>
-              <w:top w:val="single" w:sz="4" w:space="0" w:color="auto"/>
-              <w:bottom w:val="single" w:sz="4" w:space="0" w:color="auto"/>
-            </w:tcBorders>
-            <w:shd w:val="clear" w:color="auto" w:fill="auto"/>
-            <w:tcMar>
-              <w:left w:w="57" w:type="dxa"/>
-              <w:right w:w="57" w:type="dxa"/>
-            </w:tcMar>
-            <w:vAlign w:val="center"/>
-          </w:tcPr>
-          <w:p>
-            <w:pPr>
-              <w:snapToGrid w:val="0"/>
-              <w:jc w:val="center"/>
-              <w:rPr>
-                <w:rFonts w:ascii="標楷體" w:eastAsia="標楷體" w:hAnsi="標楷體" w:cs="華康儷楷書"/>
-                <w:szCs w:val="24"/>
-              </w:rPr>
-            </w:pPr>
-            <w:r>
-              <w:rPr>
-                <w:rFonts w:ascii="標楷體" w:eastAsia="標楷體" w:hAnsi="標楷體" w:cstheme="majorBidi" w:hint="eastAsia"/>
-                <w:szCs w:val="24"/>
-              </w:rPr>
-              <w:t>楊竣傑</w:t>
-            </w:r>
-          </w:p>
-        </w:tc>
-        <w:tc>
-          <w:tcPr>
-            <w:tcW w:w="1135" w:type="dxa"/>
-            <w:tcBorders>
-              <w:top w:val="single" w:sz="4" w:space="0" w:color="auto"/>
-              <w:left w:val="double" w:sz="12" w:space="0" w:color="auto"/>
-              <w:bottom w:val="single" w:sz="4" w:space="0" w:color="auto"/>
-            </w:tcBorders>
-            <w:tcMar>
-              <w:left w:w="57" w:type="dxa"/>
-              <w:right w:w="57" w:type="dxa"/>
-            </w:tcMar>
-          </w:tcPr>
-          <w:p>
-            <w:pPr>
-              <w:snapToGrid w:val="0"/>
-              <w:jc w:val="center"/>
-              <w:rPr>
-                <w:rFonts w:ascii="標楷體" w:eastAsia="標楷體" w:hAnsi="標楷體" w:cs="華康儷楷書"/>
-                <w:w w:val="80"/>
-                <w:highlight w:val="yellow"/>
-              </w:rPr>
-            </w:pPr>
-            <w:r>
-              <w:rPr>
-                <w:rFonts w:ascii="Barlow Condensed Medium" w:eastAsia="標楷體" w:hAnsi="Barlow Condensed Medium" w:cstheme="minorHAnsi" w:hint="eastAsia"/>
-                <w:w w:val="80"/>
-              </w:rPr>
-              <w:t>--</w:t>
-            </w:r>
-          </w:p>
-        </w:tc>
-        <w:tc>
-          <w:tcPr>
-            <w:tcW w:w="560" w:type="dxa"/>
-            <w:tcMar>
-              <w:left w:w="57" w:type="dxa"/>
-              <w:right w:w="57" w:type="dxa"/>
-            </w:tcMar>
-          </w:tcPr>
-          <w:p>
-            <w:pPr>
-              <w:snapToGrid w:val="0"/>
-              <w:jc w:val="center"/>
-              <w:rPr>
-                <w:rFonts w:ascii="Barlow Condensed Medium" w:eastAsia="標楷體" w:hAnsi="Barlow Condensed Medium" w:cstheme="minorHAnsi"/>
-                <w:w w:val="80"/>
-              </w:rPr>
-            </w:pPr>
-            <w:r>
-              <w:rPr>
-                <w:rFonts w:ascii="Barlow Condensed Medium" w:eastAsia="華康儷中黑" w:hAnsi="Barlow Condensed Medium" w:cstheme="minorHAnsi"/>
-                <w:w w:val="75"/>
-              </w:rPr>
-              <w:fldChar w:fldCharType="begin"/>
-            </w:r>
-            <w:r>
-              <w:rPr>
-                <w:rFonts w:ascii="Barlow Condensed Medium" w:eastAsia="華康儷中黑" w:hAnsi="Barlow Condensed Medium" w:cstheme="minorHAnsi"/>
-                <w:w w:val="75"/>
-              </w:rPr>
-              <w:instrText xml:space="preserve"> =IF(pub_day&lt;4, IF(pub_mon=1, 12, pub_mon-1), pub_mon) \* MERGEFORMAT  \* MERGEFORMAT </w:instrText>
-            </w:r>
-            <w:r>
-              <w:rPr>
-                <w:rFonts w:ascii="Barlow Condensed Medium" w:eastAsia="華康儷中黑" w:hAnsi="Barlow Condensed Medium" w:cstheme="minorHAnsi"/>
-                <w:w w:val="75"/>
-              </w:rPr>
-              <w:fldChar w:fldCharType="separate"/>
-            </w:r>
-            <w:r>
-              <w:rPr>
-                <w:rFonts w:ascii="Barlow Condensed Medium" w:eastAsia="華康儷中黑" w:hAnsi="Barlow Condensed Medium" w:cstheme="minorHAnsi"/>
-                <w:noProof/>
-                <w:w w:val="75"/>
-              </w:rPr>
-              <w:t>4</w:t>
-            </w:r>
-            <w:r>
-              <w:rPr>
-                <w:rFonts w:ascii="Barlow Condensed Medium" w:eastAsia="華康儷中黑" w:hAnsi="Barlow Condensed Medium" w:cstheme="minorHAnsi"/>
-                <w:w w:val="75"/>
-              </w:rPr>
-              <w:fldChar w:fldCharType="end"/>
-            </w:r>
-            <w:r>
-              <w:rPr>
-                <w:rFonts w:ascii="Barlow Condensed Medium" w:eastAsia="華康儷中黑" w:hAnsi="Barlow Condensed Medium" w:cstheme="minorHAnsi"/>
-                <w:w w:val="75"/>
-              </w:rPr>
-              <w:t>/</w:t>
-            </w:r>
-            <w:r>
-              <w:rPr>
-                <w:rFonts w:ascii="Barlow Condensed Medium" w:eastAsia="華康儷中黑" w:hAnsi="Barlow Condensed Medium" w:cstheme="minorHAnsi"/>
-                <w:w w:val="75"/>
-              </w:rPr>
-              <w:fldChar w:fldCharType="begin"/>
-            </w:r>
-            <w:r>
-              <w:rPr>
-                <w:rFonts w:ascii="Barlow Condensed Medium" w:eastAsia="華康儷中黑" w:hAnsi="Barlow Condensed Medium" w:cstheme="minorHAnsi"/>
-                <w:w w:val="75"/>
-              </w:rPr>
-              <w:instrText xml:space="preserve"> =IF(pub_day&lt;4, last_mon_days, 0)+pub_day-3 \* MERGEFORMAT </w:instrText>
-            </w:r>
-            <w:r>
-              <w:rPr>
-                <w:rFonts w:ascii="Barlow Condensed Medium" w:eastAsia="華康儷中黑" w:hAnsi="Barlow Condensed Medium" w:cstheme="minorHAnsi"/>
-                <w:w w:val="75"/>
-              </w:rPr>
-              <w:fldChar w:fldCharType="separate"/>
-            </w:r>
-            <w:r>
-              <w:rPr>
-                <w:rFonts w:ascii="Barlow Condensed Medium" w:eastAsia="華康儷中黑" w:hAnsi="Barlow Condensed Medium" w:cstheme="minorHAnsi"/>
-                <w:noProof/>
-                <w:w w:val="75"/>
-              </w:rPr>
-              <w:t>9</w:t>
-            </w:r>
-            <w:r>
-              <w:rPr>
-                <w:rFonts w:ascii="Barlow Condensed Medium" w:eastAsia="華康儷中黑" w:hAnsi="Barlow Condensed Medium" w:cstheme="minorHAnsi"/>
-                <w:w w:val="75"/>
-              </w:rPr>
-              <w:fldChar w:fldCharType="end"/>
-            </w:r>
-          </w:p>
-        </w:tc>
-        <w:tc>
-          <w:tcPr>
-            <w:tcW w:w="532" w:type="dxa"/>
-            <w:tcBorders>
-              <w:right w:val="double" w:sz="12" w:space="0" w:color="auto"/>
-            </w:tcBorders>
-            <w:tcMar>
-              <w:left w:w="57" w:type="dxa"/>
-              <w:right w:w="57" w:type="dxa"/>
-            </w:tcMar>
-          </w:tcPr>
-          <w:p>
-            <w:pPr>
-              <w:snapToGrid w:val="0"/>
-              <w:jc w:val="center"/>
-              <w:rPr>
-                <w:rFonts w:ascii="Barlow Condensed Medium" w:eastAsia="標楷體" w:hAnsi="Barlow Condensed Medium" w:cstheme="minorHAnsi"/>
-                <w:w w:val="80"/>
-              </w:rPr>
-            </w:pPr>
-            <w:r>
-              <w:rPr>
-                <w:rFonts w:ascii="Barlow Condensed Medium" w:eastAsia="標楷體" w:hAnsi="Barlow Condensed Medium" w:cstheme="minorHAnsi" w:hint="eastAsia"/>
-                <w:w w:val="80"/>
-              </w:rPr>
-              <w:t>--</w:t>
-            </w:r>
-          </w:p>
-        </w:tc>
-        <w:tc>
-          <w:tcPr>
-            <w:tcW w:w="541" w:type="dxa"/>
-            <w:vMerge/>
-            <w:tcBorders>
-              <w:left w:val="double" w:sz="12" w:space="0" w:color="auto"/>
-            </w:tcBorders>
-            <w:tcMar>
-              <w:left w:w="57" w:type="dxa"/>
-              <w:right w:w="57" w:type="dxa"/>
-            </w:tcMar>
-          </w:tcPr>
-          <w:p>
-            <w:pPr>
-              <w:jc w:val="center"/>
-              <w:rPr>
-                <w:rFonts w:ascii="Barlow Condensed Medium" w:eastAsia="標楷體" w:hAnsi="Barlow Condensed Medium" w:cstheme="minorHAnsi"/>
-                <w:w w:val="80"/>
-              </w:rPr>
-            </w:pPr>
-          </w:p>
-        </w:tc>
-      </w:tr>
-      <w:tr>
-        <w:trPr>
-          <w:trHeight w:hRule="exact" w:val="312"/>
-        </w:trPr>
-        <w:tc>
-          <w:tcPr>
-            <w:tcW w:w="937" w:type="dxa"/>
-            <w:tcMar>
-              <w:left w:w="57" w:type="dxa"/>
-              <w:right w:w="57" w:type="dxa"/>
-            </w:tcMar>
-            <w:vAlign w:val="center"/>
-          </w:tcPr>
-          <w:p>
-            <w:pPr>
-              <w:snapToGrid w:val="0"/>
-              <w:jc w:val="distribute"/>
-              <w:rPr>
-                <w:rFonts w:ascii="Barlow Condensed Medium" w:eastAsia="華康中黑體" w:hAnsi="Barlow Condensed Medium" w:cstheme="minorHAnsi"/>
-                <w:w w:val="80"/>
-              </w:rPr>
-            </w:pPr>
-            <w:r>
-              <w:rPr>
-                <w:rFonts w:ascii="Barlow Condensed Medium" w:eastAsia="華康中黑體" w:hAnsi="Barlow Condensed Medium" w:cstheme="minorHAnsi"/>
-                <w:w w:val="80"/>
-              </w:rPr>
-              <w:t>獻詩</w:t>
-            </w:r>
-          </w:p>
-        </w:tc>
-        <w:tc>
-          <w:tcPr>
-            <w:tcW w:w="1000" w:type="dxa"/>
-            <w:tcBorders>
-              <w:top w:val="single" w:sz="4" w:space="0" w:color="auto"/>
-              <w:left w:val="single" w:sz="4" w:space="0" w:color="000000"/>
-              <w:bottom w:val="single" w:sz="4" w:space="0" w:color="000000"/>
-            </w:tcBorders>
-            <w:tcMar>
-              <w:left w:w="57" w:type="dxa"/>
-              <w:right w:w="57" w:type="dxa"/>
-            </w:tcMar>
-            <w:vAlign w:val="center"/>
-          </w:tcPr>
-          <w:p>
-            <w:pPr>
-              <w:snapToGrid w:val="0"/>
-              <w:jc w:val="center"/>
-              <w:rPr>
-                <w:rFonts w:ascii="標楷體" w:eastAsia="標楷體" w:hAnsi="標楷體" w:cs="華康儷楷書"/>
-                <w:w w:val="90"/>
-                <w:szCs w:val="24"/>
-              </w:rPr>
-            </w:pPr>
-            <w:r>
-              <w:rPr>
-                <w:rFonts w:ascii="標楷體" w:eastAsia="標楷體" w:hAnsi="標楷體" w:hint="eastAsia"/>
-                <w:szCs w:val="24"/>
-              </w:rPr>
-              <w:t>聖歌隊</w:t>
-            </w:r>
-          </w:p>
-        </w:tc>
-        <w:tc>
-          <w:tcPr>
-            <w:tcW w:w="1001" w:type="dxa"/>
-            <w:tcBorders>
-              <w:top w:val="single" w:sz="4" w:space="0" w:color="auto"/>
-              <w:bottom w:val="single" w:sz="4" w:space="0" w:color="auto"/>
-            </w:tcBorders>
-            <w:shd w:val="clear" w:color="auto" w:fill="auto"/>
-            <w:tcMar>
-              <w:left w:w="57" w:type="dxa"/>
-              <w:right w:w="57" w:type="dxa"/>
-            </w:tcMar>
-            <w:vAlign w:val="center"/>
-          </w:tcPr>
-          <w:p>
-            <w:pPr>
-              <w:snapToGrid w:val="0"/>
-              <w:jc w:val="center"/>
-              <w:rPr>
-                <w:rFonts w:ascii="標楷體" w:eastAsia="標楷體" w:hAnsi="標楷體" w:cs="華康儷楷書"/>
-                <w:w w:val="90"/>
-                <w:sz w:val="22"/>
-              </w:rPr>
-            </w:pPr>
-            <w:r>
-              <w:rPr>
-                <w:rFonts w:ascii="標楷體" w:eastAsia="標楷體" w:hAnsi="標楷體" w:hint="eastAsia"/>
-                <w:szCs w:val="24"/>
-              </w:rPr>
-              <w:t>聖歌隊</w:t>
-            </w:r>
-          </w:p>
-        </w:tc>
-        <w:tc>
-          <w:tcPr>
-            <w:tcW w:w="1135" w:type="dxa"/>
-            <w:tcBorders>
-              <w:top w:val="single" w:sz="4" w:space="0" w:color="auto"/>
-              <w:left w:val="double" w:sz="12" w:space="0" w:color="auto"/>
-              <w:bottom w:val="single" w:sz="4" w:space="0" w:color="auto"/>
-            </w:tcBorders>
-            <w:tcMar>
-              <w:left w:w="57" w:type="dxa"/>
-              <w:right w:w="57" w:type="dxa"/>
-            </w:tcMar>
-          </w:tcPr>
-          <w:p>
-            <w:pPr>
-              <w:snapToGrid w:val="0"/>
-              <w:jc w:val="distribute"/>
-              <w:rPr>
-                <w:rFonts w:ascii="標楷體" w:eastAsia="標楷體" w:hAnsi="標楷體" w:cs="華康儷楷書"/>
-                <w:w w:val="80"/>
-              </w:rPr>
-            </w:pPr>
-            <w:r>
-              <w:rPr>
-                <w:rFonts w:ascii="標楷體" w:eastAsia="標楷體" w:hAnsi="標楷體" w:cs="華康儷楷書"/>
-                <w:w w:val="80"/>
-              </w:rPr>
-              <w:t>松年團契</w:t>
-            </w:r>
-          </w:p>
-        </w:tc>
-        <w:tc>
-          <w:tcPr>
-            <w:tcW w:w="560" w:type="dxa"/>
-            <w:tcMar>
-              <w:left w:w="57" w:type="dxa"/>
-              <w:right w:w="57" w:type="dxa"/>
-            </w:tcMar>
-          </w:tcPr>
-          <w:p>
-            <w:pPr>
-              <w:snapToGrid w:val="0"/>
-              <w:jc w:val="center"/>
-              <w:rPr>
-                <w:rFonts w:ascii="Barlow Condensed Medium" w:eastAsia="標楷體" w:hAnsi="Barlow Condensed Medium" w:cstheme="minorHAnsi"/>
-                <w:w w:val="80"/>
-              </w:rPr>
-            </w:pPr>
-            <w:r>
-              <w:rPr>
-                <w:rFonts w:ascii="Barlow Condensed Medium" w:eastAsia="華康儷中黑" w:hAnsi="Barlow Condensed Medium" w:cstheme="minorHAnsi"/>
-                <w:w w:val="75"/>
-              </w:rPr>
-              <w:fldChar w:fldCharType="begin"/>
-            </w:r>
-            <w:r>
-              <w:rPr>
-                <w:rFonts w:ascii="Barlow Condensed Medium" w:eastAsia="華康儷中黑" w:hAnsi="Barlow Condensed Medium" w:cstheme="minorHAnsi"/>
-                <w:w w:val="75"/>
-              </w:rPr>
-              <w:instrText xml:space="preserve"> =IF(pub_day&lt;4, IF(pub_mon=1, 12, pub_mon-1), pub_mon) \* MERGEFORMAT  \* MERGEFORMAT </w:instrText>
-            </w:r>
-            <w:r>
-              <w:rPr>
-                <w:rFonts w:ascii="Barlow Condensed Medium" w:eastAsia="華康儷中黑" w:hAnsi="Barlow Condensed Medium" w:cstheme="minorHAnsi"/>
-                <w:w w:val="75"/>
-              </w:rPr>
-              <w:fldChar w:fldCharType="separate"/>
-            </w:r>
-            <w:r>
-              <w:rPr>
-                <w:rFonts w:ascii="Barlow Condensed Medium" w:eastAsia="華康儷中黑" w:hAnsi="Barlow Condensed Medium" w:cstheme="minorHAnsi"/>
-                <w:noProof/>
-                <w:w w:val="75"/>
-              </w:rPr>
-              <w:t>4</w:t>
-            </w:r>
-            <w:r>
-              <w:rPr>
-                <w:rFonts w:ascii="Barlow Condensed Medium" w:eastAsia="華康儷中黑" w:hAnsi="Barlow Condensed Medium" w:cstheme="minorHAnsi"/>
-                <w:w w:val="75"/>
-              </w:rPr>
-              <w:fldChar w:fldCharType="end"/>
-            </w:r>
-            <w:r>
-              <w:rPr>
-                <w:rFonts w:ascii="Barlow Condensed Medium" w:eastAsia="華康儷中黑" w:hAnsi="Barlow Condensed Medium" w:cstheme="minorHAnsi"/>
-                <w:w w:val="75"/>
-              </w:rPr>
-              <w:t>/</w:t>
-            </w:r>
-            <w:r>
-              <w:rPr>
-                <w:rFonts w:ascii="Barlow Condensed Medium" w:eastAsia="華康儷中黑" w:hAnsi="Barlow Condensed Medium" w:cstheme="minorHAnsi"/>
-                <w:w w:val="75"/>
-              </w:rPr>
-              <w:fldChar w:fldCharType="begin"/>
-            </w:r>
-            <w:r>
-              <w:rPr>
-                <w:rFonts w:ascii="Barlow Condensed Medium" w:eastAsia="華康儷中黑" w:hAnsi="Barlow Condensed Medium" w:cstheme="minorHAnsi"/>
-                <w:w w:val="75"/>
-              </w:rPr>
-              <w:instrText xml:space="preserve"> =IF(pub_day&lt;4, last_mon_days, 0)+pub_day-3 \* MERGEFORMAT </w:instrText>
-            </w:r>
-            <w:r>
-              <w:rPr>
-                <w:rFonts w:ascii="Barlow Condensed Medium" w:eastAsia="華康儷中黑" w:hAnsi="Barlow Condensed Medium" w:cstheme="minorHAnsi"/>
-                <w:w w:val="75"/>
-              </w:rPr>
-              <w:fldChar w:fldCharType="separate"/>
-            </w:r>
-            <w:r>
-              <w:rPr>
-                <w:rFonts w:ascii="Barlow Condensed Medium" w:eastAsia="華康儷中黑" w:hAnsi="Barlow Condensed Medium" w:cstheme="minorHAnsi"/>
-                <w:noProof/>
-                <w:w w:val="75"/>
-              </w:rPr>
-              <w:t>9</w:t>
-            </w:r>
-            <w:r>
-              <w:rPr>
-                <w:rFonts w:ascii="Barlow Condensed Medium" w:eastAsia="華康儷中黑" w:hAnsi="Barlow Condensed Medium" w:cstheme="minorHAnsi"/>
-                <w:w w:val="75"/>
-              </w:rPr>
-              <w:fldChar w:fldCharType="end"/>
-            </w:r>
-          </w:p>
-        </w:tc>
-        <w:tc>
-          <w:tcPr>
-            <w:tcW w:w="532" w:type="dxa"/>
-            <w:tcBorders>
-              <w:right w:val="double" w:sz="12" w:space="0" w:color="auto"/>
-            </w:tcBorders>
-            <w:tcMar>
-              <w:left w:w="57" w:type="dxa"/>
-              <w:right w:w="57" w:type="dxa"/>
-            </w:tcMar>
-          </w:tcPr>
-          <w:p>
-            <w:pPr>
-              <w:snapToGrid w:val="0"/>
-              <w:jc w:val="center"/>
-              <w:rPr>
-                <w:rFonts w:ascii="Barlow Condensed Medium" w:eastAsia="標楷體" w:hAnsi="Barlow Condensed Medium" w:cstheme="minorHAnsi"/>
-                <w:w w:val="80"/>
-              </w:rPr>
-            </w:pPr>
-            <w:r>
-              <w:rPr>
-                <w:rFonts w:ascii="Barlow Condensed Medium" w:eastAsia="標楷體" w:hAnsi="Barlow Condensed Medium" w:cstheme="minorHAnsi" w:hint="eastAsia"/>
-                <w:w w:val="80"/>
-              </w:rPr>
-              <w:t>13</w:t>
-            </w:r>
-          </w:p>
-        </w:tc>
-        <w:tc>
-          <w:tcPr>
-            <w:tcW w:w="541" w:type="dxa"/>
-            <w:vMerge/>
-            <w:tcBorders>
-              <w:left w:val="double" w:sz="12" w:space="0" w:color="auto"/>
-            </w:tcBorders>
-            <w:tcMar>
-              <w:left w:w="57" w:type="dxa"/>
-              <w:right w:w="57" w:type="dxa"/>
-            </w:tcMar>
-          </w:tcPr>
-          <w:p>
-            <w:pPr>
-              <w:jc w:val="center"/>
-              <w:rPr>
-                <w:rFonts w:ascii="Barlow Condensed Medium" w:eastAsia="標楷體" w:hAnsi="Barlow Condensed Medium" w:cstheme="minorHAnsi"/>
-                <w:w w:val="80"/>
-              </w:rPr>
-            </w:pPr>
-          </w:p>
-        </w:tc>
-      </w:tr>
-      <w:tr>
-        <w:trPr>
-          <w:trHeight w:hRule="exact" w:val="312"/>
-        </w:trPr>
-        <w:tc>
-          <w:tcPr>
-            <w:tcW w:w="937" w:type="dxa"/>
-            <w:tcBorders>
-              <w:bottom w:val="single" w:sz="4" w:space="0" w:color="auto"/>
-            </w:tcBorders>
-            <w:tcMar>
-              <w:left w:w="57" w:type="dxa"/>
-              <w:right w:w="57" w:type="dxa"/>
-            </w:tcMar>
-          </w:tcPr>
-          <w:p>
-            <w:pPr>
-              <w:snapToGrid w:val="0"/>
-              <w:jc w:val="distribute"/>
-              <w:rPr>
-                <w:rFonts w:ascii="Barlow Condensed Medium" w:eastAsia="華康中黑體" w:hAnsi="Barlow Condensed Medium" w:cstheme="minorHAnsi"/>
-                <w:w w:val="80"/>
-              </w:rPr>
-            </w:pPr>
-            <w:r>
-              <w:rPr>
-                <w:rFonts w:ascii="Barlow Condensed Medium" w:eastAsia="華康中黑體" w:hAnsi="Barlow Condensed Medium" w:cstheme="minorHAnsi"/>
-                <w:w w:val="80"/>
-              </w:rPr>
-              <w:t>獻花</w:t>
-            </w:r>
-          </w:p>
-        </w:tc>
-        <w:tc>
-          <w:tcPr>
-            <w:tcW w:w="1000" w:type="dxa"/>
-            <w:tcBorders>
-              <w:top w:val="single" w:sz="4" w:space="0" w:color="000000"/>
-              <w:left w:val="single" w:sz="4" w:space="0" w:color="000000"/>
-              <w:bottom w:val="single" w:sz="4" w:space="0" w:color="000000"/>
-            </w:tcBorders>
-            <w:tcMar>
-              <w:left w:w="57" w:type="dxa"/>
-              <w:right w:w="57" w:type="dxa"/>
-            </w:tcMar>
-            <w:vAlign w:val="center"/>
-          </w:tcPr>
-          <w:p>
-            <w:pPr>
-              <w:snapToGrid w:val="0"/>
-              <w:jc w:val="center"/>
-              <w:rPr>
-                <w:rFonts w:ascii="標楷體" w:eastAsia="標楷體" w:hAnsi="標楷體" w:cs="華康儷楷書"/>
-                <w:szCs w:val="24"/>
-              </w:rPr>
-            </w:pPr>
-            <w:r>
-              <w:rPr>
-                <w:rFonts w:ascii="標楷體" w:eastAsia="標楷體" w:hAnsi="標楷體" w:cstheme="majorBidi" w:hint="eastAsia"/>
-                <w:szCs w:val="24"/>
-              </w:rPr>
-              <w:t>周南勳</w:t>
-            </w:r>
-          </w:p>
-        </w:tc>
-        <w:tc>
-          <w:tcPr>
-            <w:tcW w:w="1001" w:type="dxa"/>
-            <w:tcBorders>
-              <w:top w:val="single" w:sz="4" w:space="0" w:color="auto"/>
-              <w:bottom w:val="single" w:sz="4" w:space="0" w:color="auto"/>
-            </w:tcBorders>
-            <w:shd w:val="clear" w:color="auto" w:fill="auto"/>
-            <w:tcMar>
-              <w:left w:w="57" w:type="dxa"/>
-              <w:right w:w="57" w:type="dxa"/>
-            </w:tcMar>
-            <w:vAlign w:val="center"/>
-          </w:tcPr>
-          <w:p>
-            <w:pPr>
-              <w:snapToGrid w:val="0"/>
-              <w:jc w:val="center"/>
-              <w:rPr>
-                <w:rFonts w:ascii="標楷體" w:eastAsia="標楷體" w:hAnsi="標楷體" w:cs="華康儷楷書"/>
-                <w:szCs w:val="24"/>
-              </w:rPr>
-            </w:pPr>
-            <w:r>
-              <w:rPr>
-                <w:rFonts w:ascii="標楷體" w:eastAsia="標楷體" w:hAnsi="標楷體" w:cstheme="majorBidi" w:hint="eastAsia"/>
-                <w:szCs w:val="24"/>
-              </w:rPr>
-              <w:t>鄭盈盈</w:t>
-            </w:r>
-          </w:p>
-        </w:tc>
-        <w:tc>
-          <w:tcPr>
-            <w:tcW w:w="1135" w:type="dxa"/>
-            <w:tcBorders>
-              <w:top w:val="single" w:sz="4" w:space="0" w:color="auto"/>
-              <w:left w:val="double" w:sz="12" w:space="0" w:color="auto"/>
-              <w:bottom w:val="single" w:sz="4" w:space="0" w:color="auto"/>
-            </w:tcBorders>
-            <w:tcMar>
-              <w:left w:w="57" w:type="dxa"/>
-              <w:right w:w="57" w:type="dxa"/>
-            </w:tcMar>
-          </w:tcPr>
-          <w:p>
-            <w:pPr>
-              <w:snapToGrid w:val="0"/>
-              <w:jc w:val="distribute"/>
-              <w:rPr>
-                <w:rFonts w:ascii="Barlow Condensed Medium" w:eastAsia="標楷體" w:hAnsi="Barlow Condensed Medium" w:cstheme="minorHAnsi"/>
-                <w:w w:val="80"/>
-              </w:rPr>
-            </w:pPr>
-            <w:r>
-              <w:rPr>
-                <w:rFonts w:ascii="標楷體" w:eastAsia="標楷體" w:hAnsi="標楷體" w:cs="華康儷楷書"/>
-                <w:w w:val="80"/>
-              </w:rPr>
-              <w:t>婦女團契</w:t>
-            </w:r>
-          </w:p>
-        </w:tc>
-        <w:tc>
-          <w:tcPr>
-            <w:tcW w:w="560" w:type="dxa"/>
-            <w:tcMar>
-              <w:left w:w="57" w:type="dxa"/>
-              <w:right w:w="57" w:type="dxa"/>
-            </w:tcMar>
-          </w:tcPr>
-          <w:p>
-            <w:pPr>
-              <w:snapToGrid w:val="0"/>
-              <w:jc w:val="center"/>
-              <w:rPr>
-                <w:rFonts w:ascii="Barlow Condensed Medium" w:eastAsia="標楷體" w:hAnsi="Barlow Condensed Medium" w:cstheme="minorHAnsi"/>
-                <w:w w:val="80"/>
-              </w:rPr>
-            </w:pPr>
-            <w:r>
-              <w:rPr>
-                <w:rFonts w:ascii="Barlow Condensed Medium" w:eastAsia="華康儷中黑" w:hAnsi="Barlow Condensed Medium" w:cstheme="minorHAnsi"/>
-                <w:w w:val="75"/>
-              </w:rPr>
-              <w:fldChar w:fldCharType="begin"/>
-            </w:r>
-            <w:r>
-              <w:rPr>
-                <w:rFonts w:ascii="Barlow Condensed Medium" w:eastAsia="華康儷中黑" w:hAnsi="Barlow Condensed Medium" w:cstheme="minorHAnsi"/>
-                <w:w w:val="75"/>
-              </w:rPr>
-              <w:instrText xml:space="preserve"> =IF(pub_day&lt;9, IF(pub_mon=1, 12, pub_mon-1), pub_mon) \* MERGEFORMAT </w:instrText>
-            </w:r>
-            <w:r>
-              <w:rPr>
-                <w:rFonts w:ascii="Barlow Condensed Medium" w:eastAsia="華康儷中黑" w:hAnsi="Barlow Condensed Medium" w:cstheme="minorHAnsi"/>
-                <w:w w:val="75"/>
-              </w:rPr>
-              <w:fldChar w:fldCharType="separate"/>
-            </w:r>
-            <w:r>
-              <w:rPr>
-                <w:rFonts w:ascii="Barlow Condensed Medium" w:eastAsia="華康儷中黑" w:hAnsi="Barlow Condensed Medium" w:cstheme="minorHAnsi"/>
-                <w:noProof/>
-                <w:w w:val="75"/>
-              </w:rPr>
-              <w:t>4</w:t>
-            </w:r>
-            <w:r>
-              <w:rPr>
-                <w:rFonts w:ascii="Barlow Condensed Medium" w:eastAsia="華康儷中黑" w:hAnsi="Barlow Condensed Medium" w:cstheme="minorHAnsi"/>
-                <w:w w:val="75"/>
-              </w:rPr>
-              <w:fldChar w:fldCharType="end"/>
-            </w:r>
-            <w:r>
-              <w:rPr>
-                <w:rFonts w:ascii="Barlow Condensed Medium" w:eastAsia="華康儷中黑" w:hAnsi="Barlow Condensed Medium" w:cstheme="minorHAnsi"/>
-                <w:w w:val="75"/>
-              </w:rPr>
-              <w:t>/</w:t>
-            </w:r>
-            <w:r>
-              <w:rPr>
-                <w:rFonts w:ascii="Barlow Condensed Medium" w:eastAsia="華康儷中黑" w:hAnsi="Barlow Condensed Medium" w:cstheme="minorHAnsi"/>
-                <w:w w:val="75"/>
-              </w:rPr>
-              <w:fldChar w:fldCharType="begin"/>
-            </w:r>
-            <w:r>
-              <w:rPr>
-                <w:rFonts w:ascii="Barlow Condensed Medium" w:eastAsia="華康儷中黑" w:hAnsi="Barlow Condensed Medium" w:cstheme="minorHAnsi"/>
-                <w:w w:val="75"/>
-              </w:rPr>
-              <w:instrText xml:space="preserve"> =IF(pub_day&lt;9, last_mon_days, 0)+pub_day-8  \* MERGEFORMAT </w:instrText>
-            </w:r>
-            <w:r>
-              <w:rPr>
-                <w:rFonts w:ascii="Barlow Condensed Medium" w:eastAsia="華康儷中黑" w:hAnsi="Barlow Condensed Medium" w:cstheme="minorHAnsi"/>
-                <w:w w:val="75"/>
-              </w:rPr>
-              <w:fldChar w:fldCharType="separate"/>
-            </w:r>
-            <w:r>
-              <w:rPr>
-                <w:rFonts w:ascii="Barlow Condensed Medium" w:eastAsia="華康儷中黑" w:hAnsi="Barlow Condensed Medium" w:cstheme="minorHAnsi"/>
-                <w:noProof/>
-                <w:w w:val="75"/>
-              </w:rPr>
-              <w:t>4</w:t>
-            </w:r>
-            <w:r>
-              <w:rPr>
-                <w:rFonts w:ascii="Barlow Condensed Medium" w:eastAsia="華康儷中黑" w:hAnsi="Barlow Condensed Medium" w:cstheme="minorHAnsi"/>
-                <w:w w:val="75"/>
-              </w:rPr>
-              <w:fldChar w:fldCharType="end"/>
-            </w:r>
-          </w:p>
-        </w:tc>
-        <w:tc>
-          <w:tcPr>
-            <w:tcW w:w="532" w:type="dxa"/>
-            <w:tcBorders>
-              <w:right w:val="double" w:sz="12" w:space="0" w:color="auto"/>
-            </w:tcBorders>
-            <w:tcMar>
-              <w:left w:w="57" w:type="dxa"/>
-              <w:right w:w="57" w:type="dxa"/>
-            </w:tcMar>
-          </w:tcPr>
-          <w:p>
-            <w:pPr>
-              <w:snapToGrid w:val="0"/>
-              <w:jc w:val="center"/>
-              <w:rPr>
-                <w:rFonts w:ascii="Barlow Condensed Medium" w:eastAsia="標楷體" w:hAnsi="Barlow Condensed Medium" w:cstheme="minorHAnsi"/>
-                <w:w w:val="80"/>
-              </w:rPr>
-            </w:pPr>
-            <w:r>
-              <w:rPr>
-                <w:rFonts w:ascii="Barlow Condensed Medium" w:eastAsia="標楷體" w:hAnsi="Barlow Condensed Medium" w:cstheme="minorHAnsi" w:hint="eastAsia"/>
-                <w:w w:val="80"/>
-              </w:rPr>
-              <w:t>--</w:t>
-            </w:r>
-          </w:p>
-        </w:tc>
-        <w:tc>
-          <w:tcPr>
-            <w:tcW w:w="541" w:type="dxa"/>
-            <w:vMerge/>
-            <w:tcBorders>
-              <w:left w:val="double" w:sz="12" w:space="0" w:color="auto"/>
-            </w:tcBorders>
-            <w:tcMar>
-              <w:left w:w="57" w:type="dxa"/>
-              <w:right w:w="57" w:type="dxa"/>
-            </w:tcMar>
-          </w:tcPr>
-          <w:p>
-            <w:pPr>
-              <w:jc w:val="center"/>
-              <w:rPr>
-                <w:rFonts w:ascii="Barlow Condensed Medium" w:eastAsia="標楷體" w:hAnsi="Barlow Condensed Medium" w:cstheme="minorHAnsi"/>
-                <w:w w:val="80"/>
-              </w:rPr>
-            </w:pPr>
-          </w:p>
-        </w:tc>
-      </w:tr>
-      <w:tr>
-        <w:trPr>
-          <w:trHeight w:hRule="exact" w:val="312"/>
-        </w:trPr>
-        <w:tc>
-          <w:tcPr>
-            <w:tcW w:w="937" w:type="dxa"/>
-            <w:vMerge w:val="restart"/>
-            <w:tcBorders>
-              <w:top w:val="single" w:sz="4" w:space="0" w:color="auto"/>
-            </w:tcBorders>
-            <w:tcMar>
-              <w:left w:w="57" w:type="dxa"/>
-              <w:right w:w="57" w:type="dxa"/>
-            </w:tcMar>
-            <w:vAlign w:val="center"/>
-          </w:tcPr>
-          <w:p>
-            <w:pPr>
-              <w:snapToGrid w:val="0"/>
-              <w:jc w:val="distribute"/>
-              <w:rPr>
-                <w:rFonts w:ascii="Barlow Condensed Medium" w:eastAsia="華康中黑體" w:hAnsi="Barlow Condensed Medium" w:cstheme="minorHAnsi"/>
-                <w:w w:val="80"/>
-              </w:rPr>
-            </w:pPr>
-            <w:r>
-              <w:rPr>
-                <w:rFonts w:ascii="Barlow Condensed Medium" w:eastAsia="華康中黑體" w:hAnsi="Barlow Condensed Medium" w:cstheme="minorHAnsi"/>
-                <w:w w:val="80"/>
-              </w:rPr>
-              <w:t>音控</w:t>
-            </w:r>
-          </w:p>
-        </w:tc>
-        <w:tc>
-          <w:tcPr>
-            <w:tcW w:w="1000" w:type="dxa"/>
-            <w:tcBorders>
-              <w:top w:val="single" w:sz="4" w:space="0" w:color="auto"/>
-              <w:bottom w:val="single" w:sz="4" w:space="0" w:color="auto"/>
-            </w:tcBorders>
-            <w:tcMar>
-              <w:left w:w="57" w:type="dxa"/>
-              <w:right w:w="57" w:type="dxa"/>
-            </w:tcMar>
-            <w:vAlign w:val="center"/>
-          </w:tcPr>
-          <w:p>
-            <w:pPr>
-              <w:snapToGrid w:val="0"/>
-              <w:jc w:val="center"/>
-              <w:rPr>
-                <w:rFonts w:ascii="標楷體" w:eastAsia="標楷體" w:hAnsi="標楷體" w:cs="華康儷楷書"/>
-                <w:w w:val="90"/>
-                <w:szCs w:val="24"/>
-              </w:rPr>
-            </w:pPr>
-            <w:r>
-              <w:rPr>
-                <w:rFonts w:ascii="標楷體" w:eastAsia="標楷體" w:hAnsi="標楷體" w:cstheme="majorBidi" w:hint="eastAsia"/>
-                <w:szCs w:val="24"/>
-              </w:rPr>
-              <w:t>林錫純</w:t>
-            </w:r>
-          </w:p>
-        </w:tc>
-        <w:tc>
-          <w:tcPr>
-            <w:tcW w:w="1001" w:type="dxa"/>
-            <w:tcBorders>
-              <w:top w:val="single" w:sz="4" w:space="0" w:color="auto"/>
-              <w:bottom w:val="single" w:sz="4" w:space="0" w:color="auto"/>
-            </w:tcBorders>
-            <w:shd w:val="clear" w:color="auto" w:fill="auto"/>
-            <w:tcMar>
-              <w:left w:w="57" w:type="dxa"/>
-              <w:right w:w="57" w:type="dxa"/>
-            </w:tcMar>
-            <w:vAlign w:val="center"/>
-          </w:tcPr>
-          <w:p>
-            <w:pPr>
-              <w:snapToGrid w:val="0"/>
-              <w:jc w:val="center"/>
-              <w:rPr>
-                <w:rFonts w:ascii="標楷體" w:eastAsia="標楷體" w:hAnsi="標楷體" w:cs="華康儷楷書"/>
-                <w:w w:val="90"/>
-                <w:szCs w:val="24"/>
-              </w:rPr>
-            </w:pPr>
-            <w:r>
-              <w:rPr>
-                <w:rFonts w:ascii="標楷體" w:eastAsia="標楷體" w:hAnsi="標楷體" w:cstheme="majorBidi" w:hint="eastAsia"/>
-                <w:szCs w:val="24"/>
-              </w:rPr>
-              <w:t>蕭國鎮</w:t>
-            </w:r>
-          </w:p>
-        </w:tc>
-        <w:tc>
-          <w:tcPr>
-            <w:tcW w:w="1135" w:type="dxa"/>
-            <w:tcBorders>
-              <w:top w:val="single" w:sz="4" w:space="0" w:color="auto"/>
-              <w:left w:val="double" w:sz="12" w:space="0" w:color="auto"/>
-              <w:bottom w:val="single" w:sz="4" w:space="0" w:color="auto"/>
-            </w:tcBorders>
-            <w:tcMar>
-              <w:left w:w="57" w:type="dxa"/>
-              <w:right w:w="57" w:type="dxa"/>
-            </w:tcMar>
-          </w:tcPr>
-          <w:p>
-            <w:pPr>
-              <w:snapToGrid w:val="0"/>
-              <w:jc w:val="center"/>
-              <w:rPr>
-                <w:rFonts w:ascii="Barlow Condensed Medium" w:eastAsia="標楷體" w:hAnsi="Barlow Condensed Medium" w:cstheme="minorHAnsi"/>
-                <w:w w:val="80"/>
-              </w:rPr>
-            </w:pPr>
-            <w:r>
-              <w:rPr>
-                <w:rFonts w:ascii="Barlow Condensed Medium" w:eastAsia="標楷體" w:hAnsi="Barlow Condensed Medium" w:cstheme="minorHAnsi" w:hint="eastAsia"/>
-                <w:w w:val="80"/>
-              </w:rPr>
-              <w:t>--</w:t>
-            </w:r>
-          </w:p>
-        </w:tc>
-        <w:tc>
-          <w:tcPr>
-            <w:tcW w:w="560" w:type="dxa"/>
-            <w:tcBorders>
-              <w:bottom w:val="single" w:sz="4" w:space="0" w:color="auto"/>
-            </w:tcBorders>
-            <w:tcMar>
-              <w:left w:w="57" w:type="dxa"/>
-              <w:right w:w="57" w:type="dxa"/>
-            </w:tcMar>
-          </w:tcPr>
-          <w:p>
-            <w:pPr>
-              <w:snapToGrid w:val="0"/>
-              <w:jc w:val="center"/>
-              <w:rPr>
-                <w:rFonts w:ascii="Barlow Condensed Medium" w:eastAsia="標楷體" w:hAnsi="Barlow Condensed Medium" w:cstheme="minorHAnsi"/>
-                <w:w w:val="80"/>
-              </w:rPr>
-            </w:pPr>
-            <w:r>
-              <w:rPr>
-                <w:rFonts w:ascii="Barlow Condensed Medium" w:eastAsia="華康儷中黑" w:hAnsi="Barlow Condensed Medium" w:cstheme="minorHAnsi"/>
-                <w:w w:val="75"/>
-              </w:rPr>
-              <w:fldChar w:fldCharType="begin"/>
-            </w:r>
-            <w:r>
-              <w:rPr>
-                <w:rFonts w:ascii="Barlow Condensed Medium" w:eastAsia="華康儷中黑" w:hAnsi="Barlow Condensed Medium" w:cstheme="minorHAnsi"/>
-                <w:w w:val="75"/>
-              </w:rPr>
-              <w:instrText xml:space="preserve"> =IF(pub_day&lt;9, IF(pub_mon=1, 12, pub_mon-1), pub_mon) \* MERGEFORMAT </w:instrText>
-            </w:r>
-            <w:r>
-              <w:rPr>
-                <w:rFonts w:ascii="Barlow Condensed Medium" w:eastAsia="華康儷中黑" w:hAnsi="Barlow Condensed Medium" w:cstheme="minorHAnsi"/>
-                <w:w w:val="75"/>
-              </w:rPr>
-              <w:fldChar w:fldCharType="separate"/>
-            </w:r>
-            <w:r>
-              <w:rPr>
-                <w:rFonts w:ascii="Barlow Condensed Medium" w:eastAsia="華康儷中黑" w:hAnsi="Barlow Condensed Medium" w:cstheme="minorHAnsi"/>
-                <w:noProof/>
-                <w:w w:val="75"/>
-              </w:rPr>
-              <w:t>4</w:t>
-            </w:r>
-            <w:r>
-              <w:rPr>
-                <w:rFonts w:ascii="Barlow Condensed Medium" w:eastAsia="華康儷中黑" w:hAnsi="Barlow Condensed Medium" w:cstheme="minorHAnsi"/>
-                <w:w w:val="75"/>
-              </w:rPr>
-              <w:fldChar w:fldCharType="end"/>
-            </w:r>
-            <w:r>
-              <w:rPr>
-                <w:rFonts w:ascii="Barlow Condensed Medium" w:eastAsia="華康儷中黑" w:hAnsi="Barlow Condensed Medium" w:cstheme="minorHAnsi"/>
-                <w:w w:val="75"/>
-              </w:rPr>
-              <w:t>/</w:t>
-            </w:r>
-            <w:r>
-              <w:rPr>
-                <w:rFonts w:ascii="Barlow Condensed Medium" w:eastAsia="華康儷中黑" w:hAnsi="Barlow Condensed Medium" w:cstheme="minorHAnsi"/>
-                <w:w w:val="75"/>
-              </w:rPr>
-              <w:fldChar w:fldCharType="begin"/>
-            </w:r>
-            <w:r>
-              <w:rPr>
-                <w:rFonts w:ascii="Barlow Condensed Medium" w:eastAsia="華康儷中黑" w:hAnsi="Barlow Condensed Medium" w:cstheme="minorHAnsi"/>
-                <w:w w:val="75"/>
-              </w:rPr>
-              <w:instrText xml:space="preserve"> =IF(pub_day&lt;9, last_mon_days, 0)+pub_day-8  \* MERGEFORMAT </w:instrText>
-            </w:r>
-            <w:r>
-              <w:rPr>
-                <w:rFonts w:ascii="Barlow Condensed Medium" w:eastAsia="華康儷中黑" w:hAnsi="Barlow Condensed Medium" w:cstheme="minorHAnsi"/>
-                <w:w w:val="75"/>
-              </w:rPr>
-              <w:fldChar w:fldCharType="separate"/>
-            </w:r>
-            <w:r>
-              <w:rPr>
-                <w:rFonts w:ascii="Barlow Condensed Medium" w:eastAsia="華康儷中黑" w:hAnsi="Barlow Condensed Medium" w:cstheme="minorHAnsi"/>
-                <w:noProof/>
-                <w:w w:val="75"/>
-              </w:rPr>
-              <w:t>4</w:t>
-            </w:r>
-            <w:r>
-              <w:rPr>
-                <w:rFonts w:ascii="Barlow Condensed Medium" w:eastAsia="華康儷中黑" w:hAnsi="Barlow Condensed Medium" w:cstheme="minorHAnsi"/>
-                <w:w w:val="75"/>
-              </w:rPr>
-              <w:fldChar w:fldCharType="end"/>
-            </w:r>
-          </w:p>
-        </w:tc>
-        <w:tc>
-          <w:tcPr>
-            <w:tcW w:w="532" w:type="dxa"/>
-            <w:tcBorders>
-              <w:right w:val="double" w:sz="12" w:space="0" w:color="auto"/>
-            </w:tcBorders>
-            <w:tcMar>
-              <w:left w:w="57" w:type="dxa"/>
-              <w:right w:w="57" w:type="dxa"/>
-            </w:tcMar>
-          </w:tcPr>
-          <w:p>
-            <w:pPr>
-              <w:snapToGrid w:val="0"/>
-              <w:jc w:val="center"/>
-              <w:rPr>
-                <w:rFonts w:ascii="Barlow Condensed Medium" w:eastAsia="標楷體" w:hAnsi="Barlow Condensed Medium" w:cstheme="minorHAnsi"/>
-                <w:w w:val="80"/>
-              </w:rPr>
-            </w:pPr>
-            <w:r>
-              <w:rPr>
-                <w:rFonts w:ascii="Barlow Condensed Medium" w:eastAsia="標楷體" w:hAnsi="Barlow Condensed Medium" w:cstheme="minorHAnsi" w:hint="eastAsia"/>
-                <w:w w:val="80"/>
-              </w:rPr>
-              <w:t>--</w:t>
-            </w:r>
-          </w:p>
-        </w:tc>
-        <w:tc>
-          <w:tcPr>
-            <w:tcW w:w="541" w:type="dxa"/>
-            <w:vMerge/>
-            <w:tcBorders>
-              <w:left w:val="double" w:sz="12" w:space="0" w:color="auto"/>
-            </w:tcBorders>
-            <w:tcMar>
-              <w:left w:w="57" w:type="dxa"/>
-              <w:right w:w="57" w:type="dxa"/>
-            </w:tcMar>
-          </w:tcPr>
-          <w:p>
-            <w:pPr>
-              <w:jc w:val="center"/>
-              <w:rPr>
-                <w:rFonts w:ascii="Barlow Condensed Medium" w:eastAsia="標楷體" w:hAnsi="Barlow Condensed Medium" w:cstheme="minorHAnsi"/>
-                <w:w w:val="80"/>
-              </w:rPr>
-            </w:pPr>
-          </w:p>
-        </w:tc>
-      </w:tr>
-      <w:tr>
-        <w:trPr>
-          <w:trHeight w:hRule="exact" w:val="312"/>
-        </w:trPr>
-        <w:tc>
-          <w:tcPr>
-            <w:tcW w:w="937" w:type="dxa"/>
-            <w:vMerge/>
-            <w:tcBorders>
-              <w:bottom w:val="single" w:sz="4" w:space="0" w:color="auto"/>
-            </w:tcBorders>
-            <w:tcMar>
-              <w:left w:w="57" w:type="dxa"/>
-              <w:right w:w="57" w:type="dxa"/>
-            </w:tcMar>
-          </w:tcPr>
-          <w:p>
-            <w:pPr>
-              <w:snapToGrid w:val="0"/>
-              <w:jc w:val="distribute"/>
-              <w:rPr>
-                <w:rFonts w:ascii="Barlow Condensed Medium" w:eastAsia="華康中黑體" w:hAnsi="Barlow Condensed Medium" w:cstheme="minorHAnsi"/>
-                <w:w w:val="80"/>
-              </w:rPr>
-            </w:pPr>
-          </w:p>
-        </w:tc>
-        <w:tc>
-          <w:tcPr>
-            <w:tcW w:w="1000" w:type="dxa"/>
-            <w:tcBorders>
-              <w:bottom w:val="single" w:sz="4" w:space="0" w:color="auto"/>
-            </w:tcBorders>
-            <w:tcMar>
-              <w:left w:w="57" w:type="dxa"/>
-              <w:right w:w="57" w:type="dxa"/>
-            </w:tcMar>
-            <w:vAlign w:val="center"/>
-          </w:tcPr>
-          <w:p>
-            <w:pPr>
-              <w:snapToGrid w:val="0"/>
-              <w:jc w:val="center"/>
-              <w:rPr>
-                <w:rFonts w:ascii="標楷體" w:eastAsia="標楷體" w:hAnsi="標楷體" w:cs="華康儷楷書"/>
-                <w:szCs w:val="24"/>
-              </w:rPr>
-            </w:pPr>
-            <w:r>
-              <w:rPr>
-                <w:rFonts w:ascii="標楷體" w:eastAsia="標楷體" w:hAnsi="標楷體" w:cstheme="majorBidi" w:hint="eastAsia"/>
-                <w:szCs w:val="24"/>
-              </w:rPr>
-              <w:t>蕭國鎮</w:t>
-            </w:r>
-          </w:p>
-        </w:tc>
-        <w:tc>
-          <w:tcPr>
-            <w:tcW w:w="1001" w:type="dxa"/>
-            <w:tcBorders>
-              <w:bottom w:val="single" w:sz="4" w:space="0" w:color="auto"/>
-            </w:tcBorders>
-            <w:tcMar>
-              <w:left w:w="57" w:type="dxa"/>
-              <w:right w:w="57" w:type="dxa"/>
-            </w:tcMar>
-            <w:vAlign w:val="center"/>
-          </w:tcPr>
-          <w:p>
-            <w:pPr>
-              <w:snapToGrid w:val="0"/>
-              <w:jc w:val="center"/>
-              <w:rPr>
-                <w:rFonts w:ascii="標楷體" w:eastAsia="標楷體" w:hAnsi="標楷體" w:cs="華康儷楷書"/>
-                <w:szCs w:val="24"/>
-              </w:rPr>
-            </w:pPr>
-            <w:r>
-              <w:rPr>
-                <w:rFonts w:ascii="標楷體" w:eastAsia="標楷體" w:hAnsi="標楷體" w:hint="eastAsia"/>
-              </w:rPr>
-              <w:t>林金城</w:t>
-            </w:r>
-          </w:p>
-        </w:tc>
-        <w:tc>
-          <w:tcPr>
-            <w:tcW w:w="1135" w:type="dxa"/>
-            <w:tcBorders>
-              <w:top w:val="single" w:sz="4" w:space="0" w:color="auto"/>
-              <w:left w:val="double" w:sz="12" w:space="0" w:color="auto"/>
-              <w:bottom w:val="single" w:sz="4" w:space="0" w:color="auto"/>
-            </w:tcBorders>
-            <w:tcMar>
-              <w:left w:w="57" w:type="dxa"/>
-              <w:right w:w="57" w:type="dxa"/>
-            </w:tcMar>
-          </w:tcPr>
-          <w:p>
-            <w:pPr>
-              <w:snapToGrid w:val="0"/>
-              <w:jc w:val="distribute"/>
-              <w:rPr>
                 <w:rFonts w:ascii="Barlow Condensed Medium" w:eastAsia="標楷體" w:hAnsi="Barlow Condensed Medium" w:cstheme="minorHAnsi"/>
                 <w:w w:val="80"/>
               </w:rPr>
@@ -19784,7 +20711,7 @@
                 <w:noProof/>
                 <w:w w:val="75"/>
               </w:rPr>
-              <w:t>4</w:t>
+              <w:t>11</w:t>
             </w:r>
             <w:r>
               <w:rPr>
@@ -19874,6 +20801,7 @@
                 <w:w w:val="80"/>
               </w:rPr>
             </w:pPr>
+            <w:proofErr w:type="gramStart"/>
             <w:r>
               <w:rPr>
                 <w:rFonts w:ascii="Barlow Condensed Medium" w:eastAsia="華康中黑體" w:hAnsi="Barlow Condensed Medium" w:cstheme="minorHAnsi" w:hint="eastAsia"/>
@@ -19881,6 +20809,7 @@
               </w:rPr>
               <w:t>愛宴</w:t>
             </w:r>
+            <w:proofErr w:type="gramEnd"/>
           </w:p>
         </w:tc>
         <w:tc>
@@ -19910,7 +20839,7 @@
                 <w:rFonts w:ascii="標楷體" w:eastAsia="標楷體" w:hAnsi="標楷體" w:cs="華康儷楷書" w:hint="eastAsia"/>
                 <w:szCs w:val="24"/>
               </w:rPr>
-              <w:t>黃明憲</w:t>
+              <w:t>林美惠</w:t>
             </w:r>
           </w:p>
         </w:tc>
@@ -19941,7 +20870,7 @@
                 <w:rFonts w:ascii="標楷體" w:eastAsia="標楷體" w:hAnsi="標楷體" w:cs="華康儷楷書" w:hint="eastAsia"/>
                 <w:szCs w:val="24"/>
               </w:rPr>
-              <w:t>林美惠</w:t>
+              <w:t>廖龍英</w:t>
             </w:r>
           </w:p>
         </w:tc>
@@ -20046,6 +20975,7 @@
                 <w:w w:val="80"/>
               </w:rPr>
             </w:pPr>
+            <w:proofErr w:type="gramStart"/>
             <w:r>
               <w:rPr>
                 <w:rFonts w:ascii="Barlow Condensed Medium" w:eastAsia="華康中黑體" w:hAnsi="Barlow Condensed Medium" w:cstheme="minorHAnsi" w:hint="eastAsia"/>
@@ -20053,6 +20983,7 @@
               </w:rPr>
               <w:t>愛宴清洗</w:t>
             </w:r>
+            <w:proofErr w:type="gramEnd"/>
           </w:p>
         </w:tc>
         <w:tc>
@@ -20110,7 +21041,7 @@
                 <w:rFonts w:ascii="標楷體" w:eastAsia="標楷體" w:hAnsi="標楷體" w:cs="華康儷楷書" w:hint="eastAsia"/>
                 <w:szCs w:val="24"/>
               </w:rPr>
-              <w:t>葉文蒂</w:t>
+              <w:t>張佩瀅</w:t>
             </w:r>
           </w:p>
         </w:tc>
@@ -20259,7 +21190,7 @@
                 <w:rFonts w:ascii="標楷體" w:eastAsia="標楷體" w:hAnsi="標楷體" w:cs="華康儷楷書" w:hint="eastAsia"/>
                 <w:szCs w:val="24"/>
               </w:rPr>
-              <w:t>張梅足</w:t>
+              <w:t>黃花香</w:t>
             </w:r>
           </w:p>
         </w:tc>
@@ -20344,7 +21275,7 @@
                 <w:rFonts w:ascii="Barlow Condensed Medium" w:eastAsia="標楷體" w:hAnsi="Barlow Condensed Medium" w:cs="華康儷楷書" w:hint="eastAsia"/>
                 <w:szCs w:val="24"/>
               </w:rPr>
-              <w:t>机忠三</w:t>
+              <w:t>胡瑞榮</w:t>
             </w:r>
           </w:p>
         </w:tc>
@@ -20369,6 +21300,22 @@
                 <w:szCs w:val="24"/>
               </w:rPr>
             </w:pPr>
+            <w:proofErr w:type="gramStart"/>
+            <w:r>
+              <w:rPr>
+                <w:rFonts w:ascii="Barlow Condensed Medium" w:eastAsia="標楷體" w:hAnsi="Barlow Condensed Medium" w:cs="華康儷楷書" w:hint="eastAsia"/>
+                <w:szCs w:val="24"/>
+              </w:rPr>
+              <w:t>机</w:t>
+            </w:r>
+            <w:proofErr w:type="gramEnd"/>
+            <w:r>
+              <w:rPr>
+                <w:rFonts w:ascii="Barlow Condensed Medium" w:eastAsia="標楷體" w:hAnsi="Barlow Condensed Medium" w:cs="華康儷楷書" w:hint="eastAsia"/>
+                <w:szCs w:val="24"/>
+              </w:rPr>
+              <w:t>忠三</w:t>
+            </w:r>
           </w:p>
         </w:tc>
         <w:tc>
@@ -20517,7 +21464,7 @@
           <w:rFonts w:ascii="Barlow Condensed SemiBold" w:eastAsia="華康正顏楷體W9" w:hAnsi="Barlow Condensed SemiBold" w:cstheme="minorHAnsi"/>
           <w:noProof/>
         </w:rPr>
-        <w:t>05</w:t>
+        <w:t>12</w:t>
       </w:r>
       <w:r>
         <w:rPr>
@@ -22804,27 +23751,7 @@
                       <w:highlight w:val="yellow"/>
                       <w:lang w:eastAsia="zh-HK"/>
                     </w:rPr>
-                    <w:t>為</w:t>
-                  </w:r>
-                  <w:r>
-                    <w:rPr>
-                      <w:rFonts w:ascii="Barlow Condensed Medium" w:eastAsia="華康中黑體" w:hAnsi="Barlow Condensed Medium" w:cstheme="minorHAnsi" w:hint="eastAsia"/>
-                      <w:w w:val="80"/>
-                      <w:szCs w:val="24"/>
-                      <w:highlight w:val="yellow"/>
-                      <w:lang w:eastAsia="zh-HK"/>
-                    </w:rPr>
-                    <w:t>青少契</w:t>
-                  </w:r>
-                  <w:r>
-                    <w:rPr>
-                      <w:rFonts w:ascii="Barlow Condensed Medium" w:eastAsia="華康中黑體" w:hAnsi="Barlow Condensed Medium" w:cstheme="minorHAnsi" w:hint="eastAsia"/>
-                      <w:w w:val="80"/>
-                      <w:szCs w:val="24"/>
-                      <w:highlight w:val="yellow"/>
-                      <w:lang w:eastAsia="zh-HK"/>
-                    </w:rPr>
-                    <w:t>奉</w:t>
+                    <w:t>為青少契奉</w:t>
                   </w:r>
                   <w:r>
                     <w:rPr>
@@ -23219,27 +24146,7 @@
                 <w:highlight w:val="yellow"/>
                 <w:lang w:eastAsia="zh-HK"/>
               </w:rPr>
-              <w:t>為</w:t>
-            </w:r>
-            <w:r>
-              <w:rPr>
-                <w:rFonts w:ascii="Barlow Condensed Medium" w:eastAsia="華康中黑體" w:hAnsi="Barlow Condensed Medium" w:cstheme="minorHAnsi" w:hint="eastAsia"/>
-                <w:w w:val="80"/>
-                <w:szCs w:val="24"/>
-                <w:highlight w:val="yellow"/>
-                <w:lang w:eastAsia="zh-HK"/>
-              </w:rPr>
-              <w:t>聖歌隊</w:t>
-            </w:r>
-            <w:r>
-              <w:rPr>
-                <w:rFonts w:ascii="Barlow Condensed Medium" w:eastAsia="華康中黑體" w:hAnsi="Barlow Condensed Medium" w:cstheme="minorHAnsi" w:hint="eastAsia"/>
-                <w:w w:val="80"/>
-                <w:szCs w:val="24"/>
-                <w:highlight w:val="yellow"/>
-                <w:lang w:eastAsia="zh-HK"/>
-              </w:rPr>
-              <w:t>奉</w:t>
+              <w:t>為聖歌隊奉</w:t>
             </w:r>
             <w:r>
               <w:rPr>
@@ -23275,7 +24182,7 @@
               <w:snapToGrid w:val="0"/>
               <w:jc w:val="right"/>
               <w:rPr>
-                <w:rFonts w:ascii="Barlow Condensed Medium" w:eastAsia="標楷體" w:hAnsi="Barlow Condensed Medium" w:cstheme="minorHAnsi" w:hint="eastAsia"/>
+                <w:rFonts w:ascii="Barlow Condensed Medium" w:eastAsia="標楷體" w:hAnsi="Barlow Condensed Medium" w:cstheme="minorHAnsi"/>
                 <w:w w:val="80"/>
                 <w:szCs w:val="24"/>
                 <w:highlight w:val="yellow"/>
@@ -23582,8 +24489,6 @@
               </w:rPr>
               <w:t>,000</w:t>
             </w:r>
-            <w:bookmarkStart w:id="6" w:name="_GoBack"/>
-            <w:bookmarkEnd w:id="6"/>
           </w:p>
         </w:tc>
         <w:tc>
@@ -23898,7 +24803,7 @@
                 <w:sz w:val="20"/>
                 <w:szCs w:val="20"/>
               </w:rPr>
-              <w:t>12</w:t>
+              <w:t>19</w:t>
             </w:r>
             <w:r>
               <w:rPr>
@@ -23995,6 +24900,7 @@
                 <w:szCs w:val="20"/>
               </w:rPr>
             </w:pPr>
+            <w:proofErr w:type="gramStart"/>
             <w:r>
               <w:rPr>
                 <w:rFonts w:ascii="Barlow Condensed Medium" w:eastAsia="華康儷中黑" w:hAnsi="Barlow Condensed Medium" w:cstheme="minorHAnsi"/>
@@ -24004,6 +24910,7 @@
               </w:rPr>
               <w:t>一</w:t>
             </w:r>
+            <w:proofErr w:type="gramEnd"/>
             <w:r>
               <w:rPr>
                 <w:rFonts w:ascii="Barlow Condensed Medium" w:eastAsia="華康儷中黑" w:hAnsi="Barlow Condensed Medium" w:cstheme="minorHAnsi"/>
@@ -24094,7 +25001,7 @@
                 <w:sz w:val="20"/>
                 <w:szCs w:val="20"/>
               </w:rPr>
-              <w:t>13</w:t>
+              <w:t>20</w:t>
             </w:r>
             <w:r>
               <w:rPr>
@@ -24279,7 +25186,7 @@
                 <w:sz w:val="20"/>
                 <w:szCs w:val="20"/>
               </w:rPr>
-              <w:t>14</w:t>
+              <w:t>21</w:t>
             </w:r>
             <w:r>
               <w:rPr>
@@ -24356,6 +25263,7 @@
                 <w:szCs w:val="20"/>
               </w:rPr>
             </w:pPr>
+            <w:proofErr w:type="gramStart"/>
             <w:r>
               <w:rPr>
                 <w:rFonts w:ascii="Barlow Condensed Medium" w:eastAsia="華康儷中黑" w:hAnsi="Barlow Condensed Medium" w:cstheme="minorHAnsi"/>
@@ -24365,6 +25273,7 @@
               </w:rPr>
               <w:t>三</w:t>
             </w:r>
+            <w:proofErr w:type="gramEnd"/>
             <w:r>
               <w:rPr>
                 <w:rFonts w:ascii="Barlow Condensed Medium" w:eastAsia="華康儷中黑" w:hAnsi="Barlow Condensed Medium" w:cstheme="minorHAnsi"/>
@@ -24455,7 +25364,7 @@
                 <w:sz w:val="20"/>
                 <w:szCs w:val="20"/>
               </w:rPr>
-              <w:t>15</w:t>
+              <w:t>22</w:t>
             </w:r>
             <w:r>
               <w:rPr>
@@ -24631,7 +25540,7 @@
                 <w:sz w:val="20"/>
                 <w:szCs w:val="20"/>
               </w:rPr>
-              <w:t>16</w:t>
+              <w:t>23</w:t>
             </w:r>
             <w:r>
               <w:rPr>
@@ -24807,7 +25716,7 @@
                 <w:sz w:val="20"/>
                 <w:szCs w:val="20"/>
               </w:rPr>
-              <w:t>17</w:t>
+              <w:t>24</w:t>
             </w:r>
             <w:r>
               <w:rPr>
@@ -24983,7 +25892,7 @@
                 <w:sz w:val="20"/>
                 <w:szCs w:val="20"/>
               </w:rPr>
-              <w:t>18</w:t>
+              <w:t>25</w:t>
             </w:r>
             <w:r>
               <w:rPr>
@@ -25022,6 +25931,7 @@
                 <w:szCs w:val="20"/>
               </w:rPr>
             </w:pPr>
+            <w:proofErr w:type="gramStart"/>
             <w:r>
               <w:rPr>
                 <w:rFonts w:ascii="Yanone Kaffeesatz Regular" w:eastAsia="華康儷中黑" w:hAnsi="Yanone Kaffeesatz Regular" w:cs="DaunPenh"/>
@@ -25033,6 +25943,7 @@
               </w:rPr>
               <w:t>代上</w:t>
             </w:r>
+            <w:proofErr w:type="gramEnd"/>
             <w:r>
               <w:rPr>
                 <w:rFonts w:ascii="Yanone Kaffeesatz Regular" w:eastAsia="華康儷中黑" w:hAnsi="Yanone Kaffeesatz Regular" w:cs="DaunPenh"/>
@@ -25124,6 +26035,7 @@
           </wp:anchor>
         </w:drawing>
       </w:r>
+      <w:proofErr w:type="gramStart"/>
       <w:r>
         <w:rPr>
           <w:rFonts w:ascii="Yanone Kaffeesatz Regular" w:eastAsia="華康儷中黑" w:hAnsi="Yanone Kaffeesatz Regular" w:cs="Arial"/>
@@ -25133,6 +26045,7 @@
         </w:rPr>
         <w:t>註</w:t>
       </w:r>
+      <w:proofErr w:type="gramEnd"/>
       <w:r>
         <w:rPr>
           <w:rFonts w:ascii="Yanone Kaffeesatz Regular" w:eastAsia="華康儷中黑" w:hAnsi="Yanone Kaffeesatz Regular" w:cs="Arial" w:hint="eastAsia"/>
@@ -25299,6 +26212,7 @@
         </w:rPr>
         <w:t>，</w:t>
       </w:r>
+      <w:proofErr w:type="gramStart"/>
       <w:r>
         <w:rPr>
           <w:rFonts w:ascii="Yanone Kaffeesatz Regular" w:eastAsia="華康儷中黑" w:hAnsi="Yanone Kaffeesatz Regular" w:cs="Arial" w:hint="eastAsia"/>
@@ -25324,7 +26238,17 @@
           <w:sz w:val="26"/>
           <w:szCs w:val="26"/>
         </w:rPr>
-        <w:t>省略章</w:t>
+        <w:t>省略</w:t>
+      </w:r>
+      <w:proofErr w:type="gramEnd"/>
+      <w:r>
+        <w:rPr>
+          <w:rFonts w:ascii="Yanone Kaffeesatz Regular" w:eastAsia="華康儷中黑" w:hAnsi="Yanone Kaffeesatz Regular" w:cs="Arial" w:hint="eastAsia"/>
+          <w:w w:val="60"/>
+          <w:sz w:val="26"/>
+          <w:szCs w:val="26"/>
+        </w:rPr>
+        <w:t>章</w:t>
       </w:r>
       <w:r>
         <w:rPr>
@@ -25473,6 +26397,7 @@
           <w:szCs w:val="26"/>
         </w:rPr>
       </w:pPr>
+      <w:proofErr w:type="gramStart"/>
       <w:r>
         <w:rPr>
           <w:rFonts w:ascii="Barlow Condensed Medium" w:eastAsia="華康儷中黑" w:hAnsi="Barlow Condensed Medium" w:cs="Arial" w:hint="eastAsia"/>
@@ -25480,7 +26405,17 @@
           <w:sz w:val="26"/>
           <w:szCs w:val="26"/>
         </w:rPr>
-        <w:t>鑰節</w:t>
+        <w:t>鑰</w:t>
+      </w:r>
+      <w:proofErr w:type="gramEnd"/>
+      <w:r>
+        <w:rPr>
+          <w:rFonts w:ascii="Barlow Condensed Medium" w:eastAsia="華康儷中黑" w:hAnsi="Barlow Condensed Medium" w:cs="Arial" w:hint="eastAsia"/>
+          <w:w w:val="80"/>
+          <w:sz w:val="26"/>
+          <w:szCs w:val="26"/>
+        </w:rPr>
+        <w:t>節</w:t>
       </w:r>
       <w:r>
         <w:rPr>
@@ -25500,7 +26435,55 @@
           <w:sz w:val="26"/>
           <w:szCs w:val="26"/>
         </w:rPr>
-        <w:t>以賽亞對他們說：「要這樣對你們的主人說，耶和華如此說：『你聽見亞述王的僕人褻瀆我的話，不要懼怕。我必驚動他的心，他要聽見風聲就歸回本地。我必使他在那裏倒在刀下。』」</w:t>
+        <w:t>以賽亞對他們說：「要這樣對你們的主人說，耶和華如此說：『你聽見</w:t>
+      </w:r>
+      <w:proofErr w:type="gramStart"/>
+      <w:r>
+        <w:rPr>
+          <w:rFonts w:ascii="華康古印體" w:eastAsia="華康古印體" w:hAnsi="Barlow Condensed Medium" w:cs="Arial" w:hint="eastAsia"/>
+          <w:b/>
+          <w:bCs/>
+          <w:w w:val="70"/>
+          <w:sz w:val="26"/>
+          <w:szCs w:val="26"/>
+        </w:rPr>
+        <w:t>亞述王的</w:t>
+      </w:r>
+      <w:proofErr w:type="gramEnd"/>
+      <w:r>
+        <w:rPr>
+          <w:rFonts w:ascii="華康古印體" w:eastAsia="華康古印體" w:hAnsi="Barlow Condensed Medium" w:cs="Arial" w:hint="eastAsia"/>
+          <w:b/>
+          <w:bCs/>
+          <w:w w:val="70"/>
+          <w:sz w:val="26"/>
+          <w:szCs w:val="26"/>
+        </w:rPr>
+        <w:t>僕人褻瀆我的話，不要懼怕。我必驚動他的心，他要聽見風聲就歸回本地。我必使他在那</w:t>
+      </w:r>
+      <w:proofErr w:type="gramStart"/>
+      <w:r>
+        <w:rPr>
+          <w:rFonts w:ascii="華康古印體" w:eastAsia="華康古印體" w:hAnsi="Barlow Condensed Medium" w:cs="Arial" w:hint="eastAsia"/>
+          <w:b/>
+          <w:bCs/>
+          <w:w w:val="70"/>
+          <w:sz w:val="26"/>
+          <w:szCs w:val="26"/>
+        </w:rPr>
+        <w:t>裏</w:t>
+      </w:r>
+      <w:proofErr w:type="gramEnd"/>
+      <w:r>
+        <w:rPr>
+          <w:rFonts w:ascii="華康古印體" w:eastAsia="華康古印體" w:hAnsi="Barlow Condensed Medium" w:cs="Arial" w:hint="eastAsia"/>
+          <w:b/>
+          <w:bCs/>
+          <w:w w:val="70"/>
+          <w:sz w:val="26"/>
+          <w:szCs w:val="26"/>
+        </w:rPr>
+        <w:t>倒在刀下。』」</w:t>
       </w:r>
       <w:r>
         <w:rPr>
@@ -25665,6 +26648,7 @@
                 <w:szCs w:val="26"/>
               </w:rPr>
             </w:pPr>
+            <w:proofErr w:type="gramStart"/>
             <w:r>
               <w:rPr>
                 <w:rFonts w:ascii="Barlow Condensed Medium" w:eastAsia="華康中黑體" w:hAnsi="Barlow Condensed Medium" w:cs="Arial" w:hint="eastAsia"/>
@@ -25672,7 +26656,17 @@
                 <w:sz w:val="26"/>
                 <w:szCs w:val="26"/>
               </w:rPr>
-              <w:t>亞述用羞辱言語逼降的目的</w:t>
+              <w:t>亞述用羞辱</w:t>
+            </w:r>
+            <w:proofErr w:type="gramEnd"/>
+            <w:r>
+              <w:rPr>
+                <w:rFonts w:ascii="Barlow Condensed Medium" w:eastAsia="華康中黑體" w:hAnsi="Barlow Condensed Medium" w:cs="Arial" w:hint="eastAsia"/>
+                <w:w w:val="75"/>
+                <w:sz w:val="26"/>
+                <w:szCs w:val="26"/>
+              </w:rPr>
+              <w:t>言語逼降的目的</w:t>
             </w:r>
             <w:r>
               <w:rPr>
@@ -25744,7 +26738,47 @@
                 <w:sz w:val="26"/>
                 <w:szCs w:val="26"/>
               </w:rPr>
-              <w:t xml:space="preserve">　神的靈要如何攻破亞述王的心</w:t>
+              <w:t xml:space="preserve">　神</w:t>
+            </w:r>
+            <w:proofErr w:type="gramStart"/>
+            <w:r>
+              <w:rPr>
+                <w:rFonts w:ascii="Barlow Condensed Medium" w:eastAsia="華康中黑體" w:hAnsi="Barlow Condensed Medium" w:cs="Arial" w:hint="eastAsia"/>
+                <w:w w:val="75"/>
+                <w:sz w:val="26"/>
+                <w:szCs w:val="26"/>
+              </w:rPr>
+              <w:t>的靈要如何</w:t>
+            </w:r>
+            <w:proofErr w:type="gramEnd"/>
+            <w:r>
+              <w:rPr>
+                <w:rFonts w:ascii="Barlow Condensed Medium" w:eastAsia="華康中黑體" w:hAnsi="Barlow Condensed Medium" w:cs="Arial" w:hint="eastAsia"/>
+                <w:w w:val="75"/>
+                <w:sz w:val="26"/>
+                <w:szCs w:val="26"/>
+              </w:rPr>
+              <w:t>攻破</w:t>
+            </w:r>
+            <w:proofErr w:type="gramStart"/>
+            <w:r>
+              <w:rPr>
+                <w:rFonts w:ascii="Barlow Condensed Medium" w:eastAsia="華康中黑體" w:hAnsi="Barlow Condensed Medium" w:cs="Arial" w:hint="eastAsia"/>
+                <w:w w:val="75"/>
+                <w:sz w:val="26"/>
+                <w:szCs w:val="26"/>
+              </w:rPr>
+              <w:t>亞述王的</w:t>
+            </w:r>
+            <w:proofErr w:type="gramEnd"/>
+            <w:r>
+              <w:rPr>
+                <w:rFonts w:ascii="Barlow Condensed Medium" w:eastAsia="華康中黑體" w:hAnsi="Barlow Condensed Medium" w:cs="Arial" w:hint="eastAsia"/>
+                <w:w w:val="75"/>
+                <w:sz w:val="26"/>
+                <w:szCs w:val="26"/>
+              </w:rPr>
+              <w:t>心</w:t>
             </w:r>
             <w:r>
               <w:rPr>
@@ -25809,6 +26843,7 @@
                 <w:szCs w:val="26"/>
               </w:rPr>
             </w:pPr>
+            <w:proofErr w:type="gramStart"/>
             <w:r>
               <w:rPr>
                 <w:rFonts w:ascii="Barlow Condensed Medium" w:eastAsia="華康中黑體" w:hAnsi="Barlow Condensed Medium" w:cs="Arial" w:hint="eastAsia"/>
@@ -25816,7 +26851,17 @@
                 <w:sz w:val="26"/>
                 <w:szCs w:val="26"/>
               </w:rPr>
-              <w:t>述王西拿基立為何退兵</w:t>
+              <w:t>述王西拿基立</w:t>
+            </w:r>
+            <w:proofErr w:type="gramEnd"/>
+            <w:r>
+              <w:rPr>
+                <w:rFonts w:ascii="Barlow Condensed Medium" w:eastAsia="華康中黑體" w:hAnsi="Barlow Condensed Medium" w:cs="Arial" w:hint="eastAsia"/>
+                <w:w w:val="75"/>
+                <w:sz w:val="26"/>
+                <w:szCs w:val="26"/>
+              </w:rPr>
+              <w:t>為何退兵</w:t>
             </w:r>
             <w:r>
               <w:rPr>
@@ -25991,13 +27036,23 @@
         </w:rPr>
         <w:t>(</w:t>
       </w:r>
+      <w:proofErr w:type="gramStart"/>
       <w:r>
         <w:rPr>
           <w:rFonts w:ascii="Barlow Condensed Medium" w:eastAsia="標楷體" w:hAnsi="Barlow Condensed Medium" w:cstheme="minorHAnsi" w:hint="eastAsia"/>
           <w:sz w:val="20"/>
           <w:szCs w:val="20"/>
         </w:rPr>
-        <w:t>天選之人</w:t>
+        <w:t>天選之</w:t>
+      </w:r>
+      <w:proofErr w:type="gramEnd"/>
+      <w:r>
+        <w:rPr>
+          <w:rFonts w:ascii="Barlow Condensed Medium" w:eastAsia="標楷體" w:hAnsi="Barlow Condensed Medium" w:cstheme="minorHAnsi" w:hint="eastAsia"/>
+          <w:sz w:val="20"/>
+          <w:szCs w:val="20"/>
+        </w:rPr>
+        <w:t>人</w:t>
       </w:r>
       <w:r>
         <w:rPr>
@@ -26403,7 +27458,7 @@
           </mc:Choice>
           <mc:Fallback>
             <w:pict>
-              <v:line w14:anchorId="1CAFDF6F" id="直線接點 6" o:spid="_x0000_s1026" style="position:absolute;z-index:251665408;visibility:visible;mso-wrap-style:square;mso-width-percent:0;mso-height-percent:0;mso-wrap-distance-left:9pt;mso-wrap-distance-top:0;mso-wrap-distance-right:9pt;mso-wrap-distance-bottom:0;mso-position-horizontal:absolute;mso-position-horizontal-relative:page;mso-position-vertical:absolute;mso-position-vertical-relative:page;mso-width-percent:0;mso-height-percent:0;mso-width-relative:margin;mso-height-relative:margin" from="343.9pt,19.85pt" to="345.05pt,710.95pt" o:gfxdata="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" strokecolor="black [3213]" strokeweight=".5pt">
+              <v:line w14:anchorId="057145AB" id="直線接點 6" o:spid="_x0000_s1026" style="position:absolute;z-index:251665408;visibility:visible;mso-wrap-style:square;mso-width-percent:0;mso-height-percent:0;mso-wrap-distance-left:9pt;mso-wrap-distance-top:0;mso-wrap-distance-right:9pt;mso-wrap-distance-bottom:0;mso-position-horizontal:absolute;mso-position-horizontal-relative:page;mso-position-vertical:absolute;mso-position-vertical-relative:page;mso-width-percent:0;mso-height-percent:0;mso-width-relative:margin;mso-height-relative:margin" from="343.9pt,19.85pt" to="345.05pt,710.95pt" o:gfxdata="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" strokecolor="black [3213]" strokeweight=".5pt">
                 <v:stroke dashstyle="3 1" joinstyle="miter"/>
                 <w10:wrap anchorx="page" anchory="page"/>
               </v:line>
@@ -26480,7 +27535,7 @@
           </mc:Choice>
           <mc:Fallback>
             <w:pict>
-              <v:line w14:anchorId="7D5E7997" id="直線接點 4" o:spid="_x0000_s1026" style="position:absolute;z-index:251661312;visibility:visible;mso-wrap-style:square;mso-width-percent:0;mso-height-percent:0;mso-wrap-distance-left:9pt;mso-wrap-distance-top:0;mso-wrap-distance-right:9pt;mso-wrap-distance-bottom:0;mso-position-horizontal:absolute;mso-position-horizontal-relative:page;mso-position-vertical:absolute;mso-position-vertical-relative:page;mso-width-percent:0;mso-height-percent:0;mso-width-relative:margin;mso-height-relative:margin" from="343.9pt,19.85pt" to="345.05pt,710.95pt" o:gfxdata="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" strokecolor="black [3213]" strokeweight=".5pt">
+              <v:line w14:anchorId="4D11A2DF" id="直線接點 4" o:spid="_x0000_s1026" style="position:absolute;z-index:251661312;visibility:visible;mso-wrap-style:square;mso-width-percent:0;mso-height-percent:0;mso-wrap-distance-left:9pt;mso-wrap-distance-top:0;mso-wrap-distance-right:9pt;mso-wrap-distance-bottom:0;mso-position-horizontal:absolute;mso-position-horizontal-relative:page;mso-position-vertical:absolute;mso-position-vertical-relative:page;mso-width-percent:0;mso-height-percent:0;mso-width-relative:margin;mso-height-relative:margin" from="343.9pt,19.85pt" to="345.05pt,710.95pt" o:gfxdata="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" strokecolor="black [3213]" strokeweight=".5pt">
                 <v:stroke dashstyle="3 1" joinstyle="miter"/>
                 <w10:wrap anchorx="page" anchory="page"/>
               </v:line>
@@ -26502,6 +27557,7 @@
         </w:rPr>
         <w:t>本</w:t>
       </w:r>
+      <w:proofErr w:type="gramStart"/>
       <w:r>
         <w:rPr>
           <w:rFonts w:ascii="Barlow Condensed Medium" w:eastAsia="華康正顏楷體W9" w:hAnsi="Barlow Condensed Medium" w:cstheme="minorHAnsi"/>
@@ -26509,6 +27565,7 @@
         </w:rPr>
         <w:t>週講章</w:t>
       </w:r>
+      <w:proofErr w:type="gramEnd"/>
       <w:r>
         <w:rPr>
           <w:rFonts w:ascii="Barlow Condensed Medium" w:eastAsia="華康正顏楷體W9" w:hAnsi="Barlow Condensed Medium" w:cstheme="minorHAnsi"/>
@@ -26630,7 +27687,7 @@
           <w:rFonts w:ascii="Barlow Condensed Medium" w:eastAsia="華康正顏楷體W9" w:hAnsi="Barlow Condensed Medium" w:cstheme="minorHAnsi"/>
           <w:noProof/>
         </w:rPr>
-        <w:t>12</w:t>
+        <w:t>19</w:t>
       </w:r>
       <w:r>
         <w:rPr>
@@ -26816,8 +27873,9 @@
           <w:sz w:val="26"/>
           <w:szCs w:val="26"/>
         </w:rPr>
-        <w:t>亞述王因為古實</w:t>
-      </w:r>
+        <w:t>亞</w:t>
+      </w:r>
+      <w:proofErr w:type="gramStart"/>
       <w:r>
         <w:rPr>
           <w:rFonts w:ascii="Barlow Condensed Medium" w:eastAsia="華康儷中黑" w:hAnsi="Barlow Condensed Medium" w:hint="eastAsia"/>
@@ -26825,8 +27883,9 @@
           <w:sz w:val="26"/>
           <w:szCs w:val="26"/>
         </w:rPr>
-        <w:t>(</w:t>
-      </w:r>
+        <w:t>述王因為古實</w:t>
+      </w:r>
+      <w:proofErr w:type="gramEnd"/>
       <w:r>
         <w:rPr>
           <w:rFonts w:ascii="Barlow Condensed Medium" w:eastAsia="華康儷中黑" w:hAnsi="Barlow Condensed Medium" w:hint="eastAsia"/>
@@ -26834,7 +27893,7 @@
           <w:sz w:val="26"/>
           <w:szCs w:val="26"/>
         </w:rPr>
-        <w:t>埃及王</w:t>
+        <w:t>(</w:t>
       </w:r>
       <w:r>
         <w:rPr>
@@ -26843,7 +27902,7 @@
           <w:sz w:val="26"/>
           <w:szCs w:val="26"/>
         </w:rPr>
-        <w:t>)</w:t>
+        <w:t>埃及王</w:t>
       </w:r>
       <w:r>
         <w:rPr>
@@ -26852,7 +27911,36 @@
           <w:sz w:val="26"/>
           <w:szCs w:val="26"/>
         </w:rPr>
-        <w:t>軍隊的牽制，希望耶路撒冷快快投降，兩次派人去勸降希西家。前次想搧動人民，這次辱罵　神，就是希望耶路撒冷不攻自破。</w:t>
+        <w:t>)</w:t>
+      </w:r>
+      <w:r>
+        <w:rPr>
+          <w:rFonts w:ascii="Barlow Condensed Medium" w:eastAsia="華康儷中黑" w:hAnsi="Barlow Condensed Medium" w:hint="eastAsia"/>
+          <w:w w:val="70"/>
+          <w:sz w:val="26"/>
+          <w:szCs w:val="26"/>
+        </w:rPr>
+        <w:t>軍隊的牽制，希望耶路撒冷快快投降，兩次派人去</w:t>
+      </w:r>
+      <w:proofErr w:type="gramStart"/>
+      <w:r>
+        <w:rPr>
+          <w:rFonts w:ascii="Barlow Condensed Medium" w:eastAsia="華康儷中黑" w:hAnsi="Barlow Condensed Medium" w:hint="eastAsia"/>
+          <w:w w:val="70"/>
+          <w:sz w:val="26"/>
+          <w:szCs w:val="26"/>
+        </w:rPr>
+        <w:t>勸降希西家</w:t>
+      </w:r>
+      <w:proofErr w:type="gramEnd"/>
+      <w:r>
+        <w:rPr>
+          <w:rFonts w:ascii="Barlow Condensed Medium" w:eastAsia="華康儷中黑" w:hAnsi="Barlow Condensed Medium" w:hint="eastAsia"/>
+          <w:w w:val="70"/>
+          <w:sz w:val="26"/>
+          <w:szCs w:val="26"/>
+        </w:rPr>
+        <w:t>。前次想搧動人民，這次辱罵　神，就是希望耶路撒冷不攻自破。</w:t>
       </w:r>
       <w:r>
         <w:rPr>
@@ -26906,8 +27994,9 @@
           <w:sz w:val="26"/>
           <w:szCs w:val="26"/>
         </w:rPr>
-        <w:t>節記載亞述王西拿基立在希西家</w:t>
-      </w:r>
+        <w:t>節記載亞</w:t>
+      </w:r>
+      <w:proofErr w:type="gramStart"/>
       <w:r>
         <w:rPr>
           <w:rFonts w:ascii="Barlow Condensed Medium" w:eastAsia="華康細黑體" w:hAnsi="Barlow Condensed Medium" w:cs="微軟正黑體" w:hint="eastAsia"/>
@@ -26915,8 +28004,9 @@
           <w:sz w:val="26"/>
           <w:szCs w:val="26"/>
         </w:rPr>
-        <w:t>14</w:t>
-      </w:r>
+        <w:t>述王西拿基立在希西</w:t>
+      </w:r>
+      <w:proofErr w:type="gramEnd"/>
       <w:r>
         <w:rPr>
           <w:rFonts w:ascii="Barlow Condensed Medium" w:eastAsia="華康細黑體" w:hAnsi="Barlow Condensed Medium" w:cs="微軟正黑體" w:hint="eastAsia"/>
@@ -26924,7 +28014,7 @@
           <w:sz w:val="26"/>
           <w:szCs w:val="26"/>
         </w:rPr>
-        <w:t>年第一次圍困耶路撒冷。希西家用</w:t>
+        <w:t>家</w:t>
       </w:r>
       <w:r>
         <w:rPr>
@@ -26933,7 +28023,7 @@
           <w:sz w:val="26"/>
           <w:szCs w:val="26"/>
         </w:rPr>
-        <w:t>300</w:t>
+        <w:t>14</w:t>
       </w:r>
       <w:r>
         <w:rPr>
@@ -26942,7 +28032,7 @@
           <w:sz w:val="26"/>
           <w:szCs w:val="26"/>
         </w:rPr>
-        <w:t>他連得</w:t>
+        <w:t>年第一次圍困耶路撒冷。希西家用</w:t>
       </w:r>
       <w:r>
         <w:rPr>
@@ -26951,7 +28041,7 @@
           <w:sz w:val="26"/>
           <w:szCs w:val="26"/>
         </w:rPr>
-        <w:t>(10</w:t>
+        <w:t>300</w:t>
       </w:r>
       <w:r>
         <w:rPr>
@@ -26960,7 +28050,7 @@
           <w:sz w:val="26"/>
           <w:szCs w:val="26"/>
         </w:rPr>
-        <w:t>噸</w:t>
+        <w:t>他連得</w:t>
       </w:r>
       <w:r>
         <w:rPr>
@@ -26969,7 +28059,7 @@
           <w:sz w:val="26"/>
           <w:szCs w:val="26"/>
         </w:rPr>
-        <w:t>)</w:t>
+        <w:t>(10</w:t>
       </w:r>
       <w:r>
         <w:rPr>
@@ -26978,7 +28068,7 @@
           <w:sz w:val="26"/>
           <w:szCs w:val="26"/>
         </w:rPr>
-        <w:t>的銀子和</w:t>
+        <w:t>噸</w:t>
       </w:r>
       <w:r>
         <w:rPr>
@@ -26987,7 +28077,7 @@
           <w:sz w:val="26"/>
           <w:szCs w:val="26"/>
         </w:rPr>
-        <w:t>30</w:t>
+        <w:t>)</w:t>
       </w:r>
       <w:r>
         <w:rPr>
@@ -26996,7 +28086,7 @@
           <w:sz w:val="26"/>
           <w:szCs w:val="26"/>
         </w:rPr>
-        <w:t>他連得</w:t>
+        <w:t>的銀子和</w:t>
       </w:r>
       <w:r>
         <w:rPr>
@@ -27005,7 +28095,7 @@
           <w:sz w:val="26"/>
           <w:szCs w:val="26"/>
         </w:rPr>
-        <w:t>(1</w:t>
+        <w:t>30</w:t>
       </w:r>
       <w:r>
         <w:rPr>
@@ -27014,7 +28104,7 @@
           <w:sz w:val="26"/>
           <w:szCs w:val="26"/>
         </w:rPr>
-        <w:t>噸</w:t>
+        <w:t>他連得</w:t>
       </w:r>
       <w:r>
         <w:rPr>
@@ -27023,7 +28113,7 @@
           <w:sz w:val="26"/>
           <w:szCs w:val="26"/>
         </w:rPr>
-        <w:t>)</w:t>
+        <w:t>(1</w:t>
       </w:r>
       <w:r>
         <w:rPr>
@@ -27032,7 +28122,7 @@
           <w:sz w:val="26"/>
           <w:szCs w:val="26"/>
         </w:rPr>
-        <w:t>的金子，甚至加上自己的女兒，才讓亞述退兵。亞述同時還帶走了</w:t>
+        <w:t>噸</w:t>
       </w:r>
       <w:r>
         <w:rPr>
@@ -27041,7 +28131,7 @@
           <w:sz w:val="26"/>
           <w:szCs w:val="26"/>
         </w:rPr>
-        <w:t>20</w:t>
+        <w:t>)</w:t>
       </w:r>
       <w:r>
         <w:rPr>
@@ -27050,7 +28140,7 @@
           <w:sz w:val="26"/>
           <w:szCs w:val="26"/>
         </w:rPr>
-        <w:t>萬的俘擄。又接著</w:t>
+        <w:t>的金子，甚至加上自己的女兒，才讓亞述退兵。亞述同時還帶走了</w:t>
       </w:r>
       <w:r>
         <w:rPr>
@@ -27059,7 +28149,7 @@
           <w:sz w:val="26"/>
           <w:szCs w:val="26"/>
         </w:rPr>
-        <w:t>18</w:t>
+        <w:t>20</w:t>
       </w:r>
       <w:r>
         <w:rPr>
@@ -27068,7 +28158,7 @@
           <w:sz w:val="26"/>
           <w:szCs w:val="26"/>
         </w:rPr>
-        <w:t>章</w:t>
+        <w:t>萬的俘擄。又接著</w:t>
       </w:r>
       <w:r>
         <w:rPr>
@@ -27077,7 +28167,7 @@
           <w:sz w:val="26"/>
           <w:szCs w:val="26"/>
         </w:rPr>
-        <w:t>17</w:t>
+        <w:t>18</w:t>
       </w:r>
       <w:r>
         <w:rPr>
@@ -27086,8 +28176,9 @@
           <w:sz w:val="26"/>
           <w:szCs w:val="26"/>
         </w:rPr>
-        <w:t>節說的是亞述第二次出兵猶大，是在</w:t>
-      </w:r>
+        <w:t>章</w:t>
+      </w:r>
+      <w:proofErr w:type="gramStart"/>
       <w:r>
         <w:rPr>
           <w:rFonts w:ascii="Barlow Condensed Medium" w:eastAsia="華康細黑體" w:hAnsi="Barlow Condensed Medium" w:cs="微軟正黑體" w:hint="eastAsia"/>
@@ -27095,7 +28186,7 @@
           <w:sz w:val="26"/>
           <w:szCs w:val="26"/>
         </w:rPr>
-        <w:t>13</w:t>
+        <w:t>17</w:t>
       </w:r>
       <w:r>
         <w:rPr>
@@ -27104,8 +28195,9 @@
           <w:sz w:val="26"/>
           <w:szCs w:val="26"/>
         </w:rPr>
-        <w:t>年後了。亞述王自己守在吉拉，第一次派三員大將率大軍去招降希西家。拉伯沙基其實是職稱，是戰地指揮官。用猶大人的語言叫囂，說希西家廢去丘壇的偶像，叫人民單單敬拜耶和華就能得勝，是欺騙了他們。是想分裂猶大人，讓他們失去抵抗的意志。第二次又派人直接送信給希西家。</w:t>
-      </w:r>
+        <w:t>節說的是</w:t>
+      </w:r>
+      <w:proofErr w:type="gramEnd"/>
       <w:r>
         <w:rPr>
           <w:rFonts w:ascii="Barlow Condensed Medium" w:eastAsia="華康細黑體" w:hAnsi="Barlow Condensed Medium" w:cs="微軟正黑體" w:hint="eastAsia"/>
@@ -27113,7 +28205,7 @@
           <w:sz w:val="26"/>
           <w:szCs w:val="26"/>
         </w:rPr>
-        <w:t>警告</w:t>
+        <w:t>亞述第二次出兵猶大，是在</w:t>
       </w:r>
       <w:r>
         <w:rPr>
@@ -27122,7 +28214,94 @@
           <w:sz w:val="26"/>
           <w:szCs w:val="26"/>
         </w:rPr>
-        <w:t>他等不到埃及的援軍，也等不到　神的幫助。其實是，西拿基立急著要回去對付更大的敵人，猶大已不成氣候，降不降已不重要，打了也得不了利益。就像最近有個廣告叫台灣人要躺平一樣，因為攻心為上，敵人就可以不戰而勝。出賣主權的和平是假象，敵人只會要的更多。</w:t>
+        <w:t>13</w:t>
+      </w:r>
+      <w:r>
+        <w:rPr>
+          <w:rFonts w:ascii="Barlow Condensed Medium" w:eastAsia="華康細黑體" w:hAnsi="Barlow Condensed Medium" w:cs="微軟正黑體" w:hint="eastAsia"/>
+          <w:w w:val="70"/>
+          <w:sz w:val="26"/>
+          <w:szCs w:val="26"/>
+        </w:rPr>
+        <w:t>年後了。</w:t>
+      </w:r>
+      <w:proofErr w:type="gramStart"/>
+      <w:r>
+        <w:rPr>
+          <w:rFonts w:ascii="Barlow Condensed Medium" w:eastAsia="華康細黑體" w:hAnsi="Barlow Condensed Medium" w:cs="微軟正黑體" w:hint="eastAsia"/>
+          <w:w w:val="70"/>
+          <w:sz w:val="26"/>
+          <w:szCs w:val="26"/>
+        </w:rPr>
+        <w:t>亞述王自己</w:t>
+      </w:r>
+      <w:proofErr w:type="gramEnd"/>
+      <w:r>
+        <w:rPr>
+          <w:rFonts w:ascii="Barlow Condensed Medium" w:eastAsia="華康細黑體" w:hAnsi="Barlow Condensed Medium" w:cs="微軟正黑體" w:hint="eastAsia"/>
+          <w:w w:val="70"/>
+          <w:sz w:val="26"/>
+          <w:szCs w:val="26"/>
+        </w:rPr>
+        <w:t>守在吉拉，第一次派三員大將率大軍去招降希西家。拉伯沙基其實是職稱，是戰地指揮官。用猶大人的語言叫囂，說希西</w:t>
+      </w:r>
+      <w:proofErr w:type="gramStart"/>
+      <w:r>
+        <w:rPr>
+          <w:rFonts w:ascii="Barlow Condensed Medium" w:eastAsia="華康細黑體" w:hAnsi="Barlow Condensed Medium" w:cs="微軟正黑體" w:hint="eastAsia"/>
+          <w:w w:val="70"/>
+          <w:sz w:val="26"/>
+          <w:szCs w:val="26"/>
+        </w:rPr>
+        <w:t>家廢去丘壇</w:t>
+      </w:r>
+      <w:proofErr w:type="gramEnd"/>
+      <w:r>
+        <w:rPr>
+          <w:rFonts w:ascii="Barlow Condensed Medium" w:eastAsia="華康細黑體" w:hAnsi="Barlow Condensed Medium" w:cs="微軟正黑體" w:hint="eastAsia"/>
+          <w:w w:val="70"/>
+          <w:sz w:val="26"/>
+          <w:szCs w:val="26"/>
+        </w:rPr>
+        <w:t>的偶像，叫人民單單敬拜耶和華就能得勝，是欺騙了他們。是想分裂猶大人，讓他們失去抵抗的意志。第二次又派人直接送信給希西家。</w:t>
+      </w:r>
+      <w:r>
+        <w:rPr>
+          <w:rFonts w:ascii="Barlow Condensed Medium" w:eastAsia="華康細黑體" w:hAnsi="Barlow Condensed Medium" w:cs="微軟正黑體" w:hint="eastAsia"/>
+          <w:w w:val="70"/>
+          <w:sz w:val="26"/>
+          <w:szCs w:val="26"/>
+        </w:rPr>
+        <w:t>警告</w:t>
+      </w:r>
+      <w:r>
+        <w:rPr>
+          <w:rFonts w:ascii="Barlow Condensed Medium" w:eastAsia="華康細黑體" w:hAnsi="Barlow Condensed Medium" w:cs="微軟正黑體" w:hint="eastAsia"/>
+          <w:w w:val="70"/>
+          <w:sz w:val="26"/>
+          <w:szCs w:val="26"/>
+        </w:rPr>
+        <w:t>他等不到埃及的援軍，也等不到　神的幫助。其實是，</w:t>
+      </w:r>
+      <w:proofErr w:type="gramStart"/>
+      <w:r>
+        <w:rPr>
+          <w:rFonts w:ascii="Barlow Condensed Medium" w:eastAsia="華康細黑體" w:hAnsi="Barlow Condensed Medium" w:cs="微軟正黑體" w:hint="eastAsia"/>
+          <w:w w:val="70"/>
+          <w:sz w:val="26"/>
+          <w:szCs w:val="26"/>
+        </w:rPr>
+        <w:t>西拿基立急</w:t>
+      </w:r>
+      <w:proofErr w:type="gramEnd"/>
+      <w:r>
+        <w:rPr>
+          <w:rFonts w:ascii="Barlow Condensed Medium" w:eastAsia="華康細黑體" w:hAnsi="Barlow Condensed Medium" w:cs="微軟正黑體" w:hint="eastAsia"/>
+          <w:w w:val="70"/>
+          <w:sz w:val="26"/>
+          <w:szCs w:val="26"/>
+        </w:rPr>
+        <w:t>著要回去對付更大的敵人，猶大已不成氣候，降不降已不重要，打了也得不了利益。就像最近有個廣告叫台灣人要躺平一樣，因為攻心為上，敵人就可以不戰而勝。出賣主權的和平是假象，敵人只會要的更多。</w:t>
       </w:r>
     </w:p>
     <w:p>
@@ -27138,6 +28317,7 @@
           <w:szCs w:val="26"/>
         </w:rPr>
       </w:pPr>
+      <w:proofErr w:type="gramStart"/>
       <w:r>
         <w:rPr>
           <w:rFonts w:ascii="Barlow Condensed Medium" w:eastAsia="華康儷中黑" w:hAnsi="Barlow Condensed Medium" w:hint="eastAsia"/>
@@ -27145,7 +28325,37 @@
           <w:sz w:val="26"/>
           <w:szCs w:val="26"/>
         </w:rPr>
-        <w:t>亞述軍壓境的現實，讓希西家如同難產的婦人，無能為力。見老先知以賽亞以求問　神的心意。　神預言攻破亞述王的心，榮耀自己。希西家則禱告告白信仰。</w:t>
+        <w:t>亞述軍壓境</w:t>
+      </w:r>
+      <w:proofErr w:type="gramEnd"/>
+      <w:r>
+        <w:rPr>
+          <w:rFonts w:ascii="Barlow Condensed Medium" w:eastAsia="華康儷中黑" w:hAnsi="Barlow Condensed Medium" w:hint="eastAsia"/>
+          <w:w w:val="70"/>
+          <w:sz w:val="26"/>
+          <w:szCs w:val="26"/>
+        </w:rPr>
+        <w:t>的現實，讓希西家如同難產的婦人，無能為力。見老先知以賽亞以求問　神的心意。　神預言攻破</w:t>
+      </w:r>
+      <w:proofErr w:type="gramStart"/>
+      <w:r>
+        <w:rPr>
+          <w:rFonts w:ascii="Barlow Condensed Medium" w:eastAsia="華康儷中黑" w:hAnsi="Barlow Condensed Medium" w:hint="eastAsia"/>
+          <w:w w:val="70"/>
+          <w:sz w:val="26"/>
+          <w:szCs w:val="26"/>
+        </w:rPr>
+        <w:t>亞述王的</w:t>
+      </w:r>
+      <w:proofErr w:type="gramEnd"/>
+      <w:r>
+        <w:rPr>
+          <w:rFonts w:ascii="Barlow Condensed Medium" w:eastAsia="華康儷中黑" w:hAnsi="Barlow Condensed Medium" w:hint="eastAsia"/>
+          <w:w w:val="70"/>
+          <w:sz w:val="26"/>
+          <w:szCs w:val="26"/>
+        </w:rPr>
+        <w:t>心，榮耀自己。希西家則禱告告白信仰。</w:t>
       </w:r>
       <w:r>
         <w:rPr>
@@ -27181,8 +28391,9 @@
           <w:sz w:val="26"/>
           <w:szCs w:val="26"/>
         </w:rPr>
-        <w:t>敵人使希西家醒悟。回轉尋求　神的指示。而當時老邁的先知以賽亞再次宣告　神的預言，就是　神在未來已經預見和成就的事。就是　神要以其人之道還治其人之身，用不安和猜忌的靈攻破亞述王的心。不但讓他退兵，同時他要一去不返。因此，當亞述人極盡言詞地嘲笑他的　神和他的信心，他仍然保守自己的心。他在禱告中說到，是　神借用亞述的力量來消滅諸國的偶像，因為它們是假的神明。但是，他仍告白說，耶和華是創造和永生的真神，呼求　神救他脫離亞述的手，讓天下萬國都</w:t>
-      </w:r>
+        <w:t xml:space="preserve">敵人使希西家醒悟。回轉尋求　神的指示。而當時老邁的先知以賽亞再次宣告　神的預言，就是　神在未來已經預見和成就的事。就是　</w:t>
+      </w:r>
+      <w:proofErr w:type="gramStart"/>
       <w:r>
         <w:rPr>
           <w:rFonts w:ascii="Barlow Condensed Medium" w:eastAsia="華康細黑體" w:hAnsi="Barlow Condensed Medium" w:cs="微軟正黑體" w:hint="eastAsia"/>
@@ -27190,8 +28401,9 @@
           <w:sz w:val="26"/>
           <w:szCs w:val="26"/>
         </w:rPr>
-        <w:t>認</w:t>
-      </w:r>
+        <w:t>神要以</w:t>
+      </w:r>
+      <w:proofErr w:type="gramEnd"/>
       <w:r>
         <w:rPr>
           <w:rFonts w:ascii="Barlow Condensed Medium" w:eastAsia="華康細黑體" w:hAnsi="Barlow Condensed Medium" w:cs="微軟正黑體" w:hint="eastAsia"/>
@@ -27199,7 +28411,185 @@
           <w:sz w:val="26"/>
           <w:szCs w:val="26"/>
         </w:rPr>
-        <w:t>識祂是唯一的真神。因為信心，　神讓希西家見證了祂的預言，讓亞述王不再回來，又讓他重病痊癒，延壽</w:t>
+        <w:t>其人之道還治其人之身，用不安和猜忌的靈攻破</w:t>
+      </w:r>
+      <w:proofErr w:type="gramStart"/>
+      <w:r>
+        <w:rPr>
+          <w:rFonts w:ascii="Barlow Condensed Medium" w:eastAsia="華康細黑體" w:hAnsi="Barlow Condensed Medium" w:cs="微軟正黑體" w:hint="eastAsia"/>
+          <w:w w:val="70"/>
+          <w:sz w:val="26"/>
+          <w:szCs w:val="26"/>
+        </w:rPr>
+        <w:t>亞述王的</w:t>
+      </w:r>
+      <w:proofErr w:type="gramEnd"/>
+      <w:r>
+        <w:rPr>
+          <w:rFonts w:ascii="Barlow Condensed Medium" w:eastAsia="華康細黑體" w:hAnsi="Barlow Condensed Medium" w:cs="微軟正黑體" w:hint="eastAsia"/>
+          <w:w w:val="70"/>
+          <w:sz w:val="26"/>
+          <w:szCs w:val="26"/>
+        </w:rPr>
+        <w:t>心。不但讓他退兵，同時他要一去不返。因此，當</w:t>
+      </w:r>
+      <w:proofErr w:type="gramStart"/>
+      <w:r>
+        <w:rPr>
+          <w:rFonts w:ascii="Barlow Condensed Medium" w:eastAsia="華康細黑體" w:hAnsi="Barlow Condensed Medium" w:cs="微軟正黑體" w:hint="eastAsia"/>
+          <w:w w:val="70"/>
+          <w:sz w:val="26"/>
+          <w:szCs w:val="26"/>
+        </w:rPr>
+        <w:t>亞述人極盡</w:t>
+      </w:r>
+      <w:proofErr w:type="gramEnd"/>
+      <w:r>
+        <w:rPr>
+          <w:rFonts w:ascii="Barlow Condensed Medium" w:eastAsia="華康細黑體" w:hAnsi="Barlow Condensed Medium" w:cs="微軟正黑體" w:hint="eastAsia"/>
+          <w:w w:val="70"/>
+          <w:sz w:val="26"/>
+          <w:szCs w:val="26"/>
+        </w:rPr>
+        <w:t>言詞地嘲笑他的　神和他的信心，他仍然保守自己的心。他在禱告</w:t>
+      </w:r>
+      <w:proofErr w:type="gramStart"/>
+      <w:r>
+        <w:rPr>
+          <w:rFonts w:ascii="Barlow Condensed Medium" w:eastAsia="華康細黑體" w:hAnsi="Barlow Condensed Medium" w:cs="微軟正黑體" w:hint="eastAsia"/>
+          <w:w w:val="70"/>
+          <w:sz w:val="26"/>
+          <w:szCs w:val="26"/>
+        </w:rPr>
+        <w:t>中說到</w:t>
+      </w:r>
+      <w:proofErr w:type="gramEnd"/>
+      <w:r>
+        <w:rPr>
+          <w:rFonts w:ascii="Barlow Condensed Medium" w:eastAsia="華康細黑體" w:hAnsi="Barlow Condensed Medium" w:cs="微軟正黑體" w:hint="eastAsia"/>
+          <w:w w:val="70"/>
+          <w:sz w:val="26"/>
+          <w:szCs w:val="26"/>
+        </w:rPr>
+        <w:t>，是　神借用亞述的力量來消滅諸國的偶像，因為它們是假的神明。但是，他仍告白說，耶和華是創造和永生的真神，</w:t>
+      </w:r>
+      <w:proofErr w:type="gramStart"/>
+      <w:r>
+        <w:rPr>
+          <w:rFonts w:ascii="Barlow Condensed Medium" w:eastAsia="華康細黑體" w:hAnsi="Barlow Condensed Medium" w:cs="微軟正黑體" w:hint="eastAsia"/>
+          <w:w w:val="70"/>
+          <w:sz w:val="26"/>
+          <w:szCs w:val="26"/>
+        </w:rPr>
+        <w:t>呼求　神救</w:t>
+      </w:r>
+      <w:proofErr w:type="gramEnd"/>
+      <w:r>
+        <w:rPr>
+          <w:rFonts w:ascii="Barlow Condensed Medium" w:eastAsia="華康細黑體" w:hAnsi="Barlow Condensed Medium" w:cs="微軟正黑體" w:hint="eastAsia"/>
+          <w:w w:val="70"/>
+          <w:sz w:val="26"/>
+          <w:szCs w:val="26"/>
+        </w:rPr>
+        <w:t>他脫離亞述的手，讓天下萬國都</w:t>
+      </w:r>
+      <w:r>
+        <w:rPr>
+          <w:rFonts w:ascii="Barlow Condensed Medium" w:eastAsia="華康細黑體" w:hAnsi="Barlow Condensed Medium" w:cs="微軟正黑體" w:hint="eastAsia"/>
+          <w:w w:val="70"/>
+          <w:sz w:val="26"/>
+          <w:szCs w:val="26"/>
+        </w:rPr>
+        <w:t>認</w:t>
+      </w:r>
+      <w:r>
+        <w:rPr>
+          <w:rFonts w:ascii="Barlow Condensed Medium" w:eastAsia="華康細黑體" w:hAnsi="Barlow Condensed Medium" w:cs="微軟正黑體" w:hint="eastAsia"/>
+          <w:w w:val="70"/>
+          <w:sz w:val="26"/>
+          <w:szCs w:val="26"/>
+        </w:rPr>
+        <w:t>識</w:t>
+      </w:r>
+      <w:proofErr w:type="gramStart"/>
+      <w:r>
+        <w:rPr>
+          <w:rFonts w:ascii="Barlow Condensed Medium" w:eastAsia="華康細黑體" w:hAnsi="Barlow Condensed Medium" w:cs="微軟正黑體" w:hint="eastAsia"/>
+          <w:w w:val="70"/>
+          <w:sz w:val="26"/>
+          <w:szCs w:val="26"/>
+        </w:rPr>
+        <w:t>祂</w:t>
+      </w:r>
+      <w:proofErr w:type="gramEnd"/>
+      <w:r>
+        <w:rPr>
+          <w:rFonts w:ascii="Barlow Condensed Medium" w:eastAsia="華康細黑體" w:hAnsi="Barlow Condensed Medium" w:cs="微軟正黑體" w:hint="eastAsia"/>
+          <w:w w:val="70"/>
+          <w:sz w:val="26"/>
+          <w:szCs w:val="26"/>
+        </w:rPr>
+        <w:t xml:space="preserve">是唯一的真神。因為信心，　</w:t>
+      </w:r>
+      <w:proofErr w:type="gramStart"/>
+      <w:r>
+        <w:rPr>
+          <w:rFonts w:ascii="Barlow Condensed Medium" w:eastAsia="華康細黑體" w:hAnsi="Barlow Condensed Medium" w:cs="微軟正黑體" w:hint="eastAsia"/>
+          <w:w w:val="70"/>
+          <w:sz w:val="26"/>
+          <w:szCs w:val="26"/>
+        </w:rPr>
+        <w:t>神讓希西</w:t>
+      </w:r>
+      <w:proofErr w:type="gramEnd"/>
+      <w:r>
+        <w:rPr>
+          <w:rFonts w:ascii="Barlow Condensed Medium" w:eastAsia="華康細黑體" w:hAnsi="Barlow Condensed Medium" w:cs="微軟正黑體" w:hint="eastAsia"/>
+          <w:w w:val="70"/>
+          <w:sz w:val="26"/>
+          <w:szCs w:val="26"/>
+        </w:rPr>
+        <w:t>家見證了</w:t>
+      </w:r>
+      <w:proofErr w:type="gramStart"/>
+      <w:r>
+        <w:rPr>
+          <w:rFonts w:ascii="Barlow Condensed Medium" w:eastAsia="華康細黑體" w:hAnsi="Barlow Condensed Medium" w:cs="微軟正黑體" w:hint="eastAsia"/>
+          <w:w w:val="70"/>
+          <w:sz w:val="26"/>
+          <w:szCs w:val="26"/>
+        </w:rPr>
+        <w:t>祂</w:t>
+      </w:r>
+      <w:proofErr w:type="gramEnd"/>
+      <w:r>
+        <w:rPr>
+          <w:rFonts w:ascii="Barlow Condensed Medium" w:eastAsia="華康細黑體" w:hAnsi="Barlow Condensed Medium" w:cs="微軟正黑體" w:hint="eastAsia"/>
+          <w:w w:val="70"/>
+          <w:sz w:val="26"/>
+          <w:szCs w:val="26"/>
+        </w:rPr>
+        <w:t>的預言，讓</w:t>
+      </w:r>
+      <w:proofErr w:type="gramStart"/>
+      <w:r>
+        <w:rPr>
+          <w:rFonts w:ascii="Barlow Condensed Medium" w:eastAsia="華康細黑體" w:hAnsi="Barlow Condensed Medium" w:cs="微軟正黑體" w:hint="eastAsia"/>
+          <w:w w:val="70"/>
+          <w:sz w:val="26"/>
+          <w:szCs w:val="26"/>
+        </w:rPr>
+        <w:t>亞述王不再</w:t>
+      </w:r>
+      <w:proofErr w:type="gramEnd"/>
+      <w:r>
+        <w:rPr>
+          <w:rFonts w:ascii="Barlow Condensed Medium" w:eastAsia="華康細黑體" w:hAnsi="Barlow Condensed Medium" w:cs="微軟正黑體" w:hint="eastAsia"/>
+          <w:w w:val="70"/>
+          <w:sz w:val="26"/>
+          <w:szCs w:val="26"/>
+        </w:rPr>
+        <w:t>回來，又讓他重病痊癒，延壽</w:t>
       </w:r>
       <w:r>
         <w:rPr>
@@ -27240,8 +28630,69 @@
           <w:sz w:val="26"/>
           <w:szCs w:val="26"/>
         </w:rPr>
-        <w:t>天使神兵無法預期的力量，讓亞述軍元氣大傷。加上亞述王西拿基立憂心叛變而搬師回朝。此後轉往東方與巴比倫、以攔爭戰。他的心憂心失去權勢的力量。</w:t>
-      </w:r>
+        <w:t>天使神兵無法預期的力量，讓</w:t>
+      </w:r>
+      <w:proofErr w:type="gramStart"/>
+      <w:r>
+        <w:rPr>
+          <w:rFonts w:ascii="Barlow Condensed Medium" w:eastAsia="華康儷中黑" w:hAnsi="Barlow Condensed Medium" w:hint="eastAsia"/>
+          <w:w w:val="70"/>
+          <w:sz w:val="26"/>
+          <w:szCs w:val="26"/>
+        </w:rPr>
+        <w:t>亞述軍元氣</w:t>
+      </w:r>
+      <w:proofErr w:type="gramEnd"/>
+      <w:r>
+        <w:rPr>
+          <w:rFonts w:ascii="Barlow Condensed Medium" w:eastAsia="華康儷中黑" w:hAnsi="Barlow Condensed Medium" w:hint="eastAsia"/>
+          <w:w w:val="70"/>
+          <w:sz w:val="26"/>
+          <w:szCs w:val="26"/>
+        </w:rPr>
+        <w:t>大傷。加上亞</w:t>
+      </w:r>
+      <w:proofErr w:type="gramStart"/>
+      <w:r>
+        <w:rPr>
+          <w:rFonts w:ascii="Barlow Condensed Medium" w:eastAsia="華康儷中黑" w:hAnsi="Barlow Condensed Medium" w:hint="eastAsia"/>
+          <w:w w:val="70"/>
+          <w:sz w:val="26"/>
+          <w:szCs w:val="26"/>
+        </w:rPr>
+        <w:t>述王西拿基立</w:t>
+      </w:r>
+      <w:proofErr w:type="gramEnd"/>
+      <w:r>
+        <w:rPr>
+          <w:rFonts w:ascii="Barlow Condensed Medium" w:eastAsia="華康儷中黑" w:hAnsi="Barlow Condensed Medium" w:hint="eastAsia"/>
+          <w:w w:val="70"/>
+          <w:sz w:val="26"/>
+          <w:szCs w:val="26"/>
+        </w:rPr>
+        <w:t>憂心叛變而搬師回朝。此後轉往東方與巴比倫、</w:t>
+      </w:r>
+      <w:proofErr w:type="gramStart"/>
+      <w:r>
+        <w:rPr>
+          <w:rFonts w:ascii="Barlow Condensed Medium" w:eastAsia="華康儷中黑" w:hAnsi="Barlow Condensed Medium" w:hint="eastAsia"/>
+          <w:w w:val="70"/>
+          <w:sz w:val="26"/>
+          <w:szCs w:val="26"/>
+        </w:rPr>
+        <w:t>以攔爭戰</w:t>
+      </w:r>
+      <w:proofErr w:type="gramEnd"/>
+      <w:r>
+        <w:rPr>
+          <w:rFonts w:ascii="Barlow Condensed Medium" w:eastAsia="華康儷中黑" w:hAnsi="Barlow Condensed Medium" w:hint="eastAsia"/>
+          <w:w w:val="70"/>
+          <w:sz w:val="26"/>
+          <w:szCs w:val="26"/>
+        </w:rPr>
+        <w:t>。他的心憂心失去權勢的力量。</w:t>
+      </w:r>
+      <w:proofErr w:type="gramStart"/>
       <w:r>
         <w:rPr>
           <w:rFonts w:ascii="Barlow Condensed Medium" w:eastAsia="華康細黑體" w:hAnsi="Barlow Condensed Medium" w:cs="微軟正黑體" w:hint="eastAsia"/>
@@ -27251,6 +28702,7 @@
         </w:rPr>
         <w:t>亞述軍損失</w:t>
       </w:r>
+      <w:proofErr w:type="gramEnd"/>
       <w:r>
         <w:rPr>
           <w:rFonts w:ascii="Barlow Condensed Medium" w:eastAsia="華康細黑體" w:hAnsi="Barlow Condensed Medium" w:cs="微軟正黑體" w:hint="eastAsia"/>
@@ -27285,8 +28737,9 @@
           <w:sz w:val="26"/>
           <w:szCs w:val="26"/>
         </w:rPr>
-        <w:t>千人是極驚人的數目。為了證明這事件的真實性，有人找到亞述的歷史記文件，說西拿</w:t>
-      </w:r>
+        <w:t>千人是極驚人的數目。為了證明這事件的真實性，有人找到亞述的歷史記文件，</w:t>
+      </w:r>
+      <w:proofErr w:type="gramStart"/>
       <w:r>
         <w:rPr>
           <w:rFonts w:ascii="Barlow Condensed Medium" w:eastAsia="華康細黑體" w:hAnsi="Barlow Condensed Medium" w:cs="微軟正黑體" w:hint="eastAsia"/>
@@ -27294,7 +28747,7 @@
           <w:sz w:val="26"/>
           <w:szCs w:val="26"/>
         </w:rPr>
-        <w:t>基立退兵是因為老鼠帶來災禍。有人說是鼠疫在軍隊中傳染，又有人說</w:t>
+        <w:t>說西拿</w:t>
       </w:r>
       <w:r>
         <w:rPr>
@@ -27303,8 +28756,9 @@
           <w:sz w:val="26"/>
           <w:szCs w:val="26"/>
         </w:rPr>
-        <w:t>瘟疫不可能這麼快死這麼多人，是大量的老鼠破壞軍械和糧草，而讓埃及的軍隊能重擊亞述軍，讓亞述軍雖然勝了卻是慘勝。就是亞述王從拉吉轉戰立拿的時候，而古實就是尼羅河上游的上埃及。亞述軍曾攻入埃及，埃及</w:t>
-      </w:r>
+        <w:t>基立</w:t>
+      </w:r>
+      <w:proofErr w:type="gramEnd"/>
       <w:r>
         <w:rPr>
           <w:rFonts w:ascii="Barlow Condensed Medium" w:eastAsia="華康細黑體" w:hAnsi="Barlow Condensed Medium" w:cs="微軟正黑體" w:hint="eastAsia"/>
@@ -27312,8 +28766,9 @@
           <w:sz w:val="26"/>
           <w:szCs w:val="26"/>
         </w:rPr>
-        <w:t>人</w:t>
-      </w:r>
+        <w:t>退兵是因為老鼠帶來災禍。</w:t>
+      </w:r>
+      <w:proofErr w:type="gramStart"/>
       <w:r>
         <w:rPr>
           <w:rFonts w:ascii="Barlow Condensed Medium" w:eastAsia="華康細黑體" w:hAnsi="Barlow Condensed Medium" w:cs="微軟正黑體" w:hint="eastAsia"/>
@@ -27321,8 +28776,9 @@
           <w:sz w:val="26"/>
           <w:szCs w:val="26"/>
         </w:rPr>
-        <w:t>就退到古實。所以，這位古實王特哈加就是埃及的王儲。</w:t>
-      </w:r>
+        <w:t>有人說是鼠疫</w:t>
+      </w:r>
+      <w:proofErr w:type="gramEnd"/>
       <w:r>
         <w:rPr>
           <w:rFonts w:ascii="Barlow Condensed Medium" w:eastAsia="華康細黑體" w:hAnsi="Barlow Condensed Medium" w:cs="微軟正黑體" w:hint="eastAsia"/>
@@ -27330,7 +28786,214 @@
           <w:sz w:val="26"/>
           <w:szCs w:val="26"/>
         </w:rPr>
-        <w:t>總之，亞述軍隊損傷太大，不得不退兵。同時，　神在東方和王城尼尼微都興起了新的敵人。因為，亞述相信軍事力量能掌控一切，所以他害怕的是</w:t>
+        <w:t>在軍隊中傳染，又有人說</w:t>
+      </w:r>
+      <w:r>
+        <w:rPr>
+          <w:rFonts w:ascii="Barlow Condensed Medium" w:eastAsia="華康細黑體" w:hAnsi="Barlow Condensed Medium" w:cs="微軟正黑體" w:hint="eastAsia"/>
+          <w:w w:val="70"/>
+          <w:sz w:val="26"/>
+          <w:szCs w:val="26"/>
+        </w:rPr>
+        <w:t>瘟疫不可能這麼快死這麼多人，是大量的老鼠破壞軍械和糧草，而讓埃及的軍隊能重</w:t>
+      </w:r>
+      <w:proofErr w:type="gramStart"/>
+      <w:r>
+        <w:rPr>
+          <w:rFonts w:ascii="Barlow Condensed Medium" w:eastAsia="華康細黑體" w:hAnsi="Barlow Condensed Medium" w:cs="微軟正黑體" w:hint="eastAsia"/>
+          <w:w w:val="70"/>
+          <w:sz w:val="26"/>
+          <w:szCs w:val="26"/>
+        </w:rPr>
+        <w:t>擊亞述軍</w:t>
+      </w:r>
+      <w:proofErr w:type="gramEnd"/>
+      <w:r>
+        <w:rPr>
+          <w:rFonts w:ascii="Barlow Condensed Medium" w:eastAsia="華康細黑體" w:hAnsi="Barlow Condensed Medium" w:cs="微軟正黑體" w:hint="eastAsia"/>
+          <w:w w:val="70"/>
+          <w:sz w:val="26"/>
+          <w:szCs w:val="26"/>
+        </w:rPr>
+        <w:t>，讓</w:t>
+      </w:r>
+      <w:proofErr w:type="gramStart"/>
+      <w:r>
+        <w:rPr>
+          <w:rFonts w:ascii="Barlow Condensed Medium" w:eastAsia="華康細黑體" w:hAnsi="Barlow Condensed Medium" w:cs="微軟正黑體" w:hint="eastAsia"/>
+          <w:w w:val="70"/>
+          <w:sz w:val="26"/>
+          <w:szCs w:val="26"/>
+        </w:rPr>
+        <w:t>亞述軍雖然</w:t>
+      </w:r>
+      <w:proofErr w:type="gramEnd"/>
+      <w:r>
+        <w:rPr>
+          <w:rFonts w:ascii="Barlow Condensed Medium" w:eastAsia="華康細黑體" w:hAnsi="Barlow Condensed Medium" w:cs="微軟正黑體" w:hint="eastAsia"/>
+          <w:w w:val="70"/>
+          <w:sz w:val="26"/>
+          <w:szCs w:val="26"/>
+        </w:rPr>
+        <w:t>勝了卻是慘勝。就是</w:t>
+      </w:r>
+      <w:proofErr w:type="gramStart"/>
+      <w:r>
+        <w:rPr>
+          <w:rFonts w:ascii="Barlow Condensed Medium" w:eastAsia="華康細黑體" w:hAnsi="Barlow Condensed Medium" w:cs="微軟正黑體" w:hint="eastAsia"/>
+          <w:w w:val="70"/>
+          <w:sz w:val="26"/>
+          <w:szCs w:val="26"/>
+        </w:rPr>
+        <w:t>亞述王從</w:t>
+      </w:r>
+      <w:proofErr w:type="gramEnd"/>
+      <w:r>
+        <w:rPr>
+          <w:rFonts w:ascii="Barlow Condensed Medium" w:eastAsia="華康細黑體" w:hAnsi="Barlow Condensed Medium" w:cs="微軟正黑體" w:hint="eastAsia"/>
+          <w:w w:val="70"/>
+          <w:sz w:val="26"/>
+          <w:szCs w:val="26"/>
+        </w:rPr>
+        <w:t>拉吉轉戰立拿的時候，</w:t>
+      </w:r>
+      <w:proofErr w:type="gramStart"/>
+      <w:r>
+        <w:rPr>
+          <w:rFonts w:ascii="Barlow Condensed Medium" w:eastAsia="華康細黑體" w:hAnsi="Barlow Condensed Medium" w:cs="微軟正黑體" w:hint="eastAsia"/>
+          <w:w w:val="70"/>
+          <w:sz w:val="26"/>
+          <w:szCs w:val="26"/>
+        </w:rPr>
+        <w:t>而古實就是</w:t>
+      </w:r>
+      <w:proofErr w:type="gramEnd"/>
+      <w:r>
+        <w:rPr>
+          <w:rFonts w:ascii="Barlow Condensed Medium" w:eastAsia="華康細黑體" w:hAnsi="Barlow Condensed Medium" w:cs="微軟正黑體" w:hint="eastAsia"/>
+          <w:w w:val="70"/>
+          <w:sz w:val="26"/>
+          <w:szCs w:val="26"/>
+        </w:rPr>
+        <w:t>尼羅河上游的上埃及。</w:t>
+      </w:r>
+      <w:proofErr w:type="gramStart"/>
+      <w:r>
+        <w:rPr>
+          <w:rFonts w:ascii="Barlow Condensed Medium" w:eastAsia="華康細黑體" w:hAnsi="Barlow Condensed Medium" w:cs="微軟正黑體" w:hint="eastAsia"/>
+          <w:w w:val="70"/>
+          <w:sz w:val="26"/>
+          <w:szCs w:val="26"/>
+        </w:rPr>
+        <w:t>亞述軍曾</w:t>
+      </w:r>
+      <w:proofErr w:type="gramEnd"/>
+      <w:r>
+        <w:rPr>
+          <w:rFonts w:ascii="Barlow Condensed Medium" w:eastAsia="華康細黑體" w:hAnsi="Barlow Condensed Medium" w:cs="微軟正黑體" w:hint="eastAsia"/>
+          <w:w w:val="70"/>
+          <w:sz w:val="26"/>
+          <w:szCs w:val="26"/>
+        </w:rPr>
+        <w:t>攻入埃及，埃及</w:t>
+      </w:r>
+      <w:r>
+        <w:rPr>
+          <w:rFonts w:ascii="Barlow Condensed Medium" w:eastAsia="華康細黑體" w:hAnsi="Barlow Condensed Medium" w:cs="微軟正黑體" w:hint="eastAsia"/>
+          <w:w w:val="70"/>
+          <w:sz w:val="26"/>
+          <w:szCs w:val="26"/>
+        </w:rPr>
+        <w:t>人</w:t>
+      </w:r>
+      <w:r>
+        <w:rPr>
+          <w:rFonts w:ascii="Barlow Condensed Medium" w:eastAsia="華康細黑體" w:hAnsi="Barlow Condensed Medium" w:cs="微軟正黑體" w:hint="eastAsia"/>
+          <w:w w:val="70"/>
+          <w:sz w:val="26"/>
+          <w:szCs w:val="26"/>
+        </w:rPr>
+        <w:t>就退</w:t>
+      </w:r>
+      <w:proofErr w:type="gramStart"/>
+      <w:r>
+        <w:rPr>
+          <w:rFonts w:ascii="Barlow Condensed Medium" w:eastAsia="華康細黑體" w:hAnsi="Barlow Condensed Medium" w:cs="微軟正黑體" w:hint="eastAsia"/>
+          <w:w w:val="70"/>
+          <w:sz w:val="26"/>
+          <w:szCs w:val="26"/>
+        </w:rPr>
+        <w:t>到古實</w:t>
+      </w:r>
+      <w:proofErr w:type="gramEnd"/>
+      <w:r>
+        <w:rPr>
+          <w:rFonts w:ascii="Barlow Condensed Medium" w:eastAsia="華康細黑體" w:hAnsi="Barlow Condensed Medium" w:cs="微軟正黑體" w:hint="eastAsia"/>
+          <w:w w:val="70"/>
+          <w:sz w:val="26"/>
+          <w:szCs w:val="26"/>
+        </w:rPr>
+        <w:t>。所以，這位</w:t>
+      </w:r>
+      <w:proofErr w:type="gramStart"/>
+      <w:r>
+        <w:rPr>
+          <w:rFonts w:ascii="Barlow Condensed Medium" w:eastAsia="華康細黑體" w:hAnsi="Barlow Condensed Medium" w:cs="微軟正黑體" w:hint="eastAsia"/>
+          <w:w w:val="70"/>
+          <w:sz w:val="26"/>
+          <w:szCs w:val="26"/>
+        </w:rPr>
+        <w:t>古實王特哈加</w:t>
+      </w:r>
+      <w:proofErr w:type="gramEnd"/>
+      <w:r>
+        <w:rPr>
+          <w:rFonts w:ascii="Barlow Condensed Medium" w:eastAsia="華康細黑體" w:hAnsi="Barlow Condensed Medium" w:cs="微軟正黑體" w:hint="eastAsia"/>
+          <w:w w:val="70"/>
+          <w:sz w:val="26"/>
+          <w:szCs w:val="26"/>
+        </w:rPr>
+        <w:t>就是埃及的王儲。</w:t>
+      </w:r>
+      <w:proofErr w:type="gramStart"/>
+      <w:r>
+        <w:rPr>
+          <w:rFonts w:ascii="Barlow Condensed Medium" w:eastAsia="華康細黑體" w:hAnsi="Barlow Condensed Medium" w:cs="微軟正黑體" w:hint="eastAsia"/>
+          <w:w w:val="70"/>
+          <w:sz w:val="26"/>
+          <w:szCs w:val="26"/>
+        </w:rPr>
+        <w:t>總之，</w:t>
+      </w:r>
+      <w:proofErr w:type="gramEnd"/>
+      <w:r>
+        <w:rPr>
+          <w:rFonts w:ascii="Barlow Condensed Medium" w:eastAsia="華康細黑體" w:hAnsi="Barlow Condensed Medium" w:cs="微軟正黑體" w:hint="eastAsia"/>
+          <w:w w:val="70"/>
+          <w:sz w:val="26"/>
+          <w:szCs w:val="26"/>
+        </w:rPr>
+        <w:t>亞述軍隊損傷太大，不得不退兵。同時，　神在東方和王城尼</w:t>
+      </w:r>
+      <w:proofErr w:type="gramStart"/>
+      <w:r>
+        <w:rPr>
+          <w:rFonts w:ascii="Barlow Condensed Medium" w:eastAsia="華康細黑體" w:hAnsi="Barlow Condensed Medium" w:cs="微軟正黑體" w:hint="eastAsia"/>
+          <w:w w:val="70"/>
+          <w:sz w:val="26"/>
+          <w:szCs w:val="26"/>
+        </w:rPr>
+        <w:t>尼微都</w:t>
+      </w:r>
+      <w:proofErr w:type="gramEnd"/>
+      <w:r>
+        <w:rPr>
+          <w:rFonts w:ascii="Barlow Condensed Medium" w:eastAsia="華康細黑體" w:hAnsi="Barlow Condensed Medium" w:cs="微軟正黑體" w:hint="eastAsia"/>
+          <w:w w:val="70"/>
+          <w:sz w:val="26"/>
+          <w:szCs w:val="26"/>
+        </w:rPr>
+        <w:t>興起了新的敵人。因為，亞述相信軍事力量能掌控一切，所以他害怕的是</w:t>
       </w:r>
       <w:r>
         <w:rPr>
@@ -27379,7 +29042,17 @@
           <w:sz w:val="26"/>
           <w:szCs w:val="26"/>
         </w:rPr>
-        <w:t>保守你的心勝過一切</w:t>
+        <w:t>保守你的心勝過</w:t>
+      </w:r>
+      <w:proofErr w:type="gramStart"/>
+      <w:r>
+        <w:rPr>
+          <w:rFonts w:ascii="Barlow Condensed Medium" w:eastAsia="華康儷中黑" w:hAnsi="Barlow Condensed Medium" w:cs="新細明體" w:hint="eastAsia"/>
+          <w:w w:val="70"/>
+          <w:sz w:val="26"/>
+          <w:szCs w:val="26"/>
+        </w:rPr>
+        <w:t>一切</w:t>
       </w:r>
       <w:r>
         <w:rPr>
@@ -27390,6 +29063,7 @@
         </w:rPr>
         <w:t>＞</w:t>
       </w:r>
+      <w:proofErr w:type="gramEnd"/>
       <w:r>
         <w:rPr>
           <w:rFonts w:ascii="Cambria" w:eastAsia="華康細黑體" w:hAnsi="Cambria" w:cs="Cambria" w:hint="eastAsia"/>
@@ -27433,8 +29107,9 @@
           <w:sz w:val="26"/>
           <w:szCs w:val="26"/>
         </w:rPr>
-        <w:t>節說：「要保守你心，勝過保守一切，因為生命的泉源由心發出。」因為人之所以活，就是可以用心衡量是非對錯、輕重緩急，和事物的價值和真偽；同時追求和實踐心所認定的一切價值。甚至能悔改和重新出發。最近，美軍願意花四億美金救回一個落入敵境的飛行武器官，讓全世界的軍隊都驚醒了。極權國家，用聖戰之名，半灌迷湯、半脅迫地叫年青人成為自殺炸彈。用國家大愛之名，發給士兵一人一個遙控炸彈頭盔，當他失踪的時候，他的長官會按下按鈕，幫助他為國壯烈犧牲。意思是，一個根本不在乎自己人的死活的軍隊，怎麼可能在乎他們打的戰是不是正義、理性且有人性的。美軍在二戰之後，為了成為世界警察，經歷長久痛苦所領悟出一個能凝聚戰鬥團體的人性光明價值，就是絕不丟下任何</w:t>
-      </w:r>
+        <w:t>節說：「要保守你心，勝過保守一切，因為生命的泉源由心發出。」因為人之所以活，就是可以用心衡量是非對錯、輕重緩急，和事物的價值和真偽；同時追求和實踐心所認定的一切價值。甚至能悔改和重新出發。最近，美軍願意花四億美金救回一個落入敵境的飛行武器官，讓全世界的軍隊都驚醒了。極權國家，</w:t>
+      </w:r>
+      <w:proofErr w:type="gramStart"/>
       <w:r>
         <w:rPr>
           <w:rFonts w:ascii="Cambria" w:eastAsia="華康細黑體" w:hAnsi="Cambria" w:cs="Cambria" w:hint="eastAsia"/>
@@ -27442,7 +29117,66 @@
           <w:sz w:val="26"/>
           <w:szCs w:val="26"/>
         </w:rPr>
-        <w:t>人。軍人服從命令，不能選擇任務，但是他們仍可以活得有人性。</w:t>
+        <w:t>用聖戰</w:t>
+      </w:r>
+      <w:proofErr w:type="gramEnd"/>
+      <w:r>
+        <w:rPr>
+          <w:rFonts w:ascii="Cambria" w:eastAsia="華康細黑體" w:hAnsi="Cambria" w:cs="Cambria" w:hint="eastAsia"/>
+          <w:w w:val="70"/>
+          <w:sz w:val="26"/>
+          <w:szCs w:val="26"/>
+        </w:rPr>
+        <w:t>之名，</w:t>
+      </w:r>
+      <w:proofErr w:type="gramStart"/>
+      <w:r>
+        <w:rPr>
+          <w:rFonts w:ascii="Cambria" w:eastAsia="華康細黑體" w:hAnsi="Cambria" w:cs="Cambria" w:hint="eastAsia"/>
+          <w:w w:val="70"/>
+          <w:sz w:val="26"/>
+          <w:szCs w:val="26"/>
+        </w:rPr>
+        <w:t>半灌迷</w:t>
+      </w:r>
+      <w:proofErr w:type="gramEnd"/>
+      <w:r>
+        <w:rPr>
+          <w:rFonts w:ascii="Cambria" w:eastAsia="華康細黑體" w:hAnsi="Cambria" w:cs="Cambria" w:hint="eastAsia"/>
+          <w:w w:val="70"/>
+          <w:sz w:val="26"/>
+          <w:szCs w:val="26"/>
+        </w:rPr>
+        <w:t>湯、半脅迫地叫年青人成為自殺炸彈。用國家大愛之名，發給士兵一人一個遙控炸彈頭盔，當他失踪的時候，他的長官會按下按鈕，幫助他為國壯烈犧牲。意思是，一個根本不在乎自己人的死活的軍隊，怎麼可能在乎他們打的戰是不是正義、理性且有人性的。美軍在二戰之後，為了成為世界警察，經歷長久痛苦所領悟出一個能凝聚戰鬥團體的人性光明價值，就是絕不丟下任何</w:t>
+      </w:r>
+      <w:r>
+        <w:rPr>
+          <w:rFonts w:ascii="Cambria" w:eastAsia="華康細黑體" w:hAnsi="Cambria" w:cs="Cambria" w:hint="eastAsia"/>
+          <w:w w:val="70"/>
+          <w:sz w:val="26"/>
+          <w:szCs w:val="26"/>
+        </w:rPr>
+        <w:t>人。軍人服從命令，不能選擇任務，但是他們仍</w:t>
+      </w:r>
+      <w:proofErr w:type="gramStart"/>
+      <w:r>
+        <w:rPr>
+          <w:rFonts w:ascii="Cambria" w:eastAsia="華康細黑體" w:hAnsi="Cambria" w:cs="Cambria" w:hint="eastAsia"/>
+          <w:w w:val="70"/>
+          <w:sz w:val="26"/>
+          <w:szCs w:val="26"/>
+        </w:rPr>
+        <w:t>可以活得有</w:t>
+      </w:r>
+      <w:proofErr w:type="gramEnd"/>
+      <w:r>
+        <w:rPr>
+          <w:rFonts w:ascii="Cambria" w:eastAsia="華康細黑體" w:hAnsi="Cambria" w:cs="Cambria" w:hint="eastAsia"/>
+          <w:w w:val="70"/>
+          <w:sz w:val="26"/>
+          <w:szCs w:val="26"/>
+        </w:rPr>
+        <w:t>人性。</w:t>
       </w:r>
       <w:r>
         <w:rPr>
@@ -27492,7 +29226,47 @@
           <w:sz w:val="26"/>
           <w:szCs w:val="26"/>
         </w:rPr>
-        <w:t>雖然西拿基立是在預言的二十年後才被刺殺。表示這猜疑不安的心也折磨了他二十年。諷刺的是，他的神沒有保祐他，軍隊沒有保護他，殺他竟是自己的長子。</w:t>
+        <w:t>雖然</w:t>
+      </w:r>
+      <w:proofErr w:type="gramStart"/>
+      <w:r>
+        <w:rPr>
+          <w:rFonts w:ascii="Barlow Condensed Medium" w:eastAsia="華康儷中黑" w:hAnsi="Barlow Condensed Medium" w:hint="eastAsia"/>
+          <w:w w:val="70"/>
+          <w:sz w:val="26"/>
+          <w:szCs w:val="26"/>
+        </w:rPr>
+        <w:t>西拿基立</w:t>
+      </w:r>
+      <w:proofErr w:type="gramEnd"/>
+      <w:r>
+        <w:rPr>
+          <w:rFonts w:ascii="Barlow Condensed Medium" w:eastAsia="華康儷中黑" w:hAnsi="Barlow Condensed Medium" w:hint="eastAsia"/>
+          <w:w w:val="70"/>
+          <w:sz w:val="26"/>
+          <w:szCs w:val="26"/>
+        </w:rPr>
+        <w:t>是在預言的二十年後才被刺殺。表示這猜疑不安的心也折磨了他二十年。諷刺的是，他的神沒有保</w:t>
+      </w:r>
+      <w:proofErr w:type="gramStart"/>
+      <w:r>
+        <w:rPr>
+          <w:rFonts w:ascii="Barlow Condensed Medium" w:eastAsia="華康儷中黑" w:hAnsi="Barlow Condensed Medium" w:hint="eastAsia"/>
+          <w:w w:val="70"/>
+          <w:sz w:val="26"/>
+          <w:szCs w:val="26"/>
+        </w:rPr>
+        <w:t>祐</w:t>
+      </w:r>
+      <w:proofErr w:type="gramEnd"/>
+      <w:r>
+        <w:rPr>
+          <w:rFonts w:ascii="Barlow Condensed Medium" w:eastAsia="華康儷中黑" w:hAnsi="Barlow Condensed Medium" w:hint="eastAsia"/>
+          <w:w w:val="70"/>
+          <w:sz w:val="26"/>
+          <w:szCs w:val="26"/>
+        </w:rPr>
+        <w:t>他，軍隊沒有保護他，殺他竟是自己的長子。</w:t>
       </w:r>
       <w:r>
         <w:rPr>
@@ -27501,7 +29275,27 @@
           <w:sz w:val="26"/>
           <w:szCs w:val="26"/>
         </w:rPr>
-        <w:t>我們要問，敬畏　神的人，與不敬畏　神的，他們的心有何差別？耶穌曾用　神的道的果效來說明。</w:t>
+        <w:t>我們要問，敬畏　神的人，與不敬畏　神的，他們的心有何差別？耶穌曾用　神的道的</w:t>
+      </w:r>
+      <w:proofErr w:type="gramStart"/>
+      <w:r>
+        <w:rPr>
+          <w:rFonts w:ascii="Barlow Condensed Medium" w:eastAsia="華康細黑體" w:hAnsi="Barlow Condensed Medium" w:cs="微軟正黑體" w:hint="eastAsia"/>
+          <w:w w:val="70"/>
+          <w:sz w:val="26"/>
+          <w:szCs w:val="26"/>
+        </w:rPr>
+        <w:t>果效來</w:t>
+      </w:r>
+      <w:proofErr w:type="gramEnd"/>
+      <w:r>
+        <w:rPr>
+          <w:rFonts w:ascii="Barlow Condensed Medium" w:eastAsia="華康細黑體" w:hAnsi="Barlow Condensed Medium" w:cs="微軟正黑體" w:hint="eastAsia"/>
+          <w:w w:val="70"/>
+          <w:sz w:val="26"/>
+          <w:szCs w:val="26"/>
+        </w:rPr>
+        <w:t>說明。</w:t>
       </w:r>
       <w:r>
         <w:rPr>
@@ -27551,7 +29345,7 @@
 </file>
 
 <file path=word/endnotes.xml><?xml version="1.0" encoding="utf-8"?>
-<w:endnotes xmlns:wpc="http://schemas.microsoft.com/office/word/2010/wordprocessingCanvas" xmlns:mc="http://schemas.openxmlformats.org/markup-compatibility/2006" xmlns:o="urn:schemas-microsoft-com:office:office" xmlns:r="http://schemas.openxmlformats.org/officeDocument/2006/relationships" xmlns:m="http://schemas.openxmlformats.org/officeDocument/2006/math" xmlns:v="urn:schemas-microsoft-com:vml" xmlns:wp14="http://schemas.microsoft.com/office/word/2010/wordprocessingDrawing" xmlns:wp="http://schemas.openxmlformats.org/drawingml/2006/wordprocessingDrawing" xmlns:w10="urn:schemas-microsoft-com:office:word" xmlns:w="http://schemas.openxmlformats.org/wordprocessingml/2006/main" xmlns:w14="http://schemas.microsoft.com/office/word/2010/wordml" xmlns:w15="http://schemas.microsoft.com/office/word/2012/wordml" xmlns:wpg="http://schemas.microsoft.com/office/word/2010/wordprocessingGroup" xmlns:wpi="http://schemas.microsoft.com/office/word/2010/wordprocessingInk" xmlns:wne="http://schemas.microsoft.com/office/word/2006/wordml" xmlns:wps="http://schemas.microsoft.com/office/word/2010/wordprocessingShape" mc:Ignorable="w14 w15 wp14">
+<w:endnotes xmlns:wpc="http://schemas.microsoft.com/office/word/2010/wordprocessingCanvas" xmlns:cx="http://schemas.microsoft.com/office/drawing/2014/chartex" xmlns:cx1="http://schemas.microsoft.com/office/drawing/2015/9/8/chartex" xmlns:cx2="http://schemas.microsoft.com/office/drawing/2015/10/21/chartex" xmlns:cx3="http://schemas.microsoft.com/office/drawing/2016/5/9/chartex" xmlns:cx4="http://schemas.microsoft.com/office/drawing/2016/5/10/chartex" xmlns:cx5="http://schemas.microsoft.com/office/drawing/2016/5/11/chartex" xmlns:cx6="http://schemas.microsoft.com/office/drawing/2016/5/12/chartex" xmlns:cx7="http://schemas.microsoft.com/office/drawing/2016/5/13/chartex" xmlns:cx8="http://schemas.microsoft.com/office/drawing/2016/5/14/chartex" xmlns:mc="http://schemas.openxmlformats.org/markup-compatibility/2006" xmlns:aink="http://schemas.microsoft.com/office/drawing/2016/ink" xmlns:am3d="http://schemas.microsoft.com/office/drawing/2017/model3d" xmlns:o="urn:schemas-microsoft-com:office:office" xmlns:oel="http://schemas.microsoft.com/office/2019/extlst" xmlns:r="http://schemas.openxmlformats.org/officeDocument/2006/relationships" xmlns:m="http://schemas.openxmlformats.org/officeDocument/2006/math" xmlns:v="urn:schemas-microsoft-com:vml" xmlns:wp14="http://schemas.microsoft.com/office/word/2010/wordprocessingDrawing" xmlns:wp="http://schemas.openxmlformats.org/drawingml/2006/wordprocessingDrawing" xmlns:w10="urn:schemas-microsoft-com:office:word" xmlns:w="http://schemas.openxmlformats.org/wordprocessingml/2006/main" xmlns:w14="http://schemas.microsoft.com/office/word/2010/wordml" xmlns:w15="http://schemas.microsoft.com/office/word/2012/wordml" xmlns:w16cex="http://schemas.microsoft.com/office/word/2018/wordml/cex" xmlns:w16cid="http://schemas.microsoft.com/office/word/2016/wordml/cid" xmlns:w16="http://schemas.microsoft.com/office/word/2018/wordml" xmlns:w16sdtdh="http://schemas.microsoft.com/office/word/2020/wordml/sdtdatahash" xmlns:w16se="http://schemas.microsoft.com/office/word/2015/wordml/symex" xmlns:wpg="http://schemas.microsoft.com/office/word/2010/wordprocessingGroup" xmlns:wpi="http://schemas.microsoft.com/office/word/2010/wordprocessingInk" xmlns:wne="http://schemas.microsoft.com/office/word/2006/wordml" xmlns:wps="http://schemas.microsoft.com/office/word/2010/wordprocessingShape" mc:Ignorable="w14 w15 w16se w16cid w16 w16cex w16sdtdh wp14">
   <w:endnote w:type="separator" w:id="-1">
     <w:p>
       <w:r>
@@ -27570,7 +29364,7 @@
 </file>
 
 <file path=word/footnotes.xml><?xml version="1.0" encoding="utf-8"?>
-<w:footnotes xmlns:wpc="http://schemas.microsoft.com/office/word/2010/wordprocessingCanvas" xmlns:mc="http://schemas.openxmlformats.org/markup-compatibility/2006" xmlns:o="urn:schemas-microsoft-com:office:office" xmlns:r="http://schemas.openxmlformats.org/officeDocument/2006/relationships" xmlns:m="http://schemas.openxmlformats.org/officeDocument/2006/math" xmlns:v="urn:schemas-microsoft-com:vml" xmlns:wp14="http://schemas.microsoft.com/office/word/2010/wordprocessingDrawing" xmlns:wp="http://schemas.openxmlformats.org/drawingml/2006/wordprocessingDrawing" xmlns:w10="urn:schemas-microsoft-com:office:word" xmlns:w="http://schemas.openxmlformats.org/wordprocessingml/2006/main" xmlns:w14="http://schemas.microsoft.com/office/word/2010/wordml" xmlns:w15="http://schemas.microsoft.com/office/word/2012/wordml" xmlns:wpg="http://schemas.microsoft.com/office/word/2010/wordprocessingGroup" xmlns:wpi="http://schemas.microsoft.com/office/word/2010/wordprocessingInk" xmlns:wne="http://schemas.microsoft.com/office/word/2006/wordml" xmlns:wps="http://schemas.microsoft.com/office/word/2010/wordprocessingShape" mc:Ignorable="w14 w15 wp14">
+<w:footnotes xmlns:wpc="http://schemas.microsoft.com/office/word/2010/wordprocessingCanvas" xmlns:cx="http://schemas.microsoft.com/office/drawing/2014/chartex" xmlns:cx1="http://schemas.microsoft.com/office/drawing/2015/9/8/chartex" xmlns:cx2="http://schemas.microsoft.com/office/drawing/2015/10/21/chartex" xmlns:cx3="http://schemas.microsoft.com/office/drawing/2016/5/9/chartex" xmlns:cx4="http://schemas.microsoft.com/office/drawing/2016/5/10/chartex" xmlns:cx5="http://schemas.microsoft.com/office/drawing/2016/5/11/chartex" xmlns:cx6="http://schemas.microsoft.com/office/drawing/2016/5/12/chartex" xmlns:cx7="http://schemas.microsoft.com/office/drawing/2016/5/13/chartex" xmlns:cx8="http://schemas.microsoft.com/office/drawing/2016/5/14/chartex" xmlns:mc="http://schemas.openxmlformats.org/markup-compatibility/2006" xmlns:aink="http://schemas.microsoft.com/office/drawing/2016/ink" xmlns:am3d="http://schemas.microsoft.com/office/drawing/2017/model3d" xmlns:o="urn:schemas-microsoft-com:office:office" xmlns:oel="http://schemas.microsoft.com/office/2019/extlst" xmlns:r="http://schemas.openxmlformats.org/officeDocument/2006/relationships" xmlns:m="http://schemas.openxmlformats.org/officeDocument/2006/math" xmlns:v="urn:schemas-microsoft-com:vml" xmlns:wp14="http://schemas.microsoft.com/office/word/2010/wordprocessingDrawing" xmlns:wp="http://schemas.openxmlformats.org/drawingml/2006/wordprocessingDrawing" xmlns:w10="urn:schemas-microsoft-com:office:word" xmlns:w="http://schemas.openxmlformats.org/wordprocessingml/2006/main" xmlns:w14="http://schemas.microsoft.com/office/word/2010/wordml" xmlns:w15="http://schemas.microsoft.com/office/word/2012/wordml" xmlns:w16cex="http://schemas.microsoft.com/office/word/2018/wordml/cex" xmlns:w16cid="http://schemas.microsoft.com/office/word/2016/wordml/cid" xmlns:w16="http://schemas.microsoft.com/office/word/2018/wordml" xmlns:w16sdtdh="http://schemas.microsoft.com/office/word/2020/wordml/sdtdatahash" xmlns:w16se="http://schemas.microsoft.com/office/word/2015/wordml/symex" xmlns:wpg="http://schemas.microsoft.com/office/word/2010/wordprocessingGroup" xmlns:wpi="http://schemas.microsoft.com/office/word/2010/wordprocessingInk" xmlns:wne="http://schemas.microsoft.com/office/word/2006/wordml" xmlns:wps="http://schemas.microsoft.com/office/word/2010/wordprocessingShape" mc:Ignorable="w14 w15 w16se w16cid w16 w16cex w16sdtdh wp14">
   <w:footnote w:type="separator" w:id="-1">
     <w:p>
       <w:r>
@@ -27589,7 +29383,7 @@
 </file>
 
 <file path=word/header1.xml><?xml version="1.0" encoding="utf-8"?>
-<w:hdr xmlns:wpc="http://schemas.microsoft.com/office/word/2010/wordprocessingCanvas" xmlns:mc="http://schemas.openxmlformats.org/markup-compatibility/2006" xmlns:o="urn:schemas-microsoft-com:office:office" xmlns:r="http://schemas.openxmlformats.org/officeDocument/2006/relationships" xmlns:m="http://schemas.openxmlformats.org/officeDocument/2006/math" xmlns:v="urn:schemas-microsoft-com:vml" xmlns:wp14="http://schemas.microsoft.com/office/word/2010/wordprocessingDrawing" xmlns:wp="http://schemas.openxmlformats.org/drawingml/2006/wordprocessingDrawing" xmlns:w10="urn:schemas-microsoft-com:office:word" xmlns:w="http://schemas.openxmlformats.org/wordprocessingml/2006/main" xmlns:w14="http://schemas.microsoft.com/office/word/2010/wordml" xmlns:w15="http://schemas.microsoft.com/office/word/2012/wordml" xmlns:wpg="http://schemas.microsoft.com/office/word/2010/wordprocessingGroup" xmlns:wpi="http://schemas.microsoft.com/office/word/2010/wordprocessingInk" xmlns:wne="http://schemas.microsoft.com/office/word/2006/wordml" xmlns:wps="http://schemas.microsoft.com/office/word/2010/wordprocessingShape" mc:Ignorable="w14 w15 wp14">
+<w:hdr xmlns:wpc="http://schemas.microsoft.com/office/word/2010/wordprocessingCanvas" xmlns:cx="http://schemas.microsoft.com/office/drawing/2014/chartex" xmlns:cx1="http://schemas.microsoft.com/office/drawing/2015/9/8/chartex" xmlns:cx2="http://schemas.microsoft.com/office/drawing/2015/10/21/chartex" xmlns:cx3="http://schemas.microsoft.com/office/drawing/2016/5/9/chartex" xmlns:cx4="http://schemas.microsoft.com/office/drawing/2016/5/10/chartex" xmlns:cx5="http://schemas.microsoft.com/office/drawing/2016/5/11/chartex" xmlns:cx6="http://schemas.microsoft.com/office/drawing/2016/5/12/chartex" xmlns:cx7="http://schemas.microsoft.com/office/drawing/2016/5/13/chartex" xmlns:cx8="http://schemas.microsoft.com/office/drawing/2016/5/14/chartex" xmlns:mc="http://schemas.openxmlformats.org/markup-compatibility/2006" xmlns:aink="http://schemas.microsoft.com/office/drawing/2016/ink" xmlns:am3d="http://schemas.microsoft.com/office/drawing/2017/model3d" xmlns:o="urn:schemas-microsoft-com:office:office" xmlns:oel="http://schemas.microsoft.com/office/2019/extlst" xmlns:r="http://schemas.openxmlformats.org/officeDocument/2006/relationships" xmlns:m="http://schemas.openxmlformats.org/officeDocument/2006/math" xmlns:v="urn:schemas-microsoft-com:vml" xmlns:wp14="http://schemas.microsoft.com/office/word/2010/wordprocessingDrawing" xmlns:wp="http://schemas.openxmlformats.org/drawingml/2006/wordprocessingDrawing" xmlns:w10="urn:schemas-microsoft-com:office:word" xmlns:w="http://schemas.openxmlformats.org/wordprocessingml/2006/main" xmlns:w14="http://schemas.microsoft.com/office/word/2010/wordml" xmlns:w15="http://schemas.microsoft.com/office/word/2012/wordml" xmlns:w16cex="http://schemas.microsoft.com/office/word/2018/wordml/cex" xmlns:w16cid="http://schemas.microsoft.com/office/word/2016/wordml/cid" xmlns:w16="http://schemas.microsoft.com/office/word/2018/wordml" xmlns:w16sdtdh="http://schemas.microsoft.com/office/word/2020/wordml/sdtdatahash" xmlns:w16se="http://schemas.microsoft.com/office/word/2015/wordml/symex" xmlns:wpg="http://schemas.microsoft.com/office/word/2010/wordprocessingGroup" xmlns:wpi="http://schemas.microsoft.com/office/word/2010/wordprocessingInk" xmlns:wne="http://schemas.microsoft.com/office/word/2006/wordml" xmlns:wps="http://schemas.microsoft.com/office/word/2010/wordprocessingShape" mc:Ignorable="w14 w15 w16se w16cid w16 w16cex w16sdtdh wp14">
   <w:p>
     <w:pPr>
       <w:pStyle w:val="a4"/>
@@ -27661,7 +29455,7 @@
         <w:b/>
         <w:noProof/>
       </w:rPr>
-      <w:t>2615</w:t>
+      <w:t>2616</w:t>
     </w:r>
     <w:r>
       <w:rPr>
@@ -27798,7 +29592,7 @@
         <w:b/>
         <w:noProof/>
       </w:rPr>
-      <w:t>12</w:t>
+      <w:t>19</w:t>
     </w:r>
     <w:r>
       <w:rPr>
@@ -27870,7 +29664,7 @@
         <w:b/>
         <w:noProof/>
       </w:rPr>
-      <w:t>2615</w:t>
+      <w:t>2616</w:t>
     </w:r>
     <w:r>
       <w:rPr>
@@ -28007,7 +29801,7 @@
         <w:b/>
         <w:noProof/>
       </w:rPr>
-      <w:t>12</w:t>
+      <w:t>19</w:t>
     </w:r>
     <w:r>
       <w:rPr>
@@ -28047,7 +29841,7 @@
 </file>
 
 <file path=word/header2.xml><?xml version="1.0" encoding="utf-8"?>
-<w:hdr xmlns:wpc="http://schemas.microsoft.com/office/word/2010/wordprocessingCanvas" xmlns:mc="http://schemas.openxmlformats.org/markup-compatibility/2006" xmlns:o="urn:schemas-microsoft-com:office:office" xmlns:r="http://schemas.openxmlformats.org/officeDocument/2006/relationships" xmlns:m="http://schemas.openxmlformats.org/officeDocument/2006/math" xmlns:v="urn:schemas-microsoft-com:vml" xmlns:wp14="http://schemas.microsoft.com/office/word/2010/wordprocessingDrawing" xmlns:wp="http://schemas.openxmlformats.org/drawingml/2006/wordprocessingDrawing" xmlns:w10="urn:schemas-microsoft-com:office:word" xmlns:w="http://schemas.openxmlformats.org/wordprocessingml/2006/main" xmlns:w14="http://schemas.microsoft.com/office/word/2010/wordml" xmlns:w15="http://schemas.microsoft.com/office/word/2012/wordml" xmlns:wpg="http://schemas.microsoft.com/office/word/2010/wordprocessingGroup" xmlns:wpi="http://schemas.microsoft.com/office/word/2010/wordprocessingInk" xmlns:wne="http://schemas.microsoft.com/office/word/2006/wordml" xmlns:wps="http://schemas.microsoft.com/office/word/2010/wordprocessingShape" mc:Ignorable="w14 w15 wp14">
+<w:hdr xmlns:wpc="http://schemas.microsoft.com/office/word/2010/wordprocessingCanvas" xmlns:cx="http://schemas.microsoft.com/office/drawing/2014/chartex" xmlns:cx1="http://schemas.microsoft.com/office/drawing/2015/9/8/chartex" xmlns:cx2="http://schemas.microsoft.com/office/drawing/2015/10/21/chartex" xmlns:cx3="http://schemas.microsoft.com/office/drawing/2016/5/9/chartex" xmlns:cx4="http://schemas.microsoft.com/office/drawing/2016/5/10/chartex" xmlns:cx5="http://schemas.microsoft.com/office/drawing/2016/5/11/chartex" xmlns:cx6="http://schemas.microsoft.com/office/drawing/2016/5/12/chartex" xmlns:cx7="http://schemas.microsoft.com/office/drawing/2016/5/13/chartex" xmlns:cx8="http://schemas.microsoft.com/office/drawing/2016/5/14/chartex" xmlns:mc="http://schemas.openxmlformats.org/markup-compatibility/2006" xmlns:aink="http://schemas.microsoft.com/office/drawing/2016/ink" xmlns:am3d="http://schemas.microsoft.com/office/drawing/2017/model3d" xmlns:o="urn:schemas-microsoft-com:office:office" xmlns:oel="http://schemas.microsoft.com/office/2019/extlst" xmlns:r="http://schemas.openxmlformats.org/officeDocument/2006/relationships" xmlns:m="http://schemas.openxmlformats.org/officeDocument/2006/math" xmlns:v="urn:schemas-microsoft-com:vml" xmlns:wp14="http://schemas.microsoft.com/office/word/2010/wordprocessingDrawing" xmlns:wp="http://schemas.openxmlformats.org/drawingml/2006/wordprocessingDrawing" xmlns:w10="urn:schemas-microsoft-com:office:word" xmlns:w="http://schemas.openxmlformats.org/wordprocessingml/2006/main" xmlns:w14="http://schemas.microsoft.com/office/word/2010/wordml" xmlns:w15="http://schemas.microsoft.com/office/word/2012/wordml" xmlns:w16cex="http://schemas.microsoft.com/office/word/2018/wordml/cex" xmlns:w16cid="http://schemas.microsoft.com/office/word/2016/wordml/cid" xmlns:w16="http://schemas.microsoft.com/office/word/2018/wordml" xmlns:w16sdtdh="http://schemas.microsoft.com/office/word/2020/wordml/sdtdatahash" xmlns:w16se="http://schemas.microsoft.com/office/word/2015/wordml/symex" xmlns:wpg="http://schemas.microsoft.com/office/word/2010/wordprocessingGroup" xmlns:wpi="http://schemas.microsoft.com/office/word/2010/wordprocessingInk" xmlns:wne="http://schemas.microsoft.com/office/word/2006/wordml" xmlns:wps="http://schemas.microsoft.com/office/word/2010/wordprocessingShape" mc:Ignorable="w14 w15 w16se w16cid w16 w16cex w16sdtdh wp14">
   <w:p>
     <w:pPr>
       <w:pStyle w:val="a4"/>
@@ -28119,7 +29913,7 @@
         <w:b/>
         <w:noProof/>
       </w:rPr>
-      <w:t>2615</w:t>
+      <w:t>2616</w:t>
     </w:r>
     <w:r>
       <w:rPr>
@@ -28256,7 +30050,7 @@
         <w:b/>
         <w:noProof/>
       </w:rPr>
-      <w:t>12</w:t>
+      <w:t>19</w:t>
     </w:r>
     <w:r>
       <w:rPr>
@@ -28328,7 +30122,7 @@
         <w:b/>
         <w:noProof/>
       </w:rPr>
-      <w:t>2615</w:t>
+      <w:t>2616</w:t>
     </w:r>
     <w:r>
       <w:rPr>
@@ -28465,7 +30259,7 @@
         <w:b/>
         <w:noProof/>
       </w:rPr>
-      <w:t>12</w:t>
+      <w:t>19</w:t>
     </w:r>
     <w:r>
       <w:rPr>
@@ -28505,7 +30299,7 @@
 </file>
 
 <file path=word/header3.xml><?xml version="1.0" encoding="utf-8"?>
-<w:hdr xmlns:wpc="http://schemas.microsoft.com/office/word/2010/wordprocessingCanvas" xmlns:mc="http://schemas.openxmlformats.org/markup-compatibility/2006" xmlns:o="urn:schemas-microsoft-com:office:office" xmlns:r="http://schemas.openxmlformats.org/officeDocument/2006/relationships" xmlns:m="http://schemas.openxmlformats.org/officeDocument/2006/math" xmlns:v="urn:schemas-microsoft-com:vml" xmlns:wp14="http://schemas.microsoft.com/office/word/2010/wordprocessingDrawing" xmlns:wp="http://schemas.openxmlformats.org/drawingml/2006/wordprocessingDrawing" xmlns:w10="urn:schemas-microsoft-com:office:word" xmlns:w="http://schemas.openxmlformats.org/wordprocessingml/2006/main" xmlns:w14="http://schemas.microsoft.com/office/word/2010/wordml" xmlns:w15="http://schemas.microsoft.com/office/word/2012/wordml" xmlns:wpg="http://schemas.microsoft.com/office/word/2010/wordprocessingGroup" xmlns:wpi="http://schemas.microsoft.com/office/word/2010/wordprocessingInk" xmlns:wne="http://schemas.microsoft.com/office/word/2006/wordml" xmlns:wps="http://schemas.microsoft.com/office/word/2010/wordprocessingShape" mc:Ignorable="w14 w15 wp14">
+<w:hdr xmlns:wpc="http://schemas.microsoft.com/office/word/2010/wordprocessingCanvas" xmlns:cx="http://schemas.microsoft.com/office/drawing/2014/chartex" xmlns:cx1="http://schemas.microsoft.com/office/drawing/2015/9/8/chartex" xmlns:cx2="http://schemas.microsoft.com/office/drawing/2015/10/21/chartex" xmlns:cx3="http://schemas.microsoft.com/office/drawing/2016/5/9/chartex" xmlns:cx4="http://schemas.microsoft.com/office/drawing/2016/5/10/chartex" xmlns:cx5="http://schemas.microsoft.com/office/drawing/2016/5/11/chartex" xmlns:cx6="http://schemas.microsoft.com/office/drawing/2016/5/12/chartex" xmlns:cx7="http://schemas.microsoft.com/office/drawing/2016/5/13/chartex" xmlns:cx8="http://schemas.microsoft.com/office/drawing/2016/5/14/chartex" xmlns:mc="http://schemas.openxmlformats.org/markup-compatibility/2006" xmlns:aink="http://schemas.microsoft.com/office/drawing/2016/ink" xmlns:am3d="http://schemas.microsoft.com/office/drawing/2017/model3d" xmlns:o="urn:schemas-microsoft-com:office:office" xmlns:oel="http://schemas.microsoft.com/office/2019/extlst" xmlns:r="http://schemas.openxmlformats.org/officeDocument/2006/relationships" xmlns:m="http://schemas.openxmlformats.org/officeDocument/2006/math" xmlns:v="urn:schemas-microsoft-com:vml" xmlns:wp14="http://schemas.microsoft.com/office/word/2010/wordprocessingDrawing" xmlns:wp="http://schemas.openxmlformats.org/drawingml/2006/wordprocessingDrawing" xmlns:w10="urn:schemas-microsoft-com:office:word" xmlns:w="http://schemas.openxmlformats.org/wordprocessingml/2006/main" xmlns:w14="http://schemas.microsoft.com/office/word/2010/wordml" xmlns:w15="http://schemas.microsoft.com/office/word/2012/wordml" xmlns:w16cex="http://schemas.microsoft.com/office/word/2018/wordml/cex" xmlns:w16cid="http://schemas.microsoft.com/office/word/2016/wordml/cid" xmlns:w16="http://schemas.microsoft.com/office/word/2018/wordml" xmlns:w16sdtdh="http://schemas.microsoft.com/office/word/2020/wordml/sdtdatahash" xmlns:w16se="http://schemas.microsoft.com/office/word/2015/wordml/symex" xmlns:wpg="http://schemas.microsoft.com/office/word/2010/wordprocessingGroup" xmlns:wpi="http://schemas.microsoft.com/office/word/2010/wordprocessingInk" xmlns:wne="http://schemas.microsoft.com/office/word/2006/wordml" xmlns:wps="http://schemas.microsoft.com/office/word/2010/wordprocessingShape" mc:Ignorable="w14 w15 w16se w16cid w16 w16cex w16sdtdh wp14">
   <w:p>
     <w:pPr>
       <w:pStyle w:val="a4"/>
@@ -28577,7 +30371,7 @@
         <w:b/>
         <w:noProof/>
       </w:rPr>
-      <w:t>2615</w:t>
+      <w:t>2616</w:t>
     </w:r>
     <w:r>
       <w:rPr>
@@ -28714,7 +30508,7 @@
         <w:b/>
         <w:noProof/>
       </w:rPr>
-      <w:t>12</w:t>
+      <w:t>19</w:t>
     </w:r>
     <w:r>
       <w:rPr>
@@ -28786,7 +30580,7 @@
         <w:b/>
         <w:noProof/>
       </w:rPr>
-      <w:t>2615</w:t>
+      <w:t>2616</w:t>
     </w:r>
     <w:r>
       <w:rPr>
@@ -28923,7 +30717,7 @@
         <w:b/>
         <w:noProof/>
       </w:rPr>
-      <w:t>12</w:t>
+      <w:t>19</w:t>
     </w:r>
     <w:r>
       <w:rPr>
@@ -28963,7 +30757,7 @@
 </file>
 
 <file path=word/header4.xml><?xml version="1.0" encoding="utf-8"?>
-<w:hdr xmlns:wpc="http://schemas.microsoft.com/office/word/2010/wordprocessingCanvas" xmlns:mc="http://schemas.openxmlformats.org/markup-compatibility/2006" xmlns:o="urn:schemas-microsoft-com:office:office" xmlns:r="http://schemas.openxmlformats.org/officeDocument/2006/relationships" xmlns:m="http://schemas.openxmlformats.org/officeDocument/2006/math" xmlns:v="urn:schemas-microsoft-com:vml" xmlns:wp14="http://schemas.microsoft.com/office/word/2010/wordprocessingDrawing" xmlns:wp="http://schemas.openxmlformats.org/drawingml/2006/wordprocessingDrawing" xmlns:w10="urn:schemas-microsoft-com:office:word" xmlns:w="http://schemas.openxmlformats.org/wordprocessingml/2006/main" xmlns:w14="http://schemas.microsoft.com/office/word/2010/wordml" xmlns:w15="http://schemas.microsoft.com/office/word/2012/wordml" xmlns:wpg="http://schemas.microsoft.com/office/word/2010/wordprocessingGroup" xmlns:wpi="http://schemas.microsoft.com/office/word/2010/wordprocessingInk" xmlns:wne="http://schemas.microsoft.com/office/word/2006/wordml" xmlns:wps="http://schemas.microsoft.com/office/word/2010/wordprocessingShape" mc:Ignorable="w14 w15 wp14">
+<w:hdr xmlns:wpc="http://schemas.microsoft.com/office/word/2010/wordprocessingCanvas" xmlns:cx="http://schemas.microsoft.com/office/drawing/2014/chartex" xmlns:cx1="http://schemas.microsoft.com/office/drawing/2015/9/8/chartex" xmlns:cx2="http://schemas.microsoft.com/office/drawing/2015/10/21/chartex" xmlns:cx3="http://schemas.microsoft.com/office/drawing/2016/5/9/chartex" xmlns:cx4="http://schemas.microsoft.com/office/drawing/2016/5/10/chartex" xmlns:cx5="http://schemas.microsoft.com/office/drawing/2016/5/11/chartex" xmlns:cx6="http://schemas.microsoft.com/office/drawing/2016/5/12/chartex" xmlns:cx7="http://schemas.microsoft.com/office/drawing/2016/5/13/chartex" xmlns:cx8="http://schemas.microsoft.com/office/drawing/2016/5/14/chartex" xmlns:mc="http://schemas.openxmlformats.org/markup-compatibility/2006" xmlns:aink="http://schemas.microsoft.com/office/drawing/2016/ink" xmlns:am3d="http://schemas.microsoft.com/office/drawing/2017/model3d" xmlns:o="urn:schemas-microsoft-com:office:office" xmlns:oel="http://schemas.microsoft.com/office/2019/extlst" xmlns:r="http://schemas.openxmlformats.org/officeDocument/2006/relationships" xmlns:m="http://schemas.openxmlformats.org/officeDocument/2006/math" xmlns:v="urn:schemas-microsoft-com:vml" xmlns:wp14="http://schemas.microsoft.com/office/word/2010/wordprocessingDrawing" xmlns:wp="http://schemas.openxmlformats.org/drawingml/2006/wordprocessingDrawing" xmlns:w10="urn:schemas-microsoft-com:office:word" xmlns:w="http://schemas.openxmlformats.org/wordprocessingml/2006/main" xmlns:w14="http://schemas.microsoft.com/office/word/2010/wordml" xmlns:w15="http://schemas.microsoft.com/office/word/2012/wordml" xmlns:w16cex="http://schemas.microsoft.com/office/word/2018/wordml/cex" xmlns:w16cid="http://schemas.microsoft.com/office/word/2016/wordml/cid" xmlns:w16="http://schemas.microsoft.com/office/word/2018/wordml" xmlns:w16sdtdh="http://schemas.microsoft.com/office/word/2020/wordml/sdtdatahash" xmlns:w16se="http://schemas.microsoft.com/office/word/2015/wordml/symex" xmlns:wpg="http://schemas.microsoft.com/office/word/2010/wordprocessingGroup" xmlns:wpi="http://schemas.microsoft.com/office/word/2010/wordprocessingInk" xmlns:wne="http://schemas.microsoft.com/office/word/2006/wordml" xmlns:wps="http://schemas.microsoft.com/office/word/2010/wordprocessingShape" mc:Ignorable="w14 w15 w16se w16cid w16 w16cex w16sdtdh wp14">
   <w:p>
     <w:pPr>
       <w:pStyle w:val="a4"/>
@@ -29035,7 +30829,7 @@
         <w:b/>
         <w:noProof/>
       </w:rPr>
-      <w:t>2615</w:t>
+      <w:t>2616</w:t>
     </w:r>
     <w:r>
       <w:rPr>
@@ -29172,7 +30966,7 @@
         <w:b/>
         <w:noProof/>
       </w:rPr>
-      <w:t>12</w:t>
+      <w:t>19</w:t>
     </w:r>
     <w:r>
       <w:rPr>
@@ -29244,7 +31038,7 @@
         <w:b/>
         <w:noProof/>
       </w:rPr>
-      <w:t>2615</w:t>
+      <w:t>2616</w:t>
     </w:r>
     <w:r>
       <w:rPr>
@@ -29381,7 +31175,7 @@
         <w:b/>
         <w:noProof/>
       </w:rPr>
-      <w:t>12</w:t>
+      <w:t>19</w:t>
     </w:r>
     <w:r>
       <w:rPr>
@@ -29421,7 +31215,7 @@
 </file>
 
 <file path=word/numbering.xml><?xml version="1.0" encoding="utf-8"?>
-<w:numbering xmlns:wpc="http://schemas.microsoft.com/office/word/2010/wordprocessingCanvas" xmlns:mc="http://schemas.openxmlformats.org/markup-compatibility/2006" xmlns:o="urn:schemas-microsoft-com:office:office" xmlns:r="http://schemas.openxmlformats.org/officeDocument/2006/relationships" xmlns:m="http://schemas.openxmlformats.org/officeDocument/2006/math" xmlns:v="urn:schemas-microsoft-com:vml" xmlns:wp14="http://schemas.microsoft.com/office/word/2010/wordprocessingDrawing" xmlns:wp="http://schemas.openxmlformats.org/drawingml/2006/wordprocessingDrawing" xmlns:w10="urn:schemas-microsoft-com:office:word" xmlns:w="http://schemas.openxmlformats.org/wordprocessingml/2006/main" xmlns:w14="http://schemas.microsoft.com/office/word/2010/wordml" xmlns:w15="http://schemas.microsoft.com/office/word/2012/wordml" xmlns:wpg="http://schemas.microsoft.com/office/word/2010/wordprocessingGroup" xmlns:wpi="http://schemas.microsoft.com/office/word/2010/wordprocessingInk" xmlns:wne="http://schemas.microsoft.com/office/word/2006/wordml" xmlns:wps="http://schemas.microsoft.com/office/word/2010/wordprocessingShape" mc:Ignorable="w14 w15 wp14">
+<w:numbering xmlns:wpc="http://schemas.microsoft.com/office/word/2010/wordprocessingCanvas" xmlns:cx="http://schemas.microsoft.com/office/drawing/2014/chartex" xmlns:cx1="http://schemas.microsoft.com/office/drawing/2015/9/8/chartex" xmlns:cx2="http://schemas.microsoft.com/office/drawing/2015/10/21/chartex" xmlns:cx3="http://schemas.microsoft.com/office/drawing/2016/5/9/chartex" xmlns:cx4="http://schemas.microsoft.com/office/drawing/2016/5/10/chartex" xmlns:cx5="http://schemas.microsoft.com/office/drawing/2016/5/11/chartex" xmlns:cx6="http://schemas.microsoft.com/office/drawing/2016/5/12/chartex" xmlns:cx7="http://schemas.microsoft.com/office/drawing/2016/5/13/chartex" xmlns:cx8="http://schemas.microsoft.com/office/drawing/2016/5/14/chartex" xmlns:mc="http://schemas.openxmlformats.org/markup-compatibility/2006" xmlns:aink="http://schemas.microsoft.com/office/drawing/2016/ink" xmlns:am3d="http://schemas.microsoft.com/office/drawing/2017/model3d" xmlns:o="urn:schemas-microsoft-com:office:office" xmlns:oel="http://schemas.microsoft.com/office/2019/extlst" xmlns:r="http://schemas.openxmlformats.org/officeDocument/2006/relationships" xmlns:m="http://schemas.openxmlformats.org/officeDocument/2006/math" xmlns:v="urn:schemas-microsoft-com:vml" xmlns:wp14="http://schemas.microsoft.com/office/word/2010/wordprocessingDrawing" xmlns:wp="http://schemas.openxmlformats.org/drawingml/2006/wordprocessingDrawing" xmlns:w10="urn:schemas-microsoft-com:office:word" xmlns:w="http://schemas.openxmlformats.org/wordprocessingml/2006/main" xmlns:w14="http://schemas.microsoft.com/office/word/2010/wordml" xmlns:w15="http://schemas.microsoft.com/office/word/2012/wordml" xmlns:w16cex="http://schemas.microsoft.com/office/word/2018/wordml/cex" xmlns:w16cid="http://schemas.microsoft.com/office/word/2016/wordml/cid" xmlns:w16="http://schemas.microsoft.com/office/word/2018/wordml" xmlns:w16sdtdh="http://schemas.microsoft.com/office/word/2020/wordml/sdtdatahash" xmlns:w16se="http://schemas.microsoft.com/office/word/2015/wordml/symex" xmlns:wpg="http://schemas.microsoft.com/office/word/2010/wordprocessingGroup" xmlns:wpi="http://schemas.microsoft.com/office/word/2010/wordprocessingInk" xmlns:wne="http://schemas.microsoft.com/office/word/2006/wordml" xmlns:wps="http://schemas.microsoft.com/office/word/2010/wordprocessingShape" mc:Ignorable="w14 w15 w16se w16cid w16 w16cex w16sdtdh wp14">
   <w:abstractNum w:abstractNumId="0" w15:restartNumberingAfterBreak="0">
     <w:nsid w:val="0397573A"/>
     <w:multiLevelType w:val="hybridMultilevel"/>
@@ -30580,6 +32374,95 @@
     </w:lvl>
   </w:abstractNum>
   <w:abstractNum w:abstractNumId="13" w15:restartNumberingAfterBreak="0">
+    <w:nsid w:val="6E7F4742"/>
+    <w:multiLevelType w:val="hybridMultilevel"/>
+    <w:tmpl w:val="321E09D4"/>
+    <w:lvl w:ilvl="0" w:tplc="8E9EC246">
+      <w:start w:val="1"/>
+      <w:numFmt w:val="decimal"/>
+      <w:lvlText w:val="%1."/>
+      <w:lvlJc w:val="left"/>
+      <w:pPr>
+        <w:ind w:left="180" w:hanging="180"/>
+      </w:pPr>
+      <w:rPr>
+        <w:rFonts w:hint="default"/>
+      </w:rPr>
+    </w:lvl>
+    <w:lvl w:ilvl="1" w:tplc="04090019" w:tentative="1">
+      <w:start w:val="1"/>
+      <w:numFmt w:val="ideographTraditional"/>
+      <w:lvlText w:val="%2、"/>
+      <w:lvlJc w:val="left"/>
+      <w:pPr>
+        <w:ind w:left="960" w:hanging="480"/>
+      </w:pPr>
+    </w:lvl>
+    <w:lvl w:ilvl="2" w:tplc="0409001B" w:tentative="1">
+      <w:start w:val="1"/>
+      <w:numFmt w:val="lowerRoman"/>
+      <w:lvlText w:val="%3."/>
+      <w:lvlJc w:val="right"/>
+      <w:pPr>
+        <w:ind w:left="1440" w:hanging="480"/>
+      </w:pPr>
+    </w:lvl>
+    <w:lvl w:ilvl="3" w:tplc="0409000F" w:tentative="1">
+      <w:start w:val="1"/>
+      <w:numFmt w:val="decimal"/>
+      <w:lvlText w:val="%4."/>
+      <w:lvlJc w:val="left"/>
+      <w:pPr>
+        <w:ind w:left="1920" w:hanging="480"/>
+      </w:pPr>
+    </w:lvl>
+    <w:lvl w:ilvl="4" w:tplc="04090019" w:tentative="1">
+      <w:start w:val="1"/>
+      <w:numFmt w:val="ideographTraditional"/>
+      <w:lvlText w:val="%5、"/>
+      <w:lvlJc w:val="left"/>
+      <w:pPr>
+        <w:ind w:left="2400" w:hanging="480"/>
+      </w:pPr>
+    </w:lvl>
+    <w:lvl w:ilvl="5" w:tplc="0409001B" w:tentative="1">
+      <w:start w:val="1"/>
+      <w:numFmt w:val="lowerRoman"/>
+      <w:lvlText w:val="%6."/>
+      <w:lvlJc w:val="right"/>
+      <w:pPr>
+        <w:ind w:left="2880" w:hanging="480"/>
+      </w:pPr>
+    </w:lvl>
+    <w:lvl w:ilvl="6" w:tplc="0409000F" w:tentative="1">
+      <w:start w:val="1"/>
+      <w:numFmt w:val="decimal"/>
+      <w:lvlText w:val="%7."/>
+      <w:lvlJc w:val="left"/>
+      <w:pPr>
+        <w:ind w:left="3360" w:hanging="480"/>
+      </w:pPr>
+    </w:lvl>
+    <w:lvl w:ilvl="7" w:tplc="04090019" w:tentative="1">
+      <w:start w:val="1"/>
+      <w:numFmt w:val="ideographTraditional"/>
+      <w:lvlText w:val="%8、"/>
+      <w:lvlJc w:val="left"/>
+      <w:pPr>
+        <w:ind w:left="3840" w:hanging="480"/>
+      </w:pPr>
+    </w:lvl>
+    <w:lvl w:ilvl="8" w:tplc="0409001B" w:tentative="1">
+      <w:start w:val="1"/>
+      <w:numFmt w:val="lowerRoman"/>
+      <w:lvlText w:val="%9."/>
+      <w:lvlJc w:val="right"/>
+      <w:pPr>
+        <w:ind w:left="4320" w:hanging="480"/>
+      </w:pPr>
+    </w:lvl>
+  </w:abstractNum>
+  <w:abstractNum w:abstractNumId="14" w15:restartNumberingAfterBreak="0">
     <w:nsid w:val="70CA51A1"/>
     <w:multiLevelType w:val="hybridMultilevel"/>
     <w:tmpl w:val="8C2CE9D4"/>
@@ -30668,7 +32551,7 @@
       </w:pPr>
     </w:lvl>
   </w:abstractNum>
-  <w:abstractNum w:abstractNumId="14" w15:restartNumberingAfterBreak="0">
+  <w:abstractNum w:abstractNumId="15" w15:restartNumberingAfterBreak="0">
     <w:nsid w:val="70D9778A"/>
     <w:multiLevelType w:val="hybridMultilevel"/>
     <w:tmpl w:val="468A8F60"/>
@@ -30757,7 +32640,7 @@
       </w:pPr>
     </w:lvl>
   </w:abstractNum>
-  <w:abstractNum w:abstractNumId="15" w15:restartNumberingAfterBreak="0">
+  <w:abstractNum w:abstractNumId="16" w15:restartNumberingAfterBreak="0">
     <w:nsid w:val="74B64780"/>
     <w:multiLevelType w:val="hybridMultilevel"/>
     <w:tmpl w:val="A566C376"/>
@@ -30846,59 +32729,62 @@
       </w:pPr>
     </w:lvl>
   </w:abstractNum>
-  <w:num w:numId="1">
+  <w:num w:numId="1" w16cid:durableId="945120332">
+    <w:abstractNumId w:val="16"/>
+  </w:num>
+  <w:num w:numId="2" w16cid:durableId="1752043919">
+    <w:abstractNumId w:val="5"/>
+  </w:num>
+  <w:num w:numId="3" w16cid:durableId="1348217224">
+    <w:abstractNumId w:val="7"/>
+  </w:num>
+  <w:num w:numId="4" w16cid:durableId="491140775">
+    <w:abstractNumId w:val="3"/>
+  </w:num>
+  <w:num w:numId="5" w16cid:durableId="1045763016">
+    <w:abstractNumId w:val="8"/>
+  </w:num>
+  <w:num w:numId="6" w16cid:durableId="1981416645">
     <w:abstractNumId w:val="15"/>
   </w:num>
-  <w:num w:numId="2">
-    <w:abstractNumId w:val="5"/>
-  </w:num>
-  <w:num w:numId="3">
-    <w:abstractNumId w:val="7"/>
-  </w:num>
-  <w:num w:numId="4">
-    <w:abstractNumId w:val="3"/>
-  </w:num>
-  <w:num w:numId="5">
-    <w:abstractNumId w:val="8"/>
-  </w:num>
-  <w:num w:numId="6">
+  <w:num w:numId="7" w16cid:durableId="1277447609">
     <w:abstractNumId w:val="14"/>
   </w:num>
-  <w:num w:numId="7">
-    <w:abstractNumId w:val="13"/>
-  </w:num>
-  <w:num w:numId="8">
+  <w:num w:numId="8" w16cid:durableId="336035180">
     <w:abstractNumId w:val="6"/>
   </w:num>
-  <w:num w:numId="9">
+  <w:num w:numId="9" w16cid:durableId="1215241458">
     <w:abstractNumId w:val="12"/>
   </w:num>
-  <w:num w:numId="10">
+  <w:num w:numId="10" w16cid:durableId="1521746797">
     <w:abstractNumId w:val="4"/>
   </w:num>
-  <w:num w:numId="11">
+  <w:num w:numId="11" w16cid:durableId="111245531">
     <w:abstractNumId w:val="9"/>
   </w:num>
-  <w:num w:numId="12">
+  <w:num w:numId="12" w16cid:durableId="927465947">
     <w:abstractNumId w:val="2"/>
   </w:num>
-  <w:num w:numId="13">
+  <w:num w:numId="13" w16cid:durableId="1122070725">
     <w:abstractNumId w:val="10"/>
   </w:num>
-  <w:num w:numId="14">
+  <w:num w:numId="14" w16cid:durableId="1486627458">
     <w:abstractNumId w:val="11"/>
   </w:num>
-  <w:num w:numId="15">
+  <w:num w:numId="15" w16cid:durableId="191113727">
     <w:abstractNumId w:val="1"/>
   </w:num>
-  <w:num w:numId="16">
+  <w:num w:numId="16" w16cid:durableId="798845170">
     <w:abstractNumId w:val="0"/>
+  </w:num>
+  <w:num w:numId="17" w16cid:durableId="409158735">
+    <w:abstractNumId w:val="13"/>
   </w:num>
 </w:numbering>
 </file>
 
 <file path=word/styles.xml><?xml version="1.0" encoding="utf-8"?>
-<w:styles xmlns:mc="http://schemas.openxmlformats.org/markup-compatibility/2006" xmlns:r="http://schemas.openxmlformats.org/officeDocument/2006/relationships" xmlns:w="http://schemas.openxmlformats.org/wordprocessingml/2006/main" xmlns:w14="http://schemas.microsoft.com/office/word/2010/wordml" xmlns:w15="http://schemas.microsoft.com/office/word/2012/wordml" mc:Ignorable="w14 w15">
+<w:styles xmlns:mc="http://schemas.openxmlformats.org/markup-compatibility/2006" xmlns:r="http://schemas.openxmlformats.org/officeDocument/2006/relationships" xmlns:w="http://schemas.openxmlformats.org/wordprocessingml/2006/main" xmlns:w14="http://schemas.microsoft.com/office/word/2010/wordml" xmlns:w15="http://schemas.microsoft.com/office/word/2012/wordml" xmlns:w16cex="http://schemas.microsoft.com/office/word/2018/wordml/cex" xmlns:w16cid="http://schemas.microsoft.com/office/word/2016/wordml/cid" xmlns:w16="http://schemas.microsoft.com/office/word/2018/wordml" xmlns:w16sdtdh="http://schemas.microsoft.com/office/word/2020/wordml/sdtdatahash" xmlns:w16se="http://schemas.microsoft.com/office/word/2015/wordml/symex" mc:Ignorable="w14 w15 w16se w16cid w16 w16cex w16sdtdh">
   <w:docDefaults>
     <w:rPrDefault>
       <w:rPr>
@@ -30911,7 +32797,7 @@
     </w:rPrDefault>
     <w:pPrDefault/>
   </w:docDefaults>
-  <w:latentStyles w:defLockedState="0" w:defUIPriority="99" w:defSemiHidden="0" w:defUnhideWhenUsed="0" w:defQFormat="0" w:count="371">
+  <w:latentStyles w:defLockedState="0" w:defUIPriority="99" w:defSemiHidden="0" w:defUnhideWhenUsed="0" w:defQFormat="0" w:count="376">
     <w:lsdException w:name="Normal" w:uiPriority="0" w:qFormat="1"/>
     <w:lsdException w:name="heading 1" w:uiPriority="9" w:qFormat="1"/>
     <w:lsdException w:name="heading 2" w:semiHidden="1" w:uiPriority="9" w:unhideWhenUsed="1" w:qFormat="1"/>
@@ -31283,6 +33169,11 @@
     <w:lsdException w:name="List Table 5 Dark Accent 6" w:uiPriority="50"/>
     <w:lsdException w:name="List Table 6 Colorful Accent 6" w:uiPriority="51"/>
     <w:lsdException w:name="List Table 7 Colorful Accent 6" w:uiPriority="52"/>
+    <w:lsdException w:name="Mention" w:semiHidden="1" w:unhideWhenUsed="1"/>
+    <w:lsdException w:name="Smart Hyperlink" w:semiHidden="1" w:unhideWhenUsed="1"/>
+    <w:lsdException w:name="Hashtag" w:semiHidden="1" w:unhideWhenUsed="1"/>
+    <w:lsdException w:name="Unresolved Mention" w:semiHidden="1" w:unhideWhenUsed="1"/>
+    <w:lsdException w:name="Smart Link" w:semiHidden="1" w:unhideWhenUsed="1"/>
   </w:latentStyles>
   <w:style w:type="paragraph" w:default="1" w:styleId="a">
     <w:name w:val="Normal"/>

--- a/新泰週報20260419[2616]B4F.docx
+++ b/新泰週報20260419[2616]B4F.docx
@@ -1,6 +1,6 @@
 
 <file path=word/document.xml><?xml version="1.0" encoding="utf-8"?>
-<w:document xmlns:wpc="http://schemas.microsoft.com/office/word/2010/wordprocessingCanvas" xmlns:cx="http://schemas.microsoft.com/office/drawing/2014/chartex" xmlns:cx1="http://schemas.microsoft.com/office/drawing/2015/9/8/chartex" xmlns:cx2="http://schemas.microsoft.com/office/drawing/2015/10/21/chartex" xmlns:cx3="http://schemas.microsoft.com/office/drawing/2016/5/9/chartex" xmlns:cx4="http://schemas.microsoft.com/office/drawing/2016/5/10/chartex" xmlns:cx5="http://schemas.microsoft.com/office/drawing/2016/5/11/chartex" xmlns:cx6="http://schemas.microsoft.com/office/drawing/2016/5/12/chartex" xmlns:cx7="http://schemas.microsoft.com/office/drawing/2016/5/13/chartex" xmlns:cx8="http://schemas.microsoft.com/office/drawing/2016/5/14/chartex" xmlns:mc="http://schemas.openxmlformats.org/markup-compatibility/2006" xmlns:aink="http://schemas.microsoft.com/office/drawing/2016/ink" xmlns:am3d="http://schemas.microsoft.com/office/drawing/2017/model3d" xmlns:o="urn:schemas-microsoft-com:office:office" xmlns:oel="http://schemas.microsoft.com/office/2019/extlst" xmlns:r="http://schemas.openxmlformats.org/officeDocument/2006/relationships" xmlns:m="http://schemas.openxmlformats.org/officeDocument/2006/math" xmlns:v="urn:schemas-microsoft-com:vml" xmlns:wp14="http://schemas.microsoft.com/office/word/2010/wordprocessingDrawing" xmlns:wp="http://schemas.openxmlformats.org/drawingml/2006/wordprocessingDrawing" xmlns:w10="urn:schemas-microsoft-com:office:word" xmlns:w="http://schemas.openxmlformats.org/wordprocessingml/2006/main" xmlns:w14="http://schemas.microsoft.com/office/word/2010/wordml" xmlns:w15="http://schemas.microsoft.com/office/word/2012/wordml" xmlns:w16cex="http://schemas.microsoft.com/office/word/2018/wordml/cex" xmlns:w16cid="http://schemas.microsoft.com/office/word/2016/wordml/cid" xmlns:w16="http://schemas.microsoft.com/office/word/2018/wordml" xmlns:w16sdtdh="http://schemas.microsoft.com/office/word/2020/wordml/sdtdatahash" xmlns:w16se="http://schemas.microsoft.com/office/word/2015/wordml/symex" xmlns:wpg="http://schemas.microsoft.com/office/word/2010/wordprocessingGroup" xmlns:wpi="http://schemas.microsoft.com/office/word/2010/wordprocessingInk" xmlns:wne="http://schemas.microsoft.com/office/word/2006/wordml" xmlns:wps="http://schemas.microsoft.com/office/word/2010/wordprocessingShape" mc:Ignorable="w14 w15 w16se w16cid w16 w16cex w16sdtdh wp14">
+<w:document xmlns:wpc="http://schemas.microsoft.com/office/word/2010/wordprocessingCanvas" xmlns:mc="http://schemas.openxmlformats.org/markup-compatibility/2006" xmlns:o="urn:schemas-microsoft-com:office:office" xmlns:r="http://schemas.openxmlformats.org/officeDocument/2006/relationships" xmlns:m="http://schemas.openxmlformats.org/officeDocument/2006/math" xmlns:v="urn:schemas-microsoft-com:vml" xmlns:wp14="http://schemas.microsoft.com/office/word/2010/wordprocessingDrawing" xmlns:wp="http://schemas.openxmlformats.org/drawingml/2006/wordprocessingDrawing" xmlns:w10="urn:schemas-microsoft-com:office:word" xmlns:w="http://schemas.openxmlformats.org/wordprocessingml/2006/main" xmlns:w14="http://schemas.microsoft.com/office/word/2010/wordml" xmlns:w15="http://schemas.microsoft.com/office/word/2012/wordml" xmlns:wpg="http://schemas.microsoft.com/office/word/2010/wordprocessingGroup" xmlns:wpi="http://schemas.microsoft.com/office/word/2010/wordprocessingInk" xmlns:wne="http://schemas.microsoft.com/office/word/2006/wordml" xmlns:wps="http://schemas.microsoft.com/office/word/2010/wordprocessingShape" mc:Ignorable="w14 w15 wp14">
   <w:body>
     <w:p>
       <w:pPr>
@@ -888,7 +888,7 @@
                 <w:szCs w:val="26"/>
                 <w:lang w:bidi="he-IL"/>
               </w:rPr>
-              <w:t>聯合教會將於</w:t>
+              <w:t>台北中會教育部主辨「暑期兒少領袖挑戰營」</w:t>
             </w:r>
             <w:r>
               <w:rPr>
@@ -899,7 +899,7 @@
                 <w:szCs w:val="26"/>
                 <w:lang w:bidi="he-IL"/>
               </w:rPr>
-              <w:t>4/19(</w:t>
+              <w:t>7/1(</w:t>
             </w:r>
             <w:r>
               <w:rPr>
@@ -910,7 +910,7 @@
                 <w:szCs w:val="26"/>
                 <w:lang w:bidi="he-IL"/>
               </w:rPr>
-              <w:t>日</w:t>
+              <w:t>三</w:t>
             </w:r>
             <w:r>
               <w:rPr>
@@ -921,7 +921,7 @@
                 <w:szCs w:val="26"/>
                 <w:lang w:bidi="he-IL"/>
               </w:rPr>
-              <w:t>)15:00</w:t>
+              <w:t>)-7/3 (</w:t>
             </w:r>
             <w:r>
               <w:rPr>
@@ -932,7 +932,51 @@
                 <w:szCs w:val="26"/>
                 <w:lang w:bidi="he-IL"/>
               </w:rPr>
-              <w:t>舉行葉健華牧師就任第五任主任牧師暨陳玫君牧師就任傳道牧師授職感恩禮拜。</w:t>
+              <w:t>五</w:t>
+            </w:r>
+            <w:r>
+              <w:rPr>
+                <w:rFonts w:ascii="Barlow Condensed Medium" w:eastAsia="標楷體" w:hAnsi="Barlow Condensed Medium" w:cs="Segoe UI Symbol" w:hint="eastAsia"/>
+                <w:noProof/>
+                <w:w w:val="90"/>
+                <w:sz w:val="26"/>
+                <w:szCs w:val="26"/>
+                <w:lang w:bidi="he-IL"/>
+              </w:rPr>
+              <w:t>)</w:t>
+            </w:r>
+            <w:r>
+              <w:rPr>
+                <w:rFonts w:ascii="Barlow Condensed Medium" w:eastAsia="標楷體" w:hAnsi="Barlow Condensed Medium" w:cs="Segoe UI Symbol" w:hint="eastAsia"/>
+                <w:noProof/>
+                <w:w w:val="90"/>
+                <w:sz w:val="26"/>
+                <w:szCs w:val="26"/>
+                <w:lang w:bidi="he-IL"/>
+              </w:rPr>
+              <w:t>在苗栗泰雅爾司馬限部落舉行。對象升小五至升國一，</w:t>
+            </w:r>
+            <w:r>
+              <w:rPr>
+                <w:rFonts w:ascii="Barlow Condensed Medium" w:eastAsia="標楷體" w:hAnsi="Barlow Condensed Medium" w:cs="Segoe UI Symbol" w:hint="eastAsia"/>
+                <w:noProof/>
+                <w:w w:val="90"/>
+                <w:sz w:val="26"/>
+                <w:szCs w:val="26"/>
+                <w:lang w:bidi="he-IL"/>
+              </w:rPr>
+              <w:t>70</w:t>
+            </w:r>
+            <w:r>
+              <w:rPr>
+                <w:rFonts w:ascii="Barlow Condensed Medium" w:eastAsia="標楷體" w:hAnsi="Barlow Condensed Medium" w:cs="Segoe UI Symbol" w:hint="eastAsia"/>
+                <w:noProof/>
+                <w:w w:val="90"/>
+                <w:sz w:val="26"/>
+                <w:szCs w:val="26"/>
+                <w:lang w:bidi="he-IL"/>
+              </w:rPr>
+              <w:t>人額滿為止。詳見公佈欄。</w:t>
             </w:r>
           </w:p>
         </w:tc>
@@ -1007,15 +1051,6 @@
             </w:pPr>
             <w:r>
               <w:rPr>
-                <w:rFonts w:ascii="Segoe UI Symbol" w:eastAsia="標楷體" w:hAnsi="Segoe UI Symbol" w:cs="Segoe UI Symbol"/>
-                <w:w w:val="90"/>
-                <w:sz w:val="26"/>
-                <w:szCs w:val="26"/>
-              </w:rPr>
-              <w:t>★</w:t>
-            </w:r>
-            <w:r>
-              <w:rPr>
                 <w:rFonts w:ascii="Barlow Condensed Medium" w:eastAsia="標楷體" w:hAnsi="Barlow Condensed Medium" w:cs="Segoe UI Symbol" w:hint="eastAsia"/>
                 <w:noProof/>
                 <w:w w:val="90"/>
@@ -1023,7 +1058,7 @@
                 <w:szCs w:val="26"/>
                 <w:lang w:bidi="he-IL"/>
               </w:rPr>
-              <w:t>台北中會教育部主辨「暑期兒少領袖挑戰營」</w:t>
+              <w:t>台北中會婦女事工部主辨「</w:t>
             </w:r>
             <w:r>
               <w:rPr>
@@ -1034,7 +1069,7 @@
                 <w:szCs w:val="26"/>
                 <w:lang w:bidi="he-IL"/>
               </w:rPr>
-              <w:t>7/1(</w:t>
+              <w:t>2026</w:t>
             </w:r>
             <w:r>
               <w:rPr>
@@ -1045,7 +1080,7 @@
                 <w:szCs w:val="26"/>
                 <w:lang w:bidi="he-IL"/>
               </w:rPr>
-              <w:t>三</w:t>
+              <w:t>年慶祝母親節感恩禮拜」</w:t>
             </w:r>
             <w:r>
               <w:rPr>
@@ -1056,7 +1091,7 @@
                 <w:szCs w:val="26"/>
                 <w:lang w:bidi="he-IL"/>
               </w:rPr>
-              <w:t>)-7/3 (</w:t>
+              <w:t>5/9(</w:t>
             </w:r>
             <w:r>
               <w:rPr>
@@ -1067,7 +1102,7 @@
                 <w:szCs w:val="26"/>
                 <w:lang w:bidi="he-IL"/>
               </w:rPr>
-              <w:t>五</w:t>
+              <w:t>六</w:t>
             </w:r>
             <w:r>
               <w:rPr>
@@ -1089,7 +1124,7 @@
                 <w:szCs w:val="26"/>
                 <w:lang w:bidi="he-IL"/>
               </w:rPr>
-              <w:t>在苗栗泰雅爾司馬限部落舉行。對象升小五至升國一，</w:t>
+              <w:t>上午</w:t>
             </w:r>
             <w:r>
               <w:rPr>
@@ -1100,7 +1135,7 @@
                 <w:szCs w:val="26"/>
                 <w:lang w:bidi="he-IL"/>
               </w:rPr>
-              <w:t>70</w:t>
+              <w:t>9:30-12:00</w:t>
             </w:r>
             <w:r>
               <w:rPr>
@@ -1111,7 +1146,7 @@
                 <w:szCs w:val="26"/>
                 <w:lang w:bidi="he-IL"/>
               </w:rPr>
-              <w:t>人額滿為止。詳見公佈欄。</w:t>
+              <w:t>在艋舺教會舉行。</w:t>
             </w:r>
           </w:p>
         </w:tc>
@@ -1202,7 +1237,7 @@
                 <w:szCs w:val="26"/>
                 <w:lang w:bidi="he-IL"/>
               </w:rPr>
-              <w:t>台北中會婦女事工部主辨「</w:t>
+              <w:t>台北中會教育部主辨「</w:t>
             </w:r>
             <w:r>
               <w:rPr>
@@ -1224,7 +1259,7 @@
                 <w:szCs w:val="26"/>
                 <w:lang w:bidi="he-IL"/>
               </w:rPr>
-              <w:t>年慶祝母親節感恩禮拜」</w:t>
+              <w:t>年兒童雙語夏令營</w:t>
             </w:r>
             <w:r>
               <w:rPr>
@@ -1235,7 +1270,18 @@
                 <w:szCs w:val="26"/>
                 <w:lang w:bidi="he-IL"/>
               </w:rPr>
-              <w:t>5/9(</w:t>
+              <w:t>R</w:t>
+            </w:r>
+            <w:r>
+              <w:rPr>
+                <w:rFonts w:ascii="Barlow Condensed Medium" w:eastAsia="標楷體" w:hAnsi="Barlow Condensed Medium" w:cs="Segoe UI Symbol"/>
+                <w:noProof/>
+                <w:w w:val="90"/>
+                <w:sz w:val="26"/>
+                <w:szCs w:val="26"/>
+                <w:lang w:bidi="he-IL"/>
+              </w:rPr>
+              <w:t>ainforest Falls</w:t>
             </w:r>
             <w:r>
               <w:rPr>
@@ -1246,7 +1292,7 @@
                 <w:szCs w:val="26"/>
                 <w:lang w:bidi="he-IL"/>
               </w:rPr>
-              <w:t>六</w:t>
+              <w:t>」將於</w:t>
             </w:r>
             <w:r>
               <w:rPr>
@@ -1257,7 +1303,7 @@
                 <w:szCs w:val="26"/>
                 <w:lang w:bidi="he-IL"/>
               </w:rPr>
-              <w:t>)</w:t>
+              <w:t>7/20(</w:t>
             </w:r>
             <w:r>
               <w:rPr>
@@ -1268,7 +1314,7 @@
                 <w:szCs w:val="26"/>
                 <w:lang w:bidi="he-IL"/>
               </w:rPr>
-              <w:t>上午</w:t>
+              <w:t>一</w:t>
             </w:r>
             <w:r>
               <w:rPr>
@@ -1279,7 +1325,7 @@
                 <w:szCs w:val="26"/>
                 <w:lang w:bidi="he-IL"/>
               </w:rPr>
-              <w:t>9:30-12:00</w:t>
+              <w:t>)</w:t>
             </w:r>
             <w:r>
               <w:rPr>
@@ -1290,7 +1336,7 @@
                 <w:szCs w:val="26"/>
                 <w:lang w:bidi="he-IL"/>
               </w:rPr>
-              <w:t>在</w:t>
+              <w:t>上午</w:t>
             </w:r>
             <w:r>
               <w:rPr>
@@ -1301,7 +1347,199 @@
                 <w:szCs w:val="26"/>
                 <w:lang w:bidi="he-IL"/>
               </w:rPr>
-              <w:t>艋舺教會舉行。</w:t>
+              <w:t>9:00</w:t>
+            </w:r>
+            <w:r>
+              <w:rPr>
+                <w:rFonts w:ascii="Barlow Condensed Medium" w:eastAsia="標楷體" w:hAnsi="Barlow Condensed Medium" w:cs="Segoe UI Symbol" w:hint="eastAsia"/>
+                <w:noProof/>
+                <w:w w:val="90"/>
+                <w:sz w:val="26"/>
+                <w:szCs w:val="26"/>
+                <w:lang w:bidi="he-IL"/>
+              </w:rPr>
+              <w:t>至</w:t>
+            </w:r>
+            <w:r>
+              <w:rPr>
+                <w:rFonts w:ascii="Barlow Condensed Medium" w:eastAsia="標楷體" w:hAnsi="Barlow Condensed Medium" w:cs="Segoe UI Symbol" w:hint="eastAsia"/>
+                <w:noProof/>
+                <w:w w:val="90"/>
+                <w:sz w:val="26"/>
+                <w:szCs w:val="26"/>
+                <w:lang w:bidi="he-IL"/>
+              </w:rPr>
+              <w:t>7/24(</w:t>
+            </w:r>
+            <w:r>
+              <w:rPr>
+                <w:rFonts w:ascii="Barlow Condensed Medium" w:eastAsia="標楷體" w:hAnsi="Barlow Condensed Medium" w:cs="Segoe UI Symbol" w:hint="eastAsia"/>
+                <w:noProof/>
+                <w:w w:val="90"/>
+                <w:sz w:val="26"/>
+                <w:szCs w:val="26"/>
+                <w:lang w:bidi="he-IL"/>
+              </w:rPr>
+              <w:t>五</w:t>
+            </w:r>
+            <w:r>
+              <w:rPr>
+                <w:rFonts w:ascii="Barlow Condensed Medium" w:eastAsia="標楷體" w:hAnsi="Barlow Condensed Medium" w:cs="Segoe UI Symbol" w:hint="eastAsia"/>
+                <w:noProof/>
+                <w:w w:val="90"/>
+                <w:sz w:val="26"/>
+                <w:szCs w:val="26"/>
+                <w:lang w:bidi="he-IL"/>
+              </w:rPr>
+              <w:t>)</w:t>
+            </w:r>
+            <w:r>
+              <w:rPr>
+                <w:rFonts w:ascii="Barlow Condensed Medium" w:eastAsia="標楷體" w:hAnsi="Barlow Condensed Medium" w:cs="Segoe UI Symbol" w:hint="eastAsia"/>
+                <w:noProof/>
+                <w:w w:val="90"/>
+                <w:sz w:val="26"/>
+                <w:szCs w:val="26"/>
+                <w:lang w:bidi="he-IL"/>
+              </w:rPr>
+              <w:t>下午</w:t>
+            </w:r>
+            <w:r>
+              <w:rPr>
+                <w:rFonts w:ascii="Barlow Condensed Medium" w:eastAsia="標楷體" w:hAnsi="Barlow Condensed Medium" w:cs="Segoe UI Symbol" w:hint="eastAsia"/>
+                <w:noProof/>
+                <w:w w:val="90"/>
+                <w:sz w:val="26"/>
+                <w:szCs w:val="26"/>
+                <w:lang w:bidi="he-IL"/>
+              </w:rPr>
+              <w:t>4:00</w:t>
+            </w:r>
+            <w:r>
+              <w:rPr>
+                <w:rFonts w:ascii="Barlow Condensed Medium" w:eastAsia="標楷體" w:hAnsi="Barlow Condensed Medium" w:cs="Segoe UI Symbol" w:hint="eastAsia"/>
+                <w:noProof/>
+                <w:w w:val="90"/>
+                <w:sz w:val="26"/>
+                <w:szCs w:val="26"/>
+                <w:lang w:bidi="he-IL"/>
+              </w:rPr>
+              <w:t>在新莊長老教會舉行，早鳥報名至</w:t>
+            </w:r>
+            <w:r>
+              <w:rPr>
+                <w:rFonts w:ascii="Barlow Condensed Medium" w:eastAsia="標楷體" w:hAnsi="Barlow Condensed Medium" w:cs="Segoe UI Symbol" w:hint="eastAsia"/>
+                <w:noProof/>
+                <w:w w:val="90"/>
+                <w:sz w:val="26"/>
+                <w:szCs w:val="26"/>
+                <w:lang w:bidi="he-IL"/>
+              </w:rPr>
+              <w:t>5/26(</w:t>
+            </w:r>
+            <w:r>
+              <w:rPr>
+                <w:rFonts w:ascii="Barlow Condensed Medium" w:eastAsia="標楷體" w:hAnsi="Barlow Condensed Medium" w:cs="Segoe UI Symbol" w:hint="eastAsia"/>
+                <w:noProof/>
+                <w:w w:val="90"/>
+                <w:sz w:val="26"/>
+                <w:szCs w:val="26"/>
+                <w:lang w:bidi="he-IL"/>
+              </w:rPr>
+              <w:t>二</w:t>
+            </w:r>
+            <w:r>
+              <w:rPr>
+                <w:rFonts w:ascii="Barlow Condensed Medium" w:eastAsia="標楷體" w:hAnsi="Barlow Condensed Medium" w:cs="Segoe UI Symbol" w:hint="eastAsia"/>
+                <w:noProof/>
+                <w:w w:val="90"/>
+                <w:sz w:val="26"/>
+                <w:szCs w:val="26"/>
+                <w:lang w:bidi="he-IL"/>
+              </w:rPr>
+              <w:t>)</w:t>
+            </w:r>
+            <w:r>
+              <w:rPr>
+                <w:rFonts w:ascii="Barlow Condensed Medium" w:eastAsia="標楷體" w:hAnsi="Barlow Condensed Medium" w:cs="Segoe UI Symbol" w:hint="eastAsia"/>
+                <w:noProof/>
+                <w:w w:val="90"/>
+                <w:sz w:val="26"/>
+                <w:szCs w:val="26"/>
+                <w:lang w:bidi="he-IL"/>
+              </w:rPr>
+              <w:t>，最晚到</w:t>
+            </w:r>
+            <w:r>
+              <w:rPr>
+                <w:rFonts w:ascii="Barlow Condensed Medium" w:eastAsia="標楷體" w:hAnsi="Barlow Condensed Medium" w:cs="Segoe UI Symbol" w:hint="eastAsia"/>
+                <w:noProof/>
+                <w:w w:val="90"/>
+                <w:sz w:val="26"/>
+                <w:szCs w:val="26"/>
+                <w:lang w:bidi="he-IL"/>
+              </w:rPr>
+              <w:t>6/23</w:t>
+            </w:r>
+          </w:p>
+          <w:p>
+            <w:pPr>
+              <w:kinsoku w:val="0"/>
+              <w:snapToGrid w:val="0"/>
+              <w:spacing w:line="300" w:lineRule="exact"/>
+              <w:jc w:val="both"/>
+              <w:rPr>
+                <w:rFonts w:ascii="Barlow Condensed Medium" w:eastAsia="標楷體" w:hAnsi="Barlow Condensed Medium" w:cs="Segoe UI Symbol"/>
+                <w:noProof/>
+                <w:w w:val="90"/>
+                <w:sz w:val="26"/>
+                <w:szCs w:val="26"/>
+                <w:lang w:bidi="he-IL"/>
+              </w:rPr>
+            </w:pPr>
+            <w:r>
+              <w:rPr>
+                <w:rFonts w:ascii="Barlow Condensed Medium" w:eastAsia="標楷體" w:hAnsi="Barlow Condensed Medium" w:cs="Segoe UI Symbol" w:hint="eastAsia"/>
+                <w:noProof/>
+                <w:w w:val="90"/>
+                <w:sz w:val="26"/>
+                <w:szCs w:val="26"/>
+                <w:lang w:bidi="he-IL"/>
+              </w:rPr>
+              <w:t>(</w:t>
+            </w:r>
+            <w:r>
+              <w:rPr>
+                <w:rFonts w:ascii="Barlow Condensed Medium" w:eastAsia="標楷體" w:hAnsi="Barlow Condensed Medium" w:cs="Segoe UI Symbol" w:hint="eastAsia"/>
+                <w:noProof/>
+                <w:w w:val="90"/>
+                <w:sz w:val="26"/>
+                <w:szCs w:val="26"/>
+                <w:lang w:bidi="he-IL"/>
+              </w:rPr>
+              <w:t>二</w:t>
+            </w:r>
+            <w:r>
+              <w:rPr>
+                <w:rFonts w:ascii="Barlow Condensed Medium" w:eastAsia="標楷體" w:hAnsi="Barlow Condensed Medium" w:cs="Segoe UI Symbol" w:hint="eastAsia"/>
+                <w:noProof/>
+                <w:w w:val="90"/>
+                <w:sz w:val="26"/>
+                <w:szCs w:val="26"/>
+                <w:lang w:bidi="he-IL"/>
+              </w:rPr>
+              <w:t>)</w:t>
+            </w:r>
+            <w:r>
+              <w:rPr>
+                <w:rFonts w:ascii="Barlow Condensed Medium" w:eastAsia="標楷體" w:hAnsi="Barlow Condensed Medium" w:cs="Segoe UI Symbol" w:hint="eastAsia"/>
+                <w:noProof/>
+                <w:w w:val="90"/>
+                <w:sz w:val="26"/>
+                <w:szCs w:val="26"/>
+                <w:lang w:bidi="he-IL"/>
+              </w:rPr>
+              <w:t>。詳見公佈欄。</w:t>
             </w:r>
           </w:p>
         </w:tc>
@@ -1496,7 +1734,7 @@
                 <w:sz w:val="26"/>
                 <w:szCs w:val="26"/>
               </w:rPr>
-              <w:t>(4/12)</w:t>
+              <w:t>(4/19)</w:t>
             </w:r>
             <w:r>
               <w:rPr>
@@ -1505,7 +1743,7 @@
                 <w:sz w:val="26"/>
                 <w:szCs w:val="26"/>
               </w:rPr>
-              <w:t>為聖餐主日。</w:t>
+              <w:t>為大眾傳播奉獻主日</w:t>
             </w:r>
             <w:r>
               <w:rPr>
@@ -1514,7 +1752,7 @@
                 <w:sz w:val="26"/>
                 <w:szCs w:val="26"/>
               </w:rPr>
-              <w:t>華語禮拜暫停一次。</w:t>
+              <w:t>。</w:t>
             </w:r>
           </w:p>
         </w:tc>
@@ -1590,7 +1828,7 @@
                 <w:sz w:val="26"/>
                 <w:szCs w:val="26"/>
               </w:rPr>
-              <w:t>本週六</w:t>
+              <w:t>下主日</w:t>
             </w:r>
             <w:r>
               <w:rPr>
@@ -1599,7 +1837,7 @@
                 <w:sz w:val="26"/>
                 <w:szCs w:val="26"/>
               </w:rPr>
-              <w:t>(4/18)</w:t>
+              <w:t>(4/19)</w:t>
             </w:r>
             <w:r>
               <w:rPr>
@@ -1608,7 +1846,7 @@
                 <w:sz w:val="26"/>
                 <w:szCs w:val="26"/>
               </w:rPr>
-              <w:t>上午</w:t>
+              <w:t>為大專事工奉獻主日</w:t>
             </w:r>
             <w:r>
               <w:rPr>
@@ -1617,7 +1855,74 @@
                 <w:sz w:val="26"/>
                 <w:szCs w:val="26"/>
               </w:rPr>
-              <w:t>10</w:t>
+              <w:t>。</w:t>
+            </w:r>
+          </w:p>
+        </w:tc>
+      </w:tr>
+      <w:tr>
+        <w:tc>
+          <w:tcPr>
+            <w:tcW w:w="280" w:type="dxa"/>
+          </w:tcPr>
+          <w:p>
+            <w:pPr>
+              <w:snapToGrid w:val="0"/>
+              <w:spacing w:line="300" w:lineRule="exact"/>
+              <w:ind w:rightChars="11" w:right="26"/>
+              <w:jc w:val="right"/>
+              <w:rPr>
+                <w:rFonts w:ascii="Barlow Condensed Medium" w:eastAsia="華康細黑體" w:hAnsi="Barlow Condensed Medium"/>
+                <w:w w:val="90"/>
+                <w:sz w:val="26"/>
+                <w:szCs w:val="26"/>
+              </w:rPr>
+            </w:pPr>
+            <w:r>
+              <w:rPr>
+                <w:rFonts w:ascii="Barlow Condensed Medium" w:eastAsia="華康細黑體" w:hAnsi="Barlow Condensed Medium" w:hint="eastAsia"/>
+                <w:w w:val="90"/>
+                <w:sz w:val="26"/>
+                <w:szCs w:val="26"/>
+              </w:rPr>
+              <w:t>3.</w:t>
+            </w:r>
+          </w:p>
+        </w:tc>
+        <w:tc>
+          <w:tcPr>
+            <w:tcW w:w="5641" w:type="dxa"/>
+          </w:tcPr>
+          <w:p>
+            <w:pPr>
+              <w:kinsoku w:val="0"/>
+              <w:snapToGrid w:val="0"/>
+              <w:spacing w:line="300" w:lineRule="exact"/>
+              <w:jc w:val="both"/>
+              <w:rPr>
+                <w:rFonts w:ascii="Barlow Condensed Medium" w:eastAsia="標楷體" w:hAnsi="Barlow Condensed Medium" w:cs="Segoe UI Symbol"/>
+                <w:w w:val="90"/>
+                <w:sz w:val="26"/>
+                <w:szCs w:val="26"/>
+              </w:rPr>
+            </w:pPr>
+            <w:r>
+              <w:rPr>
+                <w:rFonts w:ascii="Segoe UI Symbol" w:eastAsia="標楷體" w:hAnsi="Segoe UI Symbol" w:cs="Segoe UI Symbol"/>
+                <w:w w:val="90"/>
+                <w:sz w:val="26"/>
+                <w:szCs w:val="26"/>
+              </w:rPr>
+              <w:t>★</w:t>
+            </w:r>
+            <w:r>
+              <w:rPr>
+                <w:rFonts w:ascii="Barlow Condensed Medium" w:eastAsia="標楷體" w:hAnsi="Barlow Condensed Medium" w:cs="Segoe UI Symbol"/>
+                <w:w w:val="90"/>
+                <w:sz w:val="26"/>
+                <w:szCs w:val="26"/>
+              </w:rPr>
+              <w:t>5</w:t>
             </w:r>
             <w:r>
               <w:rPr>
@@ -1626,9 +1931,17 @@
                 <w:sz w:val="26"/>
                 <w:szCs w:val="26"/>
               </w:rPr>
-              <w:t>點召開</w:t>
-            </w:r>
-            <w:proofErr w:type="gramStart"/>
+              <w:t>/</w:t>
+            </w:r>
+            <w:r>
+              <w:rPr>
+                <w:rFonts w:ascii="Barlow Condensed Medium" w:eastAsia="標楷體" w:hAnsi="Barlow Condensed Medium" w:cs="Segoe UI Symbol"/>
+                <w:w w:val="90"/>
+                <w:sz w:val="26"/>
+                <w:szCs w:val="26"/>
+              </w:rPr>
+              <w:t>14</w:t>
+            </w:r>
             <w:r>
               <w:rPr>
                 <w:rFonts w:ascii="Barlow Condensed Medium" w:eastAsia="標楷體" w:hAnsi="Barlow Condensed Medium" w:cs="Segoe UI Symbol" w:hint="eastAsia"/>
@@ -1636,9 +1949,8 @@
                 <w:sz w:val="26"/>
                 <w:szCs w:val="26"/>
               </w:rPr>
-              <w:t>定期長執會</w:t>
-            </w:r>
-            <w:proofErr w:type="gramEnd"/>
+              <w:t>(</w:t>
+            </w:r>
             <w:r>
               <w:rPr>
                 <w:rFonts w:ascii="Barlow Condensed Medium" w:eastAsia="標楷體" w:hAnsi="Barlow Condensed Medium" w:cs="Segoe UI Symbol" w:hint="eastAsia"/>
@@ -1646,9 +1958,8 @@
                 <w:sz w:val="26"/>
                 <w:szCs w:val="26"/>
               </w:rPr>
-              <w:t>和小會，</w:t>
-            </w:r>
-            <w:proofErr w:type="gramStart"/>
+              <w:t>四</w:t>
+            </w:r>
             <w:r>
               <w:rPr>
                 <w:rFonts w:ascii="Barlow Condensed Medium" w:eastAsia="標楷體" w:hAnsi="Barlow Condensed Medium" w:cs="Segoe UI Symbol" w:hint="eastAsia"/>
@@ -1656,9 +1967,8 @@
                 <w:sz w:val="26"/>
                 <w:szCs w:val="26"/>
               </w:rPr>
-              <w:t>請長執預備</w:t>
-            </w:r>
-            <w:proofErr w:type="gramEnd"/>
+              <w:t>)</w:t>
+            </w:r>
             <w:r>
               <w:rPr>
                 <w:rFonts w:ascii="Barlow Condensed Medium" w:eastAsia="標楷體" w:hAnsi="Barlow Condensed Medium" w:cs="Segoe UI Symbol" w:hint="eastAsia"/>
@@ -1666,65 +1976,178 @@
                 <w:sz w:val="26"/>
                 <w:szCs w:val="26"/>
               </w:rPr>
-              <w:t>心出席。</w:t>
-            </w:r>
-          </w:p>
-        </w:tc>
-      </w:tr>
-      <w:tr>
-        <w:tc>
-          <w:tcPr>
-            <w:tcW w:w="280" w:type="dxa"/>
-          </w:tcPr>
-          <w:p>
-            <w:pPr>
-              <w:snapToGrid w:val="0"/>
-              <w:spacing w:line="300" w:lineRule="exact"/>
-              <w:ind w:rightChars="11" w:right="26"/>
-              <w:jc w:val="right"/>
-              <w:rPr>
-                <w:rFonts w:ascii="Barlow Condensed Medium" w:eastAsia="華康細黑體" w:hAnsi="Barlow Condensed Medium"/>
+              <w:t>本會</w:t>
+            </w:r>
+            <w:r>
+              <w:rPr>
+                <w:rFonts w:ascii="Barlow Condensed Medium" w:eastAsia="標楷體" w:hAnsi="Barlow Condensed Medium" w:cs="Segoe UI Symbol" w:hint="eastAsia"/>
                 <w:w w:val="90"/>
                 <w:sz w:val="26"/>
                 <w:szCs w:val="26"/>
               </w:rPr>
-            </w:pPr>
-            <w:r>
-              <w:rPr>
-                <w:rFonts w:ascii="Barlow Condensed Medium" w:eastAsia="華康細黑體" w:hAnsi="Barlow Condensed Medium" w:hint="eastAsia"/>
+              <w:t>松年團契</w:t>
+            </w:r>
+            <w:r>
+              <w:rPr>
+                <w:rFonts w:ascii="Barlow Condensed Medium" w:eastAsia="標楷體" w:hAnsi="Barlow Condensed Medium" w:cs="Segoe UI Symbol" w:hint="eastAsia"/>
                 <w:w w:val="90"/>
                 <w:sz w:val="26"/>
                 <w:szCs w:val="26"/>
               </w:rPr>
-              <w:t>3.</w:t>
-            </w:r>
-          </w:p>
-        </w:tc>
-        <w:tc>
-          <w:tcPr>
-            <w:tcW w:w="5641" w:type="dxa"/>
-          </w:tcPr>
-          <w:p>
-            <w:pPr>
-              <w:kinsoku w:val="0"/>
-              <w:snapToGrid w:val="0"/>
-              <w:spacing w:line="300" w:lineRule="exact"/>
-              <w:jc w:val="both"/>
+              <w:t>將舉辨</w:t>
+            </w:r>
+            <w:r>
+              <w:rPr>
+                <w:rFonts w:ascii="Barlow Condensed Medium" w:eastAsia="標楷體" w:hAnsi="Barlow Condensed Medium" w:cs="Segoe UI Symbol" w:hint="eastAsia"/>
+                <w:w w:val="90"/>
+                <w:sz w:val="26"/>
+                <w:szCs w:val="26"/>
+              </w:rPr>
+              <w:t>金山</w:t>
+            </w:r>
+            <w:r>
+              <w:rPr>
+                <w:rFonts w:ascii="新細明體" w:eastAsia="新細明體" w:hAnsi="新細明體" w:cs="新細明體" w:hint="eastAsia"/>
+                <w:w w:val="90"/>
+                <w:sz w:val="26"/>
+                <w:szCs w:val="26"/>
+              </w:rPr>
+              <w:t>‧</w:t>
+            </w:r>
+            <w:r>
+              <w:rPr>
+                <w:rFonts w:ascii="Barlow Condensed Medium" w:eastAsia="標楷體" w:hAnsi="Barlow Condensed Medium" w:cs="Segoe UI Symbol" w:hint="eastAsia"/>
+                <w:w w:val="90"/>
+                <w:sz w:val="26"/>
+                <w:szCs w:val="26"/>
+              </w:rPr>
+              <w:t>萬里一日遊</w:t>
+            </w:r>
+            <w:r>
+              <w:rPr>
+                <w:rFonts w:ascii="Barlow Condensed Medium" w:eastAsia="標楷體" w:hAnsi="Barlow Condensed Medium" w:cs="Segoe UI Symbol" w:hint="eastAsia"/>
+                <w:w w:val="90"/>
+                <w:sz w:val="26"/>
+                <w:szCs w:val="26"/>
+              </w:rPr>
+              <w:t>（</w:t>
+            </w:r>
+            <w:r>
+              <w:rPr>
+                <w:rFonts w:ascii="Barlow Condensed Medium" w:eastAsia="標楷體" w:hAnsi="Barlow Condensed Medium" w:cs="Segoe UI Symbol" w:hint="eastAsia"/>
+                <w:w w:val="90"/>
+                <w:sz w:val="26"/>
+                <w:szCs w:val="26"/>
+              </w:rPr>
+              <w:t>獅子公園</w:t>
+            </w:r>
+            <w:r>
+              <w:rPr>
+                <w:rFonts w:ascii="Barlow Condensed Medium" w:eastAsia="標楷體" w:hAnsi="Barlow Condensed Medium" w:cs="Segoe UI Symbol" w:hint="eastAsia"/>
+                <w:w w:val="90"/>
+                <w:sz w:val="26"/>
+                <w:szCs w:val="26"/>
+              </w:rPr>
+              <w:t>、</w:t>
+            </w:r>
+            <w:r>
+              <w:rPr>
+                <w:rFonts w:ascii="Barlow Condensed Medium" w:eastAsia="標楷體" w:hAnsi="Barlow Condensed Medium" w:cs="Segoe UI Symbol" w:hint="eastAsia"/>
+                <w:w w:val="90"/>
+                <w:sz w:val="26"/>
+                <w:szCs w:val="26"/>
+              </w:rPr>
+              <w:t>高家繡球花園</w:t>
+            </w:r>
+            <w:r>
+              <w:rPr>
+                <w:rFonts w:ascii="Barlow Condensed Medium" w:eastAsia="標楷體" w:hAnsi="Barlow Condensed Medium" w:cs="Segoe UI Symbol" w:hint="eastAsia"/>
+                <w:w w:val="90"/>
+                <w:sz w:val="26"/>
+                <w:szCs w:val="26"/>
+              </w:rPr>
+              <w:t>、</w:t>
+            </w:r>
+            <w:r>
+              <w:rPr>
+                <w:rFonts w:ascii="Barlow Condensed Medium" w:eastAsia="標楷體" w:hAnsi="Barlow Condensed Medium" w:cs="Segoe UI Symbol" w:hint="eastAsia"/>
+                <w:w w:val="90"/>
+                <w:sz w:val="26"/>
+                <w:szCs w:val="26"/>
+              </w:rPr>
+              <w:t>金山老街</w:t>
+            </w:r>
+            <w:r>
+              <w:rPr>
+                <w:rFonts w:ascii="Barlow Condensed Medium" w:eastAsia="標楷體" w:hAnsi="Barlow Condensed Medium" w:cs="Segoe UI Symbol" w:hint="eastAsia"/>
+                <w:w w:val="90"/>
+                <w:sz w:val="26"/>
+                <w:szCs w:val="26"/>
+              </w:rPr>
+              <w:t>、</w:t>
+            </w:r>
+            <w:r>
+              <w:rPr>
+                <w:rFonts w:ascii="Barlow Condensed Medium" w:eastAsia="標楷體" w:hAnsi="Barlow Condensed Medium" w:cs="Segoe UI Symbol" w:hint="eastAsia"/>
+                <w:w w:val="90"/>
+                <w:sz w:val="26"/>
+                <w:szCs w:val="26"/>
+              </w:rPr>
+              <w:t>午餐</w:t>
+            </w:r>
+            <w:r>
+              <w:rPr>
+                <w:rFonts w:ascii="Barlow Condensed Medium" w:eastAsia="標楷體" w:hAnsi="Barlow Condensed Medium" w:cs="Segoe UI Symbol" w:hint="eastAsia"/>
+                <w:w w:val="90"/>
+                <w:sz w:val="26"/>
+                <w:szCs w:val="26"/>
+              </w:rPr>
+              <w:t>、</w:t>
+            </w:r>
+            <w:r>
+              <w:rPr>
+                <w:rFonts w:ascii="Barlow Condensed Medium" w:eastAsia="標楷體" w:hAnsi="Barlow Condensed Medium" w:cs="Segoe UI Symbol" w:hint="eastAsia"/>
+                <w:w w:val="90"/>
+                <w:sz w:val="26"/>
+                <w:szCs w:val="26"/>
+              </w:rPr>
+              <w:t>青山瀑布步道</w:t>
+            </w:r>
+            <w:r>
+              <w:rPr>
+                <w:rFonts w:ascii="Barlow Condensed Medium" w:eastAsia="標楷體" w:hAnsi="Barlow Condensed Medium" w:cs="Segoe UI Symbol" w:hint="eastAsia"/>
+                <w:w w:val="90"/>
+                <w:sz w:val="26"/>
+                <w:szCs w:val="26"/>
+              </w:rPr>
+              <w:t>等），</w:t>
+            </w:r>
+            <w:r>
+              <w:rPr>
+                <w:rFonts w:ascii="Barlow Condensed Medium" w:eastAsia="標楷體" w:hAnsi="Barlow Condensed Medium" w:cs="Segoe UI Symbol" w:hint="eastAsia"/>
+                <w:w w:val="90"/>
+                <w:sz w:val="26"/>
+                <w:szCs w:val="26"/>
+              </w:rPr>
+              <w:t>保險</w:t>
+            </w:r>
+            <w:r>
+              <w:rPr>
+                <w:rFonts w:ascii="Barlow Condensed Medium" w:eastAsia="標楷體" w:hAnsi="Barlow Condensed Medium" w:cs="Segoe UI Symbol" w:hint="eastAsia"/>
+                <w:w w:val="90"/>
+                <w:sz w:val="26"/>
+                <w:szCs w:val="26"/>
+              </w:rPr>
+              <w:t>、車資每人</w:t>
+            </w:r>
+            <w:r>
               <w:rPr>
                 <w:rFonts w:ascii="Barlow Condensed Medium" w:eastAsia="標楷體" w:hAnsi="Barlow Condensed Medium" w:cs="Segoe UI Symbol"/>
                 <w:w w:val="90"/>
                 <w:sz w:val="26"/>
                 <w:szCs w:val="26"/>
               </w:rPr>
-            </w:pPr>
-            <w:r>
-              <w:rPr>
-                <w:rFonts w:ascii="Segoe UI Symbol" w:eastAsia="標楷體" w:hAnsi="Segoe UI Symbol" w:cs="Segoe UI Symbol"/>
-                <w:w w:val="90"/>
-                <w:sz w:val="26"/>
-                <w:szCs w:val="26"/>
-              </w:rPr>
-              <w:t>★</w:t>
+              <w:t>1000</w:t>
             </w:r>
             <w:r>
               <w:rPr>
@@ -1733,7 +2156,7 @@
                 <w:sz w:val="26"/>
                 <w:szCs w:val="26"/>
               </w:rPr>
-              <w:t>下主日</w:t>
+              <w:t>元</w:t>
             </w:r>
             <w:r>
               <w:rPr>
@@ -1742,7 +2165,7 @@
                 <w:sz w:val="26"/>
                 <w:szCs w:val="26"/>
               </w:rPr>
-              <w:t>(4/19)</w:t>
+              <w:t>，</w:t>
             </w:r>
             <w:r>
               <w:rPr>
@@ -1751,7 +2174,45 @@
                 <w:sz w:val="26"/>
                 <w:szCs w:val="26"/>
               </w:rPr>
-              <w:t>為大眾傳播奉獻主日。</w:t>
+              <w:t>不足</w:t>
+            </w:r>
+            <w:r>
+              <w:rPr>
+                <w:rFonts w:ascii="Barlow Condensed Medium" w:eastAsia="標楷體" w:hAnsi="Barlow Condensed Medium" w:cs="Segoe UI Symbol" w:hint="eastAsia"/>
+                <w:w w:val="90"/>
+                <w:sz w:val="26"/>
+                <w:szCs w:val="26"/>
+              </w:rPr>
+              <w:t>者</w:t>
+            </w:r>
+            <w:bookmarkStart w:id="6" w:name="_GoBack"/>
+            <w:bookmarkEnd w:id="6"/>
+            <w:r>
+              <w:rPr>
+                <w:rFonts w:ascii="Barlow Condensed Medium" w:eastAsia="標楷體" w:hAnsi="Barlow Condensed Medium" w:cs="Segoe UI Symbol" w:hint="eastAsia"/>
+                <w:w w:val="90"/>
+                <w:sz w:val="26"/>
+                <w:szCs w:val="26"/>
+              </w:rPr>
+              <w:t>由松年補助</w:t>
+            </w:r>
+            <w:r>
+              <w:rPr>
+                <w:rFonts w:ascii="Barlow Condensed Medium" w:eastAsia="標楷體" w:hAnsi="Barlow Condensed Medium" w:cs="Segoe UI Symbol" w:hint="eastAsia"/>
+                <w:w w:val="90"/>
+                <w:sz w:val="26"/>
+                <w:szCs w:val="26"/>
+              </w:rPr>
+              <w:t>，</w:t>
+            </w:r>
+            <w:r>
+              <w:rPr>
+                <w:rFonts w:ascii="Barlow Condensed Medium" w:eastAsia="標楷體" w:hAnsi="Barlow Condensed Medium" w:cs="Segoe UI Symbol" w:hint="eastAsia"/>
+                <w:w w:val="90"/>
+                <w:sz w:val="26"/>
+                <w:szCs w:val="26"/>
+              </w:rPr>
+              <w:t>歡迎教會所有弟兄姊妹都可報名参加。</w:t>
             </w:r>
           </w:p>
         </w:tc>
@@ -1815,7 +2276,6 @@
         </w:rPr>
         <w:t>§</w:t>
       </w:r>
-      <w:proofErr w:type="gramStart"/>
       <w:r>
         <w:rPr>
           <w:rFonts w:ascii="Barlow Condensed Medium" w:eastAsia="華康正顏楷體W9" w:hAnsi="Barlow Condensed Medium" w:cstheme="minorHAnsi"/>
@@ -1823,7 +2283,6 @@
         </w:rPr>
         <w:t>公禱事項</w:t>
       </w:r>
-      <w:proofErr w:type="gramEnd"/>
     </w:p>
     <w:tbl>
       <w:tblPr>
@@ -1966,9 +2425,8 @@
                 <w:sz w:val="26"/>
                 <w:szCs w:val="26"/>
               </w:rPr>
-              <w:t xml:space="preserve">、人權和生態永續，願　</w:t>
-            </w:r>
-            <w:proofErr w:type="gramStart"/>
+              <w:t>、人權和生態永續，願　神公義的國度降臨</w:t>
+            </w:r>
             <w:r>
               <w:rPr>
                 <w:rFonts w:ascii="Barlow Condensed Medium" w:eastAsia="標楷體" w:hAnsi="Barlow Condensed Medium" w:cstheme="minorHAnsi" w:hint="eastAsia"/>
@@ -1976,9 +2434,32 @@
                 <w:sz w:val="26"/>
                 <w:szCs w:val="26"/>
               </w:rPr>
-              <w:t>神公義</w:t>
-            </w:r>
-            <w:proofErr w:type="gramEnd"/>
+              <w:t>。</w:t>
+            </w:r>
+          </w:p>
+        </w:tc>
+      </w:tr>
+      <w:tr>
+        <w:tc>
+          <w:tcPr>
+            <w:tcW w:w="266" w:type="dxa"/>
+            <w:tcMar>
+              <w:left w:w="28" w:type="dxa"/>
+              <w:right w:w="28" w:type="dxa"/>
+            </w:tcMar>
+          </w:tcPr>
+          <w:p>
+            <w:pPr>
+              <w:snapToGrid w:val="0"/>
+              <w:spacing w:line="300" w:lineRule="exact"/>
+              <w:jc w:val="right"/>
+              <w:rPr>
+                <w:rFonts w:ascii="Barlow Condensed Medium" w:eastAsia="標楷體" w:hAnsi="Barlow Condensed Medium" w:cstheme="minorHAnsi"/>
+                <w:w w:val="90"/>
+                <w:sz w:val="26"/>
+                <w:szCs w:val="26"/>
+              </w:rPr>
+            </w:pPr>
             <w:r>
               <w:rPr>
                 <w:rFonts w:ascii="Barlow Condensed Medium" w:eastAsia="標楷體" w:hAnsi="Barlow Condensed Medium" w:cstheme="minorHAnsi" w:hint="eastAsia"/>
@@ -1986,8 +2467,39 @@
                 <w:sz w:val="26"/>
                 <w:szCs w:val="26"/>
               </w:rPr>
-              <w:t>的國度降臨</w:t>
-            </w:r>
+              <w:t>2</w:t>
+            </w:r>
+            <w:r>
+              <w:rPr>
+                <w:rFonts w:ascii="Barlow Condensed Medium" w:eastAsia="標楷體" w:hAnsi="Barlow Condensed Medium" w:cstheme="minorHAnsi"/>
+                <w:w w:val="90"/>
+                <w:sz w:val="26"/>
+                <w:szCs w:val="26"/>
+              </w:rPr>
+              <w:t>.</w:t>
+            </w:r>
+          </w:p>
+        </w:tc>
+        <w:tc>
+          <w:tcPr>
+            <w:tcW w:w="5669" w:type="dxa"/>
+            <w:tcMar>
+              <w:left w:w="28" w:type="dxa"/>
+              <w:right w:w="28" w:type="dxa"/>
+            </w:tcMar>
+          </w:tcPr>
+          <w:p>
+            <w:pPr>
+              <w:snapToGrid w:val="0"/>
+              <w:spacing w:line="300" w:lineRule="exact"/>
+              <w:jc w:val="both"/>
+              <w:rPr>
+                <w:rFonts w:ascii="Barlow Condensed Medium" w:eastAsia="標楷體" w:hAnsi="Barlow Condensed Medium" w:cstheme="minorHAnsi"/>
+                <w:w w:val="90"/>
+                <w:sz w:val="26"/>
+                <w:szCs w:val="26"/>
+              </w:rPr>
+            </w:pPr>
             <w:r>
               <w:rPr>
                 <w:rFonts w:ascii="Barlow Condensed Medium" w:eastAsia="標楷體" w:hAnsi="Barlow Condensed Medium" w:cstheme="minorHAnsi" w:hint="eastAsia"/>
@@ -1995,31 +2507,58 @@
                 <w:sz w:val="26"/>
                 <w:szCs w:val="26"/>
               </w:rPr>
-              <w:t>。</w:t>
-            </w:r>
-          </w:p>
-        </w:tc>
-      </w:tr>
-      <w:tr>
-        <w:tc>
-          <w:tcPr>
-            <w:tcW w:w="266" w:type="dxa"/>
-            <w:tcMar>
-              <w:left w:w="28" w:type="dxa"/>
-              <w:right w:w="28" w:type="dxa"/>
-            </w:tcMar>
-          </w:tcPr>
-          <w:p>
-            <w:pPr>
-              <w:snapToGrid w:val="0"/>
-              <w:spacing w:line="300" w:lineRule="exact"/>
-              <w:jc w:val="right"/>
+              <w:t>為台灣祈福，願</w:t>
+            </w:r>
+            <w:r>
+              <w:rPr>
+                <w:rFonts w:ascii="Barlow Condensed Medium" w:eastAsia="標楷體" w:hAnsi="Barlow Condensed Medium" w:cstheme="minorHAnsi" w:hint="eastAsia"/>
+                <w:w w:val="90"/>
+                <w:sz w:val="26"/>
+                <w:szCs w:val="26"/>
+              </w:rPr>
+              <w:t>2026</w:t>
+            </w:r>
+            <w:r>
+              <w:rPr>
+                <w:rFonts w:ascii="Barlow Condensed Medium" w:eastAsia="標楷體" w:hAnsi="Barlow Condensed Medium" w:cstheme="minorHAnsi" w:hint="eastAsia"/>
+                <w:w w:val="90"/>
+                <w:sz w:val="26"/>
+                <w:szCs w:val="26"/>
+              </w:rPr>
+              <w:t>年全民為守護台灣更同心、更團結，求真相除詐騙，以及求真　神棄偶像</w:t>
+            </w:r>
+            <w:r>
               <w:rPr>
                 <w:rFonts w:ascii="Barlow Condensed Medium" w:eastAsia="標楷體" w:hAnsi="Barlow Condensed Medium" w:cstheme="minorHAnsi"/>
                 <w:w w:val="90"/>
                 <w:sz w:val="26"/>
                 <w:szCs w:val="26"/>
               </w:rPr>
+              <w:t>。</w:t>
+            </w:r>
+          </w:p>
+        </w:tc>
+      </w:tr>
+      <w:tr>
+        <w:tc>
+          <w:tcPr>
+            <w:tcW w:w="266" w:type="dxa"/>
+            <w:tcMar>
+              <w:left w:w="28" w:type="dxa"/>
+              <w:right w:w="28" w:type="dxa"/>
+            </w:tcMar>
+          </w:tcPr>
+          <w:p>
+            <w:pPr>
+              <w:snapToGrid w:val="0"/>
+              <w:spacing w:line="300" w:lineRule="exact"/>
+              <w:jc w:val="right"/>
+              <w:rPr>
+                <w:rFonts w:ascii="Barlow Condensed Medium" w:eastAsia="標楷體" w:hAnsi="Barlow Condensed Medium" w:cstheme="minorHAnsi"/>
+                <w:w w:val="90"/>
+                <w:sz w:val="26"/>
+                <w:szCs w:val="26"/>
+              </w:rPr>
             </w:pPr>
             <w:r>
               <w:rPr>
@@ -2028,7 +2567,7 @@
                 <w:sz w:val="26"/>
                 <w:szCs w:val="26"/>
               </w:rPr>
-              <w:t>2</w:t>
+              <w:t>3</w:t>
             </w:r>
             <w:r>
               <w:rPr>
@@ -2063,12 +2602,130 @@
             </w:pPr>
             <w:r>
               <w:rPr>
+                <w:rFonts w:ascii="Barlow Condensed Medium" w:eastAsia="標楷體" w:hAnsi="Barlow Condensed Medium" w:cs="Segoe UI Symbol"/>
+                <w:w w:val="90"/>
+                <w:sz w:val="26"/>
+                <w:szCs w:val="26"/>
+              </w:rPr>
+              <w:t>為</w:t>
+            </w:r>
+            <w:r>
+              <w:rPr>
+                <w:rFonts w:ascii="Barlow Condensed Medium" w:eastAsia="標楷體" w:hAnsi="Barlow Condensed Medium" w:cs="Segoe UI Symbol"/>
+                <w:w w:val="90"/>
+                <w:sz w:val="26"/>
+                <w:szCs w:val="26"/>
+              </w:rPr>
+              <w:t>2026</w:t>
+            </w:r>
+            <w:r>
+              <w:rPr>
+                <w:rFonts w:ascii="Barlow Condensed Medium" w:eastAsia="標楷體" w:hAnsi="Barlow Condensed Medium" w:cs="Segoe UI Symbol"/>
+                <w:w w:val="90"/>
+                <w:sz w:val="26"/>
+                <w:szCs w:val="26"/>
+              </w:rPr>
+              <w:t>年本會</w:t>
+            </w:r>
+            <w:r>
+              <w:rPr>
+                <w:rFonts w:ascii="Barlow Condensed Medium" w:eastAsia="標楷體" w:hAnsi="Barlow Condensed Medium" w:cs="Segoe UI Symbol" w:hint="eastAsia"/>
+                <w:w w:val="90"/>
+                <w:sz w:val="26"/>
+                <w:szCs w:val="26"/>
+              </w:rPr>
+              <w:t>各項</w:t>
+            </w:r>
+            <w:r>
+              <w:rPr>
+                <w:rFonts w:ascii="Barlow Condensed Medium" w:eastAsia="標楷體" w:hAnsi="Barlow Condensed Medium" w:cs="Segoe UI Symbol"/>
+                <w:w w:val="90"/>
+                <w:sz w:val="26"/>
+                <w:szCs w:val="26"/>
+              </w:rPr>
+              <w:t>事工代禱</w:t>
+            </w:r>
+            <w:r>
+              <w:rPr>
+                <w:rFonts w:ascii="Barlow Condensed Medium" w:eastAsia="標楷體" w:hAnsi="Barlow Condensed Medium" w:cstheme="minorHAnsi"/>
+                <w:w w:val="90"/>
+                <w:sz w:val="26"/>
+                <w:szCs w:val="26"/>
+              </w:rPr>
+              <w:t>。</w:t>
+            </w:r>
+          </w:p>
+        </w:tc>
+      </w:tr>
+      <w:tr>
+        <w:tc>
+          <w:tcPr>
+            <w:tcW w:w="266" w:type="dxa"/>
+            <w:tcMar>
+              <w:left w:w="28" w:type="dxa"/>
+              <w:right w:w="28" w:type="dxa"/>
+            </w:tcMar>
+          </w:tcPr>
+          <w:p>
+            <w:pPr>
+              <w:snapToGrid w:val="0"/>
+              <w:spacing w:line="300" w:lineRule="exact"/>
+              <w:jc w:val="right"/>
+              <w:rPr>
+                <w:rFonts w:ascii="Barlow Condensed Medium" w:eastAsia="標楷體" w:hAnsi="Barlow Condensed Medium" w:cstheme="minorHAnsi"/>
+                <w:w w:val="90"/>
+                <w:sz w:val="26"/>
+                <w:szCs w:val="26"/>
+              </w:rPr>
+            </w:pPr>
+            <w:r>
+              <w:rPr>
                 <w:rFonts w:ascii="Barlow Condensed Medium" w:eastAsia="標楷體" w:hAnsi="Barlow Condensed Medium" w:cstheme="minorHAnsi" w:hint="eastAsia"/>
                 <w:w w:val="90"/>
                 <w:sz w:val="26"/>
                 <w:szCs w:val="26"/>
               </w:rPr>
-              <w:t>為台灣祈福，願</w:t>
+              <w:t>4</w:t>
+            </w:r>
+            <w:r>
+              <w:rPr>
+                <w:rFonts w:ascii="Barlow Condensed Medium" w:eastAsia="標楷體" w:hAnsi="Barlow Condensed Medium" w:cstheme="minorHAnsi"/>
+                <w:w w:val="90"/>
+                <w:sz w:val="26"/>
+                <w:szCs w:val="26"/>
+              </w:rPr>
+              <w:t>.</w:t>
+            </w:r>
+          </w:p>
+        </w:tc>
+        <w:tc>
+          <w:tcPr>
+            <w:tcW w:w="5669" w:type="dxa"/>
+            <w:tcMar>
+              <w:left w:w="28" w:type="dxa"/>
+              <w:right w:w="28" w:type="dxa"/>
+            </w:tcMar>
+          </w:tcPr>
+          <w:p>
+            <w:pPr>
+              <w:snapToGrid w:val="0"/>
+              <w:spacing w:line="300" w:lineRule="exact"/>
+              <w:jc w:val="both"/>
+              <w:rPr>
+                <w:rFonts w:ascii="Barlow Condensed Medium" w:eastAsia="標楷體" w:hAnsi="Barlow Condensed Medium" w:cstheme="minorHAnsi"/>
+                <w:w w:val="90"/>
+                <w:sz w:val="26"/>
+                <w:szCs w:val="26"/>
+              </w:rPr>
+            </w:pPr>
+            <w:r>
+              <w:rPr>
+                <w:rFonts w:ascii="Barlow Condensed Medium" w:eastAsia="標楷體" w:hAnsi="Barlow Condensed Medium" w:cstheme="minorHAnsi"/>
+                <w:w w:val="90"/>
+                <w:sz w:val="26"/>
+                <w:szCs w:val="26"/>
+              </w:rPr>
+              <w:t>為</w:t>
             </w:r>
             <w:r>
               <w:rPr>
@@ -2077,7 +2734,16 @@
                 <w:sz w:val="26"/>
                 <w:szCs w:val="26"/>
               </w:rPr>
-              <w:t>2026</w:t>
+              <w:t>教會所有</w:t>
+            </w:r>
+            <w:r>
+              <w:rPr>
+                <w:rFonts w:ascii="Barlow Condensed Medium" w:eastAsia="標楷體" w:hAnsi="Barlow Condensed Medium" w:cstheme="minorHAnsi"/>
+                <w:w w:val="90"/>
+                <w:sz w:val="26"/>
+                <w:szCs w:val="26"/>
+              </w:rPr>
+              <w:t>任職同工的事奉</w:t>
             </w:r>
             <w:r>
               <w:rPr>
@@ -2086,19 +2752,8 @@
                 <w:sz w:val="26"/>
                 <w:szCs w:val="26"/>
               </w:rPr>
-              <w:t xml:space="preserve">年全民為守護台灣更同心、更團結，求真相除詐騙，以及求真　</w:t>
-            </w:r>
-            <w:proofErr w:type="gramStart"/>
-            <w:r>
-              <w:rPr>
-                <w:rFonts w:ascii="Barlow Condensed Medium" w:eastAsia="標楷體" w:hAnsi="Barlow Condensed Medium" w:cstheme="minorHAnsi" w:hint="eastAsia"/>
-                <w:w w:val="90"/>
-                <w:sz w:val="26"/>
-                <w:szCs w:val="26"/>
-              </w:rPr>
-              <w:t>神棄偶像</w:t>
-            </w:r>
-            <w:proofErr w:type="gramEnd"/>
+              <w:t>、工作</w:t>
+            </w:r>
             <w:r>
               <w:rPr>
                 <w:rFonts w:ascii="Barlow Condensed Medium" w:eastAsia="標楷體" w:hAnsi="Barlow Condensed Medium" w:cstheme="minorHAnsi"/>
@@ -2106,265 +2761,7 @@
                 <w:sz w:val="26"/>
                 <w:szCs w:val="26"/>
               </w:rPr>
-              <w:t>。</w:t>
-            </w:r>
-          </w:p>
-        </w:tc>
-      </w:tr>
-      <w:tr>
-        <w:tc>
-          <w:tcPr>
-            <w:tcW w:w="266" w:type="dxa"/>
-            <w:tcMar>
-              <w:left w:w="28" w:type="dxa"/>
-              <w:right w:w="28" w:type="dxa"/>
-            </w:tcMar>
-          </w:tcPr>
-          <w:p>
-            <w:pPr>
-              <w:snapToGrid w:val="0"/>
-              <w:spacing w:line="300" w:lineRule="exact"/>
-              <w:jc w:val="right"/>
-              <w:rPr>
-                <w:rFonts w:ascii="Barlow Condensed Medium" w:eastAsia="標楷體" w:hAnsi="Barlow Condensed Medium" w:cstheme="minorHAnsi"/>
-                <w:w w:val="90"/>
-                <w:sz w:val="26"/>
-                <w:szCs w:val="26"/>
-              </w:rPr>
-            </w:pPr>
-            <w:r>
-              <w:rPr>
-                <w:rFonts w:ascii="Barlow Condensed Medium" w:eastAsia="標楷體" w:hAnsi="Barlow Condensed Medium" w:cstheme="minorHAnsi" w:hint="eastAsia"/>
-                <w:w w:val="90"/>
-                <w:sz w:val="26"/>
-                <w:szCs w:val="26"/>
-              </w:rPr>
-              <w:t>3</w:t>
-            </w:r>
-            <w:r>
-              <w:rPr>
-                <w:rFonts w:ascii="Barlow Condensed Medium" w:eastAsia="標楷體" w:hAnsi="Barlow Condensed Medium" w:cstheme="minorHAnsi"/>
-                <w:w w:val="90"/>
-                <w:sz w:val="26"/>
-                <w:szCs w:val="26"/>
-              </w:rPr>
-              <w:t>.</w:t>
-            </w:r>
-          </w:p>
-        </w:tc>
-        <w:tc>
-          <w:tcPr>
-            <w:tcW w:w="5669" w:type="dxa"/>
-            <w:tcMar>
-              <w:left w:w="28" w:type="dxa"/>
-              <w:right w:w="28" w:type="dxa"/>
-            </w:tcMar>
-          </w:tcPr>
-          <w:p>
-            <w:pPr>
-              <w:snapToGrid w:val="0"/>
-              <w:spacing w:line="300" w:lineRule="exact"/>
-              <w:jc w:val="both"/>
-              <w:rPr>
-                <w:rFonts w:ascii="Barlow Condensed Medium" w:eastAsia="標楷體" w:hAnsi="Barlow Condensed Medium" w:cstheme="minorHAnsi"/>
-                <w:w w:val="90"/>
-                <w:sz w:val="26"/>
-                <w:szCs w:val="26"/>
-              </w:rPr>
-            </w:pPr>
-            <w:r>
-              <w:rPr>
-                <w:rFonts w:ascii="Barlow Condensed Medium" w:eastAsia="標楷體" w:hAnsi="Barlow Condensed Medium" w:cs="Segoe UI Symbol"/>
-                <w:w w:val="90"/>
-                <w:sz w:val="26"/>
-                <w:szCs w:val="26"/>
-              </w:rPr>
-              <w:t>為</w:t>
-            </w:r>
-            <w:r>
-              <w:rPr>
-                <w:rFonts w:ascii="Barlow Condensed Medium" w:eastAsia="標楷體" w:hAnsi="Barlow Condensed Medium" w:cs="Segoe UI Symbol"/>
-                <w:w w:val="90"/>
-                <w:sz w:val="26"/>
-                <w:szCs w:val="26"/>
-              </w:rPr>
-              <w:t>2026</w:t>
-            </w:r>
-            <w:r>
-              <w:rPr>
-                <w:rFonts w:ascii="Barlow Condensed Medium" w:eastAsia="標楷體" w:hAnsi="Barlow Condensed Medium" w:cs="Segoe UI Symbol"/>
-                <w:w w:val="90"/>
-                <w:sz w:val="26"/>
-                <w:szCs w:val="26"/>
-              </w:rPr>
-              <w:t>年本會</w:t>
-            </w:r>
-            <w:r>
-              <w:rPr>
-                <w:rFonts w:ascii="Barlow Condensed Medium" w:eastAsia="標楷體" w:hAnsi="Barlow Condensed Medium" w:cs="Segoe UI Symbol" w:hint="eastAsia"/>
-                <w:w w:val="90"/>
-                <w:sz w:val="26"/>
-                <w:szCs w:val="26"/>
-              </w:rPr>
-              <w:t>各項</w:t>
-            </w:r>
-            <w:r>
-              <w:rPr>
-                <w:rFonts w:ascii="Barlow Condensed Medium" w:eastAsia="標楷體" w:hAnsi="Barlow Condensed Medium" w:cs="Segoe UI Symbol"/>
-                <w:w w:val="90"/>
-                <w:sz w:val="26"/>
-                <w:szCs w:val="26"/>
-              </w:rPr>
-              <w:t>事</w:t>
-            </w:r>
-            <w:proofErr w:type="gramStart"/>
-            <w:r>
-              <w:rPr>
-                <w:rFonts w:ascii="Barlow Condensed Medium" w:eastAsia="標楷體" w:hAnsi="Barlow Condensed Medium" w:cs="Segoe UI Symbol"/>
-                <w:w w:val="90"/>
-                <w:sz w:val="26"/>
-                <w:szCs w:val="26"/>
-              </w:rPr>
-              <w:t>工代禱</w:t>
-            </w:r>
-            <w:proofErr w:type="gramEnd"/>
-            <w:r>
-              <w:rPr>
-                <w:rFonts w:ascii="Barlow Condensed Medium" w:eastAsia="標楷體" w:hAnsi="Barlow Condensed Medium" w:cstheme="minorHAnsi"/>
-                <w:w w:val="90"/>
-                <w:sz w:val="26"/>
-                <w:szCs w:val="26"/>
-              </w:rPr>
-              <w:t>。</w:t>
-            </w:r>
-          </w:p>
-        </w:tc>
-      </w:tr>
-      <w:tr>
-        <w:tc>
-          <w:tcPr>
-            <w:tcW w:w="266" w:type="dxa"/>
-            <w:tcMar>
-              <w:left w:w="28" w:type="dxa"/>
-              <w:right w:w="28" w:type="dxa"/>
-            </w:tcMar>
-          </w:tcPr>
-          <w:p>
-            <w:pPr>
-              <w:snapToGrid w:val="0"/>
-              <w:spacing w:line="300" w:lineRule="exact"/>
-              <w:jc w:val="right"/>
-              <w:rPr>
-                <w:rFonts w:ascii="Barlow Condensed Medium" w:eastAsia="標楷體" w:hAnsi="Barlow Condensed Medium" w:cstheme="minorHAnsi"/>
-                <w:w w:val="90"/>
-                <w:sz w:val="26"/>
-                <w:szCs w:val="26"/>
-              </w:rPr>
-            </w:pPr>
-            <w:r>
-              <w:rPr>
-                <w:rFonts w:ascii="Barlow Condensed Medium" w:eastAsia="標楷體" w:hAnsi="Barlow Condensed Medium" w:cstheme="minorHAnsi" w:hint="eastAsia"/>
-                <w:w w:val="90"/>
-                <w:sz w:val="26"/>
-                <w:szCs w:val="26"/>
-              </w:rPr>
-              <w:t>4</w:t>
-            </w:r>
-            <w:r>
-              <w:rPr>
-                <w:rFonts w:ascii="Barlow Condensed Medium" w:eastAsia="標楷體" w:hAnsi="Barlow Condensed Medium" w:cstheme="minorHAnsi"/>
-                <w:w w:val="90"/>
-                <w:sz w:val="26"/>
-                <w:szCs w:val="26"/>
-              </w:rPr>
-              <w:t>.</w:t>
-            </w:r>
-          </w:p>
-        </w:tc>
-        <w:tc>
-          <w:tcPr>
-            <w:tcW w:w="5669" w:type="dxa"/>
-            <w:tcMar>
-              <w:left w:w="28" w:type="dxa"/>
-              <w:right w:w="28" w:type="dxa"/>
-            </w:tcMar>
-          </w:tcPr>
-          <w:p>
-            <w:pPr>
-              <w:snapToGrid w:val="0"/>
-              <w:spacing w:line="300" w:lineRule="exact"/>
-              <w:jc w:val="both"/>
-              <w:rPr>
-                <w:rFonts w:ascii="Barlow Condensed Medium" w:eastAsia="標楷體" w:hAnsi="Barlow Condensed Medium" w:cstheme="minorHAnsi"/>
-                <w:w w:val="90"/>
-                <w:sz w:val="26"/>
-                <w:szCs w:val="26"/>
-              </w:rPr>
-            </w:pPr>
-            <w:r>
-              <w:rPr>
-                <w:rFonts w:ascii="Barlow Condensed Medium" w:eastAsia="標楷體" w:hAnsi="Barlow Condensed Medium" w:cstheme="minorHAnsi"/>
-                <w:w w:val="90"/>
-                <w:sz w:val="26"/>
-                <w:szCs w:val="26"/>
-              </w:rPr>
-              <w:t>為</w:t>
-            </w:r>
-            <w:r>
-              <w:rPr>
-                <w:rFonts w:ascii="Barlow Condensed Medium" w:eastAsia="標楷體" w:hAnsi="Barlow Condensed Medium" w:cstheme="minorHAnsi" w:hint="eastAsia"/>
-                <w:w w:val="90"/>
-                <w:sz w:val="26"/>
-                <w:szCs w:val="26"/>
-              </w:rPr>
-              <w:t>教會所有</w:t>
-            </w:r>
-            <w:r>
-              <w:rPr>
-                <w:rFonts w:ascii="Barlow Condensed Medium" w:eastAsia="標楷體" w:hAnsi="Barlow Condensed Medium" w:cstheme="minorHAnsi"/>
-                <w:w w:val="90"/>
-                <w:sz w:val="26"/>
-                <w:szCs w:val="26"/>
-              </w:rPr>
-              <w:t>任職同工的事奉</w:t>
-            </w:r>
-            <w:r>
-              <w:rPr>
-                <w:rFonts w:ascii="Barlow Condensed Medium" w:eastAsia="標楷體" w:hAnsi="Barlow Condensed Medium" w:cstheme="minorHAnsi" w:hint="eastAsia"/>
-                <w:w w:val="90"/>
-                <w:sz w:val="26"/>
-                <w:szCs w:val="26"/>
-              </w:rPr>
-              <w:t>、工作</w:t>
-            </w:r>
-            <w:r>
-              <w:rPr>
-                <w:rFonts w:ascii="Barlow Condensed Medium" w:eastAsia="標楷體" w:hAnsi="Barlow Condensed Medium" w:cstheme="minorHAnsi"/>
-                <w:w w:val="90"/>
-                <w:sz w:val="26"/>
-                <w:szCs w:val="26"/>
-              </w:rPr>
-              <w:t>和</w:t>
-            </w:r>
-            <w:proofErr w:type="gramStart"/>
-            <w:r>
-              <w:rPr>
-                <w:rFonts w:ascii="Barlow Condensed Medium" w:eastAsia="標楷體" w:hAnsi="Barlow Condensed Medium" w:cstheme="minorHAnsi"/>
-                <w:w w:val="90"/>
-                <w:sz w:val="26"/>
-                <w:szCs w:val="26"/>
-              </w:rPr>
-              <w:t>家庭代禱</w:t>
-            </w:r>
-            <w:proofErr w:type="gramEnd"/>
-            <w:r>
-              <w:rPr>
-                <w:rFonts w:ascii="Barlow Condensed Medium" w:eastAsia="標楷體" w:hAnsi="Barlow Condensed Medium" w:cstheme="minorHAnsi"/>
-                <w:w w:val="90"/>
-                <w:sz w:val="26"/>
-                <w:szCs w:val="26"/>
-              </w:rPr>
-              <w:t>。</w:t>
+              <w:t>和家庭代禱。</w:t>
             </w:r>
           </w:p>
         </w:tc>
@@ -2526,9 +2923,8 @@
                 <w:sz w:val="26"/>
                 <w:szCs w:val="26"/>
               </w:rPr>
-              <w:t>兄</w:t>
-            </w:r>
-            <w:proofErr w:type="gramStart"/>
+              <w:t>兄姊</w:t>
+            </w:r>
             <w:r>
               <w:rPr>
                 <w:rFonts w:ascii="Barlow Condensed Medium" w:eastAsia="華康中黑體" w:hAnsi="Barlow Condensed Medium" w:cs="Segoe UI Symbol"/>
@@ -2536,9 +2932,8 @@
                 <w:sz w:val="26"/>
                 <w:szCs w:val="26"/>
               </w:rPr>
-              <w:t>姊</w:t>
-            </w:r>
-            <w:proofErr w:type="gramEnd"/>
+              <w:t>利用代禱卡</w:t>
+            </w:r>
             <w:r>
               <w:rPr>
                 <w:rFonts w:ascii="Barlow Condensed Medium" w:eastAsia="華康中黑體" w:hAnsi="Barlow Condensed Medium" w:cs="Segoe UI Symbol"/>
@@ -2546,9 +2941,8 @@
                 <w:sz w:val="26"/>
                 <w:szCs w:val="26"/>
               </w:rPr>
-              <w:t>利用</w:t>
-            </w:r>
-            <w:proofErr w:type="gramStart"/>
+              <w:t>(</w:t>
+            </w:r>
             <w:r>
               <w:rPr>
                 <w:rFonts w:ascii="Barlow Condensed Medium" w:eastAsia="華康中黑體" w:hAnsi="Barlow Condensed Medium" w:cs="Segoe UI Symbol"/>
@@ -2556,9 +2950,8 @@
                 <w:sz w:val="26"/>
                 <w:szCs w:val="26"/>
               </w:rPr>
-              <w:t>代禱卡</w:t>
-            </w:r>
-            <w:proofErr w:type="gramEnd"/>
+              <w:t>於招待桌上</w:t>
+            </w:r>
             <w:r>
               <w:rPr>
                 <w:rFonts w:ascii="Barlow Condensed Medium" w:eastAsia="華康中黑體" w:hAnsi="Barlow Condensed Medium" w:cs="Segoe UI Symbol"/>
@@ -2566,7 +2959,7 @@
                 <w:sz w:val="26"/>
                 <w:szCs w:val="26"/>
               </w:rPr>
-              <w:t>(</w:t>
+              <w:t>)</w:t>
             </w:r>
             <w:r>
               <w:rPr>
@@ -2575,36 +2968,7 @@
                 <w:sz w:val="26"/>
                 <w:szCs w:val="26"/>
               </w:rPr>
-              <w:t>於招待桌上</w:t>
-            </w:r>
-            <w:r>
-              <w:rPr>
-                <w:rFonts w:ascii="Barlow Condensed Medium" w:eastAsia="華康中黑體" w:hAnsi="Barlow Condensed Medium" w:cs="Segoe UI Symbol"/>
-                <w:w w:val="90"/>
-                <w:sz w:val="26"/>
-                <w:szCs w:val="26"/>
-              </w:rPr>
-              <w:t>)</w:t>
-            </w:r>
-            <w:proofErr w:type="gramStart"/>
-            <w:r>
-              <w:rPr>
-                <w:rFonts w:ascii="Barlow Condensed Medium" w:eastAsia="華康中黑體" w:hAnsi="Barlow Condensed Medium" w:cs="Segoe UI Symbol"/>
-                <w:w w:val="90"/>
-                <w:sz w:val="26"/>
-                <w:szCs w:val="26"/>
-              </w:rPr>
-              <w:t>投代禱</w:t>
-            </w:r>
-            <w:proofErr w:type="gramEnd"/>
-            <w:r>
-              <w:rPr>
-                <w:rFonts w:ascii="Barlow Condensed Medium" w:eastAsia="華康中黑體" w:hAnsi="Barlow Condensed Medium" w:cs="Segoe UI Symbol"/>
-                <w:w w:val="90"/>
-                <w:sz w:val="26"/>
-                <w:szCs w:val="26"/>
-              </w:rPr>
-              <w:t>信箱。</w:t>
+              <w:t>投代禱信箱。</w:t>
             </w:r>
           </w:p>
         </w:tc>
@@ -2640,7 +3004,7 @@
                 <w:sz w:val="26"/>
                 <w:szCs w:val="26"/>
               </w:rPr>
-              <w:t>1</w:t>
+              <w:t>2</w:t>
             </w:r>
             <w:r>
               <w:rPr>
@@ -2683,9 +3047,8 @@
                 <w:sz w:val="26"/>
                 <w:szCs w:val="26"/>
               </w:rPr>
-              <w:t>王</w:t>
-            </w:r>
-            <w:proofErr w:type="gramStart"/>
+              <w:t>王聖</w:t>
+            </w:r>
             <w:r>
               <w:rPr>
                 <w:rFonts w:ascii="Barlow Condensed Medium" w:eastAsia="標楷體" w:hAnsi="Barlow Condensed Medium" w:cstheme="minorHAnsi" w:hint="eastAsia"/>
@@ -2693,7 +3056,7 @@
                 <w:sz w:val="26"/>
                 <w:szCs w:val="26"/>
               </w:rPr>
-              <w:t>聖</w:t>
+              <w:t>崴</w:t>
             </w:r>
             <w:r>
               <w:rPr>
@@ -2702,18 +3065,8 @@
                 <w:sz w:val="26"/>
                 <w:szCs w:val="26"/>
               </w:rPr>
-              <w:t>崴</w:t>
-            </w:r>
-            <w:r>
-              <w:rPr>
-                <w:rFonts w:ascii="Barlow Condensed Medium" w:eastAsia="標楷體" w:hAnsi="Barlow Condensed Medium" w:cstheme="minorHAnsi" w:hint="eastAsia"/>
-                <w:w w:val="90"/>
-                <w:sz w:val="26"/>
-                <w:szCs w:val="26"/>
-              </w:rPr>
               <w:t>。</w:t>
             </w:r>
-            <w:proofErr w:type="gramEnd"/>
           </w:p>
         </w:tc>
       </w:tr>
@@ -2750,7 +3103,7 @@
                 <w:sz w:val="26"/>
                 <w:szCs w:val="26"/>
               </w:rPr>
-              <w:t>2</w:t>
+              <w:t>3</w:t>
             </w:r>
             <w:r>
               <w:rPr>
@@ -2793,24 +3146,6 @@
                 <w:sz w:val="26"/>
                 <w:szCs w:val="26"/>
               </w:rPr>
-              <w:t>楊陳素嬌</w:t>
-            </w:r>
-            <w:r>
-              <w:rPr>
-                <w:rFonts w:ascii="Barlow Condensed Medium" w:eastAsia="標楷體" w:hAnsi="Barlow Condensed Medium" w:cstheme="minorHAnsi" w:hint="eastAsia"/>
-                <w:w w:val="90"/>
-                <w:sz w:val="26"/>
-                <w:szCs w:val="26"/>
-              </w:rPr>
-              <w:t>、</w:t>
-            </w:r>
-            <w:r>
-              <w:rPr>
-                <w:rFonts w:ascii="Barlow Condensed Medium" w:eastAsia="標楷體" w:hAnsi="Barlow Condensed Medium" w:cstheme="minorHAnsi" w:hint="eastAsia"/>
-                <w:w w:val="90"/>
-                <w:sz w:val="26"/>
-                <w:szCs w:val="26"/>
-              </w:rPr>
               <w:t>賴玟玲</w:t>
             </w:r>
             <w:r>
@@ -2858,7 +3193,7 @@
                 <w:sz w:val="26"/>
                 <w:szCs w:val="26"/>
               </w:rPr>
-              <w:t>3</w:t>
+              <w:t>4</w:t>
             </w:r>
             <w:r>
               <w:rPr>
@@ -3036,7 +3371,6 @@
           <w:szCs w:val="26"/>
         </w:rPr>
       </w:pPr>
-      <w:proofErr w:type="gramStart"/>
       <w:r>
         <w:rPr>
           <w:rFonts w:ascii="Barlow Condensed Medium" w:eastAsia="標楷體" w:hAnsi="Barlow Condensed Medium" w:cs="Arial" w:hint="eastAsia"/>
@@ -3046,19 +3380,7 @@
           <w:sz w:val="26"/>
           <w:szCs w:val="26"/>
         </w:rPr>
-        <w:t>男婦老幼</w:t>
-      </w:r>
-      <w:proofErr w:type="gramEnd"/>
-      <w:r>
-        <w:rPr>
-          <w:rFonts w:ascii="Barlow Condensed Medium" w:eastAsia="標楷體" w:hAnsi="Barlow Condensed Medium" w:cs="Arial" w:hint="eastAsia"/>
-          <w:bCs/>
-          <w:w w:val="72"/>
-          <w:kern w:val="0"/>
-          <w:sz w:val="26"/>
-          <w:szCs w:val="26"/>
-        </w:rPr>
-        <w:t>向這標語，</w:t>
+        <w:t>男婦老幼向這標語，</w:t>
       </w:r>
     </w:p>
     <w:p>
@@ -3196,31 +3518,7 @@
           <w:sz w:val="26"/>
           <w:szCs w:val="26"/>
         </w:rPr>
-        <w:t>選擇</w:t>
-      </w:r>
-      <w:proofErr w:type="gramStart"/>
-      <w:r>
-        <w:rPr>
-          <w:rFonts w:ascii="Barlow Condensed Medium" w:eastAsia="標楷體" w:hAnsi="Barlow Condensed Medium" w:cs="Arial" w:hint="eastAsia"/>
-          <w:bCs/>
-          <w:w w:val="72"/>
-          <w:kern w:val="0"/>
-          <w:sz w:val="26"/>
-          <w:szCs w:val="26"/>
-        </w:rPr>
-        <w:t>同信結做</w:t>
-      </w:r>
-      <w:proofErr w:type="gramEnd"/>
-      <w:r>
-        <w:rPr>
-          <w:rFonts w:ascii="Barlow Condensed Medium" w:eastAsia="標楷體" w:hAnsi="Barlow Condensed Medium" w:cs="Arial" w:hint="eastAsia"/>
-          <w:bCs/>
-          <w:w w:val="72"/>
-          <w:kern w:val="0"/>
-          <w:sz w:val="26"/>
-          <w:szCs w:val="26"/>
-        </w:rPr>
-        <w:t>夫婦，</w:t>
+        <w:t>選擇同信結做夫婦，</w:t>
       </w:r>
     </w:p>
     <w:p>
@@ -3336,31 +3634,7 @@
           <w:sz w:val="26"/>
           <w:szCs w:val="26"/>
         </w:rPr>
-        <w:t>所有</w:t>
-      </w:r>
-      <w:proofErr w:type="gramStart"/>
-      <w:r>
-        <w:rPr>
-          <w:rFonts w:ascii="Barlow Condensed Medium" w:eastAsia="標楷體" w:hAnsi="Barlow Condensed Medium" w:cs="Arial" w:hint="eastAsia"/>
-          <w:bCs/>
-          <w:w w:val="72"/>
-          <w:kern w:val="0"/>
-          <w:sz w:val="26"/>
-          <w:szCs w:val="26"/>
-        </w:rPr>
-        <w:t>子兒天父</w:t>
-      </w:r>
-      <w:proofErr w:type="gramEnd"/>
-      <w:r>
-        <w:rPr>
-          <w:rFonts w:ascii="Barlow Condensed Medium" w:eastAsia="標楷體" w:hAnsi="Barlow Condensed Medium" w:cs="Arial" w:hint="eastAsia"/>
-          <w:bCs/>
-          <w:w w:val="72"/>
-          <w:kern w:val="0"/>
-          <w:sz w:val="26"/>
-          <w:szCs w:val="26"/>
-        </w:rPr>
-        <w:t>賞賜，</w:t>
+        <w:t>所有子兒天父賞賜，</w:t>
       </w:r>
     </w:p>
     <w:p>
@@ -3388,51 +3662,7 @@
           <w:sz w:val="26"/>
           <w:szCs w:val="26"/>
         </w:rPr>
-        <w:t>細</w:t>
-      </w:r>
-      <w:proofErr w:type="gramStart"/>
-      <w:r>
-        <w:rPr>
-          <w:rFonts w:ascii="Barlow Condensed Medium" w:eastAsia="標楷體" w:hAnsi="Barlow Condensed Medium" w:cs="Arial" w:hint="eastAsia"/>
-          <w:bCs/>
-          <w:w w:val="72"/>
-          <w:kern w:val="0"/>
-          <w:sz w:val="26"/>
-          <w:szCs w:val="26"/>
-        </w:rPr>
-        <w:t>漢導</w:t>
-      </w:r>
-      <w:r>
-        <w:rPr>
-          <w:rFonts w:ascii="新細明體-ExtB" w:eastAsia="新細明體-ExtB" w:hAnsi="新細明體-ExtB" w:cs="新細明體-ExtB" w:hint="eastAsia"/>
-          <w:bCs/>
-          <w:w w:val="72"/>
-          <w:kern w:val="0"/>
-          <w:szCs w:val="24"/>
-        </w:rPr>
-        <w:t/>
-      </w:r>
-      <w:proofErr w:type="gramEnd"/>
-      <w:r>
-        <w:rPr>
-          <w:rFonts w:ascii="新細明體-ExtB" w:eastAsia="新細明體-ExtB" w:hAnsi="新細明體-ExtB" w:cs="新細明體-ExtB" w:hint="eastAsia"/>
-          <w:bCs/>
-          <w:w w:val="72"/>
-          <w:kern w:val="0"/>
-          <w:szCs w:val="24"/>
-        </w:rPr>
-        <w:t/>
-      </w:r>
-      <w:r>
-        <w:rPr>
-          <w:rFonts w:ascii="Barlow Condensed Medium" w:eastAsia="標楷體" w:hAnsi="Barlow Condensed Medium" w:cs="Arial" w:hint="eastAsia"/>
-          <w:bCs/>
-          <w:w w:val="72"/>
-          <w:kern w:val="0"/>
-          <w:sz w:val="26"/>
-          <w:szCs w:val="26"/>
-        </w:rPr>
-        <w:t>親近天父，</w:t>
+        <w:t>細漢導親近天父，</w:t>
       </w:r>
     </w:p>
     <w:p>
@@ -3460,31 +3690,7 @@
           <w:sz w:val="26"/>
           <w:szCs w:val="26"/>
         </w:rPr>
-        <w:t>信心</w:t>
-      </w:r>
-      <w:proofErr w:type="gramStart"/>
-      <w:r>
-        <w:rPr>
-          <w:rFonts w:ascii="Barlow Condensed Medium" w:eastAsia="標楷體" w:hAnsi="Barlow Condensed Medium" w:cs="Arial" w:hint="eastAsia"/>
-          <w:bCs/>
-          <w:w w:val="72"/>
-          <w:kern w:val="0"/>
-          <w:sz w:val="26"/>
-          <w:szCs w:val="26"/>
-        </w:rPr>
-        <w:t>堅固續到後裔</w:t>
-      </w:r>
-      <w:proofErr w:type="gramEnd"/>
-      <w:r>
-        <w:rPr>
-          <w:rFonts w:ascii="Barlow Condensed Medium" w:eastAsia="標楷體" w:hAnsi="Barlow Condensed Medium" w:cs="Arial" w:hint="eastAsia"/>
-          <w:bCs/>
-          <w:w w:val="72"/>
-          <w:kern w:val="0"/>
-          <w:sz w:val="26"/>
-          <w:szCs w:val="26"/>
-        </w:rPr>
-        <w:t>。</w:t>
+        <w:t>信心堅固續到後裔。</w:t>
       </w:r>
     </w:p>
     <w:p>
@@ -3506,7 +3712,7 @@
           <w:szCs w:val="26"/>
         </w:rPr>
       </w:pPr>
-      <w:bookmarkStart w:id="6" w:name="_Hlk227079785"/>
+      <w:bookmarkStart w:id="7" w:name="_Hlk227079785"/>
       <w:r>
         <w:rPr>
           <w:rFonts w:ascii="Barlow Condensed Medium" w:eastAsia="標楷體" w:hAnsi="Barlow Condensed Medium" w:cs="Arial" w:hint="eastAsia"/>
@@ -3602,7 +3808,7 @@
         </w:rPr>
         <w:t>尊主命令誠心服事。</w:t>
       </w:r>
-      <w:bookmarkEnd w:id="6"/>
+      <w:bookmarkEnd w:id="7"/>
     </w:p>
     <w:p>
       <w:pPr>
@@ -3791,6 +3997,7 @@
       <w:r>
         <w:rPr>
           <w:noProof/>
+          <w:lang w:bidi="he-IL"/>
         </w:rPr>
         <mc:AlternateContent>
           <mc:Choice Requires="wpg">
@@ -3926,47 +4133,7 @@
                                   <w:w w:val="90"/>
                                   <w:szCs w:val="24"/>
                                 </w:rPr>
-                                <w:t>我們因信主耶穌基督而蒙　神國福音的恩典，成為基督的肢體，並按主的命令彼此相愛。因此我們奉獻自己成為基督的教會的</w:t>
-                              </w:r>
-                              <w:proofErr w:type="gramStart"/>
-                              <w:r>
-                                <w:rPr>
-                                  <w:rFonts w:ascii="文鼎粗魏碑" w:eastAsia="文鼎粗魏碑" w:cstheme="minorHAnsi" w:hint="eastAsia"/>
-                                  <w:color w:val="0D0D0D" w:themeColor="text1" w:themeTint="F2"/>
-                                  <w:w w:val="90"/>
-                                  <w:szCs w:val="24"/>
-                                </w:rPr>
-                                <w:t>事奉者</w:t>
-                              </w:r>
-                              <w:proofErr w:type="gramEnd"/>
-                              <w:r>
-                                <w:rPr>
-                                  <w:rFonts w:ascii="文鼎粗魏碑" w:eastAsia="文鼎粗魏碑" w:cstheme="minorHAnsi" w:hint="eastAsia"/>
-                                  <w:color w:val="0D0D0D" w:themeColor="text1" w:themeTint="F2"/>
-                                  <w:w w:val="90"/>
-                                  <w:szCs w:val="24"/>
-                                </w:rPr>
-                                <w:t>，用彼此事奉、彼此順服、彼此成全，和彼此學習的心，效法基督成為服事人的僕人。將服事會眾的事看為優先，以服事</w:t>
-                              </w:r>
-                              <w:proofErr w:type="gramStart"/>
-                              <w:r>
-                                <w:rPr>
-                                  <w:rFonts w:ascii="文鼎粗魏碑" w:eastAsia="文鼎粗魏碑" w:cstheme="minorHAnsi" w:hint="eastAsia"/>
-                                  <w:color w:val="0D0D0D" w:themeColor="text1" w:themeTint="F2"/>
-                                  <w:w w:val="90"/>
-                                  <w:szCs w:val="24"/>
-                                </w:rPr>
-                                <w:t>會眾來服事</w:t>
-                              </w:r>
-                              <w:proofErr w:type="gramEnd"/>
-                              <w:r>
-                                <w:rPr>
-                                  <w:rFonts w:ascii="文鼎粗魏碑" w:eastAsia="文鼎粗魏碑" w:cstheme="minorHAnsi" w:hint="eastAsia"/>
-                                  <w:color w:val="0D0D0D" w:themeColor="text1" w:themeTint="F2"/>
-                                  <w:w w:val="90"/>
-                                  <w:szCs w:val="24"/>
-                                </w:rPr>
-                                <w:t xml:space="preserve">　神。使我們與我們得救的身分相稱。</w:t>
+                                <w:t>我們因信主耶穌基督而蒙　神國福音的恩典，成為基督的肢體，並按主的命令彼此相愛。因此我們奉獻自己成為基督的教會的事奉者，用彼此事奉、彼此順服、彼此成全，和彼此學習的心，效法基督成為服事人的僕人。將服事會眾的事看為優先，以服事會眾來服事　神。使我們與我們得救的身分相稱。</w:t>
                               </w:r>
                             </w:p>
                           </w:txbxContent>
@@ -3992,7 +4159,7 @@
           </mc:Choice>
           <mc:Fallback>
             <w:pict>
-              <v:group w14:anchorId="789743EB" id="群組 21" o:spid="_x0000_s1026" style="position:absolute;margin-left:538.15pt;margin-top:28.9pt;width:134.65pt;height:261.65pt;z-index:251664384;mso-position-horizontal-relative:page;mso-position-vertical-relative:page;mso-width-relative:margin;mso-height-relative:margin" coordsize="17094,33223" o:gfxdata="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">
+              <v:group w14:anchorId="789743EB" id="群組 21" o:spid="_x0000_s1026" style="position:absolute;margin-left:538.15pt;margin-top:28.9pt;width:134.65pt;height:261.65pt;z-index:251664384;mso-position-horizontal-relative:page;mso-position-vertical-relative:page;mso-width-relative:margin;mso-height-relative:margin" coordsize="17094,33223" o:gfxdata="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">
                 <v:shapetype id="_x0000_t75" coordsize="21600,21600" o:spt="75" o:preferrelative="t" path="m@4@5l@4@11@9@11@9@5xe" filled="f" stroked="f">
                   <v:stroke joinstyle="miter"/>
                   <v:formulas>
@@ -4012,10 +4179,11 @@
                   <v:path o:extrusionok="f" gradientshapeok="t" o:connecttype="rect"/>
                   <o:lock v:ext="edit" aspectratio="t"/>
                 </v:shapetype>
-                <v:shape id="圖片 18" o:spid="_x0000_s1027" type="#_x0000_t75" style="position:absolute;left:-8065;top:8065;width:33223;height:17094;rotation:90;visibility:visible;mso-wrap-style:square" o:gfxdata="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">
+                <v:shape id="圖片 18" o:spid="_x0000_s1027" type="#_x0000_t75" style="position:absolute;left:-8065;top:8065;width:33223;height:17094;rotation:90;visibility:visible;mso-wrap-style:square" o:gfxdata="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">
                   <v:imagedata r:id="rId9" o:title=""/>
+                  <v:path arrowok="t"/>
                 </v:shape>
-                <v:roundrect id="圓角矩形 7" o:spid="_x0000_s1028" style="position:absolute;left:1666;top:2875;width:14086;height:28296;visibility:visible;mso-wrap-style:square;v-text-anchor:top" arcsize="3131f" o:gfxdata="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" filled="f" stroked="f" strokeweight="2.5pt">
+                <v:roundrect id="圓角矩形 7" o:spid="_x0000_s1028" style="position:absolute;left:1666;top:2875;width:14086;height:28296;visibility:visible;mso-wrap-style:square;v-text-anchor:top" arcsize="3131f" o:gfxdata="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" filled="f" stroked="f" strokeweight="2.5pt">
                   <v:stroke joinstyle="miter"/>
                   <v:textbox style="layout-flow:vertical-ideographic" inset="1mm,1mm,1mm,1mm">
                     <w:txbxContent>
@@ -4060,47 +4228,7 @@
                             <w:w w:val="90"/>
                             <w:szCs w:val="24"/>
                           </w:rPr>
-                          <w:t>我們因信主耶穌基督而蒙　神國福音的恩典，成為基督的肢體，並按主的命令彼此相愛。因此我們奉獻自己成為基督的教會的</w:t>
-                        </w:r>
-                        <w:proofErr w:type="gramStart"/>
-                        <w:r>
-                          <w:rPr>
-                            <w:rFonts w:ascii="文鼎粗魏碑" w:eastAsia="文鼎粗魏碑" w:cstheme="minorHAnsi" w:hint="eastAsia"/>
-                            <w:color w:val="0D0D0D" w:themeColor="text1" w:themeTint="F2"/>
-                            <w:w w:val="90"/>
-                            <w:szCs w:val="24"/>
-                          </w:rPr>
-                          <w:t>事奉者</w:t>
-                        </w:r>
-                        <w:proofErr w:type="gramEnd"/>
-                        <w:r>
-                          <w:rPr>
-                            <w:rFonts w:ascii="文鼎粗魏碑" w:eastAsia="文鼎粗魏碑" w:cstheme="minorHAnsi" w:hint="eastAsia"/>
-                            <w:color w:val="0D0D0D" w:themeColor="text1" w:themeTint="F2"/>
-                            <w:w w:val="90"/>
-                            <w:szCs w:val="24"/>
-                          </w:rPr>
-                          <w:t>，用彼此事奉、彼此順服、彼此成全，和彼此學習的心，效法基督成為服事人的僕人。將服事會眾的事看為優先，以服事</w:t>
-                        </w:r>
-                        <w:proofErr w:type="gramStart"/>
-                        <w:r>
-                          <w:rPr>
-                            <w:rFonts w:ascii="文鼎粗魏碑" w:eastAsia="文鼎粗魏碑" w:cstheme="minorHAnsi" w:hint="eastAsia"/>
-                            <w:color w:val="0D0D0D" w:themeColor="text1" w:themeTint="F2"/>
-                            <w:w w:val="90"/>
-                            <w:szCs w:val="24"/>
-                          </w:rPr>
-                          <w:t>會眾來服事</w:t>
-                        </w:r>
-                        <w:proofErr w:type="gramEnd"/>
-                        <w:r>
-                          <w:rPr>
-                            <w:rFonts w:ascii="文鼎粗魏碑" w:eastAsia="文鼎粗魏碑" w:cstheme="minorHAnsi" w:hint="eastAsia"/>
-                            <w:color w:val="0D0D0D" w:themeColor="text1" w:themeTint="F2"/>
-                            <w:w w:val="90"/>
-                            <w:szCs w:val="24"/>
-                          </w:rPr>
-                          <w:t xml:space="preserve">　神。使我們與我們得救的身分相稱。</w:t>
+                          <w:t>我們因信主耶穌基督而蒙　神國福音的恩典，成為基督的肢體，並按主的命令彼此相愛。因此我們奉獻自己成為基督的教會的事奉者，用彼此事奉、彼此順服、彼此成全，和彼此學習的心，效法基督成為服事人的僕人。將服事會眾的事看為優先，以服事會眾來服事　神。使我們與我們得救的身分相稱。</w:t>
                         </w:r>
                       </w:p>
                     </w:txbxContent>
@@ -4115,6 +4243,7 @@
       <w:r>
         <w:rPr>
           <w:noProof/>
+          <w:lang w:bidi="he-IL"/>
         </w:rPr>
         <w:drawing>
           <wp:anchor distT="0" distB="0" distL="114300" distR="114300" simplePos="0" relativeHeight="251660288" behindDoc="0" locked="0" layoutInCell="1" allowOverlap="1" wp14:anchorId="0030E694" wp14:editId="2AABDBC0">
@@ -4175,6 +4304,7 @@
       <w:r>
         <w:rPr>
           <w:noProof/>
+          <w:lang w:bidi="he-IL"/>
         </w:rPr>
         <w:drawing>
           <wp:anchor distT="0" distB="0" distL="114300" distR="114300" simplePos="0" relativeHeight="251655168" behindDoc="0" locked="0" layoutInCell="1" allowOverlap="1" wp14:anchorId="7EAAEB92" wp14:editId="352781AB">
@@ -4255,6 +4385,7 @@
       <w:r>
         <w:rPr>
           <w:noProof/>
+          <w:lang w:bidi="he-IL"/>
         </w:rPr>
         <mc:AlternateContent>
           <mc:Choice Requires="wpg">
@@ -4323,7 +4454,6 @@
                                 </w:rPr>
                                 <w:t>聚會時間表</w:t>
                               </w:r>
-                              <w:proofErr w:type="gramStart"/>
                               <w:r>
                                 <w:rPr>
                                   <w:rFonts w:ascii="Barlow Condensed Medium" w:eastAsia="華康正顏楷體W9" w:hAnsi="Barlow Condensed Medium" w:cstheme="minorHAnsi" w:hint="eastAsia"/>
@@ -4333,7 +4463,6 @@
                                 </w:rPr>
                                 <w:t>》</w:t>
                               </w:r>
-                              <w:proofErr w:type="gramEnd"/>
                             </w:p>
                             <w:tbl>
                               <w:tblPr>
@@ -5107,7 +5236,6 @@
                                         <w:szCs w:val="26"/>
                                       </w:rPr>
                                     </w:pPr>
-                                    <w:proofErr w:type="gramStart"/>
                                     <w:r>
                                       <w:rPr>
                                         <w:rFonts w:ascii="Barlow Condensed Medium" w:eastAsia="標楷體" w:hAnsi="Barlow Condensed Medium" w:hint="eastAsia"/>
@@ -5118,7 +5246,6 @@
                                       </w:rPr>
                                       <w:t>拿細耳</w:t>
                                     </w:r>
-                                    <w:proofErr w:type="gramEnd"/>
                                     <w:r>
                                       <w:rPr>
                                         <w:rFonts w:ascii="Barlow Condensed Medium" w:eastAsia="標楷體" w:hAnsi="Barlow Condensed Medium" w:hint="eastAsia"/>
@@ -5272,7 +5399,6 @@
                                         <w:szCs w:val="26"/>
                                       </w:rPr>
                                     </w:pPr>
-                                    <w:proofErr w:type="gramStart"/>
                                     <w:r>
                                       <w:rPr>
                                         <w:rFonts w:ascii="Barlow Condensed Medium" w:eastAsia="標楷體" w:hAnsi="Barlow Condensed Medium" w:hint="eastAsia"/>
@@ -5283,7 +5409,6 @@
                                       </w:rPr>
                                       <w:t>社青小組</w:t>
                                     </w:r>
-                                    <w:proofErr w:type="gramEnd"/>
                                   </w:p>
                                 </w:tc>
                                 <w:tc>
@@ -5477,7 +5602,6 @@
                                         <w:szCs w:val="26"/>
                                       </w:rPr>
                                     </w:pPr>
-                                    <w:proofErr w:type="gramStart"/>
                                     <w:r>
                                       <w:rPr>
                                         <w:rFonts w:ascii="Barlow Condensed Medium" w:eastAsia="標楷體" w:hAnsi="Barlow Condensed Medium"/>
@@ -5488,7 +5612,6 @@
                                       </w:rPr>
                                       <w:t>明憲家</w:t>
                                     </w:r>
-                                    <w:proofErr w:type="gramEnd"/>
                                   </w:p>
                                 </w:tc>
                               </w:tr>
@@ -6067,12 +6190,12 @@
           </mc:Choice>
           <mc:Fallback>
             <w:pict>
-              <v:group w14:anchorId="5DF93223" id="群組 24" o:spid="_x0000_s1029" style="position:absolute;margin-left:533.85pt;margin-top:298.55pt;width:140.3pt;height:259.35pt;z-index:251662336;mso-position-horizontal-relative:page;mso-position-vertical-relative:page;mso-width-relative:margin;mso-height-relative:margin" coordsize="17818,32941" o:gfxdata="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">
+              <v:group w14:anchorId="5DF93223" id="群組 24" o:spid="_x0000_s1029" style="position:absolute;margin-left:533.85pt;margin-top:298.55pt;width:140.3pt;height:259.35pt;z-index:251662336;mso-position-horizontal-relative:page;mso-position-vertical-relative:page;mso-width-relative:margin;mso-height-relative:margin" coordsize="17818,32941" o:gfxdata="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">
                 <v:shapetype id="_x0000_t202" coordsize="21600,21600" o:spt="202" path="m,l,21600r21600,l21600,xe">
                   <v:stroke joinstyle="miter"/>
                   <v:path gradientshapeok="t" o:connecttype="rect"/>
                 </v:shapetype>
-                <v:shape id="_x0000_s1030" type="#_x0000_t202" style="position:absolute;left:351;top:293;width:17279;height:32590;visibility:visible;mso-wrap-style:square;v-text-anchor:top" o:gfxdata="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" stroked="f">
+                <v:shape id="_x0000_s1030" type="#_x0000_t202" style="position:absolute;left:351;top:293;width:17279;height:32590;visibility:visible;mso-wrap-style:square;v-text-anchor:top" o:gfxdata="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" stroked="f">
                   <v:textbox inset="0,0,0,0">
                     <w:txbxContent>
                       <w:p>
@@ -6089,7 +6212,6 @@
                           </w:rPr>
                           <w:t>聚會時間表</w:t>
                         </w:r>
-                        <w:proofErr w:type="gramStart"/>
                         <w:r>
                           <w:rPr>
                             <w:rFonts w:ascii="Barlow Condensed Medium" w:eastAsia="華康正顏楷體W9" w:hAnsi="Barlow Condensed Medium" w:cstheme="minorHAnsi" w:hint="eastAsia"/>
@@ -6099,7 +6221,6 @@
                           </w:rPr>
                           <w:t>》</w:t>
                         </w:r>
-                        <w:proofErr w:type="gramEnd"/>
                       </w:p>
                       <w:tbl>
                         <w:tblPr>
@@ -6873,7 +6994,6 @@
                                   <w:szCs w:val="26"/>
                                 </w:rPr>
                               </w:pPr>
-                              <w:proofErr w:type="gramStart"/>
                               <w:r>
                                 <w:rPr>
                                   <w:rFonts w:ascii="Barlow Condensed Medium" w:eastAsia="標楷體" w:hAnsi="Barlow Condensed Medium" w:hint="eastAsia"/>
@@ -6884,7 +7004,6 @@
                                 </w:rPr>
                                 <w:t>拿細耳</w:t>
                               </w:r>
-                              <w:proofErr w:type="gramEnd"/>
                               <w:r>
                                 <w:rPr>
                                   <w:rFonts w:ascii="Barlow Condensed Medium" w:eastAsia="標楷體" w:hAnsi="Barlow Condensed Medium" w:hint="eastAsia"/>
@@ -7038,7 +7157,6 @@
                                   <w:szCs w:val="26"/>
                                 </w:rPr>
                               </w:pPr>
-                              <w:proofErr w:type="gramStart"/>
                               <w:r>
                                 <w:rPr>
                                   <w:rFonts w:ascii="Barlow Condensed Medium" w:eastAsia="標楷體" w:hAnsi="Barlow Condensed Medium" w:hint="eastAsia"/>
@@ -7049,7 +7167,6 @@
                                 </w:rPr>
                                 <w:t>社青小組</w:t>
                               </w:r>
-                              <w:proofErr w:type="gramEnd"/>
                             </w:p>
                           </w:tc>
                           <w:tc>
@@ -7243,7 +7360,6 @@
                                   <w:szCs w:val="26"/>
                                 </w:rPr>
                               </w:pPr>
-                              <w:proofErr w:type="gramStart"/>
                               <w:r>
                                 <w:rPr>
                                   <w:rFonts w:ascii="Barlow Condensed Medium" w:eastAsia="標楷體" w:hAnsi="Barlow Condensed Medium"/>
@@ -7254,7 +7370,6 @@
                                 </w:rPr>
                                 <w:t>明憲家</w:t>
                               </w:r>
-                              <w:proofErr w:type="gramEnd"/>
                             </w:p>
                           </w:tc>
                         </w:tr>
@@ -7770,7 +7885,7 @@
                     </w:txbxContent>
                   </v:textbox>
                 </v:shape>
-                <v:roundrect id="圓角矩形 5" o:spid="_x0000_s1031" style="position:absolute;width:17818;height:32941;visibility:visible;mso-wrap-style:square;v-text-anchor:middle" arcsize="2169f" o:gfxdata="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" filled="f" strokecolor="#5a5a5a [2109]" strokeweight="2.5pt">
+                <v:roundrect id="圓角矩形 5" o:spid="_x0000_s1031" style="position:absolute;width:17818;height:32941;visibility:visible;mso-wrap-style:square;v-text-anchor:middle" arcsize="2169f" o:gfxdata="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" filled="f" strokecolor="#5a5a5a [2109]" strokeweight="2.5pt">
                   <v:stroke joinstyle="miter"/>
                 </v:roundrect>
                 <w10:wrap anchorx="page" anchory="page"/>
@@ -7827,6 +7942,7 @@
         <w:rPr>
           <w:rFonts w:ascii="Barlow Condensed Medium" w:hAnsi="Barlow Condensed Medium"/>
           <w:noProof/>
+          <w:lang w:bidi="he-IL"/>
         </w:rPr>
         <mc:AlternateContent>
           <mc:Choice Requires="wpg">
@@ -8306,7 +8422,6 @@
                                         <w:szCs w:val="26"/>
                                       </w:rPr>
                                     </w:pPr>
-                                    <w:proofErr w:type="gramStart"/>
                                     <w:r>
                                       <w:rPr>
                                         <w:rFonts w:ascii="Barlow Condensed Medium" w:eastAsia="華康儷楷書" w:hAnsi="Barlow Condensed Medium" w:cs="華康儷楷書" w:hint="eastAsia"/>
@@ -8317,7 +8432,6 @@
                                       </w:rPr>
                                       <w:t>代上</w:t>
                                     </w:r>
-                                    <w:proofErr w:type="gramEnd"/>
                                     <w:r>
                                       <w:rPr>
                                         <w:rFonts w:ascii="Barlow Condensed Medium" w:eastAsia="華康儷楷書" w:hAnsi="Barlow Condensed Medium" w:cs="華康儷楷書"/>
@@ -8557,7 +8671,6 @@
                                         <w:szCs w:val="26"/>
                                       </w:rPr>
                                     </w:pPr>
-                                    <w:proofErr w:type="gramStart"/>
                                     <w:r>
                                       <w:rPr>
                                         <w:rFonts w:ascii="Barlow Condensed Medium" w:eastAsia="華康中黑體" w:hAnsi="Barlow Condensed Medium" w:hint="eastAsia"/>
@@ -8567,7 +8680,6 @@
                                       </w:rPr>
                                       <w:t>啟應</w:t>
                                     </w:r>
-                                    <w:proofErr w:type="gramEnd"/>
                                     <w:r>
                                       <w:rPr>
                                         <w:rFonts w:ascii="Barlow Condensed Medium" w:eastAsia="華康中黑體" w:hAnsi="Barlow Condensed Medium" w:hint="eastAsia"/>
@@ -8793,8 +8905,8 @@
           </mc:Choice>
           <mc:Fallback>
             <w:pict>
-              <v:group w14:anchorId="0AB0FEB2" id="群組 19" o:spid="_x0000_s1032" style="position:absolute;left:0;text-align:left;margin-left:534.4pt;margin-top:567.3pt;width:140.6pt;height:130.1pt;z-index:251651072;mso-position-horizontal-relative:page;mso-position-vertical-relative:page;mso-width-relative:margin;mso-height-relative:margin" coordorigin="108" coordsize="17868,16510" o:gfxdata="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">
-                <v:shape id="_x0000_s1033" type="#_x0000_t202" style="position:absolute;left:317;top:444;width:17634;height:15621;visibility:visible;mso-wrap-style:square;v-text-anchor:top" o:gfxdata="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" stroked="f">
+              <v:group w14:anchorId="0AB0FEB2" id="群組 19" o:spid="_x0000_s1032" style="position:absolute;left:0;text-align:left;margin-left:534.4pt;margin-top:567.3pt;width:140.6pt;height:130.1pt;z-index:251651072;mso-position-horizontal-relative:page;mso-position-vertical-relative:page;mso-width-relative:margin;mso-height-relative:margin" coordorigin="108" coordsize="17868,16510" o:gfxdata="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">
+                <v:shape id="_x0000_s1033" type="#_x0000_t202" style="position:absolute;left:317;top:444;width:17634;height:15621;visibility:visible;mso-wrap-style:square;v-text-anchor:top" o:gfxdata="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" stroked="f">
                   <v:textbox inset="0,0,0,0">
                     <w:txbxContent>
                       <w:p>
@@ -9222,7 +9334,6 @@
                                   <w:szCs w:val="26"/>
                                 </w:rPr>
                               </w:pPr>
-                              <w:proofErr w:type="gramStart"/>
                               <w:r>
                                 <w:rPr>
                                   <w:rFonts w:ascii="Barlow Condensed Medium" w:eastAsia="華康儷楷書" w:hAnsi="Barlow Condensed Medium" w:cs="華康儷楷書" w:hint="eastAsia"/>
@@ -9233,7 +9344,6 @@
                                 </w:rPr>
                                 <w:t>代上</w:t>
                               </w:r>
-                              <w:proofErr w:type="gramEnd"/>
                               <w:r>
                                 <w:rPr>
                                   <w:rFonts w:ascii="Barlow Condensed Medium" w:eastAsia="華康儷楷書" w:hAnsi="Barlow Condensed Medium" w:cs="華康儷楷書"/>
@@ -9473,7 +9583,6 @@
                                   <w:szCs w:val="26"/>
                                 </w:rPr>
                               </w:pPr>
-                              <w:proofErr w:type="gramStart"/>
                               <w:r>
                                 <w:rPr>
                                   <w:rFonts w:ascii="Barlow Condensed Medium" w:eastAsia="華康中黑體" w:hAnsi="Barlow Condensed Medium" w:hint="eastAsia"/>
@@ -9483,7 +9592,6 @@
                                 </w:rPr>
                                 <w:t>啟應</w:t>
                               </w:r>
-                              <w:proofErr w:type="gramEnd"/>
                               <w:r>
                                 <w:rPr>
                                   <w:rFonts w:ascii="Barlow Condensed Medium" w:eastAsia="華康中黑體" w:hAnsi="Barlow Condensed Medium" w:hint="eastAsia"/>
@@ -9646,7 +9754,7 @@
                     </w:txbxContent>
                   </v:textbox>
                 </v:shape>
-                <v:roundrect id="圓角矩形 25" o:spid="_x0000_s1034" style="position:absolute;left:108;width:17869;height:16510;visibility:visible;mso-wrap-style:square;v-text-anchor:middle" arcsize="4542f" o:gfxdata="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" filled="f" strokecolor="#5a5a5a [2109]" strokeweight="2.5pt">
+                <v:roundrect id="圓角矩形 25" o:spid="_x0000_s1034" style="position:absolute;left:108;width:17869;height:16510;visibility:visible;mso-wrap-style:square;v-text-anchor:middle" arcsize="4542f" o:gfxdata="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" filled="f" strokecolor="#5a5a5a [2109]" strokeweight="2.5pt">
                   <v:stroke joinstyle="miter"/>
                 </v:roundrect>
                 <w10:wrap anchorx="page" anchory="page"/>
@@ -9693,6 +9801,7 @@
         <w:rPr>
           <w:rFonts w:ascii="Barlow Condensed Medium" w:hAnsi="Barlow Condensed Medium"/>
           <w:noProof/>
+          <w:lang w:bidi="he-IL"/>
         </w:rPr>
         <mc:AlternateContent>
           <mc:Choice Requires="wps">
@@ -9814,7 +9923,7 @@
           </mc:Choice>
           <mc:Fallback>
             <w:pict>
-              <v:shape w14:anchorId="76BD7DFF" id="文字方塊 2" o:spid="_x0000_s1035" type="#_x0000_t202" style="position:absolute;margin-left:31.4pt;margin-top:-54.1pt;width:109.8pt;height:110.6pt;z-index:251667456;visibility:visible;mso-wrap-style:square;mso-width-percent:0;mso-height-percent:200;mso-wrap-distance-left:9pt;mso-wrap-distance-top:3.6pt;mso-wrap-distance-right:9pt;mso-wrap-distance-bottom:3.6pt;mso-position-horizontal:absolute;mso-position-horizontal-relative:text;mso-position-vertical:absolute;mso-position-vertical-relative:text;mso-width-percent:0;mso-height-percent:200;mso-width-relative:margin;mso-height-relative:margin;v-text-anchor:top" o:gfxdata="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" filled="f" stroked="f">
+              <v:shape w14:anchorId="76BD7DFF" id="文字方塊 2" o:spid="_x0000_s1035" type="#_x0000_t202" style="position:absolute;margin-left:31.4pt;margin-top:-54.1pt;width:109.8pt;height:110.6pt;z-index:251667456;visibility:visible;mso-wrap-style:square;mso-width-percent:0;mso-height-percent:200;mso-wrap-distance-left:9pt;mso-wrap-distance-top:3.6pt;mso-wrap-distance-right:9pt;mso-wrap-distance-bottom:3.6pt;mso-position-horizontal:absolute;mso-position-horizontal-relative:text;mso-position-vertical:absolute;mso-position-vertical-relative:text;mso-width-percent:0;mso-height-percent:200;mso-width-relative:margin;mso-height-relative:margin;v-text-anchor:top" o:gfxdata="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" filled="f" stroked="f">
                 <v:textbox style="mso-fit-shape-to-text:t" inset="1mm,1mm,1mm,1mm">
                   <w:txbxContent>
                     <w:p>
@@ -9915,6 +10024,7 @@
         <w:rPr>
           <w:rFonts w:ascii="Barlow Condensed Medium" w:hAnsi="Barlow Condensed Medium"/>
           <w:noProof/>
+          <w:lang w:bidi="he-IL"/>
         </w:rPr>
         <mc:AlternateContent>
           <mc:Choice Requires="wps">
@@ -10013,7 +10123,7 @@
           </mc:Choice>
           <mc:Fallback>
             <w:pict>
-              <v:roundrect w14:anchorId="4775AEF3" id="圓角矩形 12" o:spid="_x0000_s1036" style="position:absolute;margin-left:-.9pt;margin-top:16.35pt;width:49.3pt;height:15.45pt;z-index:251646976;visibility:visible;mso-wrap-style:square;mso-width-percent:0;mso-height-percent:0;mso-wrap-distance-left:9pt;mso-wrap-distance-top:0;mso-wrap-distance-right:9pt;mso-wrap-distance-bottom:0;mso-position-horizontal:absolute;mso-position-horizontal-relative:text;mso-position-vertical:absolute;mso-position-vertical-relative:text;mso-width-percent:0;mso-height-percent:0;mso-width-relative:margin;mso-height-relative:margin;v-text-anchor:middle" arcsize="10923f" o:gfxdata="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" fillcolor="#5a5a5a [2109]" stroked="f" strokeweight="1pt">
+              <v:roundrect w14:anchorId="4775AEF3" id="圓角矩形 12" o:spid="_x0000_s1036" style="position:absolute;margin-left:-.9pt;margin-top:16.35pt;width:49.3pt;height:15.45pt;z-index:251646976;visibility:visible;mso-wrap-style:square;mso-width-percent:0;mso-height-percent:0;mso-wrap-distance-left:9pt;mso-wrap-distance-top:0;mso-wrap-distance-right:9pt;mso-wrap-distance-bottom:0;mso-position-horizontal:absolute;mso-position-horizontal-relative:text;mso-position-vertical:absolute;mso-position-vertical-relative:text;mso-width-percent:0;mso-height-percent:0;mso-width-relative:margin;mso-height-relative:margin;v-text-anchor:middle" arcsize="10923f" o:gfxdata="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" fillcolor="#5a5a5a [2109]" stroked="f" strokeweight="1pt">
                 <v:stroke joinstyle="miter"/>
                 <v:textbox inset=".5mm,0,.5mm,0">
                   <w:txbxContent>
@@ -10055,6 +10165,7 @@
         <w:rPr>
           <w:rFonts w:ascii="Barlow Condensed Medium" w:hAnsi="Barlow Condensed Medium"/>
           <w:noProof/>
+          <w:lang w:bidi="he-IL"/>
         </w:rPr>
         <mc:AlternateContent>
           <mc:Choice Requires="wps">
@@ -10153,7 +10264,7 @@
           </mc:Choice>
           <mc:Fallback>
             <w:pict>
-              <v:roundrect w14:anchorId="196DC3BF" id="圓角矩形 14" o:spid="_x0000_s1037" style="position:absolute;margin-left:-1.25pt;margin-top:16.7pt;width:83.6pt;height:15.3pt;z-index:251648000;visibility:visible;mso-wrap-style:square;mso-width-percent:0;mso-height-percent:0;mso-wrap-distance-left:9pt;mso-wrap-distance-top:0;mso-wrap-distance-right:9pt;mso-wrap-distance-bottom:0;mso-position-horizontal:absolute;mso-position-horizontal-relative:text;mso-position-vertical:absolute;mso-position-vertical-relative:text;mso-width-percent:0;mso-height-percent:0;mso-width-relative:margin;mso-height-relative:margin;v-text-anchor:middle" arcsize="10923f" o:gfxdata="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" fillcolor="#5a5a5a [2109]" stroked="f" strokeweight="1pt">
+              <v:roundrect w14:anchorId="196DC3BF" id="圓角矩形 14" o:spid="_x0000_s1037" style="position:absolute;margin-left:-1.25pt;margin-top:16.7pt;width:83.6pt;height:15.3pt;z-index:251648000;visibility:visible;mso-wrap-style:square;mso-width-percent:0;mso-height-percent:0;mso-wrap-distance-left:9pt;mso-wrap-distance-top:0;mso-wrap-distance-right:9pt;mso-wrap-distance-bottom:0;mso-position-horizontal:absolute;mso-position-horizontal-relative:text;mso-position-vertical:absolute;mso-position-vertical-relative:text;mso-width-percent:0;mso-height-percent:0;mso-width-relative:margin;mso-height-relative:margin;v-text-anchor:middle" arcsize="10923f" o:gfxdata="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" fillcolor="#5a5a5a [2109]" stroked="f" strokeweight="1pt">
                 <v:stroke joinstyle="miter"/>
                 <v:textbox inset=".5mm,0,.5mm,0">
                   <w:txbxContent>
@@ -10251,6 +10362,7 @@
         <w:rPr>
           <w:rFonts w:ascii="Barlow Condensed Medium" w:hAnsi="Barlow Condensed Medium"/>
           <w:noProof/>
+          <w:lang w:bidi="he-IL"/>
         </w:rPr>
         <mc:AlternateContent>
           <mc:Choice Requires="wps">
@@ -10349,7 +10461,7 @@
           </mc:Choice>
           <mc:Fallback>
             <w:pict>
-              <v:roundrect w14:anchorId="1A4DC044" id="圓角矩形 9" o:spid="_x0000_s1038" style="position:absolute;margin-left:-.6pt;margin-top:16.6pt;width:30.35pt;height:15.3pt;z-index:251649024;visibility:visible;mso-wrap-style:square;mso-width-percent:0;mso-height-percent:0;mso-wrap-distance-left:9pt;mso-wrap-distance-top:0;mso-wrap-distance-right:9pt;mso-wrap-distance-bottom:0;mso-position-horizontal:absolute;mso-position-horizontal-relative:text;mso-position-vertical:absolute;mso-position-vertical-relative:text;mso-width-percent:0;mso-height-percent:0;mso-width-relative:margin;mso-height-relative:margin;v-text-anchor:middle" arcsize="10923f" o:gfxdata="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" fillcolor="#5a5a5a [2109]" stroked="f" strokeweight="1pt">
+              <v:roundrect w14:anchorId="1A4DC044" id="圓角矩形 9" o:spid="_x0000_s1038" style="position:absolute;margin-left:-.6pt;margin-top:16.6pt;width:30.35pt;height:15.3pt;z-index:251649024;visibility:visible;mso-wrap-style:square;mso-width-percent:0;mso-height-percent:0;mso-wrap-distance-left:9pt;mso-wrap-distance-top:0;mso-wrap-distance-right:9pt;mso-wrap-distance-bottom:0;mso-position-horizontal:absolute;mso-position-horizontal-relative:text;mso-position-vertical:absolute;mso-position-vertical-relative:text;mso-width-percent:0;mso-height-percent:0;mso-width-relative:margin;mso-height-relative:margin;v-text-anchor:middle" arcsize="10923f" o:gfxdata="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" fillcolor="#5a5a5a [2109]" stroked="f" strokeweight="1pt">
                 <v:stroke joinstyle="miter"/>
                 <v:textbox inset=".5mm,0,.5mm,0">
                   <w:txbxContent>
@@ -10447,6 +10559,7 @@
         <w:rPr>
           <w:rFonts w:ascii="Barlow Condensed Medium" w:hAnsi="Barlow Condensed Medium"/>
           <w:noProof/>
+          <w:lang w:bidi="he-IL"/>
         </w:rPr>
         <w:drawing>
           <wp:anchor distT="0" distB="0" distL="114300" distR="114300" simplePos="0" relativeHeight="251654144" behindDoc="1" locked="0" layoutInCell="1" allowOverlap="1" wp14:anchorId="2AA2D55C" wp14:editId="4BA447FF">
@@ -10515,6 +10628,7 @@
         <w:rPr>
           <w:rFonts w:ascii="Barlow Condensed Medium" w:hAnsi="Barlow Condensed Medium"/>
           <w:noProof/>
+          <w:lang w:bidi="he-IL"/>
         </w:rPr>
         <mc:AlternateContent>
           <mc:Choice Requires="wps">
@@ -10613,7 +10727,7 @@
           </mc:Choice>
           <mc:Fallback>
             <w:pict>
-              <v:roundrect w14:anchorId="03BFD3A3" id="圓角矩形 13" o:spid="_x0000_s1039" style="position:absolute;margin-left:-.4pt;margin-top:16.65pt;width:49.3pt;height:15.3pt;z-index:251650048;visibility:visible;mso-wrap-style:square;mso-width-percent:0;mso-height-percent:0;mso-wrap-distance-left:9pt;mso-wrap-distance-top:0;mso-wrap-distance-right:9pt;mso-wrap-distance-bottom:0;mso-position-horizontal:absolute;mso-position-horizontal-relative:text;mso-position-vertical:absolute;mso-position-vertical-relative:text;mso-width-percent:0;mso-height-percent:0;mso-width-relative:margin;mso-height-relative:margin;v-text-anchor:middle" arcsize="10923f" o:gfxdata="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" fillcolor="#5a5a5a [2109]" stroked="f" strokeweight="1pt">
+              <v:roundrect w14:anchorId="03BFD3A3" id="圓角矩形 13" o:spid="_x0000_s1039" style="position:absolute;margin-left:-.4pt;margin-top:16.65pt;width:49.3pt;height:15.3pt;z-index:251650048;visibility:visible;mso-wrap-style:square;mso-width-percent:0;mso-height-percent:0;mso-wrap-distance-left:9pt;mso-wrap-distance-top:0;mso-wrap-distance-right:9pt;mso-wrap-distance-bottom:0;mso-position-horizontal:absolute;mso-position-horizontal-relative:text;mso-position-vertical:absolute;mso-position-vertical-relative:text;mso-width-percent:0;mso-height-percent:0;mso-width-relative:margin;mso-height-relative:margin;v-text-anchor:middle" arcsize="10923f" o:gfxdata="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" fillcolor="#5a5a5a [2109]" stroked="f" strokeweight="1pt">
                 <v:stroke joinstyle="miter"/>
                 <v:textbox inset=".5mm,0,.5mm,0">
                   <w:txbxContent>
@@ -10650,7 +10764,6 @@
         </w:rPr>
         <w:t xml:space="preserve">       </w:t>
       </w:r>
-      <w:proofErr w:type="gramStart"/>
       <w:r>
         <w:rPr>
           <w:rFonts w:ascii="Barlow Condensed Medium" w:eastAsia="華康中圓體" w:hAnsi="Barlow Condensed Medium"/>
@@ -10658,7 +10771,6 @@
         </w:rPr>
         <w:t>主堂</w:t>
       </w:r>
-      <w:proofErr w:type="gramEnd"/>
       <w:r>
         <w:rPr>
           <w:rFonts w:ascii="Barlow Condensed Medium" w:eastAsia="華康中圓體" w:hAnsi="Barlow Condensed Medium"/>
@@ -10751,6 +10863,7 @@
           <w:rFonts w:ascii="Barlow Condensed Medium" w:eastAsia="華康儷中黑" w:hAnsi="Barlow Condensed Medium"/>
           <w:noProof/>
           <w:w w:val="80"/>
+          <w:lang w:bidi="he-IL"/>
         </w:rPr>
         <mc:AlternateContent>
           <mc:Choice Requires="wps">
@@ -10802,7 +10915,6 @@
                                 <w:sz w:val="22"/>
                               </w:rPr>
                             </w:pPr>
-                            <w:proofErr w:type="gramStart"/>
                             <w:r>
                               <w:rPr>
                                 <w:rFonts w:ascii="Barlow Condensed Medium" w:eastAsia="華康儷中黑" w:hAnsi="Barlow Condensed Medium"/>
@@ -10810,7 +10922,6 @@
                               </w:rPr>
                               <w:t>教會臉書</w:t>
                             </w:r>
-                            <w:proofErr w:type="gramEnd"/>
                             <w:r>
                               <w:rPr>
                                 <w:rFonts w:ascii="Barlow Condensed Medium" w:eastAsia="華康儷中黑" w:hAnsi="Barlow Condensed Medium"/>
@@ -10853,7 +10964,7 @@
           </mc:Choice>
           <mc:Fallback>
             <w:pict>
-              <v:shape w14:anchorId="77C1E33A" id="_x0000_s1040" type="#_x0000_t202" style="position:absolute;margin-left:107.25pt;margin-top:6.2pt;width:125.55pt;height:16.3pt;z-index:251666432;visibility:visible;mso-wrap-style:square;mso-width-percent:0;mso-height-percent:0;mso-wrap-distance-left:9pt;mso-wrap-distance-top:3.6pt;mso-wrap-distance-right:9pt;mso-wrap-distance-bottom:3.6pt;mso-position-horizontal:absolute;mso-position-horizontal-relative:text;mso-position-vertical:absolute;mso-position-vertical-relative:text;mso-width-percent:0;mso-height-percent:0;mso-width-relative:margin;mso-height-relative:margin;v-text-anchor:top" o:gfxdata="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" filled="f" stroked="f">
+              <v:shape w14:anchorId="77C1E33A" id="_x0000_s1040" type="#_x0000_t202" style="position:absolute;margin-left:107.25pt;margin-top:6.2pt;width:125.55pt;height:16.3pt;z-index:251666432;visibility:visible;mso-wrap-style:square;mso-width-percent:0;mso-height-percent:0;mso-wrap-distance-left:9pt;mso-wrap-distance-top:3.6pt;mso-wrap-distance-right:9pt;mso-wrap-distance-bottom:3.6pt;mso-position-horizontal:absolute;mso-position-horizontal-relative:text;mso-position-vertical:absolute;mso-position-vertical-relative:text;mso-width-percent:0;mso-height-percent:0;mso-width-relative:margin;mso-height-relative:margin;v-text-anchor:top" o:gfxdata="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" filled="f" stroked="f">
                 <v:textbox inset="0,0,0,0">
                   <w:txbxContent>
                     <w:p>
@@ -10864,7 +10975,6 @@
                           <w:sz w:val="22"/>
                         </w:rPr>
                       </w:pPr>
-                      <w:proofErr w:type="gramStart"/>
                       <w:r>
                         <w:rPr>
                           <w:rFonts w:ascii="Barlow Condensed Medium" w:eastAsia="華康儷中黑" w:hAnsi="Barlow Condensed Medium"/>
@@ -10872,7 +10982,6 @@
                         </w:rPr>
                         <w:t>教會臉書</w:t>
                       </w:r>
-                      <w:proofErr w:type="gramEnd"/>
                       <w:r>
                         <w:rPr>
                           <w:rFonts w:ascii="Barlow Condensed Medium" w:eastAsia="華康儷中黑" w:hAnsi="Barlow Condensed Medium"/>
@@ -11712,6 +11821,7 @@
                 <w:color w:val="000000" w:themeColor="text1"/>
                 <w:sz w:val="18"/>
                 <w:szCs w:val="18"/>
+                <w:lang w:bidi="he-IL"/>
               </w:rPr>
               <mc:AlternateContent>
                 <mc:Choice Requires="wps">
@@ -11786,15 +11896,7 @@
                                       <w:color w:val="FFFFFF"/>
                                       <w:w w:val="66"/>
                                     </w:rPr>
-                                    <w:t xml:space="preserve">恭候　</w:t>
-                                  </w:r>
-                                  <w:r>
-                                    <w:rPr>
-                                      <w:rFonts w:ascii="華康儷中黑" w:eastAsia="華康儷中黑" w:hAnsi="Calibri" w:cs="Arial" w:hint="eastAsia"/>
-                                      <w:color w:val="FFFFFF"/>
-                                      <w:w w:val="66"/>
-                                    </w:rPr>
-                                    <w:t>神的話</w:t>
+                                    <w:t>恭候　神的話</w:t>
                                   </w:r>
                                 </w:p>
                               </w:txbxContent>
@@ -11819,7 +11921,7 @@
                 </mc:Choice>
                 <mc:Fallback>
                   <w:pict>
-                    <v:rect w14:anchorId="343BC9BA" id="矩形 8" o:spid="_x0000_s1041" style="position:absolute;left:0;text-align:left;margin-left:-.7pt;margin-top:2.7pt;width:18.75pt;height:92.3pt;z-index:251663360;visibility:visible;mso-wrap-style:square;mso-width-percent:0;mso-height-percent:0;mso-wrap-distance-left:9pt;mso-wrap-distance-top:0;mso-wrap-distance-right:9pt;mso-wrap-distance-bottom:0;mso-position-horizontal:absolute;mso-position-horizontal-relative:text;mso-position-vertical:absolute;mso-position-vertical-relative:text;mso-width-percent:0;mso-height-percent:0;mso-width-relative:margin;mso-height-relative:margin;v-text-anchor:middle" o:gfxdata="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" fillcolor="#5a5a5a [2109]" stroked="f" strokeweight="1pt">
+                    <v:rect w14:anchorId="343BC9BA" id="矩形 8" o:spid="_x0000_s1041" style="position:absolute;left:0;text-align:left;margin-left:-.7pt;margin-top:2.7pt;width:18.75pt;height:92.3pt;z-index:251663360;visibility:visible;mso-wrap-style:square;mso-width-percent:0;mso-height-percent:0;mso-wrap-distance-left:9pt;mso-wrap-distance-top:0;mso-wrap-distance-right:9pt;mso-wrap-distance-bottom:0;mso-position-horizontal:absolute;mso-position-horizontal-relative:text;mso-position-vertical:absolute;mso-position-vertical-relative:text;mso-width-percent:0;mso-height-percent:0;mso-width-relative:margin;mso-height-relative:margin;v-text-anchor:middle" o:gfxdata="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" fillcolor="#5a5a5a [2109]" stroked="f" strokeweight="1pt">
                       <v:textbox style="layout-flow:vertical-ideographic" inset="1mm,1mm,1mm,1mm">
                         <w:txbxContent>
                           <w:p>
@@ -11839,15 +11941,7 @@
                                 <w:color w:val="FFFFFF"/>
                                 <w:w w:val="66"/>
                               </w:rPr>
-                              <w:t xml:space="preserve">恭候　</w:t>
-                            </w:r>
-                            <w:r>
-                              <w:rPr>
-                                <w:rFonts w:ascii="華康儷中黑" w:eastAsia="華康儷中黑" w:hAnsi="Calibri" w:cs="Arial" w:hint="eastAsia"/>
-                                <w:color w:val="FFFFFF"/>
-                                <w:w w:val="66"/>
-                              </w:rPr>
-                              <w:t>神的話</w:t>
+                              <w:t>恭候　神的話</w:t>
                             </w:r>
                           </w:p>
                         </w:txbxContent>
@@ -11885,7 +11979,6 @@
                 <w:szCs w:val="20"/>
               </w:rPr>
             </w:pPr>
-            <w:proofErr w:type="gramStart"/>
             <w:r>
               <w:rPr>
                 <w:rFonts w:eastAsia="華康儷中黑" w:cstheme="minorHAnsi"/>
@@ -11896,7 +11989,6 @@
               </w:rPr>
               <w:t>序樂</w:t>
             </w:r>
-            <w:proofErr w:type="gramEnd"/>
           </w:p>
         </w:tc>
         <w:tc>
@@ -12032,7 +12124,6 @@
                 <w:szCs w:val="20"/>
               </w:rPr>
             </w:pPr>
-            <w:proofErr w:type="gramStart"/>
             <w:r>
               <w:rPr>
                 <w:rFonts w:eastAsia="華康儷中黑" w:cstheme="minorHAnsi"/>
@@ -12043,7 +12134,6 @@
               </w:rPr>
               <w:t>宣召</w:t>
             </w:r>
-            <w:proofErr w:type="gramEnd"/>
           </w:p>
         </w:tc>
         <w:tc>
@@ -12499,7 +12589,6 @@
                 <w:szCs w:val="20"/>
               </w:rPr>
             </w:pPr>
-            <w:proofErr w:type="gramStart"/>
             <w:r>
               <w:rPr>
                 <w:rFonts w:eastAsia="華康儷中黑" w:cstheme="minorHAnsi"/>
@@ -12510,7 +12599,6 @@
               </w:rPr>
               <w:t>啟應文</w:t>
             </w:r>
-            <w:proofErr w:type="gramEnd"/>
           </w:p>
         </w:tc>
         <w:tc>
@@ -12796,6 +12884,7 @@
                 <w:color w:val="000000" w:themeColor="text1"/>
                 <w:sz w:val="18"/>
                 <w:szCs w:val="18"/>
+                <w:lang w:bidi="he-IL"/>
               </w:rPr>
               <mc:AlternateContent>
                 <mc:Choice Requires="wps">
@@ -12895,7 +12984,7 @@
                 </mc:Choice>
                 <mc:Fallback>
                   <w:pict>
-                    <v:rect w14:anchorId="363672F5" id="矩形 10" o:spid="_x0000_s1042" style="position:absolute;left:0;text-align:left;margin-left:-.7pt;margin-top:12.9pt;width:19.25pt;height:42.9pt;z-index:251659264;visibility:visible;mso-wrap-style:square;mso-width-percent:0;mso-height-percent:0;mso-wrap-distance-left:9pt;mso-wrap-distance-top:0;mso-wrap-distance-right:9pt;mso-wrap-distance-bottom:0;mso-position-horizontal:absolute;mso-position-horizontal-relative:text;mso-position-vertical:absolute;mso-position-vertical-relative:text;mso-width-percent:0;mso-height-percent:0;mso-width-relative:margin;mso-height-relative:margin;v-text-anchor:middle" o:gfxdata="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" fillcolor="#5a5a5a [2109]" stroked="f" strokeweight="1pt">
+                    <v:rect w14:anchorId="363672F5" id="矩形 10" o:spid="_x0000_s1042" style="position:absolute;left:0;text-align:left;margin-left:-.7pt;margin-top:12.9pt;width:19.25pt;height:42.9pt;z-index:251659264;visibility:visible;mso-wrap-style:square;mso-width-percent:0;mso-height-percent:0;mso-wrap-distance-left:9pt;mso-wrap-distance-top:0;mso-wrap-distance-right:9pt;mso-wrap-distance-bottom:0;mso-position-horizontal:absolute;mso-position-horizontal-relative:text;mso-position-vertical:absolute;mso-position-vertical-relative:text;mso-width-percent:0;mso-height-percent:0;mso-width-relative:margin;mso-height-relative:margin;v-text-anchor:middle" o:gfxdata="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" fillcolor="#5a5a5a [2109]" stroked="f" strokeweight="1pt">
                       <v:textbox style="layout-flow:vertical-ideographic" inset="1mm,1mm,1mm,1mm">
                         <w:txbxContent>
                           <w:p>
@@ -13602,6 +13691,7 @@
                 <w:color w:val="000000" w:themeColor="text1"/>
                 <w:sz w:val="18"/>
                 <w:szCs w:val="18"/>
+                <w:lang w:bidi="he-IL"/>
               </w:rPr>
               <mc:AlternateContent>
                 <mc:Choice Requires="wps">
@@ -13709,7 +13799,7 @@
                 </mc:Choice>
                 <mc:Fallback>
                   <w:pict>
-                    <v:rect w14:anchorId="4D37C684" id="矩形 11" o:spid="_x0000_s1043" style="position:absolute;left:0;text-align:left;margin-left:-.7pt;margin-top:1.65pt;width:19.25pt;height:111.25pt;z-index:251656192;visibility:visible;mso-wrap-style:square;mso-width-percent:0;mso-height-percent:0;mso-wrap-distance-left:9pt;mso-wrap-distance-top:0;mso-wrap-distance-right:9pt;mso-wrap-distance-bottom:0;mso-position-horizontal:absolute;mso-position-horizontal-relative:text;mso-position-vertical:absolute;mso-position-vertical-relative:text;mso-width-percent:0;mso-height-percent:0;mso-width-relative:margin;mso-height-relative:margin;v-text-anchor:middle" o:gfxdata="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" fillcolor="#5a5a5a [2109]" stroked="f" strokeweight="1pt">
+                    <v:rect w14:anchorId="4D37C684" id="矩形 11" o:spid="_x0000_s1043" style="position:absolute;left:0;text-align:left;margin-left:-.7pt;margin-top:1.65pt;width:19.25pt;height:111.25pt;z-index:251656192;visibility:visible;mso-wrap-style:square;mso-width-percent:0;mso-height-percent:0;mso-wrap-distance-left:9pt;mso-wrap-distance-top:0;mso-wrap-distance-right:9pt;mso-wrap-distance-bottom:0;mso-position-horizontal:absolute;mso-position-horizontal-relative:text;mso-position-vertical:absolute;mso-position-vertical-relative:text;mso-width-percent:0;mso-height-percent:0;mso-width-relative:margin;mso-height-relative:margin;v-text-anchor:middle" o:gfxdata="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" fillcolor="#5a5a5a [2109]" stroked="f" strokeweight="1pt">
                       <v:textbox style="layout-flow:vertical-ideographic" inset="1mm,1mm,1mm,1mm">
                         <w:txbxContent>
                           <w:p>
@@ -14449,7 +14539,6 @@
                 <w:szCs w:val="20"/>
               </w:rPr>
             </w:pPr>
-            <w:proofErr w:type="gramStart"/>
             <w:r>
               <w:rPr>
                 <w:rFonts w:eastAsia="華康儷中黑" w:cstheme="minorHAnsi" w:hint="eastAsia"/>
@@ -14460,7 +14549,6 @@
               </w:rPr>
               <w:t>公禱</w:t>
             </w:r>
-            <w:proofErr w:type="gramEnd"/>
           </w:p>
         </w:tc>
         <w:tc>
@@ -14596,7 +14684,6 @@
                 <w:szCs w:val="20"/>
               </w:rPr>
             </w:pPr>
-            <w:proofErr w:type="gramStart"/>
             <w:r>
               <w:rPr>
                 <w:rFonts w:eastAsia="華康儷中黑" w:cstheme="minorHAnsi"/>
@@ -14607,7 +14694,6 @@
               </w:rPr>
               <w:t>頌榮</w:t>
             </w:r>
-            <w:proofErr w:type="gramEnd"/>
           </w:p>
         </w:tc>
         <w:tc>
@@ -14830,7 +14916,6 @@
               </w:rPr>
               <w:t xml:space="preserve">: </w:t>
             </w:r>
-            <w:proofErr w:type="gramStart"/>
             <w:r>
               <w:rPr>
                 <w:rFonts w:ascii="Bahnschrift SemiBold Condensed" w:eastAsia="標楷體" w:hAnsi="Bahnschrift SemiBold Condensed" w:cstheme="minorHAnsi" w:hint="eastAsia"/>
@@ -14840,7 +14925,6 @@
               </w:rPr>
               <w:t>阿們頌</w:t>
             </w:r>
-            <w:proofErr w:type="gramEnd"/>
           </w:p>
         </w:tc>
         <w:tc>
@@ -14937,7 +15021,6 @@
                 <w:szCs w:val="20"/>
               </w:rPr>
             </w:pPr>
-            <w:proofErr w:type="gramStart"/>
             <w:r>
               <w:rPr>
                 <w:rFonts w:eastAsia="華康儷中黑" w:cstheme="minorHAnsi" w:hint="eastAsia"/>
@@ -14948,7 +15031,6 @@
               </w:rPr>
               <w:t>殿樂</w:t>
             </w:r>
-            <w:proofErr w:type="gramEnd"/>
           </w:p>
         </w:tc>
         <w:tc>
@@ -15411,6 +15493,7 @@
         <w:rPr>
           <w:rFonts w:ascii="Bahnschrift SemiBold Condensed" w:eastAsia="華康細黑體" w:hAnsi="Bahnschrift SemiBold Condensed"/>
           <w:noProof/>
+          <w:lang w:bidi="he-IL"/>
         </w:rPr>
         <mc:AlternateContent>
           <mc:Choice Requires="wps">
@@ -15473,7 +15556,7 @@
           </mc:Choice>
           <mc:Fallback>
             <w:pict>
-              <v:line w14:anchorId="7F7F0FB8" id="直線接點 2" o:spid="_x0000_s1026" style="position:absolute;z-index:251653120;visibility:visible;mso-wrap-style:square;mso-height-percent:0;mso-wrap-distance-left:9pt;mso-wrap-distance-top:0;mso-wrap-distance-right:9pt;mso-wrap-distance-bottom:0;mso-position-horizontal:absolute;mso-position-horizontal-relative:page;mso-position-vertical:absolute;mso-position-vertical-relative:page;mso-height-percent:0;mso-height-relative:margin" from="687.75pt,19.85pt" to="687.75pt,709.8pt" o:gfxdata="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" strokecolor="black [3213]" strokeweight=".5pt">
+              <v:line w14:anchorId="1A915A1C" id="直線接點 2" o:spid="_x0000_s1026" style="position:absolute;z-index:251653120;visibility:visible;mso-wrap-style:square;mso-height-percent:0;mso-wrap-distance-left:9pt;mso-wrap-distance-top:0;mso-wrap-distance-right:9pt;mso-wrap-distance-bottom:0;mso-position-horizontal:absolute;mso-position-horizontal-relative:page;mso-position-vertical:absolute;mso-position-vertical-relative:page;mso-height-percent:0;mso-height-relative:margin" from="687.75pt,19.85pt" to="687.75pt,709.8pt" o:gfxdata="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" strokecolor="black [3213]" strokeweight=".5pt">
                 <v:stroke dashstyle="3 1" joinstyle="miter"/>
                 <w10:wrap anchorx="page" anchory="page"/>
               </v:line>
@@ -15505,7 +15588,6 @@
         </w:rPr>
         <w:t>以</w:t>
       </w:r>
-      <w:proofErr w:type="gramStart"/>
       <w:r>
         <w:rPr>
           <w:rFonts w:ascii="Barlow Condensed Medium" w:eastAsia="華康中黑體" w:hAnsi="Barlow Condensed Medium" w:cs="Calibri" w:hint="eastAsia"/>
@@ -15514,7 +15596,6 @@
         </w:rPr>
         <w:t>弗</w:t>
       </w:r>
-      <w:proofErr w:type="gramEnd"/>
       <w:r>
         <w:rPr>
           <w:rFonts w:ascii="Barlow Condensed Medium" w:eastAsia="華康中黑體" w:hAnsi="Barlow Condensed Medium" w:cs="Calibri" w:hint="eastAsia"/>
@@ -15628,9 +15709,8 @@
           <w:sz w:val="26"/>
           <w:szCs w:val="26"/>
         </w:rPr>
-        <w:t>因為對伊咱二旁</w:t>
-      </w:r>
-      <w:proofErr w:type="gramStart"/>
+        <w:t>因為對伊咱二旁佇一個神，得著親近父</w:t>
+      </w:r>
       <w:r>
         <w:rPr>
           <w:rFonts w:ascii="標楷體" w:eastAsia="標楷體" w:hAnsi="標楷體" w:cs="Arial" w:hint="eastAsia"/>
@@ -15638,9 +15718,8 @@
           <w:sz w:val="26"/>
           <w:szCs w:val="26"/>
         </w:rPr>
-        <w:t>佇</w:t>
-      </w:r>
-      <w:proofErr w:type="gramEnd"/>
+        <w:t>。</w:t>
+      </w:r>
       <w:r>
         <w:rPr>
           <w:rFonts w:ascii="標楷體" w:eastAsia="標楷體" w:hAnsi="標楷體" w:cs="Arial" w:hint="eastAsia"/>
@@ -15648,96 +15727,7 @@
           <w:sz w:val="26"/>
           <w:szCs w:val="26"/>
         </w:rPr>
-        <w:t>一個神，得著</w:t>
-      </w:r>
-      <w:proofErr w:type="gramStart"/>
-      <w:r>
-        <w:rPr>
-          <w:rFonts w:ascii="標楷體" w:eastAsia="標楷體" w:hAnsi="標楷體" w:cs="Arial" w:hint="eastAsia"/>
-          <w:w w:val="80"/>
-          <w:sz w:val="26"/>
-          <w:szCs w:val="26"/>
-        </w:rPr>
-        <w:t>親近父</w:t>
-      </w:r>
-      <w:proofErr w:type="gramEnd"/>
-      <w:r>
-        <w:rPr>
-          <w:rFonts w:ascii="標楷體" w:eastAsia="標楷體" w:hAnsi="標楷體" w:cs="Arial" w:hint="eastAsia"/>
-          <w:w w:val="80"/>
-          <w:sz w:val="26"/>
-          <w:szCs w:val="26"/>
-        </w:rPr>
-        <w:t>。</w:t>
-      </w:r>
-      <w:r>
-        <w:rPr>
-          <w:rFonts w:ascii="標楷體" w:eastAsia="標楷體" w:hAnsi="標楷體" w:cs="Arial" w:hint="eastAsia"/>
-          <w:w w:val="80"/>
-          <w:sz w:val="26"/>
-          <w:szCs w:val="26"/>
-        </w:rPr>
-        <w:t>按呢，</w:t>
-      </w:r>
-      <w:proofErr w:type="gramStart"/>
-      <w:r>
-        <w:rPr>
-          <w:rFonts w:ascii="標楷體" w:eastAsia="標楷體" w:hAnsi="標楷體" w:cs="Arial" w:hint="eastAsia"/>
-          <w:w w:val="80"/>
-          <w:sz w:val="26"/>
-          <w:szCs w:val="26"/>
-        </w:rPr>
-        <w:t>恁無閣</w:t>
-      </w:r>
-      <w:proofErr w:type="gramEnd"/>
-      <w:r>
-        <w:rPr>
-          <w:rFonts w:ascii="標楷體" w:eastAsia="標楷體" w:hAnsi="標楷體" w:cs="Arial" w:hint="eastAsia"/>
-          <w:w w:val="80"/>
-          <w:sz w:val="26"/>
-          <w:szCs w:val="26"/>
-        </w:rPr>
-        <w:t>做外面</w:t>
-      </w:r>
-      <w:proofErr w:type="gramStart"/>
-      <w:r>
-        <w:rPr>
-          <w:rFonts w:ascii="標楷體" w:eastAsia="標楷體" w:hAnsi="標楷體" w:cs="Arial" w:hint="eastAsia"/>
-          <w:w w:val="80"/>
-          <w:sz w:val="26"/>
-          <w:szCs w:val="26"/>
-        </w:rPr>
-        <w:t>人寄腳的</w:t>
-      </w:r>
-      <w:proofErr w:type="gramEnd"/>
-      <w:r>
-        <w:rPr>
-          <w:rFonts w:ascii="標楷體" w:eastAsia="標楷體" w:hAnsi="標楷體" w:cs="Arial" w:hint="eastAsia"/>
-          <w:w w:val="80"/>
-          <w:sz w:val="26"/>
-          <w:szCs w:val="26"/>
-        </w:rPr>
-        <w:t>，就是及諸</w:t>
-      </w:r>
-      <w:proofErr w:type="gramStart"/>
-      <w:r>
-        <w:rPr>
-          <w:rFonts w:ascii="標楷體" w:eastAsia="標楷體" w:hAnsi="標楷體" w:cs="Arial" w:hint="eastAsia"/>
-          <w:w w:val="80"/>
-          <w:sz w:val="26"/>
-          <w:szCs w:val="26"/>
-        </w:rPr>
-        <w:t>個聖徒像國</w:t>
-      </w:r>
-      <w:proofErr w:type="gramEnd"/>
-      <w:r>
-        <w:rPr>
-          <w:rFonts w:ascii="標楷體" w:eastAsia="標楷體" w:hAnsi="標楷體" w:cs="Arial" w:hint="eastAsia"/>
-          <w:w w:val="80"/>
-          <w:sz w:val="26"/>
-          <w:szCs w:val="26"/>
-        </w:rPr>
-        <w:t>，做上帝家內的人</w:t>
+        <w:t>按呢，恁無閣做外面人寄腳的，就是及諸個聖徒像國，做上帝家內的人</w:t>
       </w:r>
       <w:r>
         <w:rPr>
@@ -15827,51 +15817,7 @@
           <w:sz w:val="26"/>
           <w:szCs w:val="26"/>
         </w:rPr>
-        <w:t>因為我們兩下藉著他被一個聖靈所感、得以進到父面前。這樣、你們不再作外人、和</w:t>
-      </w:r>
-      <w:proofErr w:type="gramStart"/>
-      <w:r>
-        <w:rPr>
-          <w:rFonts w:ascii="Calibri" w:eastAsia="華康中黑體" w:hAnsi="Calibri" w:cs="Calibri" w:hint="eastAsia"/>
-          <w:color w:val="000000"/>
-          <w:w w:val="80"/>
-          <w:sz w:val="26"/>
-          <w:szCs w:val="26"/>
-        </w:rPr>
-        <w:t>客旅</w:t>
-      </w:r>
-      <w:proofErr w:type="gramEnd"/>
-      <w:r>
-        <w:rPr>
-          <w:rFonts w:ascii="Calibri" w:eastAsia="華康中黑體" w:hAnsi="Calibri" w:cs="Calibri" w:hint="eastAsia"/>
-          <w:color w:val="000000"/>
-          <w:w w:val="80"/>
-          <w:sz w:val="26"/>
-          <w:szCs w:val="26"/>
-        </w:rPr>
-        <w:t>、是與</w:t>
-      </w:r>
-      <w:proofErr w:type="gramStart"/>
-      <w:r>
-        <w:rPr>
-          <w:rFonts w:ascii="Calibri" w:eastAsia="華康中黑體" w:hAnsi="Calibri" w:cs="Calibri" w:hint="eastAsia"/>
-          <w:color w:val="000000"/>
-          <w:w w:val="80"/>
-          <w:sz w:val="26"/>
-          <w:szCs w:val="26"/>
-        </w:rPr>
-        <w:t>聖徒同國</w:t>
-      </w:r>
-      <w:proofErr w:type="gramEnd"/>
-      <w:r>
-        <w:rPr>
-          <w:rFonts w:ascii="Calibri" w:eastAsia="華康中黑體" w:hAnsi="Calibri" w:cs="Calibri" w:hint="eastAsia"/>
-          <w:color w:val="000000"/>
-          <w:w w:val="80"/>
-          <w:sz w:val="26"/>
-          <w:szCs w:val="26"/>
-        </w:rPr>
-        <w:t>、是　神家裡的人了</w:t>
+        <w:t>因為我們兩下藉著他被一個聖靈所感、得以進到父面前。這樣、你們不再作外人、和客旅、是與聖徒同國、是　神家裡的人了</w:t>
       </w:r>
       <w:r>
         <w:rPr>
@@ -16001,7 +15947,6 @@
                 <w:w w:val="80"/>
               </w:rPr>
             </w:pPr>
-            <w:proofErr w:type="gramStart"/>
             <w:r>
               <w:rPr>
                 <w:rFonts w:ascii="Barlow Condensed Medium" w:eastAsia="華康中黑體" w:hAnsi="Barlow Condensed Medium" w:cstheme="minorHAnsi"/>
@@ -16009,7 +15954,6 @@
               </w:rPr>
               <w:t>主日事奉</w:t>
             </w:r>
-            <w:proofErr w:type="gramEnd"/>
           </w:p>
         </w:tc>
         <w:tc>
@@ -16040,17 +15984,8 @@
                 <w:rFonts w:ascii="Barlow Condensed Medium" w:eastAsia="華康中黑體" w:hAnsi="Barlow Condensed Medium" w:cstheme="minorHAnsi"/>
                 <w:w w:val="66"/>
               </w:rPr>
-              <w:t>本</w:t>
-            </w:r>
-            <w:proofErr w:type="gramStart"/>
-            <w:r>
-              <w:rPr>
-                <w:rFonts w:ascii="Barlow Condensed Medium" w:eastAsia="華康中黑體" w:hAnsi="Barlow Condensed Medium" w:cstheme="minorHAnsi"/>
-                <w:w w:val="66"/>
-              </w:rPr>
-              <w:t>週</w:t>
-            </w:r>
-            <w:proofErr w:type="gramEnd"/>
+              <w:t>本週</w:t>
+            </w:r>
             <w:r>
               <w:rPr>
                 <w:rFonts w:ascii="Barlow Condensed Medium" w:eastAsia="華康儷中黑" w:hAnsi="Barlow Condensed Medium" w:cstheme="minorHAnsi"/>
@@ -16160,17 +16095,8 @@
                 <w:rFonts w:ascii="Barlow Condensed Medium" w:eastAsia="華康中黑體" w:hAnsi="Barlow Condensed Medium" w:cstheme="minorHAnsi"/>
                 <w:w w:val="66"/>
               </w:rPr>
-              <w:t>下</w:t>
-            </w:r>
-            <w:proofErr w:type="gramStart"/>
-            <w:r>
-              <w:rPr>
-                <w:rFonts w:ascii="Barlow Condensed Medium" w:eastAsia="華康中黑體" w:hAnsi="Barlow Condensed Medium" w:cstheme="minorHAnsi"/>
-                <w:w w:val="66"/>
-              </w:rPr>
-              <w:t>週</w:t>
-            </w:r>
-            <w:proofErr w:type="gramEnd"/>
+              <w:t>下週</w:t>
+            </w:r>
             <w:r>
               <w:rPr>
                 <w:rFonts w:ascii="Barlow Condensed Medium" w:eastAsia="華康儷中黑" w:hAnsi="Barlow Condensed Medium" w:cstheme="minorHAnsi"/>
@@ -16589,7 +16515,7 @@
                 <w:rFonts w:ascii="Barlow Condensed Medium" w:eastAsia="標楷體" w:hAnsi="Barlow Condensed Medium" w:cstheme="minorHAnsi" w:hint="eastAsia"/>
                 <w:w w:val="80"/>
               </w:rPr>
-              <w:t>17</w:t>
+              <w:t>--</w:t>
             </w:r>
           </w:p>
         </w:tc>
@@ -16617,7 +16543,6 @@
                 <w:szCs w:val="28"/>
               </w:rPr>
             </w:pPr>
-            <w:proofErr w:type="gramStart"/>
             <w:r>
               <w:rPr>
                 <w:rFonts w:ascii="Barlow Condensed Medium" w:eastAsia="華康正顏楷體W9" w:hAnsi="Barlow Condensed Medium" w:cstheme="minorHAnsi"/>
@@ -16627,7 +16552,6 @@
               </w:rPr>
               <w:t>月值月長執</w:t>
             </w:r>
-            <w:proofErr w:type="gramEnd"/>
             <w:r>
               <w:rPr>
                 <w:rFonts w:ascii="Barlow Condensed Medium" w:eastAsia="標楷體" w:hAnsi="Barlow Condensed Medium" w:cstheme="minorHAnsi"/>
@@ -16896,7 +16820,7 @@
                 <w:rFonts w:ascii="Barlow Condensed Medium" w:eastAsia="標楷體" w:hAnsi="Barlow Condensed Medium" w:cstheme="minorHAnsi" w:hint="eastAsia"/>
                 <w:w w:val="80"/>
               </w:rPr>
-              <w:t>67</w:t>
+              <w:t>71</w:t>
             </w:r>
           </w:p>
         </w:tc>
@@ -17178,7 +17102,7 @@
                 <w:rFonts w:ascii="Barlow Condensed Medium" w:eastAsia="標楷體" w:hAnsi="Barlow Condensed Medium" w:cstheme="minorHAnsi" w:hint="eastAsia"/>
                 <w:w w:val="80"/>
               </w:rPr>
-              <w:t>17</w:t>
+              <w:t>--</w:t>
             </w:r>
           </w:p>
         </w:tc>
@@ -17453,7 +17377,7 @@
                 <w:rFonts w:ascii="Barlow Condensed Medium" w:eastAsia="標楷體" w:hAnsi="Barlow Condensed Medium" w:cstheme="minorHAnsi" w:hint="eastAsia"/>
                 <w:w w:val="80"/>
               </w:rPr>
-              <w:t>8</w:t>
+              <w:t>11</w:t>
             </w:r>
           </w:p>
         </w:tc>
@@ -17786,7 +17710,6 @@
                 <w:w w:val="80"/>
               </w:rPr>
             </w:pPr>
-            <w:proofErr w:type="gramStart"/>
             <w:r>
               <w:rPr>
                 <w:rFonts w:ascii="Barlow Condensed Medium" w:eastAsia="華康中黑體" w:hAnsi="Barlow Condensed Medium" w:cstheme="minorHAnsi"/>
@@ -17794,7 +17717,6 @@
               </w:rPr>
               <w:t>司獻</w:t>
             </w:r>
-            <w:proofErr w:type="gramEnd"/>
           </w:p>
         </w:tc>
         <w:tc>
@@ -18017,7 +17939,7 @@
                 <w:rFonts w:ascii="Barlow Condensed Medium" w:eastAsia="標楷體" w:hAnsi="Barlow Condensed Medium" w:cstheme="minorHAnsi" w:hint="eastAsia"/>
                 <w:w w:val="80"/>
               </w:rPr>
-              <w:t>18</w:t>
+              <w:t>16</w:t>
             </w:r>
           </w:p>
         </w:tc>
@@ -18288,7 +18210,7 @@
                 <w:rFonts w:ascii="Barlow Condensed Medium" w:eastAsia="標楷體" w:hAnsi="Barlow Condensed Medium" w:cstheme="minorHAnsi" w:hint="eastAsia"/>
                 <w:w w:val="80"/>
               </w:rPr>
-              <w:t>17</w:t>
+              <w:t>14</w:t>
             </w:r>
           </w:p>
         </w:tc>
@@ -18722,7 +18644,7 @@
                 <w:rFonts w:ascii="Barlow Condensed Medium" w:eastAsia="標楷體" w:hAnsi="Barlow Condensed Medium" w:cstheme="minorHAnsi" w:hint="eastAsia"/>
                 <w:w w:val="80"/>
               </w:rPr>
-              <w:t>4</w:t>
+              <w:t>--</w:t>
             </w:r>
           </w:p>
         </w:tc>
@@ -18900,21 +18822,12 @@
                 <w:w w:val="80"/>
               </w:rPr>
             </w:pPr>
-            <w:proofErr w:type="gramStart"/>
             <w:r>
               <w:rPr>
                 <w:rFonts w:ascii="標楷體" w:eastAsia="標楷體" w:hAnsi="標楷體" w:cs="華康儷楷書" w:hint="eastAsia"/>
                 <w:w w:val="80"/>
               </w:rPr>
-              <w:t>拿細耳</w:t>
-            </w:r>
-            <w:proofErr w:type="gramEnd"/>
-            <w:r>
-              <w:rPr>
-                <w:rFonts w:ascii="標楷體" w:eastAsia="標楷體" w:hAnsi="標楷體" w:cs="華康儷楷書" w:hint="eastAsia"/>
-                <w:w w:val="80"/>
-              </w:rPr>
-              <w:t>小組</w:t>
+              <w:t>拿細耳小組</w:t>
             </w:r>
           </w:p>
         </w:tc>
@@ -19041,7 +18954,7 @@
                 <w:rFonts w:ascii="Barlow Condensed Medium" w:eastAsia="標楷體" w:hAnsi="Barlow Condensed Medium" w:cstheme="minorHAnsi" w:hint="eastAsia"/>
                 <w:w w:val="80"/>
               </w:rPr>
-              <w:t>4</w:t>
+              <w:t>--</w:t>
             </w:r>
           </w:p>
         </w:tc>
@@ -19321,7 +19234,7 @@
                 <w:rFonts w:ascii="Barlow Condensed Medium" w:eastAsia="標楷體" w:hAnsi="Barlow Condensed Medium" w:cstheme="minorHAnsi" w:hint="eastAsia"/>
                 <w:w w:val="80"/>
               </w:rPr>
-              <w:t>5</w:t>
+              <w:t>6</w:t>
             </w:r>
           </w:p>
         </w:tc>
@@ -19395,7 +19308,6 @@
                 <w:szCs w:val="24"/>
               </w:rPr>
             </w:pPr>
-            <w:proofErr w:type="gramStart"/>
             <w:r>
               <w:rPr>
                 <w:rFonts w:ascii="標楷體" w:eastAsia="標楷體" w:hAnsi="標楷體" w:cstheme="majorBidi" w:hint="eastAsia"/>
@@ -19403,7 +19315,6 @@
               </w:rPr>
               <w:t>楊竣傑</w:t>
             </w:r>
-            <w:proofErr w:type="gramEnd"/>
           </w:p>
         </w:tc>
         <w:tc>
@@ -19873,7 +19784,7 @@
                 <w:rFonts w:ascii="Barlow Condensed Medium" w:eastAsia="標楷體" w:hAnsi="Barlow Condensed Medium" w:cstheme="minorHAnsi" w:hint="eastAsia"/>
                 <w:w w:val="80"/>
               </w:rPr>
-              <w:t>13</w:t>
+              <w:t>--</w:t>
             </w:r>
           </w:p>
         </w:tc>
@@ -19961,17 +19872,8 @@
                 <w:rFonts w:ascii="標楷體" w:eastAsia="標楷體" w:hAnsi="標楷體" w:cstheme="majorBidi" w:hint="eastAsia"/>
                 <w:szCs w:val="24"/>
               </w:rPr>
-              <w:t>鄭盈</w:t>
-            </w:r>
-            <w:proofErr w:type="gramStart"/>
-            <w:r>
-              <w:rPr>
-                <w:rFonts w:ascii="標楷體" w:eastAsia="標楷體" w:hAnsi="標楷體" w:cstheme="majorBidi" w:hint="eastAsia"/>
-                <w:szCs w:val="24"/>
-              </w:rPr>
-              <w:t>盈</w:t>
-            </w:r>
-            <w:proofErr w:type="gramEnd"/>
+              <w:t>鄭盈盈</w:t>
+            </w:r>
           </w:p>
         </w:tc>
         <w:tc>
@@ -20003,17 +19905,8 @@
                 <w:rFonts w:ascii="標楷體" w:eastAsia="標楷體" w:hAnsi="標楷體" w:cstheme="majorBidi" w:hint="eastAsia"/>
                 <w:szCs w:val="24"/>
               </w:rPr>
-              <w:t>孫翠</w:t>
-            </w:r>
-            <w:proofErr w:type="gramStart"/>
-            <w:r>
-              <w:rPr>
-                <w:rFonts w:ascii="標楷體" w:eastAsia="標楷體" w:hAnsi="標楷體" w:cstheme="majorBidi" w:hint="eastAsia"/>
-                <w:szCs w:val="24"/>
-              </w:rPr>
-              <w:t>璘</w:t>
-            </w:r>
-            <w:proofErr w:type="gramEnd"/>
+              <w:t>孫翠璘</w:t>
+            </w:r>
           </w:p>
         </w:tc>
         <w:tc>
@@ -20170,7 +20063,7 @@
                 <w:rFonts w:ascii="Barlow Condensed Medium" w:eastAsia="標楷體" w:hAnsi="Barlow Condensed Medium" w:cstheme="minorHAnsi" w:hint="eastAsia"/>
                 <w:w w:val="80"/>
               </w:rPr>
-              <w:t>--</w:t>
+              <w:t>6</w:t>
             </w:r>
           </w:p>
         </w:tc>
@@ -20748,7 +20641,7 @@
                 <w:rFonts w:ascii="Barlow Condensed Medium" w:eastAsia="標楷體" w:hAnsi="Barlow Condensed Medium" w:cstheme="minorHAnsi" w:hint="eastAsia"/>
                 <w:w w:val="80"/>
               </w:rPr>
-              <w:t>--</w:t>
+              <w:t>3</w:t>
             </w:r>
           </w:p>
         </w:tc>
@@ -20801,7 +20694,6 @@
                 <w:w w:val="80"/>
               </w:rPr>
             </w:pPr>
-            <w:proofErr w:type="gramStart"/>
             <w:r>
               <w:rPr>
                 <w:rFonts w:ascii="Barlow Condensed Medium" w:eastAsia="華康中黑體" w:hAnsi="Barlow Condensed Medium" w:cstheme="minorHAnsi" w:hint="eastAsia"/>
@@ -20809,7 +20701,6 @@
               </w:rPr>
               <w:t>愛宴</w:t>
             </w:r>
-            <w:proofErr w:type="gramEnd"/>
           </w:p>
         </w:tc>
         <w:tc>
@@ -20975,7 +20866,6 @@
                 <w:w w:val="80"/>
               </w:rPr>
             </w:pPr>
-            <w:proofErr w:type="gramStart"/>
             <w:r>
               <w:rPr>
                 <w:rFonts w:ascii="Barlow Condensed Medium" w:eastAsia="華康中黑體" w:hAnsi="Barlow Condensed Medium" w:cstheme="minorHAnsi" w:hint="eastAsia"/>
@@ -20983,7 +20873,6 @@
               </w:rPr>
               <w:t>愛宴清洗</w:t>
             </w:r>
-            <w:proofErr w:type="gramEnd"/>
           </w:p>
         </w:tc>
         <w:tc>
@@ -21300,21 +21189,12 @@
                 <w:szCs w:val="24"/>
               </w:rPr>
             </w:pPr>
-            <w:proofErr w:type="gramStart"/>
             <w:r>
               <w:rPr>
                 <w:rFonts w:ascii="Barlow Condensed Medium" w:eastAsia="標楷體" w:hAnsi="Barlow Condensed Medium" w:cs="華康儷楷書" w:hint="eastAsia"/>
                 <w:szCs w:val="24"/>
               </w:rPr>
-              <w:t>机</w:t>
-            </w:r>
-            <w:proofErr w:type="gramEnd"/>
-            <w:r>
-              <w:rPr>
-                <w:rFonts w:ascii="Barlow Condensed Medium" w:eastAsia="標楷體" w:hAnsi="Barlow Condensed Medium" w:cs="華康儷楷書" w:hint="eastAsia"/>
-                <w:szCs w:val="24"/>
-              </w:rPr>
-              <w:t>忠三</w:t>
+              <w:t>机忠三</w:t>
             </w:r>
           </w:p>
         </w:tc>
@@ -21525,7 +21405,6 @@
                 <w:rFonts w:ascii="Barlow Condensed Medium" w:eastAsia="華康中黑體" w:hAnsi="Barlow Condensed Medium" w:cs="Times New Roman"/>
                 <w:w w:val="80"/>
                 <w:szCs w:val="24"/>
-                <w:highlight w:val="yellow"/>
               </w:rPr>
             </w:pPr>
             <w:r>
@@ -21533,7 +21412,6 @@
                 <w:rFonts w:ascii="Barlow Condensed Medium" w:eastAsia="華康中黑體" w:hAnsi="Barlow Condensed Medium" w:cstheme="minorHAnsi"/>
                 <w:w w:val="80"/>
                 <w:szCs w:val="24"/>
-                <w:highlight w:val="yellow"/>
               </w:rPr>
               <w:sym w:font="Wingdings 2" w:char="F0AE"/>
             </w:r>
@@ -21542,7 +21420,6 @@
                 <w:rFonts w:ascii="Barlow Condensed Medium" w:eastAsia="華康中黑體" w:hAnsi="Barlow Condensed Medium" w:cstheme="minorHAnsi"/>
                 <w:w w:val="80"/>
                 <w:szCs w:val="24"/>
-                <w:highlight w:val="yellow"/>
               </w:rPr>
               <w:t>華語</w:t>
             </w:r>
@@ -21551,7 +21428,6 @@
                 <w:rFonts w:ascii="Barlow Condensed Medium" w:eastAsia="華康中黑體" w:hAnsi="Barlow Condensed Medium" w:cs="Times New Roman"/>
                 <w:w w:val="80"/>
                 <w:szCs w:val="24"/>
-                <w:highlight w:val="yellow"/>
               </w:rPr>
               <w:t>禮拜奉獻</w:t>
             </w:r>
@@ -21560,7 +21436,6 @@
                 <w:rFonts w:ascii="Barlow Condensed Medium" w:eastAsia="華康中黑體" w:hAnsi="Barlow Condensed Medium" w:cs="Times New Roman"/>
                 <w:w w:val="80"/>
                 <w:szCs w:val="24"/>
-                <w:highlight w:val="yellow"/>
               </w:rPr>
               <w:t>:</w:t>
             </w:r>
@@ -21582,7 +21457,6 @@
                 <w:rFonts w:ascii="Barlow Condensed Medium" w:eastAsia="華康中黑體" w:hAnsi="Barlow Condensed Medium" w:cs="Times New Roman"/>
                 <w:w w:val="80"/>
                 <w:szCs w:val="24"/>
-                <w:highlight w:val="yellow"/>
               </w:rPr>
             </w:pPr>
             <w:r>
@@ -21590,7 +21464,6 @@
                 <w:rFonts w:ascii="Barlow Condensed Medium" w:eastAsia="華康中黑體" w:hAnsi="Barlow Condensed Medium" w:cs="Times New Roman" w:hint="eastAsia"/>
                 <w:w w:val="80"/>
                 <w:szCs w:val="24"/>
-                <w:highlight w:val="yellow"/>
               </w:rPr>
               <w:t xml:space="preserve"> </w:t>
             </w:r>
@@ -21614,7 +21487,6 @@
                 <w:rFonts w:ascii="Barlow Condensed Medium" w:eastAsia="華康中黑體" w:hAnsi="Barlow Condensed Medium" w:cs="Times New Roman"/>
                 <w:w w:val="80"/>
                 <w:szCs w:val="24"/>
-                <w:highlight w:val="yellow"/>
               </w:rPr>
             </w:pPr>
             <w:r>
@@ -21622,7 +21494,6 @@
                 <w:rFonts w:ascii="Barlow Condensed Medium" w:eastAsia="華康中黑體" w:hAnsi="Barlow Condensed Medium" w:cstheme="minorHAnsi"/>
                 <w:w w:val="80"/>
                 <w:szCs w:val="24"/>
-                <w:highlight w:val="yellow"/>
               </w:rPr>
               <w:sym w:font="Wingdings 2" w:char="F0AE"/>
             </w:r>
@@ -21631,7 +21502,6 @@
                 <w:rFonts w:ascii="Barlow Condensed Medium" w:eastAsia="華康中黑體" w:hAnsi="Barlow Condensed Medium" w:cstheme="minorHAnsi" w:hint="eastAsia"/>
                 <w:w w:val="80"/>
                 <w:szCs w:val="24"/>
-                <w:highlight w:val="yellow"/>
               </w:rPr>
               <w:t>台語禮拜奉</w:t>
             </w:r>
@@ -21640,7 +21510,6 @@
                 <w:rFonts w:ascii="Barlow Condensed Medium" w:eastAsia="華康中黑體" w:hAnsi="Barlow Condensed Medium" w:cs="Times New Roman"/>
                 <w:w w:val="80"/>
                 <w:szCs w:val="24"/>
-                <w:highlight w:val="yellow"/>
               </w:rPr>
               <w:t>獻</w:t>
             </w:r>
@@ -21649,7 +21518,6 @@
                 <w:rFonts w:ascii="Barlow Condensed Medium" w:eastAsia="華康中黑體" w:hAnsi="Barlow Condensed Medium" w:cs="Times New Roman"/>
                 <w:w w:val="80"/>
                 <w:szCs w:val="24"/>
-                <w:highlight w:val="yellow"/>
               </w:rPr>
               <w:t>:</w:t>
             </w:r>
@@ -21672,7 +21540,6 @@
                 <w:rFonts w:ascii="Barlow Condensed Medium" w:eastAsia="華康中黑體" w:hAnsi="Barlow Condensed Medium" w:cs="Times New Roman"/>
                 <w:w w:val="80"/>
                 <w:szCs w:val="24"/>
-                <w:highlight w:val="yellow"/>
               </w:rPr>
             </w:pPr>
             <w:r>
@@ -21680,7 +21547,6 @@
                 <w:rFonts w:ascii="Barlow Condensed Medium" w:eastAsia="華康中黑體" w:hAnsi="Barlow Condensed Medium" w:cs="Times New Roman" w:hint="eastAsia"/>
                 <w:w w:val="80"/>
                 <w:szCs w:val="24"/>
-                <w:highlight w:val="yellow"/>
               </w:rPr>
               <w:t>6</w:t>
             </w:r>
@@ -21689,7 +21555,6 @@
                 <w:rFonts w:ascii="Barlow Condensed Medium" w:eastAsia="華康中黑體" w:hAnsi="Barlow Condensed Medium" w:cs="Times New Roman"/>
                 <w:w w:val="80"/>
                 <w:szCs w:val="24"/>
-                <w:highlight w:val="yellow"/>
               </w:rPr>
               <w:t>,200</w:t>
             </w:r>
@@ -21712,7 +21577,6 @@
                 <w:rFonts w:ascii="Barlow Condensed Medium" w:eastAsia="華康中黑體" w:hAnsi="Barlow Condensed Medium" w:cs="Times New Roman"/>
                 <w:w w:val="80"/>
                 <w:szCs w:val="24"/>
-                <w:highlight w:val="yellow"/>
               </w:rPr>
             </w:pPr>
           </w:p>
@@ -21735,7 +21599,6 @@
                 <w:rFonts w:ascii="Barlow Condensed Medium" w:eastAsia="華康中黑體" w:hAnsi="Barlow Condensed Medium" w:cs="Times New Roman"/>
                 <w:w w:val="80"/>
                 <w:szCs w:val="24"/>
-                <w:highlight w:val="yellow"/>
               </w:rPr>
             </w:pPr>
           </w:p>
@@ -21761,7 +21624,6 @@
                 <w:rFonts w:ascii="Barlow Condensed Medium" w:eastAsia="華康中黑體" w:hAnsi="Barlow Condensed Medium" w:cstheme="minorHAnsi"/>
                 <w:w w:val="80"/>
                 <w:szCs w:val="24"/>
-                <w:highlight w:val="yellow"/>
               </w:rPr>
             </w:pPr>
             <w:r>
@@ -21769,7 +21631,6 @@
                 <w:rFonts w:ascii="Barlow Condensed Medium" w:eastAsia="華康中黑體" w:hAnsi="Barlow Condensed Medium" w:cstheme="minorHAnsi"/>
                 <w:w w:val="80"/>
                 <w:szCs w:val="24"/>
-                <w:highlight w:val="yellow"/>
               </w:rPr>
               <w:sym w:font="Wingdings 2" w:char="F0AE"/>
             </w:r>
@@ -21778,7 +21639,6 @@
                 <w:rFonts w:ascii="Barlow Condensed Medium" w:eastAsia="華康中黑體" w:hAnsi="Barlow Condensed Medium" w:cstheme="minorHAnsi" w:hint="eastAsia"/>
                 <w:w w:val="80"/>
                 <w:szCs w:val="24"/>
-                <w:highlight w:val="yellow"/>
                 <w:lang w:eastAsia="zh-HK"/>
               </w:rPr>
               <w:t>月定</w:t>
@@ -21788,7 +21648,6 @@
                 <w:rFonts w:ascii="Barlow Condensed Medium" w:eastAsia="華康中黑體" w:hAnsi="Barlow Condensed Medium" w:cstheme="minorHAnsi"/>
                 <w:w w:val="80"/>
                 <w:szCs w:val="24"/>
-                <w:highlight w:val="yellow"/>
               </w:rPr>
               <w:t>奉獻</w:t>
             </w:r>
@@ -21797,7 +21656,6 @@
                 <w:rFonts w:ascii="Barlow Condensed Medium" w:eastAsia="華康中黑體" w:hAnsi="Barlow Condensed Medium" w:cstheme="minorHAnsi"/>
                 <w:w w:val="80"/>
                 <w:szCs w:val="24"/>
-                <w:highlight w:val="yellow"/>
               </w:rPr>
               <w:t>:</w:t>
             </w:r>
@@ -21820,7 +21678,6 @@
                 <w:rFonts w:ascii="Barlow Condensed Medium" w:eastAsia="標楷體" w:hAnsi="Barlow Condensed Medium" w:cstheme="minorHAnsi"/>
                 <w:w w:val="80"/>
                 <w:szCs w:val="24"/>
-                <w:highlight w:val="yellow"/>
               </w:rPr>
             </w:pPr>
             <w:r>
@@ -21828,7 +21685,6 @@
                 <w:rFonts w:ascii="Barlow Condensed Medium" w:eastAsia="標楷體" w:hAnsi="Barlow Condensed Medium" w:cstheme="minorHAnsi" w:hint="eastAsia"/>
                 <w:w w:val="80"/>
                 <w:szCs w:val="24"/>
-                <w:highlight w:val="yellow"/>
               </w:rPr>
               <w:t>16</w:t>
             </w:r>
@@ -21837,7 +21693,6 @@
                 <w:rFonts w:ascii="Barlow Condensed Medium" w:eastAsia="標楷體" w:hAnsi="Barlow Condensed Medium" w:cstheme="minorHAnsi" w:hint="eastAsia"/>
                 <w:w w:val="80"/>
                 <w:szCs w:val="24"/>
-                <w:highlight w:val="yellow"/>
                 <w:lang w:eastAsia="zh-HK"/>
               </w:rPr>
               <w:t>號</w:t>
@@ -21861,7 +21716,6 @@
                 <w:rFonts w:ascii="Barlow Condensed Medium" w:eastAsia="標楷體" w:hAnsi="Barlow Condensed Medium" w:cstheme="minorHAnsi"/>
                 <w:w w:val="80"/>
                 <w:szCs w:val="24"/>
-                <w:highlight w:val="yellow"/>
               </w:rPr>
             </w:pPr>
             <w:r>
@@ -21869,7 +21723,6 @@
                 <w:rFonts w:ascii="Barlow Condensed Medium" w:eastAsia="標楷體" w:hAnsi="Barlow Condensed Medium" w:cstheme="minorHAnsi"/>
                 <w:w w:val="80"/>
                 <w:szCs w:val="24"/>
-                <w:highlight w:val="yellow"/>
               </w:rPr>
               <w:t>8</w:t>
             </w:r>
@@ -21878,7 +21731,6 @@
                 <w:rFonts w:ascii="Barlow Condensed Medium" w:eastAsia="標楷體" w:hAnsi="Barlow Condensed Medium" w:cstheme="minorHAnsi"/>
                 <w:w w:val="80"/>
                 <w:szCs w:val="24"/>
-                <w:highlight w:val="yellow"/>
               </w:rPr>
               <w:t>,</w:t>
             </w:r>
@@ -21887,7 +21739,6 @@
                 <w:rFonts w:ascii="Barlow Condensed Medium" w:eastAsia="標楷體" w:hAnsi="Barlow Condensed Medium" w:cstheme="minorHAnsi"/>
                 <w:w w:val="80"/>
                 <w:szCs w:val="24"/>
-                <w:highlight w:val="yellow"/>
               </w:rPr>
               <w:t>0</w:t>
             </w:r>
@@ -21896,7 +21747,6 @@
                 <w:rFonts w:ascii="Barlow Condensed Medium" w:eastAsia="標楷體" w:hAnsi="Barlow Condensed Medium" w:cstheme="minorHAnsi"/>
                 <w:w w:val="80"/>
                 <w:szCs w:val="24"/>
-                <w:highlight w:val="yellow"/>
               </w:rPr>
               <w:t>00</w:t>
             </w:r>
@@ -21919,7 +21769,6 @@
                 <w:rFonts w:ascii="Barlow Condensed Medium" w:eastAsia="標楷體" w:hAnsi="Barlow Condensed Medium" w:cstheme="minorHAnsi"/>
                 <w:w w:val="80"/>
                 <w:szCs w:val="24"/>
-                <w:highlight w:val="yellow"/>
               </w:rPr>
             </w:pPr>
             <w:r>
@@ -21927,7 +21776,6 @@
                 <w:rFonts w:ascii="Barlow Condensed Medium" w:eastAsia="標楷體" w:hAnsi="Barlow Condensed Medium" w:cstheme="minorHAnsi" w:hint="eastAsia"/>
                 <w:w w:val="80"/>
                 <w:szCs w:val="24"/>
-                <w:highlight w:val="yellow"/>
               </w:rPr>
               <w:t>23</w:t>
             </w:r>
@@ -21936,7 +21784,6 @@
                 <w:rFonts w:ascii="Barlow Condensed Medium" w:eastAsia="標楷體" w:hAnsi="Barlow Condensed Medium" w:cstheme="minorHAnsi" w:hint="eastAsia"/>
                 <w:w w:val="80"/>
                 <w:szCs w:val="24"/>
-                <w:highlight w:val="yellow"/>
                 <w:lang w:eastAsia="zh-HK"/>
               </w:rPr>
               <w:t>號</w:t>
@@ -21960,7 +21807,6 @@
                 <w:rFonts w:ascii="Barlow Condensed Medium" w:eastAsia="標楷體" w:hAnsi="Barlow Condensed Medium" w:cstheme="minorHAnsi"/>
                 <w:w w:val="80"/>
                 <w:szCs w:val="24"/>
-                <w:highlight w:val="yellow"/>
               </w:rPr>
             </w:pPr>
             <w:r>
@@ -21968,7 +21814,6 @@
                 <w:rFonts w:ascii="Barlow Condensed Medium" w:eastAsia="標楷體" w:hAnsi="Barlow Condensed Medium" w:cstheme="minorHAnsi"/>
                 <w:w w:val="80"/>
                 <w:szCs w:val="24"/>
-                <w:highlight w:val="yellow"/>
               </w:rPr>
               <w:t>3</w:t>
             </w:r>
@@ -21977,7 +21822,6 @@
                 <w:rFonts w:ascii="Barlow Condensed Medium" w:eastAsia="標楷體" w:hAnsi="Barlow Condensed Medium" w:cstheme="minorHAnsi"/>
                 <w:w w:val="80"/>
                 <w:szCs w:val="24"/>
-                <w:highlight w:val="yellow"/>
               </w:rPr>
               <w:t>,000</w:t>
             </w:r>
@@ -22001,7 +21845,6 @@
                 <w:rFonts w:ascii="Barlow Condensed Medium" w:eastAsia="標楷體" w:hAnsi="Barlow Condensed Medium" w:cstheme="minorHAnsi"/>
                 <w:w w:val="80"/>
                 <w:szCs w:val="24"/>
-                <w:highlight w:val="yellow"/>
               </w:rPr>
             </w:pPr>
             <w:r>
@@ -22009,7 +21852,6 @@
                 <w:rFonts w:ascii="Barlow Condensed Medium" w:eastAsia="標楷體" w:hAnsi="Barlow Condensed Medium" w:cstheme="minorHAnsi" w:hint="eastAsia"/>
                 <w:w w:val="80"/>
                 <w:szCs w:val="24"/>
-                <w:highlight w:val="yellow"/>
               </w:rPr>
               <w:t>46</w:t>
             </w:r>
@@ -22018,7 +21860,6 @@
                 <w:rFonts w:ascii="Barlow Condensed Medium" w:eastAsia="標楷體" w:hAnsi="Barlow Condensed Medium" w:cstheme="minorHAnsi" w:hint="eastAsia"/>
                 <w:w w:val="80"/>
                 <w:szCs w:val="24"/>
-                <w:highlight w:val="yellow"/>
                 <w:lang w:eastAsia="zh-HK"/>
               </w:rPr>
               <w:t>號</w:t>
@@ -22041,7 +21882,6 @@
                 <w:rFonts w:ascii="Barlow Condensed Medium" w:eastAsia="標楷體" w:hAnsi="Barlow Condensed Medium" w:cstheme="minorHAnsi"/>
                 <w:w w:val="80"/>
                 <w:szCs w:val="24"/>
-                <w:highlight w:val="yellow"/>
               </w:rPr>
             </w:pPr>
             <w:r>
@@ -22049,7 +21889,6 @@
                 <w:rFonts w:ascii="Barlow Condensed Medium" w:eastAsia="標楷體" w:hAnsi="Barlow Condensed Medium" w:cstheme="minorHAnsi"/>
                 <w:w w:val="80"/>
                 <w:szCs w:val="24"/>
-                <w:highlight w:val="yellow"/>
               </w:rPr>
               <w:t>1</w:t>
             </w:r>
@@ -22058,7 +21897,6 @@
                 <w:rFonts w:ascii="Barlow Condensed Medium" w:eastAsia="標楷體" w:hAnsi="Barlow Condensed Medium" w:cstheme="minorHAnsi"/>
                 <w:w w:val="80"/>
                 <w:szCs w:val="24"/>
-                <w:highlight w:val="yellow"/>
               </w:rPr>
               <w:t>,</w:t>
             </w:r>
@@ -22067,7 +21905,6 @@
                 <w:rFonts w:ascii="Barlow Condensed Medium" w:eastAsia="標楷體" w:hAnsi="Barlow Condensed Medium" w:cstheme="minorHAnsi" w:hint="eastAsia"/>
                 <w:w w:val="80"/>
                 <w:szCs w:val="24"/>
-                <w:highlight w:val="yellow"/>
               </w:rPr>
               <w:t>0</w:t>
             </w:r>
@@ -22076,7 +21913,6 @@
                 <w:rFonts w:ascii="Barlow Condensed Medium" w:eastAsia="標楷體" w:hAnsi="Barlow Condensed Medium" w:cstheme="minorHAnsi"/>
                 <w:w w:val="80"/>
                 <w:szCs w:val="24"/>
-                <w:highlight w:val="yellow"/>
               </w:rPr>
               <w:t>00</w:t>
             </w:r>
@@ -22103,7 +21939,6 @@
                 <w:rFonts w:ascii="Barlow Condensed Medium" w:eastAsia="華康中黑體" w:hAnsi="Barlow Condensed Medium" w:cstheme="minorHAnsi"/>
                 <w:w w:val="80"/>
                 <w:szCs w:val="24"/>
-                <w:highlight w:val="yellow"/>
               </w:rPr>
             </w:pPr>
           </w:p>
@@ -22125,7 +21960,6 @@
                 <w:rFonts w:ascii="Barlow Condensed Medium" w:eastAsia="標楷體" w:hAnsi="Barlow Condensed Medium" w:cstheme="minorHAnsi"/>
                 <w:w w:val="80"/>
                 <w:szCs w:val="24"/>
-                <w:highlight w:val="yellow"/>
               </w:rPr>
             </w:pPr>
             <w:r>
@@ -22133,7 +21967,6 @@
                 <w:rFonts w:ascii="Barlow Condensed Medium" w:eastAsia="標楷體" w:hAnsi="Barlow Condensed Medium" w:cstheme="minorHAnsi" w:hint="eastAsia"/>
                 <w:w w:val="80"/>
                 <w:szCs w:val="24"/>
-                <w:highlight w:val="yellow"/>
               </w:rPr>
               <w:t>58</w:t>
             </w:r>
@@ -22142,7 +21975,6 @@
                 <w:rFonts w:ascii="Barlow Condensed Medium" w:eastAsia="標楷體" w:hAnsi="Barlow Condensed Medium" w:cstheme="minorHAnsi" w:hint="eastAsia"/>
                 <w:w w:val="80"/>
                 <w:szCs w:val="24"/>
-                <w:highlight w:val="yellow"/>
                 <w:lang w:eastAsia="zh-HK"/>
               </w:rPr>
               <w:t>號</w:t>
@@ -22166,7 +21998,6 @@
                 <w:rFonts w:ascii="Barlow Condensed Medium" w:eastAsia="標楷體" w:hAnsi="Barlow Condensed Medium" w:cstheme="minorHAnsi"/>
                 <w:w w:val="80"/>
                 <w:szCs w:val="24"/>
-                <w:highlight w:val="yellow"/>
               </w:rPr>
             </w:pPr>
             <w:r>
@@ -22174,7 +22005,6 @@
                 <w:rFonts w:ascii="Barlow Condensed Medium" w:eastAsia="標楷體" w:hAnsi="Barlow Condensed Medium" w:cstheme="minorHAnsi"/>
                 <w:w w:val="80"/>
                 <w:szCs w:val="24"/>
-                <w:highlight w:val="yellow"/>
               </w:rPr>
               <w:t>15</w:t>
             </w:r>
@@ -22183,7 +22013,6 @@
                 <w:rFonts w:ascii="Barlow Condensed Medium" w:eastAsia="標楷體" w:hAnsi="Barlow Condensed Medium" w:cstheme="minorHAnsi"/>
                 <w:w w:val="80"/>
                 <w:szCs w:val="24"/>
-                <w:highlight w:val="yellow"/>
               </w:rPr>
               <w:t>,</w:t>
             </w:r>
@@ -22192,7 +22021,6 @@
                 <w:rFonts w:ascii="Barlow Condensed Medium" w:eastAsia="標楷體" w:hAnsi="Barlow Condensed Medium" w:cstheme="minorHAnsi" w:hint="eastAsia"/>
                 <w:w w:val="80"/>
                 <w:szCs w:val="24"/>
-                <w:highlight w:val="yellow"/>
               </w:rPr>
               <w:t>0</w:t>
             </w:r>
@@ -22201,7 +22029,6 @@
                 <w:rFonts w:ascii="Barlow Condensed Medium" w:eastAsia="標楷體" w:hAnsi="Barlow Condensed Medium" w:cstheme="minorHAnsi"/>
                 <w:w w:val="80"/>
                 <w:szCs w:val="24"/>
-                <w:highlight w:val="yellow"/>
               </w:rPr>
               <w:t>00</w:t>
             </w:r>
@@ -22224,7 +22051,6 @@
                 <w:rFonts w:ascii="Barlow Condensed Medium" w:eastAsia="標楷體" w:hAnsi="Barlow Condensed Medium" w:cstheme="minorHAnsi"/>
                 <w:w w:val="80"/>
                 <w:szCs w:val="24"/>
-                <w:highlight w:val="yellow"/>
               </w:rPr>
             </w:pPr>
             <w:r>
@@ -22232,7 +22058,6 @@
                 <w:rFonts w:ascii="Barlow Condensed Medium" w:eastAsia="標楷體" w:hAnsi="Barlow Condensed Medium" w:cstheme="minorHAnsi" w:hint="eastAsia"/>
                 <w:w w:val="80"/>
                 <w:szCs w:val="24"/>
-                <w:highlight w:val="yellow"/>
               </w:rPr>
               <w:t>67</w:t>
             </w:r>
@@ -22241,7 +22066,6 @@
                 <w:rFonts w:ascii="Barlow Condensed Medium" w:eastAsia="標楷體" w:hAnsi="Barlow Condensed Medium" w:cstheme="minorHAnsi" w:hint="eastAsia"/>
                 <w:w w:val="80"/>
                 <w:szCs w:val="24"/>
-                <w:highlight w:val="yellow"/>
                 <w:lang w:eastAsia="zh-HK"/>
               </w:rPr>
               <w:t>號</w:t>
@@ -22265,7 +22089,6 @@
                 <w:rFonts w:ascii="Barlow Condensed Medium" w:eastAsia="標楷體" w:hAnsi="Barlow Condensed Medium" w:cstheme="minorHAnsi"/>
                 <w:w w:val="80"/>
                 <w:szCs w:val="24"/>
-                <w:highlight w:val="yellow"/>
               </w:rPr>
             </w:pPr>
             <w:r>
@@ -22273,7 +22096,6 @@
                 <w:rFonts w:ascii="Barlow Condensed Medium" w:eastAsia="標楷體" w:hAnsi="Barlow Condensed Medium" w:cstheme="minorHAnsi"/>
                 <w:w w:val="80"/>
                 <w:szCs w:val="24"/>
-                <w:highlight w:val="yellow"/>
               </w:rPr>
               <w:t>3</w:t>
             </w:r>
@@ -22282,7 +22104,6 @@
                 <w:rFonts w:ascii="Barlow Condensed Medium" w:eastAsia="標楷體" w:hAnsi="Barlow Condensed Medium" w:cstheme="minorHAnsi"/>
                 <w:w w:val="80"/>
                 <w:szCs w:val="24"/>
-                <w:highlight w:val="yellow"/>
               </w:rPr>
               <w:t>,</w:t>
             </w:r>
@@ -22291,7 +22112,6 @@
                 <w:rFonts w:ascii="Barlow Condensed Medium" w:eastAsia="標楷體" w:hAnsi="Barlow Condensed Medium" w:cstheme="minorHAnsi" w:hint="eastAsia"/>
                 <w:w w:val="80"/>
                 <w:szCs w:val="24"/>
-                <w:highlight w:val="yellow"/>
               </w:rPr>
               <w:t>0</w:t>
             </w:r>
@@ -22300,7 +22120,6 @@
                 <w:rFonts w:ascii="Barlow Condensed Medium" w:eastAsia="標楷體" w:hAnsi="Barlow Condensed Medium" w:cstheme="minorHAnsi"/>
                 <w:w w:val="80"/>
                 <w:szCs w:val="24"/>
-                <w:highlight w:val="yellow"/>
               </w:rPr>
               <w:t>00</w:t>
             </w:r>
@@ -22324,7 +22143,6 @@
                 <w:rFonts w:ascii="Barlow Condensed Medium" w:eastAsia="標楷體" w:hAnsi="Barlow Condensed Medium" w:cstheme="minorHAnsi"/>
                 <w:w w:val="80"/>
                 <w:szCs w:val="24"/>
-                <w:highlight w:val="yellow"/>
               </w:rPr>
             </w:pPr>
           </w:p>
@@ -22345,7 +22163,6 @@
                 <w:rFonts w:ascii="Barlow Condensed Medium" w:eastAsia="標楷體" w:hAnsi="Barlow Condensed Medium" w:cstheme="minorHAnsi"/>
                 <w:w w:val="80"/>
                 <w:szCs w:val="24"/>
-                <w:highlight w:val="yellow"/>
               </w:rPr>
             </w:pPr>
           </w:p>
@@ -22371,7 +22188,6 @@
                 <w:rFonts w:ascii="Barlow Condensed Medium" w:eastAsia="華康中黑體" w:hAnsi="Barlow Condensed Medium" w:cstheme="minorHAnsi"/>
                 <w:w w:val="80"/>
                 <w:szCs w:val="24"/>
-                <w:highlight w:val="yellow"/>
               </w:rPr>
             </w:pPr>
           </w:p>
@@ -22393,7 +22209,6 @@
                 <w:rFonts w:ascii="Barlow Condensed Medium" w:eastAsia="標楷體" w:hAnsi="Barlow Condensed Medium" w:cstheme="minorHAnsi"/>
                 <w:w w:val="80"/>
                 <w:szCs w:val="24"/>
-                <w:highlight w:val="yellow"/>
               </w:rPr>
             </w:pPr>
           </w:p>
@@ -22415,7 +22230,6 @@
                 <w:rFonts w:ascii="Barlow Condensed Medium" w:eastAsia="標楷體" w:hAnsi="Barlow Condensed Medium" w:cstheme="minorHAnsi"/>
                 <w:w w:val="80"/>
                 <w:szCs w:val="24"/>
-                <w:highlight w:val="yellow"/>
               </w:rPr>
             </w:pPr>
           </w:p>
@@ -22437,7 +22251,6 @@
                 <w:rFonts w:ascii="Barlow Condensed Medium" w:eastAsia="標楷體" w:hAnsi="Barlow Condensed Medium" w:cstheme="minorHAnsi"/>
                 <w:w w:val="80"/>
                 <w:szCs w:val="24"/>
-                <w:highlight w:val="yellow"/>
               </w:rPr>
             </w:pPr>
           </w:p>
@@ -22459,7 +22272,6 @@
                 <w:rFonts w:ascii="Barlow Condensed Medium" w:eastAsia="標楷體" w:hAnsi="Barlow Condensed Medium" w:cstheme="minorHAnsi"/>
                 <w:w w:val="80"/>
                 <w:szCs w:val="24"/>
-                <w:highlight w:val="yellow"/>
               </w:rPr>
             </w:pPr>
           </w:p>
@@ -22482,7 +22294,6 @@
                 <w:rFonts w:ascii="Barlow Condensed Medium" w:eastAsia="標楷體" w:hAnsi="Barlow Condensed Medium" w:cstheme="minorHAnsi"/>
                 <w:w w:val="80"/>
                 <w:szCs w:val="24"/>
-                <w:highlight w:val="yellow"/>
               </w:rPr>
             </w:pPr>
           </w:p>
@@ -22503,7 +22314,6 @@
                 <w:rFonts w:ascii="Barlow Condensed Medium" w:eastAsia="標楷體" w:hAnsi="Barlow Condensed Medium" w:cstheme="minorHAnsi"/>
                 <w:w w:val="80"/>
                 <w:szCs w:val="24"/>
-                <w:highlight w:val="yellow"/>
               </w:rPr>
             </w:pPr>
           </w:p>
@@ -22529,7 +22339,6 @@
                 <w:rFonts w:ascii="Barlow Condensed Medium" w:eastAsia="華康中黑體" w:hAnsi="Barlow Condensed Medium" w:cstheme="minorHAnsi"/>
                 <w:w w:val="80"/>
                 <w:szCs w:val="24"/>
-                <w:highlight w:val="yellow"/>
               </w:rPr>
             </w:pPr>
             <w:r>
@@ -22537,7 +22346,6 @@
                 <w:rFonts w:ascii="Barlow Condensed Medium" w:eastAsia="華康中黑體" w:hAnsi="Barlow Condensed Medium" w:cstheme="minorHAnsi"/>
                 <w:w w:val="80"/>
                 <w:szCs w:val="24"/>
-                <w:highlight w:val="yellow"/>
               </w:rPr>
               <w:sym w:font="Wingdings 2" w:char="F0AE"/>
             </w:r>
@@ -22546,7 +22354,6 @@
                 <w:rFonts w:ascii="Barlow Condensed Medium" w:eastAsia="華康中黑體" w:hAnsi="Barlow Condensed Medium" w:cstheme="minorHAnsi" w:hint="eastAsia"/>
                 <w:w w:val="80"/>
                 <w:szCs w:val="24"/>
-                <w:highlight w:val="yellow"/>
                 <w:lang w:eastAsia="zh-HK"/>
               </w:rPr>
               <w:t>感恩</w:t>
@@ -22556,7 +22363,6 @@
                 <w:rFonts w:ascii="Barlow Condensed Medium" w:eastAsia="華康中黑體" w:hAnsi="Barlow Condensed Medium" w:cstheme="minorHAnsi"/>
                 <w:w w:val="80"/>
                 <w:szCs w:val="24"/>
-                <w:highlight w:val="yellow"/>
               </w:rPr>
               <w:t>奉獻</w:t>
             </w:r>
@@ -22565,7 +22371,6 @@
                 <w:rFonts w:ascii="Barlow Condensed Medium" w:eastAsia="華康中黑體" w:hAnsi="Barlow Condensed Medium" w:cstheme="minorHAnsi"/>
                 <w:w w:val="80"/>
                 <w:szCs w:val="24"/>
-                <w:highlight w:val="yellow"/>
               </w:rPr>
               <w:t>:</w:t>
             </w:r>
@@ -22588,7 +22393,6 @@
                 <w:rFonts w:ascii="Barlow Condensed Medium" w:eastAsia="標楷體" w:hAnsi="Barlow Condensed Medium" w:cstheme="minorHAnsi"/>
                 <w:w w:val="80"/>
                 <w:szCs w:val="24"/>
-                <w:highlight w:val="yellow"/>
               </w:rPr>
             </w:pPr>
             <w:r>
@@ -22596,7 +22400,6 @@
                 <w:rFonts w:ascii="Barlow Condensed Medium" w:eastAsia="標楷體" w:hAnsi="Barlow Condensed Medium" w:cstheme="minorHAnsi" w:hint="eastAsia"/>
                 <w:w w:val="80"/>
                 <w:szCs w:val="24"/>
-                <w:highlight w:val="yellow"/>
               </w:rPr>
               <w:t>23</w:t>
             </w:r>
@@ -22605,7 +22408,6 @@
                 <w:rFonts w:ascii="Barlow Condensed Medium" w:eastAsia="標楷體" w:hAnsi="Barlow Condensed Medium" w:cstheme="minorHAnsi" w:hint="eastAsia"/>
                 <w:w w:val="80"/>
                 <w:szCs w:val="24"/>
-                <w:highlight w:val="yellow"/>
                 <w:lang w:eastAsia="zh-HK"/>
               </w:rPr>
               <w:t>號</w:t>
@@ -22629,7 +22431,6 @@
                 <w:rFonts w:ascii="Barlow Condensed Medium" w:eastAsia="標楷體" w:hAnsi="Barlow Condensed Medium" w:cstheme="minorHAnsi"/>
                 <w:w w:val="80"/>
                 <w:szCs w:val="24"/>
-                <w:highlight w:val="yellow"/>
               </w:rPr>
             </w:pPr>
             <w:r>
@@ -22637,7 +22438,6 @@
                 <w:rFonts w:ascii="Barlow Condensed Medium" w:eastAsia="標楷體" w:hAnsi="Barlow Condensed Medium" w:cstheme="minorHAnsi"/>
                 <w:w w:val="80"/>
                 <w:szCs w:val="24"/>
-                <w:highlight w:val="yellow"/>
               </w:rPr>
               <w:t>1</w:t>
             </w:r>
@@ -22646,7 +22446,6 @@
                 <w:rFonts w:ascii="Barlow Condensed Medium" w:eastAsia="標楷體" w:hAnsi="Barlow Condensed Medium" w:cstheme="minorHAnsi"/>
                 <w:w w:val="80"/>
                 <w:szCs w:val="24"/>
-                <w:highlight w:val="yellow"/>
               </w:rPr>
               <w:t>,</w:t>
             </w:r>
@@ -22655,7 +22454,6 @@
                 <w:rFonts w:ascii="Barlow Condensed Medium" w:eastAsia="標楷體" w:hAnsi="Barlow Condensed Medium" w:cstheme="minorHAnsi" w:hint="eastAsia"/>
                 <w:w w:val="80"/>
                 <w:szCs w:val="24"/>
-                <w:highlight w:val="yellow"/>
               </w:rPr>
               <w:t>000</w:t>
             </w:r>
@@ -22678,7 +22476,6 @@
                 <w:rFonts w:ascii="Barlow Condensed Medium" w:eastAsia="標楷體" w:hAnsi="Barlow Condensed Medium" w:cstheme="minorHAnsi"/>
                 <w:w w:val="80"/>
                 <w:szCs w:val="24"/>
-                <w:highlight w:val="yellow"/>
               </w:rPr>
             </w:pPr>
             <w:r>
@@ -22686,7 +22483,6 @@
                 <w:rFonts w:ascii="Barlow Condensed Medium" w:eastAsia="標楷體" w:hAnsi="Barlow Condensed Medium" w:cstheme="minorHAnsi" w:hint="eastAsia"/>
                 <w:w w:val="80"/>
                 <w:szCs w:val="24"/>
-                <w:highlight w:val="yellow"/>
               </w:rPr>
               <w:t>41</w:t>
             </w:r>
@@ -22695,7 +22491,6 @@
                 <w:rFonts w:ascii="Barlow Condensed Medium" w:eastAsia="標楷體" w:hAnsi="Barlow Condensed Medium" w:cstheme="minorHAnsi" w:hint="eastAsia"/>
                 <w:w w:val="80"/>
                 <w:szCs w:val="24"/>
-                <w:highlight w:val="yellow"/>
                 <w:lang w:eastAsia="zh-HK"/>
               </w:rPr>
               <w:t>號</w:t>
@@ -22719,7 +22514,6 @@
                 <w:rFonts w:ascii="Barlow Condensed Medium" w:eastAsia="標楷體" w:hAnsi="Barlow Condensed Medium" w:cstheme="minorHAnsi"/>
                 <w:w w:val="80"/>
                 <w:szCs w:val="24"/>
-                <w:highlight w:val="yellow"/>
               </w:rPr>
             </w:pPr>
             <w:r>
@@ -22727,7 +22521,6 @@
                 <w:rFonts w:ascii="Barlow Condensed Medium" w:eastAsia="標楷體" w:hAnsi="Barlow Condensed Medium" w:cstheme="minorHAnsi"/>
                 <w:w w:val="80"/>
                 <w:szCs w:val="24"/>
-                <w:highlight w:val="yellow"/>
               </w:rPr>
               <w:t>5</w:t>
             </w:r>
@@ -22736,7 +22529,6 @@
                 <w:rFonts w:ascii="Barlow Condensed Medium" w:eastAsia="標楷體" w:hAnsi="Barlow Condensed Medium" w:cstheme="minorHAnsi"/>
                 <w:w w:val="80"/>
                 <w:szCs w:val="24"/>
-                <w:highlight w:val="yellow"/>
               </w:rPr>
               <w:t>00</w:t>
             </w:r>
@@ -22760,7 +22552,6 @@
                 <w:rFonts w:ascii="Barlow Condensed Medium" w:eastAsia="標楷體" w:hAnsi="Barlow Condensed Medium" w:cstheme="minorHAnsi"/>
                 <w:w w:val="80"/>
                 <w:szCs w:val="24"/>
-                <w:highlight w:val="yellow"/>
               </w:rPr>
             </w:pPr>
             <w:r>
@@ -22768,7 +22559,6 @@
                 <w:rFonts w:ascii="Barlow Condensed Medium" w:eastAsia="標楷體" w:hAnsi="Barlow Condensed Medium" w:cstheme="minorHAnsi" w:hint="eastAsia"/>
                 <w:w w:val="80"/>
                 <w:szCs w:val="24"/>
-                <w:highlight w:val="yellow"/>
               </w:rPr>
               <w:t>45-1</w:t>
             </w:r>
@@ -22777,7 +22567,6 @@
                 <w:rFonts w:ascii="Barlow Condensed Medium" w:eastAsia="標楷體" w:hAnsi="Barlow Condensed Medium" w:cstheme="minorHAnsi" w:hint="eastAsia"/>
                 <w:w w:val="80"/>
                 <w:szCs w:val="24"/>
-                <w:highlight w:val="yellow"/>
                 <w:lang w:eastAsia="zh-HK"/>
               </w:rPr>
               <w:t>號</w:t>
@@ -22800,7 +22589,6 @@
                 <w:rFonts w:ascii="Barlow Condensed Medium" w:eastAsia="標楷體" w:hAnsi="Barlow Condensed Medium" w:cstheme="minorHAnsi"/>
                 <w:w w:val="80"/>
                 <w:szCs w:val="24"/>
-                <w:highlight w:val="yellow"/>
               </w:rPr>
             </w:pPr>
             <w:r>
@@ -22808,7 +22596,6 @@
                 <w:rFonts w:ascii="Barlow Condensed Medium" w:eastAsia="標楷體" w:hAnsi="Barlow Condensed Medium" w:cstheme="minorHAnsi"/>
                 <w:w w:val="80"/>
                 <w:szCs w:val="24"/>
-                <w:highlight w:val="yellow"/>
               </w:rPr>
               <w:t>2</w:t>
             </w:r>
@@ -22817,7 +22604,6 @@
                 <w:rFonts w:ascii="Barlow Condensed Medium" w:eastAsia="標楷體" w:hAnsi="Barlow Condensed Medium" w:cstheme="minorHAnsi"/>
                 <w:w w:val="80"/>
                 <w:szCs w:val="24"/>
-                <w:highlight w:val="yellow"/>
               </w:rPr>
               <w:t>,000</w:t>
             </w:r>
@@ -22844,7 +22630,6 @@
                 <w:rFonts w:ascii="Barlow Condensed Medium" w:eastAsia="華康中黑體" w:hAnsi="Barlow Condensed Medium" w:cstheme="minorHAnsi"/>
                 <w:w w:val="80"/>
                 <w:szCs w:val="24"/>
-                <w:highlight w:val="yellow"/>
               </w:rPr>
             </w:pPr>
           </w:p>
@@ -22866,7 +22651,6 @@
                 <w:rFonts w:ascii="Barlow Condensed Medium" w:eastAsia="標楷體" w:hAnsi="Barlow Condensed Medium" w:cstheme="minorHAnsi"/>
                 <w:w w:val="80"/>
                 <w:szCs w:val="24"/>
-                <w:highlight w:val="yellow"/>
               </w:rPr>
             </w:pPr>
             <w:r>
@@ -22874,7 +22658,6 @@
                 <w:rFonts w:ascii="Barlow Condensed Medium" w:eastAsia="標楷體" w:hAnsi="Barlow Condensed Medium" w:cstheme="minorHAnsi" w:hint="eastAsia"/>
                 <w:w w:val="80"/>
                 <w:szCs w:val="24"/>
-                <w:highlight w:val="yellow"/>
               </w:rPr>
               <w:t>54</w:t>
             </w:r>
@@ -22883,7 +22666,6 @@
                 <w:rFonts w:ascii="Barlow Condensed Medium" w:eastAsia="標楷體" w:hAnsi="Barlow Condensed Medium" w:cstheme="minorHAnsi" w:hint="eastAsia"/>
                 <w:w w:val="80"/>
                 <w:szCs w:val="24"/>
-                <w:highlight w:val="yellow"/>
                 <w:lang w:eastAsia="zh-HK"/>
               </w:rPr>
               <w:t>號</w:t>
@@ -22907,7 +22689,6 @@
                 <w:rFonts w:ascii="Barlow Condensed Medium" w:eastAsia="標楷體" w:hAnsi="Barlow Condensed Medium" w:cstheme="minorHAnsi"/>
                 <w:w w:val="80"/>
                 <w:szCs w:val="24"/>
-                <w:highlight w:val="yellow"/>
               </w:rPr>
             </w:pPr>
             <w:r>
@@ -22915,7 +22696,6 @@
                 <w:rFonts w:ascii="Barlow Condensed Medium" w:eastAsia="標楷體" w:hAnsi="Barlow Condensed Medium" w:cstheme="minorHAnsi"/>
                 <w:w w:val="80"/>
                 <w:szCs w:val="24"/>
-                <w:highlight w:val="yellow"/>
               </w:rPr>
               <w:t>3</w:t>
             </w:r>
@@ -22924,7 +22704,6 @@
                 <w:rFonts w:ascii="Barlow Condensed Medium" w:eastAsia="標楷體" w:hAnsi="Barlow Condensed Medium" w:cstheme="minorHAnsi"/>
                 <w:w w:val="80"/>
                 <w:szCs w:val="24"/>
-                <w:highlight w:val="yellow"/>
               </w:rPr>
               <w:t>,</w:t>
             </w:r>
@@ -22933,7 +22712,6 @@
                 <w:rFonts w:ascii="Barlow Condensed Medium" w:eastAsia="標楷體" w:hAnsi="Barlow Condensed Medium" w:cstheme="minorHAnsi" w:hint="eastAsia"/>
                 <w:w w:val="80"/>
                 <w:szCs w:val="24"/>
-                <w:highlight w:val="yellow"/>
               </w:rPr>
               <w:t>0</w:t>
             </w:r>
@@ -22942,7 +22720,6 @@
                 <w:rFonts w:ascii="Barlow Condensed Medium" w:eastAsia="標楷體" w:hAnsi="Barlow Condensed Medium" w:cstheme="minorHAnsi"/>
                 <w:w w:val="80"/>
                 <w:szCs w:val="24"/>
-                <w:highlight w:val="yellow"/>
               </w:rPr>
               <w:t>00</w:t>
             </w:r>
@@ -22965,7 +22742,6 @@
                 <w:rFonts w:ascii="Barlow Condensed Medium" w:eastAsia="標楷體" w:hAnsi="Barlow Condensed Medium" w:cstheme="minorHAnsi"/>
                 <w:w w:val="80"/>
                 <w:szCs w:val="24"/>
-                <w:highlight w:val="yellow"/>
               </w:rPr>
             </w:pPr>
             <w:r>
@@ -22973,7 +22749,6 @@
                 <w:rFonts w:ascii="Barlow Condensed Medium" w:eastAsia="標楷體" w:hAnsi="Barlow Condensed Medium" w:cstheme="minorHAnsi" w:hint="eastAsia"/>
                 <w:w w:val="80"/>
                 <w:szCs w:val="24"/>
-                <w:highlight w:val="yellow"/>
               </w:rPr>
               <w:t>58</w:t>
             </w:r>
@@ -22982,7 +22757,6 @@
                 <w:rFonts w:ascii="Barlow Condensed Medium" w:eastAsia="標楷體" w:hAnsi="Barlow Condensed Medium" w:cstheme="minorHAnsi" w:hint="eastAsia"/>
                 <w:w w:val="80"/>
                 <w:szCs w:val="24"/>
-                <w:highlight w:val="yellow"/>
                 <w:lang w:eastAsia="zh-HK"/>
               </w:rPr>
               <w:t>號</w:t>
@@ -23006,7 +22780,6 @@
                 <w:rFonts w:ascii="Barlow Condensed Medium" w:eastAsia="標楷體" w:hAnsi="Barlow Condensed Medium" w:cstheme="minorHAnsi"/>
                 <w:w w:val="80"/>
                 <w:szCs w:val="24"/>
-                <w:highlight w:val="yellow"/>
               </w:rPr>
             </w:pPr>
             <w:r>
@@ -23014,7 +22787,6 @@
                 <w:rFonts w:ascii="Barlow Condensed Medium" w:eastAsia="標楷體" w:hAnsi="Barlow Condensed Medium" w:cstheme="minorHAnsi"/>
                 <w:w w:val="80"/>
                 <w:szCs w:val="24"/>
-                <w:highlight w:val="yellow"/>
               </w:rPr>
               <w:t>2</w:t>
             </w:r>
@@ -23023,7 +22795,6 @@
                 <w:rFonts w:ascii="Barlow Condensed Medium" w:eastAsia="標楷體" w:hAnsi="Barlow Condensed Medium" w:cstheme="minorHAnsi" w:hint="eastAsia"/>
                 <w:w w:val="80"/>
                 <w:szCs w:val="24"/>
-                <w:highlight w:val="yellow"/>
               </w:rPr>
               <w:t>,0</w:t>
             </w:r>
@@ -23032,7 +22803,6 @@
                 <w:rFonts w:ascii="Barlow Condensed Medium" w:eastAsia="標楷體" w:hAnsi="Barlow Condensed Medium" w:cstheme="minorHAnsi" w:hint="eastAsia"/>
                 <w:w w:val="80"/>
                 <w:szCs w:val="24"/>
-                <w:highlight w:val="yellow"/>
               </w:rPr>
               <w:t>00</w:t>
             </w:r>
@@ -23056,7 +22826,6 @@
                 <w:rFonts w:ascii="Barlow Condensed Medium" w:eastAsia="標楷體" w:hAnsi="Barlow Condensed Medium" w:cstheme="minorHAnsi"/>
                 <w:w w:val="80"/>
                 <w:szCs w:val="24"/>
-                <w:highlight w:val="yellow"/>
               </w:rPr>
             </w:pPr>
           </w:p>
@@ -23077,7 +22846,6 @@
                 <w:rFonts w:ascii="Barlow Condensed Medium" w:eastAsia="標楷體" w:hAnsi="Barlow Condensed Medium" w:cstheme="minorHAnsi"/>
                 <w:w w:val="80"/>
                 <w:szCs w:val="24"/>
-                <w:highlight w:val="yellow"/>
               </w:rPr>
             </w:pPr>
           </w:p>
@@ -23103,7 +22871,6 @@
                 <w:rFonts w:ascii="Barlow Condensed Medium" w:eastAsia="華康中黑體" w:hAnsi="Barlow Condensed Medium" w:cstheme="minorHAnsi"/>
                 <w:w w:val="80"/>
                 <w:szCs w:val="24"/>
-                <w:highlight w:val="yellow"/>
               </w:rPr>
             </w:pPr>
           </w:p>
@@ -23125,7 +22892,6 @@
                 <w:rFonts w:ascii="Barlow Condensed Medium" w:eastAsia="標楷體" w:hAnsi="Barlow Condensed Medium" w:cstheme="minorHAnsi"/>
                 <w:w w:val="80"/>
                 <w:szCs w:val="24"/>
-                <w:highlight w:val="yellow"/>
               </w:rPr>
             </w:pPr>
           </w:p>
@@ -23147,7 +22913,6 @@
                 <w:rFonts w:ascii="Barlow Condensed Medium" w:eastAsia="標楷體" w:hAnsi="Barlow Condensed Medium" w:cstheme="minorHAnsi"/>
                 <w:w w:val="80"/>
                 <w:szCs w:val="24"/>
-                <w:highlight w:val="yellow"/>
               </w:rPr>
             </w:pPr>
           </w:p>
@@ -23169,7 +22934,6 @@
                 <w:rFonts w:ascii="Barlow Condensed Medium" w:eastAsia="標楷體" w:hAnsi="Barlow Condensed Medium" w:cstheme="minorHAnsi"/>
                 <w:w w:val="80"/>
                 <w:szCs w:val="24"/>
-                <w:highlight w:val="yellow"/>
               </w:rPr>
             </w:pPr>
           </w:p>
@@ -23191,7 +22955,6 @@
                 <w:rFonts w:ascii="Barlow Condensed Medium" w:eastAsia="標楷體" w:hAnsi="Barlow Condensed Medium" w:cstheme="minorHAnsi"/>
                 <w:w w:val="80"/>
                 <w:szCs w:val="24"/>
-                <w:highlight w:val="yellow"/>
               </w:rPr>
             </w:pPr>
           </w:p>
@@ -23214,7 +22977,6 @@
                 <w:rFonts w:ascii="Barlow Condensed Medium" w:eastAsia="標楷體" w:hAnsi="Barlow Condensed Medium" w:cstheme="minorHAnsi"/>
                 <w:w w:val="80"/>
                 <w:szCs w:val="24"/>
-                <w:highlight w:val="yellow"/>
               </w:rPr>
             </w:pPr>
           </w:p>
@@ -23235,7 +22997,6 @@
                 <w:rFonts w:ascii="Barlow Condensed Medium" w:eastAsia="標楷體" w:hAnsi="Barlow Condensed Medium" w:cstheme="minorHAnsi"/>
                 <w:w w:val="80"/>
                 <w:szCs w:val="24"/>
-                <w:highlight w:val="yellow"/>
               </w:rPr>
             </w:pPr>
           </w:p>
@@ -23298,7 +23059,6 @@
                       <w:rFonts w:ascii="Barlow Condensed Medium" w:eastAsia="華康中黑體" w:hAnsi="Barlow Condensed Medium" w:cstheme="minorHAnsi"/>
                       <w:w w:val="80"/>
                       <w:szCs w:val="24"/>
-                      <w:highlight w:val="yellow"/>
                     </w:rPr>
                   </w:pPr>
                   <w:r>
@@ -23306,7 +23066,6 @@
                       <w:rFonts w:ascii="Barlow Condensed Medium" w:eastAsia="華康中黑體" w:hAnsi="Barlow Condensed Medium" w:cstheme="minorHAnsi"/>
                       <w:w w:val="80"/>
                       <w:szCs w:val="24"/>
-                      <w:highlight w:val="yellow"/>
                     </w:rPr>
                     <w:sym w:font="Wingdings 2" w:char="F0AE"/>
                   </w:r>
@@ -23315,7 +23074,6 @@
                       <w:rFonts w:ascii="Barlow Condensed Medium" w:eastAsia="華康中黑體" w:hAnsi="Barlow Condensed Medium" w:cstheme="minorHAnsi" w:hint="eastAsia"/>
                       <w:w w:val="80"/>
                       <w:szCs w:val="24"/>
-                      <w:highlight w:val="yellow"/>
                       <w:lang w:eastAsia="zh-HK"/>
                     </w:rPr>
                     <w:t>為松年團契奉</w:t>
@@ -23325,7 +23083,6 @@
                       <w:rFonts w:ascii="Barlow Condensed Medium" w:eastAsia="華康中黑體" w:hAnsi="Barlow Condensed Medium" w:cstheme="minorHAnsi"/>
                       <w:w w:val="80"/>
                       <w:szCs w:val="24"/>
-                      <w:highlight w:val="yellow"/>
                     </w:rPr>
                     <w:t>獻</w:t>
                   </w:r>
@@ -23334,7 +23091,6 @@
                       <w:rFonts w:ascii="Barlow Condensed Medium" w:eastAsia="華康中黑體" w:hAnsi="Barlow Condensed Medium" w:cstheme="minorHAnsi"/>
                       <w:w w:val="80"/>
                       <w:szCs w:val="24"/>
-                      <w:highlight w:val="yellow"/>
                     </w:rPr>
                     <w:t>:</w:t>
                   </w:r>
@@ -23357,7 +23113,6 @@
                       <w:rFonts w:ascii="Barlow Condensed Medium" w:eastAsia="標楷體" w:hAnsi="Barlow Condensed Medium" w:cstheme="minorHAnsi"/>
                       <w:w w:val="80"/>
                       <w:szCs w:val="24"/>
-                      <w:highlight w:val="yellow"/>
                     </w:rPr>
                   </w:pPr>
                   <w:r>
@@ -23365,7 +23120,6 @@
                       <w:rFonts w:ascii="Barlow Condensed Medium" w:eastAsia="標楷體" w:hAnsi="Barlow Condensed Medium" w:cstheme="minorHAnsi" w:hint="eastAsia"/>
                       <w:w w:val="80"/>
                       <w:szCs w:val="24"/>
-                      <w:highlight w:val="yellow"/>
                       <w:lang w:eastAsia="zh-HK"/>
                     </w:rPr>
                     <w:t>49</w:t>
@@ -23375,7 +23129,6 @@
                       <w:rFonts w:ascii="Barlow Condensed Medium" w:eastAsia="標楷體" w:hAnsi="Barlow Condensed Medium" w:cstheme="minorHAnsi" w:hint="eastAsia"/>
                       <w:w w:val="80"/>
                       <w:szCs w:val="24"/>
-                      <w:highlight w:val="yellow"/>
                       <w:lang w:eastAsia="zh-HK"/>
                     </w:rPr>
                     <w:t>號</w:t>
@@ -23399,7 +23152,6 @@
                       <w:rFonts w:ascii="Barlow Condensed Medium" w:eastAsia="標楷體" w:hAnsi="Barlow Condensed Medium" w:cstheme="minorHAnsi"/>
                       <w:w w:val="80"/>
                       <w:szCs w:val="24"/>
-                      <w:highlight w:val="yellow"/>
                     </w:rPr>
                   </w:pPr>
                   <w:r>
@@ -23407,7 +23159,6 @@
                       <w:rFonts w:ascii="Barlow Condensed Medium" w:eastAsia="標楷體" w:hAnsi="Barlow Condensed Medium" w:cstheme="minorHAnsi"/>
                       <w:w w:val="80"/>
                       <w:szCs w:val="24"/>
-                      <w:highlight w:val="yellow"/>
                     </w:rPr>
                     <w:t>1,000</w:t>
                   </w:r>
@@ -23430,7 +23181,6 @@
                       <w:rFonts w:ascii="Barlow Condensed Medium" w:eastAsia="標楷體" w:hAnsi="Barlow Condensed Medium" w:cstheme="minorHAnsi"/>
                       <w:w w:val="80"/>
                       <w:szCs w:val="24"/>
-                      <w:highlight w:val="yellow"/>
                     </w:rPr>
                   </w:pPr>
                 </w:p>
@@ -23451,7 +23201,6 @@
                       <w:rFonts w:ascii="Barlow Condensed Medium" w:eastAsia="標楷體" w:hAnsi="Barlow Condensed Medium" w:cstheme="minorHAnsi"/>
                       <w:w w:val="80"/>
                       <w:szCs w:val="24"/>
-                      <w:highlight w:val="yellow"/>
                     </w:rPr>
                   </w:pPr>
                 </w:p>
@@ -23473,7 +23222,6 @@
                       <w:rFonts w:ascii="Barlow Condensed Medium" w:eastAsia="標楷體" w:hAnsi="Barlow Condensed Medium" w:cstheme="minorHAnsi"/>
                       <w:w w:val="80"/>
                       <w:szCs w:val="24"/>
-                      <w:highlight w:val="yellow"/>
                     </w:rPr>
                   </w:pPr>
                 </w:p>
@@ -23494,7 +23242,6 @@
                       <w:rFonts w:ascii="Barlow Condensed Medium" w:eastAsia="標楷體" w:hAnsi="Barlow Condensed Medium" w:cstheme="minorHAnsi"/>
                       <w:w w:val="80"/>
                       <w:szCs w:val="24"/>
-                      <w:highlight w:val="yellow"/>
                     </w:rPr>
                   </w:pPr>
                 </w:p>
@@ -23508,7 +23255,6 @@
                 <w:rFonts w:ascii="Barlow Condensed Medium" w:eastAsia="華康中黑體" w:hAnsi="Barlow Condensed Medium" w:cstheme="minorHAnsi"/>
                 <w:w w:val="80"/>
                 <w:szCs w:val="24"/>
-                <w:highlight w:val="yellow"/>
               </w:rPr>
             </w:pPr>
           </w:p>
@@ -23530,7 +23276,6 @@
                 <w:rFonts w:ascii="Barlow Condensed Medium" w:eastAsia="標楷體" w:hAnsi="Barlow Condensed Medium" w:cstheme="minorHAnsi"/>
                 <w:w w:val="80"/>
                 <w:szCs w:val="24"/>
-                <w:highlight w:val="yellow"/>
               </w:rPr>
             </w:pPr>
             <w:r>
@@ -23538,7 +23283,6 @@
                 <w:rFonts w:ascii="Barlow Condensed Medium" w:eastAsia="標楷體" w:hAnsi="Barlow Condensed Medium" w:cstheme="minorHAnsi" w:hint="eastAsia"/>
                 <w:w w:val="80"/>
                 <w:szCs w:val="24"/>
-                <w:highlight w:val="yellow"/>
               </w:rPr>
               <w:t>23</w:t>
             </w:r>
@@ -23547,7 +23291,6 @@
                 <w:rFonts w:ascii="Barlow Condensed Medium" w:eastAsia="標楷體" w:hAnsi="Barlow Condensed Medium" w:cstheme="minorHAnsi" w:hint="eastAsia"/>
                 <w:w w:val="80"/>
                 <w:szCs w:val="24"/>
-                <w:highlight w:val="yellow"/>
                 <w:lang w:eastAsia="zh-HK"/>
               </w:rPr>
               <w:t>號</w:t>
@@ -23571,7 +23314,6 @@
                 <w:rFonts w:ascii="Barlow Condensed Medium" w:eastAsia="標楷體" w:hAnsi="Barlow Condensed Medium" w:cstheme="minorHAnsi"/>
                 <w:w w:val="80"/>
                 <w:szCs w:val="24"/>
-                <w:highlight w:val="yellow"/>
               </w:rPr>
             </w:pPr>
             <w:r>
@@ -23579,7 +23321,6 @@
                 <w:rFonts w:ascii="Barlow Condensed Medium" w:eastAsia="標楷體" w:hAnsi="Barlow Condensed Medium" w:cstheme="minorHAnsi"/>
                 <w:w w:val="80"/>
                 <w:szCs w:val="24"/>
-                <w:highlight w:val="yellow"/>
               </w:rPr>
               <w:t>1,000</w:t>
             </w:r>
@@ -23602,7 +23343,6 @@
                 <w:rFonts w:ascii="Barlow Condensed Medium" w:eastAsia="標楷體" w:hAnsi="Barlow Condensed Medium" w:cstheme="minorHAnsi"/>
                 <w:w w:val="80"/>
                 <w:szCs w:val="24"/>
-                <w:highlight w:val="yellow"/>
               </w:rPr>
             </w:pPr>
           </w:p>
@@ -23624,7 +23364,6 @@
                 <w:rFonts w:ascii="Barlow Condensed Medium" w:eastAsia="標楷體" w:hAnsi="Barlow Condensed Medium" w:cstheme="minorHAnsi"/>
                 <w:w w:val="80"/>
                 <w:szCs w:val="24"/>
-                <w:highlight w:val="yellow"/>
               </w:rPr>
             </w:pPr>
           </w:p>
@@ -23647,7 +23386,6 @@
                 <w:rFonts w:ascii="Barlow Condensed Medium" w:eastAsia="標楷體" w:hAnsi="Barlow Condensed Medium" w:cstheme="minorHAnsi"/>
                 <w:w w:val="80"/>
                 <w:szCs w:val="24"/>
-                <w:highlight w:val="yellow"/>
               </w:rPr>
             </w:pPr>
           </w:p>
@@ -23668,7 +23406,6 @@
                 <w:rFonts w:ascii="Barlow Condensed Medium" w:eastAsia="標楷體" w:hAnsi="Barlow Condensed Medium" w:cstheme="minorHAnsi"/>
                 <w:w w:val="80"/>
                 <w:szCs w:val="24"/>
-                <w:highlight w:val="yellow"/>
               </w:rPr>
             </w:pPr>
           </w:p>
@@ -23731,7 +23468,6 @@
                       <w:rFonts w:ascii="Barlow Condensed Medium" w:eastAsia="華康中黑體" w:hAnsi="Barlow Condensed Medium" w:cstheme="minorHAnsi"/>
                       <w:w w:val="80"/>
                       <w:szCs w:val="24"/>
-                      <w:highlight w:val="yellow"/>
                     </w:rPr>
                   </w:pPr>
                   <w:r>
@@ -23739,7 +23475,6 @@
                       <w:rFonts w:ascii="Barlow Condensed Medium" w:eastAsia="華康中黑體" w:hAnsi="Barlow Condensed Medium" w:cstheme="minorHAnsi"/>
                       <w:w w:val="80"/>
                       <w:szCs w:val="24"/>
-                      <w:highlight w:val="yellow"/>
                     </w:rPr>
                     <w:sym w:font="Wingdings 2" w:char="F0AE"/>
                   </w:r>
@@ -23748,7 +23483,6 @@
                       <w:rFonts w:ascii="Barlow Condensed Medium" w:eastAsia="華康中黑體" w:hAnsi="Barlow Condensed Medium" w:cstheme="minorHAnsi" w:hint="eastAsia"/>
                       <w:w w:val="80"/>
                       <w:szCs w:val="24"/>
-                      <w:highlight w:val="yellow"/>
                       <w:lang w:eastAsia="zh-HK"/>
                     </w:rPr>
                     <w:t>為青少契奉</w:t>
@@ -23758,7 +23492,6 @@
                       <w:rFonts w:ascii="Barlow Condensed Medium" w:eastAsia="華康中黑體" w:hAnsi="Barlow Condensed Medium" w:cstheme="minorHAnsi"/>
                       <w:w w:val="80"/>
                       <w:szCs w:val="24"/>
-                      <w:highlight w:val="yellow"/>
                     </w:rPr>
                     <w:t>獻</w:t>
                   </w:r>
@@ -23767,7 +23500,6 @@
                       <w:rFonts w:ascii="Barlow Condensed Medium" w:eastAsia="華康中黑體" w:hAnsi="Barlow Condensed Medium" w:cstheme="minorHAnsi"/>
                       <w:w w:val="80"/>
                       <w:szCs w:val="24"/>
-                      <w:highlight w:val="yellow"/>
                     </w:rPr>
                     <w:t>:</w:t>
                   </w:r>
@@ -23790,7 +23522,6 @@
                       <w:rFonts w:ascii="Barlow Condensed Medium" w:eastAsia="標楷體" w:hAnsi="Barlow Condensed Medium" w:cstheme="minorHAnsi"/>
                       <w:w w:val="80"/>
                       <w:szCs w:val="24"/>
-                      <w:highlight w:val="yellow"/>
                     </w:rPr>
                   </w:pPr>
                   <w:r>
@@ -23798,7 +23529,6 @@
                       <w:rFonts w:ascii="Barlow Condensed Medium" w:eastAsia="標楷體" w:hAnsi="Barlow Condensed Medium" w:cstheme="minorHAnsi" w:hint="eastAsia"/>
                       <w:w w:val="80"/>
                       <w:szCs w:val="24"/>
-                      <w:highlight w:val="yellow"/>
                     </w:rPr>
                     <w:t>45-1</w:t>
                   </w:r>
@@ -23807,7 +23537,6 @@
                       <w:rFonts w:ascii="Barlow Condensed Medium" w:eastAsia="標楷體" w:hAnsi="Barlow Condensed Medium" w:cstheme="minorHAnsi" w:hint="eastAsia"/>
                       <w:w w:val="80"/>
                       <w:szCs w:val="24"/>
-                      <w:highlight w:val="yellow"/>
                       <w:lang w:eastAsia="zh-HK"/>
                     </w:rPr>
                     <w:t>號</w:t>
@@ -23831,7 +23560,6 @@
                       <w:rFonts w:ascii="Barlow Condensed Medium" w:eastAsia="標楷體" w:hAnsi="Barlow Condensed Medium" w:cstheme="minorHAnsi"/>
                       <w:w w:val="80"/>
                       <w:szCs w:val="24"/>
-                      <w:highlight w:val="yellow"/>
                     </w:rPr>
                   </w:pPr>
                   <w:r>
@@ -23839,7 +23567,6 @@
                       <w:rFonts w:ascii="Barlow Condensed Medium" w:eastAsia="標楷體" w:hAnsi="Barlow Condensed Medium" w:cstheme="minorHAnsi"/>
                       <w:w w:val="80"/>
                       <w:szCs w:val="24"/>
-                      <w:highlight w:val="yellow"/>
                     </w:rPr>
                     <w:t>2,000</w:t>
                   </w:r>
@@ -23862,7 +23589,6 @@
                       <w:rFonts w:ascii="Barlow Condensed Medium" w:eastAsia="標楷體" w:hAnsi="Barlow Condensed Medium" w:cstheme="minorHAnsi"/>
                       <w:w w:val="80"/>
                       <w:szCs w:val="24"/>
-                      <w:highlight w:val="yellow"/>
                     </w:rPr>
                   </w:pPr>
                 </w:p>
@@ -23883,7 +23609,6 @@
                       <w:rFonts w:ascii="Barlow Condensed Medium" w:eastAsia="標楷體" w:hAnsi="Barlow Condensed Medium" w:cstheme="minorHAnsi"/>
                       <w:w w:val="80"/>
                       <w:szCs w:val="24"/>
-                      <w:highlight w:val="yellow"/>
                     </w:rPr>
                   </w:pPr>
                 </w:p>
@@ -23905,7 +23630,6 @@
                       <w:rFonts w:ascii="Barlow Condensed Medium" w:eastAsia="標楷體" w:hAnsi="Barlow Condensed Medium" w:cstheme="minorHAnsi"/>
                       <w:w w:val="80"/>
                       <w:szCs w:val="24"/>
-                      <w:highlight w:val="yellow"/>
                     </w:rPr>
                   </w:pPr>
                 </w:p>
@@ -23926,7 +23650,6 @@
                       <w:rFonts w:ascii="Barlow Condensed Medium" w:eastAsia="標楷體" w:hAnsi="Barlow Condensed Medium" w:cstheme="minorHAnsi"/>
                       <w:w w:val="80"/>
                       <w:szCs w:val="24"/>
-                      <w:highlight w:val="yellow"/>
                     </w:rPr>
                   </w:pPr>
                 </w:p>
@@ -23940,7 +23663,6 @@
                 <w:rFonts w:ascii="Barlow Condensed Medium" w:eastAsia="華康中黑體" w:hAnsi="Barlow Condensed Medium" w:cstheme="minorHAnsi"/>
                 <w:w w:val="80"/>
                 <w:szCs w:val="24"/>
-                <w:highlight w:val="yellow"/>
               </w:rPr>
             </w:pPr>
           </w:p>
@@ -23962,7 +23684,6 @@
                 <w:rFonts w:ascii="Barlow Condensed Medium" w:eastAsia="標楷體" w:hAnsi="Barlow Condensed Medium" w:cstheme="minorHAnsi"/>
                 <w:w w:val="80"/>
                 <w:szCs w:val="24"/>
-                <w:highlight w:val="yellow"/>
               </w:rPr>
             </w:pPr>
             <w:r>
@@ -23970,7 +23691,6 @@
                 <w:rFonts w:ascii="Barlow Condensed Medium" w:eastAsia="標楷體" w:hAnsi="Barlow Condensed Medium" w:cstheme="minorHAnsi"/>
                 <w:w w:val="80"/>
                 <w:szCs w:val="24"/>
-                <w:highlight w:val="yellow"/>
               </w:rPr>
               <w:t>39</w:t>
             </w:r>
@@ -23979,7 +23699,6 @@
                 <w:rFonts w:ascii="Barlow Condensed Medium" w:eastAsia="標楷體" w:hAnsi="Barlow Condensed Medium" w:cstheme="minorHAnsi" w:hint="eastAsia"/>
                 <w:w w:val="80"/>
                 <w:szCs w:val="24"/>
-                <w:highlight w:val="yellow"/>
                 <w:lang w:eastAsia="zh-HK"/>
               </w:rPr>
               <w:t>號</w:t>
@@ -24003,7 +23722,6 @@
                 <w:rFonts w:ascii="Barlow Condensed Medium" w:eastAsia="標楷體" w:hAnsi="Barlow Condensed Medium" w:cstheme="minorHAnsi"/>
                 <w:w w:val="80"/>
                 <w:szCs w:val="24"/>
-                <w:highlight w:val="yellow"/>
               </w:rPr>
             </w:pPr>
             <w:r>
@@ -24011,7 +23729,6 @@
                 <w:rFonts w:ascii="Barlow Condensed Medium" w:eastAsia="標楷體" w:hAnsi="Barlow Condensed Medium" w:cstheme="minorHAnsi"/>
                 <w:w w:val="80"/>
                 <w:szCs w:val="24"/>
-                <w:highlight w:val="yellow"/>
               </w:rPr>
               <w:t>1,000</w:t>
             </w:r>
@@ -24034,7 +23751,6 @@
                 <w:rFonts w:ascii="Barlow Condensed Medium" w:eastAsia="標楷體" w:hAnsi="Barlow Condensed Medium" w:cstheme="minorHAnsi"/>
                 <w:w w:val="80"/>
                 <w:szCs w:val="24"/>
-                <w:highlight w:val="yellow"/>
               </w:rPr>
             </w:pPr>
           </w:p>
@@ -24056,7 +23772,6 @@
                 <w:rFonts w:ascii="Barlow Condensed Medium" w:eastAsia="標楷體" w:hAnsi="Barlow Condensed Medium" w:cstheme="minorHAnsi"/>
                 <w:w w:val="80"/>
                 <w:szCs w:val="24"/>
-                <w:highlight w:val="yellow"/>
               </w:rPr>
             </w:pPr>
           </w:p>
@@ -24079,7 +23794,6 @@
                 <w:rFonts w:ascii="Barlow Condensed Medium" w:eastAsia="標楷體" w:hAnsi="Barlow Condensed Medium" w:cstheme="minorHAnsi"/>
                 <w:w w:val="80"/>
                 <w:szCs w:val="24"/>
-                <w:highlight w:val="yellow"/>
               </w:rPr>
             </w:pPr>
           </w:p>
@@ -24100,7 +23814,6 @@
                 <w:rFonts w:ascii="Barlow Condensed Medium" w:eastAsia="標楷體" w:hAnsi="Barlow Condensed Medium" w:cstheme="minorHAnsi"/>
                 <w:w w:val="80"/>
                 <w:szCs w:val="24"/>
-                <w:highlight w:val="yellow"/>
               </w:rPr>
             </w:pPr>
           </w:p>
@@ -24126,7 +23839,6 @@
                 <w:rFonts w:ascii="Barlow Condensed Medium" w:eastAsia="華康中黑體" w:hAnsi="Barlow Condensed Medium" w:cstheme="minorHAnsi"/>
                 <w:w w:val="80"/>
                 <w:szCs w:val="24"/>
-                <w:highlight w:val="yellow"/>
               </w:rPr>
             </w:pPr>
             <w:r>
@@ -24134,7 +23846,6 @@
                 <w:rFonts w:ascii="Barlow Condensed Medium" w:eastAsia="華康中黑體" w:hAnsi="Barlow Condensed Medium" w:cstheme="minorHAnsi"/>
                 <w:w w:val="80"/>
                 <w:szCs w:val="24"/>
-                <w:highlight w:val="yellow"/>
               </w:rPr>
               <w:sym w:font="Wingdings 2" w:char="F0AE"/>
             </w:r>
@@ -24143,7 +23854,6 @@
                 <w:rFonts w:ascii="Barlow Condensed Medium" w:eastAsia="華康中黑體" w:hAnsi="Barlow Condensed Medium" w:cstheme="minorHAnsi" w:hint="eastAsia"/>
                 <w:w w:val="80"/>
                 <w:szCs w:val="24"/>
-                <w:highlight w:val="yellow"/>
                 <w:lang w:eastAsia="zh-HK"/>
               </w:rPr>
               <w:t>為聖歌隊奉</w:t>
@@ -24153,7 +23863,6 @@
                 <w:rFonts w:ascii="Barlow Condensed Medium" w:eastAsia="華康中黑體" w:hAnsi="Barlow Condensed Medium" w:cstheme="minorHAnsi"/>
                 <w:w w:val="80"/>
                 <w:szCs w:val="24"/>
-                <w:highlight w:val="yellow"/>
               </w:rPr>
               <w:t>獻</w:t>
             </w:r>
@@ -24162,7 +23871,6 @@
                 <w:rFonts w:ascii="Barlow Condensed Medium" w:eastAsia="華康中黑體" w:hAnsi="Barlow Condensed Medium" w:cstheme="minorHAnsi"/>
                 <w:w w:val="80"/>
                 <w:szCs w:val="24"/>
-                <w:highlight w:val="yellow"/>
               </w:rPr>
               <w:t>:</w:t>
             </w:r>
@@ -24185,7 +23893,6 @@
                 <w:rFonts w:ascii="Barlow Condensed Medium" w:eastAsia="標楷體" w:hAnsi="Barlow Condensed Medium" w:cstheme="minorHAnsi"/>
                 <w:w w:val="80"/>
                 <w:szCs w:val="24"/>
-                <w:highlight w:val="yellow"/>
               </w:rPr>
             </w:pPr>
             <w:r>
@@ -24193,7 +23900,6 @@
                 <w:rFonts w:ascii="Barlow Condensed Medium" w:eastAsia="標楷體" w:hAnsi="Barlow Condensed Medium" w:cstheme="minorHAnsi" w:hint="eastAsia"/>
                 <w:w w:val="80"/>
                 <w:szCs w:val="24"/>
-                <w:highlight w:val="yellow"/>
               </w:rPr>
               <w:t>45-1</w:t>
             </w:r>
@@ -24202,7 +23908,6 @@
                 <w:rFonts w:ascii="Barlow Condensed Medium" w:eastAsia="標楷體" w:hAnsi="Barlow Condensed Medium" w:cstheme="minorHAnsi" w:hint="eastAsia"/>
                 <w:w w:val="80"/>
                 <w:szCs w:val="24"/>
-                <w:highlight w:val="yellow"/>
                 <w:lang w:eastAsia="zh-HK"/>
               </w:rPr>
               <w:t>號</w:t>
@@ -24226,7 +23931,6 @@
                 <w:rFonts w:ascii="Barlow Condensed Medium" w:eastAsia="標楷體" w:hAnsi="Barlow Condensed Medium" w:cstheme="minorHAnsi"/>
                 <w:w w:val="80"/>
                 <w:szCs w:val="24"/>
-                <w:highlight w:val="yellow"/>
               </w:rPr>
             </w:pPr>
             <w:r>
@@ -24234,7 +23938,6 @@
                 <w:rFonts w:ascii="Barlow Condensed Medium" w:eastAsia="標楷體" w:hAnsi="Barlow Condensed Medium" w:cstheme="minorHAnsi"/>
                 <w:w w:val="80"/>
                 <w:szCs w:val="24"/>
-                <w:highlight w:val="yellow"/>
               </w:rPr>
               <w:t>2,000</w:t>
             </w:r>
@@ -24257,7 +23960,6 @@
                 <w:rFonts w:ascii="Barlow Condensed Medium" w:eastAsia="標楷體" w:hAnsi="Barlow Condensed Medium" w:cstheme="minorHAnsi"/>
                 <w:w w:val="80"/>
                 <w:szCs w:val="24"/>
-                <w:highlight w:val="yellow"/>
               </w:rPr>
             </w:pPr>
           </w:p>
@@ -24279,7 +23981,6 @@
                 <w:rFonts w:ascii="Barlow Condensed Medium" w:eastAsia="標楷體" w:hAnsi="Barlow Condensed Medium" w:cstheme="minorHAnsi"/>
                 <w:w w:val="80"/>
                 <w:szCs w:val="24"/>
-                <w:highlight w:val="yellow"/>
               </w:rPr>
             </w:pPr>
           </w:p>
@@ -24302,7 +24003,6 @@
                 <w:rFonts w:ascii="Barlow Condensed Medium" w:eastAsia="標楷體" w:hAnsi="Barlow Condensed Medium" w:cstheme="minorHAnsi"/>
                 <w:w w:val="80"/>
                 <w:szCs w:val="24"/>
-                <w:highlight w:val="yellow"/>
               </w:rPr>
             </w:pPr>
           </w:p>
@@ -24323,7 +24023,6 @@
                 <w:rFonts w:ascii="Barlow Condensed Medium" w:eastAsia="標楷體" w:hAnsi="Barlow Condensed Medium" w:cstheme="minorHAnsi"/>
                 <w:w w:val="80"/>
                 <w:szCs w:val="24"/>
-                <w:highlight w:val="yellow"/>
               </w:rPr>
             </w:pPr>
           </w:p>
@@ -24349,7 +24048,6 @@
                 <w:rFonts w:ascii="Barlow Condensed Medium" w:eastAsia="華康中黑體" w:hAnsi="Barlow Condensed Medium" w:cstheme="minorHAnsi"/>
                 <w:w w:val="80"/>
                 <w:szCs w:val="24"/>
-                <w:highlight w:val="yellow"/>
               </w:rPr>
             </w:pPr>
             <w:r>
@@ -24357,7 +24055,6 @@
                 <w:rFonts w:ascii="Barlow Condensed Medium" w:eastAsia="華康中黑體" w:hAnsi="Barlow Condensed Medium" w:cstheme="minorHAnsi"/>
                 <w:w w:val="80"/>
                 <w:szCs w:val="24"/>
-                <w:highlight w:val="yellow"/>
               </w:rPr>
               <w:sym w:font="Wingdings 2" w:char="F0AE"/>
             </w:r>
@@ -24366,7 +24063,6 @@
                 <w:rFonts w:ascii="Barlow Condensed Medium" w:eastAsia="華康中黑體" w:hAnsi="Barlow Condensed Medium" w:cstheme="minorHAnsi" w:hint="eastAsia"/>
                 <w:w w:val="80"/>
                 <w:szCs w:val="24"/>
-                <w:highlight w:val="yellow"/>
                 <w:lang w:eastAsia="zh-HK"/>
               </w:rPr>
               <w:t>為</w:t>
@@ -24376,7 +24072,6 @@
                 <w:rFonts w:ascii="Barlow Condensed Medium" w:eastAsia="華康中黑體" w:hAnsi="Barlow Condensed Medium" w:cstheme="minorHAnsi" w:hint="eastAsia"/>
                 <w:w w:val="80"/>
                 <w:szCs w:val="24"/>
-                <w:highlight w:val="yellow"/>
                 <w:lang w:eastAsia="zh-HK"/>
               </w:rPr>
               <w:t>建堂</w:t>
@@ -24386,7 +24081,6 @@
                 <w:rFonts w:ascii="Barlow Condensed Medium" w:eastAsia="華康中黑體" w:hAnsi="Barlow Condensed Medium" w:cstheme="minorHAnsi" w:hint="eastAsia"/>
                 <w:w w:val="80"/>
                 <w:szCs w:val="24"/>
-                <w:highlight w:val="yellow"/>
                 <w:lang w:eastAsia="zh-HK"/>
               </w:rPr>
               <w:t>奉</w:t>
@@ -24396,7 +24090,6 @@
                 <w:rFonts w:ascii="Barlow Condensed Medium" w:eastAsia="華康中黑體" w:hAnsi="Barlow Condensed Medium" w:cstheme="minorHAnsi"/>
                 <w:w w:val="80"/>
                 <w:szCs w:val="24"/>
-                <w:highlight w:val="yellow"/>
               </w:rPr>
               <w:t>獻</w:t>
             </w:r>
@@ -24405,7 +24098,6 @@
                 <w:rFonts w:ascii="Barlow Condensed Medium" w:eastAsia="華康中黑體" w:hAnsi="Barlow Condensed Medium" w:cstheme="minorHAnsi"/>
                 <w:w w:val="80"/>
                 <w:szCs w:val="24"/>
-                <w:highlight w:val="yellow"/>
               </w:rPr>
               <w:t>:</w:t>
             </w:r>
@@ -24428,7 +24120,6 @@
                 <w:rFonts w:ascii="Barlow Condensed Medium" w:eastAsia="標楷體" w:hAnsi="Barlow Condensed Medium" w:cstheme="minorHAnsi"/>
                 <w:w w:val="80"/>
                 <w:szCs w:val="24"/>
-                <w:highlight w:val="yellow"/>
               </w:rPr>
             </w:pPr>
             <w:r>
@@ -24436,7 +24127,6 @@
                 <w:rFonts w:ascii="Barlow Condensed Medium" w:eastAsia="標楷體" w:hAnsi="Barlow Condensed Medium" w:cstheme="minorHAnsi" w:hint="eastAsia"/>
                 <w:w w:val="80"/>
                 <w:szCs w:val="24"/>
-                <w:highlight w:val="yellow"/>
               </w:rPr>
               <w:t>45-1</w:t>
             </w:r>
@@ -24445,7 +24135,6 @@
                 <w:rFonts w:ascii="Barlow Condensed Medium" w:eastAsia="標楷體" w:hAnsi="Barlow Condensed Medium" w:cstheme="minorHAnsi" w:hint="eastAsia"/>
                 <w:w w:val="80"/>
                 <w:szCs w:val="24"/>
-                <w:highlight w:val="yellow"/>
                 <w:lang w:eastAsia="zh-HK"/>
               </w:rPr>
               <w:t>號</w:t>
@@ -24476,7 +24165,6 @@
                 <w:rFonts w:ascii="Barlow Condensed Medium" w:eastAsia="標楷體" w:hAnsi="Barlow Condensed Medium" w:cstheme="minorHAnsi"/>
                 <w:w w:val="80"/>
                 <w:szCs w:val="24"/>
-                <w:highlight w:val="yellow"/>
               </w:rPr>
               <w:t>2</w:t>
             </w:r>
@@ -24485,7 +24173,6 @@
                 <w:rFonts w:ascii="Barlow Condensed Medium" w:eastAsia="標楷體" w:hAnsi="Barlow Condensed Medium" w:cstheme="minorHAnsi"/>
                 <w:w w:val="80"/>
                 <w:szCs w:val="24"/>
-                <w:highlight w:val="yellow"/>
               </w:rPr>
               <w:t>,000</w:t>
             </w:r>
@@ -24846,7 +24533,7 @@
                 <w:rFonts w:ascii="Yanone Kaffeesatz Regular" w:eastAsia="華康儷中黑" w:hAnsi="Yanone Kaffeesatz Regular" w:cs="DaunPenh"/>
                 <w:b/>
                 <w:bCs/>
-                <w:w w:val="110"/>
+                <w:w w:val="105"/>
                 <w:sz w:val="20"/>
                 <w:szCs w:val="20"/>
               </w:rPr>
@@ -24856,22 +24543,44 @@
                 <w:rFonts w:ascii="Yanone Kaffeesatz Regular" w:eastAsia="華康儷中黑" w:hAnsi="Yanone Kaffeesatz Regular" w:cs="DaunPenh" w:hint="eastAsia"/>
                 <w:b/>
                 <w:bCs/>
-                <w:w w:val="110"/>
+                <w:w w:val="105"/>
                 <w:sz w:val="20"/>
                 <w:szCs w:val="20"/>
               </w:rPr>
-              <w:t>王下</w:t>
+              <w:t>代上</w:t>
             </w:r>
             <w:r>
               <w:rPr>
                 <w:rFonts w:ascii="Yanone Kaffeesatz Regular" w:eastAsia="華康儷中黑" w:hAnsi="Yanone Kaffeesatz Regular" w:cs="DaunPenh"/>
                 <w:b/>
                 <w:bCs/>
-                <w:w w:val="110"/>
+                <w:w w:val="105"/>
                 <w:sz w:val="20"/>
                 <w:szCs w:val="20"/>
               </w:rPr>
-              <w:t>19:29-20:15(20:5)</w:t>
+              <w:t>1:51-2:41(2:</w:t>
+            </w:r>
+            <w:r>
+              <w:rPr>
+                <w:rFonts w:ascii="Yanone Kaffeesatz Regular" w:eastAsia="華康儷中黑" w:hAnsi="Yanone Kaffeesatz Regular" w:cs="DaunPenh" w:hint="eastAsia"/>
+                <w:b/>
+                <w:bCs/>
+                <w:w w:val="105"/>
+                <w:sz w:val="20"/>
+                <w:szCs w:val="20"/>
+              </w:rPr>
+              <w:t>34-</w:t>
+            </w:r>
+            <w:r>
+              <w:rPr>
+                <w:rFonts w:ascii="Yanone Kaffeesatz Regular" w:eastAsia="華康儷中黑" w:hAnsi="Yanone Kaffeesatz Regular" w:cs="DaunPenh"/>
+                <w:b/>
+                <w:bCs/>
+                <w:w w:val="105"/>
+                <w:sz w:val="20"/>
+                <w:szCs w:val="20"/>
+              </w:rPr>
+              <w:t>35)</w:t>
             </w:r>
           </w:p>
         </w:tc>
@@ -24900,7 +24609,6 @@
                 <w:szCs w:val="20"/>
               </w:rPr>
             </w:pPr>
-            <w:proofErr w:type="gramStart"/>
             <w:r>
               <w:rPr>
                 <w:rFonts w:ascii="Barlow Condensed Medium" w:eastAsia="華康儷中黑" w:hAnsi="Barlow Condensed Medium" w:cstheme="minorHAnsi"/>
@@ -24910,7 +24618,6 @@
               </w:rPr>
               <w:t>一</w:t>
             </w:r>
-            <w:proofErr w:type="gramEnd"/>
             <w:r>
               <w:rPr>
                 <w:rFonts w:ascii="Barlow Condensed Medium" w:eastAsia="華康儷中黑" w:hAnsi="Barlow Condensed Medium" w:cstheme="minorHAnsi"/>
@@ -25058,7 +24765,7 @@
                 <w:sz w:val="20"/>
                 <w:szCs w:val="20"/>
               </w:rPr>
-              <w:t>20:16-21:18(21:13)</w:t>
+              <w:t>2:42-3*(3:4)</w:t>
             </w:r>
           </w:p>
         </w:tc>
@@ -25234,7 +24941,7 @@
                 <w:sz w:val="20"/>
                 <w:szCs w:val="20"/>
               </w:rPr>
-              <w:t>21:19-22*(22:19)</w:t>
+              <w:t>4:1-37(10)</w:t>
             </w:r>
           </w:p>
         </w:tc>
@@ -25263,7 +24970,6 @@
                 <w:szCs w:val="20"/>
               </w:rPr>
             </w:pPr>
-            <w:proofErr w:type="gramStart"/>
             <w:r>
               <w:rPr>
                 <w:rFonts w:ascii="Barlow Condensed Medium" w:eastAsia="華康儷中黑" w:hAnsi="Barlow Condensed Medium" w:cstheme="minorHAnsi"/>
@@ -25273,7 +24979,6 @@
               </w:rPr>
               <w:t>三</w:t>
             </w:r>
-            <w:proofErr w:type="gramEnd"/>
             <w:r>
               <w:rPr>
                 <w:rFonts w:ascii="Barlow Condensed Medium" w:eastAsia="華康儷中黑" w:hAnsi="Barlow Condensed Medium" w:cstheme="minorHAnsi"/>
@@ -25412,7 +25117,7 @@
                 <w:sz w:val="20"/>
                 <w:szCs w:val="20"/>
               </w:rPr>
-              <w:t>23:1-27(25)</w:t>
+              <w:t>4:38-5:24(5:26)</w:t>
             </w:r>
           </w:p>
         </w:tc>
@@ -25588,7 +25293,7 @@
                 <w:sz w:val="20"/>
                 <w:szCs w:val="20"/>
               </w:rPr>
-              <w:t>23:28-24*(24:15)</w:t>
+              <w:t>5:25-6:34(6:31)</w:t>
             </w:r>
           </w:p>
         </w:tc>
@@ -25764,7 +25469,7 @@
                 <w:sz w:val="20"/>
                 <w:szCs w:val="20"/>
               </w:rPr>
-              <w:t>25*(25)</w:t>
+              <w:t>6:35-65(54-55)</w:t>
             </w:r>
           </w:p>
         </w:tc>
@@ -25931,7 +25636,6 @@
                 <w:szCs w:val="20"/>
               </w:rPr>
             </w:pPr>
-            <w:proofErr w:type="gramStart"/>
             <w:r>
               <w:rPr>
                 <w:rFonts w:ascii="Yanone Kaffeesatz Regular" w:eastAsia="華康儷中黑" w:hAnsi="Yanone Kaffeesatz Regular" w:cs="DaunPenh"/>
@@ -25941,19 +25645,7 @@
                 <w:sz w:val="20"/>
                 <w:szCs w:val="20"/>
               </w:rPr>
-              <w:t>代上</w:t>
-            </w:r>
-            <w:proofErr w:type="gramEnd"/>
-            <w:r>
-              <w:rPr>
-                <w:rFonts w:ascii="Yanone Kaffeesatz Regular" w:eastAsia="華康儷中黑" w:hAnsi="Yanone Kaffeesatz Regular" w:cs="DaunPenh"/>
-                <w:b/>
-                <w:bCs/>
-                <w:w w:val="125"/>
-                <w:sz w:val="20"/>
-                <w:szCs w:val="20"/>
-              </w:rPr>
-              <w:t>1:1-50(43</w:t>
+              <w:t>6:66-7:19(7:5)</w:t>
             </w:r>
           </w:p>
         </w:tc>
@@ -25978,6 +25670,7 @@
           <w:w w:val="60"/>
           <w:sz w:val="26"/>
           <w:szCs w:val="26"/>
+          <w:lang w:bidi="he-IL"/>
         </w:rPr>
         <w:drawing>
           <wp:anchor distT="0" distB="0" distL="114300" distR="114300" simplePos="0" relativeHeight="251652096" behindDoc="1" locked="0" layoutInCell="1" allowOverlap="1" wp14:anchorId="433B7986" wp14:editId="39AC0942">
@@ -26035,7 +25728,6 @@
           </wp:anchor>
         </w:drawing>
       </w:r>
-      <w:proofErr w:type="gramStart"/>
       <w:r>
         <w:rPr>
           <w:rFonts w:ascii="Yanone Kaffeesatz Regular" w:eastAsia="華康儷中黑" w:hAnsi="Yanone Kaffeesatz Regular" w:cs="Arial"/>
@@ -26045,7 +25737,6 @@
         </w:rPr>
         <w:t>註</w:t>
       </w:r>
-      <w:proofErr w:type="gramEnd"/>
       <w:r>
         <w:rPr>
           <w:rFonts w:ascii="Yanone Kaffeesatz Regular" w:eastAsia="華康儷中黑" w:hAnsi="Yanone Kaffeesatz Regular" w:cs="Arial" w:hint="eastAsia"/>
@@ -26212,7 +25903,6 @@
         </w:rPr>
         <w:t>，</w:t>
       </w:r>
-      <w:proofErr w:type="gramStart"/>
       <w:r>
         <w:rPr>
           <w:rFonts w:ascii="Yanone Kaffeesatz Regular" w:eastAsia="華康儷中黑" w:hAnsi="Yanone Kaffeesatz Regular" w:cs="Arial" w:hint="eastAsia"/>
@@ -26238,17 +25928,7 @@
           <w:sz w:val="26"/>
           <w:szCs w:val="26"/>
         </w:rPr>
-        <w:t>省略</w:t>
-      </w:r>
-      <w:proofErr w:type="gramEnd"/>
-      <w:r>
-        <w:rPr>
-          <w:rFonts w:ascii="Yanone Kaffeesatz Regular" w:eastAsia="華康儷中黑" w:hAnsi="Yanone Kaffeesatz Regular" w:cs="Arial" w:hint="eastAsia"/>
-          <w:w w:val="60"/>
-          <w:sz w:val="26"/>
-          <w:szCs w:val="26"/>
-        </w:rPr>
-        <w:t>章</w:t>
+        <w:t>省略章</w:t>
       </w:r>
       <w:r>
         <w:rPr>
@@ -26372,7 +26052,7 @@
           <w:sz w:val="26"/>
           <w:szCs w:val="26"/>
         </w:rPr>
-        <w:t>攻心為上</w:t>
+        <w:t>女婿入家譜</w:t>
       </w:r>
       <w:r>
         <w:rPr>
@@ -26397,7 +26077,6 @@
           <w:szCs w:val="26"/>
         </w:rPr>
       </w:pPr>
-      <w:proofErr w:type="gramStart"/>
       <w:r>
         <w:rPr>
           <w:rFonts w:ascii="Barlow Condensed Medium" w:eastAsia="華康儷中黑" w:hAnsi="Barlow Condensed Medium" w:cs="Arial" w:hint="eastAsia"/>
@@ -26405,17 +26084,7 @@
           <w:sz w:val="26"/>
           <w:szCs w:val="26"/>
         </w:rPr>
-        <w:t>鑰</w:t>
-      </w:r>
-      <w:proofErr w:type="gramEnd"/>
-      <w:r>
-        <w:rPr>
-          <w:rFonts w:ascii="Barlow Condensed Medium" w:eastAsia="華康儷中黑" w:hAnsi="Barlow Condensed Medium" w:cs="Arial" w:hint="eastAsia"/>
-          <w:w w:val="80"/>
-          <w:sz w:val="26"/>
-          <w:szCs w:val="26"/>
-        </w:rPr>
-        <w:t>節</w:t>
+        <w:t>鑰節</w:t>
       </w:r>
       <w:r>
         <w:rPr>
@@ -26435,55 +26104,7 @@
           <w:sz w:val="26"/>
           <w:szCs w:val="26"/>
         </w:rPr>
-        <w:t>以賽亞對他們說：「要這樣對你們的主人說，耶和華如此說：『你聽見</w:t>
-      </w:r>
-      <w:proofErr w:type="gramStart"/>
-      <w:r>
-        <w:rPr>
-          <w:rFonts w:ascii="華康古印體" w:eastAsia="華康古印體" w:hAnsi="Barlow Condensed Medium" w:cs="Arial" w:hint="eastAsia"/>
-          <w:b/>
-          <w:bCs/>
-          <w:w w:val="70"/>
-          <w:sz w:val="26"/>
-          <w:szCs w:val="26"/>
-        </w:rPr>
-        <w:t>亞述王的</w:t>
-      </w:r>
-      <w:proofErr w:type="gramEnd"/>
-      <w:r>
-        <w:rPr>
-          <w:rFonts w:ascii="華康古印體" w:eastAsia="華康古印體" w:hAnsi="Barlow Condensed Medium" w:cs="Arial" w:hint="eastAsia"/>
-          <w:b/>
-          <w:bCs/>
-          <w:w w:val="70"/>
-          <w:sz w:val="26"/>
-          <w:szCs w:val="26"/>
-        </w:rPr>
-        <w:t>僕人褻瀆我的話，不要懼怕。我必驚動他的心，他要聽見風聲就歸回本地。我必使他在那</w:t>
-      </w:r>
-      <w:proofErr w:type="gramStart"/>
-      <w:r>
-        <w:rPr>
-          <w:rFonts w:ascii="華康古印體" w:eastAsia="華康古印體" w:hAnsi="Barlow Condensed Medium" w:cs="Arial" w:hint="eastAsia"/>
-          <w:b/>
-          <w:bCs/>
-          <w:w w:val="70"/>
-          <w:sz w:val="26"/>
-          <w:szCs w:val="26"/>
-        </w:rPr>
-        <w:t>裏</w:t>
-      </w:r>
-      <w:proofErr w:type="gramEnd"/>
-      <w:r>
-        <w:rPr>
-          <w:rFonts w:ascii="華康古印體" w:eastAsia="華康古印體" w:hAnsi="Barlow Condensed Medium" w:cs="Arial" w:hint="eastAsia"/>
-          <w:b/>
-          <w:bCs/>
-          <w:w w:val="70"/>
-          <w:sz w:val="26"/>
-          <w:szCs w:val="26"/>
-        </w:rPr>
-        <w:t>倒在刀下。』」</w:t>
+        <w:t>示珊沒有兒子，只有女兒。示珊有一個僕人名叫耶哈，是埃及人。示珊將女兒給了僕人耶哈為妻，給他生了亞太。</w:t>
       </w:r>
       <w:r>
         <w:rPr>
@@ -26503,7 +26124,7 @@
           <w:sz w:val="26"/>
           <w:szCs w:val="26"/>
         </w:rPr>
-        <w:t>王</w:t>
+        <w:t>代上</w:t>
       </w:r>
       <w:r>
         <w:rPr>
@@ -26513,27 +26134,7 @@
           <w:sz w:val="26"/>
           <w:szCs w:val="26"/>
         </w:rPr>
-        <w:t>下</w:t>
-      </w:r>
-      <w:r>
-        <w:rPr>
-          <w:rFonts w:ascii="Barlow Condensed Medium" w:eastAsia="華康儷中黑" w:hAnsi="Barlow Condensed Medium" w:cs="Calibri" w:hint="eastAsia"/>
-          <w:bCs/>
-          <w:w w:val="70"/>
-          <w:sz w:val="26"/>
-          <w:szCs w:val="26"/>
-        </w:rPr>
-        <w:t>1</w:t>
-      </w:r>
-      <w:r>
-        <w:rPr>
-          <w:rFonts w:ascii="Barlow Condensed Medium" w:eastAsia="華康儷中黑" w:hAnsi="Barlow Condensed Medium" w:cs="Calibri" w:hint="eastAsia"/>
-          <w:bCs/>
-          <w:w w:val="70"/>
-          <w:sz w:val="26"/>
-          <w:szCs w:val="26"/>
-        </w:rPr>
-        <w:t>9:6-7</w:t>
+        <w:t>2:34-35</w:t>
       </w:r>
       <w:r>
         <w:rPr>
@@ -26648,7 +26249,6 @@
                 <w:szCs w:val="26"/>
               </w:rPr>
             </w:pPr>
-            <w:proofErr w:type="gramStart"/>
             <w:r>
               <w:rPr>
                 <w:rFonts w:ascii="Barlow Condensed Medium" w:eastAsia="華康中黑體" w:hAnsi="Barlow Condensed Medium" w:cs="Arial" w:hint="eastAsia"/>
@@ -26656,9 +26256,8 @@
                 <w:sz w:val="26"/>
                 <w:szCs w:val="26"/>
               </w:rPr>
-              <w:t>亞述用羞辱</w:t>
-            </w:r>
-            <w:proofErr w:type="gramEnd"/>
+              <w:t>家譜放入歷史書的目的</w:t>
+            </w:r>
             <w:r>
               <w:rPr>
                 <w:rFonts w:ascii="Barlow Condensed Medium" w:eastAsia="華康中黑體" w:hAnsi="Barlow Condensed Medium" w:cs="Arial" w:hint="eastAsia"/>
@@ -26666,8 +26265,62 @@
                 <w:sz w:val="26"/>
                 <w:szCs w:val="26"/>
               </w:rPr>
-              <w:t>言語逼降的目的</w:t>
-            </w:r>
+              <w:t>?</w:t>
+            </w:r>
+          </w:p>
+        </w:tc>
+      </w:tr>
+      <w:tr>
+        <w:tc>
+          <w:tcPr>
+            <w:tcW w:w="238" w:type="dxa"/>
+            <w:tcMar>
+              <w:left w:w="28" w:type="dxa"/>
+              <w:right w:w="28" w:type="dxa"/>
+            </w:tcMar>
+          </w:tcPr>
+          <w:p>
+            <w:pPr>
+              <w:snapToGrid w:val="0"/>
+              <w:spacing w:line="300" w:lineRule="exact"/>
+              <w:rPr>
+                <w:rFonts w:ascii="Barlow Condensed Medium" w:eastAsia="華康細黑體" w:hAnsi="Barlow Condensed Medium" w:cs="Arial"/>
+                <w:w w:val="75"/>
+                <w:sz w:val="26"/>
+                <w:szCs w:val="26"/>
+              </w:rPr>
+            </w:pPr>
+            <w:r>
+              <w:rPr>
+                <w:rFonts w:ascii="Barlow Condensed Medium" w:eastAsia="華康細黑體" w:hAnsi="Barlow Condensed Medium" w:cs="Arial"/>
+                <w:w w:val="75"/>
+                <w:sz w:val="26"/>
+                <w:szCs w:val="26"/>
+              </w:rPr>
+              <w:t>2.</w:t>
+            </w:r>
+          </w:p>
+        </w:tc>
+        <w:tc>
+          <w:tcPr>
+            <w:tcW w:w="2607" w:type="dxa"/>
+            <w:tcMar>
+              <w:left w:w="57" w:type="dxa"/>
+              <w:right w:w="57" w:type="dxa"/>
+            </w:tcMar>
+          </w:tcPr>
+          <w:p>
+            <w:pPr>
+              <w:snapToGrid w:val="0"/>
+              <w:spacing w:line="300" w:lineRule="exact"/>
+              <w:jc w:val="both"/>
+              <w:rPr>
+                <w:rFonts w:ascii="Barlow Condensed Medium" w:eastAsia="華康中黑體" w:hAnsi="Barlow Condensed Medium" w:cs="Arial"/>
+                <w:w w:val="75"/>
+                <w:sz w:val="26"/>
+                <w:szCs w:val="26"/>
+              </w:rPr>
+            </w:pPr>
             <w:r>
               <w:rPr>
                 <w:rFonts w:ascii="Barlow Condensed Medium" w:eastAsia="華康中黑體" w:hAnsi="Barlow Condensed Medium" w:cs="Arial" w:hint="eastAsia"/>
@@ -26675,6 +26328,15 @@
                 <w:sz w:val="26"/>
                 <w:szCs w:val="26"/>
               </w:rPr>
+              <w:t>記憶要如何找回來</w:t>
+            </w:r>
+            <w:r>
+              <w:rPr>
+                <w:rFonts w:ascii="Barlow Condensed Medium" w:eastAsia="華康中黑體" w:hAnsi="Barlow Condensed Medium" w:cs="Arial" w:hint="eastAsia"/>
+                <w:w w:val="75"/>
+                <w:sz w:val="26"/>
+                <w:szCs w:val="26"/>
+              </w:rPr>
               <w:t>?</w:t>
             </w:r>
           </w:p>
@@ -26707,7 +26369,7 @@
                 <w:sz w:val="26"/>
                 <w:szCs w:val="26"/>
               </w:rPr>
-              <w:t>2.</w:t>
+              <w:t>3.</w:t>
             </w:r>
           </w:p>
         </w:tc>
@@ -26738,9 +26400,8 @@
                 <w:sz w:val="26"/>
                 <w:szCs w:val="26"/>
               </w:rPr>
-              <w:t xml:space="preserve">　神</w:t>
-            </w:r>
-            <w:proofErr w:type="gramStart"/>
+              <w:t>家業傳承給非血親的意義</w:t>
+            </w:r>
             <w:r>
               <w:rPr>
                 <w:rFonts w:ascii="Barlow Condensed Medium" w:eastAsia="華康中黑體" w:hAnsi="Barlow Condensed Medium" w:cs="Arial" w:hint="eastAsia"/>
@@ -26748,9 +26409,71 @@
                 <w:sz w:val="26"/>
                 <w:szCs w:val="26"/>
               </w:rPr>
-              <w:t>的靈要如何</w:t>
-            </w:r>
-            <w:proofErr w:type="gramEnd"/>
+              <w:t>?</w:t>
+            </w:r>
+          </w:p>
+        </w:tc>
+      </w:tr>
+      <w:tr>
+        <w:tc>
+          <w:tcPr>
+            <w:tcW w:w="238" w:type="dxa"/>
+            <w:tcMar>
+              <w:left w:w="28" w:type="dxa"/>
+              <w:right w:w="28" w:type="dxa"/>
+            </w:tcMar>
+          </w:tcPr>
+          <w:p>
+            <w:pPr>
+              <w:snapToGrid w:val="0"/>
+              <w:spacing w:line="300" w:lineRule="exact"/>
+              <w:rPr>
+                <w:rFonts w:ascii="Barlow Condensed Medium" w:eastAsia="華康細黑體" w:hAnsi="Barlow Condensed Medium" w:cs="Arial"/>
+                <w:w w:val="75"/>
+                <w:sz w:val="26"/>
+                <w:szCs w:val="26"/>
+              </w:rPr>
+            </w:pPr>
+            <w:r>
+              <w:rPr>
+                <w:rFonts w:ascii="Barlow Condensed Medium" w:eastAsia="華康細黑體" w:hAnsi="Barlow Condensed Medium" w:cs="Arial" w:hint="eastAsia"/>
+                <w:w w:val="75"/>
+                <w:sz w:val="26"/>
+                <w:szCs w:val="26"/>
+              </w:rPr>
+              <w:t>4</w:t>
+            </w:r>
+            <w:r>
+              <w:rPr>
+                <w:rFonts w:ascii="Barlow Condensed Medium" w:eastAsia="華康細黑體" w:hAnsi="Barlow Condensed Medium" w:cs="Arial"/>
+                <w:w w:val="75"/>
+                <w:sz w:val="26"/>
+                <w:szCs w:val="26"/>
+              </w:rPr>
+              <w:t>.</w:t>
+            </w:r>
+          </w:p>
+        </w:tc>
+        <w:tc>
+          <w:tcPr>
+            <w:tcW w:w="2607" w:type="dxa"/>
+            <w:tcMar>
+              <w:left w:w="57" w:type="dxa"/>
+              <w:right w:w="57" w:type="dxa"/>
+            </w:tcMar>
+          </w:tcPr>
+          <w:p>
+            <w:pPr>
+              <w:snapToGrid w:val="0"/>
+              <w:spacing w:line="300" w:lineRule="exact"/>
+              <w:jc w:val="both"/>
+              <w:rPr>
+                <w:rFonts w:ascii="Barlow Condensed Medium" w:eastAsia="華康中黑體" w:hAnsi="Barlow Condensed Medium" w:cs="Arial"/>
+                <w:w w:val="75"/>
+                <w:sz w:val="26"/>
+                <w:szCs w:val="26"/>
+              </w:rPr>
+            </w:pPr>
             <w:r>
               <w:rPr>
                 <w:rFonts w:ascii="Barlow Condensed Medium" w:eastAsia="華康中黑體" w:hAnsi="Barlow Condensed Medium" w:cs="Arial" w:hint="eastAsia"/>
@@ -26758,191 +26481,7 @@
                 <w:sz w:val="26"/>
                 <w:szCs w:val="26"/>
               </w:rPr>
-              <w:t>攻破</w:t>
-            </w:r>
-            <w:proofErr w:type="gramStart"/>
-            <w:r>
-              <w:rPr>
-                <w:rFonts w:ascii="Barlow Condensed Medium" w:eastAsia="華康中黑體" w:hAnsi="Barlow Condensed Medium" w:cs="Arial" w:hint="eastAsia"/>
-                <w:w w:val="75"/>
-                <w:sz w:val="26"/>
-                <w:szCs w:val="26"/>
-              </w:rPr>
-              <w:t>亞述王的</w:t>
-            </w:r>
-            <w:proofErr w:type="gramEnd"/>
-            <w:r>
-              <w:rPr>
-                <w:rFonts w:ascii="Barlow Condensed Medium" w:eastAsia="華康中黑體" w:hAnsi="Barlow Condensed Medium" w:cs="Arial" w:hint="eastAsia"/>
-                <w:w w:val="75"/>
-                <w:sz w:val="26"/>
-                <w:szCs w:val="26"/>
-              </w:rPr>
-              <w:t>心</w:t>
-            </w:r>
-            <w:r>
-              <w:rPr>
-                <w:rFonts w:ascii="Barlow Condensed Medium" w:eastAsia="華康中黑體" w:hAnsi="Barlow Condensed Medium" w:cs="Arial" w:hint="eastAsia"/>
-                <w:w w:val="75"/>
-                <w:sz w:val="26"/>
-                <w:szCs w:val="26"/>
-              </w:rPr>
-              <w:t>?</w:t>
-            </w:r>
-          </w:p>
-        </w:tc>
-      </w:tr>
-      <w:tr>
-        <w:tc>
-          <w:tcPr>
-            <w:tcW w:w="238" w:type="dxa"/>
-            <w:tcMar>
-              <w:left w:w="28" w:type="dxa"/>
-              <w:right w:w="28" w:type="dxa"/>
-            </w:tcMar>
-          </w:tcPr>
-          <w:p>
-            <w:pPr>
-              <w:snapToGrid w:val="0"/>
-              <w:spacing w:line="300" w:lineRule="exact"/>
-              <w:rPr>
-                <w:rFonts w:ascii="Barlow Condensed Medium" w:eastAsia="華康細黑體" w:hAnsi="Barlow Condensed Medium" w:cs="Arial"/>
-                <w:w w:val="75"/>
-                <w:sz w:val="26"/>
-                <w:szCs w:val="26"/>
-              </w:rPr>
-            </w:pPr>
-            <w:r>
-              <w:rPr>
-                <w:rFonts w:ascii="Barlow Condensed Medium" w:eastAsia="華康細黑體" w:hAnsi="Barlow Condensed Medium" w:cs="Arial"/>
-                <w:w w:val="75"/>
-                <w:sz w:val="26"/>
-                <w:szCs w:val="26"/>
-              </w:rPr>
-              <w:t>3.</w:t>
-            </w:r>
-          </w:p>
-        </w:tc>
-        <w:tc>
-          <w:tcPr>
-            <w:tcW w:w="2607" w:type="dxa"/>
-            <w:tcMar>
-              <w:left w:w="57" w:type="dxa"/>
-              <w:right w:w="57" w:type="dxa"/>
-            </w:tcMar>
-          </w:tcPr>
-          <w:p>
-            <w:pPr>
-              <w:snapToGrid w:val="0"/>
-              <w:spacing w:line="300" w:lineRule="exact"/>
-              <w:jc w:val="both"/>
-              <w:rPr>
-                <w:rFonts w:ascii="Barlow Condensed Medium" w:eastAsia="華康中黑體" w:hAnsi="Barlow Condensed Medium" w:cs="Arial"/>
-                <w:w w:val="75"/>
-                <w:sz w:val="26"/>
-                <w:szCs w:val="26"/>
-              </w:rPr>
-            </w:pPr>
-            <w:proofErr w:type="gramStart"/>
-            <w:r>
-              <w:rPr>
-                <w:rFonts w:ascii="Barlow Condensed Medium" w:eastAsia="華康中黑體" w:hAnsi="Barlow Condensed Medium" w:cs="Arial" w:hint="eastAsia"/>
-                <w:w w:val="75"/>
-                <w:sz w:val="26"/>
-                <w:szCs w:val="26"/>
-              </w:rPr>
-              <w:t>述王西拿基立</w:t>
-            </w:r>
-            <w:proofErr w:type="gramEnd"/>
-            <w:r>
-              <w:rPr>
-                <w:rFonts w:ascii="Barlow Condensed Medium" w:eastAsia="華康中黑體" w:hAnsi="Barlow Condensed Medium" w:cs="Arial" w:hint="eastAsia"/>
-                <w:w w:val="75"/>
-                <w:sz w:val="26"/>
-                <w:szCs w:val="26"/>
-              </w:rPr>
-              <w:t>為何退兵</w:t>
-            </w:r>
-            <w:r>
-              <w:rPr>
-                <w:rFonts w:ascii="Barlow Condensed Medium" w:eastAsia="華康中黑體" w:hAnsi="Barlow Condensed Medium" w:cs="Arial" w:hint="eastAsia"/>
-                <w:w w:val="75"/>
-                <w:sz w:val="26"/>
-                <w:szCs w:val="26"/>
-              </w:rPr>
-              <w:t>?</w:t>
-            </w:r>
-          </w:p>
-        </w:tc>
-      </w:tr>
-      <w:tr>
-        <w:tc>
-          <w:tcPr>
-            <w:tcW w:w="238" w:type="dxa"/>
-            <w:tcMar>
-              <w:left w:w="28" w:type="dxa"/>
-              <w:right w:w="28" w:type="dxa"/>
-            </w:tcMar>
-          </w:tcPr>
-          <w:p>
-            <w:pPr>
-              <w:snapToGrid w:val="0"/>
-              <w:spacing w:line="300" w:lineRule="exact"/>
-              <w:rPr>
-                <w:rFonts w:ascii="Barlow Condensed Medium" w:eastAsia="華康細黑體" w:hAnsi="Barlow Condensed Medium" w:cs="Arial"/>
-                <w:w w:val="75"/>
-                <w:sz w:val="26"/>
-                <w:szCs w:val="26"/>
-              </w:rPr>
-            </w:pPr>
-            <w:r>
-              <w:rPr>
-                <w:rFonts w:ascii="Barlow Condensed Medium" w:eastAsia="華康細黑體" w:hAnsi="Barlow Condensed Medium" w:cs="Arial" w:hint="eastAsia"/>
-                <w:w w:val="75"/>
-                <w:sz w:val="26"/>
-                <w:szCs w:val="26"/>
-              </w:rPr>
-              <w:t>4</w:t>
-            </w:r>
-            <w:r>
-              <w:rPr>
-                <w:rFonts w:ascii="Barlow Condensed Medium" w:eastAsia="華康細黑體" w:hAnsi="Barlow Condensed Medium" w:cs="Arial"/>
-                <w:w w:val="75"/>
-                <w:sz w:val="26"/>
-                <w:szCs w:val="26"/>
-              </w:rPr>
-              <w:t>.</w:t>
-            </w:r>
-          </w:p>
-        </w:tc>
-        <w:tc>
-          <w:tcPr>
-            <w:tcW w:w="2607" w:type="dxa"/>
-            <w:tcMar>
-              <w:left w:w="57" w:type="dxa"/>
-              <w:right w:w="57" w:type="dxa"/>
-            </w:tcMar>
-          </w:tcPr>
-          <w:p>
-            <w:pPr>
-              <w:snapToGrid w:val="0"/>
-              <w:spacing w:line="300" w:lineRule="exact"/>
-              <w:jc w:val="both"/>
-              <w:rPr>
-                <w:rFonts w:ascii="Barlow Condensed Medium" w:eastAsia="華康中黑體" w:hAnsi="Barlow Condensed Medium" w:cs="Arial"/>
-                <w:w w:val="75"/>
-                <w:sz w:val="26"/>
-                <w:szCs w:val="26"/>
-              </w:rPr>
-            </w:pPr>
-            <w:r>
-              <w:rPr>
-                <w:rFonts w:ascii="Barlow Condensed Medium" w:eastAsia="華康中黑體" w:hAnsi="Barlow Condensed Medium" w:cs="Arial" w:hint="eastAsia"/>
-                <w:w w:val="75"/>
-                <w:sz w:val="26"/>
-                <w:szCs w:val="26"/>
-              </w:rPr>
-              <w:t>心如何保守人的心</w:t>
+              <w:t>神的兒子出生為人如何打破人對血緣的迷思</w:t>
             </w:r>
             <w:r>
               <w:rPr>
@@ -27036,23 +26575,13 @@
         </w:rPr>
         <w:t>(</w:t>
       </w:r>
-      <w:proofErr w:type="gramStart"/>
       <w:r>
         <w:rPr>
           <w:rFonts w:ascii="Barlow Condensed Medium" w:eastAsia="標楷體" w:hAnsi="Barlow Condensed Medium" w:cstheme="minorHAnsi" w:hint="eastAsia"/>
           <w:sz w:val="20"/>
           <w:szCs w:val="20"/>
         </w:rPr>
-        <w:t>天選之</w:t>
-      </w:r>
-      <w:proofErr w:type="gramEnd"/>
-      <w:r>
-        <w:rPr>
-          <w:rFonts w:ascii="Barlow Condensed Medium" w:eastAsia="標楷體" w:hAnsi="Barlow Condensed Medium" w:cstheme="minorHAnsi" w:hint="eastAsia"/>
-          <w:sz w:val="20"/>
-          <w:szCs w:val="20"/>
-        </w:rPr>
-        <w:t>人</w:t>
+        <w:t>天選之人</w:t>
       </w:r>
       <w:r>
         <w:rPr>
@@ -27275,6 +26804,7 @@
           <w:noProof/>
           <w:sz w:val="20"/>
           <w:szCs w:val="20"/>
+          <w:lang w:bidi="he-IL"/>
         </w:rPr>
         <w:drawing>
           <wp:anchor distT="0" distB="0" distL="114300" distR="114300" simplePos="0" relativeHeight="251668480" behindDoc="1" locked="0" layoutInCell="1" allowOverlap="1" wp14:anchorId="7E0AD27D" wp14:editId="17EC0956">
@@ -27393,6 +26923,7 @@
         <w:rPr>
           <w:rFonts w:ascii="Barlow Condensed Medium" w:hAnsi="Barlow Condensed Medium"/>
           <w:noProof/>
+          <w:lang w:bidi="he-IL"/>
         </w:rPr>
         <mc:AlternateContent>
           <mc:Choice Requires="wps">
@@ -27458,7 +26989,7 @@
           </mc:Choice>
           <mc:Fallback>
             <w:pict>
-              <v:line w14:anchorId="057145AB" id="直線接點 6" o:spid="_x0000_s1026" style="position:absolute;z-index:251665408;visibility:visible;mso-wrap-style:square;mso-width-percent:0;mso-height-percent:0;mso-wrap-distance-left:9pt;mso-wrap-distance-top:0;mso-wrap-distance-right:9pt;mso-wrap-distance-bottom:0;mso-position-horizontal:absolute;mso-position-horizontal-relative:page;mso-position-vertical:absolute;mso-position-vertical-relative:page;mso-width-percent:0;mso-height-percent:0;mso-width-relative:margin;mso-height-relative:margin" from="343.9pt,19.85pt" to="345.05pt,710.95pt" o:gfxdata="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" strokecolor="black [3213]" strokeweight=".5pt">
+              <v:line w14:anchorId="50B20BC8" id="直線接點 6" o:spid="_x0000_s1026" style="position:absolute;z-index:251665408;visibility:visible;mso-wrap-style:square;mso-width-percent:0;mso-height-percent:0;mso-wrap-distance-left:9pt;mso-wrap-distance-top:0;mso-wrap-distance-right:9pt;mso-wrap-distance-bottom:0;mso-position-horizontal:absolute;mso-position-horizontal-relative:page;mso-position-vertical:absolute;mso-position-vertical-relative:page;mso-width-percent:0;mso-height-percent:0;mso-width-relative:margin;mso-height-relative:margin" from="343.9pt,19.85pt" to="345.05pt,710.95pt" o:gfxdata="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" strokecolor="black [3213]" strokeweight=".5pt">
                 <v:stroke dashstyle="3 1" joinstyle="miter"/>
                 <w10:wrap anchorx="page" anchory="page"/>
               </v:line>
@@ -27470,6 +27001,7 @@
         <w:rPr>
           <w:rFonts w:ascii="Barlow Condensed Medium" w:hAnsi="Barlow Condensed Medium"/>
           <w:noProof/>
+          <w:lang w:bidi="he-IL"/>
         </w:rPr>
         <mc:AlternateContent>
           <mc:Choice Requires="wps">
@@ -27535,7 +27067,7 @@
           </mc:Choice>
           <mc:Fallback>
             <w:pict>
-              <v:line w14:anchorId="4D11A2DF" id="直線接點 4" o:spid="_x0000_s1026" style="position:absolute;z-index:251661312;visibility:visible;mso-wrap-style:square;mso-width-percent:0;mso-height-percent:0;mso-wrap-distance-left:9pt;mso-wrap-distance-top:0;mso-wrap-distance-right:9pt;mso-wrap-distance-bottom:0;mso-position-horizontal:absolute;mso-position-horizontal-relative:page;mso-position-vertical:absolute;mso-position-vertical-relative:page;mso-width-percent:0;mso-height-percent:0;mso-width-relative:margin;mso-height-relative:margin" from="343.9pt,19.85pt" to="345.05pt,710.95pt" o:gfxdata="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" strokecolor="black [3213]" strokeweight=".5pt">
+              <v:line w14:anchorId="509814CF" id="直線接點 4" o:spid="_x0000_s1026" style="position:absolute;z-index:251661312;visibility:visible;mso-wrap-style:square;mso-width-percent:0;mso-height-percent:0;mso-wrap-distance-left:9pt;mso-wrap-distance-top:0;mso-wrap-distance-right:9pt;mso-wrap-distance-bottom:0;mso-position-horizontal:absolute;mso-position-horizontal-relative:page;mso-position-vertical:absolute;mso-position-vertical-relative:page;mso-width-percent:0;mso-height-percent:0;mso-width-relative:margin;mso-height-relative:margin" from="343.9pt,19.85pt" to="345.05pt,710.95pt" o:gfxdata="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" strokecolor="black [3213]" strokeweight=".5pt">
                 <v:stroke dashstyle="3 1" joinstyle="miter"/>
                 <w10:wrap anchorx="page" anchory="page"/>
               </v:line>
@@ -27557,7 +27089,6 @@
         </w:rPr>
         <w:t>本</w:t>
       </w:r>
-      <w:proofErr w:type="gramStart"/>
       <w:r>
         <w:rPr>
           <w:rFonts w:ascii="Barlow Condensed Medium" w:eastAsia="華康正顏楷體W9" w:hAnsi="Barlow Condensed Medium" w:cstheme="minorHAnsi"/>
@@ -27565,7 +27096,6 @@
         </w:rPr>
         <w:t>週講章</w:t>
       </w:r>
-      <w:proofErr w:type="gramEnd"/>
       <w:r>
         <w:rPr>
           <w:rFonts w:ascii="Barlow Condensed Medium" w:eastAsia="華康正顏楷體W9" w:hAnsi="Barlow Condensed Medium" w:cstheme="minorHAnsi"/>
@@ -27729,7 +27259,7 @@
           <w:sz w:val="26"/>
           <w:szCs w:val="26"/>
         </w:rPr>
-        <w:t>攻心為上</w:t>
+        <w:t>女婿入家譜</w:t>
       </w:r>
       <w:r>
         <w:rPr>
@@ -27811,7 +27341,7 @@
                 <w:sz w:val="26"/>
                 <w:szCs w:val="26"/>
               </w:rPr>
-              <w:t>王下</w:t>
+              <w:t>代上</w:t>
             </w:r>
             <w:r>
               <w:rPr>
@@ -27820,7 +27350,7 @@
                 <w:sz w:val="26"/>
                 <w:szCs w:val="26"/>
               </w:rPr>
-              <w:t>19:2-7,15-19,32-37</w:t>
+              <w:t xml:space="preserve">2:34-41 </w:t>
             </w:r>
           </w:p>
         </w:tc>
@@ -27857,11 +27387,11 @@
       <w:pPr>
         <w:kinsoku w:val="0"/>
         <w:snapToGrid w:val="0"/>
-        <w:spacing w:afterLines="50" w:after="165" w:line="290" w:lineRule="exact"/>
+        <w:spacing w:afterLines="50" w:after="165" w:line="300" w:lineRule="exact"/>
         <w:jc w:val="both"/>
         <w:rPr>
           <w:rFonts w:ascii="Barlow Condensed Medium" w:eastAsia="華康細黑體" w:hAnsi="Barlow Condensed Medium" w:cs="微軟正黑體"/>
-          <w:w w:val="70"/>
+          <w:w w:val="75"/>
           <w:sz w:val="26"/>
           <w:szCs w:val="26"/>
         </w:rPr>
@@ -27869,756 +27399,153 @@
       <w:r>
         <w:rPr>
           <w:rFonts w:ascii="Barlow Condensed Medium" w:eastAsia="華康儷中黑" w:hAnsi="Barlow Condensed Medium" w:hint="eastAsia"/>
-          <w:w w:val="70"/>
+          <w:w w:val="75"/>
           <w:sz w:val="26"/>
           <w:szCs w:val="26"/>
         </w:rPr>
-        <w:t>亞</w:t>
-      </w:r>
-      <w:proofErr w:type="gramStart"/>
+        <w:t>歷代志用</w:t>
+      </w:r>
       <w:r>
         <w:rPr>
           <w:rFonts w:ascii="Barlow Condensed Medium" w:eastAsia="華康儷中黑" w:hAnsi="Barlow Condensed Medium" w:hint="eastAsia"/>
-          <w:w w:val="70"/>
+          <w:w w:val="75"/>
           <w:sz w:val="26"/>
           <w:szCs w:val="26"/>
         </w:rPr>
-        <w:t>述王因為古實</w:t>
-      </w:r>
-      <w:proofErr w:type="gramEnd"/>
+        <w:t>8</w:t>
+      </w:r>
       <w:r>
         <w:rPr>
           <w:rFonts w:ascii="Barlow Condensed Medium" w:eastAsia="華康儷中黑" w:hAnsi="Barlow Condensed Medium" w:hint="eastAsia"/>
-          <w:w w:val="70"/>
+          <w:w w:val="75"/>
           <w:sz w:val="26"/>
           <w:szCs w:val="26"/>
         </w:rPr>
-        <w:t>(</w:t>
-      </w:r>
-      <w:r>
-        <w:rPr>
-          <w:rFonts w:ascii="Barlow Condensed Medium" w:eastAsia="華康儷中黑" w:hAnsi="Barlow Condensed Medium" w:hint="eastAsia"/>
-          <w:w w:val="70"/>
+        <w:t>章篇幅的家譜作為起頭有其時代意義。一般認為是在以色列人被擄回歸之後由以斯拉所編寫。家譜就成了極重要的身分認同和權利保障的文件。</w:t>
+      </w:r>
+      <w:r>
+        <w:rPr>
+          <w:rFonts w:ascii="Barlow Condensed Medium" w:eastAsia="華康細黑體" w:hAnsi="Barlow Condensed Medium" w:cs="微軟正黑體" w:hint="eastAsia"/>
+          <w:w w:val="75"/>
           <w:sz w:val="26"/>
           <w:szCs w:val="26"/>
         </w:rPr>
-        <w:t>埃及王</w:t>
-      </w:r>
-      <w:r>
-        <w:rPr>
-          <w:rFonts w:ascii="Barlow Condensed Medium" w:eastAsia="華康儷中黑" w:hAnsi="Barlow Condensed Medium" w:hint="eastAsia"/>
-          <w:w w:val="70"/>
+        <w:t>對於一個失去身分的人要重返自己的故鄉和族人的社會，證明身分成了一件重要的事。而以色列人在被擄</w:t>
+      </w:r>
+      <w:r>
+        <w:rPr>
+          <w:rFonts w:ascii="Barlow Condensed Medium" w:eastAsia="華康細黑體" w:hAnsi="Barlow Condensed Medium" w:cs="微軟正黑體" w:hint="eastAsia"/>
+          <w:w w:val="75"/>
           <w:sz w:val="26"/>
           <w:szCs w:val="26"/>
         </w:rPr>
-        <w:t>)</w:t>
-      </w:r>
-      <w:r>
-        <w:rPr>
-          <w:rFonts w:ascii="Barlow Condensed Medium" w:eastAsia="華康儷中黑" w:hAnsi="Barlow Condensed Medium" w:hint="eastAsia"/>
-          <w:w w:val="70"/>
+        <w:t>70</w:t>
+      </w:r>
+      <w:r>
+        <w:rPr>
+          <w:rFonts w:ascii="Barlow Condensed Medium" w:eastAsia="華康細黑體" w:hAnsi="Barlow Condensed Medium" w:cs="微軟正黑體" w:hint="eastAsia"/>
+          <w:w w:val="75"/>
           <w:sz w:val="26"/>
           <w:szCs w:val="26"/>
         </w:rPr>
-        <w:t>軍隊的牽制，希望耶路撒冷快快投降，兩次派人去</w:t>
-      </w:r>
-      <w:proofErr w:type="gramStart"/>
-      <w:r>
-        <w:rPr>
-          <w:rFonts w:ascii="Barlow Condensed Medium" w:eastAsia="華康儷中黑" w:hAnsi="Barlow Condensed Medium" w:hint="eastAsia"/>
-          <w:w w:val="70"/>
-          <w:sz w:val="26"/>
-          <w:szCs w:val="26"/>
-        </w:rPr>
-        <w:t>勸降希西家</w:t>
-      </w:r>
-      <w:proofErr w:type="gramEnd"/>
-      <w:r>
-        <w:rPr>
-          <w:rFonts w:ascii="Barlow Condensed Medium" w:eastAsia="華康儷中黑" w:hAnsi="Barlow Condensed Medium" w:hint="eastAsia"/>
-          <w:w w:val="70"/>
-          <w:sz w:val="26"/>
-          <w:szCs w:val="26"/>
-        </w:rPr>
-        <w:t>。前次想搧動人民，這次辱罵　神，就是希望耶路撒冷不攻自破。</w:t>
-      </w:r>
-      <w:r>
-        <w:rPr>
-          <w:rFonts w:ascii="Barlow Condensed Medium" w:eastAsia="華康細黑體" w:hAnsi="Barlow Condensed Medium" w:cs="微軟正黑體" w:hint="eastAsia"/>
-          <w:w w:val="70"/>
-          <w:sz w:val="26"/>
-          <w:szCs w:val="26"/>
-        </w:rPr>
-        <w:t>列王記下</w:t>
-      </w:r>
-      <w:r>
-        <w:rPr>
-          <w:rFonts w:ascii="Barlow Condensed Medium" w:eastAsia="華康細黑體" w:hAnsi="Barlow Condensed Medium" w:cs="微軟正黑體" w:hint="eastAsia"/>
-          <w:w w:val="70"/>
-          <w:sz w:val="26"/>
-          <w:szCs w:val="26"/>
-        </w:rPr>
-        <w:t>卷</w:t>
-      </w:r>
-      <w:r>
-        <w:rPr>
-          <w:rFonts w:ascii="Barlow Condensed Medium" w:eastAsia="華康細黑體" w:hAnsi="Barlow Condensed Medium" w:cs="微軟正黑體" w:hint="eastAsia"/>
-          <w:w w:val="70"/>
-          <w:sz w:val="26"/>
-          <w:szCs w:val="26"/>
-        </w:rPr>
-        <w:t>18</w:t>
-      </w:r>
-      <w:r>
-        <w:rPr>
-          <w:rFonts w:ascii="Barlow Condensed Medium" w:eastAsia="華康細黑體" w:hAnsi="Barlow Condensed Medium" w:cs="微軟正黑體" w:hint="eastAsia"/>
-          <w:w w:val="70"/>
-          <w:sz w:val="26"/>
-          <w:szCs w:val="26"/>
-        </w:rPr>
-        <w:t>章</w:t>
-      </w:r>
-      <w:r>
-        <w:rPr>
-          <w:rFonts w:ascii="Barlow Condensed Medium" w:eastAsia="華康細黑體" w:hAnsi="Barlow Condensed Medium" w:cs="微軟正黑體" w:hint="eastAsia"/>
-          <w:w w:val="70"/>
-          <w:sz w:val="26"/>
-          <w:szCs w:val="26"/>
-        </w:rPr>
-        <w:t>13</w:t>
-      </w:r>
-      <w:r>
-        <w:rPr>
-          <w:rFonts w:ascii="Barlow Condensed Medium" w:eastAsia="華康細黑體" w:hAnsi="Barlow Condensed Medium" w:cs="微軟正黑體" w:hint="eastAsia"/>
-          <w:w w:val="70"/>
-          <w:sz w:val="26"/>
-          <w:szCs w:val="26"/>
-        </w:rPr>
-        <w:t>節記載亞</w:t>
-      </w:r>
-      <w:proofErr w:type="gramStart"/>
-      <w:r>
-        <w:rPr>
-          <w:rFonts w:ascii="Barlow Condensed Medium" w:eastAsia="華康細黑體" w:hAnsi="Barlow Condensed Medium" w:cs="微軟正黑體" w:hint="eastAsia"/>
-          <w:w w:val="70"/>
-          <w:sz w:val="26"/>
-          <w:szCs w:val="26"/>
-        </w:rPr>
-        <w:t>述王西拿基立在希西</w:t>
-      </w:r>
-      <w:proofErr w:type="gramEnd"/>
-      <w:r>
-        <w:rPr>
-          <w:rFonts w:ascii="Barlow Condensed Medium" w:eastAsia="華康細黑體" w:hAnsi="Barlow Condensed Medium" w:cs="微軟正黑體" w:hint="eastAsia"/>
-          <w:w w:val="70"/>
-          <w:sz w:val="26"/>
-          <w:szCs w:val="26"/>
-        </w:rPr>
-        <w:t>家</w:t>
-      </w:r>
-      <w:r>
-        <w:rPr>
-          <w:rFonts w:ascii="Barlow Condensed Medium" w:eastAsia="華康細黑體" w:hAnsi="Barlow Condensed Medium" w:cs="微軟正黑體" w:hint="eastAsia"/>
-          <w:w w:val="70"/>
-          <w:sz w:val="26"/>
-          <w:szCs w:val="26"/>
-        </w:rPr>
-        <w:t>14</w:t>
-      </w:r>
-      <w:r>
-        <w:rPr>
-          <w:rFonts w:ascii="Barlow Condensed Medium" w:eastAsia="華康細黑體" w:hAnsi="Barlow Condensed Medium" w:cs="微軟正黑體" w:hint="eastAsia"/>
-          <w:w w:val="70"/>
-          <w:sz w:val="26"/>
-          <w:szCs w:val="26"/>
-        </w:rPr>
-        <w:t>年第一次圍困耶路撒冷。希西家用</w:t>
-      </w:r>
-      <w:r>
-        <w:rPr>
-          <w:rFonts w:ascii="Barlow Condensed Medium" w:eastAsia="華康細黑體" w:hAnsi="Barlow Condensed Medium" w:cs="微軟正黑體" w:hint="eastAsia"/>
-          <w:w w:val="70"/>
-          <w:sz w:val="26"/>
-          <w:szCs w:val="26"/>
-        </w:rPr>
-        <w:t>300</w:t>
-      </w:r>
-      <w:r>
-        <w:rPr>
-          <w:rFonts w:ascii="Barlow Condensed Medium" w:eastAsia="華康細黑體" w:hAnsi="Barlow Condensed Medium" w:cs="微軟正黑體" w:hint="eastAsia"/>
-          <w:w w:val="70"/>
-          <w:sz w:val="26"/>
-          <w:szCs w:val="26"/>
-        </w:rPr>
-        <w:t>他連得</w:t>
-      </w:r>
-      <w:r>
-        <w:rPr>
-          <w:rFonts w:ascii="Barlow Condensed Medium" w:eastAsia="華康細黑體" w:hAnsi="Barlow Condensed Medium" w:cs="微軟正黑體" w:hint="eastAsia"/>
-          <w:w w:val="70"/>
-          <w:sz w:val="26"/>
-          <w:szCs w:val="26"/>
-        </w:rPr>
-        <w:t>(10</w:t>
-      </w:r>
-      <w:r>
-        <w:rPr>
-          <w:rFonts w:ascii="Barlow Condensed Medium" w:eastAsia="華康細黑體" w:hAnsi="Barlow Condensed Medium" w:cs="微軟正黑體" w:hint="eastAsia"/>
-          <w:w w:val="70"/>
-          <w:sz w:val="26"/>
-          <w:szCs w:val="26"/>
-        </w:rPr>
-        <w:t>噸</w:t>
-      </w:r>
-      <w:r>
-        <w:rPr>
-          <w:rFonts w:ascii="Barlow Condensed Medium" w:eastAsia="華康細黑體" w:hAnsi="Barlow Condensed Medium" w:cs="微軟正黑體" w:hint="eastAsia"/>
-          <w:w w:val="70"/>
-          <w:sz w:val="26"/>
-          <w:szCs w:val="26"/>
-        </w:rPr>
-        <w:t>)</w:t>
-      </w:r>
-      <w:r>
-        <w:rPr>
-          <w:rFonts w:ascii="Barlow Condensed Medium" w:eastAsia="華康細黑體" w:hAnsi="Barlow Condensed Medium" w:cs="微軟正黑體" w:hint="eastAsia"/>
-          <w:w w:val="70"/>
-          <w:sz w:val="26"/>
-          <w:szCs w:val="26"/>
-        </w:rPr>
-        <w:t>的銀子和</w:t>
-      </w:r>
-      <w:r>
-        <w:rPr>
-          <w:rFonts w:ascii="Barlow Condensed Medium" w:eastAsia="華康細黑體" w:hAnsi="Barlow Condensed Medium" w:cs="微軟正黑體" w:hint="eastAsia"/>
-          <w:w w:val="70"/>
-          <w:sz w:val="26"/>
-          <w:szCs w:val="26"/>
-        </w:rPr>
-        <w:t>30</w:t>
-      </w:r>
-      <w:r>
-        <w:rPr>
-          <w:rFonts w:ascii="Barlow Condensed Medium" w:eastAsia="華康細黑體" w:hAnsi="Barlow Condensed Medium" w:cs="微軟正黑體" w:hint="eastAsia"/>
-          <w:w w:val="70"/>
-          <w:sz w:val="26"/>
-          <w:szCs w:val="26"/>
-        </w:rPr>
-        <w:t>他連得</w:t>
-      </w:r>
-      <w:r>
-        <w:rPr>
-          <w:rFonts w:ascii="Barlow Condensed Medium" w:eastAsia="華康細黑體" w:hAnsi="Barlow Condensed Medium" w:cs="微軟正黑體" w:hint="eastAsia"/>
-          <w:w w:val="70"/>
-          <w:sz w:val="26"/>
-          <w:szCs w:val="26"/>
-        </w:rPr>
-        <w:t>(1</w:t>
-      </w:r>
-      <w:r>
-        <w:rPr>
-          <w:rFonts w:ascii="Barlow Condensed Medium" w:eastAsia="華康細黑體" w:hAnsi="Barlow Condensed Medium" w:cs="微軟正黑體" w:hint="eastAsia"/>
-          <w:w w:val="70"/>
-          <w:sz w:val="26"/>
-          <w:szCs w:val="26"/>
-        </w:rPr>
-        <w:t>噸</w:t>
-      </w:r>
-      <w:r>
-        <w:rPr>
-          <w:rFonts w:ascii="Barlow Condensed Medium" w:eastAsia="華康細黑體" w:hAnsi="Barlow Condensed Medium" w:cs="微軟正黑體" w:hint="eastAsia"/>
-          <w:w w:val="70"/>
-          <w:sz w:val="26"/>
-          <w:szCs w:val="26"/>
-        </w:rPr>
-        <w:t>)</w:t>
-      </w:r>
-      <w:r>
-        <w:rPr>
-          <w:rFonts w:ascii="Barlow Condensed Medium" w:eastAsia="華康細黑體" w:hAnsi="Barlow Condensed Medium" w:cs="微軟正黑體" w:hint="eastAsia"/>
-          <w:w w:val="70"/>
-          <w:sz w:val="26"/>
-          <w:szCs w:val="26"/>
-        </w:rPr>
-        <w:t>的金子，甚至加上自己的女兒，才讓亞述退兵。亞述同時還帶走了</w:t>
-      </w:r>
-      <w:r>
-        <w:rPr>
-          <w:rFonts w:ascii="Barlow Condensed Medium" w:eastAsia="華康細黑體" w:hAnsi="Barlow Condensed Medium" w:cs="微軟正黑體" w:hint="eastAsia"/>
-          <w:w w:val="70"/>
-          <w:sz w:val="26"/>
-          <w:szCs w:val="26"/>
-        </w:rPr>
-        <w:t>20</w:t>
-      </w:r>
-      <w:r>
-        <w:rPr>
-          <w:rFonts w:ascii="Barlow Condensed Medium" w:eastAsia="華康細黑體" w:hAnsi="Barlow Condensed Medium" w:cs="微軟正黑體" w:hint="eastAsia"/>
-          <w:w w:val="70"/>
-          <w:sz w:val="26"/>
-          <w:szCs w:val="26"/>
-        </w:rPr>
-        <w:t>萬的俘擄。又接著</w:t>
-      </w:r>
-      <w:r>
-        <w:rPr>
-          <w:rFonts w:ascii="Barlow Condensed Medium" w:eastAsia="華康細黑體" w:hAnsi="Barlow Condensed Medium" w:cs="微軟正黑體" w:hint="eastAsia"/>
-          <w:w w:val="70"/>
-          <w:sz w:val="26"/>
-          <w:szCs w:val="26"/>
-        </w:rPr>
-        <w:t>18</w:t>
-      </w:r>
-      <w:r>
-        <w:rPr>
-          <w:rFonts w:ascii="Barlow Condensed Medium" w:eastAsia="華康細黑體" w:hAnsi="Barlow Condensed Medium" w:cs="微軟正黑體" w:hint="eastAsia"/>
-          <w:w w:val="70"/>
-          <w:sz w:val="26"/>
-          <w:szCs w:val="26"/>
-        </w:rPr>
-        <w:t>章</w:t>
-      </w:r>
-      <w:proofErr w:type="gramStart"/>
-      <w:r>
-        <w:rPr>
-          <w:rFonts w:ascii="Barlow Condensed Medium" w:eastAsia="華康細黑體" w:hAnsi="Barlow Condensed Medium" w:cs="微軟正黑體" w:hint="eastAsia"/>
-          <w:w w:val="70"/>
-          <w:sz w:val="26"/>
-          <w:szCs w:val="26"/>
-        </w:rPr>
-        <w:t>17</w:t>
-      </w:r>
-      <w:r>
-        <w:rPr>
-          <w:rFonts w:ascii="Barlow Condensed Medium" w:eastAsia="華康細黑體" w:hAnsi="Barlow Condensed Medium" w:cs="微軟正黑體" w:hint="eastAsia"/>
-          <w:w w:val="70"/>
-          <w:sz w:val="26"/>
-          <w:szCs w:val="26"/>
-        </w:rPr>
-        <w:t>節說的是</w:t>
-      </w:r>
-      <w:proofErr w:type="gramEnd"/>
-      <w:r>
-        <w:rPr>
-          <w:rFonts w:ascii="Barlow Condensed Medium" w:eastAsia="華康細黑體" w:hAnsi="Barlow Condensed Medium" w:cs="微軟正黑體" w:hint="eastAsia"/>
-          <w:w w:val="70"/>
-          <w:sz w:val="26"/>
-          <w:szCs w:val="26"/>
-        </w:rPr>
-        <w:t>亞述第二次出兵猶大，是在</w:t>
-      </w:r>
-      <w:r>
-        <w:rPr>
-          <w:rFonts w:ascii="Barlow Condensed Medium" w:eastAsia="華康細黑體" w:hAnsi="Barlow Condensed Medium" w:cs="微軟正黑體" w:hint="eastAsia"/>
-          <w:w w:val="70"/>
-          <w:sz w:val="26"/>
-          <w:szCs w:val="26"/>
-        </w:rPr>
-        <w:t>13</w:t>
-      </w:r>
-      <w:r>
-        <w:rPr>
-          <w:rFonts w:ascii="Barlow Condensed Medium" w:eastAsia="華康細黑體" w:hAnsi="Barlow Condensed Medium" w:cs="微軟正黑體" w:hint="eastAsia"/>
-          <w:w w:val="70"/>
-          <w:sz w:val="26"/>
-          <w:szCs w:val="26"/>
-        </w:rPr>
-        <w:t>年後了。</w:t>
-      </w:r>
-      <w:proofErr w:type="gramStart"/>
-      <w:r>
-        <w:rPr>
-          <w:rFonts w:ascii="Barlow Condensed Medium" w:eastAsia="華康細黑體" w:hAnsi="Barlow Condensed Medium" w:cs="微軟正黑體" w:hint="eastAsia"/>
-          <w:w w:val="70"/>
-          <w:sz w:val="26"/>
-          <w:szCs w:val="26"/>
-        </w:rPr>
-        <w:t>亞述王自己</w:t>
-      </w:r>
-      <w:proofErr w:type="gramEnd"/>
-      <w:r>
-        <w:rPr>
-          <w:rFonts w:ascii="Barlow Condensed Medium" w:eastAsia="華康細黑體" w:hAnsi="Barlow Condensed Medium" w:cs="微軟正黑體" w:hint="eastAsia"/>
-          <w:w w:val="70"/>
-          <w:sz w:val="26"/>
-          <w:szCs w:val="26"/>
-        </w:rPr>
-        <w:t>守在吉拉，第一次派三員大將率大軍去招降希西家。拉伯沙基其實是職稱，是戰地指揮官。用猶大人的語言叫囂，說希西</w:t>
-      </w:r>
-      <w:proofErr w:type="gramStart"/>
-      <w:r>
-        <w:rPr>
-          <w:rFonts w:ascii="Barlow Condensed Medium" w:eastAsia="華康細黑體" w:hAnsi="Barlow Condensed Medium" w:cs="微軟正黑體" w:hint="eastAsia"/>
-          <w:w w:val="70"/>
-          <w:sz w:val="26"/>
-          <w:szCs w:val="26"/>
-        </w:rPr>
-        <w:t>家廢去丘壇</w:t>
-      </w:r>
-      <w:proofErr w:type="gramEnd"/>
-      <w:r>
-        <w:rPr>
-          <w:rFonts w:ascii="Barlow Condensed Medium" w:eastAsia="華康細黑體" w:hAnsi="Barlow Condensed Medium" w:cs="微軟正黑體" w:hint="eastAsia"/>
-          <w:w w:val="70"/>
-          <w:sz w:val="26"/>
-          <w:szCs w:val="26"/>
-        </w:rPr>
-        <w:t>的偶像，叫人民單單敬拜耶和華就能得勝，是欺騙了他們。是想分裂猶大人，讓他們失去抵抗的意志。第二次又派人直接送信給希西家。</w:t>
-      </w:r>
-      <w:r>
-        <w:rPr>
-          <w:rFonts w:ascii="Barlow Condensed Medium" w:eastAsia="華康細黑體" w:hAnsi="Barlow Condensed Medium" w:cs="微軟正黑體" w:hint="eastAsia"/>
-          <w:w w:val="70"/>
-          <w:sz w:val="26"/>
-          <w:szCs w:val="26"/>
-        </w:rPr>
-        <w:t>警告</w:t>
-      </w:r>
-      <w:r>
-        <w:rPr>
-          <w:rFonts w:ascii="Barlow Condensed Medium" w:eastAsia="華康細黑體" w:hAnsi="Barlow Condensed Medium" w:cs="微軟正黑體" w:hint="eastAsia"/>
-          <w:w w:val="70"/>
-          <w:sz w:val="26"/>
-          <w:szCs w:val="26"/>
-        </w:rPr>
-        <w:t>他等不到埃及的援軍，也等不到　神的幫助。其實是，</w:t>
-      </w:r>
-      <w:proofErr w:type="gramStart"/>
-      <w:r>
-        <w:rPr>
-          <w:rFonts w:ascii="Barlow Condensed Medium" w:eastAsia="華康細黑體" w:hAnsi="Barlow Condensed Medium" w:cs="微軟正黑體" w:hint="eastAsia"/>
-          <w:w w:val="70"/>
-          <w:sz w:val="26"/>
-          <w:szCs w:val="26"/>
-        </w:rPr>
-        <w:t>西拿基立急</w:t>
-      </w:r>
-      <w:proofErr w:type="gramEnd"/>
-      <w:r>
-        <w:rPr>
-          <w:rFonts w:ascii="Barlow Condensed Medium" w:eastAsia="華康細黑體" w:hAnsi="Barlow Condensed Medium" w:cs="微軟正黑體" w:hint="eastAsia"/>
-          <w:w w:val="70"/>
-          <w:sz w:val="26"/>
-          <w:szCs w:val="26"/>
-        </w:rPr>
-        <w:t>著要回去對付更大的敵人，猶大已不成氣候，降不降已不重要，打了也得不了利益。就像最近有個廣告叫台灣人要躺平一樣，因為攻心為上，敵人就可以不戰而勝。出賣主權的和平是假象，敵人只會要的更多。</w:t>
+        <w:t>年後，受准許重返應許之地迦南，就是這樣的處境。又在過去的時代，家族其實是一個生活的保護網，特別是在培養和照顧新生代。對人類文明而言，有歷史記憶和文化傳承的功能，又對以色列人而言，則是　神的百姓和聖約的信仰的傳承者。又在人類歷史中，以血源為中心的民族主義一直都是政治統治的工具。反觀，在基督的信仰介入人類的歷史之後，成為　神兒女的身分更高於人類的血源的身分。人因此被解放，就是人可以用自己的意志和信仰來決定自己的身分。</w:t>
       </w:r>
     </w:p>
     <w:p>
       <w:pPr>
         <w:kinsoku w:val="0"/>
         <w:snapToGrid w:val="0"/>
-        <w:spacing w:afterLines="50" w:after="165" w:line="290" w:lineRule="exact"/>
+        <w:spacing w:afterLines="50" w:after="165" w:line="300" w:lineRule="exact"/>
         <w:jc w:val="both"/>
         <w:rPr>
           <w:rFonts w:ascii="Barlow Condensed Medium" w:eastAsia="華康細黑體" w:hAnsi="Barlow Condensed Medium" w:cs="微軟正黑體"/>
-          <w:w w:val="70"/>
+          <w:w w:val="75"/>
           <w:sz w:val="26"/>
           <w:szCs w:val="26"/>
         </w:rPr>
       </w:pPr>
-      <w:proofErr w:type="gramStart"/>
       <w:r>
         <w:rPr>
           <w:rFonts w:ascii="Barlow Condensed Medium" w:eastAsia="華康儷中黑" w:hAnsi="Barlow Condensed Medium" w:hint="eastAsia"/>
-          <w:w w:val="70"/>
+          <w:w w:val="75"/>
           <w:sz w:val="26"/>
           <w:szCs w:val="26"/>
         </w:rPr>
-        <w:t>亞述軍壓境</w:t>
-      </w:r>
-      <w:proofErr w:type="gramEnd"/>
-      <w:r>
-        <w:rPr>
-          <w:rFonts w:ascii="Barlow Condensed Medium" w:eastAsia="華康儷中黑" w:hAnsi="Barlow Condensed Medium" w:hint="eastAsia"/>
-          <w:w w:val="70"/>
+        <w:t>這份家譜不但記錄了歷史，更包含當時他們所認識世界地理。同時，對希伯來人而言，這些希伯來文的人名本身是有意義的，就如同是一本希伯來文的字典。</w:t>
+      </w:r>
+      <w:r>
+        <w:rPr>
+          <w:rFonts w:ascii="Barlow Condensed Medium" w:eastAsia="華康細黑體" w:hAnsi="Barlow Condensed Medium" w:cs="微軟正黑體" w:hint="eastAsia"/>
+          <w:w w:val="75"/>
           <w:sz w:val="26"/>
           <w:szCs w:val="26"/>
         </w:rPr>
-        <w:t>的現實，讓希西家如同難產的婦人，無能為力。見老先知以賽亞以求問　神的心意。　神預言攻破</w:t>
-      </w:r>
-      <w:proofErr w:type="gramStart"/>
-      <w:r>
-        <w:rPr>
-          <w:rFonts w:ascii="Barlow Condensed Medium" w:eastAsia="華康儷中黑" w:hAnsi="Barlow Condensed Medium" w:hint="eastAsia"/>
-          <w:w w:val="70"/>
+        <w:t>一代一代的間隔就是歷史前進的腳步。經文中，誰生誰，又誰是誰之子、誰之祖的述敘，有的可能是相隔數代的記憶。有可能是已經被遺忘，也有可能是為了湊整數，像七、十四、七十等，只保存重要的人。又像以大衛王朝為中心的地理觀和　神由一人造出全人類的世界觀，繞著兩河流域、阿拉伯半島到北非，甚至更遠的國度，都是同出於亞當和挪亞的後代。最後是要問這麼長的族譜怎麼記得住。對我們而言，譯音沒有意義，加上中文是以字的圖形記憶為主；因為聽到音，我們還要分辨出是哪個字。沒有關聯性是記憶找不回來。而對希伯來人而言，示珊是高貴的意思，亞來是「啊！但願！」</w:t>
+      </w:r>
+      <w:r>
+        <w:rPr>
+          <w:rFonts w:ascii="Barlow Condensed Medium" w:eastAsia="華康細黑體" w:hAnsi="Barlow Condensed Medium" w:cs="微軟正黑體" w:hint="eastAsia"/>
+          <w:w w:val="75"/>
           <w:sz w:val="26"/>
           <w:szCs w:val="26"/>
         </w:rPr>
-        <w:t>亞述王的</w:t>
-      </w:r>
-      <w:proofErr w:type="gramEnd"/>
-      <w:r>
-        <w:rPr>
-          <w:rFonts w:ascii="Barlow Condensed Medium" w:eastAsia="華康儷中黑" w:hAnsi="Barlow Condensed Medium" w:hint="eastAsia"/>
-          <w:w w:val="70"/>
+        <w:t>(</w:t>
+      </w:r>
+      <w:r>
+        <w:rPr>
+          <w:rFonts w:ascii="Barlow Condensed Medium" w:eastAsia="華康細黑體" w:hAnsi="Barlow Condensed Medium" w:cs="微軟正黑體" w:hint="eastAsia"/>
+          <w:w w:val="75"/>
           <w:sz w:val="26"/>
           <w:szCs w:val="26"/>
         </w:rPr>
-        <w:t>心，榮耀自己。希西家則禱告告白信仰。</w:t>
+        <w:t>可能是示珊的孫子或女兒</w:t>
       </w:r>
       <w:r>
         <w:rPr>
           <w:rFonts w:ascii="Barlow Condensed Medium" w:eastAsia="華康細黑體" w:hAnsi="Barlow Condensed Medium" w:cs="微軟正黑體" w:hint="eastAsia"/>
-          <w:w w:val="70"/>
+          <w:w w:val="75"/>
           <w:sz w:val="26"/>
           <w:szCs w:val="26"/>
         </w:rPr>
-        <w:t>亞述軍事帝國的生存之道就是以戰養戰，就是無止盡的掠奪和剝削。然而，面對亞述大軍壓境的</w:t>
+        <w:t xml:space="preserve">) </w:t>
       </w:r>
       <w:r>
         <w:rPr>
           <w:rFonts w:ascii="Barlow Condensed Medium" w:eastAsia="華康細黑體" w:hAnsi="Barlow Condensed Medium" w:cs="微軟正黑體" w:hint="eastAsia"/>
-          <w:w w:val="70"/>
+          <w:w w:val="75"/>
           <w:sz w:val="26"/>
           <w:szCs w:val="26"/>
         </w:rPr>
-        <w:t>脅迫</w:t>
-      </w:r>
-      <w:r>
-        <w:rPr>
-          <w:rFonts w:ascii="Barlow Condensed Medium" w:eastAsia="華康細黑體" w:hAnsi="Barlow Condensed Medium" w:cs="微軟正黑體" w:hint="eastAsia"/>
-          <w:w w:val="70"/>
+        <w:t>耶哈是掃除的月份，亞太是適合的，拿單是賜予者，撒拔是他贈與</w:t>
+      </w:r>
+      <w:r>
+        <w:rPr>
+          <w:rFonts w:ascii="Barlow Condensed Medium" w:eastAsia="華康細黑體" w:hAnsi="Barlow Condensed Medium" w:cs="微軟正黑體"/>
+          <w:w w:val="75"/>
           <w:sz w:val="26"/>
           <w:szCs w:val="26"/>
         </w:rPr>
-        <w:t>招降，猶大卻無能為力。早先，　神賜福希西家，讓他有力量能打敗非利士人，又能聯合埃及人一起對抗亞述，但是卻失敗了。這無法用人的力量戰勝的</w:t>
+        <w:t>…</w:t>
       </w:r>
       <w:r>
         <w:rPr>
           <w:rFonts w:ascii="Barlow Condensed Medium" w:eastAsia="華康細黑體" w:hAnsi="Barlow Condensed Medium" w:cs="微軟正黑體" w:hint="eastAsia"/>
-          <w:w w:val="70"/>
+          <w:w w:val="75"/>
           <w:sz w:val="26"/>
           <w:szCs w:val="26"/>
         </w:rPr>
-        <w:t xml:space="preserve">敵人使希西家醒悟。回轉尋求　神的指示。而當時老邁的先知以賽亞再次宣告　神的預言，就是　神在未來已經預見和成就的事。就是　</w:t>
-      </w:r>
-      <w:proofErr w:type="gramStart"/>
-      <w:r>
-        <w:rPr>
-          <w:rFonts w:ascii="Barlow Condensed Medium" w:eastAsia="華康細黑體" w:hAnsi="Barlow Condensed Medium" w:cs="微軟正黑體" w:hint="eastAsia"/>
-          <w:w w:val="70"/>
-          <w:sz w:val="26"/>
-          <w:szCs w:val="26"/>
-        </w:rPr>
-        <w:t>神要以</w:t>
-      </w:r>
-      <w:proofErr w:type="gramEnd"/>
-      <w:r>
-        <w:rPr>
-          <w:rFonts w:ascii="Barlow Condensed Medium" w:eastAsia="華康細黑體" w:hAnsi="Barlow Condensed Medium" w:cs="微軟正黑體" w:hint="eastAsia"/>
-          <w:w w:val="70"/>
-          <w:sz w:val="26"/>
-          <w:szCs w:val="26"/>
-        </w:rPr>
-        <w:t>其人之道還治其人之身，用不安和猜忌的靈攻破</w:t>
-      </w:r>
-      <w:proofErr w:type="gramStart"/>
-      <w:r>
-        <w:rPr>
-          <w:rFonts w:ascii="Barlow Condensed Medium" w:eastAsia="華康細黑體" w:hAnsi="Barlow Condensed Medium" w:cs="微軟正黑體" w:hint="eastAsia"/>
-          <w:w w:val="70"/>
-          <w:sz w:val="26"/>
-          <w:szCs w:val="26"/>
-        </w:rPr>
-        <w:t>亞述王的</w:t>
-      </w:r>
-      <w:proofErr w:type="gramEnd"/>
-      <w:r>
-        <w:rPr>
-          <w:rFonts w:ascii="Barlow Condensed Medium" w:eastAsia="華康細黑體" w:hAnsi="Barlow Condensed Medium" w:cs="微軟正黑體" w:hint="eastAsia"/>
-          <w:w w:val="70"/>
-          <w:sz w:val="26"/>
-          <w:szCs w:val="26"/>
-        </w:rPr>
-        <w:t>心。不但讓他退兵，同時他要一去不返。因此，當</w:t>
-      </w:r>
-      <w:proofErr w:type="gramStart"/>
-      <w:r>
-        <w:rPr>
-          <w:rFonts w:ascii="Barlow Condensed Medium" w:eastAsia="華康細黑體" w:hAnsi="Barlow Condensed Medium" w:cs="微軟正黑體" w:hint="eastAsia"/>
-          <w:w w:val="70"/>
-          <w:sz w:val="26"/>
-          <w:szCs w:val="26"/>
-        </w:rPr>
-        <w:t>亞述人極盡</w:t>
-      </w:r>
-      <w:proofErr w:type="gramEnd"/>
-      <w:r>
-        <w:rPr>
-          <w:rFonts w:ascii="Barlow Condensed Medium" w:eastAsia="華康細黑體" w:hAnsi="Barlow Condensed Medium" w:cs="微軟正黑體" w:hint="eastAsia"/>
-          <w:w w:val="70"/>
-          <w:sz w:val="26"/>
-          <w:szCs w:val="26"/>
-        </w:rPr>
-        <w:t>言詞地嘲笑他的　神和他的信心，他仍然保守自己的心。他在禱告</w:t>
-      </w:r>
-      <w:proofErr w:type="gramStart"/>
-      <w:r>
-        <w:rPr>
-          <w:rFonts w:ascii="Barlow Condensed Medium" w:eastAsia="華康細黑體" w:hAnsi="Barlow Condensed Medium" w:cs="微軟正黑體" w:hint="eastAsia"/>
-          <w:w w:val="70"/>
-          <w:sz w:val="26"/>
-          <w:szCs w:val="26"/>
-        </w:rPr>
-        <w:t>中說到</w:t>
-      </w:r>
-      <w:proofErr w:type="gramEnd"/>
-      <w:r>
-        <w:rPr>
-          <w:rFonts w:ascii="Barlow Condensed Medium" w:eastAsia="華康細黑體" w:hAnsi="Barlow Condensed Medium" w:cs="微軟正黑體" w:hint="eastAsia"/>
-          <w:w w:val="70"/>
-          <w:sz w:val="26"/>
-          <w:szCs w:val="26"/>
-        </w:rPr>
-        <w:t>，是　神借用亞述的力量來消滅諸國的偶像，因為它們是假的神明。但是，他仍告白說，耶和華是創造和永生的真神，</w:t>
-      </w:r>
-      <w:proofErr w:type="gramStart"/>
-      <w:r>
-        <w:rPr>
-          <w:rFonts w:ascii="Barlow Condensed Medium" w:eastAsia="華康細黑體" w:hAnsi="Barlow Condensed Medium" w:cs="微軟正黑體" w:hint="eastAsia"/>
-          <w:w w:val="70"/>
-          <w:sz w:val="26"/>
-          <w:szCs w:val="26"/>
-        </w:rPr>
-        <w:t>呼求　神救</w:t>
-      </w:r>
-      <w:proofErr w:type="gramEnd"/>
-      <w:r>
-        <w:rPr>
-          <w:rFonts w:ascii="Barlow Condensed Medium" w:eastAsia="華康細黑體" w:hAnsi="Barlow Condensed Medium" w:cs="微軟正黑體" w:hint="eastAsia"/>
-          <w:w w:val="70"/>
-          <w:sz w:val="26"/>
-          <w:szCs w:val="26"/>
-        </w:rPr>
-        <w:t>他脫離亞述的手，讓天下萬國都</w:t>
-      </w:r>
-      <w:r>
-        <w:rPr>
-          <w:rFonts w:ascii="Barlow Condensed Medium" w:eastAsia="華康細黑體" w:hAnsi="Barlow Condensed Medium" w:cs="微軟正黑體" w:hint="eastAsia"/>
-          <w:w w:val="70"/>
-          <w:sz w:val="26"/>
-          <w:szCs w:val="26"/>
-        </w:rPr>
-        <w:t>認</w:t>
-      </w:r>
-      <w:r>
-        <w:rPr>
-          <w:rFonts w:ascii="Barlow Condensed Medium" w:eastAsia="華康細黑體" w:hAnsi="Barlow Condensed Medium" w:cs="微軟正黑體" w:hint="eastAsia"/>
-          <w:w w:val="70"/>
-          <w:sz w:val="26"/>
-          <w:szCs w:val="26"/>
-        </w:rPr>
-        <w:t>識</w:t>
-      </w:r>
-      <w:proofErr w:type="gramStart"/>
-      <w:r>
-        <w:rPr>
-          <w:rFonts w:ascii="Barlow Condensed Medium" w:eastAsia="華康細黑體" w:hAnsi="Barlow Condensed Medium" w:cs="微軟正黑體" w:hint="eastAsia"/>
-          <w:w w:val="70"/>
-          <w:sz w:val="26"/>
-          <w:szCs w:val="26"/>
-        </w:rPr>
-        <w:t>祂</w:t>
-      </w:r>
-      <w:proofErr w:type="gramEnd"/>
-      <w:r>
-        <w:rPr>
-          <w:rFonts w:ascii="Barlow Condensed Medium" w:eastAsia="華康細黑體" w:hAnsi="Barlow Condensed Medium" w:cs="微軟正黑體" w:hint="eastAsia"/>
-          <w:w w:val="70"/>
-          <w:sz w:val="26"/>
-          <w:szCs w:val="26"/>
-        </w:rPr>
-        <w:t xml:space="preserve">是唯一的真神。因為信心，　</w:t>
-      </w:r>
-      <w:proofErr w:type="gramStart"/>
-      <w:r>
-        <w:rPr>
-          <w:rFonts w:ascii="Barlow Condensed Medium" w:eastAsia="華康細黑體" w:hAnsi="Barlow Condensed Medium" w:cs="微軟正黑體" w:hint="eastAsia"/>
-          <w:w w:val="70"/>
-          <w:sz w:val="26"/>
-          <w:szCs w:val="26"/>
-        </w:rPr>
-        <w:t>神讓希西</w:t>
-      </w:r>
-      <w:proofErr w:type="gramEnd"/>
-      <w:r>
-        <w:rPr>
-          <w:rFonts w:ascii="Barlow Condensed Medium" w:eastAsia="華康細黑體" w:hAnsi="Barlow Condensed Medium" w:cs="微軟正黑體" w:hint="eastAsia"/>
-          <w:w w:val="70"/>
-          <w:sz w:val="26"/>
-          <w:szCs w:val="26"/>
-        </w:rPr>
-        <w:t>家見證了</w:t>
-      </w:r>
-      <w:proofErr w:type="gramStart"/>
-      <w:r>
-        <w:rPr>
-          <w:rFonts w:ascii="Barlow Condensed Medium" w:eastAsia="華康細黑體" w:hAnsi="Barlow Condensed Medium" w:cs="微軟正黑體" w:hint="eastAsia"/>
-          <w:w w:val="70"/>
-          <w:sz w:val="26"/>
-          <w:szCs w:val="26"/>
-        </w:rPr>
-        <w:t>祂</w:t>
-      </w:r>
-      <w:proofErr w:type="gramEnd"/>
-      <w:r>
-        <w:rPr>
-          <w:rFonts w:ascii="Barlow Condensed Medium" w:eastAsia="華康細黑體" w:hAnsi="Barlow Condensed Medium" w:cs="微軟正黑體" w:hint="eastAsia"/>
-          <w:w w:val="70"/>
-          <w:sz w:val="26"/>
-          <w:szCs w:val="26"/>
-        </w:rPr>
-        <w:t>的預言，讓</w:t>
-      </w:r>
-      <w:proofErr w:type="gramStart"/>
-      <w:r>
-        <w:rPr>
-          <w:rFonts w:ascii="Barlow Condensed Medium" w:eastAsia="華康細黑體" w:hAnsi="Barlow Condensed Medium" w:cs="微軟正黑體" w:hint="eastAsia"/>
-          <w:w w:val="70"/>
-          <w:sz w:val="26"/>
-          <w:szCs w:val="26"/>
-        </w:rPr>
-        <w:t>亞述王不再</w:t>
-      </w:r>
-      <w:proofErr w:type="gramEnd"/>
-      <w:r>
-        <w:rPr>
-          <w:rFonts w:ascii="Barlow Condensed Medium" w:eastAsia="華康細黑體" w:hAnsi="Barlow Condensed Medium" w:cs="微軟正黑體" w:hint="eastAsia"/>
-          <w:w w:val="70"/>
-          <w:sz w:val="26"/>
-          <w:szCs w:val="26"/>
-        </w:rPr>
-        <w:t>回來，又讓他重病痊癒，延壽</w:t>
-      </w:r>
-      <w:r>
-        <w:rPr>
-          <w:rFonts w:ascii="Barlow Condensed Medium" w:eastAsia="華康細黑體" w:hAnsi="Barlow Condensed Medium" w:cs="微軟正黑體" w:hint="eastAsia"/>
-          <w:w w:val="70"/>
-          <w:sz w:val="26"/>
-          <w:szCs w:val="26"/>
-        </w:rPr>
-        <w:t>15</w:t>
-      </w:r>
-      <w:r>
-        <w:rPr>
-          <w:rFonts w:ascii="Barlow Condensed Medium" w:eastAsia="華康細黑體" w:hAnsi="Barlow Condensed Medium" w:cs="微軟正黑體" w:hint="eastAsia"/>
-          <w:w w:val="70"/>
-          <w:sz w:val="26"/>
-          <w:szCs w:val="26"/>
-        </w:rPr>
-        <w:t>年。</w:t>
+        <w:t>等等。有意義的名字，加上數目和家族排列的先後，就會讓記憶有索引可以找回來。</w:t>
       </w:r>
     </w:p>
     <w:p>
       <w:pPr>
         <w:kinsoku w:val="0"/>
         <w:snapToGrid w:val="0"/>
-        <w:spacing w:afterLines="50" w:after="165" w:line="290" w:lineRule="exact"/>
+        <w:spacing w:afterLines="50" w:after="165" w:line="300" w:lineRule="exact"/>
         <w:jc w:val="both"/>
         <w:rPr>
           <w:rFonts w:ascii="Barlow Condensed Medium" w:eastAsia="華康細黑體" w:hAnsi="Barlow Condensed Medium" w:cs="微軟正黑體"/>
-          <w:w w:val="70"/>
+          <w:w w:val="75"/>
           <w:sz w:val="26"/>
           <w:szCs w:val="26"/>
         </w:rPr>
@@ -28626,402 +27553,30 @@
       <w:r>
         <w:rPr>
           <w:rFonts w:ascii="Barlow Condensed Medium" w:eastAsia="華康儷中黑" w:hAnsi="Barlow Condensed Medium" w:hint="eastAsia"/>
-          <w:w w:val="70"/>
+          <w:w w:val="75"/>
           <w:sz w:val="26"/>
           <w:szCs w:val="26"/>
         </w:rPr>
-        <w:t>天使神兵無法預期的力量，讓</w:t>
-      </w:r>
-      <w:proofErr w:type="gramStart"/>
-      <w:r>
-        <w:rPr>
-          <w:rFonts w:ascii="Barlow Condensed Medium" w:eastAsia="華康儷中黑" w:hAnsi="Barlow Condensed Medium" w:hint="eastAsia"/>
-          <w:w w:val="70"/>
+        <w:t>雖然最後會歸向大衛家族，但是詳細記載各家的族譜，代表　神給以色列的祝福和救贖是不會遺忘任何人的。甚至那些沒有兒子傳後的家族，　神仍賜福。</w:t>
+      </w:r>
+      <w:r>
+        <w:rPr>
+          <w:rFonts w:ascii="Barlow Condensed Medium" w:eastAsia="華康細黑體" w:hAnsi="Barlow Condensed Medium" w:cs="微軟正黑體" w:hint="eastAsia"/>
+          <w:w w:val="75"/>
           <w:sz w:val="26"/>
           <w:szCs w:val="26"/>
         </w:rPr>
-        <w:t>亞述軍元氣</w:t>
-      </w:r>
-      <w:proofErr w:type="gramEnd"/>
-      <w:r>
-        <w:rPr>
-          <w:rFonts w:ascii="Barlow Condensed Medium" w:eastAsia="華康儷中黑" w:hAnsi="Barlow Condensed Medium" w:hint="eastAsia"/>
-          <w:w w:val="70"/>
-          <w:sz w:val="26"/>
-          <w:szCs w:val="26"/>
-        </w:rPr>
-        <w:t>大傷。加上亞</w:t>
-      </w:r>
-      <w:proofErr w:type="gramStart"/>
-      <w:r>
-        <w:rPr>
-          <w:rFonts w:ascii="Barlow Condensed Medium" w:eastAsia="華康儷中黑" w:hAnsi="Barlow Condensed Medium" w:hint="eastAsia"/>
-          <w:w w:val="70"/>
-          <w:sz w:val="26"/>
-          <w:szCs w:val="26"/>
-        </w:rPr>
-        <w:t>述王西拿基立</w:t>
-      </w:r>
-      <w:proofErr w:type="gramEnd"/>
-      <w:r>
-        <w:rPr>
-          <w:rFonts w:ascii="Barlow Condensed Medium" w:eastAsia="華康儷中黑" w:hAnsi="Barlow Condensed Medium" w:hint="eastAsia"/>
-          <w:w w:val="70"/>
-          <w:sz w:val="26"/>
-          <w:szCs w:val="26"/>
-        </w:rPr>
-        <w:t>憂心叛變而搬師回朝。此後轉往東方與巴比倫、</w:t>
-      </w:r>
-      <w:proofErr w:type="gramStart"/>
-      <w:r>
-        <w:rPr>
-          <w:rFonts w:ascii="Barlow Condensed Medium" w:eastAsia="華康儷中黑" w:hAnsi="Barlow Condensed Medium" w:hint="eastAsia"/>
-          <w:w w:val="70"/>
-          <w:sz w:val="26"/>
-          <w:szCs w:val="26"/>
-        </w:rPr>
-        <w:t>以攔爭戰</w:t>
-      </w:r>
-      <w:proofErr w:type="gramEnd"/>
-      <w:r>
-        <w:rPr>
-          <w:rFonts w:ascii="Barlow Condensed Medium" w:eastAsia="華康儷中黑" w:hAnsi="Barlow Condensed Medium" w:hint="eastAsia"/>
-          <w:w w:val="70"/>
-          <w:sz w:val="26"/>
-          <w:szCs w:val="26"/>
-        </w:rPr>
-        <w:t>。他的心憂心失去權勢的力量。</w:t>
-      </w:r>
-      <w:proofErr w:type="gramStart"/>
-      <w:r>
-        <w:rPr>
-          <w:rFonts w:ascii="Barlow Condensed Medium" w:eastAsia="華康細黑體" w:hAnsi="Barlow Condensed Medium" w:cs="微軟正黑體" w:hint="eastAsia"/>
-          <w:w w:val="70"/>
-          <w:sz w:val="26"/>
-          <w:szCs w:val="26"/>
-        </w:rPr>
-        <w:t>亞述軍損失</w:t>
-      </w:r>
-      <w:proofErr w:type="gramEnd"/>
-      <w:r>
-        <w:rPr>
-          <w:rFonts w:ascii="Barlow Condensed Medium" w:eastAsia="華康細黑體" w:hAnsi="Barlow Condensed Medium" w:cs="微軟正黑體" w:hint="eastAsia"/>
-          <w:w w:val="70"/>
-          <w:sz w:val="26"/>
-          <w:szCs w:val="26"/>
-        </w:rPr>
-        <w:t>18</w:t>
-      </w:r>
-      <w:r>
-        <w:rPr>
-          <w:rFonts w:ascii="Barlow Condensed Medium" w:eastAsia="華康細黑體" w:hAnsi="Barlow Condensed Medium" w:cs="微軟正黑體" w:hint="eastAsia"/>
-          <w:w w:val="70"/>
-          <w:sz w:val="26"/>
-          <w:szCs w:val="26"/>
-        </w:rPr>
-        <w:t>萬</w:t>
-      </w:r>
-      <w:r>
-        <w:rPr>
-          <w:rFonts w:ascii="Barlow Condensed Medium" w:eastAsia="華康細黑體" w:hAnsi="Barlow Condensed Medium" w:cs="微軟正黑體" w:hint="eastAsia"/>
-          <w:w w:val="70"/>
-          <w:sz w:val="26"/>
-          <w:szCs w:val="26"/>
-        </w:rPr>
-        <w:t>5</w:t>
-      </w:r>
-      <w:r>
-        <w:rPr>
-          <w:rFonts w:ascii="Barlow Condensed Medium" w:eastAsia="華康細黑體" w:hAnsi="Barlow Condensed Medium" w:cs="微軟正黑體" w:hint="eastAsia"/>
-          <w:w w:val="70"/>
-          <w:sz w:val="26"/>
-          <w:szCs w:val="26"/>
-        </w:rPr>
-        <w:t>千人是極驚人的數目。為了證明這事件的真實性，有人找到亞述的歷史記文件，</w:t>
-      </w:r>
-      <w:proofErr w:type="gramStart"/>
-      <w:r>
-        <w:rPr>
-          <w:rFonts w:ascii="Barlow Condensed Medium" w:eastAsia="華康細黑體" w:hAnsi="Barlow Condensed Medium" w:cs="微軟正黑體" w:hint="eastAsia"/>
-          <w:w w:val="70"/>
-          <w:sz w:val="26"/>
-          <w:szCs w:val="26"/>
-        </w:rPr>
-        <w:t>說西拿</w:t>
-      </w:r>
-      <w:r>
-        <w:rPr>
-          <w:rFonts w:ascii="Barlow Condensed Medium" w:eastAsia="華康細黑體" w:hAnsi="Barlow Condensed Medium" w:cs="微軟正黑體" w:hint="eastAsia"/>
-          <w:w w:val="70"/>
-          <w:sz w:val="26"/>
-          <w:szCs w:val="26"/>
-        </w:rPr>
-        <w:t>基立</w:t>
-      </w:r>
-      <w:proofErr w:type="gramEnd"/>
-      <w:r>
-        <w:rPr>
-          <w:rFonts w:ascii="Barlow Condensed Medium" w:eastAsia="華康細黑體" w:hAnsi="Barlow Condensed Medium" w:cs="微軟正黑體" w:hint="eastAsia"/>
-          <w:w w:val="70"/>
-          <w:sz w:val="26"/>
-          <w:szCs w:val="26"/>
-        </w:rPr>
-        <w:t>退兵是因為老鼠帶來災禍。</w:t>
-      </w:r>
-      <w:proofErr w:type="gramStart"/>
-      <w:r>
-        <w:rPr>
-          <w:rFonts w:ascii="Barlow Condensed Medium" w:eastAsia="華康細黑體" w:hAnsi="Barlow Condensed Medium" w:cs="微軟正黑體" w:hint="eastAsia"/>
-          <w:w w:val="70"/>
-          <w:sz w:val="26"/>
-          <w:szCs w:val="26"/>
-        </w:rPr>
-        <w:t>有人說是鼠疫</w:t>
-      </w:r>
-      <w:proofErr w:type="gramEnd"/>
-      <w:r>
-        <w:rPr>
-          <w:rFonts w:ascii="Barlow Condensed Medium" w:eastAsia="華康細黑體" w:hAnsi="Barlow Condensed Medium" w:cs="微軟正黑體" w:hint="eastAsia"/>
-          <w:w w:val="70"/>
-          <w:sz w:val="26"/>
-          <w:szCs w:val="26"/>
-        </w:rPr>
-        <w:t>在軍隊中傳染，又有人說</w:t>
-      </w:r>
-      <w:r>
-        <w:rPr>
-          <w:rFonts w:ascii="Barlow Condensed Medium" w:eastAsia="華康細黑體" w:hAnsi="Barlow Condensed Medium" w:cs="微軟正黑體" w:hint="eastAsia"/>
-          <w:w w:val="70"/>
-          <w:sz w:val="26"/>
-          <w:szCs w:val="26"/>
-        </w:rPr>
-        <w:t>瘟疫不可能這麼快死這麼多人，是大量的老鼠破壞軍械和糧草，而讓埃及的軍隊能重</w:t>
-      </w:r>
-      <w:proofErr w:type="gramStart"/>
-      <w:r>
-        <w:rPr>
-          <w:rFonts w:ascii="Barlow Condensed Medium" w:eastAsia="華康細黑體" w:hAnsi="Barlow Condensed Medium" w:cs="微軟正黑體" w:hint="eastAsia"/>
-          <w:w w:val="70"/>
-          <w:sz w:val="26"/>
-          <w:szCs w:val="26"/>
-        </w:rPr>
-        <w:t>擊亞述軍</w:t>
-      </w:r>
-      <w:proofErr w:type="gramEnd"/>
-      <w:r>
-        <w:rPr>
-          <w:rFonts w:ascii="Barlow Condensed Medium" w:eastAsia="華康細黑體" w:hAnsi="Barlow Condensed Medium" w:cs="微軟正黑體" w:hint="eastAsia"/>
-          <w:w w:val="70"/>
-          <w:sz w:val="26"/>
-          <w:szCs w:val="26"/>
-        </w:rPr>
-        <w:t>，讓</w:t>
-      </w:r>
-      <w:proofErr w:type="gramStart"/>
-      <w:r>
-        <w:rPr>
-          <w:rFonts w:ascii="Barlow Condensed Medium" w:eastAsia="華康細黑體" w:hAnsi="Barlow Condensed Medium" w:cs="微軟正黑體" w:hint="eastAsia"/>
-          <w:w w:val="70"/>
-          <w:sz w:val="26"/>
-          <w:szCs w:val="26"/>
-        </w:rPr>
-        <w:t>亞述軍雖然</w:t>
-      </w:r>
-      <w:proofErr w:type="gramEnd"/>
-      <w:r>
-        <w:rPr>
-          <w:rFonts w:ascii="Barlow Condensed Medium" w:eastAsia="華康細黑體" w:hAnsi="Barlow Condensed Medium" w:cs="微軟正黑體" w:hint="eastAsia"/>
-          <w:w w:val="70"/>
-          <w:sz w:val="26"/>
-          <w:szCs w:val="26"/>
-        </w:rPr>
-        <w:t>勝了卻是慘勝。就是</w:t>
-      </w:r>
-      <w:proofErr w:type="gramStart"/>
-      <w:r>
-        <w:rPr>
-          <w:rFonts w:ascii="Barlow Condensed Medium" w:eastAsia="華康細黑體" w:hAnsi="Barlow Condensed Medium" w:cs="微軟正黑體" w:hint="eastAsia"/>
-          <w:w w:val="70"/>
-          <w:sz w:val="26"/>
-          <w:szCs w:val="26"/>
-        </w:rPr>
-        <w:t>亞述王從</w:t>
-      </w:r>
-      <w:proofErr w:type="gramEnd"/>
-      <w:r>
-        <w:rPr>
-          <w:rFonts w:ascii="Barlow Condensed Medium" w:eastAsia="華康細黑體" w:hAnsi="Barlow Condensed Medium" w:cs="微軟正黑體" w:hint="eastAsia"/>
-          <w:w w:val="70"/>
-          <w:sz w:val="26"/>
-          <w:szCs w:val="26"/>
-        </w:rPr>
-        <w:t>拉吉轉戰立拿的時候，</w:t>
-      </w:r>
-      <w:proofErr w:type="gramStart"/>
-      <w:r>
-        <w:rPr>
-          <w:rFonts w:ascii="Barlow Condensed Medium" w:eastAsia="華康細黑體" w:hAnsi="Barlow Condensed Medium" w:cs="微軟正黑體" w:hint="eastAsia"/>
-          <w:w w:val="70"/>
-          <w:sz w:val="26"/>
-          <w:szCs w:val="26"/>
-        </w:rPr>
-        <w:t>而古實就是</w:t>
-      </w:r>
-      <w:proofErr w:type="gramEnd"/>
-      <w:r>
-        <w:rPr>
-          <w:rFonts w:ascii="Barlow Condensed Medium" w:eastAsia="華康細黑體" w:hAnsi="Barlow Condensed Medium" w:cs="微軟正黑體" w:hint="eastAsia"/>
-          <w:w w:val="70"/>
-          <w:sz w:val="26"/>
-          <w:szCs w:val="26"/>
-        </w:rPr>
-        <w:t>尼羅河上游的上埃及。</w:t>
-      </w:r>
-      <w:proofErr w:type="gramStart"/>
-      <w:r>
-        <w:rPr>
-          <w:rFonts w:ascii="Barlow Condensed Medium" w:eastAsia="華康細黑體" w:hAnsi="Barlow Condensed Medium" w:cs="微軟正黑體" w:hint="eastAsia"/>
-          <w:w w:val="70"/>
-          <w:sz w:val="26"/>
-          <w:szCs w:val="26"/>
-        </w:rPr>
-        <w:t>亞述軍曾</w:t>
-      </w:r>
-      <w:proofErr w:type="gramEnd"/>
-      <w:r>
-        <w:rPr>
-          <w:rFonts w:ascii="Barlow Condensed Medium" w:eastAsia="華康細黑體" w:hAnsi="Barlow Condensed Medium" w:cs="微軟正黑體" w:hint="eastAsia"/>
-          <w:w w:val="70"/>
-          <w:sz w:val="26"/>
-          <w:szCs w:val="26"/>
-        </w:rPr>
-        <w:t>攻入埃及，埃及</w:t>
-      </w:r>
-      <w:r>
-        <w:rPr>
-          <w:rFonts w:ascii="Barlow Condensed Medium" w:eastAsia="華康細黑體" w:hAnsi="Barlow Condensed Medium" w:cs="微軟正黑體" w:hint="eastAsia"/>
-          <w:w w:val="70"/>
-          <w:sz w:val="26"/>
-          <w:szCs w:val="26"/>
-        </w:rPr>
-        <w:t>人</w:t>
-      </w:r>
-      <w:r>
-        <w:rPr>
-          <w:rFonts w:ascii="Barlow Condensed Medium" w:eastAsia="華康細黑體" w:hAnsi="Barlow Condensed Medium" w:cs="微軟正黑體" w:hint="eastAsia"/>
-          <w:w w:val="70"/>
-          <w:sz w:val="26"/>
-          <w:szCs w:val="26"/>
-        </w:rPr>
-        <w:t>就退</w:t>
-      </w:r>
-      <w:proofErr w:type="gramStart"/>
-      <w:r>
-        <w:rPr>
-          <w:rFonts w:ascii="Barlow Condensed Medium" w:eastAsia="華康細黑體" w:hAnsi="Barlow Condensed Medium" w:cs="微軟正黑體" w:hint="eastAsia"/>
-          <w:w w:val="70"/>
-          <w:sz w:val="26"/>
-          <w:szCs w:val="26"/>
-        </w:rPr>
-        <w:t>到古實</w:t>
-      </w:r>
-      <w:proofErr w:type="gramEnd"/>
-      <w:r>
-        <w:rPr>
-          <w:rFonts w:ascii="Barlow Condensed Medium" w:eastAsia="華康細黑體" w:hAnsi="Barlow Condensed Medium" w:cs="微軟正黑體" w:hint="eastAsia"/>
-          <w:w w:val="70"/>
-          <w:sz w:val="26"/>
-          <w:szCs w:val="26"/>
-        </w:rPr>
-        <w:t>。所以，這位</w:t>
-      </w:r>
-      <w:proofErr w:type="gramStart"/>
-      <w:r>
-        <w:rPr>
-          <w:rFonts w:ascii="Barlow Condensed Medium" w:eastAsia="華康細黑體" w:hAnsi="Barlow Condensed Medium" w:cs="微軟正黑體" w:hint="eastAsia"/>
-          <w:w w:val="70"/>
-          <w:sz w:val="26"/>
-          <w:szCs w:val="26"/>
-        </w:rPr>
-        <w:t>古實王特哈加</w:t>
-      </w:r>
-      <w:proofErr w:type="gramEnd"/>
-      <w:r>
-        <w:rPr>
-          <w:rFonts w:ascii="Barlow Condensed Medium" w:eastAsia="華康細黑體" w:hAnsi="Barlow Condensed Medium" w:cs="微軟正黑體" w:hint="eastAsia"/>
-          <w:w w:val="70"/>
-          <w:sz w:val="26"/>
-          <w:szCs w:val="26"/>
-        </w:rPr>
-        <w:t>就是埃及的王儲。</w:t>
-      </w:r>
-      <w:proofErr w:type="gramStart"/>
-      <w:r>
-        <w:rPr>
-          <w:rFonts w:ascii="Barlow Condensed Medium" w:eastAsia="華康細黑體" w:hAnsi="Barlow Condensed Medium" w:cs="微軟正黑體" w:hint="eastAsia"/>
-          <w:w w:val="70"/>
-          <w:sz w:val="26"/>
-          <w:szCs w:val="26"/>
-        </w:rPr>
-        <w:t>總之，</w:t>
-      </w:r>
-      <w:proofErr w:type="gramEnd"/>
-      <w:r>
-        <w:rPr>
-          <w:rFonts w:ascii="Barlow Condensed Medium" w:eastAsia="華康細黑體" w:hAnsi="Barlow Condensed Medium" w:cs="微軟正黑體" w:hint="eastAsia"/>
-          <w:w w:val="70"/>
-          <w:sz w:val="26"/>
-          <w:szCs w:val="26"/>
-        </w:rPr>
-        <w:t>亞述軍隊損傷太大，不得不退兵。同時，　神在東方和王城尼</w:t>
-      </w:r>
-      <w:proofErr w:type="gramStart"/>
-      <w:r>
-        <w:rPr>
-          <w:rFonts w:ascii="Barlow Condensed Medium" w:eastAsia="華康細黑體" w:hAnsi="Barlow Condensed Medium" w:cs="微軟正黑體" w:hint="eastAsia"/>
-          <w:w w:val="70"/>
-          <w:sz w:val="26"/>
-          <w:szCs w:val="26"/>
-        </w:rPr>
-        <w:t>尼微都</w:t>
-      </w:r>
-      <w:proofErr w:type="gramEnd"/>
-      <w:r>
-        <w:rPr>
-          <w:rFonts w:ascii="Barlow Condensed Medium" w:eastAsia="華康細黑體" w:hAnsi="Barlow Condensed Medium" w:cs="微軟正黑體" w:hint="eastAsia"/>
-          <w:w w:val="70"/>
-          <w:sz w:val="26"/>
-          <w:szCs w:val="26"/>
-        </w:rPr>
-        <w:t>興起了新的敵人。因為，亞述相信軍事力量能掌控一切，所以他害怕的是</w:t>
-      </w:r>
-      <w:r>
-        <w:rPr>
-          <w:rFonts w:ascii="Barlow Condensed Medium" w:eastAsia="華康細黑體" w:hAnsi="Barlow Condensed Medium" w:cs="微軟正黑體" w:hint="eastAsia"/>
-          <w:w w:val="70"/>
-          <w:sz w:val="26"/>
-          <w:szCs w:val="26"/>
-        </w:rPr>
-        <w:t>出現</w:t>
-      </w:r>
-      <w:r>
-        <w:rPr>
-          <w:rFonts w:ascii="Barlow Condensed Medium" w:eastAsia="華康細黑體" w:hAnsi="Barlow Condensed Medium" w:cs="微軟正黑體" w:hint="eastAsia"/>
-          <w:w w:val="70"/>
-          <w:sz w:val="26"/>
-          <w:szCs w:val="26"/>
-        </w:rPr>
-        <w:t>更強的軍事力量。這一切逃不出人為財死、鳥為食亡的道理。這就是說，人要明辨心所想望的，是會救他或是殺他。</w:t>
+        <w:t>大衛是在希斯崙的兒子蘭的支系中。而希斯崙的長子耶拉蔑則是另一個支系，其實都只留下名字，很少出現什麼大作為的。但是每一個名字都很重要，因為這些名字將所有的族人圈在一起。整體而言，就是把亞伯拉罕的子孫，所有的以色列人都圈在一個　神的選民的祝福之中。有名字，就代表他不會被人遺忘，更不會被　神遺忘。又說到耶拉蔑這一支有什麼特別的呢？就是他的後代中有三人，西列、益帖和示珊都沒有兒子可繼承家業。也就是就由兒子傳承族長的傳統被沒有兒子中斷了。解決的辨法就是傳給女婿，等於是傳給女兒，或是傳給僕人，不一定要娶女兒。這就打破了血源的迷思，也就是說，家族能否繼續興旺才是最重要的考量，而優秀的族長與血源沒有直接的關係。想想教會的傳承也是這樣，要脫離家族的思維，傳承信仰和事奉的典範才是要務。</w:t>
       </w:r>
     </w:p>
     <w:p>
       <w:pPr>
         <w:kinsoku w:val="0"/>
         <w:snapToGrid w:val="0"/>
-        <w:spacing w:afterLines="50" w:after="165" w:line="290" w:lineRule="exact"/>
+        <w:spacing w:afterLines="50" w:after="165" w:line="300" w:lineRule="exact"/>
         <w:rPr>
           <w:rFonts w:ascii="Cambria" w:eastAsia="華康細黑體" w:hAnsi="Cambria" w:cs="Cambria"/>
-          <w:w w:val="70"/>
+          <w:w w:val="75"/>
           <w:sz w:val="26"/>
           <w:szCs w:val="26"/>
         </w:rPr>
@@ -29029,7 +27584,7 @@
       <w:r>
         <w:rPr>
           <w:rFonts w:ascii="Barlow Condensed Medium" w:eastAsia="華康儷中黑" w:hAnsi="Barlow Condensed Medium" w:cs="新細明體"/>
-          <w:w w:val="70"/>
+          <w:w w:val="75"/>
           <w:sz w:val="26"/>
           <w:szCs w:val="26"/>
         </w:rPr>
@@ -29038,183 +27593,112 @@
       <w:r>
         <w:rPr>
           <w:rFonts w:ascii="Barlow Condensed Medium" w:eastAsia="華康儷中黑" w:hAnsi="Barlow Condensed Medium" w:cs="新細明體" w:hint="eastAsia"/>
-          <w:w w:val="70"/>
+          <w:w w:val="75"/>
           <w:sz w:val="26"/>
           <w:szCs w:val="26"/>
         </w:rPr>
-        <w:t>保守你的心勝過</w:t>
-      </w:r>
-      <w:proofErr w:type="gramStart"/>
-      <w:r>
-        <w:rPr>
-          <w:rFonts w:ascii="Barlow Condensed Medium" w:eastAsia="華康儷中黑" w:hAnsi="Barlow Condensed Medium" w:cs="新細明體" w:hint="eastAsia"/>
-          <w:w w:val="70"/>
+        <w:t>耶穌有兩份家譜</w:t>
+      </w:r>
+      <w:r>
+        <w:rPr>
+          <w:rFonts w:ascii="Barlow Condensed Medium" w:eastAsia="華康儷中黑" w:hAnsi="Barlow Condensed Medium" w:cs="新細明體"/>
+          <w:w w:val="75"/>
           <w:sz w:val="26"/>
           <w:szCs w:val="26"/>
         </w:rPr>
-        <w:t>一切</w:t>
-      </w:r>
-      <w:r>
-        <w:rPr>
-          <w:rFonts w:ascii="Barlow Condensed Medium" w:eastAsia="華康儷中黑" w:hAnsi="Barlow Condensed Medium" w:cs="新細明體"/>
-          <w:w w:val="70"/>
+        <w:t>＞</w:t>
+      </w:r>
+      <w:r>
+        <w:rPr>
+          <w:rFonts w:ascii="Cambria" w:eastAsia="華康細黑體" w:hAnsi="Cambria" w:cs="Cambria" w:hint="eastAsia"/>
+          <w:w w:val="75"/>
           <w:sz w:val="26"/>
           <w:szCs w:val="26"/>
         </w:rPr>
-        <w:t>＞</w:t>
-      </w:r>
-      <w:proofErr w:type="gramEnd"/>
+        <w:t>馬太福音記載耶穌的家譜</w:t>
+      </w:r>
       <w:r>
         <w:rPr>
           <w:rFonts w:ascii="Cambria" w:eastAsia="華康細黑體" w:hAnsi="Cambria" w:cs="Cambria" w:hint="eastAsia"/>
-          <w:w w:val="70"/>
+          <w:w w:val="75"/>
           <w:sz w:val="26"/>
           <w:szCs w:val="26"/>
         </w:rPr>
-        <w:t>箴言</w:t>
-      </w:r>
-      <w:r>
-        <w:rPr>
-          <w:rFonts w:ascii="Cambria" w:eastAsia="華康細黑體" w:hAnsi="Cambria" w:cs="Cambria"/>
-          <w:w w:val="70"/>
+        <w:t>(</w:t>
+      </w:r>
+      <w:r>
+        <w:rPr>
+          <w:rFonts w:ascii="Cambria" w:eastAsia="華康細黑體" w:hAnsi="Cambria" w:cs="Cambria" w:hint="eastAsia"/>
+          <w:w w:val="75"/>
           <w:sz w:val="26"/>
           <w:szCs w:val="26"/>
         </w:rPr>
-        <w:t>4</w:t>
+        <w:t>太</w:t>
       </w:r>
       <w:r>
         <w:rPr>
           <w:rFonts w:ascii="Cambria" w:eastAsia="華康細黑體" w:hAnsi="Cambria" w:cs="Cambria" w:hint="eastAsia"/>
-          <w:w w:val="70"/>
+          <w:w w:val="75"/>
           <w:sz w:val="26"/>
           <w:szCs w:val="26"/>
         </w:rPr>
-        <w:t>章</w:t>
-      </w:r>
-      <w:r>
-        <w:rPr>
-          <w:rFonts w:ascii="Cambria" w:eastAsia="華康細黑體" w:hAnsi="Cambria" w:cs="Cambria"/>
-          <w:w w:val="70"/>
+        <w:t>1:1-16)</w:t>
+      </w:r>
+      <w:r>
+        <w:rPr>
+          <w:rFonts w:ascii="Cambria" w:eastAsia="華康細黑體" w:hAnsi="Cambria" w:cs="Cambria" w:hint="eastAsia"/>
+          <w:w w:val="75"/>
           <w:sz w:val="26"/>
           <w:szCs w:val="26"/>
         </w:rPr>
-        <w:t>23</w:t>
+        <w:t>是由亞伯拉罕往後推。一直到大衛生所羅門，所羅門生羅波安，再一直到雅各生約瑟，而約瑟是耶穌在世上的代理父親。另外一個家譜是記載在路加福音</w:t>
       </w:r>
       <w:r>
         <w:rPr>
           <w:rFonts w:ascii="Cambria" w:eastAsia="華康細黑體" w:hAnsi="Cambria" w:cs="Cambria" w:hint="eastAsia"/>
-          <w:w w:val="70"/>
+          <w:w w:val="75"/>
           <w:sz w:val="26"/>
           <w:szCs w:val="26"/>
         </w:rPr>
-        <w:t>節說：「要保守你心，勝過保守一切，因為生命的泉源由心發出。」因為人之所以活，就是可以用心衡量是非對錯、輕重緩急，和事物的價值和真偽；同時追求和實踐心所認定的一切價值。甚至能悔改和重新出發。最近，美軍願意花四億美金救回一個落入敵境的飛行武器官，讓全世界的軍隊都驚醒了。極權國家，</w:t>
-      </w:r>
-      <w:proofErr w:type="gramStart"/>
+        <w:t>(</w:t>
+      </w:r>
       <w:r>
         <w:rPr>
           <w:rFonts w:ascii="Cambria" w:eastAsia="華康細黑體" w:hAnsi="Cambria" w:cs="Cambria" w:hint="eastAsia"/>
-          <w:w w:val="70"/>
+          <w:w w:val="75"/>
           <w:sz w:val="26"/>
           <w:szCs w:val="26"/>
         </w:rPr>
-        <w:t>用聖戰</w:t>
-      </w:r>
-      <w:proofErr w:type="gramEnd"/>
+        <w:t>路</w:t>
+      </w:r>
       <w:r>
         <w:rPr>
           <w:rFonts w:ascii="Cambria" w:eastAsia="華康細黑體" w:hAnsi="Cambria" w:cs="Cambria" w:hint="eastAsia"/>
-          <w:w w:val="70"/>
+          <w:w w:val="75"/>
           <w:sz w:val="26"/>
           <w:szCs w:val="26"/>
         </w:rPr>
-        <w:t>之名，</w:t>
-      </w:r>
-      <w:proofErr w:type="gramStart"/>
+        <w:t>3:23-38)</w:t>
+      </w:r>
       <w:r>
         <w:rPr>
           <w:rFonts w:ascii="Cambria" w:eastAsia="華康細黑體" w:hAnsi="Cambria" w:cs="Cambria" w:hint="eastAsia"/>
-          <w:w w:val="70"/>
+          <w:w w:val="75"/>
           <w:sz w:val="26"/>
           <w:szCs w:val="26"/>
         </w:rPr>
-        <w:t>半灌迷</w:t>
-      </w:r>
-      <w:proofErr w:type="gramEnd"/>
-      <w:r>
-        <w:rPr>
-          <w:rFonts w:ascii="Cambria" w:eastAsia="華康細黑體" w:hAnsi="Cambria" w:cs="Cambria" w:hint="eastAsia"/>
-          <w:w w:val="70"/>
-          <w:sz w:val="26"/>
-          <w:szCs w:val="26"/>
-        </w:rPr>
-        <w:t>湯、半脅迫地叫年青人成為自殺炸彈。用國家大愛之名，發給士兵一人一個遙控炸彈頭盔，當他失踪的時候，他的長官會按下按鈕，幫助他為國壯烈犧牲。意思是，一個根本不在乎自己人的死活的軍隊，怎麼可能在乎他們打的戰是不是正義、理性且有人性的。美軍在二戰之後，為了成為世界警察，經歷長久痛苦所領悟出一個能凝聚戰鬥團體的人性光明價值，就是絕不丟下任何</w:t>
-      </w:r>
-      <w:r>
-        <w:rPr>
-          <w:rFonts w:ascii="Cambria" w:eastAsia="華康細黑體" w:hAnsi="Cambria" w:cs="Cambria" w:hint="eastAsia"/>
-          <w:w w:val="70"/>
-          <w:sz w:val="26"/>
-          <w:szCs w:val="26"/>
-        </w:rPr>
-        <w:t>人。軍人服從命令，不能選擇任務，但是他們仍</w:t>
-      </w:r>
-      <w:proofErr w:type="gramStart"/>
-      <w:r>
-        <w:rPr>
-          <w:rFonts w:ascii="Cambria" w:eastAsia="華康細黑體" w:hAnsi="Cambria" w:cs="Cambria" w:hint="eastAsia"/>
-          <w:w w:val="70"/>
-          <w:sz w:val="26"/>
-          <w:szCs w:val="26"/>
-        </w:rPr>
-        <w:t>可以活得有</w:t>
-      </w:r>
-      <w:proofErr w:type="gramEnd"/>
-      <w:r>
-        <w:rPr>
-          <w:rFonts w:ascii="Cambria" w:eastAsia="華康細黑體" w:hAnsi="Cambria" w:cs="Cambria" w:hint="eastAsia"/>
-          <w:w w:val="70"/>
-          <w:sz w:val="26"/>
-          <w:szCs w:val="26"/>
-        </w:rPr>
-        <w:t>人性。</w:t>
-      </w:r>
-      <w:r>
-        <w:rPr>
-          <w:rFonts w:ascii="Cambria" w:eastAsia="華康細黑體" w:hAnsi="Cambria" w:cs="Cambria" w:hint="eastAsia"/>
-          <w:w w:val="70"/>
-          <w:sz w:val="26"/>
-          <w:szCs w:val="26"/>
-        </w:rPr>
-        <w:t>守護正義，或是守護獨裁者的利益，這下人的心</w:t>
-      </w:r>
-      <w:r>
-        <w:rPr>
-          <w:rFonts w:ascii="Cambria" w:eastAsia="華康細黑體" w:hAnsi="Cambria" w:cs="Cambria" w:hint="eastAsia"/>
-          <w:w w:val="70"/>
-          <w:sz w:val="26"/>
-          <w:szCs w:val="26"/>
-        </w:rPr>
-        <w:t>都會</w:t>
-      </w:r>
-      <w:r>
-        <w:rPr>
-          <w:rFonts w:ascii="Cambria" w:eastAsia="華康細黑體" w:hAnsi="Cambria" w:cs="Cambria" w:hint="eastAsia"/>
-          <w:w w:val="70"/>
-          <w:sz w:val="26"/>
-          <w:szCs w:val="26"/>
-        </w:rPr>
-        <w:t>知道要守護哪一個了。</w:t>
+        <w:t>，是反過來由耶穌向前推到亞伯拉罕，且又推到了　神的兒子亞當。而路加說，耶穌是約瑟的兒子，約瑟卻是希里的兒子。又往上一直到所羅巴伯是撒拉鐵的兒子，這兩人與馬大的家譜重疊，見證了被擄和回歸的時代。再上去卻沒有循王位的傳承，直到拿單是大衛的兒子，拿單和所羅門有共同的母親拔示巴。合理的解釋就是，約瑟是希里的女婿，希伯來人的女婿也能稱為兒子。所以，路加用馬利亞的族譜作為耶穌的族譜其實是更科學的，因為耶穌唯一只從馬利亞身上繼承了人類的血緣。而這完全沒有破壞彌賽亞從大衛家出來的預言，反而更令人驚奇的是，　神總是作新事，讓彌賽亞也從祂自己而來。　神不但完成且更新了祂給以色列人舊約的祝福，同時將祂的救恩擴及全人類，就是用信心作為繼承祂的產業和祝福的統一標準，就是得著　神國和永生。</w:t>
       </w:r>
     </w:p>
     <w:p>
       <w:pPr>
         <w:kinsoku w:val="0"/>
         <w:snapToGrid w:val="0"/>
-        <w:spacing w:afterLines="50" w:after="165" w:line="290" w:lineRule="exact"/>
+        <w:spacing w:afterLines="50" w:after="165" w:line="300" w:lineRule="exact"/>
         <w:jc w:val="both"/>
         <w:rPr>
           <w:rFonts w:ascii="Barlow Condensed Medium" w:eastAsia="華康儷中黑" w:hAnsi="Barlow Condensed Medium"/>
-          <w:w w:val="70"/>
+          <w:w w:val="75"/>
           <w:sz w:val="26"/>
           <w:szCs w:val="26"/>
         </w:rPr>
@@ -29222,103 +27706,25 @@
       <w:r>
         <w:rPr>
           <w:rFonts w:ascii="Barlow Condensed Medium" w:eastAsia="華康儷中黑" w:hAnsi="Barlow Condensed Medium" w:hint="eastAsia"/>
-          <w:w w:val="70"/>
+          <w:w w:val="75"/>
           <w:sz w:val="26"/>
           <w:szCs w:val="26"/>
         </w:rPr>
-        <w:t>雖然</w:t>
-      </w:r>
-      <w:proofErr w:type="gramStart"/>
-      <w:r>
-        <w:rPr>
-          <w:rFonts w:ascii="Barlow Condensed Medium" w:eastAsia="華康儷中黑" w:hAnsi="Barlow Condensed Medium" w:hint="eastAsia"/>
-          <w:w w:val="70"/>
+        <w:t>以色列人中可以混著埃及人的血、摩押人和迦南人的血，因為血源從來不是繼承家族傳統，特別是對　神的信仰的主要因素，而是繼承者的心志和信心。</w:t>
+      </w:r>
+      <w:r>
+        <w:rPr>
+          <w:rFonts w:ascii="Barlow Condensed Medium" w:eastAsia="華康細黑體" w:hAnsi="Barlow Condensed Medium" w:cs="微軟正黑體" w:hint="eastAsia"/>
+          <w:w w:val="75"/>
           <w:sz w:val="26"/>
           <w:szCs w:val="26"/>
         </w:rPr>
-        <w:t>西拿基立</w:t>
-      </w:r>
-      <w:proofErr w:type="gramEnd"/>
-      <w:r>
-        <w:rPr>
-          <w:rFonts w:ascii="Barlow Condensed Medium" w:eastAsia="華康儷中黑" w:hAnsi="Barlow Condensed Medium" w:hint="eastAsia"/>
-          <w:w w:val="70"/>
-          <w:sz w:val="26"/>
-          <w:szCs w:val="26"/>
-        </w:rPr>
-        <w:t>是在預言的二十年後才被刺殺。表示這猜疑不安的心也折磨了他二十年。諷刺的是，他的神沒有保</w:t>
-      </w:r>
-      <w:proofErr w:type="gramStart"/>
-      <w:r>
-        <w:rPr>
-          <w:rFonts w:ascii="Barlow Condensed Medium" w:eastAsia="華康儷中黑" w:hAnsi="Barlow Condensed Medium" w:hint="eastAsia"/>
-          <w:w w:val="70"/>
-          <w:sz w:val="26"/>
-          <w:szCs w:val="26"/>
-        </w:rPr>
-        <w:t>祐</w:t>
-      </w:r>
-      <w:proofErr w:type="gramEnd"/>
-      <w:r>
-        <w:rPr>
-          <w:rFonts w:ascii="Barlow Condensed Medium" w:eastAsia="華康儷中黑" w:hAnsi="Barlow Condensed Medium" w:hint="eastAsia"/>
-          <w:w w:val="70"/>
-          <w:sz w:val="26"/>
-          <w:szCs w:val="26"/>
-        </w:rPr>
-        <w:t>他，軍隊沒有保護他，殺他竟是自己的長子。</w:t>
+        <w:t>因為對僕人的愛和賞識，示珊將家業傳給了耶哈。因為對義人的愛和賞識　神，將養育彌賽亞的重責交給馬利亞和約瑟。重點都不是血緣，而是對人的信任和欣賞。若是要說，　神和義人之傳承著什麼，就是義人忠於良善的氣質，也就追隨基督的人身上愛的香味。</w:t>
       </w:r>
       <w:r>
         <w:rPr>
           <w:rFonts w:ascii="Barlow Condensed Medium" w:eastAsia="華康細黑體" w:hAnsi="Barlow Condensed Medium" w:cs="微軟正黑體" w:hint="eastAsia"/>
-          <w:w w:val="70"/>
-          <w:sz w:val="26"/>
-          <w:szCs w:val="26"/>
-        </w:rPr>
-        <w:t>我們要問，敬畏　神的人，與不敬畏　神的，他們的心有何差別？耶穌曾用　神的道的</w:t>
-      </w:r>
-      <w:proofErr w:type="gramStart"/>
-      <w:r>
-        <w:rPr>
-          <w:rFonts w:ascii="Barlow Condensed Medium" w:eastAsia="華康細黑體" w:hAnsi="Barlow Condensed Medium" w:cs="微軟正黑體" w:hint="eastAsia"/>
-          <w:w w:val="70"/>
-          <w:sz w:val="26"/>
-          <w:szCs w:val="26"/>
-        </w:rPr>
-        <w:t>果效來</w:t>
-      </w:r>
-      <w:proofErr w:type="gramEnd"/>
-      <w:r>
-        <w:rPr>
-          <w:rFonts w:ascii="Barlow Condensed Medium" w:eastAsia="華康細黑體" w:hAnsi="Barlow Condensed Medium" w:cs="微軟正黑體" w:hint="eastAsia"/>
-          <w:w w:val="70"/>
-          <w:sz w:val="26"/>
-          <w:szCs w:val="26"/>
-        </w:rPr>
-        <w:t>說明。</w:t>
-      </w:r>
-      <w:r>
-        <w:rPr>
-          <w:rFonts w:ascii="Barlow Condensed Medium" w:eastAsia="華康細黑體" w:hAnsi="Barlow Condensed Medium" w:cs="微軟正黑體" w:hint="eastAsia"/>
-          <w:w w:val="70"/>
-          <w:sz w:val="26"/>
-          <w:szCs w:val="26"/>
-        </w:rPr>
-        <w:t xml:space="preserve">　神的道撒種在敬畏　神的人心中，會結出好行為的果子。更進一步，行　神道的好行為就像把房子蓋在磐石上，能經得起各種災害的考驗。簡單地說，</w:t>
-      </w:r>
-      <w:r>
-        <w:rPr>
-          <w:rFonts w:ascii="Barlow Condensed Medium" w:eastAsia="華康細黑體" w:hAnsi="Barlow Condensed Medium" w:cs="微軟正黑體" w:hint="eastAsia"/>
-          <w:w w:val="70"/>
-          <w:sz w:val="26"/>
-          <w:szCs w:val="26"/>
-        </w:rPr>
-        <w:t>就是義人的心將獲得滿足、喜樂和平安。反過來看，不追求　神的真理的心，將是虛空、猜疑和恐懼。</w:t>
-      </w:r>
-      <w:r>
-        <w:rPr>
-          <w:rFonts w:ascii="Barlow Condensed Medium" w:eastAsia="華康細黑體" w:hAnsi="Barlow Condensed Medium" w:cs="微軟正黑體" w:hint="eastAsia"/>
-          <w:w w:val="70"/>
+          <w:w w:val="75"/>
           <w:sz w:val="26"/>
           <w:szCs w:val="26"/>
         </w:rPr>
@@ -29345,7 +27751,7 @@
 </file>
 
 <file path=word/endnotes.xml><?xml version="1.0" encoding="utf-8"?>
-<w:endnotes xmlns:wpc="http://schemas.microsoft.com/office/word/2010/wordprocessingCanvas" xmlns:cx="http://schemas.microsoft.com/office/drawing/2014/chartex" xmlns:cx1="http://schemas.microsoft.com/office/drawing/2015/9/8/chartex" xmlns:cx2="http://schemas.microsoft.com/office/drawing/2015/10/21/chartex" xmlns:cx3="http://schemas.microsoft.com/office/drawing/2016/5/9/chartex" xmlns:cx4="http://schemas.microsoft.com/office/drawing/2016/5/10/chartex" xmlns:cx5="http://schemas.microsoft.com/office/drawing/2016/5/11/chartex" xmlns:cx6="http://schemas.microsoft.com/office/drawing/2016/5/12/chartex" xmlns:cx7="http://schemas.microsoft.com/office/drawing/2016/5/13/chartex" xmlns:cx8="http://schemas.microsoft.com/office/drawing/2016/5/14/chartex" xmlns:mc="http://schemas.openxmlformats.org/markup-compatibility/2006" xmlns:aink="http://schemas.microsoft.com/office/drawing/2016/ink" xmlns:am3d="http://schemas.microsoft.com/office/drawing/2017/model3d" xmlns:o="urn:schemas-microsoft-com:office:office" xmlns:oel="http://schemas.microsoft.com/office/2019/extlst" xmlns:r="http://schemas.openxmlformats.org/officeDocument/2006/relationships" xmlns:m="http://schemas.openxmlformats.org/officeDocument/2006/math" xmlns:v="urn:schemas-microsoft-com:vml" xmlns:wp14="http://schemas.microsoft.com/office/word/2010/wordprocessingDrawing" xmlns:wp="http://schemas.openxmlformats.org/drawingml/2006/wordprocessingDrawing" xmlns:w10="urn:schemas-microsoft-com:office:word" xmlns:w="http://schemas.openxmlformats.org/wordprocessingml/2006/main" xmlns:w14="http://schemas.microsoft.com/office/word/2010/wordml" xmlns:w15="http://schemas.microsoft.com/office/word/2012/wordml" xmlns:w16cex="http://schemas.microsoft.com/office/word/2018/wordml/cex" xmlns:w16cid="http://schemas.microsoft.com/office/word/2016/wordml/cid" xmlns:w16="http://schemas.microsoft.com/office/word/2018/wordml" xmlns:w16sdtdh="http://schemas.microsoft.com/office/word/2020/wordml/sdtdatahash" xmlns:w16se="http://schemas.microsoft.com/office/word/2015/wordml/symex" xmlns:wpg="http://schemas.microsoft.com/office/word/2010/wordprocessingGroup" xmlns:wpi="http://schemas.microsoft.com/office/word/2010/wordprocessingInk" xmlns:wne="http://schemas.microsoft.com/office/word/2006/wordml" xmlns:wps="http://schemas.microsoft.com/office/word/2010/wordprocessingShape" mc:Ignorable="w14 w15 w16se w16cid w16 w16cex w16sdtdh wp14">
+<w:endnotes xmlns:wpc="http://schemas.microsoft.com/office/word/2010/wordprocessingCanvas" xmlns:mc="http://schemas.openxmlformats.org/markup-compatibility/2006" xmlns:o="urn:schemas-microsoft-com:office:office" xmlns:r="http://schemas.openxmlformats.org/officeDocument/2006/relationships" xmlns:m="http://schemas.openxmlformats.org/officeDocument/2006/math" xmlns:v="urn:schemas-microsoft-com:vml" xmlns:wp14="http://schemas.microsoft.com/office/word/2010/wordprocessingDrawing" xmlns:wp="http://schemas.openxmlformats.org/drawingml/2006/wordprocessingDrawing" xmlns:w10="urn:schemas-microsoft-com:office:word" xmlns:w="http://schemas.openxmlformats.org/wordprocessingml/2006/main" xmlns:w14="http://schemas.microsoft.com/office/word/2010/wordml" xmlns:w15="http://schemas.microsoft.com/office/word/2012/wordml" xmlns:wpg="http://schemas.microsoft.com/office/word/2010/wordprocessingGroup" xmlns:wpi="http://schemas.microsoft.com/office/word/2010/wordprocessingInk" xmlns:wne="http://schemas.microsoft.com/office/word/2006/wordml" xmlns:wps="http://schemas.microsoft.com/office/word/2010/wordprocessingShape" mc:Ignorable="w14 w15 wp14">
   <w:endnote w:type="separator" w:id="-1">
     <w:p>
       <w:r>
@@ -29364,7 +27770,7 @@
 </file>
 
 <file path=word/footnotes.xml><?xml version="1.0" encoding="utf-8"?>
-<w:footnotes xmlns:wpc="http://schemas.microsoft.com/office/word/2010/wordprocessingCanvas" xmlns:cx="http://schemas.microsoft.com/office/drawing/2014/chartex" xmlns:cx1="http://schemas.microsoft.com/office/drawing/2015/9/8/chartex" xmlns:cx2="http://schemas.microsoft.com/office/drawing/2015/10/21/chartex" xmlns:cx3="http://schemas.microsoft.com/office/drawing/2016/5/9/chartex" xmlns:cx4="http://schemas.microsoft.com/office/drawing/2016/5/10/chartex" xmlns:cx5="http://schemas.microsoft.com/office/drawing/2016/5/11/chartex" xmlns:cx6="http://schemas.microsoft.com/office/drawing/2016/5/12/chartex" xmlns:cx7="http://schemas.microsoft.com/office/drawing/2016/5/13/chartex" xmlns:cx8="http://schemas.microsoft.com/office/drawing/2016/5/14/chartex" xmlns:mc="http://schemas.openxmlformats.org/markup-compatibility/2006" xmlns:aink="http://schemas.microsoft.com/office/drawing/2016/ink" xmlns:am3d="http://schemas.microsoft.com/office/drawing/2017/model3d" xmlns:o="urn:schemas-microsoft-com:office:office" xmlns:oel="http://schemas.microsoft.com/office/2019/extlst" xmlns:r="http://schemas.openxmlformats.org/officeDocument/2006/relationships" xmlns:m="http://schemas.openxmlformats.org/officeDocument/2006/math" xmlns:v="urn:schemas-microsoft-com:vml" xmlns:wp14="http://schemas.microsoft.com/office/word/2010/wordprocessingDrawing" xmlns:wp="http://schemas.openxmlformats.org/drawingml/2006/wordprocessingDrawing" xmlns:w10="urn:schemas-microsoft-com:office:word" xmlns:w="http://schemas.openxmlformats.org/wordprocessingml/2006/main" xmlns:w14="http://schemas.microsoft.com/office/word/2010/wordml" xmlns:w15="http://schemas.microsoft.com/office/word/2012/wordml" xmlns:w16cex="http://schemas.microsoft.com/office/word/2018/wordml/cex" xmlns:w16cid="http://schemas.microsoft.com/office/word/2016/wordml/cid" xmlns:w16="http://schemas.microsoft.com/office/word/2018/wordml" xmlns:w16sdtdh="http://schemas.microsoft.com/office/word/2020/wordml/sdtdatahash" xmlns:w16se="http://schemas.microsoft.com/office/word/2015/wordml/symex" xmlns:wpg="http://schemas.microsoft.com/office/word/2010/wordprocessingGroup" xmlns:wpi="http://schemas.microsoft.com/office/word/2010/wordprocessingInk" xmlns:wne="http://schemas.microsoft.com/office/word/2006/wordml" xmlns:wps="http://schemas.microsoft.com/office/word/2010/wordprocessingShape" mc:Ignorable="w14 w15 w16se w16cid w16 w16cex w16sdtdh wp14">
+<w:footnotes xmlns:wpc="http://schemas.microsoft.com/office/word/2010/wordprocessingCanvas" xmlns:mc="http://schemas.openxmlformats.org/markup-compatibility/2006" xmlns:o="urn:schemas-microsoft-com:office:office" xmlns:r="http://schemas.openxmlformats.org/officeDocument/2006/relationships" xmlns:m="http://schemas.openxmlformats.org/officeDocument/2006/math" xmlns:v="urn:schemas-microsoft-com:vml" xmlns:wp14="http://schemas.microsoft.com/office/word/2010/wordprocessingDrawing" xmlns:wp="http://schemas.openxmlformats.org/drawingml/2006/wordprocessingDrawing" xmlns:w10="urn:schemas-microsoft-com:office:word" xmlns:w="http://schemas.openxmlformats.org/wordprocessingml/2006/main" xmlns:w14="http://schemas.microsoft.com/office/word/2010/wordml" xmlns:w15="http://schemas.microsoft.com/office/word/2012/wordml" xmlns:wpg="http://schemas.microsoft.com/office/word/2010/wordprocessingGroup" xmlns:wpi="http://schemas.microsoft.com/office/word/2010/wordprocessingInk" xmlns:wne="http://schemas.microsoft.com/office/word/2006/wordml" xmlns:wps="http://schemas.microsoft.com/office/word/2010/wordprocessingShape" mc:Ignorable="w14 w15 wp14">
   <w:footnote w:type="separator" w:id="-1">
     <w:p>
       <w:r>
@@ -29383,7 +27789,7 @@
 </file>
 
 <file path=word/header1.xml><?xml version="1.0" encoding="utf-8"?>
-<w:hdr xmlns:wpc="http://schemas.microsoft.com/office/word/2010/wordprocessingCanvas" xmlns:cx="http://schemas.microsoft.com/office/drawing/2014/chartex" xmlns:cx1="http://schemas.microsoft.com/office/drawing/2015/9/8/chartex" xmlns:cx2="http://schemas.microsoft.com/office/drawing/2015/10/21/chartex" xmlns:cx3="http://schemas.microsoft.com/office/drawing/2016/5/9/chartex" xmlns:cx4="http://schemas.microsoft.com/office/drawing/2016/5/10/chartex" xmlns:cx5="http://schemas.microsoft.com/office/drawing/2016/5/11/chartex" xmlns:cx6="http://schemas.microsoft.com/office/drawing/2016/5/12/chartex" xmlns:cx7="http://schemas.microsoft.com/office/drawing/2016/5/13/chartex" xmlns:cx8="http://schemas.microsoft.com/office/drawing/2016/5/14/chartex" xmlns:mc="http://schemas.openxmlformats.org/markup-compatibility/2006" xmlns:aink="http://schemas.microsoft.com/office/drawing/2016/ink" xmlns:am3d="http://schemas.microsoft.com/office/drawing/2017/model3d" xmlns:o="urn:schemas-microsoft-com:office:office" xmlns:oel="http://schemas.microsoft.com/office/2019/extlst" xmlns:r="http://schemas.openxmlformats.org/officeDocument/2006/relationships" xmlns:m="http://schemas.openxmlformats.org/officeDocument/2006/math" xmlns:v="urn:schemas-microsoft-com:vml" xmlns:wp14="http://schemas.microsoft.com/office/word/2010/wordprocessingDrawing" xmlns:wp="http://schemas.openxmlformats.org/drawingml/2006/wordprocessingDrawing" xmlns:w10="urn:schemas-microsoft-com:office:word" xmlns:w="http://schemas.openxmlformats.org/wordprocessingml/2006/main" xmlns:w14="http://schemas.microsoft.com/office/word/2010/wordml" xmlns:w15="http://schemas.microsoft.com/office/word/2012/wordml" xmlns:w16cex="http://schemas.microsoft.com/office/word/2018/wordml/cex" xmlns:w16cid="http://schemas.microsoft.com/office/word/2016/wordml/cid" xmlns:w16="http://schemas.microsoft.com/office/word/2018/wordml" xmlns:w16sdtdh="http://schemas.microsoft.com/office/word/2020/wordml/sdtdatahash" xmlns:w16se="http://schemas.microsoft.com/office/word/2015/wordml/symex" xmlns:wpg="http://schemas.microsoft.com/office/word/2010/wordprocessingGroup" xmlns:wpi="http://schemas.microsoft.com/office/word/2010/wordprocessingInk" xmlns:wne="http://schemas.microsoft.com/office/word/2006/wordml" xmlns:wps="http://schemas.microsoft.com/office/word/2010/wordprocessingShape" mc:Ignorable="w14 w15 w16se w16cid w16 w16cex w16sdtdh wp14">
+<w:hdr xmlns:wpc="http://schemas.microsoft.com/office/word/2010/wordprocessingCanvas" xmlns:mc="http://schemas.openxmlformats.org/markup-compatibility/2006" xmlns:o="urn:schemas-microsoft-com:office:office" xmlns:r="http://schemas.openxmlformats.org/officeDocument/2006/relationships" xmlns:m="http://schemas.openxmlformats.org/officeDocument/2006/math" xmlns:v="urn:schemas-microsoft-com:vml" xmlns:wp14="http://schemas.microsoft.com/office/word/2010/wordprocessingDrawing" xmlns:wp="http://schemas.openxmlformats.org/drawingml/2006/wordprocessingDrawing" xmlns:w10="urn:schemas-microsoft-com:office:word" xmlns:w="http://schemas.openxmlformats.org/wordprocessingml/2006/main" xmlns:w14="http://schemas.microsoft.com/office/word/2010/wordml" xmlns:w15="http://schemas.microsoft.com/office/word/2012/wordml" xmlns:wpg="http://schemas.microsoft.com/office/word/2010/wordprocessingGroup" xmlns:wpi="http://schemas.microsoft.com/office/word/2010/wordprocessingInk" xmlns:wne="http://schemas.microsoft.com/office/word/2006/wordml" xmlns:wps="http://schemas.microsoft.com/office/word/2010/wordprocessingShape" mc:Ignorable="w14 w15 wp14">
   <w:p>
     <w:pPr>
       <w:pStyle w:val="a4"/>
@@ -29841,7 +28247,7 @@
 </file>
 
 <file path=word/header2.xml><?xml version="1.0" encoding="utf-8"?>
-<w:hdr xmlns:wpc="http://schemas.microsoft.com/office/word/2010/wordprocessingCanvas" xmlns:cx="http://schemas.microsoft.com/office/drawing/2014/chartex" xmlns:cx1="http://schemas.microsoft.com/office/drawing/2015/9/8/chartex" xmlns:cx2="http://schemas.microsoft.com/office/drawing/2015/10/21/chartex" xmlns:cx3="http://schemas.microsoft.com/office/drawing/2016/5/9/chartex" xmlns:cx4="http://schemas.microsoft.com/office/drawing/2016/5/10/chartex" xmlns:cx5="http://schemas.microsoft.com/office/drawing/2016/5/11/chartex" xmlns:cx6="http://schemas.microsoft.com/office/drawing/2016/5/12/chartex" xmlns:cx7="http://schemas.microsoft.com/office/drawing/2016/5/13/chartex" xmlns:cx8="http://schemas.microsoft.com/office/drawing/2016/5/14/chartex" xmlns:mc="http://schemas.openxmlformats.org/markup-compatibility/2006" xmlns:aink="http://schemas.microsoft.com/office/drawing/2016/ink" xmlns:am3d="http://schemas.microsoft.com/office/drawing/2017/model3d" xmlns:o="urn:schemas-microsoft-com:office:office" xmlns:oel="http://schemas.microsoft.com/office/2019/extlst" xmlns:r="http://schemas.openxmlformats.org/officeDocument/2006/relationships" xmlns:m="http://schemas.openxmlformats.org/officeDocument/2006/math" xmlns:v="urn:schemas-microsoft-com:vml" xmlns:wp14="http://schemas.microsoft.com/office/word/2010/wordprocessingDrawing" xmlns:wp="http://schemas.openxmlformats.org/drawingml/2006/wordprocessingDrawing" xmlns:w10="urn:schemas-microsoft-com:office:word" xmlns:w="http://schemas.openxmlformats.org/wordprocessingml/2006/main" xmlns:w14="http://schemas.microsoft.com/office/word/2010/wordml" xmlns:w15="http://schemas.microsoft.com/office/word/2012/wordml" xmlns:w16cex="http://schemas.microsoft.com/office/word/2018/wordml/cex" xmlns:w16cid="http://schemas.microsoft.com/office/word/2016/wordml/cid" xmlns:w16="http://schemas.microsoft.com/office/word/2018/wordml" xmlns:w16sdtdh="http://schemas.microsoft.com/office/word/2020/wordml/sdtdatahash" xmlns:w16se="http://schemas.microsoft.com/office/word/2015/wordml/symex" xmlns:wpg="http://schemas.microsoft.com/office/word/2010/wordprocessingGroup" xmlns:wpi="http://schemas.microsoft.com/office/word/2010/wordprocessingInk" xmlns:wne="http://schemas.microsoft.com/office/word/2006/wordml" xmlns:wps="http://schemas.microsoft.com/office/word/2010/wordprocessingShape" mc:Ignorable="w14 w15 w16se w16cid w16 w16cex w16sdtdh wp14">
+<w:hdr xmlns:wpc="http://schemas.microsoft.com/office/word/2010/wordprocessingCanvas" xmlns:mc="http://schemas.openxmlformats.org/markup-compatibility/2006" xmlns:o="urn:schemas-microsoft-com:office:office" xmlns:r="http://schemas.openxmlformats.org/officeDocument/2006/relationships" xmlns:m="http://schemas.openxmlformats.org/officeDocument/2006/math" xmlns:v="urn:schemas-microsoft-com:vml" xmlns:wp14="http://schemas.microsoft.com/office/word/2010/wordprocessingDrawing" xmlns:wp="http://schemas.openxmlformats.org/drawingml/2006/wordprocessingDrawing" xmlns:w10="urn:schemas-microsoft-com:office:word" xmlns:w="http://schemas.openxmlformats.org/wordprocessingml/2006/main" xmlns:w14="http://schemas.microsoft.com/office/word/2010/wordml" xmlns:w15="http://schemas.microsoft.com/office/word/2012/wordml" xmlns:wpg="http://schemas.microsoft.com/office/word/2010/wordprocessingGroup" xmlns:wpi="http://schemas.microsoft.com/office/word/2010/wordprocessingInk" xmlns:wne="http://schemas.microsoft.com/office/word/2006/wordml" xmlns:wps="http://schemas.microsoft.com/office/word/2010/wordprocessingShape" mc:Ignorable="w14 w15 wp14">
   <w:p>
     <w:pPr>
       <w:pStyle w:val="a4"/>
@@ -30299,7 +28705,7 @@
 </file>
 
 <file path=word/header3.xml><?xml version="1.0" encoding="utf-8"?>
-<w:hdr xmlns:wpc="http://schemas.microsoft.com/office/word/2010/wordprocessingCanvas" xmlns:cx="http://schemas.microsoft.com/office/drawing/2014/chartex" xmlns:cx1="http://schemas.microsoft.com/office/drawing/2015/9/8/chartex" xmlns:cx2="http://schemas.microsoft.com/office/drawing/2015/10/21/chartex" xmlns:cx3="http://schemas.microsoft.com/office/drawing/2016/5/9/chartex" xmlns:cx4="http://schemas.microsoft.com/office/drawing/2016/5/10/chartex" xmlns:cx5="http://schemas.microsoft.com/office/drawing/2016/5/11/chartex" xmlns:cx6="http://schemas.microsoft.com/office/drawing/2016/5/12/chartex" xmlns:cx7="http://schemas.microsoft.com/office/drawing/2016/5/13/chartex" xmlns:cx8="http://schemas.microsoft.com/office/drawing/2016/5/14/chartex" xmlns:mc="http://schemas.openxmlformats.org/markup-compatibility/2006" xmlns:aink="http://schemas.microsoft.com/office/drawing/2016/ink" xmlns:am3d="http://schemas.microsoft.com/office/drawing/2017/model3d" xmlns:o="urn:schemas-microsoft-com:office:office" xmlns:oel="http://schemas.microsoft.com/office/2019/extlst" xmlns:r="http://schemas.openxmlformats.org/officeDocument/2006/relationships" xmlns:m="http://schemas.openxmlformats.org/officeDocument/2006/math" xmlns:v="urn:schemas-microsoft-com:vml" xmlns:wp14="http://schemas.microsoft.com/office/word/2010/wordprocessingDrawing" xmlns:wp="http://schemas.openxmlformats.org/drawingml/2006/wordprocessingDrawing" xmlns:w10="urn:schemas-microsoft-com:office:word" xmlns:w="http://schemas.openxmlformats.org/wordprocessingml/2006/main" xmlns:w14="http://schemas.microsoft.com/office/word/2010/wordml" xmlns:w15="http://schemas.microsoft.com/office/word/2012/wordml" xmlns:w16cex="http://schemas.microsoft.com/office/word/2018/wordml/cex" xmlns:w16cid="http://schemas.microsoft.com/office/word/2016/wordml/cid" xmlns:w16="http://schemas.microsoft.com/office/word/2018/wordml" xmlns:w16sdtdh="http://schemas.microsoft.com/office/word/2020/wordml/sdtdatahash" xmlns:w16se="http://schemas.microsoft.com/office/word/2015/wordml/symex" xmlns:wpg="http://schemas.microsoft.com/office/word/2010/wordprocessingGroup" xmlns:wpi="http://schemas.microsoft.com/office/word/2010/wordprocessingInk" xmlns:wne="http://schemas.microsoft.com/office/word/2006/wordml" xmlns:wps="http://schemas.microsoft.com/office/word/2010/wordprocessingShape" mc:Ignorable="w14 w15 w16se w16cid w16 w16cex w16sdtdh wp14">
+<w:hdr xmlns:wpc="http://schemas.microsoft.com/office/word/2010/wordprocessingCanvas" xmlns:mc="http://schemas.openxmlformats.org/markup-compatibility/2006" xmlns:o="urn:schemas-microsoft-com:office:office" xmlns:r="http://schemas.openxmlformats.org/officeDocument/2006/relationships" xmlns:m="http://schemas.openxmlformats.org/officeDocument/2006/math" xmlns:v="urn:schemas-microsoft-com:vml" xmlns:wp14="http://schemas.microsoft.com/office/word/2010/wordprocessingDrawing" xmlns:wp="http://schemas.openxmlformats.org/drawingml/2006/wordprocessingDrawing" xmlns:w10="urn:schemas-microsoft-com:office:word" xmlns:w="http://schemas.openxmlformats.org/wordprocessingml/2006/main" xmlns:w14="http://schemas.microsoft.com/office/word/2010/wordml" xmlns:w15="http://schemas.microsoft.com/office/word/2012/wordml" xmlns:wpg="http://schemas.microsoft.com/office/word/2010/wordprocessingGroup" xmlns:wpi="http://schemas.microsoft.com/office/word/2010/wordprocessingInk" xmlns:wne="http://schemas.microsoft.com/office/word/2006/wordml" xmlns:wps="http://schemas.microsoft.com/office/word/2010/wordprocessingShape" mc:Ignorable="w14 w15 wp14">
   <w:p>
     <w:pPr>
       <w:pStyle w:val="a4"/>
@@ -30757,7 +29163,7 @@
 </file>
 
 <file path=word/header4.xml><?xml version="1.0" encoding="utf-8"?>
-<w:hdr xmlns:wpc="http://schemas.microsoft.com/office/word/2010/wordprocessingCanvas" xmlns:cx="http://schemas.microsoft.com/office/drawing/2014/chartex" xmlns:cx1="http://schemas.microsoft.com/office/drawing/2015/9/8/chartex" xmlns:cx2="http://schemas.microsoft.com/office/drawing/2015/10/21/chartex" xmlns:cx3="http://schemas.microsoft.com/office/drawing/2016/5/9/chartex" xmlns:cx4="http://schemas.microsoft.com/office/drawing/2016/5/10/chartex" xmlns:cx5="http://schemas.microsoft.com/office/drawing/2016/5/11/chartex" xmlns:cx6="http://schemas.microsoft.com/office/drawing/2016/5/12/chartex" xmlns:cx7="http://schemas.microsoft.com/office/drawing/2016/5/13/chartex" xmlns:cx8="http://schemas.microsoft.com/office/drawing/2016/5/14/chartex" xmlns:mc="http://schemas.openxmlformats.org/markup-compatibility/2006" xmlns:aink="http://schemas.microsoft.com/office/drawing/2016/ink" xmlns:am3d="http://schemas.microsoft.com/office/drawing/2017/model3d" xmlns:o="urn:schemas-microsoft-com:office:office" xmlns:oel="http://schemas.microsoft.com/office/2019/extlst" xmlns:r="http://schemas.openxmlformats.org/officeDocument/2006/relationships" xmlns:m="http://schemas.openxmlformats.org/officeDocument/2006/math" xmlns:v="urn:schemas-microsoft-com:vml" xmlns:wp14="http://schemas.microsoft.com/office/word/2010/wordprocessingDrawing" xmlns:wp="http://schemas.openxmlformats.org/drawingml/2006/wordprocessingDrawing" xmlns:w10="urn:schemas-microsoft-com:office:word" xmlns:w="http://schemas.openxmlformats.org/wordprocessingml/2006/main" xmlns:w14="http://schemas.microsoft.com/office/word/2010/wordml" xmlns:w15="http://schemas.microsoft.com/office/word/2012/wordml" xmlns:w16cex="http://schemas.microsoft.com/office/word/2018/wordml/cex" xmlns:w16cid="http://schemas.microsoft.com/office/word/2016/wordml/cid" xmlns:w16="http://schemas.microsoft.com/office/word/2018/wordml" xmlns:w16sdtdh="http://schemas.microsoft.com/office/word/2020/wordml/sdtdatahash" xmlns:w16se="http://schemas.microsoft.com/office/word/2015/wordml/symex" xmlns:wpg="http://schemas.microsoft.com/office/word/2010/wordprocessingGroup" xmlns:wpi="http://schemas.microsoft.com/office/word/2010/wordprocessingInk" xmlns:wne="http://schemas.microsoft.com/office/word/2006/wordml" xmlns:wps="http://schemas.microsoft.com/office/word/2010/wordprocessingShape" mc:Ignorable="w14 w15 w16se w16cid w16 w16cex w16sdtdh wp14">
+<w:hdr xmlns:wpc="http://schemas.microsoft.com/office/word/2010/wordprocessingCanvas" xmlns:mc="http://schemas.openxmlformats.org/markup-compatibility/2006" xmlns:o="urn:schemas-microsoft-com:office:office" xmlns:r="http://schemas.openxmlformats.org/officeDocument/2006/relationships" xmlns:m="http://schemas.openxmlformats.org/officeDocument/2006/math" xmlns:v="urn:schemas-microsoft-com:vml" xmlns:wp14="http://schemas.microsoft.com/office/word/2010/wordprocessingDrawing" xmlns:wp="http://schemas.openxmlformats.org/drawingml/2006/wordprocessingDrawing" xmlns:w10="urn:schemas-microsoft-com:office:word" xmlns:w="http://schemas.openxmlformats.org/wordprocessingml/2006/main" xmlns:w14="http://schemas.microsoft.com/office/word/2010/wordml" xmlns:w15="http://schemas.microsoft.com/office/word/2012/wordml" xmlns:wpg="http://schemas.microsoft.com/office/word/2010/wordprocessingGroup" xmlns:wpi="http://schemas.microsoft.com/office/word/2010/wordprocessingInk" xmlns:wne="http://schemas.microsoft.com/office/word/2006/wordml" xmlns:wps="http://schemas.microsoft.com/office/word/2010/wordprocessingShape" mc:Ignorable="w14 w15 wp14">
   <w:p>
     <w:pPr>
       <w:pStyle w:val="a4"/>
@@ -31215,7 +29621,7 @@
 </file>
 
 <file path=word/numbering.xml><?xml version="1.0" encoding="utf-8"?>
-<w:numbering xmlns:wpc="http://schemas.microsoft.com/office/word/2010/wordprocessingCanvas" xmlns:cx="http://schemas.microsoft.com/office/drawing/2014/chartex" xmlns:cx1="http://schemas.microsoft.com/office/drawing/2015/9/8/chartex" xmlns:cx2="http://schemas.microsoft.com/office/drawing/2015/10/21/chartex" xmlns:cx3="http://schemas.microsoft.com/office/drawing/2016/5/9/chartex" xmlns:cx4="http://schemas.microsoft.com/office/drawing/2016/5/10/chartex" xmlns:cx5="http://schemas.microsoft.com/office/drawing/2016/5/11/chartex" xmlns:cx6="http://schemas.microsoft.com/office/drawing/2016/5/12/chartex" xmlns:cx7="http://schemas.microsoft.com/office/drawing/2016/5/13/chartex" xmlns:cx8="http://schemas.microsoft.com/office/drawing/2016/5/14/chartex" xmlns:mc="http://schemas.openxmlformats.org/markup-compatibility/2006" xmlns:aink="http://schemas.microsoft.com/office/drawing/2016/ink" xmlns:am3d="http://schemas.microsoft.com/office/drawing/2017/model3d" xmlns:o="urn:schemas-microsoft-com:office:office" xmlns:oel="http://schemas.microsoft.com/office/2019/extlst" xmlns:r="http://schemas.openxmlformats.org/officeDocument/2006/relationships" xmlns:m="http://schemas.openxmlformats.org/officeDocument/2006/math" xmlns:v="urn:schemas-microsoft-com:vml" xmlns:wp14="http://schemas.microsoft.com/office/word/2010/wordprocessingDrawing" xmlns:wp="http://schemas.openxmlformats.org/drawingml/2006/wordprocessingDrawing" xmlns:w10="urn:schemas-microsoft-com:office:word" xmlns:w="http://schemas.openxmlformats.org/wordprocessingml/2006/main" xmlns:w14="http://schemas.microsoft.com/office/word/2010/wordml" xmlns:w15="http://schemas.microsoft.com/office/word/2012/wordml" xmlns:w16cex="http://schemas.microsoft.com/office/word/2018/wordml/cex" xmlns:w16cid="http://schemas.microsoft.com/office/word/2016/wordml/cid" xmlns:w16="http://schemas.microsoft.com/office/word/2018/wordml" xmlns:w16sdtdh="http://schemas.microsoft.com/office/word/2020/wordml/sdtdatahash" xmlns:w16se="http://schemas.microsoft.com/office/word/2015/wordml/symex" xmlns:wpg="http://schemas.microsoft.com/office/word/2010/wordprocessingGroup" xmlns:wpi="http://schemas.microsoft.com/office/word/2010/wordprocessingInk" xmlns:wne="http://schemas.microsoft.com/office/word/2006/wordml" xmlns:wps="http://schemas.microsoft.com/office/word/2010/wordprocessingShape" mc:Ignorable="w14 w15 w16se w16cid w16 w16cex w16sdtdh wp14">
+<w:numbering xmlns:wpc="http://schemas.microsoft.com/office/word/2010/wordprocessingCanvas" xmlns:mc="http://schemas.openxmlformats.org/markup-compatibility/2006" xmlns:o="urn:schemas-microsoft-com:office:office" xmlns:r="http://schemas.openxmlformats.org/officeDocument/2006/relationships" xmlns:m="http://schemas.openxmlformats.org/officeDocument/2006/math" xmlns:v="urn:schemas-microsoft-com:vml" xmlns:wp14="http://schemas.microsoft.com/office/word/2010/wordprocessingDrawing" xmlns:wp="http://schemas.openxmlformats.org/drawingml/2006/wordprocessingDrawing" xmlns:w10="urn:schemas-microsoft-com:office:word" xmlns:w="http://schemas.openxmlformats.org/wordprocessingml/2006/main" xmlns:w14="http://schemas.microsoft.com/office/word/2010/wordml" xmlns:w15="http://schemas.microsoft.com/office/word/2012/wordml" xmlns:wpg="http://schemas.microsoft.com/office/word/2010/wordprocessingGroup" xmlns:wpi="http://schemas.microsoft.com/office/word/2010/wordprocessingInk" xmlns:wne="http://schemas.microsoft.com/office/word/2006/wordml" xmlns:wps="http://schemas.microsoft.com/office/word/2010/wordprocessingShape" mc:Ignorable="w14 w15 wp14">
   <w:abstractNum w:abstractNumId="0" w15:restartNumberingAfterBreak="0">
     <w:nsid w:val="0397573A"/>
     <w:multiLevelType w:val="hybridMultilevel"/>
@@ -32729,62 +31135,62 @@
       </w:pPr>
     </w:lvl>
   </w:abstractNum>
-  <w:num w:numId="1" w16cid:durableId="945120332">
+  <w:num w:numId="1">
     <w:abstractNumId w:val="16"/>
   </w:num>
-  <w:num w:numId="2" w16cid:durableId="1752043919">
+  <w:num w:numId="2">
     <w:abstractNumId w:val="5"/>
   </w:num>
-  <w:num w:numId="3" w16cid:durableId="1348217224">
+  <w:num w:numId="3">
     <w:abstractNumId w:val="7"/>
   </w:num>
-  <w:num w:numId="4" w16cid:durableId="491140775">
+  <w:num w:numId="4">
     <w:abstractNumId w:val="3"/>
   </w:num>
-  <w:num w:numId="5" w16cid:durableId="1045763016">
+  <w:num w:numId="5">
     <w:abstractNumId w:val="8"/>
   </w:num>
-  <w:num w:numId="6" w16cid:durableId="1981416645">
+  <w:num w:numId="6">
     <w:abstractNumId w:val="15"/>
   </w:num>
-  <w:num w:numId="7" w16cid:durableId="1277447609">
+  <w:num w:numId="7">
     <w:abstractNumId w:val="14"/>
   </w:num>
-  <w:num w:numId="8" w16cid:durableId="336035180">
+  <w:num w:numId="8">
     <w:abstractNumId w:val="6"/>
   </w:num>
-  <w:num w:numId="9" w16cid:durableId="1215241458">
+  <w:num w:numId="9">
     <w:abstractNumId w:val="12"/>
   </w:num>
-  <w:num w:numId="10" w16cid:durableId="1521746797">
+  <w:num w:numId="10">
     <w:abstractNumId w:val="4"/>
   </w:num>
-  <w:num w:numId="11" w16cid:durableId="111245531">
+  <w:num w:numId="11">
     <w:abstractNumId w:val="9"/>
   </w:num>
-  <w:num w:numId="12" w16cid:durableId="927465947">
+  <w:num w:numId="12">
     <w:abstractNumId w:val="2"/>
   </w:num>
-  <w:num w:numId="13" w16cid:durableId="1122070725">
+  <w:num w:numId="13">
     <w:abstractNumId w:val="10"/>
   </w:num>
-  <w:num w:numId="14" w16cid:durableId="1486627458">
+  <w:num w:numId="14">
     <w:abstractNumId w:val="11"/>
   </w:num>
-  <w:num w:numId="15" w16cid:durableId="191113727">
+  <w:num w:numId="15">
     <w:abstractNumId w:val="1"/>
   </w:num>
-  <w:num w:numId="16" w16cid:durableId="798845170">
+  <w:num w:numId="16">
     <w:abstractNumId w:val="0"/>
   </w:num>
-  <w:num w:numId="17" w16cid:durableId="409158735">
+  <w:num w:numId="17">
     <w:abstractNumId w:val="13"/>
   </w:num>
 </w:numbering>
 </file>
 
 <file path=word/styles.xml><?xml version="1.0" encoding="utf-8"?>
-<w:styles xmlns:mc="http://schemas.openxmlformats.org/markup-compatibility/2006" xmlns:r="http://schemas.openxmlformats.org/officeDocument/2006/relationships" xmlns:w="http://schemas.openxmlformats.org/wordprocessingml/2006/main" xmlns:w14="http://schemas.microsoft.com/office/word/2010/wordml" xmlns:w15="http://schemas.microsoft.com/office/word/2012/wordml" xmlns:w16cex="http://schemas.microsoft.com/office/word/2018/wordml/cex" xmlns:w16cid="http://schemas.microsoft.com/office/word/2016/wordml/cid" xmlns:w16="http://schemas.microsoft.com/office/word/2018/wordml" xmlns:w16sdtdh="http://schemas.microsoft.com/office/word/2020/wordml/sdtdatahash" xmlns:w16se="http://schemas.microsoft.com/office/word/2015/wordml/symex" mc:Ignorable="w14 w15 w16se w16cid w16 w16cex w16sdtdh">
+<w:styles xmlns:mc="http://schemas.openxmlformats.org/markup-compatibility/2006" xmlns:r="http://schemas.openxmlformats.org/officeDocument/2006/relationships" xmlns:w="http://schemas.openxmlformats.org/wordprocessingml/2006/main" xmlns:w14="http://schemas.microsoft.com/office/word/2010/wordml" xmlns:w15="http://schemas.microsoft.com/office/word/2012/wordml" mc:Ignorable="w14 w15">
   <w:docDefaults>
     <w:rPrDefault>
       <w:rPr>
@@ -32797,7 +31203,7 @@
     </w:rPrDefault>
     <w:pPrDefault/>
   </w:docDefaults>
-  <w:latentStyles w:defLockedState="0" w:defUIPriority="99" w:defSemiHidden="0" w:defUnhideWhenUsed="0" w:defQFormat="0" w:count="376">
+  <w:latentStyles w:defLockedState="0" w:defUIPriority="99" w:defSemiHidden="0" w:defUnhideWhenUsed="0" w:defQFormat="0" w:count="371">
     <w:lsdException w:name="Normal" w:uiPriority="0" w:qFormat="1"/>
     <w:lsdException w:name="heading 1" w:uiPriority="9" w:qFormat="1"/>
     <w:lsdException w:name="heading 2" w:semiHidden="1" w:uiPriority="9" w:unhideWhenUsed="1" w:qFormat="1"/>
@@ -33169,11 +31575,6 @@
     <w:lsdException w:name="List Table 5 Dark Accent 6" w:uiPriority="50"/>
     <w:lsdException w:name="List Table 6 Colorful Accent 6" w:uiPriority="51"/>
     <w:lsdException w:name="List Table 7 Colorful Accent 6" w:uiPriority="52"/>
-    <w:lsdException w:name="Mention" w:semiHidden="1" w:unhideWhenUsed="1"/>
-    <w:lsdException w:name="Smart Hyperlink" w:semiHidden="1" w:unhideWhenUsed="1"/>
-    <w:lsdException w:name="Hashtag" w:semiHidden="1" w:unhideWhenUsed="1"/>
-    <w:lsdException w:name="Unresolved Mention" w:semiHidden="1" w:unhideWhenUsed="1"/>
-    <w:lsdException w:name="Smart Link" w:semiHidden="1" w:unhideWhenUsed="1"/>
   </w:latentStyles>
   <w:style w:type="paragraph" w:default="1" w:styleId="a">
     <w:name w:val="Normal"/>
@@ -33829,7 +32230,7 @@
 </file>
 
 <file path=customXml/itemProps1.xml><?xml version="1.0" encoding="utf-8"?>
-<ds:datastoreItem xmlns:ds="http://schemas.openxmlformats.org/officeDocument/2006/customXml" ds:itemID="{4A73D03D-29D2-441F-A540-780D302C3536}">
+<ds:datastoreItem xmlns:ds="http://schemas.openxmlformats.org/officeDocument/2006/customXml" ds:itemID="{2B68F292-12BF-41DF-922E-17CB273EDCDF}">
   <ds:schemaRefs>
     <ds:schemaRef ds:uri="http://schemas.openxmlformats.org/officeDocument/2006/bibliography"/>
   </ds:schemaRefs>

--- a/新泰週報20260419[2616]B4F.docx
+++ b/新泰週報20260419[2616]B4F.docx
@@ -1969,6 +1969,7 @@
               </w:rPr>
               <w:t>)</w:t>
             </w:r>
+            <w:proofErr w:type="gramStart"/>
             <w:r>
               <w:rPr>
                 <w:rFonts w:ascii="Barlow Condensed Medium" w:eastAsia="標楷體" w:hAnsi="Barlow Condensed Medium" w:cs="Segoe UI Symbol" w:hint="eastAsia"/>
@@ -1985,8 +1986,9 @@
                 <w:sz w:val="26"/>
                 <w:szCs w:val="26"/>
               </w:rPr>
-              <w:t>松年團契</w:t>
-            </w:r>
+              <w:t>松年</w:t>
+            </w:r>
+            <w:proofErr w:type="gramEnd"/>
             <w:r>
               <w:rPr>
                 <w:rFonts w:ascii="Barlow Condensed Medium" w:eastAsia="標楷體" w:hAnsi="Barlow Condensed Medium" w:cs="Segoe UI Symbol" w:hint="eastAsia"/>
@@ -1994,7 +1996,7 @@
                 <w:sz w:val="26"/>
                 <w:szCs w:val="26"/>
               </w:rPr>
-              <w:t>將舉辨</w:t>
+              <w:t>團契</w:t>
             </w:r>
             <w:r>
               <w:rPr>
@@ -2003,8 +2005,18 @@
                 <w:sz w:val="26"/>
                 <w:szCs w:val="26"/>
               </w:rPr>
+              <w:t>將舉辨</w:t>
+            </w:r>
+            <w:r>
+              <w:rPr>
+                <w:rFonts w:ascii="Barlow Condensed Medium" w:eastAsia="標楷體" w:hAnsi="Barlow Condensed Medium" w:cs="Segoe UI Symbol" w:hint="eastAsia"/>
+                <w:w w:val="90"/>
+                <w:sz w:val="26"/>
+                <w:szCs w:val="26"/>
+              </w:rPr>
               <w:t>金山</w:t>
             </w:r>
+            <w:proofErr w:type="gramStart"/>
             <w:r>
               <w:rPr>
                 <w:rFonts w:ascii="新細明體" w:eastAsia="新細明體" w:hAnsi="新細明體" w:cs="新細明體" w:hint="eastAsia"/>
@@ -2014,6 +2026,7 @@
               </w:rPr>
               <w:t>‧</w:t>
             </w:r>
+            <w:proofErr w:type="gramEnd"/>
             <w:r>
               <w:rPr>
                 <w:rFonts w:ascii="Barlow Condensed Medium" w:eastAsia="標楷體" w:hAnsi="Barlow Condensed Medium" w:cs="Segoe UI Symbol" w:hint="eastAsia"/>
@@ -2185,8 +2198,6 @@
               </w:rPr>
               <w:t>者</w:t>
             </w:r>
-            <w:bookmarkStart w:id="6" w:name="_GoBack"/>
-            <w:bookmarkEnd w:id="6"/>
             <w:r>
               <w:rPr>
                 <w:rFonts w:ascii="Barlow Condensed Medium" w:eastAsia="標楷體" w:hAnsi="Barlow Condensed Medium" w:cs="Segoe UI Symbol" w:hint="eastAsia"/>
@@ -2276,6 +2287,7 @@
         </w:rPr>
         <w:t>§</w:t>
       </w:r>
+      <w:proofErr w:type="gramStart"/>
       <w:r>
         <w:rPr>
           <w:rFonts w:ascii="Barlow Condensed Medium" w:eastAsia="華康正顏楷體W9" w:hAnsi="Barlow Condensed Medium" w:cstheme="minorHAnsi"/>
@@ -2283,6 +2295,7 @@
         </w:rPr>
         <w:t>公禱事項</w:t>
       </w:r>
+      <w:proofErr w:type="gramEnd"/>
     </w:p>
     <w:tbl>
       <w:tblPr>
@@ -2425,7 +2438,27 @@
                 <w:sz w:val="26"/>
                 <w:szCs w:val="26"/>
               </w:rPr>
-              <w:t>、人權和生態永續，願　神公義的國度降臨</w:t>
+              <w:t xml:space="preserve">、人權和生態永續，願　</w:t>
+            </w:r>
+            <w:proofErr w:type="gramStart"/>
+            <w:r>
+              <w:rPr>
+                <w:rFonts w:ascii="Barlow Condensed Medium" w:eastAsia="標楷體" w:hAnsi="Barlow Condensed Medium" w:cstheme="minorHAnsi" w:hint="eastAsia"/>
+                <w:w w:val="90"/>
+                <w:sz w:val="26"/>
+                <w:szCs w:val="26"/>
+              </w:rPr>
+              <w:t>神公義</w:t>
+            </w:r>
+            <w:proofErr w:type="gramEnd"/>
+            <w:r>
+              <w:rPr>
+                <w:rFonts w:ascii="Barlow Condensed Medium" w:eastAsia="標楷體" w:hAnsi="Barlow Condensed Medium" w:cstheme="minorHAnsi" w:hint="eastAsia"/>
+                <w:w w:val="90"/>
+                <w:sz w:val="26"/>
+                <w:szCs w:val="26"/>
+              </w:rPr>
+              <w:t>的國度降臨</w:t>
             </w:r>
             <w:r>
               <w:rPr>
@@ -2525,8 +2558,19 @@
                 <w:sz w:val="26"/>
                 <w:szCs w:val="26"/>
               </w:rPr>
-              <w:t>年全民為守護台灣更同心、更團結，求真相除詐騙，以及求真　神棄偶像</w:t>
-            </w:r>
+              <w:t xml:space="preserve">年全民為守護台灣更同心、更團結，求真相除詐騙，以及求真　</w:t>
+            </w:r>
+            <w:proofErr w:type="gramStart"/>
+            <w:r>
+              <w:rPr>
+                <w:rFonts w:ascii="Barlow Condensed Medium" w:eastAsia="標楷體" w:hAnsi="Barlow Condensed Medium" w:cstheme="minorHAnsi" w:hint="eastAsia"/>
+                <w:w w:val="90"/>
+                <w:sz w:val="26"/>
+                <w:szCs w:val="26"/>
+              </w:rPr>
+              <w:t>神棄偶像</w:t>
+            </w:r>
+            <w:proofErr w:type="gramEnd"/>
             <w:r>
               <w:rPr>
                 <w:rFonts w:ascii="Barlow Condensed Medium" w:eastAsia="標楷體" w:hAnsi="Barlow Condensed Medium" w:cstheme="minorHAnsi"/>
@@ -2643,8 +2687,19 @@
                 <w:sz w:val="26"/>
                 <w:szCs w:val="26"/>
               </w:rPr>
-              <w:t>事工代禱</w:t>
-            </w:r>
+              <w:t>事</w:t>
+            </w:r>
+            <w:proofErr w:type="gramStart"/>
+            <w:r>
+              <w:rPr>
+                <w:rFonts w:ascii="Barlow Condensed Medium" w:eastAsia="標楷體" w:hAnsi="Barlow Condensed Medium" w:cs="Segoe UI Symbol"/>
+                <w:w w:val="90"/>
+                <w:sz w:val="26"/>
+                <w:szCs w:val="26"/>
+              </w:rPr>
+              <w:t>工代禱</w:t>
+            </w:r>
+            <w:proofErr w:type="gramEnd"/>
             <w:r>
               <w:rPr>
                 <w:rFonts w:ascii="Barlow Condensed Medium" w:eastAsia="標楷體" w:hAnsi="Barlow Condensed Medium" w:cstheme="minorHAnsi"/>
@@ -2761,7 +2816,27 @@
                 <w:sz w:val="26"/>
                 <w:szCs w:val="26"/>
               </w:rPr>
-              <w:t>和家庭代禱。</w:t>
+              <w:t>和</w:t>
+            </w:r>
+            <w:proofErr w:type="gramStart"/>
+            <w:r>
+              <w:rPr>
+                <w:rFonts w:ascii="Barlow Condensed Medium" w:eastAsia="標楷體" w:hAnsi="Barlow Condensed Medium" w:cstheme="minorHAnsi"/>
+                <w:w w:val="90"/>
+                <w:sz w:val="26"/>
+                <w:szCs w:val="26"/>
+              </w:rPr>
+              <w:t>家庭代禱</w:t>
+            </w:r>
+            <w:proofErr w:type="gramEnd"/>
+            <w:r>
+              <w:rPr>
+                <w:rFonts w:ascii="Barlow Condensed Medium" w:eastAsia="標楷體" w:hAnsi="Barlow Condensed Medium" w:cstheme="minorHAnsi"/>
+                <w:w w:val="90"/>
+                <w:sz w:val="26"/>
+                <w:szCs w:val="26"/>
+              </w:rPr>
+              <w:t>。</w:t>
             </w:r>
           </w:p>
         </w:tc>
@@ -2923,8 +2998,9 @@
                 <w:sz w:val="26"/>
                 <w:szCs w:val="26"/>
               </w:rPr>
-              <w:t>兄姊</w:t>
-            </w:r>
+              <w:t>兄</w:t>
+            </w:r>
+            <w:proofErr w:type="gramStart"/>
             <w:r>
               <w:rPr>
                 <w:rFonts w:ascii="Barlow Condensed Medium" w:eastAsia="華康中黑體" w:hAnsi="Barlow Condensed Medium" w:cs="Segoe UI Symbol"/>
@@ -2932,8 +3008,9 @@
                 <w:sz w:val="26"/>
                 <w:szCs w:val="26"/>
               </w:rPr>
-              <w:t>利用代禱卡</w:t>
-            </w:r>
+              <w:t>姊</w:t>
+            </w:r>
+            <w:proofErr w:type="gramEnd"/>
             <w:r>
               <w:rPr>
                 <w:rFonts w:ascii="Barlow Condensed Medium" w:eastAsia="華康中黑體" w:hAnsi="Barlow Condensed Medium" w:cs="Segoe UI Symbol"/>
@@ -2941,8 +3018,9 @@
                 <w:sz w:val="26"/>
                 <w:szCs w:val="26"/>
               </w:rPr>
-              <w:t>(</w:t>
-            </w:r>
+              <w:t>利用</w:t>
+            </w:r>
+            <w:proofErr w:type="gramStart"/>
             <w:r>
               <w:rPr>
                 <w:rFonts w:ascii="Barlow Condensed Medium" w:eastAsia="華康中黑體" w:hAnsi="Barlow Condensed Medium" w:cs="Segoe UI Symbol"/>
@@ -2950,8 +3028,9 @@
                 <w:sz w:val="26"/>
                 <w:szCs w:val="26"/>
               </w:rPr>
-              <w:t>於招待桌上</w:t>
-            </w:r>
+              <w:t>代禱卡</w:t>
+            </w:r>
+            <w:proofErr w:type="gramEnd"/>
             <w:r>
               <w:rPr>
                 <w:rFonts w:ascii="Barlow Condensed Medium" w:eastAsia="華康中黑體" w:hAnsi="Barlow Condensed Medium" w:cs="Segoe UI Symbol"/>
@@ -2959,7 +3038,7 @@
                 <w:sz w:val="26"/>
                 <w:szCs w:val="26"/>
               </w:rPr>
-              <w:t>)</w:t>
+              <w:t>(</w:t>
             </w:r>
             <w:r>
               <w:rPr>
@@ -2968,7 +3047,36 @@
                 <w:sz w:val="26"/>
                 <w:szCs w:val="26"/>
               </w:rPr>
-              <w:t>投代禱信箱。</w:t>
+              <w:t>於招待桌上</w:t>
+            </w:r>
+            <w:r>
+              <w:rPr>
+                <w:rFonts w:ascii="Barlow Condensed Medium" w:eastAsia="華康中黑體" w:hAnsi="Barlow Condensed Medium" w:cs="Segoe UI Symbol"/>
+                <w:w w:val="90"/>
+                <w:sz w:val="26"/>
+                <w:szCs w:val="26"/>
+              </w:rPr>
+              <w:t>)</w:t>
+            </w:r>
+            <w:proofErr w:type="gramStart"/>
+            <w:r>
+              <w:rPr>
+                <w:rFonts w:ascii="Barlow Condensed Medium" w:eastAsia="華康中黑體" w:hAnsi="Barlow Condensed Medium" w:cs="Segoe UI Symbol"/>
+                <w:w w:val="90"/>
+                <w:sz w:val="26"/>
+                <w:szCs w:val="26"/>
+              </w:rPr>
+              <w:t>投代禱</w:t>
+            </w:r>
+            <w:proofErr w:type="gramEnd"/>
+            <w:r>
+              <w:rPr>
+                <w:rFonts w:ascii="Barlow Condensed Medium" w:eastAsia="華康中黑體" w:hAnsi="Barlow Condensed Medium" w:cs="Segoe UI Symbol"/>
+                <w:w w:val="90"/>
+                <w:sz w:val="26"/>
+                <w:szCs w:val="26"/>
+              </w:rPr>
+              <w:t>信箱。</w:t>
             </w:r>
           </w:p>
         </w:tc>
@@ -3047,8 +3155,9 @@
                 <w:sz w:val="26"/>
                 <w:szCs w:val="26"/>
               </w:rPr>
-              <w:t>王聖</w:t>
-            </w:r>
+              <w:t>王</w:t>
+            </w:r>
+            <w:proofErr w:type="gramStart"/>
             <w:r>
               <w:rPr>
                 <w:rFonts w:ascii="Barlow Condensed Medium" w:eastAsia="標楷體" w:hAnsi="Barlow Condensed Medium" w:cstheme="minorHAnsi" w:hint="eastAsia"/>
@@ -3056,7 +3165,7 @@
                 <w:sz w:val="26"/>
                 <w:szCs w:val="26"/>
               </w:rPr>
-              <w:t>崴</w:t>
+              <w:t>聖</w:t>
             </w:r>
             <w:r>
               <w:rPr>
@@ -3065,8 +3174,18 @@
                 <w:sz w:val="26"/>
                 <w:szCs w:val="26"/>
               </w:rPr>
+              <w:t>崴</w:t>
+            </w:r>
+            <w:r>
+              <w:rPr>
+                <w:rFonts w:ascii="Barlow Condensed Medium" w:eastAsia="標楷體" w:hAnsi="Barlow Condensed Medium" w:cstheme="minorHAnsi" w:hint="eastAsia"/>
+                <w:w w:val="90"/>
+                <w:sz w:val="26"/>
+                <w:szCs w:val="26"/>
+              </w:rPr>
               <w:t>。</w:t>
             </w:r>
+            <w:proofErr w:type="gramEnd"/>
           </w:p>
         </w:tc>
       </w:tr>
@@ -3371,6 +3490,7 @@
           <w:szCs w:val="26"/>
         </w:rPr>
       </w:pPr>
+      <w:proofErr w:type="gramStart"/>
       <w:r>
         <w:rPr>
           <w:rFonts w:ascii="Barlow Condensed Medium" w:eastAsia="標楷體" w:hAnsi="Barlow Condensed Medium" w:cs="Arial" w:hint="eastAsia"/>
@@ -3380,7 +3500,19 @@
           <w:sz w:val="26"/>
           <w:szCs w:val="26"/>
         </w:rPr>
-        <w:t>男婦老幼向這標語，</w:t>
+        <w:t>男婦老幼</w:t>
+      </w:r>
+      <w:proofErr w:type="gramEnd"/>
+      <w:r>
+        <w:rPr>
+          <w:rFonts w:ascii="Barlow Condensed Medium" w:eastAsia="標楷體" w:hAnsi="Barlow Condensed Medium" w:cs="Arial" w:hint="eastAsia"/>
+          <w:bCs/>
+          <w:w w:val="72"/>
+          <w:kern w:val="0"/>
+          <w:sz w:val="26"/>
+          <w:szCs w:val="26"/>
+        </w:rPr>
+        <w:t>向這標語，</w:t>
       </w:r>
     </w:p>
     <w:p>
@@ -3518,7 +3650,31 @@
           <w:sz w:val="26"/>
           <w:szCs w:val="26"/>
         </w:rPr>
-        <w:t>選擇同信結做夫婦，</w:t>
+        <w:t>選擇</w:t>
+      </w:r>
+      <w:proofErr w:type="gramStart"/>
+      <w:r>
+        <w:rPr>
+          <w:rFonts w:ascii="Barlow Condensed Medium" w:eastAsia="標楷體" w:hAnsi="Barlow Condensed Medium" w:cs="Arial" w:hint="eastAsia"/>
+          <w:bCs/>
+          <w:w w:val="72"/>
+          <w:kern w:val="0"/>
+          <w:sz w:val="26"/>
+          <w:szCs w:val="26"/>
+        </w:rPr>
+        <w:t>同信結做</w:t>
+      </w:r>
+      <w:proofErr w:type="gramEnd"/>
+      <w:r>
+        <w:rPr>
+          <w:rFonts w:ascii="Barlow Condensed Medium" w:eastAsia="標楷體" w:hAnsi="Barlow Condensed Medium" w:cs="Arial" w:hint="eastAsia"/>
+          <w:bCs/>
+          <w:w w:val="72"/>
+          <w:kern w:val="0"/>
+          <w:sz w:val="26"/>
+          <w:szCs w:val="26"/>
+        </w:rPr>
+        <w:t>夫婦，</w:t>
       </w:r>
     </w:p>
     <w:p>
@@ -3634,7 +3790,31 @@
           <w:sz w:val="26"/>
           <w:szCs w:val="26"/>
         </w:rPr>
-        <w:t>所有子兒天父賞賜，</w:t>
+        <w:t>所有</w:t>
+      </w:r>
+      <w:proofErr w:type="gramStart"/>
+      <w:r>
+        <w:rPr>
+          <w:rFonts w:ascii="Barlow Condensed Medium" w:eastAsia="標楷體" w:hAnsi="Barlow Condensed Medium" w:cs="Arial" w:hint="eastAsia"/>
+          <w:bCs/>
+          <w:w w:val="72"/>
+          <w:kern w:val="0"/>
+          <w:sz w:val="26"/>
+          <w:szCs w:val="26"/>
+        </w:rPr>
+        <w:t>子兒天父</w:t>
+      </w:r>
+      <w:proofErr w:type="gramEnd"/>
+      <w:r>
+        <w:rPr>
+          <w:rFonts w:ascii="Barlow Condensed Medium" w:eastAsia="標楷體" w:hAnsi="Barlow Condensed Medium" w:cs="Arial" w:hint="eastAsia"/>
+          <w:bCs/>
+          <w:w w:val="72"/>
+          <w:kern w:val="0"/>
+          <w:sz w:val="26"/>
+          <w:szCs w:val="26"/>
+        </w:rPr>
+        <w:t>賞賜，</w:t>
       </w:r>
     </w:p>
     <w:p>
@@ -3653,6 +3833,7 @@
           <w:szCs w:val="26"/>
         </w:rPr>
       </w:pPr>
+      <w:proofErr w:type="gramStart"/>
       <w:r>
         <w:rPr>
           <w:rFonts w:ascii="Barlow Condensed Medium" w:eastAsia="標楷體" w:hAnsi="Barlow Condensed Medium" w:cs="Arial" w:hint="eastAsia"/>
@@ -3662,7 +3843,19 @@
           <w:sz w:val="26"/>
           <w:szCs w:val="26"/>
         </w:rPr>
-        <w:t>細漢導親近天父，</w:t>
+        <w:t>細漢導親近</w:t>
+      </w:r>
+      <w:proofErr w:type="gramEnd"/>
+      <w:r>
+        <w:rPr>
+          <w:rFonts w:ascii="Barlow Condensed Medium" w:eastAsia="標楷體" w:hAnsi="Barlow Condensed Medium" w:cs="Arial" w:hint="eastAsia"/>
+          <w:bCs/>
+          <w:w w:val="72"/>
+          <w:kern w:val="0"/>
+          <w:sz w:val="26"/>
+          <w:szCs w:val="26"/>
+        </w:rPr>
+        <w:t>天父，</w:t>
       </w:r>
     </w:p>
     <w:p>
@@ -3690,7 +3883,31 @@
           <w:sz w:val="26"/>
           <w:szCs w:val="26"/>
         </w:rPr>
-        <w:t>信心堅固續到後裔。</w:t>
+        <w:t>信心</w:t>
+      </w:r>
+      <w:proofErr w:type="gramStart"/>
+      <w:r>
+        <w:rPr>
+          <w:rFonts w:ascii="Barlow Condensed Medium" w:eastAsia="標楷體" w:hAnsi="Barlow Condensed Medium" w:cs="Arial" w:hint="eastAsia"/>
+          <w:bCs/>
+          <w:w w:val="72"/>
+          <w:kern w:val="0"/>
+          <w:sz w:val="26"/>
+          <w:szCs w:val="26"/>
+        </w:rPr>
+        <w:t>堅固續到後裔</w:t>
+      </w:r>
+      <w:proofErr w:type="gramEnd"/>
+      <w:r>
+        <w:rPr>
+          <w:rFonts w:ascii="Barlow Condensed Medium" w:eastAsia="標楷體" w:hAnsi="Barlow Condensed Medium" w:cs="Arial" w:hint="eastAsia"/>
+          <w:bCs/>
+          <w:w w:val="72"/>
+          <w:kern w:val="0"/>
+          <w:sz w:val="26"/>
+          <w:szCs w:val="26"/>
+        </w:rPr>
+        <w:t>。</w:t>
       </w:r>
     </w:p>
     <w:p>
@@ -3712,7 +3929,7 @@
           <w:szCs w:val="26"/>
         </w:rPr>
       </w:pPr>
-      <w:bookmarkStart w:id="7" w:name="_Hlk227079785"/>
+      <w:bookmarkStart w:id="6" w:name="_Hlk227079785"/>
       <w:r>
         <w:rPr>
           <w:rFonts w:ascii="Barlow Condensed Medium" w:eastAsia="標楷體" w:hAnsi="Barlow Condensed Medium" w:cs="Arial" w:hint="eastAsia"/>
@@ -3808,7 +4025,7 @@
         </w:rPr>
         <w:t>尊主命令誠心服事。</w:t>
       </w:r>
-      <w:bookmarkEnd w:id="7"/>
+      <w:bookmarkEnd w:id="6"/>
     </w:p>
     <w:p>
       <w:pPr>
@@ -3997,7 +4214,6 @@
       <w:r>
         <w:rPr>
           <w:noProof/>
-          <w:lang w:bidi="he-IL"/>
         </w:rPr>
         <mc:AlternateContent>
           <mc:Choice Requires="wpg">
@@ -4133,7 +4349,47 @@
                                   <w:w w:val="90"/>
                                   <w:szCs w:val="24"/>
                                 </w:rPr>
-                                <w:t>我們因信主耶穌基督而蒙　神國福音的恩典，成為基督的肢體，並按主的命令彼此相愛。因此我們奉獻自己成為基督的教會的事奉者，用彼此事奉、彼此順服、彼此成全，和彼此學習的心，效法基督成為服事人的僕人。將服事會眾的事看為優先，以服事會眾來服事　神。使我們與我們得救的身分相稱。</w:t>
+                                <w:t>我們因信主耶穌基督而蒙　神國福音的恩典，成為基督的肢體，並按主的命令彼此相愛。因此我們奉獻自己成為基督的教會的</w:t>
+                              </w:r>
+                              <w:proofErr w:type="gramStart"/>
+                              <w:r>
+                                <w:rPr>
+                                  <w:rFonts w:ascii="文鼎粗魏碑" w:eastAsia="文鼎粗魏碑" w:cstheme="minorHAnsi" w:hint="eastAsia"/>
+                                  <w:color w:val="0D0D0D" w:themeColor="text1" w:themeTint="F2"/>
+                                  <w:w w:val="90"/>
+                                  <w:szCs w:val="24"/>
+                                </w:rPr>
+                                <w:t>事奉者</w:t>
+                              </w:r>
+                              <w:proofErr w:type="gramEnd"/>
+                              <w:r>
+                                <w:rPr>
+                                  <w:rFonts w:ascii="文鼎粗魏碑" w:eastAsia="文鼎粗魏碑" w:cstheme="minorHAnsi" w:hint="eastAsia"/>
+                                  <w:color w:val="0D0D0D" w:themeColor="text1" w:themeTint="F2"/>
+                                  <w:w w:val="90"/>
+                                  <w:szCs w:val="24"/>
+                                </w:rPr>
+                                <w:t>，用彼此事奉、彼此順服、彼此成全，和彼此學習的心，效法基督成為服事人的僕人。將服事會眾的事看為優先，以服事</w:t>
+                              </w:r>
+                              <w:proofErr w:type="gramStart"/>
+                              <w:r>
+                                <w:rPr>
+                                  <w:rFonts w:ascii="文鼎粗魏碑" w:eastAsia="文鼎粗魏碑" w:cstheme="minorHAnsi" w:hint="eastAsia"/>
+                                  <w:color w:val="0D0D0D" w:themeColor="text1" w:themeTint="F2"/>
+                                  <w:w w:val="90"/>
+                                  <w:szCs w:val="24"/>
+                                </w:rPr>
+                                <w:t>會眾來服事</w:t>
+                              </w:r>
+                              <w:proofErr w:type="gramEnd"/>
+                              <w:r>
+                                <w:rPr>
+                                  <w:rFonts w:ascii="文鼎粗魏碑" w:eastAsia="文鼎粗魏碑" w:cstheme="minorHAnsi" w:hint="eastAsia"/>
+                                  <w:color w:val="0D0D0D" w:themeColor="text1" w:themeTint="F2"/>
+                                  <w:w w:val="90"/>
+                                  <w:szCs w:val="24"/>
+                                </w:rPr>
+                                <w:t xml:space="preserve">　神。使我們與我們得救的身分相稱。</w:t>
                               </w:r>
                             </w:p>
                           </w:txbxContent>
@@ -4228,7 +4484,47 @@
                             <w:w w:val="90"/>
                             <w:szCs w:val="24"/>
                           </w:rPr>
-                          <w:t>我們因信主耶穌基督而蒙　神國福音的恩典，成為基督的肢體，並按主的命令彼此相愛。因此我們奉獻自己成為基督的教會的事奉者，用彼此事奉、彼此順服、彼此成全，和彼此學習的心，效法基督成為服事人的僕人。將服事會眾的事看為優先，以服事會眾來服事　神。使我們與我們得救的身分相稱。</w:t>
+                          <w:t>我們因信主耶穌基督而蒙　神國福音的恩典，成為基督的肢體，並按主的命令彼此相愛。因此我們奉獻自己成為基督的教會的</w:t>
+                        </w:r>
+                        <w:proofErr w:type="gramStart"/>
+                        <w:r>
+                          <w:rPr>
+                            <w:rFonts w:ascii="文鼎粗魏碑" w:eastAsia="文鼎粗魏碑" w:cstheme="minorHAnsi" w:hint="eastAsia"/>
+                            <w:color w:val="0D0D0D" w:themeColor="text1" w:themeTint="F2"/>
+                            <w:w w:val="90"/>
+                            <w:szCs w:val="24"/>
+                          </w:rPr>
+                          <w:t>事奉者</w:t>
+                        </w:r>
+                        <w:proofErr w:type="gramEnd"/>
+                        <w:r>
+                          <w:rPr>
+                            <w:rFonts w:ascii="文鼎粗魏碑" w:eastAsia="文鼎粗魏碑" w:cstheme="minorHAnsi" w:hint="eastAsia"/>
+                            <w:color w:val="0D0D0D" w:themeColor="text1" w:themeTint="F2"/>
+                            <w:w w:val="90"/>
+                            <w:szCs w:val="24"/>
+                          </w:rPr>
+                          <w:t>，用彼此事奉、彼此順服、彼此成全，和彼此學習的心，效法基督成為服事人的僕人。將服事會眾的事看為優先，以服事</w:t>
+                        </w:r>
+                        <w:proofErr w:type="gramStart"/>
+                        <w:r>
+                          <w:rPr>
+                            <w:rFonts w:ascii="文鼎粗魏碑" w:eastAsia="文鼎粗魏碑" w:cstheme="minorHAnsi" w:hint="eastAsia"/>
+                            <w:color w:val="0D0D0D" w:themeColor="text1" w:themeTint="F2"/>
+                            <w:w w:val="90"/>
+                            <w:szCs w:val="24"/>
+                          </w:rPr>
+                          <w:t>會眾來服事</w:t>
+                        </w:r>
+                        <w:proofErr w:type="gramEnd"/>
+                        <w:r>
+                          <w:rPr>
+                            <w:rFonts w:ascii="文鼎粗魏碑" w:eastAsia="文鼎粗魏碑" w:cstheme="minorHAnsi" w:hint="eastAsia"/>
+                            <w:color w:val="0D0D0D" w:themeColor="text1" w:themeTint="F2"/>
+                            <w:w w:val="90"/>
+                            <w:szCs w:val="24"/>
+                          </w:rPr>
+                          <w:t xml:space="preserve">　神。使我們與我們得救的身分相稱。</w:t>
                         </w:r>
                       </w:p>
                     </w:txbxContent>
@@ -4243,7 +4539,6 @@
       <w:r>
         <w:rPr>
           <w:noProof/>
-          <w:lang w:bidi="he-IL"/>
         </w:rPr>
         <w:drawing>
           <wp:anchor distT="0" distB="0" distL="114300" distR="114300" simplePos="0" relativeHeight="251660288" behindDoc="0" locked="0" layoutInCell="1" allowOverlap="1" wp14:anchorId="0030E694" wp14:editId="2AABDBC0">
@@ -4304,7 +4599,6 @@
       <w:r>
         <w:rPr>
           <w:noProof/>
-          <w:lang w:bidi="he-IL"/>
         </w:rPr>
         <w:drawing>
           <wp:anchor distT="0" distB="0" distL="114300" distR="114300" simplePos="0" relativeHeight="251655168" behindDoc="0" locked="0" layoutInCell="1" allowOverlap="1" wp14:anchorId="7EAAEB92" wp14:editId="352781AB">
@@ -4385,7 +4679,6 @@
       <w:r>
         <w:rPr>
           <w:noProof/>
-          <w:lang w:bidi="he-IL"/>
         </w:rPr>
         <mc:AlternateContent>
           <mc:Choice Requires="wpg">
@@ -4454,6 +4747,7 @@
                                 </w:rPr>
                                 <w:t>聚會時間表</w:t>
                               </w:r>
+                              <w:proofErr w:type="gramStart"/>
                               <w:r>
                                 <w:rPr>
                                   <w:rFonts w:ascii="Barlow Condensed Medium" w:eastAsia="華康正顏楷體W9" w:hAnsi="Barlow Condensed Medium" w:cstheme="minorHAnsi" w:hint="eastAsia"/>
@@ -4463,6 +4757,7 @@
                                 </w:rPr>
                                 <w:t>》</w:t>
                               </w:r>
+                              <w:proofErr w:type="gramEnd"/>
                             </w:p>
                             <w:tbl>
                               <w:tblPr>
@@ -5236,6 +5531,7 @@
                                         <w:szCs w:val="26"/>
                                       </w:rPr>
                                     </w:pPr>
+                                    <w:proofErr w:type="gramStart"/>
                                     <w:r>
                                       <w:rPr>
                                         <w:rFonts w:ascii="Barlow Condensed Medium" w:eastAsia="標楷體" w:hAnsi="Barlow Condensed Medium" w:hint="eastAsia"/>
@@ -5246,6 +5542,7 @@
                                       </w:rPr>
                                       <w:t>拿細耳</w:t>
                                     </w:r>
+                                    <w:proofErr w:type="gramEnd"/>
                                     <w:r>
                                       <w:rPr>
                                         <w:rFonts w:ascii="Barlow Condensed Medium" w:eastAsia="標楷體" w:hAnsi="Barlow Condensed Medium" w:hint="eastAsia"/>
@@ -5399,6 +5696,7 @@
                                         <w:szCs w:val="26"/>
                                       </w:rPr>
                                     </w:pPr>
+                                    <w:proofErr w:type="gramStart"/>
                                     <w:r>
                                       <w:rPr>
                                         <w:rFonts w:ascii="Barlow Condensed Medium" w:eastAsia="標楷體" w:hAnsi="Barlow Condensed Medium" w:hint="eastAsia"/>
@@ -5409,6 +5707,7 @@
                                       </w:rPr>
                                       <w:t>社青小組</w:t>
                                     </w:r>
+                                    <w:proofErr w:type="gramEnd"/>
                                   </w:p>
                                 </w:tc>
                                 <w:tc>
@@ -5602,6 +5901,7 @@
                                         <w:szCs w:val="26"/>
                                       </w:rPr>
                                     </w:pPr>
+                                    <w:proofErr w:type="gramStart"/>
                                     <w:r>
                                       <w:rPr>
                                         <w:rFonts w:ascii="Barlow Condensed Medium" w:eastAsia="標楷體" w:hAnsi="Barlow Condensed Medium"/>
@@ -5612,6 +5912,7 @@
                                       </w:rPr>
                                       <w:t>明憲家</w:t>
                                     </w:r>
+                                    <w:proofErr w:type="gramEnd"/>
                                   </w:p>
                                 </w:tc>
                               </w:tr>
@@ -6212,6 +6513,7 @@
                           </w:rPr>
                           <w:t>聚會時間表</w:t>
                         </w:r>
+                        <w:proofErr w:type="gramStart"/>
                         <w:r>
                           <w:rPr>
                             <w:rFonts w:ascii="Barlow Condensed Medium" w:eastAsia="華康正顏楷體W9" w:hAnsi="Barlow Condensed Medium" w:cstheme="minorHAnsi" w:hint="eastAsia"/>
@@ -6221,6 +6523,7 @@
                           </w:rPr>
                           <w:t>》</w:t>
                         </w:r>
+                        <w:proofErr w:type="gramEnd"/>
                       </w:p>
                       <w:tbl>
                         <w:tblPr>
@@ -6994,6 +7297,7 @@
                                   <w:szCs w:val="26"/>
                                 </w:rPr>
                               </w:pPr>
+                              <w:proofErr w:type="gramStart"/>
                               <w:r>
                                 <w:rPr>
                                   <w:rFonts w:ascii="Barlow Condensed Medium" w:eastAsia="標楷體" w:hAnsi="Barlow Condensed Medium" w:hint="eastAsia"/>
@@ -7004,6 +7308,7 @@
                                 </w:rPr>
                                 <w:t>拿細耳</w:t>
                               </w:r>
+                              <w:proofErr w:type="gramEnd"/>
                               <w:r>
                                 <w:rPr>
                                   <w:rFonts w:ascii="Barlow Condensed Medium" w:eastAsia="標楷體" w:hAnsi="Barlow Condensed Medium" w:hint="eastAsia"/>
@@ -7157,6 +7462,7 @@
                                   <w:szCs w:val="26"/>
                                 </w:rPr>
                               </w:pPr>
+                              <w:proofErr w:type="gramStart"/>
                               <w:r>
                                 <w:rPr>
                                   <w:rFonts w:ascii="Barlow Condensed Medium" w:eastAsia="標楷體" w:hAnsi="Barlow Condensed Medium" w:hint="eastAsia"/>
@@ -7167,6 +7473,7 @@
                                 </w:rPr>
                                 <w:t>社青小組</w:t>
                               </w:r>
+                              <w:proofErr w:type="gramEnd"/>
                             </w:p>
                           </w:tc>
                           <w:tc>
@@ -7360,6 +7667,7 @@
                                   <w:szCs w:val="26"/>
                                 </w:rPr>
                               </w:pPr>
+                              <w:proofErr w:type="gramStart"/>
                               <w:r>
                                 <w:rPr>
                                   <w:rFonts w:ascii="Barlow Condensed Medium" w:eastAsia="標楷體" w:hAnsi="Barlow Condensed Medium"/>
@@ -7370,6 +7678,7 @@
                                 </w:rPr>
                                 <w:t>明憲家</w:t>
                               </w:r>
+                              <w:proofErr w:type="gramEnd"/>
                             </w:p>
                           </w:tc>
                         </w:tr>
@@ -7942,7 +8251,6 @@
         <w:rPr>
           <w:rFonts w:ascii="Barlow Condensed Medium" w:hAnsi="Barlow Condensed Medium"/>
           <w:noProof/>
-          <w:lang w:bidi="he-IL"/>
         </w:rPr>
         <mc:AlternateContent>
           <mc:Choice Requires="wpg">
@@ -8422,6 +8730,7 @@
                                         <w:szCs w:val="26"/>
                                       </w:rPr>
                                     </w:pPr>
+                                    <w:proofErr w:type="gramStart"/>
                                     <w:r>
                                       <w:rPr>
                                         <w:rFonts w:ascii="Barlow Condensed Medium" w:eastAsia="華康儷楷書" w:hAnsi="Barlow Condensed Medium" w:cs="華康儷楷書" w:hint="eastAsia"/>
@@ -8432,6 +8741,7 @@
                                       </w:rPr>
                                       <w:t>代上</w:t>
                                     </w:r>
+                                    <w:proofErr w:type="gramEnd"/>
                                     <w:r>
                                       <w:rPr>
                                         <w:rFonts w:ascii="Barlow Condensed Medium" w:eastAsia="華康儷楷書" w:hAnsi="Barlow Condensed Medium" w:cs="華康儷楷書"/>
@@ -8671,6 +8981,7 @@
                                         <w:szCs w:val="26"/>
                                       </w:rPr>
                                     </w:pPr>
+                                    <w:proofErr w:type="gramStart"/>
                                     <w:r>
                                       <w:rPr>
                                         <w:rFonts w:ascii="Barlow Condensed Medium" w:eastAsia="華康中黑體" w:hAnsi="Barlow Condensed Medium" w:hint="eastAsia"/>
@@ -8680,6 +8991,7 @@
                                       </w:rPr>
                                       <w:t>啟應</w:t>
                                     </w:r>
+                                    <w:proofErr w:type="gramEnd"/>
                                     <w:r>
                                       <w:rPr>
                                         <w:rFonts w:ascii="Barlow Condensed Medium" w:eastAsia="華康中黑體" w:hAnsi="Barlow Condensed Medium" w:hint="eastAsia"/>
@@ -9334,6 +9646,7 @@
                                   <w:szCs w:val="26"/>
                                 </w:rPr>
                               </w:pPr>
+                              <w:proofErr w:type="gramStart"/>
                               <w:r>
                                 <w:rPr>
                                   <w:rFonts w:ascii="Barlow Condensed Medium" w:eastAsia="華康儷楷書" w:hAnsi="Barlow Condensed Medium" w:cs="華康儷楷書" w:hint="eastAsia"/>
@@ -9344,6 +9657,7 @@
                                 </w:rPr>
                                 <w:t>代上</w:t>
                               </w:r>
+                              <w:proofErr w:type="gramEnd"/>
                               <w:r>
                                 <w:rPr>
                                   <w:rFonts w:ascii="Barlow Condensed Medium" w:eastAsia="華康儷楷書" w:hAnsi="Barlow Condensed Medium" w:cs="華康儷楷書"/>
@@ -9583,6 +9897,7 @@
                                   <w:szCs w:val="26"/>
                                 </w:rPr>
                               </w:pPr>
+                              <w:proofErr w:type="gramStart"/>
                               <w:r>
                                 <w:rPr>
                                   <w:rFonts w:ascii="Barlow Condensed Medium" w:eastAsia="華康中黑體" w:hAnsi="Barlow Condensed Medium" w:hint="eastAsia"/>
@@ -9592,6 +9907,7 @@
                                 </w:rPr>
                                 <w:t>啟應</w:t>
                               </w:r>
+                              <w:proofErr w:type="gramEnd"/>
                               <w:r>
                                 <w:rPr>
                                   <w:rFonts w:ascii="Barlow Condensed Medium" w:eastAsia="華康中黑體" w:hAnsi="Barlow Condensed Medium" w:hint="eastAsia"/>
@@ -9801,7 +10117,6 @@
         <w:rPr>
           <w:rFonts w:ascii="Barlow Condensed Medium" w:hAnsi="Barlow Condensed Medium"/>
           <w:noProof/>
-          <w:lang w:bidi="he-IL"/>
         </w:rPr>
         <mc:AlternateContent>
           <mc:Choice Requires="wps">
@@ -10024,7 +10339,6 @@
         <w:rPr>
           <w:rFonts w:ascii="Barlow Condensed Medium" w:hAnsi="Barlow Condensed Medium"/>
           <w:noProof/>
-          <w:lang w:bidi="he-IL"/>
         </w:rPr>
         <mc:AlternateContent>
           <mc:Choice Requires="wps">
@@ -10165,7 +10479,6 @@
         <w:rPr>
           <w:rFonts w:ascii="Barlow Condensed Medium" w:hAnsi="Barlow Condensed Medium"/>
           <w:noProof/>
-          <w:lang w:bidi="he-IL"/>
         </w:rPr>
         <mc:AlternateContent>
           <mc:Choice Requires="wps">
@@ -10362,7 +10675,6 @@
         <w:rPr>
           <w:rFonts w:ascii="Barlow Condensed Medium" w:hAnsi="Barlow Condensed Medium"/>
           <w:noProof/>
-          <w:lang w:bidi="he-IL"/>
         </w:rPr>
         <mc:AlternateContent>
           <mc:Choice Requires="wps">
@@ -10559,7 +10871,6 @@
         <w:rPr>
           <w:rFonts w:ascii="Barlow Condensed Medium" w:hAnsi="Barlow Condensed Medium"/>
           <w:noProof/>
-          <w:lang w:bidi="he-IL"/>
         </w:rPr>
         <w:drawing>
           <wp:anchor distT="0" distB="0" distL="114300" distR="114300" simplePos="0" relativeHeight="251654144" behindDoc="1" locked="0" layoutInCell="1" allowOverlap="1" wp14:anchorId="2AA2D55C" wp14:editId="4BA447FF">
@@ -10628,7 +10939,6 @@
         <w:rPr>
           <w:rFonts w:ascii="Barlow Condensed Medium" w:hAnsi="Barlow Condensed Medium"/>
           <w:noProof/>
-          <w:lang w:bidi="he-IL"/>
         </w:rPr>
         <mc:AlternateContent>
           <mc:Choice Requires="wps">
@@ -10764,6 +11074,7 @@
         </w:rPr>
         <w:t xml:space="preserve">       </w:t>
       </w:r>
+      <w:proofErr w:type="gramStart"/>
       <w:r>
         <w:rPr>
           <w:rFonts w:ascii="Barlow Condensed Medium" w:eastAsia="華康中圓體" w:hAnsi="Barlow Condensed Medium"/>
@@ -10771,6 +11082,7 @@
         </w:rPr>
         <w:t>主堂</w:t>
       </w:r>
+      <w:proofErr w:type="gramEnd"/>
       <w:r>
         <w:rPr>
           <w:rFonts w:ascii="Barlow Condensed Medium" w:eastAsia="華康中圓體" w:hAnsi="Barlow Condensed Medium"/>
@@ -10863,7 +11175,6 @@
           <w:rFonts w:ascii="Barlow Condensed Medium" w:eastAsia="華康儷中黑" w:hAnsi="Barlow Condensed Medium"/>
           <w:noProof/>
           <w:w w:val="80"/>
-          <w:lang w:bidi="he-IL"/>
         </w:rPr>
         <mc:AlternateContent>
           <mc:Choice Requires="wps">
@@ -10915,6 +11226,7 @@
                                 <w:sz w:val="22"/>
                               </w:rPr>
                             </w:pPr>
+                            <w:proofErr w:type="gramStart"/>
                             <w:r>
                               <w:rPr>
                                 <w:rFonts w:ascii="Barlow Condensed Medium" w:eastAsia="華康儷中黑" w:hAnsi="Barlow Condensed Medium"/>
@@ -10922,6 +11234,7 @@
                               </w:rPr>
                               <w:t>教會臉書</w:t>
                             </w:r>
+                            <w:proofErr w:type="gramEnd"/>
                             <w:r>
                               <w:rPr>
                                 <w:rFonts w:ascii="Barlow Condensed Medium" w:eastAsia="華康儷中黑" w:hAnsi="Barlow Condensed Medium"/>
@@ -10975,6 +11288,7 @@
                           <w:sz w:val="22"/>
                         </w:rPr>
                       </w:pPr>
+                      <w:proofErr w:type="gramStart"/>
                       <w:r>
                         <w:rPr>
                           <w:rFonts w:ascii="Barlow Condensed Medium" w:eastAsia="華康儷中黑" w:hAnsi="Barlow Condensed Medium"/>
@@ -10982,6 +11296,7 @@
                         </w:rPr>
                         <w:t>教會臉書</w:t>
                       </w:r>
+                      <w:proofErr w:type="gramEnd"/>
                       <w:r>
                         <w:rPr>
                           <w:rFonts w:ascii="Barlow Condensed Medium" w:eastAsia="華康儷中黑" w:hAnsi="Barlow Condensed Medium"/>
@@ -11039,8 +11354,19 @@
           <w:sz w:val="28"/>
           <w:szCs w:val="28"/>
         </w:rPr>
-        <w:t xml:space="preserve"> Weekly</w:t>
-      </w:r>
+        <w:t xml:space="preserve"> </w:t>
+      </w:r>
+      <w:proofErr w:type="gramStart"/>
+      <w:r>
+        <w:rPr>
+          <w:rFonts w:ascii="Old English Text MT" w:hAnsi="Old English Text MT"/>
+          <w:color w:val="404040" w:themeColor="text1" w:themeTint="BF"/>
+          <w:sz w:val="28"/>
+          <w:szCs w:val="28"/>
+        </w:rPr>
+        <w:t>Weekly</w:t>
+      </w:r>
+      <w:proofErr w:type="gramEnd"/>
     </w:p>
     <w:p>
       <w:pPr>
@@ -11821,7 +12147,6 @@
                 <w:color w:val="000000" w:themeColor="text1"/>
                 <w:sz w:val="18"/>
                 <w:szCs w:val="18"/>
-                <w:lang w:bidi="he-IL"/>
               </w:rPr>
               <mc:AlternateContent>
                 <mc:Choice Requires="wps">
@@ -11896,7 +12221,15 @@
                                       <w:color w:val="FFFFFF"/>
                                       <w:w w:val="66"/>
                                     </w:rPr>
-                                    <w:t>恭候　神的話</w:t>
+                                    <w:t xml:space="preserve">恭候　</w:t>
+                                  </w:r>
+                                  <w:r>
+                                    <w:rPr>
+                                      <w:rFonts w:ascii="華康儷中黑" w:eastAsia="華康儷中黑" w:hAnsi="Calibri" w:cs="Arial" w:hint="eastAsia"/>
+                                      <w:color w:val="FFFFFF"/>
+                                      <w:w w:val="66"/>
+                                    </w:rPr>
+                                    <w:t>神的話</w:t>
                                   </w:r>
                                 </w:p>
                               </w:txbxContent>
@@ -11941,7 +12274,15 @@
                                 <w:color w:val="FFFFFF"/>
                                 <w:w w:val="66"/>
                               </w:rPr>
-                              <w:t>恭候　神的話</w:t>
+                              <w:t xml:space="preserve">恭候　</w:t>
+                            </w:r>
+                            <w:r>
+                              <w:rPr>
+                                <w:rFonts w:ascii="華康儷中黑" w:eastAsia="華康儷中黑" w:hAnsi="Calibri" w:cs="Arial" w:hint="eastAsia"/>
+                                <w:color w:val="FFFFFF"/>
+                                <w:w w:val="66"/>
+                              </w:rPr>
+                              <w:t>神的話</w:t>
                             </w:r>
                           </w:p>
                         </w:txbxContent>
@@ -11979,6 +12320,7 @@
                 <w:szCs w:val="20"/>
               </w:rPr>
             </w:pPr>
+            <w:proofErr w:type="gramStart"/>
             <w:r>
               <w:rPr>
                 <w:rFonts w:eastAsia="華康儷中黑" w:cstheme="minorHAnsi"/>
@@ -11989,6 +12331,7 @@
               </w:rPr>
               <w:t>序樂</w:t>
             </w:r>
+            <w:proofErr w:type="gramEnd"/>
           </w:p>
         </w:tc>
         <w:tc>
@@ -12124,6 +12467,7 @@
                 <w:szCs w:val="20"/>
               </w:rPr>
             </w:pPr>
+            <w:proofErr w:type="gramStart"/>
             <w:r>
               <w:rPr>
                 <w:rFonts w:eastAsia="華康儷中黑" w:cstheme="minorHAnsi"/>
@@ -12134,6 +12478,7 @@
               </w:rPr>
               <w:t>宣召</w:t>
             </w:r>
+            <w:proofErr w:type="gramEnd"/>
           </w:p>
         </w:tc>
         <w:tc>
@@ -12589,6 +12934,7 @@
                 <w:szCs w:val="20"/>
               </w:rPr>
             </w:pPr>
+            <w:proofErr w:type="gramStart"/>
             <w:r>
               <w:rPr>
                 <w:rFonts w:eastAsia="華康儷中黑" w:cstheme="minorHAnsi"/>
@@ -12599,6 +12945,7 @@
               </w:rPr>
               <w:t>啟應文</w:t>
             </w:r>
+            <w:proofErr w:type="gramEnd"/>
           </w:p>
         </w:tc>
         <w:tc>
@@ -12884,7 +13231,6 @@
                 <w:color w:val="000000" w:themeColor="text1"/>
                 <w:sz w:val="18"/>
                 <w:szCs w:val="18"/>
-                <w:lang w:bidi="he-IL"/>
               </w:rPr>
               <mc:AlternateContent>
                 <mc:Choice Requires="wps">
@@ -13691,7 +14037,6 @@
                 <w:color w:val="000000" w:themeColor="text1"/>
                 <w:sz w:val="18"/>
                 <w:szCs w:val="18"/>
-                <w:lang w:bidi="he-IL"/>
               </w:rPr>
               <mc:AlternateContent>
                 <mc:Choice Requires="wps">
@@ -14539,6 +14884,7 @@
                 <w:szCs w:val="20"/>
               </w:rPr>
             </w:pPr>
+            <w:proofErr w:type="gramStart"/>
             <w:r>
               <w:rPr>
                 <w:rFonts w:eastAsia="華康儷中黑" w:cstheme="minorHAnsi" w:hint="eastAsia"/>
@@ -14549,6 +14895,7 @@
               </w:rPr>
               <w:t>公禱</w:t>
             </w:r>
+            <w:proofErr w:type="gramEnd"/>
           </w:p>
         </w:tc>
         <w:tc>
@@ -14684,6 +15031,7 @@
                 <w:szCs w:val="20"/>
               </w:rPr>
             </w:pPr>
+            <w:proofErr w:type="gramStart"/>
             <w:r>
               <w:rPr>
                 <w:rFonts w:eastAsia="華康儷中黑" w:cstheme="minorHAnsi"/>
@@ -14694,6 +15042,7 @@
               </w:rPr>
               <w:t>頌榮</w:t>
             </w:r>
+            <w:proofErr w:type="gramEnd"/>
           </w:p>
         </w:tc>
         <w:tc>
@@ -14916,6 +15265,7 @@
               </w:rPr>
               <w:t xml:space="preserve">: </w:t>
             </w:r>
+            <w:proofErr w:type="gramStart"/>
             <w:r>
               <w:rPr>
                 <w:rFonts w:ascii="Bahnschrift SemiBold Condensed" w:eastAsia="標楷體" w:hAnsi="Bahnschrift SemiBold Condensed" w:cstheme="minorHAnsi" w:hint="eastAsia"/>
@@ -14925,6 +15275,7 @@
               </w:rPr>
               <w:t>阿們頌</w:t>
             </w:r>
+            <w:proofErr w:type="gramEnd"/>
           </w:p>
         </w:tc>
         <w:tc>
@@ -15021,6 +15372,7 @@
                 <w:szCs w:val="20"/>
               </w:rPr>
             </w:pPr>
+            <w:proofErr w:type="gramStart"/>
             <w:r>
               <w:rPr>
                 <w:rFonts w:eastAsia="華康儷中黑" w:cstheme="minorHAnsi" w:hint="eastAsia"/>
@@ -15031,6 +15383,7 @@
               </w:rPr>
               <w:t>殿樂</w:t>
             </w:r>
+            <w:proofErr w:type="gramEnd"/>
           </w:p>
         </w:tc>
         <w:tc>
@@ -15493,7 +15846,6 @@
         <w:rPr>
           <w:rFonts w:ascii="Bahnschrift SemiBold Condensed" w:eastAsia="華康細黑體" w:hAnsi="Bahnschrift SemiBold Condensed"/>
           <w:noProof/>
-          <w:lang w:bidi="he-IL"/>
         </w:rPr>
         <mc:AlternateContent>
           <mc:Choice Requires="wps">
@@ -15556,7 +15908,7 @@
           </mc:Choice>
           <mc:Fallback>
             <w:pict>
-              <v:line w14:anchorId="1A915A1C" id="直線接點 2" o:spid="_x0000_s1026" style="position:absolute;z-index:251653120;visibility:visible;mso-wrap-style:square;mso-height-percent:0;mso-wrap-distance-left:9pt;mso-wrap-distance-top:0;mso-wrap-distance-right:9pt;mso-wrap-distance-bottom:0;mso-position-horizontal:absolute;mso-position-horizontal-relative:page;mso-position-vertical:absolute;mso-position-vertical-relative:page;mso-height-percent:0;mso-height-relative:margin" from="687.75pt,19.85pt" to="687.75pt,709.8pt" o:gfxdata="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" strokecolor="black [3213]" strokeweight=".5pt">
+              <v:line w14:anchorId="4CFFE7A5" id="直線接點 2" o:spid="_x0000_s1026" style="position:absolute;z-index:251653120;visibility:visible;mso-wrap-style:square;mso-height-percent:0;mso-wrap-distance-left:9pt;mso-wrap-distance-top:0;mso-wrap-distance-right:9pt;mso-wrap-distance-bottom:0;mso-position-horizontal:absolute;mso-position-horizontal-relative:page;mso-position-vertical:absolute;mso-position-vertical-relative:page;mso-height-percent:0;mso-height-relative:margin" from="687.75pt,19.85pt" to="687.75pt,709.8pt" o:gfxdata="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" strokecolor="black [3213]" strokeweight=".5pt">
                 <v:stroke dashstyle="3 1" joinstyle="miter"/>
                 <w10:wrap anchorx="page" anchory="page"/>
               </v:line>
@@ -15588,6 +15940,7 @@
         </w:rPr>
         <w:t>以</w:t>
       </w:r>
+      <w:proofErr w:type="gramStart"/>
       <w:r>
         <w:rPr>
           <w:rFonts w:ascii="Barlow Condensed Medium" w:eastAsia="華康中黑體" w:hAnsi="Barlow Condensed Medium" w:cs="Calibri" w:hint="eastAsia"/>
@@ -15596,6 +15949,7 @@
         </w:rPr>
         <w:t>弗</w:t>
       </w:r>
+      <w:proofErr w:type="gramEnd"/>
       <w:r>
         <w:rPr>
           <w:rFonts w:ascii="Barlow Condensed Medium" w:eastAsia="華康中黑體" w:hAnsi="Barlow Condensed Medium" w:cs="Calibri" w:hint="eastAsia"/>
@@ -15709,8 +16063,9 @@
           <w:sz w:val="26"/>
           <w:szCs w:val="26"/>
         </w:rPr>
-        <w:t>因為對伊咱二旁佇一個神，得著親近父</w:t>
-      </w:r>
+        <w:t>因為對伊咱二旁</w:t>
+      </w:r>
+      <w:proofErr w:type="gramStart"/>
       <w:r>
         <w:rPr>
           <w:rFonts w:ascii="標楷體" w:eastAsia="標楷體" w:hAnsi="標楷體" w:cs="Arial" w:hint="eastAsia"/>
@@ -15718,8 +16073,9 @@
           <w:sz w:val="26"/>
           <w:szCs w:val="26"/>
         </w:rPr>
-        <w:t>。</w:t>
-      </w:r>
+        <w:t>佇</w:t>
+      </w:r>
+      <w:proofErr w:type="gramEnd"/>
       <w:r>
         <w:rPr>
           <w:rFonts w:ascii="標楷體" w:eastAsia="標楷體" w:hAnsi="標楷體" w:cs="Arial" w:hint="eastAsia"/>
@@ -15727,7 +16083,96 @@
           <w:sz w:val="26"/>
           <w:szCs w:val="26"/>
         </w:rPr>
-        <w:t>按呢，恁無閣做外面人寄腳的，就是及諸個聖徒像國，做上帝家內的人</w:t>
+        <w:t>一個神，得著</w:t>
+      </w:r>
+      <w:proofErr w:type="gramStart"/>
+      <w:r>
+        <w:rPr>
+          <w:rFonts w:ascii="標楷體" w:eastAsia="標楷體" w:hAnsi="標楷體" w:cs="Arial" w:hint="eastAsia"/>
+          <w:w w:val="80"/>
+          <w:sz w:val="26"/>
+          <w:szCs w:val="26"/>
+        </w:rPr>
+        <w:t>親近父</w:t>
+      </w:r>
+      <w:proofErr w:type="gramEnd"/>
+      <w:r>
+        <w:rPr>
+          <w:rFonts w:ascii="標楷體" w:eastAsia="標楷體" w:hAnsi="標楷體" w:cs="Arial" w:hint="eastAsia"/>
+          <w:w w:val="80"/>
+          <w:sz w:val="26"/>
+          <w:szCs w:val="26"/>
+        </w:rPr>
+        <w:t>。</w:t>
+      </w:r>
+      <w:r>
+        <w:rPr>
+          <w:rFonts w:ascii="標楷體" w:eastAsia="標楷體" w:hAnsi="標楷體" w:cs="Arial" w:hint="eastAsia"/>
+          <w:w w:val="80"/>
+          <w:sz w:val="26"/>
+          <w:szCs w:val="26"/>
+        </w:rPr>
+        <w:t>按呢，</w:t>
+      </w:r>
+      <w:proofErr w:type="gramStart"/>
+      <w:r>
+        <w:rPr>
+          <w:rFonts w:ascii="標楷體" w:eastAsia="標楷體" w:hAnsi="標楷體" w:cs="Arial" w:hint="eastAsia"/>
+          <w:w w:val="80"/>
+          <w:sz w:val="26"/>
+          <w:szCs w:val="26"/>
+        </w:rPr>
+        <w:t>恁無閣</w:t>
+      </w:r>
+      <w:proofErr w:type="gramEnd"/>
+      <w:r>
+        <w:rPr>
+          <w:rFonts w:ascii="標楷體" w:eastAsia="標楷體" w:hAnsi="標楷體" w:cs="Arial" w:hint="eastAsia"/>
+          <w:w w:val="80"/>
+          <w:sz w:val="26"/>
+          <w:szCs w:val="26"/>
+        </w:rPr>
+        <w:t>做外面</w:t>
+      </w:r>
+      <w:proofErr w:type="gramStart"/>
+      <w:r>
+        <w:rPr>
+          <w:rFonts w:ascii="標楷體" w:eastAsia="標楷體" w:hAnsi="標楷體" w:cs="Arial" w:hint="eastAsia"/>
+          <w:w w:val="80"/>
+          <w:sz w:val="26"/>
+          <w:szCs w:val="26"/>
+        </w:rPr>
+        <w:t>人寄腳的</w:t>
+      </w:r>
+      <w:proofErr w:type="gramEnd"/>
+      <w:r>
+        <w:rPr>
+          <w:rFonts w:ascii="標楷體" w:eastAsia="標楷體" w:hAnsi="標楷體" w:cs="Arial" w:hint="eastAsia"/>
+          <w:w w:val="80"/>
+          <w:sz w:val="26"/>
+          <w:szCs w:val="26"/>
+        </w:rPr>
+        <w:t>，就是及諸</w:t>
+      </w:r>
+      <w:proofErr w:type="gramStart"/>
+      <w:r>
+        <w:rPr>
+          <w:rFonts w:ascii="標楷體" w:eastAsia="標楷體" w:hAnsi="標楷體" w:cs="Arial" w:hint="eastAsia"/>
+          <w:w w:val="80"/>
+          <w:sz w:val="26"/>
+          <w:szCs w:val="26"/>
+        </w:rPr>
+        <w:t>個聖徒像國</w:t>
+      </w:r>
+      <w:proofErr w:type="gramEnd"/>
+      <w:r>
+        <w:rPr>
+          <w:rFonts w:ascii="標楷體" w:eastAsia="標楷體" w:hAnsi="標楷體" w:cs="Arial" w:hint="eastAsia"/>
+          <w:w w:val="80"/>
+          <w:sz w:val="26"/>
+          <w:szCs w:val="26"/>
+        </w:rPr>
+        <w:t>，做上帝家內的人</w:t>
       </w:r>
       <w:r>
         <w:rPr>
@@ -15817,7 +16262,51 @@
           <w:sz w:val="26"/>
           <w:szCs w:val="26"/>
         </w:rPr>
-        <w:t>因為我們兩下藉著他被一個聖靈所感、得以進到父面前。這樣、你們不再作外人、和客旅、是與聖徒同國、是　神家裡的人了</w:t>
+        <w:t>因為我們兩下藉著他被一個聖靈所感、得以進到父面前。這樣、你們不再作外人、和</w:t>
+      </w:r>
+      <w:proofErr w:type="gramStart"/>
+      <w:r>
+        <w:rPr>
+          <w:rFonts w:ascii="Calibri" w:eastAsia="華康中黑體" w:hAnsi="Calibri" w:cs="Calibri" w:hint="eastAsia"/>
+          <w:color w:val="000000"/>
+          <w:w w:val="80"/>
+          <w:sz w:val="26"/>
+          <w:szCs w:val="26"/>
+        </w:rPr>
+        <w:t>客旅</w:t>
+      </w:r>
+      <w:proofErr w:type="gramEnd"/>
+      <w:r>
+        <w:rPr>
+          <w:rFonts w:ascii="Calibri" w:eastAsia="華康中黑體" w:hAnsi="Calibri" w:cs="Calibri" w:hint="eastAsia"/>
+          <w:color w:val="000000"/>
+          <w:w w:val="80"/>
+          <w:sz w:val="26"/>
+          <w:szCs w:val="26"/>
+        </w:rPr>
+        <w:t>、是與</w:t>
+      </w:r>
+      <w:proofErr w:type="gramStart"/>
+      <w:r>
+        <w:rPr>
+          <w:rFonts w:ascii="Calibri" w:eastAsia="華康中黑體" w:hAnsi="Calibri" w:cs="Calibri" w:hint="eastAsia"/>
+          <w:color w:val="000000"/>
+          <w:w w:val="80"/>
+          <w:sz w:val="26"/>
+          <w:szCs w:val="26"/>
+        </w:rPr>
+        <w:t>聖徒同國</w:t>
+      </w:r>
+      <w:proofErr w:type="gramEnd"/>
+      <w:r>
+        <w:rPr>
+          <w:rFonts w:ascii="Calibri" w:eastAsia="華康中黑體" w:hAnsi="Calibri" w:cs="Calibri" w:hint="eastAsia"/>
+          <w:color w:val="000000"/>
+          <w:w w:val="80"/>
+          <w:sz w:val="26"/>
+          <w:szCs w:val="26"/>
+        </w:rPr>
+        <w:t>、是　神家裡的人了</w:t>
       </w:r>
       <w:r>
         <w:rPr>
@@ -15947,6 +16436,7 @@
                 <w:w w:val="80"/>
               </w:rPr>
             </w:pPr>
+            <w:proofErr w:type="gramStart"/>
             <w:r>
               <w:rPr>
                 <w:rFonts w:ascii="Barlow Condensed Medium" w:eastAsia="華康中黑體" w:hAnsi="Barlow Condensed Medium" w:cstheme="minorHAnsi"/>
@@ -15954,6 +16444,7 @@
               </w:rPr>
               <w:t>主日事奉</w:t>
             </w:r>
+            <w:proofErr w:type="gramEnd"/>
           </w:p>
         </w:tc>
         <w:tc>
@@ -15984,8 +16475,17 @@
                 <w:rFonts w:ascii="Barlow Condensed Medium" w:eastAsia="華康中黑體" w:hAnsi="Barlow Condensed Medium" w:cstheme="minorHAnsi"/>
                 <w:w w:val="66"/>
               </w:rPr>
-              <w:t>本週</w:t>
-            </w:r>
+              <w:t>本</w:t>
+            </w:r>
+            <w:proofErr w:type="gramStart"/>
+            <w:r>
+              <w:rPr>
+                <w:rFonts w:ascii="Barlow Condensed Medium" w:eastAsia="華康中黑體" w:hAnsi="Barlow Condensed Medium" w:cstheme="minorHAnsi"/>
+                <w:w w:val="66"/>
+              </w:rPr>
+              <w:t>週</w:t>
+            </w:r>
+            <w:proofErr w:type="gramEnd"/>
             <w:r>
               <w:rPr>
                 <w:rFonts w:ascii="Barlow Condensed Medium" w:eastAsia="華康儷中黑" w:hAnsi="Barlow Condensed Medium" w:cstheme="minorHAnsi"/>
@@ -16095,8 +16595,17 @@
                 <w:rFonts w:ascii="Barlow Condensed Medium" w:eastAsia="華康中黑體" w:hAnsi="Barlow Condensed Medium" w:cstheme="minorHAnsi"/>
                 <w:w w:val="66"/>
               </w:rPr>
-              <w:t>下週</w:t>
-            </w:r>
+              <w:t>下</w:t>
+            </w:r>
+            <w:proofErr w:type="gramStart"/>
+            <w:r>
+              <w:rPr>
+                <w:rFonts w:ascii="Barlow Condensed Medium" w:eastAsia="華康中黑體" w:hAnsi="Barlow Condensed Medium" w:cstheme="minorHAnsi"/>
+                <w:w w:val="66"/>
+              </w:rPr>
+              <w:t>週</w:t>
+            </w:r>
+            <w:proofErr w:type="gramEnd"/>
             <w:r>
               <w:rPr>
                 <w:rFonts w:ascii="Barlow Condensed Medium" w:eastAsia="華康儷中黑" w:hAnsi="Barlow Condensed Medium" w:cstheme="minorHAnsi"/>
@@ -16543,6 +17052,7 @@
                 <w:szCs w:val="28"/>
               </w:rPr>
             </w:pPr>
+            <w:proofErr w:type="gramStart"/>
             <w:r>
               <w:rPr>
                 <w:rFonts w:ascii="Barlow Condensed Medium" w:eastAsia="華康正顏楷體W9" w:hAnsi="Barlow Condensed Medium" w:cstheme="minorHAnsi"/>
@@ -16552,6 +17062,7 @@
               </w:rPr>
               <w:t>月值月長執</w:t>
             </w:r>
+            <w:proofErr w:type="gramEnd"/>
             <w:r>
               <w:rPr>
                 <w:rFonts w:ascii="Barlow Condensed Medium" w:eastAsia="標楷體" w:hAnsi="Barlow Condensed Medium" w:cstheme="minorHAnsi"/>
@@ -17710,6 +18221,7 @@
                 <w:w w:val="80"/>
               </w:rPr>
             </w:pPr>
+            <w:proofErr w:type="gramStart"/>
             <w:r>
               <w:rPr>
                 <w:rFonts w:ascii="Barlow Condensed Medium" w:eastAsia="華康中黑體" w:hAnsi="Barlow Condensed Medium" w:cstheme="minorHAnsi"/>
@@ -17717,6 +18229,7 @@
               </w:rPr>
               <w:t>司獻</w:t>
             </w:r>
+            <w:proofErr w:type="gramEnd"/>
           </w:p>
         </w:tc>
         <w:tc>
@@ -18615,7 +19128,14 @@
                 <w:rFonts w:ascii="Barlow Condensed Medium" w:eastAsia="華康儷中黑" w:hAnsi="Barlow Condensed Medium" w:cstheme="minorHAnsi" w:hint="eastAsia"/>
                 <w:w w:val="75"/>
               </w:rPr>
-              <w:t>10</w:t>
+              <w:t>1</w:t>
+            </w:r>
+            <w:r>
+              <w:rPr>
+                <w:rFonts w:ascii="Barlow Condensed Medium" w:eastAsia="華康儷中黑" w:hAnsi="Barlow Condensed Medium" w:cstheme="minorHAnsi"/>
+                <w:w w:val="75"/>
+              </w:rPr>
+              <w:t>5</w:t>
             </w:r>
           </w:p>
         </w:tc>
@@ -18641,10 +19161,10 @@
             </w:pPr>
             <w:r>
               <w:rPr>
-                <w:rFonts w:ascii="Barlow Condensed Medium" w:eastAsia="標楷體" w:hAnsi="Barlow Condensed Medium" w:cstheme="minorHAnsi" w:hint="eastAsia"/>
+                <w:rFonts w:ascii="Barlow Condensed Medium" w:eastAsia="標楷體" w:hAnsi="Barlow Condensed Medium" w:cstheme="minorHAnsi"/>
                 <w:w w:val="80"/>
               </w:rPr>
-              <w:t>--</w:t>
+              <w:t>4</w:t>
             </w:r>
           </w:p>
         </w:tc>
@@ -18822,12 +19342,21 @@
                 <w:w w:val="80"/>
               </w:rPr>
             </w:pPr>
+            <w:proofErr w:type="gramStart"/>
             <w:r>
               <w:rPr>
                 <w:rFonts w:ascii="標楷體" w:eastAsia="標楷體" w:hAnsi="標楷體" w:cs="華康儷楷書" w:hint="eastAsia"/>
                 <w:w w:val="80"/>
               </w:rPr>
-              <w:t>拿細耳小組</w:t>
+              <w:t>拿細耳</w:t>
+            </w:r>
+            <w:proofErr w:type="gramEnd"/>
+            <w:r>
+              <w:rPr>
+                <w:rFonts w:ascii="標楷體" w:eastAsia="標楷體" w:hAnsi="標楷體" w:cs="華康儷楷書" w:hint="eastAsia"/>
+                <w:w w:val="80"/>
+              </w:rPr>
+              <w:t>小組</w:t>
             </w:r>
           </w:p>
         </w:tc>
@@ -19308,6 +19837,7 @@
                 <w:szCs w:val="24"/>
               </w:rPr>
             </w:pPr>
+            <w:proofErr w:type="gramStart"/>
             <w:r>
               <w:rPr>
                 <w:rFonts w:ascii="標楷體" w:eastAsia="標楷體" w:hAnsi="標楷體" w:cstheme="majorBidi" w:hint="eastAsia"/>
@@ -19315,6 +19845,7 @@
               </w:rPr>
               <w:t>楊竣傑</w:t>
             </w:r>
+            <w:proofErr w:type="gramEnd"/>
           </w:p>
         </w:tc>
         <w:tc>
@@ -19872,8 +20403,17 @@
                 <w:rFonts w:ascii="標楷體" w:eastAsia="標楷體" w:hAnsi="標楷體" w:cstheme="majorBidi" w:hint="eastAsia"/>
                 <w:szCs w:val="24"/>
               </w:rPr>
-              <w:t>鄭盈盈</w:t>
-            </w:r>
+              <w:t>鄭盈</w:t>
+            </w:r>
+            <w:proofErr w:type="gramStart"/>
+            <w:r>
+              <w:rPr>
+                <w:rFonts w:ascii="標楷體" w:eastAsia="標楷體" w:hAnsi="標楷體" w:cstheme="majorBidi" w:hint="eastAsia"/>
+                <w:szCs w:val="24"/>
+              </w:rPr>
+              <w:t>盈</w:t>
+            </w:r>
+            <w:proofErr w:type="gramEnd"/>
           </w:p>
         </w:tc>
         <w:tc>
@@ -19905,8 +20445,17 @@
                 <w:rFonts w:ascii="標楷體" w:eastAsia="標楷體" w:hAnsi="標楷體" w:cstheme="majorBidi" w:hint="eastAsia"/>
                 <w:szCs w:val="24"/>
               </w:rPr>
-              <w:t>孫翠璘</w:t>
-            </w:r>
+              <w:t>孫翠</w:t>
+            </w:r>
+            <w:proofErr w:type="gramStart"/>
+            <w:r>
+              <w:rPr>
+                <w:rFonts w:ascii="標楷體" w:eastAsia="標楷體" w:hAnsi="標楷體" w:cstheme="majorBidi" w:hint="eastAsia"/>
+                <w:szCs w:val="24"/>
+              </w:rPr>
+              <w:t>璘</w:t>
+            </w:r>
+            <w:proofErr w:type="gramEnd"/>
           </w:p>
         </w:tc>
         <w:tc>
@@ -20694,6 +21243,7 @@
                 <w:w w:val="80"/>
               </w:rPr>
             </w:pPr>
+            <w:proofErr w:type="gramStart"/>
             <w:r>
               <w:rPr>
                 <w:rFonts w:ascii="Barlow Condensed Medium" w:eastAsia="華康中黑體" w:hAnsi="Barlow Condensed Medium" w:cstheme="minorHAnsi" w:hint="eastAsia"/>
@@ -20701,6 +21251,7 @@
               </w:rPr>
               <w:t>愛宴</w:t>
             </w:r>
+            <w:proofErr w:type="gramEnd"/>
           </w:p>
         </w:tc>
         <w:tc>
@@ -20866,6 +21417,7 @@
                 <w:w w:val="80"/>
               </w:rPr>
             </w:pPr>
+            <w:proofErr w:type="gramStart"/>
             <w:r>
               <w:rPr>
                 <w:rFonts w:ascii="Barlow Condensed Medium" w:eastAsia="華康中黑體" w:hAnsi="Barlow Condensed Medium" w:cstheme="minorHAnsi" w:hint="eastAsia"/>
@@ -20873,6 +21425,7 @@
               </w:rPr>
               <w:t>愛宴清洗</w:t>
             </w:r>
+            <w:proofErr w:type="gramEnd"/>
           </w:p>
         </w:tc>
         <w:tc>
@@ -20900,7 +21453,7 @@
                 <w:rFonts w:ascii="標楷體" w:eastAsia="標楷體" w:hAnsi="標楷體" w:cs="華康儷楷書" w:hint="eastAsia"/>
                 <w:szCs w:val="24"/>
               </w:rPr>
-              <w:t>邱惠玉</w:t>
+              <w:t>葉文蒂</w:t>
             </w:r>
           </w:p>
         </w:tc>
@@ -21049,8 +21602,10 @@
                 <w:rFonts w:ascii="標楷體" w:eastAsia="標楷體" w:hAnsi="標楷體" w:cs="華康儷楷書" w:hint="eastAsia"/>
                 <w:szCs w:val="24"/>
               </w:rPr>
-              <w:t>王曉梅</w:t>
-            </w:r>
+              <w:t>張梅足</w:t>
+            </w:r>
+            <w:bookmarkStart w:id="7" w:name="_GoBack"/>
+            <w:bookmarkEnd w:id="7"/>
           </w:p>
         </w:tc>
         <w:tc>
@@ -21189,12 +21744,21 @@
                 <w:szCs w:val="24"/>
               </w:rPr>
             </w:pPr>
+            <w:proofErr w:type="gramStart"/>
             <w:r>
               <w:rPr>
                 <w:rFonts w:ascii="Barlow Condensed Medium" w:eastAsia="標楷體" w:hAnsi="Barlow Condensed Medium" w:cs="華康儷楷書" w:hint="eastAsia"/>
                 <w:szCs w:val="24"/>
               </w:rPr>
-              <w:t>机忠三</w:t>
+              <w:t>机</w:t>
+            </w:r>
+            <w:proofErr w:type="gramEnd"/>
+            <w:r>
+              <w:rPr>
+                <w:rFonts w:ascii="Barlow Condensed Medium" w:eastAsia="標楷體" w:hAnsi="Barlow Condensed Medium" w:cs="華康儷楷書" w:hint="eastAsia"/>
+                <w:szCs w:val="24"/>
+              </w:rPr>
+              <w:t>忠三</w:t>
             </w:r>
           </w:p>
         </w:tc>
@@ -23485,7 +24049,27 @@
                       <w:szCs w:val="24"/>
                       <w:lang w:eastAsia="zh-HK"/>
                     </w:rPr>
-                    <w:t>為青少契奉</w:t>
+                    <w:t>為青少</w:t>
+                  </w:r>
+                  <w:proofErr w:type="gramStart"/>
+                  <w:r>
+                    <w:rPr>
+                      <w:rFonts w:ascii="Barlow Condensed Medium" w:eastAsia="華康中黑體" w:hAnsi="Barlow Condensed Medium" w:cstheme="minorHAnsi" w:hint="eastAsia"/>
+                      <w:w w:val="80"/>
+                      <w:szCs w:val="24"/>
+                      <w:lang w:eastAsia="zh-HK"/>
+                    </w:rPr>
+                    <w:t>契</w:t>
+                  </w:r>
+                  <w:proofErr w:type="gramEnd"/>
+                  <w:r>
+                    <w:rPr>
+                      <w:rFonts w:ascii="Barlow Condensed Medium" w:eastAsia="華康中黑體" w:hAnsi="Barlow Condensed Medium" w:cstheme="minorHAnsi" w:hint="eastAsia"/>
+                      <w:w w:val="80"/>
+                      <w:szCs w:val="24"/>
+                      <w:lang w:eastAsia="zh-HK"/>
+                    </w:rPr>
+                    <w:t>奉</w:t>
                   </w:r>
                   <w:r>
                     <w:rPr>
@@ -24058,6 +24642,7 @@
               </w:rPr>
               <w:sym w:font="Wingdings 2" w:char="F0AE"/>
             </w:r>
+            <w:proofErr w:type="gramStart"/>
             <w:r>
               <w:rPr>
                 <w:rFonts w:ascii="Barlow Condensed Medium" w:eastAsia="華康中黑體" w:hAnsi="Barlow Condensed Medium" w:cstheme="minorHAnsi" w:hint="eastAsia"/>
@@ -24093,6 +24678,7 @@
               </w:rPr>
               <w:t>獻</w:t>
             </w:r>
+            <w:proofErr w:type="gramEnd"/>
             <w:r>
               <w:rPr>
                 <w:rFonts w:ascii="Barlow Condensed Medium" w:eastAsia="華康中黑體" w:hAnsi="Barlow Condensed Medium" w:cstheme="minorHAnsi"/>
@@ -24538,6 +25124,7 @@
                 <w:szCs w:val="20"/>
               </w:rPr>
             </w:pPr>
+            <w:proofErr w:type="gramStart"/>
             <w:r>
               <w:rPr>
                 <w:rFonts w:ascii="Yanone Kaffeesatz Regular" w:eastAsia="華康儷中黑" w:hAnsi="Yanone Kaffeesatz Regular" w:cs="DaunPenh" w:hint="eastAsia"/>
@@ -24549,6 +25136,7 @@
               </w:rPr>
               <w:t>代上</w:t>
             </w:r>
+            <w:proofErr w:type="gramEnd"/>
             <w:r>
               <w:rPr>
                 <w:rFonts w:ascii="Yanone Kaffeesatz Regular" w:eastAsia="華康儷中黑" w:hAnsi="Yanone Kaffeesatz Regular" w:cs="DaunPenh"/>
@@ -24609,6 +25197,7 @@
                 <w:szCs w:val="20"/>
               </w:rPr>
             </w:pPr>
+            <w:proofErr w:type="gramStart"/>
             <w:r>
               <w:rPr>
                 <w:rFonts w:ascii="Barlow Condensed Medium" w:eastAsia="華康儷中黑" w:hAnsi="Barlow Condensed Medium" w:cstheme="minorHAnsi"/>
@@ -24618,6 +25207,7 @@
               </w:rPr>
               <w:t>一</w:t>
             </w:r>
+            <w:proofErr w:type="gramEnd"/>
             <w:r>
               <w:rPr>
                 <w:rFonts w:ascii="Barlow Condensed Medium" w:eastAsia="華康儷中黑" w:hAnsi="Barlow Condensed Medium" w:cstheme="minorHAnsi"/>
@@ -24970,6 +25560,7 @@
                 <w:szCs w:val="20"/>
               </w:rPr>
             </w:pPr>
+            <w:proofErr w:type="gramStart"/>
             <w:r>
               <w:rPr>
                 <w:rFonts w:ascii="Barlow Condensed Medium" w:eastAsia="華康儷中黑" w:hAnsi="Barlow Condensed Medium" w:cstheme="minorHAnsi"/>
@@ -24979,6 +25570,7 @@
               </w:rPr>
               <w:t>三</w:t>
             </w:r>
+            <w:proofErr w:type="gramEnd"/>
             <w:r>
               <w:rPr>
                 <w:rFonts w:ascii="Barlow Condensed Medium" w:eastAsia="華康儷中黑" w:hAnsi="Barlow Condensed Medium" w:cstheme="minorHAnsi"/>
@@ -25670,7 +26262,6 @@
           <w:w w:val="60"/>
           <w:sz w:val="26"/>
           <w:szCs w:val="26"/>
-          <w:lang w:bidi="he-IL"/>
         </w:rPr>
         <w:drawing>
           <wp:anchor distT="0" distB="0" distL="114300" distR="114300" simplePos="0" relativeHeight="251652096" behindDoc="1" locked="0" layoutInCell="1" allowOverlap="1" wp14:anchorId="433B7986" wp14:editId="39AC0942">
@@ -25728,6 +26319,7 @@
           </wp:anchor>
         </w:drawing>
       </w:r>
+      <w:proofErr w:type="gramStart"/>
       <w:r>
         <w:rPr>
           <w:rFonts w:ascii="Yanone Kaffeesatz Regular" w:eastAsia="華康儷中黑" w:hAnsi="Yanone Kaffeesatz Regular" w:cs="Arial"/>
@@ -25737,6 +26329,7 @@
         </w:rPr>
         <w:t>註</w:t>
       </w:r>
+      <w:proofErr w:type="gramEnd"/>
       <w:r>
         <w:rPr>
           <w:rFonts w:ascii="Yanone Kaffeesatz Regular" w:eastAsia="華康儷中黑" w:hAnsi="Yanone Kaffeesatz Regular" w:cs="Arial" w:hint="eastAsia"/>
@@ -25903,6 +26496,7 @@
         </w:rPr>
         <w:t>，</w:t>
       </w:r>
+      <w:proofErr w:type="gramStart"/>
       <w:r>
         <w:rPr>
           <w:rFonts w:ascii="Yanone Kaffeesatz Regular" w:eastAsia="華康儷中黑" w:hAnsi="Yanone Kaffeesatz Regular" w:cs="Arial" w:hint="eastAsia"/>
@@ -25928,7 +26522,17 @@
           <w:sz w:val="26"/>
           <w:szCs w:val="26"/>
         </w:rPr>
-        <w:t>省略章</w:t>
+        <w:t>省略</w:t>
+      </w:r>
+      <w:proofErr w:type="gramEnd"/>
+      <w:r>
+        <w:rPr>
+          <w:rFonts w:ascii="Yanone Kaffeesatz Regular" w:eastAsia="華康儷中黑" w:hAnsi="Yanone Kaffeesatz Regular" w:cs="Arial" w:hint="eastAsia"/>
+          <w:w w:val="60"/>
+          <w:sz w:val="26"/>
+          <w:szCs w:val="26"/>
+        </w:rPr>
+        <w:t>章</w:t>
       </w:r>
       <w:r>
         <w:rPr>
@@ -26077,6 +26681,7 @@
           <w:szCs w:val="26"/>
         </w:rPr>
       </w:pPr>
+      <w:proofErr w:type="gramStart"/>
       <w:r>
         <w:rPr>
           <w:rFonts w:ascii="Barlow Condensed Medium" w:eastAsia="華康儷中黑" w:hAnsi="Barlow Condensed Medium" w:cs="Arial" w:hint="eastAsia"/>
@@ -26084,7 +26689,17 @@
           <w:sz w:val="26"/>
           <w:szCs w:val="26"/>
         </w:rPr>
-        <w:t>鑰節</w:t>
+        <w:t>鑰</w:t>
+      </w:r>
+      <w:proofErr w:type="gramEnd"/>
+      <w:r>
+        <w:rPr>
+          <w:rFonts w:ascii="Barlow Condensed Medium" w:eastAsia="華康儷中黑" w:hAnsi="Barlow Condensed Medium" w:cs="Arial" w:hint="eastAsia"/>
+          <w:w w:val="80"/>
+          <w:sz w:val="26"/>
+          <w:szCs w:val="26"/>
+        </w:rPr>
+        <w:t>節</w:t>
       </w:r>
       <w:r>
         <w:rPr>
@@ -26104,7 +26719,103 @@
           <w:sz w:val="26"/>
           <w:szCs w:val="26"/>
         </w:rPr>
-        <w:t>示珊沒有兒子，只有女兒。示珊有一個僕人名叫耶哈，是埃及人。示珊將女兒給了僕人耶哈為妻，給他生了亞太。</w:t>
+        <w:t>示</w:t>
+      </w:r>
+      <w:proofErr w:type="gramStart"/>
+      <w:r>
+        <w:rPr>
+          <w:rFonts w:ascii="華康古印體" w:eastAsia="華康古印體" w:hAnsi="Barlow Condensed Medium" w:cs="Arial" w:hint="eastAsia"/>
+          <w:b/>
+          <w:bCs/>
+          <w:w w:val="70"/>
+          <w:sz w:val="26"/>
+          <w:szCs w:val="26"/>
+        </w:rPr>
+        <w:t>珊</w:t>
+      </w:r>
+      <w:proofErr w:type="gramEnd"/>
+      <w:r>
+        <w:rPr>
+          <w:rFonts w:ascii="華康古印體" w:eastAsia="華康古印體" w:hAnsi="Barlow Condensed Medium" w:cs="Arial" w:hint="eastAsia"/>
+          <w:b/>
+          <w:bCs/>
+          <w:w w:val="70"/>
+          <w:sz w:val="26"/>
+          <w:szCs w:val="26"/>
+        </w:rPr>
+        <w:t>沒有兒子，只有女兒。示</w:t>
+      </w:r>
+      <w:proofErr w:type="gramStart"/>
+      <w:r>
+        <w:rPr>
+          <w:rFonts w:ascii="華康古印體" w:eastAsia="華康古印體" w:hAnsi="Barlow Condensed Medium" w:cs="Arial" w:hint="eastAsia"/>
+          <w:b/>
+          <w:bCs/>
+          <w:w w:val="70"/>
+          <w:sz w:val="26"/>
+          <w:szCs w:val="26"/>
+        </w:rPr>
+        <w:t>珊</w:t>
+      </w:r>
+      <w:proofErr w:type="gramEnd"/>
+      <w:r>
+        <w:rPr>
+          <w:rFonts w:ascii="華康古印體" w:eastAsia="華康古印體" w:hAnsi="Barlow Condensed Medium" w:cs="Arial" w:hint="eastAsia"/>
+          <w:b/>
+          <w:bCs/>
+          <w:w w:val="70"/>
+          <w:sz w:val="26"/>
+          <w:szCs w:val="26"/>
+        </w:rPr>
+        <w:t>有一個僕人名</w:t>
+      </w:r>
+      <w:proofErr w:type="gramStart"/>
+      <w:r>
+        <w:rPr>
+          <w:rFonts w:ascii="華康古印體" w:eastAsia="華康古印體" w:hAnsi="Barlow Condensed Medium" w:cs="Arial" w:hint="eastAsia"/>
+          <w:b/>
+          <w:bCs/>
+          <w:w w:val="70"/>
+          <w:sz w:val="26"/>
+          <w:szCs w:val="26"/>
+        </w:rPr>
+        <w:t>叫耶哈</w:t>
+      </w:r>
+      <w:proofErr w:type="gramEnd"/>
+      <w:r>
+        <w:rPr>
+          <w:rFonts w:ascii="華康古印體" w:eastAsia="華康古印體" w:hAnsi="Barlow Condensed Medium" w:cs="Arial" w:hint="eastAsia"/>
+          <w:b/>
+          <w:bCs/>
+          <w:w w:val="70"/>
+          <w:sz w:val="26"/>
+          <w:szCs w:val="26"/>
+        </w:rPr>
+        <w:t>，是埃及人。示</w:t>
+      </w:r>
+      <w:proofErr w:type="gramStart"/>
+      <w:r>
+        <w:rPr>
+          <w:rFonts w:ascii="華康古印體" w:eastAsia="華康古印體" w:hAnsi="Barlow Condensed Medium" w:cs="Arial" w:hint="eastAsia"/>
+          <w:b/>
+          <w:bCs/>
+          <w:w w:val="70"/>
+          <w:sz w:val="26"/>
+          <w:szCs w:val="26"/>
+        </w:rPr>
+        <w:t>珊</w:t>
+      </w:r>
+      <w:proofErr w:type="gramEnd"/>
+      <w:r>
+        <w:rPr>
+          <w:rFonts w:ascii="華康古印體" w:eastAsia="華康古印體" w:hAnsi="Barlow Condensed Medium" w:cs="Arial" w:hint="eastAsia"/>
+          <w:b/>
+          <w:bCs/>
+          <w:w w:val="70"/>
+          <w:sz w:val="26"/>
+          <w:szCs w:val="26"/>
+        </w:rPr>
+        <w:t>將女兒給了僕人耶哈為妻，給他生了亞太。</w:t>
       </w:r>
       <w:r>
         <w:rPr>
@@ -26116,6 +26827,7 @@
         </w:rPr>
         <w:t>(</w:t>
       </w:r>
+      <w:proofErr w:type="gramStart"/>
       <w:r>
         <w:rPr>
           <w:rFonts w:ascii="Barlow Condensed Medium" w:eastAsia="華康儷中黑" w:hAnsi="Barlow Condensed Medium" w:cs="Calibri" w:hint="eastAsia"/>
@@ -26126,6 +26838,7 @@
         </w:rPr>
         <w:t>代上</w:t>
       </w:r>
+      <w:proofErr w:type="gramEnd"/>
       <w:r>
         <w:rPr>
           <w:rFonts w:ascii="Barlow Condensed Medium" w:eastAsia="華康儷中黑" w:hAnsi="Barlow Condensed Medium" w:cs="Calibri" w:hint="eastAsia"/>
@@ -26575,13 +27288,23 @@
         </w:rPr>
         <w:t>(</w:t>
       </w:r>
+      <w:proofErr w:type="gramStart"/>
       <w:r>
         <w:rPr>
           <w:rFonts w:ascii="Barlow Condensed Medium" w:eastAsia="標楷體" w:hAnsi="Barlow Condensed Medium" w:cstheme="minorHAnsi" w:hint="eastAsia"/>
           <w:sz w:val="20"/>
           <w:szCs w:val="20"/>
         </w:rPr>
-        <w:t>天選之人</w:t>
+        <w:t>天選之</w:t>
+      </w:r>
+      <w:proofErr w:type="gramEnd"/>
+      <w:r>
+        <w:rPr>
+          <w:rFonts w:ascii="Barlow Condensed Medium" w:eastAsia="標楷體" w:hAnsi="Barlow Condensed Medium" w:cstheme="minorHAnsi" w:hint="eastAsia"/>
+          <w:sz w:val="20"/>
+          <w:szCs w:val="20"/>
+        </w:rPr>
+        <w:t>人</w:t>
       </w:r>
       <w:r>
         <w:rPr>
@@ -26804,7 +27527,6 @@
           <w:noProof/>
           <w:sz w:val="20"/>
           <w:szCs w:val="20"/>
-          <w:lang w:bidi="he-IL"/>
         </w:rPr>
         <w:drawing>
           <wp:anchor distT="0" distB="0" distL="114300" distR="114300" simplePos="0" relativeHeight="251668480" behindDoc="1" locked="0" layoutInCell="1" allowOverlap="1" wp14:anchorId="7E0AD27D" wp14:editId="17EC0956">
@@ -26923,7 +27645,6 @@
         <w:rPr>
           <w:rFonts w:ascii="Barlow Condensed Medium" w:hAnsi="Barlow Condensed Medium"/>
           <w:noProof/>
-          <w:lang w:bidi="he-IL"/>
         </w:rPr>
         <mc:AlternateContent>
           <mc:Choice Requires="wps">
@@ -26989,7 +27710,7 @@
           </mc:Choice>
           <mc:Fallback>
             <w:pict>
-              <v:line w14:anchorId="50B20BC8" id="直線接點 6" o:spid="_x0000_s1026" style="position:absolute;z-index:251665408;visibility:visible;mso-wrap-style:square;mso-width-percent:0;mso-height-percent:0;mso-wrap-distance-left:9pt;mso-wrap-distance-top:0;mso-wrap-distance-right:9pt;mso-wrap-distance-bottom:0;mso-position-horizontal:absolute;mso-position-horizontal-relative:page;mso-position-vertical:absolute;mso-position-vertical-relative:page;mso-width-percent:0;mso-height-percent:0;mso-width-relative:margin;mso-height-relative:margin" from="343.9pt,19.85pt" to="345.05pt,710.95pt" o:gfxdata="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" strokecolor="black [3213]" strokeweight=".5pt">
+              <v:line w14:anchorId="634FCADB" id="直線接點 6" o:spid="_x0000_s1026" style="position:absolute;z-index:251665408;visibility:visible;mso-wrap-style:square;mso-width-percent:0;mso-height-percent:0;mso-wrap-distance-left:9pt;mso-wrap-distance-top:0;mso-wrap-distance-right:9pt;mso-wrap-distance-bottom:0;mso-position-horizontal:absolute;mso-position-horizontal-relative:page;mso-position-vertical:absolute;mso-position-vertical-relative:page;mso-width-percent:0;mso-height-percent:0;mso-width-relative:margin;mso-height-relative:margin" from="343.9pt,19.85pt" to="345.05pt,710.95pt" o:gfxdata="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" strokecolor="black [3213]" strokeweight=".5pt">
                 <v:stroke dashstyle="3 1" joinstyle="miter"/>
                 <w10:wrap anchorx="page" anchory="page"/>
               </v:line>
@@ -27001,7 +27722,6 @@
         <w:rPr>
           <w:rFonts w:ascii="Barlow Condensed Medium" w:hAnsi="Barlow Condensed Medium"/>
           <w:noProof/>
-          <w:lang w:bidi="he-IL"/>
         </w:rPr>
         <mc:AlternateContent>
           <mc:Choice Requires="wps">
@@ -27067,7 +27787,7 @@
           </mc:Choice>
           <mc:Fallback>
             <w:pict>
-              <v:line w14:anchorId="509814CF" id="直線接點 4" o:spid="_x0000_s1026" style="position:absolute;z-index:251661312;visibility:visible;mso-wrap-style:square;mso-width-percent:0;mso-height-percent:0;mso-wrap-distance-left:9pt;mso-wrap-distance-top:0;mso-wrap-distance-right:9pt;mso-wrap-distance-bottom:0;mso-position-horizontal:absolute;mso-position-horizontal-relative:page;mso-position-vertical:absolute;mso-position-vertical-relative:page;mso-width-percent:0;mso-height-percent:0;mso-width-relative:margin;mso-height-relative:margin" from="343.9pt,19.85pt" to="345.05pt,710.95pt" o:gfxdata="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" strokecolor="black [3213]" strokeweight=".5pt">
+              <v:line w14:anchorId="1FB7A926" id="直線接點 4" o:spid="_x0000_s1026" style="position:absolute;z-index:251661312;visibility:visible;mso-wrap-style:square;mso-width-percent:0;mso-height-percent:0;mso-wrap-distance-left:9pt;mso-wrap-distance-top:0;mso-wrap-distance-right:9pt;mso-wrap-distance-bottom:0;mso-position-horizontal:absolute;mso-position-horizontal-relative:page;mso-position-vertical:absolute;mso-position-vertical-relative:page;mso-width-percent:0;mso-height-percent:0;mso-width-relative:margin;mso-height-relative:margin" from="343.9pt,19.85pt" to="345.05pt,710.95pt" o:gfxdata="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" strokecolor="black [3213]" strokeweight=".5pt">
                 <v:stroke dashstyle="3 1" joinstyle="miter"/>
                 <w10:wrap anchorx="page" anchory="page"/>
               </v:line>
@@ -27089,6 +27809,7 @@
         </w:rPr>
         <w:t>本</w:t>
       </w:r>
+      <w:proofErr w:type="gramStart"/>
       <w:r>
         <w:rPr>
           <w:rFonts w:ascii="Barlow Condensed Medium" w:eastAsia="華康正顏楷體W9" w:hAnsi="Barlow Condensed Medium" w:cstheme="minorHAnsi"/>
@@ -27096,6 +27817,7 @@
         </w:rPr>
         <w:t>週講章</w:t>
       </w:r>
+      <w:proofErr w:type="gramEnd"/>
       <w:r>
         <w:rPr>
           <w:rFonts w:ascii="Barlow Condensed Medium" w:eastAsia="華康正顏楷體W9" w:hAnsi="Barlow Condensed Medium" w:cstheme="minorHAnsi"/>
@@ -27334,6 +28056,7 @@
               </w:rPr>
               <w:t xml:space="preserve"> </w:t>
             </w:r>
+            <w:proofErr w:type="gramStart"/>
             <w:r>
               <w:rPr>
                 <w:rFonts w:ascii="Barlow Condensed Medium" w:eastAsia="華康儷中黑" w:hAnsi="Barlow Condensed Medium" w:cs="Calibri" w:hint="eastAsia"/>
@@ -27343,6 +28066,7 @@
               </w:rPr>
               <w:t>代上</w:t>
             </w:r>
+            <w:proofErr w:type="gramEnd"/>
             <w:r>
               <w:rPr>
                 <w:rFonts w:ascii="Barlow Condensed Medium" w:eastAsia="華康儷中黑" w:hAnsi="Barlow Condensed Medium" w:cs="Calibri" w:hint="eastAsia"/>
@@ -27396,6 +28120,7 @@
           <w:szCs w:val="26"/>
         </w:rPr>
       </w:pPr>
+      <w:proofErr w:type="gramStart"/>
       <w:r>
         <w:rPr>
           <w:rFonts w:ascii="Barlow Condensed Medium" w:eastAsia="華康儷中黑" w:hAnsi="Barlow Condensed Medium" w:hint="eastAsia"/>
@@ -27405,6 +28130,7 @@
         </w:rPr>
         <w:t>歷代志用</w:t>
       </w:r>
+      <w:proofErr w:type="gramEnd"/>
       <w:r>
         <w:rPr>
           <w:rFonts w:ascii="Barlow Condensed Medium" w:eastAsia="華康儷中黑" w:hAnsi="Barlow Condensed Medium" w:hint="eastAsia"/>
@@ -27421,7 +28147,27 @@
           <w:sz w:val="26"/>
           <w:szCs w:val="26"/>
         </w:rPr>
-        <w:t>章篇幅的家譜作為起頭有其時代意義。一般認為是在以色列人被擄回歸之後由以斯拉所編寫。家譜就成了極重要的身分認同和權利保障的文件。</w:t>
+        <w:t>章篇幅的家譜作為起頭有其時代意義。一般認為是在以色列人被擄回歸之後</w:t>
+      </w:r>
+      <w:proofErr w:type="gramStart"/>
+      <w:r>
+        <w:rPr>
+          <w:rFonts w:ascii="Barlow Condensed Medium" w:eastAsia="華康儷中黑" w:hAnsi="Barlow Condensed Medium" w:hint="eastAsia"/>
+          <w:w w:val="75"/>
+          <w:sz w:val="26"/>
+          <w:szCs w:val="26"/>
+        </w:rPr>
+        <w:t>由以斯拉</w:t>
+      </w:r>
+      <w:proofErr w:type="gramEnd"/>
+      <w:r>
+        <w:rPr>
+          <w:rFonts w:ascii="Barlow Condensed Medium" w:eastAsia="華康儷中黑" w:hAnsi="Barlow Condensed Medium" w:hint="eastAsia"/>
+          <w:w w:val="75"/>
+          <w:sz w:val="26"/>
+          <w:szCs w:val="26"/>
+        </w:rPr>
+        <w:t>所編寫。家譜就成了極重要的身分認同和權利保障的文件。</w:t>
       </w:r>
       <w:r>
         <w:rPr>
@@ -27448,7 +28194,47 @@
           <w:sz w:val="26"/>
           <w:szCs w:val="26"/>
         </w:rPr>
-        <w:t>年後，受准許重返應許之地迦南，就是這樣的處境。又在過去的時代，家族其實是一個生活的保護網，特別是在培養和照顧新生代。對人類文明而言，有歷史記憶和文化傳承的功能，又對以色列人而言，則是　神的百姓和聖約的信仰的傳承者。又在人類歷史中，以血源為中心的民族主義一直都是政治統治的工具。反觀，在基督的信仰介入人類的歷史之後，成為　神兒女的身分更高於人類的血源的身分。人因此被解放，就是人可以用自己的意志和信仰來決定自己的身分。</w:t>
+        <w:t>年後，受准許重返應許之地</w:t>
+      </w:r>
+      <w:proofErr w:type="gramStart"/>
+      <w:r>
+        <w:rPr>
+          <w:rFonts w:ascii="Barlow Condensed Medium" w:eastAsia="華康細黑體" w:hAnsi="Barlow Condensed Medium" w:cs="微軟正黑體" w:hint="eastAsia"/>
+          <w:w w:val="75"/>
+          <w:sz w:val="26"/>
+          <w:szCs w:val="26"/>
+        </w:rPr>
+        <w:t>迦</w:t>
+      </w:r>
+      <w:proofErr w:type="gramEnd"/>
+      <w:r>
+        <w:rPr>
+          <w:rFonts w:ascii="Barlow Condensed Medium" w:eastAsia="華康細黑體" w:hAnsi="Barlow Condensed Medium" w:cs="微軟正黑體" w:hint="eastAsia"/>
+          <w:w w:val="75"/>
+          <w:sz w:val="26"/>
+          <w:szCs w:val="26"/>
+        </w:rPr>
+        <w:t>南，就是這樣的處境。又在過去的時代，家族其實是一個生活的保護網，特別是在培養和照顧新生代。對人類文明而言，有歷史記憶和文化傳承的功能，又對以色列人而言，則是　神的百姓和</w:t>
+      </w:r>
+      <w:proofErr w:type="gramStart"/>
+      <w:r>
+        <w:rPr>
+          <w:rFonts w:ascii="Barlow Condensed Medium" w:eastAsia="華康細黑體" w:hAnsi="Barlow Condensed Medium" w:cs="微軟正黑體" w:hint="eastAsia"/>
+          <w:w w:val="75"/>
+          <w:sz w:val="26"/>
+          <w:szCs w:val="26"/>
+        </w:rPr>
+        <w:t>聖約</w:t>
+      </w:r>
+      <w:proofErr w:type="gramEnd"/>
+      <w:r>
+        <w:rPr>
+          <w:rFonts w:ascii="Barlow Condensed Medium" w:eastAsia="華康細黑體" w:hAnsi="Barlow Condensed Medium" w:cs="微軟正黑體" w:hint="eastAsia"/>
+          <w:w w:val="75"/>
+          <w:sz w:val="26"/>
+          <w:szCs w:val="26"/>
+        </w:rPr>
+        <w:t>的信仰的傳承者。又在人類歷史中，以血源為中心的民族主義一直都是政治統治的工具。反觀，在基督的信仰介入人類的歷史之後，成為　神兒女的身分更高於人類的血源的身分。人因此被解放，就是人可以用自己的意志和信仰來決定自己的身分。</w:t>
       </w:r>
     </w:p>
     <w:p>
@@ -27480,8 +28266,9 @@
           <w:sz w:val="26"/>
           <w:szCs w:val="26"/>
         </w:rPr>
-        <w:t>一代一代的間隔就是歷史前進的腳步。經文中，誰生誰，又誰是誰之子、誰之祖的述敘，有的可能是相隔數代的記憶。有可能是已經被遺忘，也有可能是為了湊整數，像七、十四、七十等，只保存重要的人。又像以大衛王朝為中心的地理觀和　神由一人造出全人類的世界觀，繞著兩河流域、阿拉伯半島到北非，甚至更遠的國度，都是同出於亞當和挪亞的後代。最後是要問這麼長的族譜怎麼記得住。對我們而言，譯音沒有意義，加上中文是以字的圖形記憶為主；因為聽到音，我們還要分辨出是哪個字。沒有關聯性是記憶找不回來。而對希伯來人而言，示珊是高貴的意思，亞來是「啊！但願！」</w:t>
-      </w:r>
+        <w:t>一代</w:t>
+      </w:r>
+      <w:proofErr w:type="gramStart"/>
       <w:r>
         <w:rPr>
           <w:rFonts w:ascii="Barlow Condensed Medium" w:eastAsia="華康細黑體" w:hAnsi="Barlow Condensed Medium" w:cs="微軟正黑體" w:hint="eastAsia"/>
@@ -27489,8 +28276,9 @@
           <w:sz w:val="26"/>
           <w:szCs w:val="26"/>
         </w:rPr>
-        <w:t>(</w:t>
-      </w:r>
+        <w:t>一代</w:t>
+      </w:r>
+      <w:proofErr w:type="gramEnd"/>
       <w:r>
         <w:rPr>
           <w:rFonts w:ascii="Barlow Condensed Medium" w:eastAsia="華康細黑體" w:hAnsi="Barlow Condensed Medium" w:cs="微軟正黑體" w:hint="eastAsia"/>
@@ -27498,8 +28286,9 @@
           <w:sz w:val="26"/>
           <w:szCs w:val="26"/>
         </w:rPr>
-        <w:t>可能是示珊的孫子或女兒</w:t>
-      </w:r>
+        <w:t>的間隔就是歷史前進的腳步。經文中，誰生誰，又誰是誰</w:t>
+      </w:r>
+      <w:proofErr w:type="gramStart"/>
       <w:r>
         <w:rPr>
           <w:rFonts w:ascii="Barlow Condensed Medium" w:eastAsia="華康細黑體" w:hAnsi="Barlow Condensed Medium" w:cs="微軟正黑體" w:hint="eastAsia"/>
@@ -27507,8 +28296,9 @@
           <w:sz w:val="26"/>
           <w:szCs w:val="26"/>
         </w:rPr>
-        <w:t xml:space="preserve">) </w:t>
-      </w:r>
+        <w:t>之</w:t>
+      </w:r>
+      <w:proofErr w:type="gramEnd"/>
       <w:r>
         <w:rPr>
           <w:rFonts w:ascii="Barlow Condensed Medium" w:eastAsia="華康細黑體" w:hAnsi="Barlow Condensed Medium" w:cs="微軟正黑體" w:hint="eastAsia"/>
@@ -27516,7 +28306,252 @@
           <w:sz w:val="26"/>
           <w:szCs w:val="26"/>
         </w:rPr>
-        <w:t>耶哈是掃除的月份，亞太是適合的，拿單是賜予者，撒拔是他贈與</w:t>
+        <w:t>子、誰</w:t>
+      </w:r>
+      <w:proofErr w:type="gramStart"/>
+      <w:r>
+        <w:rPr>
+          <w:rFonts w:ascii="Barlow Condensed Medium" w:eastAsia="華康細黑體" w:hAnsi="Barlow Condensed Medium" w:cs="微軟正黑體" w:hint="eastAsia"/>
+          <w:w w:val="75"/>
+          <w:sz w:val="26"/>
+          <w:szCs w:val="26"/>
+        </w:rPr>
+        <w:t>之</w:t>
+      </w:r>
+      <w:proofErr w:type="gramEnd"/>
+      <w:r>
+        <w:rPr>
+          <w:rFonts w:ascii="Barlow Condensed Medium" w:eastAsia="華康細黑體" w:hAnsi="Barlow Condensed Medium" w:cs="微軟正黑體" w:hint="eastAsia"/>
+          <w:w w:val="75"/>
+          <w:sz w:val="26"/>
+          <w:szCs w:val="26"/>
+        </w:rPr>
+        <w:t>祖</w:t>
+      </w:r>
+      <w:proofErr w:type="gramStart"/>
+      <w:r>
+        <w:rPr>
+          <w:rFonts w:ascii="Barlow Condensed Medium" w:eastAsia="華康細黑體" w:hAnsi="Barlow Condensed Medium" w:cs="微軟正黑體" w:hint="eastAsia"/>
+          <w:w w:val="75"/>
+          <w:sz w:val="26"/>
+          <w:szCs w:val="26"/>
+        </w:rPr>
+        <w:t>的述敘</w:t>
+      </w:r>
+      <w:proofErr w:type="gramEnd"/>
+      <w:r>
+        <w:rPr>
+          <w:rFonts w:ascii="Barlow Condensed Medium" w:eastAsia="華康細黑體" w:hAnsi="Barlow Condensed Medium" w:cs="微軟正黑體" w:hint="eastAsia"/>
+          <w:w w:val="75"/>
+          <w:sz w:val="26"/>
+          <w:szCs w:val="26"/>
+        </w:rPr>
+        <w:t>，有的可能</w:t>
+      </w:r>
+      <w:proofErr w:type="gramStart"/>
+      <w:r>
+        <w:rPr>
+          <w:rFonts w:ascii="Barlow Condensed Medium" w:eastAsia="華康細黑體" w:hAnsi="Barlow Condensed Medium" w:cs="微軟正黑體" w:hint="eastAsia"/>
+          <w:w w:val="75"/>
+          <w:sz w:val="26"/>
+          <w:szCs w:val="26"/>
+        </w:rPr>
+        <w:t>是相隔數</w:t>
+      </w:r>
+      <w:proofErr w:type="gramEnd"/>
+      <w:r>
+        <w:rPr>
+          <w:rFonts w:ascii="Barlow Condensed Medium" w:eastAsia="華康細黑體" w:hAnsi="Barlow Condensed Medium" w:cs="微軟正黑體" w:hint="eastAsia"/>
+          <w:w w:val="75"/>
+          <w:sz w:val="26"/>
+          <w:szCs w:val="26"/>
+        </w:rPr>
+        <w:t>代的記憶。有可能是已經被遺忘，也有可能是</w:t>
+      </w:r>
+      <w:proofErr w:type="gramStart"/>
+      <w:r>
+        <w:rPr>
+          <w:rFonts w:ascii="Barlow Condensed Medium" w:eastAsia="華康細黑體" w:hAnsi="Barlow Condensed Medium" w:cs="微軟正黑體" w:hint="eastAsia"/>
+          <w:w w:val="75"/>
+          <w:sz w:val="26"/>
+          <w:szCs w:val="26"/>
+        </w:rPr>
+        <w:t>為了湊</w:t>
+      </w:r>
+      <w:proofErr w:type="gramEnd"/>
+      <w:r>
+        <w:rPr>
+          <w:rFonts w:ascii="Barlow Condensed Medium" w:eastAsia="華康細黑體" w:hAnsi="Barlow Condensed Medium" w:cs="微軟正黑體" w:hint="eastAsia"/>
+          <w:w w:val="75"/>
+          <w:sz w:val="26"/>
+          <w:szCs w:val="26"/>
+        </w:rPr>
+        <w:t>整數，像七、十四、七十等，只保存重要的人。又像以大衛王朝為中心的地理觀和　神由一人造出全人類的世界觀，繞著兩河流域、阿拉伯半島到北非，甚至更遠的國度，都是同出於亞當</w:t>
+      </w:r>
+      <w:proofErr w:type="gramStart"/>
+      <w:r>
+        <w:rPr>
+          <w:rFonts w:ascii="Barlow Condensed Medium" w:eastAsia="華康細黑體" w:hAnsi="Barlow Condensed Medium" w:cs="微軟正黑體" w:hint="eastAsia"/>
+          <w:w w:val="75"/>
+          <w:sz w:val="26"/>
+          <w:szCs w:val="26"/>
+        </w:rPr>
+        <w:t>和挪亞</w:t>
+      </w:r>
+      <w:proofErr w:type="gramEnd"/>
+      <w:r>
+        <w:rPr>
+          <w:rFonts w:ascii="Barlow Condensed Medium" w:eastAsia="華康細黑體" w:hAnsi="Barlow Condensed Medium" w:cs="微軟正黑體" w:hint="eastAsia"/>
+          <w:w w:val="75"/>
+          <w:sz w:val="26"/>
+          <w:szCs w:val="26"/>
+        </w:rPr>
+        <w:t>的後代。最後是要問這麼長的族譜</w:t>
+      </w:r>
+      <w:r>
+        <w:rPr>
+          <w:rFonts w:ascii="Barlow Condensed Medium" w:eastAsia="華康細黑體" w:hAnsi="Barlow Condensed Medium" w:cs="微軟正黑體" w:hint="eastAsia"/>
+          <w:w w:val="75"/>
+          <w:sz w:val="26"/>
+          <w:szCs w:val="26"/>
+        </w:rPr>
+        <w:t>怎麼記得住。對我們而言，譯音沒有意義，加上中文是以字的圖形記憶為主；因為聽到音，我們還要分辨出是哪</w:t>
+      </w:r>
+      <w:proofErr w:type="gramStart"/>
+      <w:r>
+        <w:rPr>
+          <w:rFonts w:ascii="Barlow Condensed Medium" w:eastAsia="華康細黑體" w:hAnsi="Barlow Condensed Medium" w:cs="微軟正黑體" w:hint="eastAsia"/>
+          <w:w w:val="75"/>
+          <w:sz w:val="26"/>
+          <w:szCs w:val="26"/>
+        </w:rPr>
+        <w:t>個</w:t>
+      </w:r>
+      <w:proofErr w:type="gramEnd"/>
+      <w:r>
+        <w:rPr>
+          <w:rFonts w:ascii="Barlow Condensed Medium" w:eastAsia="華康細黑體" w:hAnsi="Barlow Condensed Medium" w:cs="微軟正黑體" w:hint="eastAsia"/>
+          <w:w w:val="75"/>
+          <w:sz w:val="26"/>
+          <w:szCs w:val="26"/>
+        </w:rPr>
+        <w:t>字。沒有關聯性是記憶找不回來。而對希伯來人而言，示</w:t>
+      </w:r>
+      <w:proofErr w:type="gramStart"/>
+      <w:r>
+        <w:rPr>
+          <w:rFonts w:ascii="Barlow Condensed Medium" w:eastAsia="華康細黑體" w:hAnsi="Barlow Condensed Medium" w:cs="微軟正黑體" w:hint="eastAsia"/>
+          <w:w w:val="75"/>
+          <w:sz w:val="26"/>
+          <w:szCs w:val="26"/>
+        </w:rPr>
+        <w:t>珊</w:t>
+      </w:r>
+      <w:proofErr w:type="gramEnd"/>
+      <w:r>
+        <w:rPr>
+          <w:rFonts w:ascii="Barlow Condensed Medium" w:eastAsia="華康細黑體" w:hAnsi="Barlow Condensed Medium" w:cs="微軟正黑體" w:hint="eastAsia"/>
+          <w:w w:val="75"/>
+          <w:sz w:val="26"/>
+          <w:szCs w:val="26"/>
+        </w:rPr>
+        <w:t>是高貴的意思，亞來是「啊！但願！」</w:t>
+      </w:r>
+      <w:r>
+        <w:rPr>
+          <w:rFonts w:ascii="Barlow Condensed Medium" w:eastAsia="華康細黑體" w:hAnsi="Barlow Condensed Medium" w:cs="微軟正黑體" w:hint="eastAsia"/>
+          <w:w w:val="75"/>
+          <w:sz w:val="26"/>
+          <w:szCs w:val="26"/>
+        </w:rPr>
+        <w:t>(</w:t>
+      </w:r>
+      <w:r>
+        <w:rPr>
+          <w:rFonts w:ascii="Barlow Condensed Medium" w:eastAsia="華康細黑體" w:hAnsi="Barlow Condensed Medium" w:cs="微軟正黑體" w:hint="eastAsia"/>
+          <w:w w:val="75"/>
+          <w:sz w:val="26"/>
+          <w:szCs w:val="26"/>
+        </w:rPr>
+        <w:t>可能是示</w:t>
+      </w:r>
+      <w:proofErr w:type="gramStart"/>
+      <w:r>
+        <w:rPr>
+          <w:rFonts w:ascii="Barlow Condensed Medium" w:eastAsia="華康細黑體" w:hAnsi="Barlow Condensed Medium" w:cs="微軟正黑體" w:hint="eastAsia"/>
+          <w:w w:val="75"/>
+          <w:sz w:val="26"/>
+          <w:szCs w:val="26"/>
+        </w:rPr>
+        <w:t>珊</w:t>
+      </w:r>
+      <w:proofErr w:type="gramEnd"/>
+      <w:r>
+        <w:rPr>
+          <w:rFonts w:ascii="Barlow Condensed Medium" w:eastAsia="華康細黑體" w:hAnsi="Barlow Condensed Medium" w:cs="微軟正黑體" w:hint="eastAsia"/>
+          <w:w w:val="75"/>
+          <w:sz w:val="26"/>
+          <w:szCs w:val="26"/>
+        </w:rPr>
+        <w:t>的孫子或女兒</w:t>
+      </w:r>
+      <w:r>
+        <w:rPr>
+          <w:rFonts w:ascii="Barlow Condensed Medium" w:eastAsia="華康細黑體" w:hAnsi="Barlow Condensed Medium" w:cs="微軟正黑體" w:hint="eastAsia"/>
+          <w:w w:val="75"/>
+          <w:sz w:val="26"/>
+          <w:szCs w:val="26"/>
+        </w:rPr>
+        <w:t xml:space="preserve">) </w:t>
+      </w:r>
+      <w:r>
+        <w:rPr>
+          <w:rFonts w:ascii="Barlow Condensed Medium" w:eastAsia="華康細黑體" w:hAnsi="Barlow Condensed Medium" w:cs="微軟正黑體" w:hint="eastAsia"/>
+          <w:w w:val="75"/>
+          <w:sz w:val="26"/>
+          <w:szCs w:val="26"/>
+        </w:rPr>
+        <w:t>耶哈是掃除的月份，亞太是適合的，</w:t>
+      </w:r>
+      <w:proofErr w:type="gramStart"/>
+      <w:r>
+        <w:rPr>
+          <w:rFonts w:ascii="Barlow Condensed Medium" w:eastAsia="華康細黑體" w:hAnsi="Barlow Condensed Medium" w:cs="微軟正黑體" w:hint="eastAsia"/>
+          <w:w w:val="75"/>
+          <w:sz w:val="26"/>
+          <w:szCs w:val="26"/>
+        </w:rPr>
+        <w:t>拿單是</w:t>
+      </w:r>
+      <w:proofErr w:type="gramEnd"/>
+      <w:r>
+        <w:rPr>
+          <w:rFonts w:ascii="Barlow Condensed Medium" w:eastAsia="華康細黑體" w:hAnsi="Barlow Condensed Medium" w:cs="微軟正黑體" w:hint="eastAsia"/>
+          <w:w w:val="75"/>
+          <w:sz w:val="26"/>
+          <w:szCs w:val="26"/>
+        </w:rPr>
+        <w:t>賜予者，</w:t>
+      </w:r>
+      <w:proofErr w:type="gramStart"/>
+      <w:r>
+        <w:rPr>
+          <w:rFonts w:ascii="Barlow Condensed Medium" w:eastAsia="華康細黑體" w:hAnsi="Barlow Condensed Medium" w:cs="微軟正黑體" w:hint="eastAsia"/>
+          <w:w w:val="75"/>
+          <w:sz w:val="26"/>
+          <w:szCs w:val="26"/>
+        </w:rPr>
+        <w:t>撒拔是</w:t>
+      </w:r>
+      <w:proofErr w:type="gramEnd"/>
+      <w:r>
+        <w:rPr>
+          <w:rFonts w:ascii="Barlow Condensed Medium" w:eastAsia="華康細黑體" w:hAnsi="Barlow Condensed Medium" w:cs="微軟正黑體" w:hint="eastAsia"/>
+          <w:w w:val="75"/>
+          <w:sz w:val="26"/>
+          <w:szCs w:val="26"/>
+        </w:rPr>
+        <w:t>他贈與</w:t>
       </w:r>
       <w:r>
         <w:rPr>
@@ -27557,7 +28592,27 @@
           <w:sz w:val="26"/>
           <w:szCs w:val="26"/>
         </w:rPr>
-        <w:t>雖然最後會歸向大衛家族，但是詳細記載各家的族譜，代表　神給以色列的祝福和救贖是不會遺忘任何人的。甚至那些沒有兒子傳後的家族，　神仍賜福。</w:t>
+        <w:t>雖然最後會歸向大衛家族，但是詳細記載各家的族譜，代表　神給以色列的祝福和</w:t>
+      </w:r>
+      <w:proofErr w:type="gramStart"/>
+      <w:r>
+        <w:rPr>
+          <w:rFonts w:ascii="Barlow Condensed Medium" w:eastAsia="華康儷中黑" w:hAnsi="Barlow Condensed Medium" w:hint="eastAsia"/>
+          <w:w w:val="75"/>
+          <w:sz w:val="26"/>
+          <w:szCs w:val="26"/>
+        </w:rPr>
+        <w:t>救贖是不會</w:t>
+      </w:r>
+      <w:proofErr w:type="gramEnd"/>
+      <w:r>
+        <w:rPr>
+          <w:rFonts w:ascii="Barlow Condensed Medium" w:eastAsia="華康儷中黑" w:hAnsi="Barlow Condensed Medium" w:hint="eastAsia"/>
+          <w:w w:val="75"/>
+          <w:sz w:val="26"/>
+          <w:szCs w:val="26"/>
+        </w:rPr>
+        <w:t>遺忘任何人的。甚至那些沒有兒子傳後的家族，　神仍賜福。</w:t>
       </w:r>
       <w:r>
         <w:rPr>
@@ -27566,7 +28621,107 @@
           <w:sz w:val="26"/>
           <w:szCs w:val="26"/>
         </w:rPr>
-        <w:t>大衛是在希斯崙的兒子蘭的支系中。而希斯崙的長子耶拉蔑則是另一個支系，其實都只留下名字，很少出現什麼大作為的。但是每一個名字都很重要，因為這些名字將所有的族人圈在一起。整體而言，就是把亞伯拉罕的子孫，所有的以色列人都圈在一個　神的選民的祝福之中。有名字，就代表他不會被人遺忘，更不會被　神遺忘。又說到耶拉蔑這一支有什麼特別的呢？就是他的後代中有三人，西列、益帖和示珊都沒有兒子可繼承家業。也就是就由兒子傳承族長的傳統被沒有兒子中斷了。解決的辨法就是傳給女婿，等於是傳給女兒，或是傳給僕人，不一定要娶女兒。這就打破了血源的迷思，也就是說，家族能否繼續興旺才是最重要的考量，而優秀的族長與血源沒有直接的關係。想想教會的傳承也是這樣，要脫離家族的思維，傳承信仰和事奉的典範才是要務。</w:t>
+        <w:t>大衛是在希斯</w:t>
+      </w:r>
+      <w:proofErr w:type="gramStart"/>
+      <w:r>
+        <w:rPr>
+          <w:rFonts w:ascii="Barlow Condensed Medium" w:eastAsia="華康細黑體" w:hAnsi="Barlow Condensed Medium" w:cs="微軟正黑體" w:hint="eastAsia"/>
+          <w:w w:val="75"/>
+          <w:sz w:val="26"/>
+          <w:szCs w:val="26"/>
+        </w:rPr>
+        <w:t>崙</w:t>
+      </w:r>
+      <w:proofErr w:type="gramEnd"/>
+      <w:r>
+        <w:rPr>
+          <w:rFonts w:ascii="Barlow Condensed Medium" w:eastAsia="華康細黑體" w:hAnsi="Barlow Condensed Medium" w:cs="微軟正黑體" w:hint="eastAsia"/>
+          <w:w w:val="75"/>
+          <w:sz w:val="26"/>
+          <w:szCs w:val="26"/>
+        </w:rPr>
+        <w:t>的兒子蘭的支系中。而希斯</w:t>
+      </w:r>
+      <w:proofErr w:type="gramStart"/>
+      <w:r>
+        <w:rPr>
+          <w:rFonts w:ascii="Barlow Condensed Medium" w:eastAsia="華康細黑體" w:hAnsi="Barlow Condensed Medium" w:cs="微軟正黑體" w:hint="eastAsia"/>
+          <w:w w:val="75"/>
+          <w:sz w:val="26"/>
+          <w:szCs w:val="26"/>
+        </w:rPr>
+        <w:t>崙</w:t>
+      </w:r>
+      <w:proofErr w:type="gramEnd"/>
+      <w:r>
+        <w:rPr>
+          <w:rFonts w:ascii="Barlow Condensed Medium" w:eastAsia="華康細黑體" w:hAnsi="Barlow Condensed Medium" w:cs="微軟正黑體" w:hint="eastAsia"/>
+          <w:w w:val="75"/>
+          <w:sz w:val="26"/>
+          <w:szCs w:val="26"/>
+        </w:rPr>
+        <w:t>的長子耶拉</w:t>
+      </w:r>
+      <w:proofErr w:type="gramStart"/>
+      <w:r>
+        <w:rPr>
+          <w:rFonts w:ascii="Barlow Condensed Medium" w:eastAsia="華康細黑體" w:hAnsi="Barlow Condensed Medium" w:cs="微軟正黑體" w:hint="eastAsia"/>
+          <w:w w:val="75"/>
+          <w:sz w:val="26"/>
+          <w:szCs w:val="26"/>
+        </w:rPr>
+        <w:t>蔑</w:t>
+      </w:r>
+      <w:proofErr w:type="gramEnd"/>
+      <w:r>
+        <w:rPr>
+          <w:rFonts w:ascii="Barlow Condensed Medium" w:eastAsia="華康細黑體" w:hAnsi="Barlow Condensed Medium" w:cs="微軟正黑體" w:hint="eastAsia"/>
+          <w:w w:val="75"/>
+          <w:sz w:val="26"/>
+          <w:szCs w:val="26"/>
+        </w:rPr>
+        <w:t>則是另一個支系，其實都只留下名字，很少出現什麼大作為的。但是每一個名字都很重要，因為這些名字將所有的族人圈在一起。整體而言，就是把亞伯拉罕的子孫，所有的以色列人都圈在一個　神的選民的祝福之中。有名字，就代表他不會被人遺忘，更不會被　神遺忘。又</w:t>
+      </w:r>
+      <w:proofErr w:type="gramStart"/>
+      <w:r>
+        <w:rPr>
+          <w:rFonts w:ascii="Barlow Condensed Medium" w:eastAsia="華康細黑體" w:hAnsi="Barlow Condensed Medium" w:cs="微軟正黑體" w:hint="eastAsia"/>
+          <w:w w:val="75"/>
+          <w:sz w:val="26"/>
+          <w:szCs w:val="26"/>
+        </w:rPr>
+        <w:t>說到耶拉蔑</w:t>
+      </w:r>
+      <w:proofErr w:type="gramEnd"/>
+      <w:r>
+        <w:rPr>
+          <w:rFonts w:ascii="Barlow Condensed Medium" w:eastAsia="華康細黑體" w:hAnsi="Barlow Condensed Medium" w:cs="微軟正黑體" w:hint="eastAsia"/>
+          <w:w w:val="75"/>
+          <w:sz w:val="26"/>
+          <w:szCs w:val="26"/>
+        </w:rPr>
+        <w:t>這一支有什麼特別的呢？就是他的後代中有三人，西列、益帖和</w:t>
+      </w:r>
+      <w:proofErr w:type="gramStart"/>
+      <w:r>
+        <w:rPr>
+          <w:rFonts w:ascii="Barlow Condensed Medium" w:eastAsia="華康細黑體" w:hAnsi="Barlow Condensed Medium" w:cs="微軟正黑體" w:hint="eastAsia"/>
+          <w:w w:val="75"/>
+          <w:sz w:val="26"/>
+          <w:szCs w:val="26"/>
+        </w:rPr>
+        <w:t>示珊</w:t>
+      </w:r>
+      <w:proofErr w:type="gramEnd"/>
+      <w:r>
+        <w:rPr>
+          <w:rFonts w:ascii="Barlow Condensed Medium" w:eastAsia="華康細黑體" w:hAnsi="Barlow Condensed Medium" w:cs="微軟正黑體" w:hint="eastAsia"/>
+          <w:w w:val="75"/>
+          <w:sz w:val="26"/>
+          <w:szCs w:val="26"/>
+        </w:rPr>
+        <w:t>都沒有兒子可繼承家業。也就是就由兒子傳承族長的傳統被沒有兒子中斷了。解決的辨法就是傳給女婿，等於是傳給女兒，或是傳給僕人，不一定要娶女兒。這就打破了血源的迷思，也就是說，家族能否繼續興旺才是最重要的考量，而優秀的族長與血源沒有直接的關係。想想教會的傳承也是這樣，要脫離家族的思維，傳承信仰和事奉的典範才是要務。</w:t>
       </w:r>
     </w:p>
     <w:p>
@@ -27615,7 +28770,7 @@
           <w:sz w:val="26"/>
           <w:szCs w:val="26"/>
         </w:rPr>
-        <w:t>馬太福音記載耶穌的家譜</w:t>
+        <w:t>馬太福音記</w:t>
       </w:r>
       <w:r>
         <w:rPr>
@@ -27624,7 +28779,7 @@
           <w:sz w:val="26"/>
           <w:szCs w:val="26"/>
         </w:rPr>
-        <w:t>(</w:t>
+        <w:t>載耶穌的家譜</w:t>
       </w:r>
       <w:r>
         <w:rPr>
@@ -27633,7 +28788,7 @@
           <w:sz w:val="26"/>
           <w:szCs w:val="26"/>
         </w:rPr>
-        <w:t>太</w:t>
+        <w:t>(</w:t>
       </w:r>
       <w:r>
         <w:rPr>
@@ -27642,7 +28797,7 @@
           <w:sz w:val="26"/>
           <w:szCs w:val="26"/>
         </w:rPr>
-        <w:t>1:1-16)</w:t>
+        <w:t>太</w:t>
       </w:r>
       <w:r>
         <w:rPr>
@@ -27651,7 +28806,7 @@
           <w:sz w:val="26"/>
           <w:szCs w:val="26"/>
         </w:rPr>
-        <w:t>是由亞伯拉罕往後推。一直到大衛生所羅門，所羅門生羅波安，再一直到雅各生約瑟，而約瑟是耶穌在世上的代理父親。另外一個家譜是記載在路加福音</w:t>
+        <w:t>1:1-16)</w:t>
       </w:r>
       <w:r>
         <w:rPr>
@@ -27660,8 +28815,9 @@
           <w:sz w:val="26"/>
           <w:szCs w:val="26"/>
         </w:rPr>
-        <w:t>(</w:t>
-      </w:r>
+        <w:t>是由亞伯拉罕往後推。</w:t>
+      </w:r>
+      <w:proofErr w:type="gramStart"/>
       <w:r>
         <w:rPr>
           <w:rFonts w:ascii="Cambria" w:eastAsia="華康細黑體" w:hAnsi="Cambria" w:cs="Cambria" w:hint="eastAsia"/>
@@ -27669,8 +28825,9 @@
           <w:sz w:val="26"/>
           <w:szCs w:val="26"/>
         </w:rPr>
-        <w:t>路</w:t>
-      </w:r>
+        <w:t>一</w:t>
+      </w:r>
+      <w:proofErr w:type="gramEnd"/>
       <w:r>
         <w:rPr>
           <w:rFonts w:ascii="Cambria" w:eastAsia="華康細黑體" w:hAnsi="Cambria" w:cs="Cambria" w:hint="eastAsia"/>
@@ -27678,8 +28835,9 @@
           <w:sz w:val="26"/>
           <w:szCs w:val="26"/>
         </w:rPr>
-        <w:t>3:23-38)</w:t>
-      </w:r>
+        <w:t>直到大衛生所羅門，所羅門</w:t>
+      </w:r>
+      <w:proofErr w:type="gramStart"/>
       <w:r>
         <w:rPr>
           <w:rFonts w:ascii="Cambria" w:eastAsia="華康細黑體" w:hAnsi="Cambria" w:cs="Cambria" w:hint="eastAsia"/>
@@ -27687,7 +28845,433 @@
           <w:sz w:val="26"/>
           <w:szCs w:val="26"/>
         </w:rPr>
-        <w:t>，是反過來由耶穌向前推到亞伯拉罕，且又推到了　神的兒子亞當。而路加說，耶穌是約瑟的兒子，約瑟卻是希里的兒子。又往上一直到所羅巴伯是撒拉鐵的兒子，這兩人與馬大的家譜重疊，見證了被擄和回歸的時代。再上去卻沒有循王位的傳承，直到拿單是大衛的兒子，拿單和所羅門有共同的母親拔示巴。合理的解釋就是，約瑟是希里的女婿，希伯來人的女婿也能稱為兒子。所以，路加用馬利亞的族譜作為耶穌的族譜其實是更科學的，因為耶穌唯一只從馬利亞身上繼承了人類的血緣。而這完全沒有破壞彌賽亞從大衛家出來的預言，反而更令人驚奇的是，　神總是作新事，讓彌賽亞也從祂自己而來。　神不但完成且更新了祂給以色列人舊約的祝福，同時將祂的救恩擴及全人類，就是用信心作為繼承祂的產業和祝福的統一標準，就是得著　神國和永生。</w:t>
+        <w:t>生羅波安</w:t>
+      </w:r>
+      <w:proofErr w:type="gramEnd"/>
+      <w:r>
+        <w:rPr>
+          <w:rFonts w:ascii="Cambria" w:eastAsia="華康細黑體" w:hAnsi="Cambria" w:cs="Cambria" w:hint="eastAsia"/>
+          <w:w w:val="75"/>
+          <w:sz w:val="26"/>
+          <w:szCs w:val="26"/>
+        </w:rPr>
+        <w:t>，再</w:t>
+      </w:r>
+      <w:proofErr w:type="gramStart"/>
+      <w:r>
+        <w:rPr>
+          <w:rFonts w:ascii="Cambria" w:eastAsia="華康細黑體" w:hAnsi="Cambria" w:cs="Cambria" w:hint="eastAsia"/>
+          <w:w w:val="75"/>
+          <w:sz w:val="26"/>
+          <w:szCs w:val="26"/>
+        </w:rPr>
+        <w:t>一</w:t>
+      </w:r>
+      <w:proofErr w:type="gramEnd"/>
+      <w:r>
+        <w:rPr>
+          <w:rFonts w:ascii="Cambria" w:eastAsia="華康細黑體" w:hAnsi="Cambria" w:cs="Cambria" w:hint="eastAsia"/>
+          <w:w w:val="75"/>
+          <w:sz w:val="26"/>
+          <w:szCs w:val="26"/>
+        </w:rPr>
+        <w:t>直到雅各生約</w:t>
+      </w:r>
+      <w:proofErr w:type="gramStart"/>
+      <w:r>
+        <w:rPr>
+          <w:rFonts w:ascii="Cambria" w:eastAsia="華康細黑體" w:hAnsi="Cambria" w:cs="Cambria" w:hint="eastAsia"/>
+          <w:w w:val="75"/>
+          <w:sz w:val="26"/>
+          <w:szCs w:val="26"/>
+        </w:rPr>
+        <w:t>瑟</w:t>
+      </w:r>
+      <w:proofErr w:type="gramEnd"/>
+      <w:r>
+        <w:rPr>
+          <w:rFonts w:ascii="Cambria" w:eastAsia="華康細黑體" w:hAnsi="Cambria" w:cs="Cambria" w:hint="eastAsia"/>
+          <w:w w:val="75"/>
+          <w:sz w:val="26"/>
+          <w:szCs w:val="26"/>
+        </w:rPr>
+        <w:t>，而約</w:t>
+      </w:r>
+      <w:proofErr w:type="gramStart"/>
+      <w:r>
+        <w:rPr>
+          <w:rFonts w:ascii="Cambria" w:eastAsia="華康細黑體" w:hAnsi="Cambria" w:cs="Cambria" w:hint="eastAsia"/>
+          <w:w w:val="75"/>
+          <w:sz w:val="26"/>
+          <w:szCs w:val="26"/>
+        </w:rPr>
+        <w:t>瑟</w:t>
+      </w:r>
+      <w:proofErr w:type="gramEnd"/>
+      <w:r>
+        <w:rPr>
+          <w:rFonts w:ascii="Cambria" w:eastAsia="華康細黑體" w:hAnsi="Cambria" w:cs="Cambria" w:hint="eastAsia"/>
+          <w:w w:val="75"/>
+          <w:sz w:val="26"/>
+          <w:szCs w:val="26"/>
+        </w:rPr>
+        <w:t>是耶穌在世上的代理父親。另外一個家譜是記載在路加福音</w:t>
+      </w:r>
+      <w:r>
+        <w:rPr>
+          <w:rFonts w:ascii="Cambria" w:eastAsia="華康細黑體" w:hAnsi="Cambria" w:cs="Cambria" w:hint="eastAsia"/>
+          <w:w w:val="75"/>
+          <w:sz w:val="26"/>
+          <w:szCs w:val="26"/>
+        </w:rPr>
+        <w:t>(</w:t>
+      </w:r>
+      <w:r>
+        <w:rPr>
+          <w:rFonts w:ascii="Cambria" w:eastAsia="華康細黑體" w:hAnsi="Cambria" w:cs="Cambria" w:hint="eastAsia"/>
+          <w:w w:val="75"/>
+          <w:sz w:val="26"/>
+          <w:szCs w:val="26"/>
+        </w:rPr>
+        <w:t>路</w:t>
+      </w:r>
+      <w:r>
+        <w:rPr>
+          <w:rFonts w:ascii="Cambria" w:eastAsia="華康細黑體" w:hAnsi="Cambria" w:cs="Cambria" w:hint="eastAsia"/>
+          <w:w w:val="75"/>
+          <w:sz w:val="26"/>
+          <w:szCs w:val="26"/>
+        </w:rPr>
+        <w:t>3:23-38)</w:t>
+      </w:r>
+      <w:r>
+        <w:rPr>
+          <w:rFonts w:ascii="Cambria" w:eastAsia="華康細黑體" w:hAnsi="Cambria" w:cs="Cambria" w:hint="eastAsia"/>
+          <w:w w:val="75"/>
+          <w:sz w:val="26"/>
+          <w:szCs w:val="26"/>
+        </w:rPr>
+        <w:t>，是反過來由耶穌向前推到亞伯拉罕，且又推到了　神的兒子亞當。而路加說，耶穌是約</w:t>
+      </w:r>
+      <w:proofErr w:type="gramStart"/>
+      <w:r>
+        <w:rPr>
+          <w:rFonts w:ascii="Cambria" w:eastAsia="華康細黑體" w:hAnsi="Cambria" w:cs="Cambria" w:hint="eastAsia"/>
+          <w:w w:val="75"/>
+          <w:sz w:val="26"/>
+          <w:szCs w:val="26"/>
+        </w:rPr>
+        <w:t>瑟</w:t>
+      </w:r>
+      <w:proofErr w:type="gramEnd"/>
+      <w:r>
+        <w:rPr>
+          <w:rFonts w:ascii="Cambria" w:eastAsia="華康細黑體" w:hAnsi="Cambria" w:cs="Cambria" w:hint="eastAsia"/>
+          <w:w w:val="75"/>
+          <w:sz w:val="26"/>
+          <w:szCs w:val="26"/>
+        </w:rPr>
+        <w:t>的兒子，約</w:t>
+      </w:r>
+      <w:proofErr w:type="gramStart"/>
+      <w:r>
+        <w:rPr>
+          <w:rFonts w:ascii="Cambria" w:eastAsia="華康細黑體" w:hAnsi="Cambria" w:cs="Cambria" w:hint="eastAsia"/>
+          <w:w w:val="75"/>
+          <w:sz w:val="26"/>
+          <w:szCs w:val="26"/>
+        </w:rPr>
+        <w:t>瑟</w:t>
+      </w:r>
+      <w:proofErr w:type="gramEnd"/>
+      <w:r>
+        <w:rPr>
+          <w:rFonts w:ascii="Cambria" w:eastAsia="華康細黑體" w:hAnsi="Cambria" w:cs="Cambria" w:hint="eastAsia"/>
+          <w:w w:val="75"/>
+          <w:sz w:val="26"/>
+          <w:szCs w:val="26"/>
+        </w:rPr>
+        <w:t>卻</w:t>
+      </w:r>
+      <w:proofErr w:type="gramStart"/>
+      <w:r>
+        <w:rPr>
+          <w:rFonts w:ascii="Cambria" w:eastAsia="華康細黑體" w:hAnsi="Cambria" w:cs="Cambria" w:hint="eastAsia"/>
+          <w:w w:val="75"/>
+          <w:sz w:val="26"/>
+          <w:szCs w:val="26"/>
+        </w:rPr>
+        <w:t>是希里的</w:t>
+      </w:r>
+      <w:proofErr w:type="gramEnd"/>
+      <w:r>
+        <w:rPr>
+          <w:rFonts w:ascii="Cambria" w:eastAsia="華康細黑體" w:hAnsi="Cambria" w:cs="Cambria" w:hint="eastAsia"/>
+          <w:w w:val="75"/>
+          <w:sz w:val="26"/>
+          <w:szCs w:val="26"/>
+        </w:rPr>
+        <w:t>兒子。又往上一直到所羅</w:t>
+      </w:r>
+      <w:proofErr w:type="gramStart"/>
+      <w:r>
+        <w:rPr>
+          <w:rFonts w:ascii="Cambria" w:eastAsia="華康細黑體" w:hAnsi="Cambria" w:cs="Cambria" w:hint="eastAsia"/>
+          <w:w w:val="75"/>
+          <w:sz w:val="26"/>
+          <w:szCs w:val="26"/>
+        </w:rPr>
+        <w:t>巴伯是撒拉鐵</w:t>
+      </w:r>
+      <w:proofErr w:type="gramEnd"/>
+      <w:r>
+        <w:rPr>
+          <w:rFonts w:ascii="Cambria" w:eastAsia="華康細黑體" w:hAnsi="Cambria" w:cs="Cambria" w:hint="eastAsia"/>
+          <w:w w:val="75"/>
+          <w:sz w:val="26"/>
+          <w:szCs w:val="26"/>
+        </w:rPr>
+        <w:t>的兒子，這兩人與馬大的家譜重疊，見證了</w:t>
+      </w:r>
+      <w:proofErr w:type="gramStart"/>
+      <w:r>
+        <w:rPr>
+          <w:rFonts w:ascii="Cambria" w:eastAsia="華康細黑體" w:hAnsi="Cambria" w:cs="Cambria" w:hint="eastAsia"/>
+          <w:w w:val="75"/>
+          <w:sz w:val="26"/>
+          <w:szCs w:val="26"/>
+        </w:rPr>
+        <w:t>被擄和回歸</w:t>
+      </w:r>
+      <w:proofErr w:type="gramEnd"/>
+      <w:r>
+        <w:rPr>
+          <w:rFonts w:ascii="Cambria" w:eastAsia="華康細黑體" w:hAnsi="Cambria" w:cs="Cambria" w:hint="eastAsia"/>
+          <w:w w:val="75"/>
+          <w:sz w:val="26"/>
+          <w:szCs w:val="26"/>
+        </w:rPr>
+        <w:t>的時代。再上去卻沒有</w:t>
+      </w:r>
+      <w:proofErr w:type="gramStart"/>
+      <w:r>
+        <w:rPr>
+          <w:rFonts w:ascii="Cambria" w:eastAsia="華康細黑體" w:hAnsi="Cambria" w:cs="Cambria" w:hint="eastAsia"/>
+          <w:w w:val="75"/>
+          <w:sz w:val="26"/>
+          <w:szCs w:val="26"/>
+        </w:rPr>
+        <w:t>循</w:t>
+      </w:r>
+      <w:proofErr w:type="gramEnd"/>
+      <w:r>
+        <w:rPr>
+          <w:rFonts w:ascii="Cambria" w:eastAsia="華康細黑體" w:hAnsi="Cambria" w:cs="Cambria" w:hint="eastAsia"/>
+          <w:w w:val="75"/>
+          <w:sz w:val="26"/>
+          <w:szCs w:val="26"/>
+        </w:rPr>
+        <w:t>王位的傳承，</w:t>
+      </w:r>
+      <w:proofErr w:type="gramStart"/>
+      <w:r>
+        <w:rPr>
+          <w:rFonts w:ascii="Cambria" w:eastAsia="華康細黑體" w:hAnsi="Cambria" w:cs="Cambria" w:hint="eastAsia"/>
+          <w:w w:val="75"/>
+          <w:sz w:val="26"/>
+          <w:szCs w:val="26"/>
+        </w:rPr>
+        <w:t>直到拿單是</w:t>
+      </w:r>
+      <w:proofErr w:type="gramEnd"/>
+      <w:r>
+        <w:rPr>
+          <w:rFonts w:ascii="Cambria" w:eastAsia="華康細黑體" w:hAnsi="Cambria" w:cs="Cambria" w:hint="eastAsia"/>
+          <w:w w:val="75"/>
+          <w:sz w:val="26"/>
+          <w:szCs w:val="26"/>
+        </w:rPr>
+        <w:t>大衛的兒子，</w:t>
+      </w:r>
+      <w:proofErr w:type="gramStart"/>
+      <w:r>
+        <w:rPr>
+          <w:rFonts w:ascii="Cambria" w:eastAsia="華康細黑體" w:hAnsi="Cambria" w:cs="Cambria" w:hint="eastAsia"/>
+          <w:w w:val="75"/>
+          <w:sz w:val="26"/>
+          <w:szCs w:val="26"/>
+        </w:rPr>
+        <w:t>拿單和</w:t>
+      </w:r>
+      <w:proofErr w:type="gramEnd"/>
+      <w:r>
+        <w:rPr>
+          <w:rFonts w:ascii="Cambria" w:eastAsia="華康細黑體" w:hAnsi="Cambria" w:cs="Cambria" w:hint="eastAsia"/>
+          <w:w w:val="75"/>
+          <w:sz w:val="26"/>
+          <w:szCs w:val="26"/>
+        </w:rPr>
+        <w:t>所羅門有共同的母親</w:t>
+      </w:r>
+      <w:proofErr w:type="gramStart"/>
+      <w:r>
+        <w:rPr>
+          <w:rFonts w:ascii="Cambria" w:eastAsia="華康細黑體" w:hAnsi="Cambria" w:cs="Cambria" w:hint="eastAsia"/>
+          <w:w w:val="75"/>
+          <w:sz w:val="26"/>
+          <w:szCs w:val="26"/>
+        </w:rPr>
+        <w:t>拔示巴</w:t>
+      </w:r>
+      <w:proofErr w:type="gramEnd"/>
+      <w:r>
+        <w:rPr>
+          <w:rFonts w:ascii="Cambria" w:eastAsia="華康細黑體" w:hAnsi="Cambria" w:cs="Cambria" w:hint="eastAsia"/>
+          <w:w w:val="75"/>
+          <w:sz w:val="26"/>
+          <w:szCs w:val="26"/>
+        </w:rPr>
+        <w:t>。合理的解釋就是，約</w:t>
+      </w:r>
+      <w:proofErr w:type="gramStart"/>
+      <w:r>
+        <w:rPr>
+          <w:rFonts w:ascii="Cambria" w:eastAsia="華康細黑體" w:hAnsi="Cambria" w:cs="Cambria" w:hint="eastAsia"/>
+          <w:w w:val="75"/>
+          <w:sz w:val="26"/>
+          <w:szCs w:val="26"/>
+        </w:rPr>
+        <w:t>瑟是希里的</w:t>
+      </w:r>
+      <w:proofErr w:type="gramEnd"/>
+      <w:r>
+        <w:rPr>
+          <w:rFonts w:ascii="Cambria" w:eastAsia="華康細黑體" w:hAnsi="Cambria" w:cs="Cambria" w:hint="eastAsia"/>
+          <w:w w:val="75"/>
+          <w:sz w:val="26"/>
+          <w:szCs w:val="26"/>
+        </w:rPr>
+        <w:t>女婿，希伯來人的女婿也能稱為兒子。所以，路加用馬利亞的族譜作為耶穌的族譜其實是更科學的，因為耶穌唯一只從馬利亞身上繼承了人類的血緣。而這完全沒有破壞彌</w:t>
+      </w:r>
+      <w:proofErr w:type="gramStart"/>
+      <w:r>
+        <w:rPr>
+          <w:rFonts w:ascii="Cambria" w:eastAsia="華康細黑體" w:hAnsi="Cambria" w:cs="Cambria" w:hint="eastAsia"/>
+          <w:w w:val="75"/>
+          <w:sz w:val="26"/>
+          <w:szCs w:val="26"/>
+        </w:rPr>
+        <w:t>賽亞從大衛</w:t>
+      </w:r>
+      <w:proofErr w:type="gramEnd"/>
+      <w:r>
+        <w:rPr>
+          <w:rFonts w:ascii="Cambria" w:eastAsia="華康細黑體" w:hAnsi="Cambria" w:cs="Cambria" w:hint="eastAsia"/>
+          <w:w w:val="75"/>
+          <w:sz w:val="26"/>
+          <w:szCs w:val="26"/>
+        </w:rPr>
+        <w:t>家出來的預言，反而更令人驚奇的是，　神總是作新事，讓彌賽亞也從</w:t>
+      </w:r>
+      <w:proofErr w:type="gramStart"/>
+      <w:r>
+        <w:rPr>
+          <w:rFonts w:ascii="Cambria" w:eastAsia="華康細黑體" w:hAnsi="Cambria" w:cs="Cambria" w:hint="eastAsia"/>
+          <w:w w:val="75"/>
+          <w:sz w:val="26"/>
+          <w:szCs w:val="26"/>
+        </w:rPr>
+        <w:t>祂</w:t>
+      </w:r>
+      <w:proofErr w:type="gramEnd"/>
+      <w:r>
+        <w:rPr>
+          <w:rFonts w:ascii="Cambria" w:eastAsia="華康細黑體" w:hAnsi="Cambria" w:cs="Cambria" w:hint="eastAsia"/>
+          <w:w w:val="75"/>
+          <w:sz w:val="26"/>
+          <w:szCs w:val="26"/>
+        </w:rPr>
+        <w:t>自己而來。　神不但完成且更新了</w:t>
+      </w:r>
+      <w:proofErr w:type="gramStart"/>
+      <w:r>
+        <w:rPr>
+          <w:rFonts w:ascii="Cambria" w:eastAsia="華康細黑體" w:hAnsi="Cambria" w:cs="Cambria" w:hint="eastAsia"/>
+          <w:w w:val="75"/>
+          <w:sz w:val="26"/>
+          <w:szCs w:val="26"/>
+        </w:rPr>
+        <w:t>祂</w:t>
+      </w:r>
+      <w:proofErr w:type="gramEnd"/>
+      <w:r>
+        <w:rPr>
+          <w:rFonts w:ascii="Cambria" w:eastAsia="華康細黑體" w:hAnsi="Cambria" w:cs="Cambria" w:hint="eastAsia"/>
+          <w:w w:val="75"/>
+          <w:sz w:val="26"/>
+          <w:szCs w:val="26"/>
+        </w:rPr>
+        <w:t>給以色列人舊約的祝福，同時將</w:t>
+      </w:r>
+      <w:proofErr w:type="gramStart"/>
+      <w:r>
+        <w:rPr>
+          <w:rFonts w:ascii="Cambria" w:eastAsia="華康細黑體" w:hAnsi="Cambria" w:cs="Cambria" w:hint="eastAsia"/>
+          <w:w w:val="75"/>
+          <w:sz w:val="26"/>
+          <w:szCs w:val="26"/>
+        </w:rPr>
+        <w:t>祂</w:t>
+      </w:r>
+      <w:proofErr w:type="gramEnd"/>
+      <w:r>
+        <w:rPr>
+          <w:rFonts w:ascii="Cambria" w:eastAsia="華康細黑體" w:hAnsi="Cambria" w:cs="Cambria" w:hint="eastAsia"/>
+          <w:w w:val="75"/>
+          <w:sz w:val="26"/>
+          <w:szCs w:val="26"/>
+        </w:rPr>
+        <w:t>的</w:t>
+      </w:r>
+      <w:proofErr w:type="gramStart"/>
+      <w:r>
+        <w:rPr>
+          <w:rFonts w:ascii="Cambria" w:eastAsia="華康細黑體" w:hAnsi="Cambria" w:cs="Cambria" w:hint="eastAsia"/>
+          <w:w w:val="75"/>
+          <w:sz w:val="26"/>
+          <w:szCs w:val="26"/>
+        </w:rPr>
+        <w:t>救恩擴</w:t>
+      </w:r>
+      <w:proofErr w:type="gramEnd"/>
+      <w:r>
+        <w:rPr>
+          <w:rFonts w:ascii="Cambria" w:eastAsia="華康細黑體" w:hAnsi="Cambria" w:cs="Cambria" w:hint="eastAsia"/>
+          <w:w w:val="75"/>
+          <w:sz w:val="26"/>
+          <w:szCs w:val="26"/>
+        </w:rPr>
+        <w:t>及全人類，就是用信心作為繼承</w:t>
+      </w:r>
+      <w:proofErr w:type="gramStart"/>
+      <w:r>
+        <w:rPr>
+          <w:rFonts w:ascii="Cambria" w:eastAsia="華康細黑體" w:hAnsi="Cambria" w:cs="Cambria" w:hint="eastAsia"/>
+          <w:w w:val="75"/>
+          <w:sz w:val="26"/>
+          <w:szCs w:val="26"/>
+        </w:rPr>
+        <w:t>祂</w:t>
+      </w:r>
+      <w:proofErr w:type="gramEnd"/>
+      <w:r>
+        <w:rPr>
+          <w:rFonts w:ascii="Cambria" w:eastAsia="華康細黑體" w:hAnsi="Cambria" w:cs="Cambria" w:hint="eastAsia"/>
+          <w:w w:val="75"/>
+          <w:sz w:val="26"/>
+          <w:szCs w:val="26"/>
+        </w:rPr>
+        <w:t>的產業和祝福的統一標準，就是得著　神國和永生。</w:t>
       </w:r>
     </w:p>
     <w:p>
@@ -27710,7 +29294,27 @@
           <w:sz w:val="26"/>
           <w:szCs w:val="26"/>
         </w:rPr>
-        <w:t>以色列人中可以混著埃及人的血、摩押人和迦南人的血，因為血源從來不是繼承家族傳統，特別是對　神的信仰的主要因素，而是繼承者的心志和信心。</w:t>
+        <w:t>以色列人中可以混著埃及人的血、</w:t>
+      </w:r>
+      <w:proofErr w:type="gramStart"/>
+      <w:r>
+        <w:rPr>
+          <w:rFonts w:ascii="Barlow Condensed Medium" w:eastAsia="華康儷中黑" w:hAnsi="Barlow Condensed Medium" w:hint="eastAsia"/>
+          <w:w w:val="75"/>
+          <w:sz w:val="26"/>
+          <w:szCs w:val="26"/>
+        </w:rPr>
+        <w:t>摩押人和迦</w:t>
+      </w:r>
+      <w:proofErr w:type="gramEnd"/>
+      <w:r>
+        <w:rPr>
+          <w:rFonts w:ascii="Barlow Condensed Medium" w:eastAsia="華康儷中黑" w:hAnsi="Barlow Condensed Medium" w:hint="eastAsia"/>
+          <w:w w:val="75"/>
+          <w:sz w:val="26"/>
+          <w:szCs w:val="26"/>
+        </w:rPr>
+        <w:t>南人的血，因為血源從來不是繼承家族傳統，特別是對　神的信仰的主要因素，而是繼承者的心志和信心。</w:t>
       </w:r>
       <w:r>
         <w:rPr>
@@ -27719,7 +29323,87 @@
           <w:sz w:val="26"/>
           <w:szCs w:val="26"/>
         </w:rPr>
-        <w:t>因為對僕人的愛和賞識，示珊將家業傳給了耶哈。因為對義人的愛和賞識　神，將養育彌賽亞的重責交給馬利亞和約瑟。重點都不是血緣，而是對人的信任和欣賞。若是要說，　神和義人之傳承著什麼，就是義人忠於良善的氣質，也就追隨基督的人身上愛的香味。</w:t>
+        <w:t>因為對僕人的愛和賞識，示</w:t>
+      </w:r>
+      <w:proofErr w:type="gramStart"/>
+      <w:r>
+        <w:rPr>
+          <w:rFonts w:ascii="Barlow Condensed Medium" w:eastAsia="華康細黑體" w:hAnsi="Barlow Condensed Medium" w:cs="微軟正黑體" w:hint="eastAsia"/>
+          <w:w w:val="75"/>
+          <w:sz w:val="26"/>
+          <w:szCs w:val="26"/>
+        </w:rPr>
+        <w:t>珊</w:t>
+      </w:r>
+      <w:proofErr w:type="gramEnd"/>
+      <w:r>
+        <w:rPr>
+          <w:rFonts w:ascii="Barlow Condensed Medium" w:eastAsia="華康細黑體" w:hAnsi="Barlow Condensed Medium" w:cs="微軟正黑體" w:hint="eastAsia"/>
+          <w:w w:val="75"/>
+          <w:sz w:val="26"/>
+          <w:szCs w:val="26"/>
+        </w:rPr>
+        <w:t>將家業傳給了耶哈。因為對義人的愛和賞識　神，將養育彌賽亞的重責交給馬利亞和約</w:t>
+      </w:r>
+      <w:proofErr w:type="gramStart"/>
+      <w:r>
+        <w:rPr>
+          <w:rFonts w:ascii="Barlow Condensed Medium" w:eastAsia="華康細黑體" w:hAnsi="Barlow Condensed Medium" w:cs="微軟正黑體" w:hint="eastAsia"/>
+          <w:w w:val="75"/>
+          <w:sz w:val="26"/>
+          <w:szCs w:val="26"/>
+        </w:rPr>
+        <w:t>瑟</w:t>
+      </w:r>
+      <w:proofErr w:type="gramEnd"/>
+      <w:r>
+        <w:rPr>
+          <w:rFonts w:ascii="Barlow Condensed Medium" w:eastAsia="華康細黑體" w:hAnsi="Barlow Condensed Medium" w:cs="微軟正黑體" w:hint="eastAsia"/>
+          <w:w w:val="75"/>
+          <w:sz w:val="26"/>
+          <w:szCs w:val="26"/>
+        </w:rPr>
+        <w:t>。重點都不是血緣，而是對人的信任和欣賞。若是要說，　神和</w:t>
+      </w:r>
+      <w:proofErr w:type="gramStart"/>
+      <w:r>
+        <w:rPr>
+          <w:rFonts w:ascii="Barlow Condensed Medium" w:eastAsia="華康細黑體" w:hAnsi="Barlow Condensed Medium" w:cs="微軟正黑體" w:hint="eastAsia"/>
+          <w:w w:val="75"/>
+          <w:sz w:val="26"/>
+          <w:szCs w:val="26"/>
+        </w:rPr>
+        <w:t>義人</w:t>
+      </w:r>
+      <w:proofErr w:type="gramEnd"/>
+      <w:r>
+        <w:rPr>
+          <w:rFonts w:ascii="Barlow Condensed Medium" w:eastAsia="華康細黑體" w:hAnsi="Barlow Condensed Medium" w:cs="微軟正黑體" w:hint="eastAsia"/>
+          <w:w w:val="75"/>
+          <w:sz w:val="26"/>
+          <w:szCs w:val="26"/>
+        </w:rPr>
+        <w:t>之</w:t>
+      </w:r>
+      <w:proofErr w:type="gramStart"/>
+      <w:r>
+        <w:rPr>
+          <w:rFonts w:ascii="Barlow Condensed Medium" w:eastAsia="華康細黑體" w:hAnsi="Barlow Condensed Medium" w:cs="微軟正黑體" w:hint="eastAsia"/>
+          <w:w w:val="75"/>
+          <w:sz w:val="26"/>
+          <w:szCs w:val="26"/>
+        </w:rPr>
+        <w:t>傳承著</w:t>
+      </w:r>
+      <w:proofErr w:type="gramEnd"/>
+      <w:r>
+        <w:rPr>
+          <w:rFonts w:ascii="Barlow Condensed Medium" w:eastAsia="華康細黑體" w:hAnsi="Barlow Condensed Medium" w:cs="微軟正黑體" w:hint="eastAsia"/>
+          <w:w w:val="75"/>
+          <w:sz w:val="26"/>
+          <w:szCs w:val="26"/>
+        </w:rPr>
+        <w:t>什麼，就是義人忠於良善的氣質，也就追隨基督的人身上愛的香味。</w:t>
       </w:r>
       <w:r>
         <w:rPr>
@@ -32230,7 +33914,7 @@
 </file>
 
 <file path=customXml/itemProps1.xml><?xml version="1.0" encoding="utf-8"?>
-<ds:datastoreItem xmlns:ds="http://schemas.openxmlformats.org/officeDocument/2006/customXml" ds:itemID="{2B68F292-12BF-41DF-922E-17CB273EDCDF}">
+<ds:datastoreItem xmlns:ds="http://schemas.openxmlformats.org/officeDocument/2006/customXml" ds:itemID="{7847E1A4-DEA7-424B-82F4-53F34E7537FB}">
   <ds:schemaRefs>
     <ds:schemaRef ds:uri="http://schemas.openxmlformats.org/officeDocument/2006/bibliography"/>
   </ds:schemaRefs>
